--- a/main.docx
+++ b/main.docx
@@ -2,6 +2,789 @@
 <file path=word/document.xml><?xml version="1.0" encoding="utf-8"?>
 <w:document xmlns:wpc="http://schemas.microsoft.com/office/word/2010/wordprocessingCanvas" xmlns:cx="http://schemas.microsoft.com/office/drawing/2014/chartex" xmlns:cx1="http://schemas.microsoft.com/office/drawing/2015/9/8/chartex" xmlns:cx2="http://schemas.microsoft.com/office/drawing/2015/10/21/chartex" xmlns:cx3="http://schemas.microsoft.com/office/drawing/2016/5/9/chartex" xmlns:cx4="http://schemas.microsoft.com/office/drawing/2016/5/10/chartex" xmlns:cx5="http://schemas.microsoft.com/office/drawing/2016/5/11/chartex" xmlns:cx6="http://schemas.microsoft.com/office/drawing/2016/5/12/chartex" xmlns:cx7="http://schemas.microsoft.com/office/drawing/2016/5/13/chartex" xmlns:cx8="http://schemas.microsoft.com/office/drawing/2016/5/14/chartex" xmlns:mc="http://schemas.openxmlformats.org/markup-compatibility/2006" xmlns:aink="http://schemas.microsoft.com/office/drawing/2016/ink" xmlns:am3d="http://schemas.microsoft.com/office/drawing/2017/model3d" xmlns:o="urn:schemas-microsoft-com:office:office" xmlns:oel="http://schemas.microsoft.com/office/2019/extlst" xmlns:r="http://schemas.openxmlformats.org/officeDocument/2006/relationships" xmlns:m="http://schemas.openxmlformats.org/officeDocument/2006/math" xmlns:v="urn:schemas-microsoft-com:vml" xmlns:wp14="http://schemas.microsoft.com/office/word/2010/wordprocessingDrawing" xmlns:wp="http://schemas.openxmlformats.org/drawingml/2006/wordprocessingDrawing" xmlns:w10="urn:schemas-microsoft-com:office:word" xmlns:w="http://schemas.openxmlformats.org/wordprocessingml/2006/main" xmlns:w14="http://schemas.microsoft.com/office/word/2010/wordml" xmlns:w15="http://schemas.microsoft.com/office/word/2012/wordml" xmlns:w16cex="http://schemas.microsoft.com/office/word/2018/wordml/cex" xmlns:w16cid="http://schemas.microsoft.com/office/word/2016/wordml/cid" xmlns:w16="http://schemas.microsoft.com/office/word/2018/wordml" xmlns:w16du="http://schemas.microsoft.com/office/word/2023/wordml/word16du" xmlns:w16sdtdh="http://schemas.microsoft.com/office/word/2020/wordml/sdtdatahash" xmlns:w16sdtfl="http://schemas.microsoft.com/office/word/2024/wordml/sdtformatlock" xmlns:w16se="http://schemas.microsoft.com/office/word/2015/wordml/symex" xmlns:wpg="http://schemas.microsoft.com/office/word/2010/wordprocessingGroup" xmlns:wpi="http://schemas.microsoft.com/office/word/2010/wordprocessingInk" xmlns:wne="http://schemas.microsoft.com/office/word/2006/wordml" xmlns:wps="http://schemas.microsoft.com/office/word/2010/wordprocessingShape" mc:Ignorable="w14 w15 w16se w16cid w16 w16cex w16sdtdh w16sdtfl w16du wp14">
   <w:body>
+    <w:p>
+      <w:r>
+        <w:t xml:space="preserve">Below is a clean </w:t>
+      </w:r>
+      <w:r>
+        <w:rPr>
+          <w:b/>
+          <w:bCs/>
+        </w:rPr>
+        <w:t>bullet summary</w:t>
+      </w:r>
+      <w:r>
+        <w:t xml:space="preserve">, a clear </w:t>
+      </w:r>
+      <w:r>
+        <w:rPr>
+          <w:b/>
+          <w:bCs/>
+        </w:rPr>
+        <w:t>explanation</w:t>
+      </w:r>
+      <w:r>
+        <w:t xml:space="preserve">, and a </w:t>
+      </w:r>
+      <w:r>
+        <w:rPr>
+          <w:b/>
+          <w:bCs/>
+        </w:rPr>
+        <w:t>Python simulation example</w:t>
+      </w:r>
+      <w:r>
+        <w:t xml:space="preserve"> that mirrors the sampling</w:t>
+      </w:r>
+      <w:r>
+        <w:noBreakHyphen/>
+        <w:t>distribution intuition shown in the Khan Academy scratch</w:t>
+      </w:r>
+      <w:r>
+        <w:noBreakHyphen/>
+        <w:t>pad description. I’ll also embed Guided Links so you can explore ideas more deeply as you go.</w:t>
+      </w:r>
+    </w:p>
+    <w:p>
+      <w:pPr>
+        <w:rPr>
+          <w:b/>
+          <w:bCs/>
+        </w:rPr>
+      </w:pPr>
+      <w:r>
+        <w:rPr>
+          <w:rFonts w:ascii="Segoe UI Emoji" w:hAnsi="Segoe UI Emoji" w:cs="Segoe UI Emoji"/>
+          <w:b/>
+          <w:bCs/>
+        </w:rPr>
+        <w:t>⭐</w:t>
+      </w:r>
+      <w:r>
+        <w:rPr>
+          <w:b/>
+          <w:bCs/>
+        </w:rPr>
+        <w:t xml:space="preserve"> Bullet Summary</w:t>
+      </w:r>
+    </w:p>
+    <w:p>
+      <w:pPr>
+        <w:numPr>
+          <w:ilvl w:val="0"/>
+          <w:numId w:val="9"/>
+        </w:numPr>
+      </w:pPr>
+      <w:r>
+        <w:t xml:space="preserve">A </w:t>
+      </w:r>
+      <w:r>
+        <w:rPr>
+          <w:b/>
+          <w:bCs/>
+        </w:rPr>
+        <w:t>population proportion</w:t>
+      </w:r>
+      <w:r>
+        <w:t xml:space="preserve"> (like the proportion of green gumballs) is a fixed value.</w:t>
+      </w:r>
+    </w:p>
+    <w:p>
+      <w:pPr>
+        <w:numPr>
+          <w:ilvl w:val="0"/>
+          <w:numId w:val="9"/>
+        </w:numPr>
+      </w:pPr>
+      <w:r>
+        <w:t xml:space="preserve">A </w:t>
+      </w:r>
+      <w:r>
+        <w:rPr>
+          <w:b/>
+          <w:bCs/>
+        </w:rPr>
+        <w:t>sample proportion</w:t>
+      </w:r>
+      <w:r>
+        <w:t xml:space="preserve"> varies from sample to sample because sampling is random.</w:t>
+      </w:r>
+    </w:p>
+    <w:p>
+      <w:pPr>
+        <w:numPr>
+          <w:ilvl w:val="0"/>
+          <w:numId w:val="9"/>
+        </w:numPr>
+      </w:pPr>
+      <w:r>
+        <w:t xml:space="preserve">Repeating the sampling process many times produces a </w:t>
+      </w:r>
+      <w:r>
+        <w:rPr>
+          <w:b/>
+          <w:bCs/>
+        </w:rPr>
+        <w:t>sampling distribution</w:t>
+      </w:r>
+      <w:r>
+        <w:t xml:space="preserve"> of the sample proportion.</w:t>
+      </w:r>
+    </w:p>
+    <w:p>
+      <w:pPr>
+        <w:numPr>
+          <w:ilvl w:val="0"/>
+          <w:numId w:val="9"/>
+        </w:numPr>
+      </w:pPr>
+      <w:r>
+        <w:t xml:space="preserve">When the population proportion is moderate (not near 0 or 1), the sampling distribution looks roughly </w:t>
+      </w:r>
+      <w:r>
+        <w:rPr>
+          <w:b/>
+          <w:bCs/>
+        </w:rPr>
+        <w:t>normal</w:t>
+      </w:r>
+      <w:r>
+        <w:t>.</w:t>
+      </w:r>
+    </w:p>
+    <w:p>
+      <w:pPr>
+        <w:numPr>
+          <w:ilvl w:val="0"/>
+          <w:numId w:val="9"/>
+        </w:numPr>
+      </w:pPr>
+      <w:r>
+        <w:t xml:space="preserve">When the population proportion is near </w:t>
+      </w:r>
+      <w:r>
+        <w:rPr>
+          <w:b/>
+          <w:bCs/>
+        </w:rPr>
+        <w:t>0</w:t>
+      </w:r>
+      <w:r>
+        <w:t xml:space="preserve">, the distribution becomes </w:t>
+      </w:r>
+      <w:r>
+        <w:rPr>
+          <w:b/>
+          <w:bCs/>
+        </w:rPr>
+        <w:t>right</w:t>
+      </w:r>
+      <w:r>
+        <w:rPr>
+          <w:b/>
+          <w:bCs/>
+        </w:rPr>
+        <w:noBreakHyphen/>
+        <w:t>skewed</w:t>
+      </w:r>
+      <w:r>
+        <w:t xml:space="preserve">; near </w:t>
+      </w:r>
+      <w:r>
+        <w:rPr>
+          <w:b/>
+          <w:bCs/>
+        </w:rPr>
+        <w:t>1</w:t>
+      </w:r>
+      <w:r>
+        <w:t xml:space="preserve">, it becomes </w:t>
+      </w:r>
+      <w:r>
+        <w:rPr>
+          <w:b/>
+          <w:bCs/>
+        </w:rPr>
+        <w:t>left</w:t>
+      </w:r>
+      <w:r>
+        <w:rPr>
+          <w:b/>
+          <w:bCs/>
+        </w:rPr>
+        <w:noBreakHyphen/>
+        <w:t>skewed</w:t>
+      </w:r>
+      <w:r>
+        <w:t>.</w:t>
+      </w:r>
+    </w:p>
+    <w:p>
+      <w:pPr>
+        <w:numPr>
+          <w:ilvl w:val="0"/>
+          <w:numId w:val="9"/>
+        </w:numPr>
+      </w:pPr>
+      <w:r>
+        <w:t xml:space="preserve">Increasing the </w:t>
+      </w:r>
+      <w:r>
+        <w:rPr>
+          <w:b/>
+          <w:bCs/>
+        </w:rPr>
+        <w:t>sample size</w:t>
+      </w:r>
+      <w:r>
+        <w:t xml:space="preserve"> </w:t>
+      </w:r>
+      <m:oMath>
+        <m:r>
+          <w:rPr>
+            <w:rFonts w:ascii="Cambria Math" w:hAnsi="Cambria Math"/>
+          </w:rPr>
+          <m:t>n</m:t>
+        </m:r>
+      </m:oMath>
+      <w:r>
+        <w:t xml:space="preserve">makes the sampling distribution </w:t>
+      </w:r>
+      <w:r>
+        <w:rPr>
+          <w:b/>
+          <w:bCs/>
+        </w:rPr>
+        <w:t>tighter</w:t>
+      </w:r>
+      <w:r>
+        <w:t xml:space="preserve"> (smaller standard deviation).</w:t>
+      </w:r>
+    </w:p>
+    <w:p>
+      <w:pPr>
+        <w:numPr>
+          <w:ilvl w:val="0"/>
+          <w:numId w:val="9"/>
+        </w:numPr>
+      </w:pPr>
+      <w:r>
+        <w:t>The standard deviation of the sample proportion is</w:t>
+      </w:r>
+    </w:p>
+    <w:p>
+      <m:oMathPara>
+        <m:oMath>
+          <m:rad>
+            <m:radPr>
+              <m:degHide m:val="1"/>
+              <m:ctrlPr>
+                <w:rPr>
+                  <w:rFonts w:ascii="Cambria Math" w:hAnsi="Cambria Math"/>
+                </w:rPr>
+              </m:ctrlPr>
+            </m:radPr>
+            <m:deg/>
+            <m:e>
+              <m:f>
+                <m:fPr>
+                  <m:ctrlPr>
+                    <w:rPr>
+                      <w:rFonts w:ascii="Cambria Math" w:hAnsi="Cambria Math"/>
+                    </w:rPr>
+                  </m:ctrlPr>
+                </m:fPr>
+                <m:num>
+                  <m:r>
+                    <w:rPr>
+                      <w:rFonts w:ascii="Cambria Math" w:hAnsi="Cambria Math"/>
+                    </w:rPr>
+                    <m:t>p(1-p)</m:t>
+                  </m:r>
+                </m:num>
+                <m:den>
+                  <m:r>
+                    <w:rPr>
+                      <w:rFonts w:ascii="Cambria Math" w:hAnsi="Cambria Math"/>
+                    </w:rPr>
+                    <m:t>n</m:t>
+                  </m:r>
+                </m:den>
+              </m:f>
+            </m:e>
+          </m:rad>
+        </m:oMath>
+      </m:oMathPara>
+    </w:p>
+    <w:p>
+      <w:r>
+        <w:t xml:space="preserve">which shrinks as </w:t>
+      </w:r>
+      <m:oMath>
+        <m:r>
+          <w:rPr>
+            <w:rFonts w:ascii="Cambria Math" w:hAnsi="Cambria Math"/>
+          </w:rPr>
+          <m:t>n</m:t>
+        </m:r>
+      </m:oMath>
+      <w:r>
+        <w:t>grows.</w:t>
+      </w:r>
+    </w:p>
+    <w:p>
+      <w:pPr>
+        <w:numPr>
+          <w:ilvl w:val="0"/>
+          <w:numId w:val="10"/>
+        </w:numPr>
+      </w:pPr>
+      <w:r>
+        <w:t>Simulations help visualize how the theoretical mean and standard deviation match empirical results.</w:t>
+      </w:r>
+    </w:p>
+    <w:p>
+      <w:r>
+        <w:t>You can explore related ideas like the sample proportion or sampling distribution.</w:t>
+      </w:r>
+    </w:p>
+    <w:p>
+      <w:pPr>
+        <w:rPr>
+          <w:b/>
+          <w:bCs/>
+        </w:rPr>
+      </w:pPr>
+      <w:r>
+        <w:rPr>
+          <w:rFonts w:ascii="Segoe UI Emoji" w:hAnsi="Segoe UI Emoji" w:cs="Segoe UI Emoji"/>
+          <w:b/>
+          <w:bCs/>
+        </w:rPr>
+        <w:t>⭐</w:t>
+      </w:r>
+      <w:r>
+        <w:rPr>
+          <w:b/>
+          <w:bCs/>
+        </w:rPr>
+        <w:t xml:space="preserve"> Explanation (Intuitive and Clear)</w:t>
+      </w:r>
+    </w:p>
+    <w:p>
+      <w:r>
+        <w:t xml:space="preserve">Imagine a gumball machine where </w:t>
+      </w:r>
+      <w:r>
+        <w:rPr>
+          <w:b/>
+          <w:bCs/>
+        </w:rPr>
+        <w:t>60%</w:t>
+      </w:r>
+      <w:r>
+        <w:t xml:space="preserve"> of the gumballs are green. That value, </w:t>
+      </w:r>
+      <m:oMath>
+        <m:r>
+          <w:rPr>
+            <w:rFonts w:ascii="Cambria Math" w:hAnsi="Cambria Math"/>
+          </w:rPr>
+          <m:t>p=0.6</m:t>
+        </m:r>
+      </m:oMath>
+      <w:r>
+        <w:t xml:space="preserve">, is the </w:t>
+      </w:r>
+      <w:r>
+        <w:rPr>
+          <w:b/>
+          <w:bCs/>
+        </w:rPr>
+        <w:t>population proportion</w:t>
+      </w:r>
+      <w:r>
+        <w:t>.</w:t>
+      </w:r>
+    </w:p>
+    <w:p>
+      <w:r>
+        <w:t xml:space="preserve">If you take a sample of </w:t>
+      </w:r>
+      <w:r>
+        <w:rPr>
+          <w:b/>
+          <w:bCs/>
+        </w:rPr>
+        <w:t>10</w:t>
+      </w:r>
+      <w:r>
+        <w:t xml:space="preserve"> gumballs, the proportion that turn out green will vary:</w:t>
+      </w:r>
+    </w:p>
+    <w:p>
+      <w:pPr>
+        <w:numPr>
+          <w:ilvl w:val="0"/>
+          <w:numId w:val="11"/>
+        </w:numPr>
+      </w:pPr>
+      <w:r>
+        <w:t>Sometimes 5 out of 10 → 0.50</w:t>
+      </w:r>
+    </w:p>
+    <w:p>
+      <w:pPr>
+        <w:numPr>
+          <w:ilvl w:val="0"/>
+          <w:numId w:val="11"/>
+        </w:numPr>
+      </w:pPr>
+      <w:r>
+        <w:t>Sometimes 6 out of 10 → 0.60</w:t>
+      </w:r>
+    </w:p>
+    <w:p>
+      <w:pPr>
+        <w:numPr>
+          <w:ilvl w:val="0"/>
+          <w:numId w:val="11"/>
+        </w:numPr>
+      </w:pPr>
+      <w:r>
+        <w:t>Sometimes 7 out of 10 → 0.70</w:t>
+      </w:r>
+    </w:p>
+    <w:p>
+      <w:r>
+        <w:lastRenderedPageBreak/>
+        <w:t xml:space="preserve">Each sample gives a different result. If you repeat this process hundreds or thousands of times, the collection of all those sample proportions forms the </w:t>
+      </w:r>
+      <w:r>
+        <w:rPr>
+          <w:b/>
+          <w:bCs/>
+        </w:rPr>
+        <w:t>sampling distribution</w:t>
+      </w:r>
+      <w:r>
+        <w:t>.</w:t>
+      </w:r>
+    </w:p>
+    <w:p>
+      <w:r>
+        <w:t>Key behaviors:</w:t>
+      </w:r>
+    </w:p>
+    <w:p>
+      <w:pPr>
+        <w:rPr>
+          <w:b/>
+          <w:bCs/>
+        </w:rPr>
+      </w:pPr>
+      <w:r>
+        <w:rPr>
+          <w:rFonts w:ascii="Segoe UI Symbol" w:hAnsi="Segoe UI Symbol" w:cs="Segoe UI Symbol"/>
+          <w:b/>
+          <w:bCs/>
+        </w:rPr>
+        <w:t>✔</w:t>
+      </w:r>
+      <w:r>
+        <w:rPr>
+          <w:b/>
+          <w:bCs/>
+        </w:rPr>
+        <w:t xml:space="preserve"> When </w:t>
+      </w:r>
+      <m:oMath>
+        <m:r>
+          <m:rPr>
+            <m:sty m:val="bi"/>
+          </m:rPr>
+          <w:rPr>
+            <w:rFonts w:ascii="Cambria Math" w:hAnsi="Cambria Math"/>
+          </w:rPr>
+          <m:t>p</m:t>
+        </m:r>
+      </m:oMath>
+      <w:r>
+        <w:rPr>
+          <w:b/>
+          <w:bCs/>
+        </w:rPr>
+        <w:t>is moderate (e.g., 0.6)</w:t>
+      </w:r>
+    </w:p>
+    <w:p>
+      <w:r>
+        <w:t xml:space="preserve">The sampling distribution looks </w:t>
+      </w:r>
+      <w:r>
+        <w:rPr>
+          <w:b/>
+          <w:bCs/>
+        </w:rPr>
+        <w:t>roughly normal</w:t>
+      </w:r>
+      <w:r>
+        <w:t xml:space="preserve">, centered at </w:t>
+      </w:r>
+      <m:oMath>
+        <m:r>
+          <w:rPr>
+            <w:rFonts w:ascii="Cambria Math" w:hAnsi="Cambria Math"/>
+          </w:rPr>
+          <m:t>p</m:t>
+        </m:r>
+      </m:oMath>
+      <w:r>
+        <w:t>, with spread determined by</w:t>
+      </w:r>
+    </w:p>
+    <w:p>
+      <m:oMathPara>
+        <m:oMath>
+          <m:rad>
+            <m:radPr>
+              <m:degHide m:val="1"/>
+              <m:ctrlPr>
+                <w:rPr>
+                  <w:rFonts w:ascii="Cambria Math" w:hAnsi="Cambria Math"/>
+                </w:rPr>
+              </m:ctrlPr>
+            </m:radPr>
+            <m:deg/>
+            <m:e>
+              <m:f>
+                <m:fPr>
+                  <m:ctrlPr>
+                    <w:rPr>
+                      <w:rFonts w:ascii="Cambria Math" w:hAnsi="Cambria Math"/>
+                    </w:rPr>
+                  </m:ctrlPr>
+                </m:fPr>
+                <m:num>
+                  <m:r>
+                    <w:rPr>
+                      <w:rFonts w:ascii="Cambria Math" w:hAnsi="Cambria Math"/>
+                    </w:rPr>
+                    <m:t>p(1-p)</m:t>
+                  </m:r>
+                </m:num>
+                <m:den>
+                  <m:r>
+                    <w:rPr>
+                      <w:rFonts w:ascii="Cambria Math" w:hAnsi="Cambria Math"/>
+                    </w:rPr>
+                    <m:t>n</m:t>
+                  </m:r>
+                </m:den>
+              </m:f>
+            </m:e>
+          </m:rad>
+          <m:r>
+            <m:rPr>
+              <m:sty m:val="p"/>
+            </m:rPr>
+            <w:rPr>
+              <w:rFonts w:ascii="Cambria Math" w:hAnsi="Cambria Math"/>
+            </w:rPr>
+            <m:t>.</m:t>
+          </m:r>
+        </m:oMath>
+      </m:oMathPara>
+    </w:p>
+    <w:p>
+      <w:pPr>
+        <w:rPr>
+          <w:b/>
+          <w:bCs/>
+        </w:rPr>
+      </w:pPr>
+      <w:r>
+        <w:rPr>
+          <w:rFonts w:ascii="Segoe UI Symbol" w:hAnsi="Segoe UI Symbol" w:cs="Segoe UI Symbol"/>
+          <w:b/>
+          <w:bCs/>
+        </w:rPr>
+        <w:t>✔</w:t>
+      </w:r>
+      <w:r>
+        <w:rPr>
+          <w:b/>
+          <w:bCs/>
+        </w:rPr>
+        <w:t xml:space="preserve"> When </w:t>
+      </w:r>
+      <m:oMath>
+        <m:r>
+          <m:rPr>
+            <m:sty m:val="bi"/>
+          </m:rPr>
+          <w:rPr>
+            <w:rFonts w:ascii="Cambria Math" w:hAnsi="Cambria Math"/>
+          </w:rPr>
+          <m:t>p</m:t>
+        </m:r>
+      </m:oMath>
+      <w:r>
+        <w:rPr>
+          <w:b/>
+          <w:bCs/>
+        </w:rPr>
+        <w:t>is small (e.g., 0.1)</w:t>
+      </w:r>
+    </w:p>
+    <w:p>
+      <w:r>
+        <w:t xml:space="preserve">The distribution becomes </w:t>
+      </w:r>
+      <w:r>
+        <w:rPr>
+          <w:b/>
+          <w:bCs/>
+        </w:rPr>
+        <w:t>right</w:t>
+      </w:r>
+      <w:r>
+        <w:rPr>
+          <w:b/>
+          <w:bCs/>
+        </w:rPr>
+        <w:noBreakHyphen/>
+        <w:t>skewed</w:t>
+      </w:r>
+      <w:r>
+        <w:t xml:space="preserve"> because proportions cannot go below 0 but can vary upward.</w:t>
+      </w:r>
+    </w:p>
+    <w:p>
+      <w:pPr>
+        <w:rPr>
+          <w:b/>
+          <w:bCs/>
+        </w:rPr>
+      </w:pPr>
+      <w:r>
+        <w:rPr>
+          <w:rFonts w:ascii="Segoe UI Symbol" w:hAnsi="Segoe UI Symbol" w:cs="Segoe UI Symbol"/>
+          <w:b/>
+          <w:bCs/>
+        </w:rPr>
+        <w:t>✔</w:t>
+      </w:r>
+      <w:r>
+        <w:rPr>
+          <w:b/>
+          <w:bCs/>
+        </w:rPr>
+        <w:t xml:space="preserve"> When </w:t>
+      </w:r>
+      <m:oMath>
+        <m:r>
+          <m:rPr>
+            <m:sty m:val="bi"/>
+          </m:rPr>
+          <w:rPr>
+            <w:rFonts w:ascii="Cambria Math" w:hAnsi="Cambria Math"/>
+          </w:rPr>
+          <m:t>p</m:t>
+        </m:r>
+      </m:oMath>
+      <w:r>
+        <w:rPr>
+          <w:b/>
+          <w:bCs/>
+        </w:rPr>
+        <w:t>is large (e.g., 0.9)</w:t>
+      </w:r>
+    </w:p>
+    <w:p>
+      <w:r>
+        <w:t xml:space="preserve">The distribution becomes </w:t>
+      </w:r>
+      <w:r>
+        <w:rPr>
+          <w:b/>
+          <w:bCs/>
+        </w:rPr>
+        <w:t>left</w:t>
+      </w:r>
+      <w:r>
+        <w:rPr>
+          <w:b/>
+          <w:bCs/>
+        </w:rPr>
+        <w:noBreakHyphen/>
+        <w:t>skewed</w:t>
+      </w:r>
+      <w:r>
+        <w:t xml:space="preserve"> for the opposite reason.</w:t>
+      </w:r>
+    </w:p>
+    <w:p>
+      <w:pPr>
+        <w:rPr>
+          <w:b/>
+          <w:bCs/>
+        </w:rPr>
+      </w:pPr>
+      <w:r>
+        <w:rPr>
+          <w:rFonts w:ascii="Segoe UI Symbol" w:hAnsi="Segoe UI Symbol" w:cs="Segoe UI Symbol"/>
+          <w:b/>
+          <w:bCs/>
+        </w:rPr>
+        <w:t>✔</w:t>
+      </w:r>
+      <w:r>
+        <w:rPr>
+          <w:b/>
+          <w:bCs/>
+        </w:rPr>
+        <w:t xml:space="preserve"> When sample size </w:t>
+      </w:r>
+      <m:oMath>
+        <m:r>
+          <m:rPr>
+            <m:sty m:val="bi"/>
+          </m:rPr>
+          <w:rPr>
+            <w:rFonts w:ascii="Cambria Math" w:hAnsi="Cambria Math"/>
+          </w:rPr>
+          <m:t>n</m:t>
+        </m:r>
+      </m:oMath>
+      <w:r>
+        <w:rPr>
+          <w:b/>
+          <w:bCs/>
+        </w:rPr>
+        <w:t>increases</w:t>
+      </w:r>
+    </w:p>
+    <w:p>
+      <w:r>
+        <w:t xml:space="preserve">The distribution becomes </w:t>
+      </w:r>
+      <w:r>
+        <w:rPr>
+          <w:b/>
+          <w:bCs/>
+        </w:rPr>
+        <w:t>tighter</w:t>
+      </w:r>
+      <w:r>
+        <w:t>, because larger samples reduce variability.</w:t>
+      </w:r>
+    </w:p>
+    <w:p>
+      <w:r>
+        <w:t>This connects directly to the binomial distribution and the Central Limit Theorem.</w:t>
+      </w:r>
+    </w:p>
     <w:p/>
     <w:sectPr>
       <w:pgSz w:w="12240" w:h="15840"/>
@@ -165,6 +948,155 @@
     </w:lvl>
   </w:abstractNum>
   <w:abstractNum w:abstractNumId="1" w15:restartNumberingAfterBreak="0">
+    <w:nsid w:val="09F0778D"/>
+    <w:multiLevelType w:val="multilevel"/>
+    <w:tmpl w:val="5F5A96FC"/>
+    <w:lvl w:ilvl="0">
+      <w:start w:val="1"/>
+      <w:numFmt w:val="bullet"/>
+      <w:lvlText w:val=""/>
+      <w:lvlJc w:val="left"/>
+      <w:pPr>
+        <w:tabs>
+          <w:tab w:val="num" w:pos="720"/>
+        </w:tabs>
+        <w:ind w:left="720" w:hanging="360"/>
+      </w:pPr>
+      <w:rPr>
+        <w:rFonts w:ascii="Symbol" w:hAnsi="Symbol" w:hint="default"/>
+        <w:sz w:val="20"/>
+      </w:rPr>
+    </w:lvl>
+    <w:lvl w:ilvl="1" w:tentative="1">
+      <w:start w:val="1"/>
+      <w:numFmt w:val="bullet"/>
+      <w:lvlText w:val="o"/>
+      <w:lvlJc w:val="left"/>
+      <w:pPr>
+        <w:tabs>
+          <w:tab w:val="num" w:pos="1440"/>
+        </w:tabs>
+        <w:ind w:left="1440" w:hanging="360"/>
+      </w:pPr>
+      <w:rPr>
+        <w:rFonts w:ascii="Courier New" w:hAnsi="Courier New" w:hint="default"/>
+        <w:sz w:val="20"/>
+      </w:rPr>
+    </w:lvl>
+    <w:lvl w:ilvl="2" w:tentative="1">
+      <w:start w:val="1"/>
+      <w:numFmt w:val="bullet"/>
+      <w:lvlText w:val=""/>
+      <w:lvlJc w:val="left"/>
+      <w:pPr>
+        <w:tabs>
+          <w:tab w:val="num" w:pos="2160"/>
+        </w:tabs>
+        <w:ind w:left="2160" w:hanging="360"/>
+      </w:pPr>
+      <w:rPr>
+        <w:rFonts w:ascii="Wingdings" w:hAnsi="Wingdings" w:hint="default"/>
+        <w:sz w:val="20"/>
+      </w:rPr>
+    </w:lvl>
+    <w:lvl w:ilvl="3" w:tentative="1">
+      <w:start w:val="1"/>
+      <w:numFmt w:val="bullet"/>
+      <w:lvlText w:val=""/>
+      <w:lvlJc w:val="left"/>
+      <w:pPr>
+        <w:tabs>
+          <w:tab w:val="num" w:pos="2880"/>
+        </w:tabs>
+        <w:ind w:left="2880" w:hanging="360"/>
+      </w:pPr>
+      <w:rPr>
+        <w:rFonts w:ascii="Wingdings" w:hAnsi="Wingdings" w:hint="default"/>
+        <w:sz w:val="20"/>
+      </w:rPr>
+    </w:lvl>
+    <w:lvl w:ilvl="4" w:tentative="1">
+      <w:start w:val="1"/>
+      <w:numFmt w:val="bullet"/>
+      <w:lvlText w:val=""/>
+      <w:lvlJc w:val="left"/>
+      <w:pPr>
+        <w:tabs>
+          <w:tab w:val="num" w:pos="3600"/>
+        </w:tabs>
+        <w:ind w:left="3600" w:hanging="360"/>
+      </w:pPr>
+      <w:rPr>
+        <w:rFonts w:ascii="Wingdings" w:hAnsi="Wingdings" w:hint="default"/>
+        <w:sz w:val="20"/>
+      </w:rPr>
+    </w:lvl>
+    <w:lvl w:ilvl="5" w:tentative="1">
+      <w:start w:val="1"/>
+      <w:numFmt w:val="bullet"/>
+      <w:lvlText w:val=""/>
+      <w:lvlJc w:val="left"/>
+      <w:pPr>
+        <w:tabs>
+          <w:tab w:val="num" w:pos="4320"/>
+        </w:tabs>
+        <w:ind w:left="4320" w:hanging="360"/>
+      </w:pPr>
+      <w:rPr>
+        <w:rFonts w:ascii="Wingdings" w:hAnsi="Wingdings" w:hint="default"/>
+        <w:sz w:val="20"/>
+      </w:rPr>
+    </w:lvl>
+    <w:lvl w:ilvl="6" w:tentative="1">
+      <w:start w:val="1"/>
+      <w:numFmt w:val="bullet"/>
+      <w:lvlText w:val=""/>
+      <w:lvlJc w:val="left"/>
+      <w:pPr>
+        <w:tabs>
+          <w:tab w:val="num" w:pos="5040"/>
+        </w:tabs>
+        <w:ind w:left="5040" w:hanging="360"/>
+      </w:pPr>
+      <w:rPr>
+        <w:rFonts w:ascii="Wingdings" w:hAnsi="Wingdings" w:hint="default"/>
+        <w:sz w:val="20"/>
+      </w:rPr>
+    </w:lvl>
+    <w:lvl w:ilvl="7" w:tentative="1">
+      <w:start w:val="1"/>
+      <w:numFmt w:val="bullet"/>
+      <w:lvlText w:val=""/>
+      <w:lvlJc w:val="left"/>
+      <w:pPr>
+        <w:tabs>
+          <w:tab w:val="num" w:pos="5760"/>
+        </w:tabs>
+        <w:ind w:left="5760" w:hanging="360"/>
+      </w:pPr>
+      <w:rPr>
+        <w:rFonts w:ascii="Wingdings" w:hAnsi="Wingdings" w:hint="default"/>
+        <w:sz w:val="20"/>
+      </w:rPr>
+    </w:lvl>
+    <w:lvl w:ilvl="8" w:tentative="1">
+      <w:start w:val="1"/>
+      <w:numFmt w:val="bullet"/>
+      <w:lvlText w:val=""/>
+      <w:lvlJc w:val="left"/>
+      <w:pPr>
+        <w:tabs>
+          <w:tab w:val="num" w:pos="6480"/>
+        </w:tabs>
+        <w:ind w:left="6480" w:hanging="360"/>
+      </w:pPr>
+      <w:rPr>
+        <w:rFonts w:ascii="Wingdings" w:hAnsi="Wingdings" w:hint="default"/>
+        <w:sz w:val="20"/>
+      </w:rPr>
+    </w:lvl>
+  </w:abstractNum>
+  <w:abstractNum w:abstractNumId="2" w15:restartNumberingAfterBreak="0">
     <w:nsid w:val="16A736FD"/>
     <w:multiLevelType w:val="multilevel"/>
     <w:tmpl w:val="76C4CA5E"/>
@@ -313,7 +1245,7 @@
       </w:rPr>
     </w:lvl>
   </w:abstractNum>
-  <w:abstractNum w:abstractNumId="2" w15:restartNumberingAfterBreak="0">
+  <w:abstractNum w:abstractNumId="3" w15:restartNumberingAfterBreak="0">
     <w:nsid w:val="16F621D3"/>
     <w:multiLevelType w:val="multilevel"/>
     <w:tmpl w:val="BC64E426"/>
@@ -462,7 +1394,7 @@
       </w:rPr>
     </w:lvl>
   </w:abstractNum>
-  <w:abstractNum w:abstractNumId="3" w15:restartNumberingAfterBreak="0">
+  <w:abstractNum w:abstractNumId="4" w15:restartNumberingAfterBreak="0">
     <w:nsid w:val="1AEB61D7"/>
     <w:multiLevelType w:val="multilevel"/>
     <w:tmpl w:val="89EEE5BA"/>
@@ -611,7 +1543,7 @@
       </w:rPr>
     </w:lvl>
   </w:abstractNum>
-  <w:abstractNum w:abstractNumId="4" w15:restartNumberingAfterBreak="0">
+  <w:abstractNum w:abstractNumId="5" w15:restartNumberingAfterBreak="0">
     <w:nsid w:val="1E8D38D4"/>
     <w:multiLevelType w:val="multilevel"/>
     <w:tmpl w:val="A00EB34A"/>
@@ -760,7 +1692,156 @@
       </w:rPr>
     </w:lvl>
   </w:abstractNum>
-  <w:abstractNum w:abstractNumId="5" w15:restartNumberingAfterBreak="0">
+  <w:abstractNum w:abstractNumId="6" w15:restartNumberingAfterBreak="0">
+    <w:nsid w:val="3CFF4288"/>
+    <w:multiLevelType w:val="multilevel"/>
+    <w:tmpl w:val="55285CFA"/>
+    <w:lvl w:ilvl="0">
+      <w:start w:val="1"/>
+      <w:numFmt w:val="bullet"/>
+      <w:lvlText w:val=""/>
+      <w:lvlJc w:val="left"/>
+      <w:pPr>
+        <w:tabs>
+          <w:tab w:val="num" w:pos="720"/>
+        </w:tabs>
+        <w:ind w:left="720" w:hanging="360"/>
+      </w:pPr>
+      <w:rPr>
+        <w:rFonts w:ascii="Symbol" w:hAnsi="Symbol" w:hint="default"/>
+        <w:sz w:val="20"/>
+      </w:rPr>
+    </w:lvl>
+    <w:lvl w:ilvl="1" w:tentative="1">
+      <w:start w:val="1"/>
+      <w:numFmt w:val="bullet"/>
+      <w:lvlText w:val="o"/>
+      <w:lvlJc w:val="left"/>
+      <w:pPr>
+        <w:tabs>
+          <w:tab w:val="num" w:pos="1440"/>
+        </w:tabs>
+        <w:ind w:left="1440" w:hanging="360"/>
+      </w:pPr>
+      <w:rPr>
+        <w:rFonts w:ascii="Courier New" w:hAnsi="Courier New" w:hint="default"/>
+        <w:sz w:val="20"/>
+      </w:rPr>
+    </w:lvl>
+    <w:lvl w:ilvl="2" w:tentative="1">
+      <w:start w:val="1"/>
+      <w:numFmt w:val="bullet"/>
+      <w:lvlText w:val=""/>
+      <w:lvlJc w:val="left"/>
+      <w:pPr>
+        <w:tabs>
+          <w:tab w:val="num" w:pos="2160"/>
+        </w:tabs>
+        <w:ind w:left="2160" w:hanging="360"/>
+      </w:pPr>
+      <w:rPr>
+        <w:rFonts w:ascii="Wingdings" w:hAnsi="Wingdings" w:hint="default"/>
+        <w:sz w:val="20"/>
+      </w:rPr>
+    </w:lvl>
+    <w:lvl w:ilvl="3" w:tentative="1">
+      <w:start w:val="1"/>
+      <w:numFmt w:val="bullet"/>
+      <w:lvlText w:val=""/>
+      <w:lvlJc w:val="left"/>
+      <w:pPr>
+        <w:tabs>
+          <w:tab w:val="num" w:pos="2880"/>
+        </w:tabs>
+        <w:ind w:left="2880" w:hanging="360"/>
+      </w:pPr>
+      <w:rPr>
+        <w:rFonts w:ascii="Wingdings" w:hAnsi="Wingdings" w:hint="default"/>
+        <w:sz w:val="20"/>
+      </w:rPr>
+    </w:lvl>
+    <w:lvl w:ilvl="4" w:tentative="1">
+      <w:start w:val="1"/>
+      <w:numFmt w:val="bullet"/>
+      <w:lvlText w:val=""/>
+      <w:lvlJc w:val="left"/>
+      <w:pPr>
+        <w:tabs>
+          <w:tab w:val="num" w:pos="3600"/>
+        </w:tabs>
+        <w:ind w:left="3600" w:hanging="360"/>
+      </w:pPr>
+      <w:rPr>
+        <w:rFonts w:ascii="Wingdings" w:hAnsi="Wingdings" w:hint="default"/>
+        <w:sz w:val="20"/>
+      </w:rPr>
+    </w:lvl>
+    <w:lvl w:ilvl="5" w:tentative="1">
+      <w:start w:val="1"/>
+      <w:numFmt w:val="bullet"/>
+      <w:lvlText w:val=""/>
+      <w:lvlJc w:val="left"/>
+      <w:pPr>
+        <w:tabs>
+          <w:tab w:val="num" w:pos="4320"/>
+        </w:tabs>
+        <w:ind w:left="4320" w:hanging="360"/>
+      </w:pPr>
+      <w:rPr>
+        <w:rFonts w:ascii="Wingdings" w:hAnsi="Wingdings" w:hint="default"/>
+        <w:sz w:val="20"/>
+      </w:rPr>
+    </w:lvl>
+    <w:lvl w:ilvl="6" w:tentative="1">
+      <w:start w:val="1"/>
+      <w:numFmt w:val="bullet"/>
+      <w:lvlText w:val=""/>
+      <w:lvlJc w:val="left"/>
+      <w:pPr>
+        <w:tabs>
+          <w:tab w:val="num" w:pos="5040"/>
+        </w:tabs>
+        <w:ind w:left="5040" w:hanging="360"/>
+      </w:pPr>
+      <w:rPr>
+        <w:rFonts w:ascii="Wingdings" w:hAnsi="Wingdings" w:hint="default"/>
+        <w:sz w:val="20"/>
+      </w:rPr>
+    </w:lvl>
+    <w:lvl w:ilvl="7" w:tentative="1">
+      <w:start w:val="1"/>
+      <w:numFmt w:val="bullet"/>
+      <w:lvlText w:val=""/>
+      <w:lvlJc w:val="left"/>
+      <w:pPr>
+        <w:tabs>
+          <w:tab w:val="num" w:pos="5760"/>
+        </w:tabs>
+        <w:ind w:left="5760" w:hanging="360"/>
+      </w:pPr>
+      <w:rPr>
+        <w:rFonts w:ascii="Wingdings" w:hAnsi="Wingdings" w:hint="default"/>
+        <w:sz w:val="20"/>
+      </w:rPr>
+    </w:lvl>
+    <w:lvl w:ilvl="8" w:tentative="1">
+      <w:start w:val="1"/>
+      <w:numFmt w:val="bullet"/>
+      <w:lvlText w:val=""/>
+      <w:lvlJc w:val="left"/>
+      <w:pPr>
+        <w:tabs>
+          <w:tab w:val="num" w:pos="6480"/>
+        </w:tabs>
+        <w:ind w:left="6480" w:hanging="360"/>
+      </w:pPr>
+      <w:rPr>
+        <w:rFonts w:ascii="Wingdings" w:hAnsi="Wingdings" w:hint="default"/>
+        <w:sz w:val="20"/>
+      </w:rPr>
+    </w:lvl>
+  </w:abstractNum>
+  <w:abstractNum w:abstractNumId="7" w15:restartNumberingAfterBreak="0">
     <w:nsid w:val="42A15FD7"/>
     <w:multiLevelType w:val="multilevel"/>
     <w:tmpl w:val="0204B06A"/>
@@ -909,7 +1990,156 @@
       </w:rPr>
     </w:lvl>
   </w:abstractNum>
-  <w:abstractNum w:abstractNumId="6" w15:restartNumberingAfterBreak="0">
+  <w:abstractNum w:abstractNumId="8" w15:restartNumberingAfterBreak="0">
+    <w:nsid w:val="492D7C27"/>
+    <w:multiLevelType w:val="multilevel"/>
+    <w:tmpl w:val="59103E38"/>
+    <w:lvl w:ilvl="0">
+      <w:start w:val="1"/>
+      <w:numFmt w:val="bullet"/>
+      <w:lvlText w:val=""/>
+      <w:lvlJc w:val="left"/>
+      <w:pPr>
+        <w:tabs>
+          <w:tab w:val="num" w:pos="720"/>
+        </w:tabs>
+        <w:ind w:left="720" w:hanging="360"/>
+      </w:pPr>
+      <w:rPr>
+        <w:rFonts w:ascii="Symbol" w:hAnsi="Symbol" w:hint="default"/>
+        <w:sz w:val="20"/>
+      </w:rPr>
+    </w:lvl>
+    <w:lvl w:ilvl="1" w:tentative="1">
+      <w:start w:val="1"/>
+      <w:numFmt w:val="bullet"/>
+      <w:lvlText w:val="o"/>
+      <w:lvlJc w:val="left"/>
+      <w:pPr>
+        <w:tabs>
+          <w:tab w:val="num" w:pos="1440"/>
+        </w:tabs>
+        <w:ind w:left="1440" w:hanging="360"/>
+      </w:pPr>
+      <w:rPr>
+        <w:rFonts w:ascii="Courier New" w:hAnsi="Courier New" w:hint="default"/>
+        <w:sz w:val="20"/>
+      </w:rPr>
+    </w:lvl>
+    <w:lvl w:ilvl="2" w:tentative="1">
+      <w:start w:val="1"/>
+      <w:numFmt w:val="bullet"/>
+      <w:lvlText w:val=""/>
+      <w:lvlJc w:val="left"/>
+      <w:pPr>
+        <w:tabs>
+          <w:tab w:val="num" w:pos="2160"/>
+        </w:tabs>
+        <w:ind w:left="2160" w:hanging="360"/>
+      </w:pPr>
+      <w:rPr>
+        <w:rFonts w:ascii="Wingdings" w:hAnsi="Wingdings" w:hint="default"/>
+        <w:sz w:val="20"/>
+      </w:rPr>
+    </w:lvl>
+    <w:lvl w:ilvl="3" w:tentative="1">
+      <w:start w:val="1"/>
+      <w:numFmt w:val="bullet"/>
+      <w:lvlText w:val=""/>
+      <w:lvlJc w:val="left"/>
+      <w:pPr>
+        <w:tabs>
+          <w:tab w:val="num" w:pos="2880"/>
+        </w:tabs>
+        <w:ind w:left="2880" w:hanging="360"/>
+      </w:pPr>
+      <w:rPr>
+        <w:rFonts w:ascii="Wingdings" w:hAnsi="Wingdings" w:hint="default"/>
+        <w:sz w:val="20"/>
+      </w:rPr>
+    </w:lvl>
+    <w:lvl w:ilvl="4" w:tentative="1">
+      <w:start w:val="1"/>
+      <w:numFmt w:val="bullet"/>
+      <w:lvlText w:val=""/>
+      <w:lvlJc w:val="left"/>
+      <w:pPr>
+        <w:tabs>
+          <w:tab w:val="num" w:pos="3600"/>
+        </w:tabs>
+        <w:ind w:left="3600" w:hanging="360"/>
+      </w:pPr>
+      <w:rPr>
+        <w:rFonts w:ascii="Wingdings" w:hAnsi="Wingdings" w:hint="default"/>
+        <w:sz w:val="20"/>
+      </w:rPr>
+    </w:lvl>
+    <w:lvl w:ilvl="5" w:tentative="1">
+      <w:start w:val="1"/>
+      <w:numFmt w:val="bullet"/>
+      <w:lvlText w:val=""/>
+      <w:lvlJc w:val="left"/>
+      <w:pPr>
+        <w:tabs>
+          <w:tab w:val="num" w:pos="4320"/>
+        </w:tabs>
+        <w:ind w:left="4320" w:hanging="360"/>
+      </w:pPr>
+      <w:rPr>
+        <w:rFonts w:ascii="Wingdings" w:hAnsi="Wingdings" w:hint="default"/>
+        <w:sz w:val="20"/>
+      </w:rPr>
+    </w:lvl>
+    <w:lvl w:ilvl="6" w:tentative="1">
+      <w:start w:val="1"/>
+      <w:numFmt w:val="bullet"/>
+      <w:lvlText w:val=""/>
+      <w:lvlJc w:val="left"/>
+      <w:pPr>
+        <w:tabs>
+          <w:tab w:val="num" w:pos="5040"/>
+        </w:tabs>
+        <w:ind w:left="5040" w:hanging="360"/>
+      </w:pPr>
+      <w:rPr>
+        <w:rFonts w:ascii="Wingdings" w:hAnsi="Wingdings" w:hint="default"/>
+        <w:sz w:val="20"/>
+      </w:rPr>
+    </w:lvl>
+    <w:lvl w:ilvl="7" w:tentative="1">
+      <w:start w:val="1"/>
+      <w:numFmt w:val="bullet"/>
+      <w:lvlText w:val=""/>
+      <w:lvlJc w:val="left"/>
+      <w:pPr>
+        <w:tabs>
+          <w:tab w:val="num" w:pos="5760"/>
+        </w:tabs>
+        <w:ind w:left="5760" w:hanging="360"/>
+      </w:pPr>
+      <w:rPr>
+        <w:rFonts w:ascii="Wingdings" w:hAnsi="Wingdings" w:hint="default"/>
+        <w:sz w:val="20"/>
+      </w:rPr>
+    </w:lvl>
+    <w:lvl w:ilvl="8" w:tentative="1">
+      <w:start w:val="1"/>
+      <w:numFmt w:val="bullet"/>
+      <w:lvlText w:val=""/>
+      <w:lvlJc w:val="left"/>
+      <w:pPr>
+        <w:tabs>
+          <w:tab w:val="num" w:pos="6480"/>
+        </w:tabs>
+        <w:ind w:left="6480" w:hanging="360"/>
+      </w:pPr>
+      <w:rPr>
+        <w:rFonts w:ascii="Wingdings" w:hAnsi="Wingdings" w:hint="default"/>
+        <w:sz w:val="20"/>
+      </w:rPr>
+    </w:lvl>
+  </w:abstractNum>
+  <w:abstractNum w:abstractNumId="9" w15:restartNumberingAfterBreak="0">
     <w:nsid w:val="51F73145"/>
     <w:multiLevelType w:val="multilevel"/>
     <w:tmpl w:val="A314D84C"/>
@@ -1058,7 +2288,7 @@
       </w:rPr>
     </w:lvl>
   </w:abstractNum>
-  <w:abstractNum w:abstractNumId="7" w15:restartNumberingAfterBreak="0">
+  <w:abstractNum w:abstractNumId="10" w15:restartNumberingAfterBreak="0">
     <w:nsid w:val="65D311D6"/>
     <w:multiLevelType w:val="multilevel"/>
     <w:tmpl w:val="C502963A"/>
@@ -1208,28 +2438,37 @@
     </w:lvl>
   </w:abstractNum>
   <w:num w:numId="1" w16cid:durableId="1798835083">
-    <w:abstractNumId w:val="4"/>
+    <w:abstractNumId w:val="5"/>
   </w:num>
   <w:num w:numId="2" w16cid:durableId="162749267">
     <w:abstractNumId w:val="0"/>
   </w:num>
   <w:num w:numId="3" w16cid:durableId="106849234">
+    <w:abstractNumId w:val="2"/>
+  </w:num>
+  <w:num w:numId="4" w16cid:durableId="921716634">
+    <w:abstractNumId w:val="7"/>
+  </w:num>
+  <w:num w:numId="5" w16cid:durableId="643118380">
+    <w:abstractNumId w:val="3"/>
+  </w:num>
+  <w:num w:numId="6" w16cid:durableId="802386548">
+    <w:abstractNumId w:val="9"/>
+  </w:num>
+  <w:num w:numId="7" w16cid:durableId="1385981368">
+    <w:abstractNumId w:val="10"/>
+  </w:num>
+  <w:num w:numId="8" w16cid:durableId="1277368665">
+    <w:abstractNumId w:val="4"/>
+  </w:num>
+  <w:num w:numId="9" w16cid:durableId="805313709">
+    <w:abstractNumId w:val="8"/>
+  </w:num>
+  <w:num w:numId="10" w16cid:durableId="1988514896">
     <w:abstractNumId w:val="1"/>
   </w:num>
-  <w:num w:numId="4" w16cid:durableId="921716634">
-    <w:abstractNumId w:val="5"/>
-  </w:num>
-  <w:num w:numId="5" w16cid:durableId="643118380">
-    <w:abstractNumId w:val="2"/>
-  </w:num>
-  <w:num w:numId="6" w16cid:durableId="802386548">
+  <w:num w:numId="11" w16cid:durableId="805858528">
     <w:abstractNumId w:val="6"/>
-  </w:num>
-  <w:num w:numId="7" w16cid:durableId="1385981368">
-    <w:abstractNumId w:val="7"/>
-  </w:num>
-  <w:num w:numId="8" w16cid:durableId="1277368665">
-    <w:abstractNumId w:val="3"/>
   </w:num>
 </w:numbering>
 </file>
@@ -1837,7 +3076,6 @@
   <w:style w:type="character" w:default="1" w:styleId="DefaultParagraphFont">
     <w:name w:val="Default Paragraph Font"/>
     <w:uiPriority w:val="1"/>
-    <w:semiHidden/>
     <w:unhideWhenUsed/>
   </w:style>
   <w:style w:type="table" w:default="1" w:styleId="TableNormal">

--- a/main.docx
+++ b/main.docx
@@ -2,789 +2,6 @@
 <file path=word/document.xml><?xml version="1.0" encoding="utf-8"?>
 <w:document xmlns:wpc="http://schemas.microsoft.com/office/word/2010/wordprocessingCanvas" xmlns:cx="http://schemas.microsoft.com/office/drawing/2014/chartex" xmlns:cx1="http://schemas.microsoft.com/office/drawing/2015/9/8/chartex" xmlns:cx2="http://schemas.microsoft.com/office/drawing/2015/10/21/chartex" xmlns:cx3="http://schemas.microsoft.com/office/drawing/2016/5/9/chartex" xmlns:cx4="http://schemas.microsoft.com/office/drawing/2016/5/10/chartex" xmlns:cx5="http://schemas.microsoft.com/office/drawing/2016/5/11/chartex" xmlns:cx6="http://schemas.microsoft.com/office/drawing/2016/5/12/chartex" xmlns:cx7="http://schemas.microsoft.com/office/drawing/2016/5/13/chartex" xmlns:cx8="http://schemas.microsoft.com/office/drawing/2016/5/14/chartex" xmlns:mc="http://schemas.openxmlformats.org/markup-compatibility/2006" xmlns:aink="http://schemas.microsoft.com/office/drawing/2016/ink" xmlns:am3d="http://schemas.microsoft.com/office/drawing/2017/model3d" xmlns:o="urn:schemas-microsoft-com:office:office" xmlns:oel="http://schemas.microsoft.com/office/2019/extlst" xmlns:r="http://schemas.openxmlformats.org/officeDocument/2006/relationships" xmlns:m="http://schemas.openxmlformats.org/officeDocument/2006/math" xmlns:v="urn:schemas-microsoft-com:vml" xmlns:wp14="http://schemas.microsoft.com/office/word/2010/wordprocessingDrawing" xmlns:wp="http://schemas.openxmlformats.org/drawingml/2006/wordprocessingDrawing" xmlns:w10="urn:schemas-microsoft-com:office:word" xmlns:w="http://schemas.openxmlformats.org/wordprocessingml/2006/main" xmlns:w14="http://schemas.microsoft.com/office/word/2010/wordml" xmlns:w15="http://schemas.microsoft.com/office/word/2012/wordml" xmlns:w16cex="http://schemas.microsoft.com/office/word/2018/wordml/cex" xmlns:w16cid="http://schemas.microsoft.com/office/word/2016/wordml/cid" xmlns:w16="http://schemas.microsoft.com/office/word/2018/wordml" xmlns:w16du="http://schemas.microsoft.com/office/word/2023/wordml/word16du" xmlns:w16sdtdh="http://schemas.microsoft.com/office/word/2020/wordml/sdtdatahash" xmlns:w16sdtfl="http://schemas.microsoft.com/office/word/2024/wordml/sdtformatlock" xmlns:w16se="http://schemas.microsoft.com/office/word/2015/wordml/symex" xmlns:wpg="http://schemas.microsoft.com/office/word/2010/wordprocessingGroup" xmlns:wpi="http://schemas.microsoft.com/office/word/2010/wordprocessingInk" xmlns:wne="http://schemas.microsoft.com/office/word/2006/wordml" xmlns:wps="http://schemas.microsoft.com/office/word/2010/wordprocessingShape" mc:Ignorable="w14 w15 w16se w16cid w16 w16cex w16sdtdh w16sdtfl w16du wp14">
   <w:body>
-    <w:p>
-      <w:r>
-        <w:t xml:space="preserve">Below is a clean </w:t>
-      </w:r>
-      <w:r>
-        <w:rPr>
-          <w:b/>
-          <w:bCs/>
-        </w:rPr>
-        <w:t>bullet summary</w:t>
-      </w:r>
-      <w:r>
-        <w:t xml:space="preserve">, a clear </w:t>
-      </w:r>
-      <w:r>
-        <w:rPr>
-          <w:b/>
-          <w:bCs/>
-        </w:rPr>
-        <w:t>explanation</w:t>
-      </w:r>
-      <w:r>
-        <w:t xml:space="preserve">, and a </w:t>
-      </w:r>
-      <w:r>
-        <w:rPr>
-          <w:b/>
-          <w:bCs/>
-        </w:rPr>
-        <w:t>Python simulation example</w:t>
-      </w:r>
-      <w:r>
-        <w:t xml:space="preserve"> that mirrors the sampling</w:t>
-      </w:r>
-      <w:r>
-        <w:noBreakHyphen/>
-        <w:t>distribution intuition shown in the Khan Academy scratch</w:t>
-      </w:r>
-      <w:r>
-        <w:noBreakHyphen/>
-        <w:t>pad description. I’ll also embed Guided Links so you can explore ideas more deeply as you go.</w:t>
-      </w:r>
-    </w:p>
-    <w:p>
-      <w:pPr>
-        <w:rPr>
-          <w:b/>
-          <w:bCs/>
-        </w:rPr>
-      </w:pPr>
-      <w:r>
-        <w:rPr>
-          <w:rFonts w:ascii="Segoe UI Emoji" w:hAnsi="Segoe UI Emoji" w:cs="Segoe UI Emoji"/>
-          <w:b/>
-          <w:bCs/>
-        </w:rPr>
-        <w:t>⭐</w:t>
-      </w:r>
-      <w:r>
-        <w:rPr>
-          <w:b/>
-          <w:bCs/>
-        </w:rPr>
-        <w:t xml:space="preserve"> Bullet Summary</w:t>
-      </w:r>
-    </w:p>
-    <w:p>
-      <w:pPr>
-        <w:numPr>
-          <w:ilvl w:val="0"/>
-          <w:numId w:val="9"/>
-        </w:numPr>
-      </w:pPr>
-      <w:r>
-        <w:t xml:space="preserve">A </w:t>
-      </w:r>
-      <w:r>
-        <w:rPr>
-          <w:b/>
-          <w:bCs/>
-        </w:rPr>
-        <w:t>population proportion</w:t>
-      </w:r>
-      <w:r>
-        <w:t xml:space="preserve"> (like the proportion of green gumballs) is a fixed value.</w:t>
-      </w:r>
-    </w:p>
-    <w:p>
-      <w:pPr>
-        <w:numPr>
-          <w:ilvl w:val="0"/>
-          <w:numId w:val="9"/>
-        </w:numPr>
-      </w:pPr>
-      <w:r>
-        <w:t xml:space="preserve">A </w:t>
-      </w:r>
-      <w:r>
-        <w:rPr>
-          <w:b/>
-          <w:bCs/>
-        </w:rPr>
-        <w:t>sample proportion</w:t>
-      </w:r>
-      <w:r>
-        <w:t xml:space="preserve"> varies from sample to sample because sampling is random.</w:t>
-      </w:r>
-    </w:p>
-    <w:p>
-      <w:pPr>
-        <w:numPr>
-          <w:ilvl w:val="0"/>
-          <w:numId w:val="9"/>
-        </w:numPr>
-      </w:pPr>
-      <w:r>
-        <w:t xml:space="preserve">Repeating the sampling process many times produces a </w:t>
-      </w:r>
-      <w:r>
-        <w:rPr>
-          <w:b/>
-          <w:bCs/>
-        </w:rPr>
-        <w:t>sampling distribution</w:t>
-      </w:r>
-      <w:r>
-        <w:t xml:space="preserve"> of the sample proportion.</w:t>
-      </w:r>
-    </w:p>
-    <w:p>
-      <w:pPr>
-        <w:numPr>
-          <w:ilvl w:val="0"/>
-          <w:numId w:val="9"/>
-        </w:numPr>
-      </w:pPr>
-      <w:r>
-        <w:t xml:space="preserve">When the population proportion is moderate (not near 0 or 1), the sampling distribution looks roughly </w:t>
-      </w:r>
-      <w:r>
-        <w:rPr>
-          <w:b/>
-          <w:bCs/>
-        </w:rPr>
-        <w:t>normal</w:t>
-      </w:r>
-      <w:r>
-        <w:t>.</w:t>
-      </w:r>
-    </w:p>
-    <w:p>
-      <w:pPr>
-        <w:numPr>
-          <w:ilvl w:val="0"/>
-          <w:numId w:val="9"/>
-        </w:numPr>
-      </w:pPr>
-      <w:r>
-        <w:t xml:space="preserve">When the population proportion is near </w:t>
-      </w:r>
-      <w:r>
-        <w:rPr>
-          <w:b/>
-          <w:bCs/>
-        </w:rPr>
-        <w:t>0</w:t>
-      </w:r>
-      <w:r>
-        <w:t xml:space="preserve">, the distribution becomes </w:t>
-      </w:r>
-      <w:r>
-        <w:rPr>
-          <w:b/>
-          <w:bCs/>
-        </w:rPr>
-        <w:t>right</w:t>
-      </w:r>
-      <w:r>
-        <w:rPr>
-          <w:b/>
-          <w:bCs/>
-        </w:rPr>
-        <w:noBreakHyphen/>
-        <w:t>skewed</w:t>
-      </w:r>
-      <w:r>
-        <w:t xml:space="preserve">; near </w:t>
-      </w:r>
-      <w:r>
-        <w:rPr>
-          <w:b/>
-          <w:bCs/>
-        </w:rPr>
-        <w:t>1</w:t>
-      </w:r>
-      <w:r>
-        <w:t xml:space="preserve">, it becomes </w:t>
-      </w:r>
-      <w:r>
-        <w:rPr>
-          <w:b/>
-          <w:bCs/>
-        </w:rPr>
-        <w:t>left</w:t>
-      </w:r>
-      <w:r>
-        <w:rPr>
-          <w:b/>
-          <w:bCs/>
-        </w:rPr>
-        <w:noBreakHyphen/>
-        <w:t>skewed</w:t>
-      </w:r>
-      <w:r>
-        <w:t>.</w:t>
-      </w:r>
-    </w:p>
-    <w:p>
-      <w:pPr>
-        <w:numPr>
-          <w:ilvl w:val="0"/>
-          <w:numId w:val="9"/>
-        </w:numPr>
-      </w:pPr>
-      <w:r>
-        <w:t xml:space="preserve">Increasing the </w:t>
-      </w:r>
-      <w:r>
-        <w:rPr>
-          <w:b/>
-          <w:bCs/>
-        </w:rPr>
-        <w:t>sample size</w:t>
-      </w:r>
-      <w:r>
-        <w:t xml:space="preserve"> </w:t>
-      </w:r>
-      <m:oMath>
-        <m:r>
-          <w:rPr>
-            <w:rFonts w:ascii="Cambria Math" w:hAnsi="Cambria Math"/>
-          </w:rPr>
-          <m:t>n</m:t>
-        </m:r>
-      </m:oMath>
-      <w:r>
-        <w:t xml:space="preserve">makes the sampling distribution </w:t>
-      </w:r>
-      <w:r>
-        <w:rPr>
-          <w:b/>
-          <w:bCs/>
-        </w:rPr>
-        <w:t>tighter</w:t>
-      </w:r>
-      <w:r>
-        <w:t xml:space="preserve"> (smaller standard deviation).</w:t>
-      </w:r>
-    </w:p>
-    <w:p>
-      <w:pPr>
-        <w:numPr>
-          <w:ilvl w:val="0"/>
-          <w:numId w:val="9"/>
-        </w:numPr>
-      </w:pPr>
-      <w:r>
-        <w:t>The standard deviation of the sample proportion is</w:t>
-      </w:r>
-    </w:p>
-    <w:p>
-      <m:oMathPara>
-        <m:oMath>
-          <m:rad>
-            <m:radPr>
-              <m:degHide m:val="1"/>
-              <m:ctrlPr>
-                <w:rPr>
-                  <w:rFonts w:ascii="Cambria Math" w:hAnsi="Cambria Math"/>
-                </w:rPr>
-              </m:ctrlPr>
-            </m:radPr>
-            <m:deg/>
-            <m:e>
-              <m:f>
-                <m:fPr>
-                  <m:ctrlPr>
-                    <w:rPr>
-                      <w:rFonts w:ascii="Cambria Math" w:hAnsi="Cambria Math"/>
-                    </w:rPr>
-                  </m:ctrlPr>
-                </m:fPr>
-                <m:num>
-                  <m:r>
-                    <w:rPr>
-                      <w:rFonts w:ascii="Cambria Math" w:hAnsi="Cambria Math"/>
-                    </w:rPr>
-                    <m:t>p(1-p)</m:t>
-                  </m:r>
-                </m:num>
-                <m:den>
-                  <m:r>
-                    <w:rPr>
-                      <w:rFonts w:ascii="Cambria Math" w:hAnsi="Cambria Math"/>
-                    </w:rPr>
-                    <m:t>n</m:t>
-                  </m:r>
-                </m:den>
-              </m:f>
-            </m:e>
-          </m:rad>
-        </m:oMath>
-      </m:oMathPara>
-    </w:p>
-    <w:p>
-      <w:r>
-        <w:t xml:space="preserve">which shrinks as </w:t>
-      </w:r>
-      <m:oMath>
-        <m:r>
-          <w:rPr>
-            <w:rFonts w:ascii="Cambria Math" w:hAnsi="Cambria Math"/>
-          </w:rPr>
-          <m:t>n</m:t>
-        </m:r>
-      </m:oMath>
-      <w:r>
-        <w:t>grows.</w:t>
-      </w:r>
-    </w:p>
-    <w:p>
-      <w:pPr>
-        <w:numPr>
-          <w:ilvl w:val="0"/>
-          <w:numId w:val="10"/>
-        </w:numPr>
-      </w:pPr>
-      <w:r>
-        <w:t>Simulations help visualize how the theoretical mean and standard deviation match empirical results.</w:t>
-      </w:r>
-    </w:p>
-    <w:p>
-      <w:r>
-        <w:t>You can explore related ideas like the sample proportion or sampling distribution.</w:t>
-      </w:r>
-    </w:p>
-    <w:p>
-      <w:pPr>
-        <w:rPr>
-          <w:b/>
-          <w:bCs/>
-        </w:rPr>
-      </w:pPr>
-      <w:r>
-        <w:rPr>
-          <w:rFonts w:ascii="Segoe UI Emoji" w:hAnsi="Segoe UI Emoji" w:cs="Segoe UI Emoji"/>
-          <w:b/>
-          <w:bCs/>
-        </w:rPr>
-        <w:t>⭐</w:t>
-      </w:r>
-      <w:r>
-        <w:rPr>
-          <w:b/>
-          <w:bCs/>
-        </w:rPr>
-        <w:t xml:space="preserve"> Explanation (Intuitive and Clear)</w:t>
-      </w:r>
-    </w:p>
-    <w:p>
-      <w:r>
-        <w:t xml:space="preserve">Imagine a gumball machine where </w:t>
-      </w:r>
-      <w:r>
-        <w:rPr>
-          <w:b/>
-          <w:bCs/>
-        </w:rPr>
-        <w:t>60%</w:t>
-      </w:r>
-      <w:r>
-        <w:t xml:space="preserve"> of the gumballs are green. That value, </w:t>
-      </w:r>
-      <m:oMath>
-        <m:r>
-          <w:rPr>
-            <w:rFonts w:ascii="Cambria Math" w:hAnsi="Cambria Math"/>
-          </w:rPr>
-          <m:t>p=0.6</m:t>
-        </m:r>
-      </m:oMath>
-      <w:r>
-        <w:t xml:space="preserve">, is the </w:t>
-      </w:r>
-      <w:r>
-        <w:rPr>
-          <w:b/>
-          <w:bCs/>
-        </w:rPr>
-        <w:t>population proportion</w:t>
-      </w:r>
-      <w:r>
-        <w:t>.</w:t>
-      </w:r>
-    </w:p>
-    <w:p>
-      <w:r>
-        <w:t xml:space="preserve">If you take a sample of </w:t>
-      </w:r>
-      <w:r>
-        <w:rPr>
-          <w:b/>
-          <w:bCs/>
-        </w:rPr>
-        <w:t>10</w:t>
-      </w:r>
-      <w:r>
-        <w:t xml:space="preserve"> gumballs, the proportion that turn out green will vary:</w:t>
-      </w:r>
-    </w:p>
-    <w:p>
-      <w:pPr>
-        <w:numPr>
-          <w:ilvl w:val="0"/>
-          <w:numId w:val="11"/>
-        </w:numPr>
-      </w:pPr>
-      <w:r>
-        <w:t>Sometimes 5 out of 10 → 0.50</w:t>
-      </w:r>
-    </w:p>
-    <w:p>
-      <w:pPr>
-        <w:numPr>
-          <w:ilvl w:val="0"/>
-          <w:numId w:val="11"/>
-        </w:numPr>
-      </w:pPr>
-      <w:r>
-        <w:t>Sometimes 6 out of 10 → 0.60</w:t>
-      </w:r>
-    </w:p>
-    <w:p>
-      <w:pPr>
-        <w:numPr>
-          <w:ilvl w:val="0"/>
-          <w:numId w:val="11"/>
-        </w:numPr>
-      </w:pPr>
-      <w:r>
-        <w:t>Sometimes 7 out of 10 → 0.70</w:t>
-      </w:r>
-    </w:p>
-    <w:p>
-      <w:r>
-        <w:lastRenderedPageBreak/>
-        <w:t xml:space="preserve">Each sample gives a different result. If you repeat this process hundreds or thousands of times, the collection of all those sample proportions forms the </w:t>
-      </w:r>
-      <w:r>
-        <w:rPr>
-          <w:b/>
-          <w:bCs/>
-        </w:rPr>
-        <w:t>sampling distribution</w:t>
-      </w:r>
-      <w:r>
-        <w:t>.</w:t>
-      </w:r>
-    </w:p>
-    <w:p>
-      <w:r>
-        <w:t>Key behaviors:</w:t>
-      </w:r>
-    </w:p>
-    <w:p>
-      <w:pPr>
-        <w:rPr>
-          <w:b/>
-          <w:bCs/>
-        </w:rPr>
-      </w:pPr>
-      <w:r>
-        <w:rPr>
-          <w:rFonts w:ascii="Segoe UI Symbol" w:hAnsi="Segoe UI Symbol" w:cs="Segoe UI Symbol"/>
-          <w:b/>
-          <w:bCs/>
-        </w:rPr>
-        <w:t>✔</w:t>
-      </w:r>
-      <w:r>
-        <w:rPr>
-          <w:b/>
-          <w:bCs/>
-        </w:rPr>
-        <w:t xml:space="preserve"> When </w:t>
-      </w:r>
-      <m:oMath>
-        <m:r>
-          <m:rPr>
-            <m:sty m:val="bi"/>
-          </m:rPr>
-          <w:rPr>
-            <w:rFonts w:ascii="Cambria Math" w:hAnsi="Cambria Math"/>
-          </w:rPr>
-          <m:t>p</m:t>
-        </m:r>
-      </m:oMath>
-      <w:r>
-        <w:rPr>
-          <w:b/>
-          <w:bCs/>
-        </w:rPr>
-        <w:t>is moderate (e.g., 0.6)</w:t>
-      </w:r>
-    </w:p>
-    <w:p>
-      <w:r>
-        <w:t xml:space="preserve">The sampling distribution looks </w:t>
-      </w:r>
-      <w:r>
-        <w:rPr>
-          <w:b/>
-          <w:bCs/>
-        </w:rPr>
-        <w:t>roughly normal</w:t>
-      </w:r>
-      <w:r>
-        <w:t xml:space="preserve">, centered at </w:t>
-      </w:r>
-      <m:oMath>
-        <m:r>
-          <w:rPr>
-            <w:rFonts w:ascii="Cambria Math" w:hAnsi="Cambria Math"/>
-          </w:rPr>
-          <m:t>p</m:t>
-        </m:r>
-      </m:oMath>
-      <w:r>
-        <w:t>, with spread determined by</w:t>
-      </w:r>
-    </w:p>
-    <w:p>
-      <m:oMathPara>
-        <m:oMath>
-          <m:rad>
-            <m:radPr>
-              <m:degHide m:val="1"/>
-              <m:ctrlPr>
-                <w:rPr>
-                  <w:rFonts w:ascii="Cambria Math" w:hAnsi="Cambria Math"/>
-                </w:rPr>
-              </m:ctrlPr>
-            </m:radPr>
-            <m:deg/>
-            <m:e>
-              <m:f>
-                <m:fPr>
-                  <m:ctrlPr>
-                    <w:rPr>
-                      <w:rFonts w:ascii="Cambria Math" w:hAnsi="Cambria Math"/>
-                    </w:rPr>
-                  </m:ctrlPr>
-                </m:fPr>
-                <m:num>
-                  <m:r>
-                    <w:rPr>
-                      <w:rFonts w:ascii="Cambria Math" w:hAnsi="Cambria Math"/>
-                    </w:rPr>
-                    <m:t>p(1-p)</m:t>
-                  </m:r>
-                </m:num>
-                <m:den>
-                  <m:r>
-                    <w:rPr>
-                      <w:rFonts w:ascii="Cambria Math" w:hAnsi="Cambria Math"/>
-                    </w:rPr>
-                    <m:t>n</m:t>
-                  </m:r>
-                </m:den>
-              </m:f>
-            </m:e>
-          </m:rad>
-          <m:r>
-            <m:rPr>
-              <m:sty m:val="p"/>
-            </m:rPr>
-            <w:rPr>
-              <w:rFonts w:ascii="Cambria Math" w:hAnsi="Cambria Math"/>
-            </w:rPr>
-            <m:t>.</m:t>
-          </m:r>
-        </m:oMath>
-      </m:oMathPara>
-    </w:p>
-    <w:p>
-      <w:pPr>
-        <w:rPr>
-          <w:b/>
-          <w:bCs/>
-        </w:rPr>
-      </w:pPr>
-      <w:r>
-        <w:rPr>
-          <w:rFonts w:ascii="Segoe UI Symbol" w:hAnsi="Segoe UI Symbol" w:cs="Segoe UI Symbol"/>
-          <w:b/>
-          <w:bCs/>
-        </w:rPr>
-        <w:t>✔</w:t>
-      </w:r>
-      <w:r>
-        <w:rPr>
-          <w:b/>
-          <w:bCs/>
-        </w:rPr>
-        <w:t xml:space="preserve"> When </w:t>
-      </w:r>
-      <m:oMath>
-        <m:r>
-          <m:rPr>
-            <m:sty m:val="bi"/>
-          </m:rPr>
-          <w:rPr>
-            <w:rFonts w:ascii="Cambria Math" w:hAnsi="Cambria Math"/>
-          </w:rPr>
-          <m:t>p</m:t>
-        </m:r>
-      </m:oMath>
-      <w:r>
-        <w:rPr>
-          <w:b/>
-          <w:bCs/>
-        </w:rPr>
-        <w:t>is small (e.g., 0.1)</w:t>
-      </w:r>
-    </w:p>
-    <w:p>
-      <w:r>
-        <w:t xml:space="preserve">The distribution becomes </w:t>
-      </w:r>
-      <w:r>
-        <w:rPr>
-          <w:b/>
-          <w:bCs/>
-        </w:rPr>
-        <w:t>right</w:t>
-      </w:r>
-      <w:r>
-        <w:rPr>
-          <w:b/>
-          <w:bCs/>
-        </w:rPr>
-        <w:noBreakHyphen/>
-        <w:t>skewed</w:t>
-      </w:r>
-      <w:r>
-        <w:t xml:space="preserve"> because proportions cannot go below 0 but can vary upward.</w:t>
-      </w:r>
-    </w:p>
-    <w:p>
-      <w:pPr>
-        <w:rPr>
-          <w:b/>
-          <w:bCs/>
-        </w:rPr>
-      </w:pPr>
-      <w:r>
-        <w:rPr>
-          <w:rFonts w:ascii="Segoe UI Symbol" w:hAnsi="Segoe UI Symbol" w:cs="Segoe UI Symbol"/>
-          <w:b/>
-          <w:bCs/>
-        </w:rPr>
-        <w:t>✔</w:t>
-      </w:r>
-      <w:r>
-        <w:rPr>
-          <w:b/>
-          <w:bCs/>
-        </w:rPr>
-        <w:t xml:space="preserve"> When </w:t>
-      </w:r>
-      <m:oMath>
-        <m:r>
-          <m:rPr>
-            <m:sty m:val="bi"/>
-          </m:rPr>
-          <w:rPr>
-            <w:rFonts w:ascii="Cambria Math" w:hAnsi="Cambria Math"/>
-          </w:rPr>
-          <m:t>p</m:t>
-        </m:r>
-      </m:oMath>
-      <w:r>
-        <w:rPr>
-          <w:b/>
-          <w:bCs/>
-        </w:rPr>
-        <w:t>is large (e.g., 0.9)</w:t>
-      </w:r>
-    </w:p>
-    <w:p>
-      <w:r>
-        <w:t xml:space="preserve">The distribution becomes </w:t>
-      </w:r>
-      <w:r>
-        <w:rPr>
-          <w:b/>
-          <w:bCs/>
-        </w:rPr>
-        <w:t>left</w:t>
-      </w:r>
-      <w:r>
-        <w:rPr>
-          <w:b/>
-          <w:bCs/>
-        </w:rPr>
-        <w:noBreakHyphen/>
-        <w:t>skewed</w:t>
-      </w:r>
-      <w:r>
-        <w:t xml:space="preserve"> for the opposite reason.</w:t>
-      </w:r>
-    </w:p>
-    <w:p>
-      <w:pPr>
-        <w:rPr>
-          <w:b/>
-          <w:bCs/>
-        </w:rPr>
-      </w:pPr>
-      <w:r>
-        <w:rPr>
-          <w:rFonts w:ascii="Segoe UI Symbol" w:hAnsi="Segoe UI Symbol" w:cs="Segoe UI Symbol"/>
-          <w:b/>
-          <w:bCs/>
-        </w:rPr>
-        <w:t>✔</w:t>
-      </w:r>
-      <w:r>
-        <w:rPr>
-          <w:b/>
-          <w:bCs/>
-        </w:rPr>
-        <w:t xml:space="preserve"> When sample size </w:t>
-      </w:r>
-      <m:oMath>
-        <m:r>
-          <m:rPr>
-            <m:sty m:val="bi"/>
-          </m:rPr>
-          <w:rPr>
-            <w:rFonts w:ascii="Cambria Math" w:hAnsi="Cambria Math"/>
-          </w:rPr>
-          <m:t>n</m:t>
-        </m:r>
-      </m:oMath>
-      <w:r>
-        <w:rPr>
-          <w:b/>
-          <w:bCs/>
-        </w:rPr>
-        <w:t>increases</w:t>
-      </w:r>
-    </w:p>
-    <w:p>
-      <w:r>
-        <w:t xml:space="preserve">The distribution becomes </w:t>
-      </w:r>
-      <w:r>
-        <w:rPr>
-          <w:b/>
-          <w:bCs/>
-        </w:rPr>
-        <w:t>tighter</w:t>
-      </w:r>
-      <w:r>
-        <w:t>, because larger samples reduce variability.</w:t>
-      </w:r>
-    </w:p>
-    <w:p>
-      <w:r>
-        <w:t>This connects directly to the binomial distribution and the Central Limit Theorem.</w:t>
-      </w:r>
-    </w:p>
     <w:p/>
     <w:sectPr>
       <w:pgSz w:w="12240" w:h="15840"/>
@@ -3076,6 +2293,7 @@
   <w:style w:type="character" w:default="1" w:styleId="DefaultParagraphFont">
     <w:name w:val="Default Paragraph Font"/>
     <w:uiPriority w:val="1"/>
+    <w:semiHidden/>
     <w:unhideWhenUsed/>
   </w:style>
   <w:style w:type="table" w:default="1" w:styleId="TableNormal">

--- a/main.docx
+++ b/main.docx
@@ -2,6 +2,821 @@
 <file path=word/document.xml><?xml version="1.0" encoding="utf-8"?>
 <w:document xmlns:wpc="http://schemas.microsoft.com/office/word/2010/wordprocessingCanvas" xmlns:cx="http://schemas.microsoft.com/office/drawing/2014/chartex" xmlns:cx1="http://schemas.microsoft.com/office/drawing/2015/9/8/chartex" xmlns:cx2="http://schemas.microsoft.com/office/drawing/2015/10/21/chartex" xmlns:cx3="http://schemas.microsoft.com/office/drawing/2016/5/9/chartex" xmlns:cx4="http://schemas.microsoft.com/office/drawing/2016/5/10/chartex" xmlns:cx5="http://schemas.microsoft.com/office/drawing/2016/5/11/chartex" xmlns:cx6="http://schemas.microsoft.com/office/drawing/2016/5/12/chartex" xmlns:cx7="http://schemas.microsoft.com/office/drawing/2016/5/13/chartex" xmlns:cx8="http://schemas.microsoft.com/office/drawing/2016/5/14/chartex" xmlns:mc="http://schemas.openxmlformats.org/markup-compatibility/2006" xmlns:aink="http://schemas.microsoft.com/office/drawing/2016/ink" xmlns:am3d="http://schemas.microsoft.com/office/drawing/2017/model3d" xmlns:o="urn:schemas-microsoft-com:office:office" xmlns:oel="http://schemas.microsoft.com/office/2019/extlst" xmlns:r="http://schemas.openxmlformats.org/officeDocument/2006/relationships" xmlns:m="http://schemas.openxmlformats.org/officeDocument/2006/math" xmlns:v="urn:schemas-microsoft-com:vml" xmlns:wp14="http://schemas.microsoft.com/office/word/2010/wordprocessingDrawing" xmlns:wp="http://schemas.openxmlformats.org/drawingml/2006/wordprocessingDrawing" xmlns:w10="urn:schemas-microsoft-com:office:word" xmlns:w="http://schemas.openxmlformats.org/wordprocessingml/2006/main" xmlns:w14="http://schemas.microsoft.com/office/word/2010/wordml" xmlns:w15="http://schemas.microsoft.com/office/word/2012/wordml" xmlns:w16cex="http://schemas.microsoft.com/office/word/2018/wordml/cex" xmlns:w16cid="http://schemas.microsoft.com/office/word/2016/wordml/cid" xmlns:w16="http://schemas.microsoft.com/office/word/2018/wordml" xmlns:w16du="http://schemas.microsoft.com/office/word/2023/wordml/word16du" xmlns:w16sdtdh="http://schemas.microsoft.com/office/word/2020/wordml/sdtdatahash" xmlns:w16sdtfl="http://schemas.microsoft.com/office/word/2024/wordml/sdtformatlock" xmlns:w16se="http://schemas.microsoft.com/office/word/2015/wordml/symex" xmlns:wpg="http://schemas.microsoft.com/office/word/2010/wordprocessingGroup" xmlns:wpi="http://schemas.microsoft.com/office/word/2010/wordprocessingInk" xmlns:wne="http://schemas.microsoft.com/office/word/2006/wordml" xmlns:wps="http://schemas.microsoft.com/office/word/2010/wordprocessingShape" mc:Ignorable="w14 w15 w16se w16cid w16 w16cex w16sdtdh w16sdtfl w16du wp14">
   <w:body>
+    <w:p>
+      <w:r>
+        <w:t xml:space="preserve">Here’s a clean, structured </w:t>
+      </w:r>
+      <w:r>
+        <w:rPr>
+          <w:b/>
+          <w:bCs/>
+        </w:rPr>
+        <w:t>bullet summary</w:t>
+      </w:r>
+      <w:r>
+        <w:t xml:space="preserve">, a clear </w:t>
+      </w:r>
+      <w:r>
+        <w:rPr>
+          <w:b/>
+          <w:bCs/>
+        </w:rPr>
+        <w:t>plain</w:t>
+      </w:r>
+      <w:r>
+        <w:rPr>
+          <w:b/>
+          <w:bCs/>
+        </w:rPr>
+        <w:noBreakHyphen/>
+        <w:t>English explanation</w:t>
+      </w:r>
+      <w:r>
+        <w:t xml:space="preserve">, and a </w:t>
+      </w:r>
+      <w:r>
+        <w:rPr>
+          <w:b/>
+          <w:bCs/>
+        </w:rPr>
+        <w:t>Python code example</w:t>
+      </w:r>
+      <w:r>
+        <w:t xml:space="preserve"> that mirrors the intuition behind the Khan Academy simulation you described. I’ll keep it intuitive and focused on what confidence intervals </w:t>
+      </w:r>
+      <w:proofErr w:type="gramStart"/>
+      <w:r>
+        <w:rPr>
+          <w:i/>
+          <w:iCs/>
+        </w:rPr>
+        <w:t>actually do</w:t>
+      </w:r>
+      <w:proofErr w:type="gramEnd"/>
+      <w:r>
+        <w:t xml:space="preserve"> when you simulate them many times.</w:t>
+      </w:r>
+    </w:p>
+    <w:p>
+      <w:pPr>
+        <w:rPr>
+          <w:b/>
+          <w:bCs/>
+        </w:rPr>
+      </w:pPr>
+      <w:r>
+        <w:rPr>
+          <w:rFonts w:ascii="Segoe UI Emoji" w:hAnsi="Segoe UI Emoji" w:cs="Segoe UI Emoji"/>
+          <w:b/>
+          <w:bCs/>
+        </w:rPr>
+        <w:t>📌</w:t>
+      </w:r>
+      <w:r>
+        <w:rPr>
+          <w:b/>
+          <w:bCs/>
+        </w:rPr>
+        <w:t xml:space="preserve"> Bullet Summary: Confidence Intervals via Simulation</w:t>
+      </w:r>
+    </w:p>
+    <w:p>
+      <w:pPr>
+        <w:rPr>
+          <w:b/>
+          <w:bCs/>
+        </w:rPr>
+      </w:pPr>
+      <w:r>
+        <w:rPr>
+          <w:b/>
+          <w:bCs/>
+        </w:rPr>
+        <w:t>Setup</w:t>
+      </w:r>
+    </w:p>
+    <w:p>
+      <w:pPr>
+        <w:numPr>
+          <w:ilvl w:val="0"/>
+          <w:numId w:val="193"/>
+        </w:numPr>
+      </w:pPr>
+      <w:r>
+        <w:t>A gumball machine has a true (but unknown to the sampler) proportion of green gumballs.</w:t>
+      </w:r>
+    </w:p>
+    <w:p>
+      <w:pPr>
+        <w:numPr>
+          <w:ilvl w:val="0"/>
+          <w:numId w:val="193"/>
+        </w:numPr>
+      </w:pPr>
+      <w:r>
+        <w:t xml:space="preserve">Example: true proportion </w:t>
+      </w:r>
+      <m:oMath>
+        <m:r>
+          <w:rPr>
+            <w:rFonts w:ascii="Cambria Math" w:hAnsi="Cambria Math"/>
+          </w:rPr>
+          <m:t>p=0.60</m:t>
+        </m:r>
+      </m:oMath>
+      <w:r>
+        <w:t>.</w:t>
+      </w:r>
+    </w:p>
+    <w:p>
+      <w:pPr>
+        <w:numPr>
+          <w:ilvl w:val="0"/>
+          <w:numId w:val="193"/>
+        </w:numPr>
+      </w:pPr>
+      <w:r>
+        <w:t xml:space="preserve">A sampler draws repeated samples of size </w:t>
+      </w:r>
+      <m:oMath>
+        <m:r>
+          <w:rPr>
+            <w:rFonts w:ascii="Cambria Math" w:hAnsi="Cambria Math"/>
+          </w:rPr>
+          <m:t>n=50</m:t>
+        </m:r>
+      </m:oMath>
+      <w:r>
+        <w:t>(or any chosen size).</w:t>
+      </w:r>
+    </w:p>
+    <w:p>
+      <w:pPr>
+        <w:numPr>
+          <w:ilvl w:val="0"/>
+          <w:numId w:val="193"/>
+        </w:numPr>
+      </w:pPr>
+      <w:r>
+        <w:t xml:space="preserve">For each sample, they compute the sample proportion </w:t>
+      </w:r>
+      <m:oMath>
+        <m:acc>
+          <m:accPr>
+            <m:ctrlPr>
+              <w:rPr>
+                <w:rFonts w:ascii="Cambria Math" w:hAnsi="Cambria Math"/>
+              </w:rPr>
+            </m:ctrlPr>
+          </m:accPr>
+          <m:e>
+            <m:r>
+              <w:rPr>
+                <w:rFonts w:ascii="Cambria Math" w:hAnsi="Cambria Math"/>
+              </w:rPr>
+              <m:t>p</m:t>
+            </m:r>
+          </m:e>
+        </m:acc>
+      </m:oMath>
+      <w:r>
+        <w:t>.</w:t>
+      </w:r>
+    </w:p>
+    <w:p>
+      <w:pPr>
+        <w:rPr>
+          <w:b/>
+          <w:bCs/>
+        </w:rPr>
+      </w:pPr>
+      <w:r>
+        <w:rPr>
+          <w:b/>
+          <w:bCs/>
+        </w:rPr>
+        <w:t>Confidence Interval Construction</w:t>
+      </w:r>
+    </w:p>
+    <w:p>
+      <w:pPr>
+        <w:numPr>
+          <w:ilvl w:val="0"/>
+          <w:numId w:val="194"/>
+        </w:numPr>
+      </w:pPr>
+      <w:r>
+        <w:t xml:space="preserve">Using a 95% confidence level → use </w:t>
+      </w:r>
+      <w:r>
+        <w:rPr>
+          <w:b/>
+          <w:bCs/>
+        </w:rPr>
+        <w:t>±2 standard errors</w:t>
+      </w:r>
+      <w:r>
+        <w:t xml:space="preserve"> around </w:t>
+      </w:r>
+      <m:oMath>
+        <m:acc>
+          <m:accPr>
+            <m:ctrlPr>
+              <w:rPr>
+                <w:rFonts w:ascii="Cambria Math" w:hAnsi="Cambria Math"/>
+              </w:rPr>
+            </m:ctrlPr>
+          </m:accPr>
+          <m:e>
+            <m:r>
+              <w:rPr>
+                <w:rFonts w:ascii="Cambria Math" w:hAnsi="Cambria Math"/>
+              </w:rPr>
+              <m:t>p</m:t>
+            </m:r>
+          </m:e>
+        </m:acc>
+      </m:oMath>
+      <w:r>
+        <w:t>.</w:t>
+      </w:r>
+    </w:p>
+    <w:p>
+      <w:pPr>
+        <w:numPr>
+          <w:ilvl w:val="0"/>
+          <w:numId w:val="194"/>
+        </w:numPr>
+      </w:pPr>
+      <w:r>
+        <w:t>Standard error estimated from sample:</w:t>
+      </w:r>
+    </w:p>
+    <w:p>
+      <m:oMathPara>
+        <m:oMath>
+          <m:r>
+            <w:rPr>
+              <w:rFonts w:ascii="Cambria Math" w:hAnsi="Cambria Math"/>
+            </w:rPr>
+            <m:t>SE=</m:t>
+          </m:r>
+          <m:rad>
+            <m:radPr>
+              <m:degHide m:val="1"/>
+              <m:ctrlPr>
+                <w:rPr>
+                  <w:rFonts w:ascii="Cambria Math" w:hAnsi="Cambria Math"/>
+                </w:rPr>
+              </m:ctrlPr>
+            </m:radPr>
+            <m:deg/>
+            <m:e>
+              <m:f>
+                <m:fPr>
+                  <m:ctrlPr>
+                    <w:rPr>
+                      <w:rFonts w:ascii="Cambria Math" w:hAnsi="Cambria Math"/>
+                    </w:rPr>
+                  </m:ctrlPr>
+                </m:fPr>
+                <m:num>
+                  <m:acc>
+                    <m:accPr>
+                      <m:ctrlPr>
+                        <w:rPr>
+                          <w:rFonts w:ascii="Cambria Math" w:hAnsi="Cambria Math"/>
+                        </w:rPr>
+                      </m:ctrlPr>
+                    </m:accPr>
+                    <m:e>
+                      <m:r>
+                        <w:rPr>
+                          <w:rFonts w:ascii="Cambria Math" w:hAnsi="Cambria Math"/>
+                        </w:rPr>
+                        <m:t>p</m:t>
+                      </m:r>
+                    </m:e>
+                  </m:acc>
+                  <m:r>
+                    <w:rPr>
+                      <w:rFonts w:ascii="Cambria Math" w:hAnsi="Cambria Math"/>
+                    </w:rPr>
+                    <m:t>(1-</m:t>
+                  </m:r>
+                  <m:acc>
+                    <m:accPr>
+                      <m:ctrlPr>
+                        <w:rPr>
+                          <w:rFonts w:ascii="Cambria Math" w:hAnsi="Cambria Math"/>
+                        </w:rPr>
+                      </m:ctrlPr>
+                    </m:accPr>
+                    <m:e>
+                      <m:r>
+                        <w:rPr>
+                          <w:rFonts w:ascii="Cambria Math" w:hAnsi="Cambria Math"/>
+                        </w:rPr>
+                        <m:t>p</m:t>
+                      </m:r>
+                    </m:e>
+                  </m:acc>
+                  <m:r>
+                    <w:rPr>
+                      <w:rFonts w:ascii="Cambria Math" w:hAnsi="Cambria Math"/>
+                    </w:rPr>
+                    <m:t>)</m:t>
+                  </m:r>
+                </m:num>
+                <m:den>
+                  <m:r>
+                    <w:rPr>
+                      <w:rFonts w:ascii="Cambria Math" w:hAnsi="Cambria Math"/>
+                    </w:rPr>
+                    <m:t>n</m:t>
+                  </m:r>
+                </m:den>
+              </m:f>
+            </m:e>
+          </m:rad>
+        </m:oMath>
+      </m:oMathPara>
+    </w:p>
+    <w:p>
+      <w:pPr>
+        <w:numPr>
+          <w:ilvl w:val="0"/>
+          <w:numId w:val="195"/>
+        </w:numPr>
+      </w:pPr>
+      <w:r>
+        <w:t>Confidence interval:</w:t>
+      </w:r>
+    </w:p>
+    <w:p>
+      <m:oMathPara>
+        <m:oMath>
+          <m:acc>
+            <m:accPr>
+              <m:ctrlPr>
+                <w:rPr>
+                  <w:rFonts w:ascii="Cambria Math" w:hAnsi="Cambria Math"/>
+                </w:rPr>
+              </m:ctrlPr>
+            </m:accPr>
+            <m:e>
+              <m:r>
+                <w:rPr>
+                  <w:rFonts w:ascii="Cambria Math" w:hAnsi="Cambria Math"/>
+                </w:rPr>
+                <m:t>p</m:t>
+              </m:r>
+            </m:e>
+          </m:acc>
+          <m:r>
+            <w:rPr>
+              <w:rFonts w:ascii="Cambria Math" w:hAnsi="Cambria Math"/>
+            </w:rPr>
+            <m:t>±2SE</m:t>
+          </m:r>
+        </m:oMath>
+      </m:oMathPara>
+    </w:p>
+    <w:p>
+      <w:pPr>
+        <w:rPr>
+          <w:b/>
+          <w:bCs/>
+        </w:rPr>
+      </w:pPr>
+      <w:r>
+        <w:rPr>
+          <w:b/>
+          <w:bCs/>
+        </w:rPr>
+        <w:t>Key Observations from the Simulation</w:t>
+      </w:r>
+    </w:p>
+    <w:p>
+      <w:pPr>
+        <w:numPr>
+          <w:ilvl w:val="0"/>
+          <w:numId w:val="196"/>
+        </w:numPr>
+      </w:pPr>
+      <w:r>
+        <w:t xml:space="preserve">Each sample gives a </w:t>
+      </w:r>
+      <w:r>
+        <w:rPr>
+          <w:i/>
+          <w:iCs/>
+        </w:rPr>
+        <w:t>different</w:t>
+      </w:r>
+      <w:r>
+        <w:t xml:space="preserve"> </w:t>
+      </w:r>
+      <m:oMath>
+        <m:acc>
+          <m:accPr>
+            <m:ctrlPr>
+              <w:rPr>
+                <w:rFonts w:ascii="Cambria Math" w:hAnsi="Cambria Math"/>
+              </w:rPr>
+            </m:ctrlPr>
+          </m:accPr>
+          <m:e>
+            <m:r>
+              <w:rPr>
+                <w:rFonts w:ascii="Cambria Math" w:hAnsi="Cambria Math"/>
+              </w:rPr>
+              <m:t>p</m:t>
+            </m:r>
+          </m:e>
+        </m:acc>
+      </m:oMath>
+      <w:r>
+        <w:t>, so each confidence interval is different.</w:t>
+      </w:r>
+    </w:p>
+    <w:p>
+      <w:pPr>
+        <w:numPr>
+          <w:ilvl w:val="0"/>
+          <w:numId w:val="196"/>
+        </w:numPr>
+      </w:pPr>
+      <w:r>
+        <w:t xml:space="preserve">Some intervals are wide, some </w:t>
+      </w:r>
+      <w:proofErr w:type="gramStart"/>
+      <w:r>
+        <w:t>narrow—depending</w:t>
+      </w:r>
+      <w:proofErr w:type="gramEnd"/>
+      <w:r>
+        <w:t xml:space="preserve"> on the sample.</w:t>
+      </w:r>
+    </w:p>
+    <w:p>
+      <w:pPr>
+        <w:numPr>
+          <w:ilvl w:val="0"/>
+          <w:numId w:val="196"/>
+        </w:numPr>
+      </w:pPr>
+      <w:r>
+        <w:t>But across many samples:</w:t>
+      </w:r>
+    </w:p>
+    <w:p>
+      <w:pPr>
+        <w:numPr>
+          <w:ilvl w:val="1"/>
+          <w:numId w:val="196"/>
+        </w:numPr>
+      </w:pPr>
+      <w:r>
+        <w:rPr>
+          <w:b/>
+          <w:bCs/>
+        </w:rPr>
+        <w:t>About 95% of the intervals contain the true proportion</w:t>
+      </w:r>
+      <w:r>
+        <w:t>.</w:t>
+      </w:r>
+    </w:p>
+    <w:p>
+      <w:pPr>
+        <w:numPr>
+          <w:ilvl w:val="1"/>
+          <w:numId w:val="196"/>
+        </w:numPr>
+      </w:pPr>
+      <w:r>
+        <w:rPr>
+          <w:b/>
+          <w:bCs/>
+        </w:rPr>
+        <w:t>About 5% miss it</w:t>
+      </w:r>
+      <w:r>
+        <w:t>, which is expected.</w:t>
+      </w:r>
+    </w:p>
+    <w:p>
+      <w:pPr>
+        <w:rPr>
+          <w:b/>
+          <w:bCs/>
+        </w:rPr>
+      </w:pPr>
+      <w:r>
+        <w:rPr>
+          <w:b/>
+          <w:bCs/>
+        </w:rPr>
+        <w:t>Effect of Sample Size</w:t>
+      </w:r>
+    </w:p>
+    <w:p>
+      <w:pPr>
+        <w:numPr>
+          <w:ilvl w:val="0"/>
+          <w:numId w:val="197"/>
+        </w:numPr>
+      </w:pPr>
+      <w:r>
+        <w:t>Increasing sample size (e.g., from 50 to 200):</w:t>
+      </w:r>
+    </w:p>
+    <w:p>
+      <w:pPr>
+        <w:numPr>
+          <w:ilvl w:val="1"/>
+          <w:numId w:val="197"/>
+        </w:numPr>
+      </w:pPr>
+      <w:r>
+        <w:t>Standard error decreases.</w:t>
+      </w:r>
+    </w:p>
+    <w:p>
+      <w:pPr>
+        <w:numPr>
+          <w:ilvl w:val="1"/>
+          <w:numId w:val="197"/>
+        </w:numPr>
+      </w:pPr>
+      <w:r>
+        <w:lastRenderedPageBreak/>
+        <w:t xml:space="preserve">Confidence intervals become </w:t>
+      </w:r>
+      <w:r>
+        <w:rPr>
+          <w:b/>
+          <w:bCs/>
+        </w:rPr>
+        <w:t>narrower</w:t>
+      </w:r>
+      <w:r>
+        <w:t>.</w:t>
+      </w:r>
+    </w:p>
+    <w:p>
+      <w:pPr>
+        <w:numPr>
+          <w:ilvl w:val="1"/>
+          <w:numId w:val="197"/>
+        </w:numPr>
+      </w:pPr>
+      <w:r>
+        <w:t xml:space="preserve">But still, </w:t>
+      </w:r>
+      <w:r>
+        <w:rPr>
+          <w:b/>
+          <w:bCs/>
+        </w:rPr>
+        <w:t>about 95%</w:t>
+      </w:r>
+      <w:r>
+        <w:t xml:space="preserve"> of intervals contain the true proportion.</w:t>
+      </w:r>
+    </w:p>
+    <w:p>
+      <w:pPr>
+        <w:rPr>
+          <w:b/>
+          <w:bCs/>
+        </w:rPr>
+      </w:pPr>
+      <w:r>
+        <w:rPr>
+          <w:b/>
+          <w:bCs/>
+        </w:rPr>
+        <w:t>Core Insight</w:t>
+      </w:r>
+    </w:p>
+    <w:p>
+      <w:r>
+        <w:t xml:space="preserve">Confidence intervals don’t guarantee that </w:t>
+      </w:r>
+      <w:r>
+        <w:rPr>
+          <w:i/>
+          <w:iCs/>
+        </w:rPr>
+        <w:t>your</w:t>
+      </w:r>
+      <w:r>
+        <w:t xml:space="preserve"> interval contains the truth. They guarantee that the </w:t>
+      </w:r>
+      <w:r>
+        <w:rPr>
+          <w:b/>
+          <w:bCs/>
+        </w:rPr>
+        <w:t>method</w:t>
+      </w:r>
+      <w:r>
+        <w:t xml:space="preserve"> you used will succeed about </w:t>
+      </w:r>
+      <w:r>
+        <w:rPr>
+          <w:b/>
+          <w:bCs/>
+        </w:rPr>
+        <w:t>95% of the time</w:t>
+      </w:r>
+      <w:r>
+        <w:t xml:space="preserve"> in the long run.</w:t>
+      </w:r>
+    </w:p>
+    <w:p>
+      <w:pPr>
+        <w:rPr>
+          <w:b/>
+          <w:bCs/>
+        </w:rPr>
+      </w:pPr>
+      <w:r>
+        <w:rPr>
+          <w:rFonts w:ascii="Segoe UI Emoji" w:hAnsi="Segoe UI Emoji" w:cs="Segoe UI Emoji"/>
+          <w:b/>
+          <w:bCs/>
+        </w:rPr>
+        <w:t>🧠</w:t>
+      </w:r>
+      <w:r>
+        <w:rPr>
+          <w:b/>
+          <w:bCs/>
+        </w:rPr>
+        <w:t xml:space="preserve"> Explanation in Plain English</w:t>
+      </w:r>
+    </w:p>
+    <w:p>
+      <w:r>
+        <w:t>Imagine someone doesn’t know what fraction of gumballs are green. They take a sample of 50, count the green ones, and compute a sample proportion. That number jumps around from sample to sample—sometimes 0.60, sometimes 0.52, sometimes 0.68.</w:t>
+      </w:r>
+    </w:p>
+    <w:p>
+      <w:r>
+        <w:t xml:space="preserve">For each sample, they build a </w:t>
+      </w:r>
+      <w:r>
+        <w:rPr>
+          <w:b/>
+          <w:bCs/>
+        </w:rPr>
+        <w:t>95% confidence interval</w:t>
+      </w:r>
+      <w:r>
+        <w:t xml:space="preserve"> using:</w:t>
+      </w:r>
+    </w:p>
+    <w:p>
+      <w:r>
+        <w:t>sample proportion ± 2 × standard error</w:t>
+      </w:r>
+    </w:p>
+    <w:p>
+      <w:r>
+        <w:t>Because each sample is different, each interval is different.</w:t>
+      </w:r>
+    </w:p>
+    <w:p>
+      <w:r>
+        <w:t xml:space="preserve">Now here’s the magic: If you repeat this process hundreds or thousands of times, </w:t>
+      </w:r>
+      <w:r>
+        <w:rPr>
+          <w:b/>
+          <w:bCs/>
+        </w:rPr>
+        <w:t>about 95% of those intervals will contain the true proportion</w:t>
+      </w:r>
+      <w:r>
+        <w:t xml:space="preserve"> (which is 0.60 in the simulation). The other 5% will miss it—just by random chance.</w:t>
+      </w:r>
+    </w:p>
+    <w:p>
+      <w:r>
+        <w:t xml:space="preserve">This is what “95% confidence” </w:t>
+      </w:r>
+      <w:r>
+        <w:rPr>
+          <w:i/>
+          <w:iCs/>
+        </w:rPr>
+        <w:t>really</w:t>
+      </w:r>
+      <w:r>
+        <w:t xml:space="preserve"> means. It’s not about one interval—it’s about the long</w:t>
+      </w:r>
+      <w:r>
+        <w:noBreakHyphen/>
+        <w:t>run performance of the method.</w:t>
+      </w:r>
+    </w:p>
+    <w:p>
+      <w:r>
+        <w:t>And when you increase the sample size, the intervals shrink (because the standard error shrinks), but the success rate—95%—stays the same.</w:t>
+      </w:r>
+    </w:p>
+    <w:p>
+      <w:pPr>
+        <w:rPr>
+          <w:b/>
+          <w:bCs/>
+        </w:rPr>
+      </w:pPr>
+      <w:r>
+        <w:rPr>
+          <w:rFonts w:ascii="Segoe UI Emoji" w:hAnsi="Segoe UI Emoji" w:cs="Segoe UI Emoji"/>
+          <w:b/>
+          <w:bCs/>
+        </w:rPr>
+        <w:t>💻</w:t>
+      </w:r>
+      <w:r>
+        <w:rPr>
+          <w:b/>
+          <w:bCs/>
+        </w:rPr>
+        <w:t xml:space="preserve"> Python Code Example: Simulating Confidence Intervals</w:t>
+      </w:r>
+    </w:p>
+    <w:p>
+      <w:r>
+        <w:t>This code simulates exactly what the Khan Academy scratchpad demonstrates.</w:t>
+      </w:r>
+    </w:p>
+    <w:p/>
+    <w:p/>
+    <w:p>
+      <w:r>
+        <w:t xml:space="preserve">Which is beautifully close to the theoretical </w:t>
+      </w:r>
+      <w:r>
+        <w:rPr>
+          <w:b/>
+          <w:bCs/>
+        </w:rPr>
+        <w:t>95%</w:t>
+      </w:r>
+      <w:r>
+        <w:t>.</w:t>
+      </w:r>
+    </w:p>
+    <w:p>
+      <w:r>
+        <w:t>If you want, I can also:</w:t>
+      </w:r>
+    </w:p>
+    <w:p>
+      <w:pPr>
+        <w:numPr>
+          <w:ilvl w:val="0"/>
+          <w:numId w:val="198"/>
+        </w:numPr>
+      </w:pPr>
+      <w:r>
+        <w:t>simulate how interval width changes with sample size,</w:t>
+      </w:r>
+    </w:p>
+    <w:p>
+      <w:pPr>
+        <w:numPr>
+          <w:ilvl w:val="0"/>
+          <w:numId w:val="198"/>
+        </w:numPr>
+      </w:pPr>
+      <w:r>
+        <w:t>plot the intervals visually,</w:t>
+      </w:r>
+    </w:p>
+    <w:p>
+      <w:pPr>
+        <w:numPr>
+          <w:ilvl w:val="0"/>
+          <w:numId w:val="198"/>
+        </w:numPr>
+      </w:pPr>
+      <w:r>
+        <w:t>or show how often intervals miss on the high side vs. low side.</w:t>
+      </w:r>
+    </w:p>
+    <w:p>
+      <w:r>
+        <w:lastRenderedPageBreak/>
+        <w:t>Just tell me where you want to explore next.</w:t>
+      </w:r>
+    </w:p>
     <w:p/>
     <w:sectPr>
       <w:pgSz w:w="12240" w:h="15840"/>
@@ -3741,6 +4556,304 @@
     </w:lvl>
   </w:abstractNum>
   <w:abstractNum w:abstractNumId="25" w15:restartNumberingAfterBreak="0">
+    <w:nsid w:val="0F2D6675"/>
+    <w:multiLevelType w:val="multilevel"/>
+    <w:tmpl w:val="B4F84348"/>
+    <w:lvl w:ilvl="0">
+      <w:start w:val="1"/>
+      <w:numFmt w:val="bullet"/>
+      <w:lvlText w:val=""/>
+      <w:lvlJc w:val="left"/>
+      <w:pPr>
+        <w:tabs>
+          <w:tab w:val="num" w:pos="720"/>
+        </w:tabs>
+        <w:ind w:left="720" w:hanging="360"/>
+      </w:pPr>
+      <w:rPr>
+        <w:rFonts w:ascii="Symbol" w:hAnsi="Symbol" w:hint="default"/>
+        <w:sz w:val="20"/>
+      </w:rPr>
+    </w:lvl>
+    <w:lvl w:ilvl="1" w:tentative="1">
+      <w:start w:val="1"/>
+      <w:numFmt w:val="bullet"/>
+      <w:lvlText w:val="o"/>
+      <w:lvlJc w:val="left"/>
+      <w:pPr>
+        <w:tabs>
+          <w:tab w:val="num" w:pos="1440"/>
+        </w:tabs>
+        <w:ind w:left="1440" w:hanging="360"/>
+      </w:pPr>
+      <w:rPr>
+        <w:rFonts w:ascii="Courier New" w:hAnsi="Courier New" w:hint="default"/>
+        <w:sz w:val="20"/>
+      </w:rPr>
+    </w:lvl>
+    <w:lvl w:ilvl="2" w:tentative="1">
+      <w:start w:val="1"/>
+      <w:numFmt w:val="bullet"/>
+      <w:lvlText w:val=""/>
+      <w:lvlJc w:val="left"/>
+      <w:pPr>
+        <w:tabs>
+          <w:tab w:val="num" w:pos="2160"/>
+        </w:tabs>
+        <w:ind w:left="2160" w:hanging="360"/>
+      </w:pPr>
+      <w:rPr>
+        <w:rFonts w:ascii="Wingdings" w:hAnsi="Wingdings" w:hint="default"/>
+        <w:sz w:val="20"/>
+      </w:rPr>
+    </w:lvl>
+    <w:lvl w:ilvl="3" w:tentative="1">
+      <w:start w:val="1"/>
+      <w:numFmt w:val="bullet"/>
+      <w:lvlText w:val=""/>
+      <w:lvlJc w:val="left"/>
+      <w:pPr>
+        <w:tabs>
+          <w:tab w:val="num" w:pos="2880"/>
+        </w:tabs>
+        <w:ind w:left="2880" w:hanging="360"/>
+      </w:pPr>
+      <w:rPr>
+        <w:rFonts w:ascii="Wingdings" w:hAnsi="Wingdings" w:hint="default"/>
+        <w:sz w:val="20"/>
+      </w:rPr>
+    </w:lvl>
+    <w:lvl w:ilvl="4" w:tentative="1">
+      <w:start w:val="1"/>
+      <w:numFmt w:val="bullet"/>
+      <w:lvlText w:val=""/>
+      <w:lvlJc w:val="left"/>
+      <w:pPr>
+        <w:tabs>
+          <w:tab w:val="num" w:pos="3600"/>
+        </w:tabs>
+        <w:ind w:left="3600" w:hanging="360"/>
+      </w:pPr>
+      <w:rPr>
+        <w:rFonts w:ascii="Wingdings" w:hAnsi="Wingdings" w:hint="default"/>
+        <w:sz w:val="20"/>
+      </w:rPr>
+    </w:lvl>
+    <w:lvl w:ilvl="5" w:tentative="1">
+      <w:start w:val="1"/>
+      <w:numFmt w:val="bullet"/>
+      <w:lvlText w:val=""/>
+      <w:lvlJc w:val="left"/>
+      <w:pPr>
+        <w:tabs>
+          <w:tab w:val="num" w:pos="4320"/>
+        </w:tabs>
+        <w:ind w:left="4320" w:hanging="360"/>
+      </w:pPr>
+      <w:rPr>
+        <w:rFonts w:ascii="Wingdings" w:hAnsi="Wingdings" w:hint="default"/>
+        <w:sz w:val="20"/>
+      </w:rPr>
+    </w:lvl>
+    <w:lvl w:ilvl="6" w:tentative="1">
+      <w:start w:val="1"/>
+      <w:numFmt w:val="bullet"/>
+      <w:lvlText w:val=""/>
+      <w:lvlJc w:val="left"/>
+      <w:pPr>
+        <w:tabs>
+          <w:tab w:val="num" w:pos="5040"/>
+        </w:tabs>
+        <w:ind w:left="5040" w:hanging="360"/>
+      </w:pPr>
+      <w:rPr>
+        <w:rFonts w:ascii="Wingdings" w:hAnsi="Wingdings" w:hint="default"/>
+        <w:sz w:val="20"/>
+      </w:rPr>
+    </w:lvl>
+    <w:lvl w:ilvl="7" w:tentative="1">
+      <w:start w:val="1"/>
+      <w:numFmt w:val="bullet"/>
+      <w:lvlText w:val=""/>
+      <w:lvlJc w:val="left"/>
+      <w:pPr>
+        <w:tabs>
+          <w:tab w:val="num" w:pos="5760"/>
+        </w:tabs>
+        <w:ind w:left="5760" w:hanging="360"/>
+      </w:pPr>
+      <w:rPr>
+        <w:rFonts w:ascii="Wingdings" w:hAnsi="Wingdings" w:hint="default"/>
+        <w:sz w:val="20"/>
+      </w:rPr>
+    </w:lvl>
+    <w:lvl w:ilvl="8" w:tentative="1">
+      <w:start w:val="1"/>
+      <w:numFmt w:val="bullet"/>
+      <w:lvlText w:val=""/>
+      <w:lvlJc w:val="left"/>
+      <w:pPr>
+        <w:tabs>
+          <w:tab w:val="num" w:pos="6480"/>
+        </w:tabs>
+        <w:ind w:left="6480" w:hanging="360"/>
+      </w:pPr>
+      <w:rPr>
+        <w:rFonts w:ascii="Wingdings" w:hAnsi="Wingdings" w:hint="default"/>
+        <w:sz w:val="20"/>
+      </w:rPr>
+    </w:lvl>
+  </w:abstractNum>
+  <w:abstractNum w:abstractNumId="26" w15:restartNumberingAfterBreak="0">
+    <w:nsid w:val="0F3356DE"/>
+    <w:multiLevelType w:val="multilevel"/>
+    <w:tmpl w:val="74CC5B74"/>
+    <w:lvl w:ilvl="0">
+      <w:start w:val="1"/>
+      <w:numFmt w:val="bullet"/>
+      <w:lvlText w:val=""/>
+      <w:lvlJc w:val="left"/>
+      <w:pPr>
+        <w:tabs>
+          <w:tab w:val="num" w:pos="720"/>
+        </w:tabs>
+        <w:ind w:left="720" w:hanging="360"/>
+      </w:pPr>
+      <w:rPr>
+        <w:rFonts w:ascii="Symbol" w:hAnsi="Symbol" w:hint="default"/>
+        <w:sz w:val="20"/>
+      </w:rPr>
+    </w:lvl>
+    <w:lvl w:ilvl="1">
+      <w:start w:val="1"/>
+      <w:numFmt w:val="bullet"/>
+      <w:lvlText w:val="o"/>
+      <w:lvlJc w:val="left"/>
+      <w:pPr>
+        <w:tabs>
+          <w:tab w:val="num" w:pos="1440"/>
+        </w:tabs>
+        <w:ind w:left="1440" w:hanging="360"/>
+      </w:pPr>
+      <w:rPr>
+        <w:rFonts w:ascii="Courier New" w:hAnsi="Courier New" w:hint="default"/>
+        <w:sz w:val="20"/>
+      </w:rPr>
+    </w:lvl>
+    <w:lvl w:ilvl="2" w:tentative="1">
+      <w:start w:val="1"/>
+      <w:numFmt w:val="bullet"/>
+      <w:lvlText w:val=""/>
+      <w:lvlJc w:val="left"/>
+      <w:pPr>
+        <w:tabs>
+          <w:tab w:val="num" w:pos="2160"/>
+        </w:tabs>
+        <w:ind w:left="2160" w:hanging="360"/>
+      </w:pPr>
+      <w:rPr>
+        <w:rFonts w:ascii="Wingdings" w:hAnsi="Wingdings" w:hint="default"/>
+        <w:sz w:val="20"/>
+      </w:rPr>
+    </w:lvl>
+    <w:lvl w:ilvl="3" w:tentative="1">
+      <w:start w:val="1"/>
+      <w:numFmt w:val="bullet"/>
+      <w:lvlText w:val=""/>
+      <w:lvlJc w:val="left"/>
+      <w:pPr>
+        <w:tabs>
+          <w:tab w:val="num" w:pos="2880"/>
+        </w:tabs>
+        <w:ind w:left="2880" w:hanging="360"/>
+      </w:pPr>
+      <w:rPr>
+        <w:rFonts w:ascii="Wingdings" w:hAnsi="Wingdings" w:hint="default"/>
+        <w:sz w:val="20"/>
+      </w:rPr>
+    </w:lvl>
+    <w:lvl w:ilvl="4" w:tentative="1">
+      <w:start w:val="1"/>
+      <w:numFmt w:val="bullet"/>
+      <w:lvlText w:val=""/>
+      <w:lvlJc w:val="left"/>
+      <w:pPr>
+        <w:tabs>
+          <w:tab w:val="num" w:pos="3600"/>
+        </w:tabs>
+        <w:ind w:left="3600" w:hanging="360"/>
+      </w:pPr>
+      <w:rPr>
+        <w:rFonts w:ascii="Wingdings" w:hAnsi="Wingdings" w:hint="default"/>
+        <w:sz w:val="20"/>
+      </w:rPr>
+    </w:lvl>
+    <w:lvl w:ilvl="5" w:tentative="1">
+      <w:start w:val="1"/>
+      <w:numFmt w:val="bullet"/>
+      <w:lvlText w:val=""/>
+      <w:lvlJc w:val="left"/>
+      <w:pPr>
+        <w:tabs>
+          <w:tab w:val="num" w:pos="4320"/>
+        </w:tabs>
+        <w:ind w:left="4320" w:hanging="360"/>
+      </w:pPr>
+      <w:rPr>
+        <w:rFonts w:ascii="Wingdings" w:hAnsi="Wingdings" w:hint="default"/>
+        <w:sz w:val="20"/>
+      </w:rPr>
+    </w:lvl>
+    <w:lvl w:ilvl="6" w:tentative="1">
+      <w:start w:val="1"/>
+      <w:numFmt w:val="bullet"/>
+      <w:lvlText w:val=""/>
+      <w:lvlJc w:val="left"/>
+      <w:pPr>
+        <w:tabs>
+          <w:tab w:val="num" w:pos="5040"/>
+        </w:tabs>
+        <w:ind w:left="5040" w:hanging="360"/>
+      </w:pPr>
+      <w:rPr>
+        <w:rFonts w:ascii="Wingdings" w:hAnsi="Wingdings" w:hint="default"/>
+        <w:sz w:val="20"/>
+      </w:rPr>
+    </w:lvl>
+    <w:lvl w:ilvl="7" w:tentative="1">
+      <w:start w:val="1"/>
+      <w:numFmt w:val="bullet"/>
+      <w:lvlText w:val=""/>
+      <w:lvlJc w:val="left"/>
+      <w:pPr>
+        <w:tabs>
+          <w:tab w:val="num" w:pos="5760"/>
+        </w:tabs>
+        <w:ind w:left="5760" w:hanging="360"/>
+      </w:pPr>
+      <w:rPr>
+        <w:rFonts w:ascii="Wingdings" w:hAnsi="Wingdings" w:hint="default"/>
+        <w:sz w:val="20"/>
+      </w:rPr>
+    </w:lvl>
+    <w:lvl w:ilvl="8" w:tentative="1">
+      <w:start w:val="1"/>
+      <w:numFmt w:val="bullet"/>
+      <w:lvlText w:val=""/>
+      <w:lvlJc w:val="left"/>
+      <w:pPr>
+        <w:tabs>
+          <w:tab w:val="num" w:pos="6480"/>
+        </w:tabs>
+        <w:ind w:left="6480" w:hanging="360"/>
+      </w:pPr>
+      <w:rPr>
+        <w:rFonts w:ascii="Wingdings" w:hAnsi="Wingdings" w:hint="default"/>
+        <w:sz w:val="20"/>
+      </w:rPr>
+    </w:lvl>
+  </w:abstractNum>
+  <w:abstractNum w:abstractNumId="27" w15:restartNumberingAfterBreak="0">
     <w:nsid w:val="101648F7"/>
     <w:multiLevelType w:val="multilevel"/>
     <w:tmpl w:val="045CB2BA"/>
@@ -3889,7 +5002,7 @@
       </w:rPr>
     </w:lvl>
   </w:abstractNum>
-  <w:abstractNum w:abstractNumId="26" w15:restartNumberingAfterBreak="0">
+  <w:abstractNum w:abstractNumId="28" w15:restartNumberingAfterBreak="0">
     <w:nsid w:val="107469F5"/>
     <w:multiLevelType w:val="multilevel"/>
     <w:tmpl w:val="321E2A10"/>
@@ -4038,7 +5151,7 @@
       </w:rPr>
     </w:lvl>
   </w:abstractNum>
-  <w:abstractNum w:abstractNumId="27" w15:restartNumberingAfterBreak="0">
+  <w:abstractNum w:abstractNumId="29" w15:restartNumberingAfterBreak="0">
     <w:nsid w:val="110D42AD"/>
     <w:multiLevelType w:val="multilevel"/>
     <w:tmpl w:val="625CE040"/>
@@ -4187,7 +5300,7 @@
       </w:rPr>
     </w:lvl>
   </w:abstractNum>
-  <w:abstractNum w:abstractNumId="28" w15:restartNumberingAfterBreak="0">
+  <w:abstractNum w:abstractNumId="30" w15:restartNumberingAfterBreak="0">
     <w:nsid w:val="11D601B6"/>
     <w:multiLevelType w:val="multilevel"/>
     <w:tmpl w:val="A3D82D9A"/>
@@ -4336,7 +5449,7 @@
       </w:rPr>
     </w:lvl>
   </w:abstractNum>
-  <w:abstractNum w:abstractNumId="29" w15:restartNumberingAfterBreak="0">
+  <w:abstractNum w:abstractNumId="31" w15:restartNumberingAfterBreak="0">
     <w:nsid w:val="12080207"/>
     <w:multiLevelType w:val="multilevel"/>
     <w:tmpl w:val="F65A9674"/>
@@ -4485,7 +5598,7 @@
       </w:rPr>
     </w:lvl>
   </w:abstractNum>
-  <w:abstractNum w:abstractNumId="30" w15:restartNumberingAfterBreak="0">
+  <w:abstractNum w:abstractNumId="32" w15:restartNumberingAfterBreak="0">
     <w:nsid w:val="127E25F6"/>
     <w:multiLevelType w:val="multilevel"/>
     <w:tmpl w:val="0A049510"/>
@@ -4634,7 +5747,7 @@
       </w:rPr>
     </w:lvl>
   </w:abstractNum>
-  <w:abstractNum w:abstractNumId="31" w15:restartNumberingAfterBreak="0">
+  <w:abstractNum w:abstractNumId="33" w15:restartNumberingAfterBreak="0">
     <w:nsid w:val="136125C1"/>
     <w:multiLevelType w:val="multilevel"/>
     <w:tmpl w:val="092C17BE"/>
@@ -4783,7 +5896,156 @@
       </w:rPr>
     </w:lvl>
   </w:abstractNum>
-  <w:abstractNum w:abstractNumId="32" w15:restartNumberingAfterBreak="0">
+  <w:abstractNum w:abstractNumId="34" w15:restartNumberingAfterBreak="0">
+    <w:nsid w:val="145D6559"/>
+    <w:multiLevelType w:val="multilevel"/>
+    <w:tmpl w:val="C0448A6C"/>
+    <w:lvl w:ilvl="0">
+      <w:start w:val="1"/>
+      <w:numFmt w:val="bullet"/>
+      <w:lvlText w:val=""/>
+      <w:lvlJc w:val="left"/>
+      <w:pPr>
+        <w:tabs>
+          <w:tab w:val="num" w:pos="720"/>
+        </w:tabs>
+        <w:ind w:left="720" w:hanging="360"/>
+      </w:pPr>
+      <w:rPr>
+        <w:rFonts w:ascii="Symbol" w:hAnsi="Symbol" w:hint="default"/>
+        <w:sz w:val="20"/>
+      </w:rPr>
+    </w:lvl>
+    <w:lvl w:ilvl="1" w:tentative="1">
+      <w:start w:val="1"/>
+      <w:numFmt w:val="bullet"/>
+      <w:lvlText w:val="o"/>
+      <w:lvlJc w:val="left"/>
+      <w:pPr>
+        <w:tabs>
+          <w:tab w:val="num" w:pos="1440"/>
+        </w:tabs>
+        <w:ind w:left="1440" w:hanging="360"/>
+      </w:pPr>
+      <w:rPr>
+        <w:rFonts w:ascii="Courier New" w:hAnsi="Courier New" w:hint="default"/>
+        <w:sz w:val="20"/>
+      </w:rPr>
+    </w:lvl>
+    <w:lvl w:ilvl="2" w:tentative="1">
+      <w:start w:val="1"/>
+      <w:numFmt w:val="bullet"/>
+      <w:lvlText w:val=""/>
+      <w:lvlJc w:val="left"/>
+      <w:pPr>
+        <w:tabs>
+          <w:tab w:val="num" w:pos="2160"/>
+        </w:tabs>
+        <w:ind w:left="2160" w:hanging="360"/>
+      </w:pPr>
+      <w:rPr>
+        <w:rFonts w:ascii="Wingdings" w:hAnsi="Wingdings" w:hint="default"/>
+        <w:sz w:val="20"/>
+      </w:rPr>
+    </w:lvl>
+    <w:lvl w:ilvl="3" w:tentative="1">
+      <w:start w:val="1"/>
+      <w:numFmt w:val="bullet"/>
+      <w:lvlText w:val=""/>
+      <w:lvlJc w:val="left"/>
+      <w:pPr>
+        <w:tabs>
+          <w:tab w:val="num" w:pos="2880"/>
+        </w:tabs>
+        <w:ind w:left="2880" w:hanging="360"/>
+      </w:pPr>
+      <w:rPr>
+        <w:rFonts w:ascii="Wingdings" w:hAnsi="Wingdings" w:hint="default"/>
+        <w:sz w:val="20"/>
+      </w:rPr>
+    </w:lvl>
+    <w:lvl w:ilvl="4" w:tentative="1">
+      <w:start w:val="1"/>
+      <w:numFmt w:val="bullet"/>
+      <w:lvlText w:val=""/>
+      <w:lvlJc w:val="left"/>
+      <w:pPr>
+        <w:tabs>
+          <w:tab w:val="num" w:pos="3600"/>
+        </w:tabs>
+        <w:ind w:left="3600" w:hanging="360"/>
+      </w:pPr>
+      <w:rPr>
+        <w:rFonts w:ascii="Wingdings" w:hAnsi="Wingdings" w:hint="default"/>
+        <w:sz w:val="20"/>
+      </w:rPr>
+    </w:lvl>
+    <w:lvl w:ilvl="5" w:tentative="1">
+      <w:start w:val="1"/>
+      <w:numFmt w:val="bullet"/>
+      <w:lvlText w:val=""/>
+      <w:lvlJc w:val="left"/>
+      <w:pPr>
+        <w:tabs>
+          <w:tab w:val="num" w:pos="4320"/>
+        </w:tabs>
+        <w:ind w:left="4320" w:hanging="360"/>
+      </w:pPr>
+      <w:rPr>
+        <w:rFonts w:ascii="Wingdings" w:hAnsi="Wingdings" w:hint="default"/>
+        <w:sz w:val="20"/>
+      </w:rPr>
+    </w:lvl>
+    <w:lvl w:ilvl="6" w:tentative="1">
+      <w:start w:val="1"/>
+      <w:numFmt w:val="bullet"/>
+      <w:lvlText w:val=""/>
+      <w:lvlJc w:val="left"/>
+      <w:pPr>
+        <w:tabs>
+          <w:tab w:val="num" w:pos="5040"/>
+        </w:tabs>
+        <w:ind w:left="5040" w:hanging="360"/>
+      </w:pPr>
+      <w:rPr>
+        <w:rFonts w:ascii="Wingdings" w:hAnsi="Wingdings" w:hint="default"/>
+        <w:sz w:val="20"/>
+      </w:rPr>
+    </w:lvl>
+    <w:lvl w:ilvl="7" w:tentative="1">
+      <w:start w:val="1"/>
+      <w:numFmt w:val="bullet"/>
+      <w:lvlText w:val=""/>
+      <w:lvlJc w:val="left"/>
+      <w:pPr>
+        <w:tabs>
+          <w:tab w:val="num" w:pos="5760"/>
+        </w:tabs>
+        <w:ind w:left="5760" w:hanging="360"/>
+      </w:pPr>
+      <w:rPr>
+        <w:rFonts w:ascii="Wingdings" w:hAnsi="Wingdings" w:hint="default"/>
+        <w:sz w:val="20"/>
+      </w:rPr>
+    </w:lvl>
+    <w:lvl w:ilvl="8" w:tentative="1">
+      <w:start w:val="1"/>
+      <w:numFmt w:val="bullet"/>
+      <w:lvlText w:val=""/>
+      <w:lvlJc w:val="left"/>
+      <w:pPr>
+        <w:tabs>
+          <w:tab w:val="num" w:pos="6480"/>
+        </w:tabs>
+        <w:ind w:left="6480" w:hanging="360"/>
+      </w:pPr>
+      <w:rPr>
+        <w:rFonts w:ascii="Wingdings" w:hAnsi="Wingdings" w:hint="default"/>
+        <w:sz w:val="20"/>
+      </w:rPr>
+    </w:lvl>
+  </w:abstractNum>
+  <w:abstractNum w:abstractNumId="35" w15:restartNumberingAfterBreak="0">
     <w:nsid w:val="15A04051"/>
     <w:multiLevelType w:val="multilevel"/>
     <w:tmpl w:val="32880C34"/>
@@ -4932,7 +6194,7 @@
       </w:rPr>
     </w:lvl>
   </w:abstractNum>
-  <w:abstractNum w:abstractNumId="33" w15:restartNumberingAfterBreak="0">
+  <w:abstractNum w:abstractNumId="36" w15:restartNumberingAfterBreak="0">
     <w:nsid w:val="15DB1565"/>
     <w:multiLevelType w:val="multilevel"/>
     <w:tmpl w:val="D71A96A8"/>
@@ -5045,7 +6307,7 @@
       </w:pPr>
     </w:lvl>
   </w:abstractNum>
-  <w:abstractNum w:abstractNumId="34" w15:restartNumberingAfterBreak="0">
+  <w:abstractNum w:abstractNumId="37" w15:restartNumberingAfterBreak="0">
     <w:nsid w:val="161271CF"/>
     <w:multiLevelType w:val="multilevel"/>
     <w:tmpl w:val="B148C20C"/>
@@ -5194,7 +6456,7 @@
       </w:rPr>
     </w:lvl>
   </w:abstractNum>
-  <w:abstractNum w:abstractNumId="35" w15:restartNumberingAfterBreak="0">
+  <w:abstractNum w:abstractNumId="38" w15:restartNumberingAfterBreak="0">
     <w:nsid w:val="16A736FD"/>
     <w:multiLevelType w:val="multilevel"/>
     <w:tmpl w:val="76C4CA5E"/>
@@ -5343,7 +6605,7 @@
       </w:rPr>
     </w:lvl>
   </w:abstractNum>
-  <w:abstractNum w:abstractNumId="36" w15:restartNumberingAfterBreak="0">
+  <w:abstractNum w:abstractNumId="39" w15:restartNumberingAfterBreak="0">
     <w:nsid w:val="16F621D3"/>
     <w:multiLevelType w:val="multilevel"/>
     <w:tmpl w:val="BC64E426"/>
@@ -5492,7 +6754,7 @@
       </w:rPr>
     </w:lvl>
   </w:abstractNum>
-  <w:abstractNum w:abstractNumId="37" w15:restartNumberingAfterBreak="0">
+  <w:abstractNum w:abstractNumId="40" w15:restartNumberingAfterBreak="0">
     <w:nsid w:val="171C3F90"/>
     <w:multiLevelType w:val="multilevel"/>
     <w:tmpl w:val="79AAF1F6"/>
@@ -5641,7 +6903,7 @@
       </w:rPr>
     </w:lvl>
   </w:abstractNum>
-  <w:abstractNum w:abstractNumId="38" w15:restartNumberingAfterBreak="0">
+  <w:abstractNum w:abstractNumId="41" w15:restartNumberingAfterBreak="0">
     <w:nsid w:val="18B22597"/>
     <w:multiLevelType w:val="multilevel"/>
     <w:tmpl w:val="98D0E228"/>
@@ -5790,7 +7052,7 @@
       </w:rPr>
     </w:lvl>
   </w:abstractNum>
-  <w:abstractNum w:abstractNumId="39" w15:restartNumberingAfterBreak="0">
+  <w:abstractNum w:abstractNumId="42" w15:restartNumberingAfterBreak="0">
     <w:nsid w:val="1AEB61D7"/>
     <w:multiLevelType w:val="multilevel"/>
     <w:tmpl w:val="89EEE5BA"/>
@@ -5939,7 +7201,7 @@
       </w:rPr>
     </w:lvl>
   </w:abstractNum>
-  <w:abstractNum w:abstractNumId="40" w15:restartNumberingAfterBreak="0">
+  <w:abstractNum w:abstractNumId="43" w15:restartNumberingAfterBreak="0">
     <w:nsid w:val="1C663C63"/>
     <w:multiLevelType w:val="multilevel"/>
     <w:tmpl w:val="B8A8A07A"/>
@@ -6088,7 +7350,7 @@
       </w:rPr>
     </w:lvl>
   </w:abstractNum>
-  <w:abstractNum w:abstractNumId="41" w15:restartNumberingAfterBreak="0">
+  <w:abstractNum w:abstractNumId="44" w15:restartNumberingAfterBreak="0">
     <w:nsid w:val="1D323FB6"/>
     <w:multiLevelType w:val="multilevel"/>
     <w:tmpl w:val="E0B4F9AE"/>
@@ -6237,7 +7499,7 @@
       </w:rPr>
     </w:lvl>
   </w:abstractNum>
-  <w:abstractNum w:abstractNumId="42" w15:restartNumberingAfterBreak="0">
+  <w:abstractNum w:abstractNumId="45" w15:restartNumberingAfterBreak="0">
     <w:nsid w:val="1E27059A"/>
     <w:multiLevelType w:val="multilevel"/>
     <w:tmpl w:val="1AF80B84"/>
@@ -6386,7 +7648,7 @@
       </w:rPr>
     </w:lvl>
   </w:abstractNum>
-  <w:abstractNum w:abstractNumId="43" w15:restartNumberingAfterBreak="0">
+  <w:abstractNum w:abstractNumId="46" w15:restartNumberingAfterBreak="0">
     <w:nsid w:val="1E5968B8"/>
     <w:multiLevelType w:val="multilevel"/>
     <w:tmpl w:val="50F06CDE"/>
@@ -6535,7 +7797,7 @@
       </w:rPr>
     </w:lvl>
   </w:abstractNum>
-  <w:abstractNum w:abstractNumId="44" w15:restartNumberingAfterBreak="0">
+  <w:abstractNum w:abstractNumId="47" w15:restartNumberingAfterBreak="0">
     <w:nsid w:val="1E8D38D4"/>
     <w:multiLevelType w:val="multilevel"/>
     <w:tmpl w:val="A00EB34A"/>
@@ -6684,7 +7946,7 @@
       </w:rPr>
     </w:lvl>
   </w:abstractNum>
-  <w:abstractNum w:abstractNumId="45" w15:restartNumberingAfterBreak="0">
+  <w:abstractNum w:abstractNumId="48" w15:restartNumberingAfterBreak="0">
     <w:nsid w:val="1F8317A4"/>
     <w:multiLevelType w:val="multilevel"/>
     <w:tmpl w:val="695A30DA"/>
@@ -6833,7 +8095,7 @@
       </w:rPr>
     </w:lvl>
   </w:abstractNum>
-  <w:abstractNum w:abstractNumId="46" w15:restartNumberingAfterBreak="0">
+  <w:abstractNum w:abstractNumId="49" w15:restartNumberingAfterBreak="0">
     <w:nsid w:val="1F8C65EC"/>
     <w:multiLevelType w:val="multilevel"/>
     <w:tmpl w:val="B16E5260"/>
@@ -6982,7 +8244,7 @@
       </w:rPr>
     </w:lvl>
   </w:abstractNum>
-  <w:abstractNum w:abstractNumId="47" w15:restartNumberingAfterBreak="0">
+  <w:abstractNum w:abstractNumId="50" w15:restartNumberingAfterBreak="0">
     <w:nsid w:val="204B118B"/>
     <w:multiLevelType w:val="multilevel"/>
     <w:tmpl w:val="81644940"/>
@@ -7131,7 +8393,7 @@
       </w:rPr>
     </w:lvl>
   </w:abstractNum>
-  <w:abstractNum w:abstractNumId="48" w15:restartNumberingAfterBreak="0">
+  <w:abstractNum w:abstractNumId="51" w15:restartNumberingAfterBreak="0">
     <w:nsid w:val="20701050"/>
     <w:multiLevelType w:val="multilevel"/>
     <w:tmpl w:val="1B74AF7A"/>
@@ -7280,7 +8542,7 @@
       </w:rPr>
     </w:lvl>
   </w:abstractNum>
-  <w:abstractNum w:abstractNumId="49" w15:restartNumberingAfterBreak="0">
+  <w:abstractNum w:abstractNumId="52" w15:restartNumberingAfterBreak="0">
     <w:nsid w:val="21A27776"/>
     <w:multiLevelType w:val="multilevel"/>
     <w:tmpl w:val="6018E5A8"/>
@@ -7429,7 +8691,156 @@
       </w:rPr>
     </w:lvl>
   </w:abstractNum>
-  <w:abstractNum w:abstractNumId="50" w15:restartNumberingAfterBreak="0">
+  <w:abstractNum w:abstractNumId="53" w15:restartNumberingAfterBreak="0">
+    <w:nsid w:val="229619AD"/>
+    <w:multiLevelType w:val="multilevel"/>
+    <w:tmpl w:val="77C2B42C"/>
+    <w:lvl w:ilvl="0">
+      <w:start w:val="1"/>
+      <w:numFmt w:val="bullet"/>
+      <w:lvlText w:val=""/>
+      <w:lvlJc w:val="left"/>
+      <w:pPr>
+        <w:tabs>
+          <w:tab w:val="num" w:pos="720"/>
+        </w:tabs>
+        <w:ind w:left="720" w:hanging="360"/>
+      </w:pPr>
+      <w:rPr>
+        <w:rFonts w:ascii="Symbol" w:hAnsi="Symbol" w:hint="default"/>
+        <w:sz w:val="20"/>
+      </w:rPr>
+    </w:lvl>
+    <w:lvl w:ilvl="1" w:tentative="1">
+      <w:start w:val="1"/>
+      <w:numFmt w:val="bullet"/>
+      <w:lvlText w:val="o"/>
+      <w:lvlJc w:val="left"/>
+      <w:pPr>
+        <w:tabs>
+          <w:tab w:val="num" w:pos="1440"/>
+        </w:tabs>
+        <w:ind w:left="1440" w:hanging="360"/>
+      </w:pPr>
+      <w:rPr>
+        <w:rFonts w:ascii="Courier New" w:hAnsi="Courier New" w:hint="default"/>
+        <w:sz w:val="20"/>
+      </w:rPr>
+    </w:lvl>
+    <w:lvl w:ilvl="2" w:tentative="1">
+      <w:start w:val="1"/>
+      <w:numFmt w:val="bullet"/>
+      <w:lvlText w:val=""/>
+      <w:lvlJc w:val="left"/>
+      <w:pPr>
+        <w:tabs>
+          <w:tab w:val="num" w:pos="2160"/>
+        </w:tabs>
+        <w:ind w:left="2160" w:hanging="360"/>
+      </w:pPr>
+      <w:rPr>
+        <w:rFonts w:ascii="Wingdings" w:hAnsi="Wingdings" w:hint="default"/>
+        <w:sz w:val="20"/>
+      </w:rPr>
+    </w:lvl>
+    <w:lvl w:ilvl="3" w:tentative="1">
+      <w:start w:val="1"/>
+      <w:numFmt w:val="bullet"/>
+      <w:lvlText w:val=""/>
+      <w:lvlJc w:val="left"/>
+      <w:pPr>
+        <w:tabs>
+          <w:tab w:val="num" w:pos="2880"/>
+        </w:tabs>
+        <w:ind w:left="2880" w:hanging="360"/>
+      </w:pPr>
+      <w:rPr>
+        <w:rFonts w:ascii="Wingdings" w:hAnsi="Wingdings" w:hint="default"/>
+        <w:sz w:val="20"/>
+      </w:rPr>
+    </w:lvl>
+    <w:lvl w:ilvl="4" w:tentative="1">
+      <w:start w:val="1"/>
+      <w:numFmt w:val="bullet"/>
+      <w:lvlText w:val=""/>
+      <w:lvlJc w:val="left"/>
+      <w:pPr>
+        <w:tabs>
+          <w:tab w:val="num" w:pos="3600"/>
+        </w:tabs>
+        <w:ind w:left="3600" w:hanging="360"/>
+      </w:pPr>
+      <w:rPr>
+        <w:rFonts w:ascii="Wingdings" w:hAnsi="Wingdings" w:hint="default"/>
+        <w:sz w:val="20"/>
+      </w:rPr>
+    </w:lvl>
+    <w:lvl w:ilvl="5" w:tentative="1">
+      <w:start w:val="1"/>
+      <w:numFmt w:val="bullet"/>
+      <w:lvlText w:val=""/>
+      <w:lvlJc w:val="left"/>
+      <w:pPr>
+        <w:tabs>
+          <w:tab w:val="num" w:pos="4320"/>
+        </w:tabs>
+        <w:ind w:left="4320" w:hanging="360"/>
+      </w:pPr>
+      <w:rPr>
+        <w:rFonts w:ascii="Wingdings" w:hAnsi="Wingdings" w:hint="default"/>
+        <w:sz w:val="20"/>
+      </w:rPr>
+    </w:lvl>
+    <w:lvl w:ilvl="6" w:tentative="1">
+      <w:start w:val="1"/>
+      <w:numFmt w:val="bullet"/>
+      <w:lvlText w:val=""/>
+      <w:lvlJc w:val="left"/>
+      <w:pPr>
+        <w:tabs>
+          <w:tab w:val="num" w:pos="5040"/>
+        </w:tabs>
+        <w:ind w:left="5040" w:hanging="360"/>
+      </w:pPr>
+      <w:rPr>
+        <w:rFonts w:ascii="Wingdings" w:hAnsi="Wingdings" w:hint="default"/>
+        <w:sz w:val="20"/>
+      </w:rPr>
+    </w:lvl>
+    <w:lvl w:ilvl="7" w:tentative="1">
+      <w:start w:val="1"/>
+      <w:numFmt w:val="bullet"/>
+      <w:lvlText w:val=""/>
+      <w:lvlJc w:val="left"/>
+      <w:pPr>
+        <w:tabs>
+          <w:tab w:val="num" w:pos="5760"/>
+        </w:tabs>
+        <w:ind w:left="5760" w:hanging="360"/>
+      </w:pPr>
+      <w:rPr>
+        <w:rFonts w:ascii="Wingdings" w:hAnsi="Wingdings" w:hint="default"/>
+        <w:sz w:val="20"/>
+      </w:rPr>
+    </w:lvl>
+    <w:lvl w:ilvl="8" w:tentative="1">
+      <w:start w:val="1"/>
+      <w:numFmt w:val="bullet"/>
+      <w:lvlText w:val=""/>
+      <w:lvlJc w:val="left"/>
+      <w:pPr>
+        <w:tabs>
+          <w:tab w:val="num" w:pos="6480"/>
+        </w:tabs>
+        <w:ind w:left="6480" w:hanging="360"/>
+      </w:pPr>
+      <w:rPr>
+        <w:rFonts w:ascii="Wingdings" w:hAnsi="Wingdings" w:hint="default"/>
+        <w:sz w:val="20"/>
+      </w:rPr>
+    </w:lvl>
+  </w:abstractNum>
+  <w:abstractNum w:abstractNumId="54" w15:restartNumberingAfterBreak="0">
     <w:nsid w:val="23082F3D"/>
     <w:multiLevelType w:val="multilevel"/>
     <w:tmpl w:val="F14A66C8"/>
@@ -7578,7 +8989,7 @@
       </w:rPr>
     </w:lvl>
   </w:abstractNum>
-  <w:abstractNum w:abstractNumId="51" w15:restartNumberingAfterBreak="0">
+  <w:abstractNum w:abstractNumId="55" w15:restartNumberingAfterBreak="0">
     <w:nsid w:val="237D3DF7"/>
     <w:multiLevelType w:val="multilevel"/>
     <w:tmpl w:val="DC7E72FC"/>
@@ -7727,7 +9138,156 @@
       </w:rPr>
     </w:lvl>
   </w:abstractNum>
-  <w:abstractNum w:abstractNumId="52" w15:restartNumberingAfterBreak="0">
+  <w:abstractNum w:abstractNumId="56" w15:restartNumberingAfterBreak="0">
+    <w:nsid w:val="24F75AF9"/>
+    <w:multiLevelType w:val="multilevel"/>
+    <w:tmpl w:val="9216F698"/>
+    <w:lvl w:ilvl="0">
+      <w:start w:val="1"/>
+      <w:numFmt w:val="bullet"/>
+      <w:lvlText w:val=""/>
+      <w:lvlJc w:val="left"/>
+      <w:pPr>
+        <w:tabs>
+          <w:tab w:val="num" w:pos="720"/>
+        </w:tabs>
+        <w:ind w:left="720" w:hanging="360"/>
+      </w:pPr>
+      <w:rPr>
+        <w:rFonts w:ascii="Symbol" w:hAnsi="Symbol" w:hint="default"/>
+        <w:sz w:val="20"/>
+      </w:rPr>
+    </w:lvl>
+    <w:lvl w:ilvl="1" w:tentative="1">
+      <w:start w:val="1"/>
+      <w:numFmt w:val="bullet"/>
+      <w:lvlText w:val="o"/>
+      <w:lvlJc w:val="left"/>
+      <w:pPr>
+        <w:tabs>
+          <w:tab w:val="num" w:pos="1440"/>
+        </w:tabs>
+        <w:ind w:left="1440" w:hanging="360"/>
+      </w:pPr>
+      <w:rPr>
+        <w:rFonts w:ascii="Courier New" w:hAnsi="Courier New" w:hint="default"/>
+        <w:sz w:val="20"/>
+      </w:rPr>
+    </w:lvl>
+    <w:lvl w:ilvl="2" w:tentative="1">
+      <w:start w:val="1"/>
+      <w:numFmt w:val="bullet"/>
+      <w:lvlText w:val=""/>
+      <w:lvlJc w:val="left"/>
+      <w:pPr>
+        <w:tabs>
+          <w:tab w:val="num" w:pos="2160"/>
+        </w:tabs>
+        <w:ind w:left="2160" w:hanging="360"/>
+      </w:pPr>
+      <w:rPr>
+        <w:rFonts w:ascii="Wingdings" w:hAnsi="Wingdings" w:hint="default"/>
+        <w:sz w:val="20"/>
+      </w:rPr>
+    </w:lvl>
+    <w:lvl w:ilvl="3" w:tentative="1">
+      <w:start w:val="1"/>
+      <w:numFmt w:val="bullet"/>
+      <w:lvlText w:val=""/>
+      <w:lvlJc w:val="left"/>
+      <w:pPr>
+        <w:tabs>
+          <w:tab w:val="num" w:pos="2880"/>
+        </w:tabs>
+        <w:ind w:left="2880" w:hanging="360"/>
+      </w:pPr>
+      <w:rPr>
+        <w:rFonts w:ascii="Wingdings" w:hAnsi="Wingdings" w:hint="default"/>
+        <w:sz w:val="20"/>
+      </w:rPr>
+    </w:lvl>
+    <w:lvl w:ilvl="4" w:tentative="1">
+      <w:start w:val="1"/>
+      <w:numFmt w:val="bullet"/>
+      <w:lvlText w:val=""/>
+      <w:lvlJc w:val="left"/>
+      <w:pPr>
+        <w:tabs>
+          <w:tab w:val="num" w:pos="3600"/>
+        </w:tabs>
+        <w:ind w:left="3600" w:hanging="360"/>
+      </w:pPr>
+      <w:rPr>
+        <w:rFonts w:ascii="Wingdings" w:hAnsi="Wingdings" w:hint="default"/>
+        <w:sz w:val="20"/>
+      </w:rPr>
+    </w:lvl>
+    <w:lvl w:ilvl="5" w:tentative="1">
+      <w:start w:val="1"/>
+      <w:numFmt w:val="bullet"/>
+      <w:lvlText w:val=""/>
+      <w:lvlJc w:val="left"/>
+      <w:pPr>
+        <w:tabs>
+          <w:tab w:val="num" w:pos="4320"/>
+        </w:tabs>
+        <w:ind w:left="4320" w:hanging="360"/>
+      </w:pPr>
+      <w:rPr>
+        <w:rFonts w:ascii="Wingdings" w:hAnsi="Wingdings" w:hint="default"/>
+        <w:sz w:val="20"/>
+      </w:rPr>
+    </w:lvl>
+    <w:lvl w:ilvl="6" w:tentative="1">
+      <w:start w:val="1"/>
+      <w:numFmt w:val="bullet"/>
+      <w:lvlText w:val=""/>
+      <w:lvlJc w:val="left"/>
+      <w:pPr>
+        <w:tabs>
+          <w:tab w:val="num" w:pos="5040"/>
+        </w:tabs>
+        <w:ind w:left="5040" w:hanging="360"/>
+      </w:pPr>
+      <w:rPr>
+        <w:rFonts w:ascii="Wingdings" w:hAnsi="Wingdings" w:hint="default"/>
+        <w:sz w:val="20"/>
+      </w:rPr>
+    </w:lvl>
+    <w:lvl w:ilvl="7" w:tentative="1">
+      <w:start w:val="1"/>
+      <w:numFmt w:val="bullet"/>
+      <w:lvlText w:val=""/>
+      <w:lvlJc w:val="left"/>
+      <w:pPr>
+        <w:tabs>
+          <w:tab w:val="num" w:pos="5760"/>
+        </w:tabs>
+        <w:ind w:left="5760" w:hanging="360"/>
+      </w:pPr>
+      <w:rPr>
+        <w:rFonts w:ascii="Wingdings" w:hAnsi="Wingdings" w:hint="default"/>
+        <w:sz w:val="20"/>
+      </w:rPr>
+    </w:lvl>
+    <w:lvl w:ilvl="8" w:tentative="1">
+      <w:start w:val="1"/>
+      <w:numFmt w:val="bullet"/>
+      <w:lvlText w:val=""/>
+      <w:lvlJc w:val="left"/>
+      <w:pPr>
+        <w:tabs>
+          <w:tab w:val="num" w:pos="6480"/>
+        </w:tabs>
+        <w:ind w:left="6480" w:hanging="360"/>
+      </w:pPr>
+      <w:rPr>
+        <w:rFonts w:ascii="Wingdings" w:hAnsi="Wingdings" w:hint="default"/>
+        <w:sz w:val="20"/>
+      </w:rPr>
+    </w:lvl>
+  </w:abstractNum>
+  <w:abstractNum w:abstractNumId="57" w15:restartNumberingAfterBreak="0">
     <w:nsid w:val="26930FE0"/>
     <w:multiLevelType w:val="multilevel"/>
     <w:tmpl w:val="66F67BEE"/>
@@ -7876,7 +9436,7 @@
       </w:rPr>
     </w:lvl>
   </w:abstractNum>
-  <w:abstractNum w:abstractNumId="53" w15:restartNumberingAfterBreak="0">
+  <w:abstractNum w:abstractNumId="58" w15:restartNumberingAfterBreak="0">
     <w:nsid w:val="27005E26"/>
     <w:multiLevelType w:val="multilevel"/>
     <w:tmpl w:val="6246A56A"/>
@@ -8025,7 +9585,7 @@
       </w:rPr>
     </w:lvl>
   </w:abstractNum>
-  <w:abstractNum w:abstractNumId="54" w15:restartNumberingAfterBreak="0">
+  <w:abstractNum w:abstractNumId="59" w15:restartNumberingAfterBreak="0">
     <w:nsid w:val="270B7DBA"/>
     <w:multiLevelType w:val="multilevel"/>
     <w:tmpl w:val="487C4796"/>
@@ -8174,7 +9734,7 @@
       </w:rPr>
     </w:lvl>
   </w:abstractNum>
-  <w:abstractNum w:abstractNumId="55" w15:restartNumberingAfterBreak="0">
+  <w:abstractNum w:abstractNumId="60" w15:restartNumberingAfterBreak="0">
     <w:nsid w:val="27DF5D6C"/>
     <w:multiLevelType w:val="multilevel"/>
     <w:tmpl w:val="6BCC12D2"/>
@@ -8323,7 +9883,7 @@
       </w:rPr>
     </w:lvl>
   </w:abstractNum>
-  <w:abstractNum w:abstractNumId="56" w15:restartNumberingAfterBreak="0">
+  <w:abstractNum w:abstractNumId="61" w15:restartNumberingAfterBreak="0">
     <w:nsid w:val="282C57AD"/>
     <w:multiLevelType w:val="multilevel"/>
     <w:tmpl w:val="8B62A20E"/>
@@ -8472,7 +10032,7 @@
       </w:rPr>
     </w:lvl>
   </w:abstractNum>
-  <w:abstractNum w:abstractNumId="57" w15:restartNumberingAfterBreak="0">
+  <w:abstractNum w:abstractNumId="62" w15:restartNumberingAfterBreak="0">
     <w:nsid w:val="2856356D"/>
     <w:multiLevelType w:val="multilevel"/>
     <w:tmpl w:val="A2F4DFC0"/>
@@ -8621,7 +10181,7 @@
       </w:rPr>
     </w:lvl>
   </w:abstractNum>
-  <w:abstractNum w:abstractNumId="58" w15:restartNumberingAfterBreak="0">
+  <w:abstractNum w:abstractNumId="63" w15:restartNumberingAfterBreak="0">
     <w:nsid w:val="285E4DD7"/>
     <w:multiLevelType w:val="multilevel"/>
     <w:tmpl w:val="DC66EB6A"/>
@@ -8770,7 +10330,7 @@
       </w:rPr>
     </w:lvl>
   </w:abstractNum>
-  <w:abstractNum w:abstractNumId="59" w15:restartNumberingAfterBreak="0">
+  <w:abstractNum w:abstractNumId="64" w15:restartNumberingAfterBreak="0">
     <w:nsid w:val="2A1B758C"/>
     <w:multiLevelType w:val="multilevel"/>
     <w:tmpl w:val="89C4BB16"/>
@@ -8919,7 +10479,7 @@
       </w:rPr>
     </w:lvl>
   </w:abstractNum>
-  <w:abstractNum w:abstractNumId="60" w15:restartNumberingAfterBreak="0">
+  <w:abstractNum w:abstractNumId="65" w15:restartNumberingAfterBreak="0">
     <w:nsid w:val="2AFC51C1"/>
     <w:multiLevelType w:val="multilevel"/>
     <w:tmpl w:val="20C8DBA0"/>
@@ -9068,7 +10628,156 @@
       </w:rPr>
     </w:lvl>
   </w:abstractNum>
-  <w:abstractNum w:abstractNumId="61" w15:restartNumberingAfterBreak="0">
+  <w:abstractNum w:abstractNumId="66" w15:restartNumberingAfterBreak="0">
+    <w:nsid w:val="2B51090F"/>
+    <w:multiLevelType w:val="multilevel"/>
+    <w:tmpl w:val="44F00B72"/>
+    <w:lvl w:ilvl="0">
+      <w:start w:val="1"/>
+      <w:numFmt w:val="bullet"/>
+      <w:lvlText w:val=""/>
+      <w:lvlJc w:val="left"/>
+      <w:pPr>
+        <w:tabs>
+          <w:tab w:val="num" w:pos="720"/>
+        </w:tabs>
+        <w:ind w:left="720" w:hanging="360"/>
+      </w:pPr>
+      <w:rPr>
+        <w:rFonts w:ascii="Symbol" w:hAnsi="Symbol" w:hint="default"/>
+        <w:sz w:val="20"/>
+      </w:rPr>
+    </w:lvl>
+    <w:lvl w:ilvl="1" w:tentative="1">
+      <w:start w:val="1"/>
+      <w:numFmt w:val="bullet"/>
+      <w:lvlText w:val="o"/>
+      <w:lvlJc w:val="left"/>
+      <w:pPr>
+        <w:tabs>
+          <w:tab w:val="num" w:pos="1440"/>
+        </w:tabs>
+        <w:ind w:left="1440" w:hanging="360"/>
+      </w:pPr>
+      <w:rPr>
+        <w:rFonts w:ascii="Courier New" w:hAnsi="Courier New" w:hint="default"/>
+        <w:sz w:val="20"/>
+      </w:rPr>
+    </w:lvl>
+    <w:lvl w:ilvl="2" w:tentative="1">
+      <w:start w:val="1"/>
+      <w:numFmt w:val="bullet"/>
+      <w:lvlText w:val=""/>
+      <w:lvlJc w:val="left"/>
+      <w:pPr>
+        <w:tabs>
+          <w:tab w:val="num" w:pos="2160"/>
+        </w:tabs>
+        <w:ind w:left="2160" w:hanging="360"/>
+      </w:pPr>
+      <w:rPr>
+        <w:rFonts w:ascii="Wingdings" w:hAnsi="Wingdings" w:hint="default"/>
+        <w:sz w:val="20"/>
+      </w:rPr>
+    </w:lvl>
+    <w:lvl w:ilvl="3" w:tentative="1">
+      <w:start w:val="1"/>
+      <w:numFmt w:val="bullet"/>
+      <w:lvlText w:val=""/>
+      <w:lvlJc w:val="left"/>
+      <w:pPr>
+        <w:tabs>
+          <w:tab w:val="num" w:pos="2880"/>
+        </w:tabs>
+        <w:ind w:left="2880" w:hanging="360"/>
+      </w:pPr>
+      <w:rPr>
+        <w:rFonts w:ascii="Wingdings" w:hAnsi="Wingdings" w:hint="default"/>
+        <w:sz w:val="20"/>
+      </w:rPr>
+    </w:lvl>
+    <w:lvl w:ilvl="4" w:tentative="1">
+      <w:start w:val="1"/>
+      <w:numFmt w:val="bullet"/>
+      <w:lvlText w:val=""/>
+      <w:lvlJc w:val="left"/>
+      <w:pPr>
+        <w:tabs>
+          <w:tab w:val="num" w:pos="3600"/>
+        </w:tabs>
+        <w:ind w:left="3600" w:hanging="360"/>
+      </w:pPr>
+      <w:rPr>
+        <w:rFonts w:ascii="Wingdings" w:hAnsi="Wingdings" w:hint="default"/>
+        <w:sz w:val="20"/>
+      </w:rPr>
+    </w:lvl>
+    <w:lvl w:ilvl="5" w:tentative="1">
+      <w:start w:val="1"/>
+      <w:numFmt w:val="bullet"/>
+      <w:lvlText w:val=""/>
+      <w:lvlJc w:val="left"/>
+      <w:pPr>
+        <w:tabs>
+          <w:tab w:val="num" w:pos="4320"/>
+        </w:tabs>
+        <w:ind w:left="4320" w:hanging="360"/>
+      </w:pPr>
+      <w:rPr>
+        <w:rFonts w:ascii="Wingdings" w:hAnsi="Wingdings" w:hint="default"/>
+        <w:sz w:val="20"/>
+      </w:rPr>
+    </w:lvl>
+    <w:lvl w:ilvl="6" w:tentative="1">
+      <w:start w:val="1"/>
+      <w:numFmt w:val="bullet"/>
+      <w:lvlText w:val=""/>
+      <w:lvlJc w:val="left"/>
+      <w:pPr>
+        <w:tabs>
+          <w:tab w:val="num" w:pos="5040"/>
+        </w:tabs>
+        <w:ind w:left="5040" w:hanging="360"/>
+      </w:pPr>
+      <w:rPr>
+        <w:rFonts w:ascii="Wingdings" w:hAnsi="Wingdings" w:hint="default"/>
+        <w:sz w:val="20"/>
+      </w:rPr>
+    </w:lvl>
+    <w:lvl w:ilvl="7" w:tentative="1">
+      <w:start w:val="1"/>
+      <w:numFmt w:val="bullet"/>
+      <w:lvlText w:val=""/>
+      <w:lvlJc w:val="left"/>
+      <w:pPr>
+        <w:tabs>
+          <w:tab w:val="num" w:pos="5760"/>
+        </w:tabs>
+        <w:ind w:left="5760" w:hanging="360"/>
+      </w:pPr>
+      <w:rPr>
+        <w:rFonts w:ascii="Wingdings" w:hAnsi="Wingdings" w:hint="default"/>
+        <w:sz w:val="20"/>
+      </w:rPr>
+    </w:lvl>
+    <w:lvl w:ilvl="8" w:tentative="1">
+      <w:start w:val="1"/>
+      <w:numFmt w:val="bullet"/>
+      <w:lvlText w:val=""/>
+      <w:lvlJc w:val="left"/>
+      <w:pPr>
+        <w:tabs>
+          <w:tab w:val="num" w:pos="6480"/>
+        </w:tabs>
+        <w:ind w:left="6480" w:hanging="360"/>
+      </w:pPr>
+      <w:rPr>
+        <w:rFonts w:ascii="Wingdings" w:hAnsi="Wingdings" w:hint="default"/>
+        <w:sz w:val="20"/>
+      </w:rPr>
+    </w:lvl>
+  </w:abstractNum>
+  <w:abstractNum w:abstractNumId="67" w15:restartNumberingAfterBreak="0">
     <w:nsid w:val="2BD2530A"/>
     <w:multiLevelType w:val="multilevel"/>
     <w:tmpl w:val="BFF8450E"/>
@@ -9217,7 +10926,7 @@
       </w:rPr>
     </w:lvl>
   </w:abstractNum>
-  <w:abstractNum w:abstractNumId="62" w15:restartNumberingAfterBreak="0">
+  <w:abstractNum w:abstractNumId="68" w15:restartNumberingAfterBreak="0">
     <w:nsid w:val="2C5C776C"/>
     <w:multiLevelType w:val="multilevel"/>
     <w:tmpl w:val="89588DEA"/>
@@ -9366,7 +11075,156 @@
       </w:rPr>
     </w:lvl>
   </w:abstractNum>
-  <w:abstractNum w:abstractNumId="63" w15:restartNumberingAfterBreak="0">
+  <w:abstractNum w:abstractNumId="69" w15:restartNumberingAfterBreak="0">
+    <w:nsid w:val="2CC37B23"/>
+    <w:multiLevelType w:val="multilevel"/>
+    <w:tmpl w:val="7A00C310"/>
+    <w:lvl w:ilvl="0">
+      <w:start w:val="1"/>
+      <w:numFmt w:val="bullet"/>
+      <w:lvlText w:val=""/>
+      <w:lvlJc w:val="left"/>
+      <w:pPr>
+        <w:tabs>
+          <w:tab w:val="num" w:pos="720"/>
+        </w:tabs>
+        <w:ind w:left="720" w:hanging="360"/>
+      </w:pPr>
+      <w:rPr>
+        <w:rFonts w:ascii="Symbol" w:hAnsi="Symbol" w:hint="default"/>
+        <w:sz w:val="20"/>
+      </w:rPr>
+    </w:lvl>
+    <w:lvl w:ilvl="1" w:tentative="1">
+      <w:start w:val="1"/>
+      <w:numFmt w:val="bullet"/>
+      <w:lvlText w:val="o"/>
+      <w:lvlJc w:val="left"/>
+      <w:pPr>
+        <w:tabs>
+          <w:tab w:val="num" w:pos="1440"/>
+        </w:tabs>
+        <w:ind w:left="1440" w:hanging="360"/>
+      </w:pPr>
+      <w:rPr>
+        <w:rFonts w:ascii="Courier New" w:hAnsi="Courier New" w:hint="default"/>
+        <w:sz w:val="20"/>
+      </w:rPr>
+    </w:lvl>
+    <w:lvl w:ilvl="2" w:tentative="1">
+      <w:start w:val="1"/>
+      <w:numFmt w:val="bullet"/>
+      <w:lvlText w:val=""/>
+      <w:lvlJc w:val="left"/>
+      <w:pPr>
+        <w:tabs>
+          <w:tab w:val="num" w:pos="2160"/>
+        </w:tabs>
+        <w:ind w:left="2160" w:hanging="360"/>
+      </w:pPr>
+      <w:rPr>
+        <w:rFonts w:ascii="Wingdings" w:hAnsi="Wingdings" w:hint="default"/>
+        <w:sz w:val="20"/>
+      </w:rPr>
+    </w:lvl>
+    <w:lvl w:ilvl="3" w:tentative="1">
+      <w:start w:val="1"/>
+      <w:numFmt w:val="bullet"/>
+      <w:lvlText w:val=""/>
+      <w:lvlJc w:val="left"/>
+      <w:pPr>
+        <w:tabs>
+          <w:tab w:val="num" w:pos="2880"/>
+        </w:tabs>
+        <w:ind w:left="2880" w:hanging="360"/>
+      </w:pPr>
+      <w:rPr>
+        <w:rFonts w:ascii="Wingdings" w:hAnsi="Wingdings" w:hint="default"/>
+        <w:sz w:val="20"/>
+      </w:rPr>
+    </w:lvl>
+    <w:lvl w:ilvl="4" w:tentative="1">
+      <w:start w:val="1"/>
+      <w:numFmt w:val="bullet"/>
+      <w:lvlText w:val=""/>
+      <w:lvlJc w:val="left"/>
+      <w:pPr>
+        <w:tabs>
+          <w:tab w:val="num" w:pos="3600"/>
+        </w:tabs>
+        <w:ind w:left="3600" w:hanging="360"/>
+      </w:pPr>
+      <w:rPr>
+        <w:rFonts w:ascii="Wingdings" w:hAnsi="Wingdings" w:hint="default"/>
+        <w:sz w:val="20"/>
+      </w:rPr>
+    </w:lvl>
+    <w:lvl w:ilvl="5" w:tentative="1">
+      <w:start w:val="1"/>
+      <w:numFmt w:val="bullet"/>
+      <w:lvlText w:val=""/>
+      <w:lvlJc w:val="left"/>
+      <w:pPr>
+        <w:tabs>
+          <w:tab w:val="num" w:pos="4320"/>
+        </w:tabs>
+        <w:ind w:left="4320" w:hanging="360"/>
+      </w:pPr>
+      <w:rPr>
+        <w:rFonts w:ascii="Wingdings" w:hAnsi="Wingdings" w:hint="default"/>
+        <w:sz w:val="20"/>
+      </w:rPr>
+    </w:lvl>
+    <w:lvl w:ilvl="6" w:tentative="1">
+      <w:start w:val="1"/>
+      <w:numFmt w:val="bullet"/>
+      <w:lvlText w:val=""/>
+      <w:lvlJc w:val="left"/>
+      <w:pPr>
+        <w:tabs>
+          <w:tab w:val="num" w:pos="5040"/>
+        </w:tabs>
+        <w:ind w:left="5040" w:hanging="360"/>
+      </w:pPr>
+      <w:rPr>
+        <w:rFonts w:ascii="Wingdings" w:hAnsi="Wingdings" w:hint="default"/>
+        <w:sz w:val="20"/>
+      </w:rPr>
+    </w:lvl>
+    <w:lvl w:ilvl="7" w:tentative="1">
+      <w:start w:val="1"/>
+      <w:numFmt w:val="bullet"/>
+      <w:lvlText w:val=""/>
+      <w:lvlJc w:val="left"/>
+      <w:pPr>
+        <w:tabs>
+          <w:tab w:val="num" w:pos="5760"/>
+        </w:tabs>
+        <w:ind w:left="5760" w:hanging="360"/>
+      </w:pPr>
+      <w:rPr>
+        <w:rFonts w:ascii="Wingdings" w:hAnsi="Wingdings" w:hint="default"/>
+        <w:sz w:val="20"/>
+      </w:rPr>
+    </w:lvl>
+    <w:lvl w:ilvl="8" w:tentative="1">
+      <w:start w:val="1"/>
+      <w:numFmt w:val="bullet"/>
+      <w:lvlText w:val=""/>
+      <w:lvlJc w:val="left"/>
+      <w:pPr>
+        <w:tabs>
+          <w:tab w:val="num" w:pos="6480"/>
+        </w:tabs>
+        <w:ind w:left="6480" w:hanging="360"/>
+      </w:pPr>
+      <w:rPr>
+        <w:rFonts w:ascii="Wingdings" w:hAnsi="Wingdings" w:hint="default"/>
+        <w:sz w:val="20"/>
+      </w:rPr>
+    </w:lvl>
+  </w:abstractNum>
+  <w:abstractNum w:abstractNumId="70" w15:restartNumberingAfterBreak="0">
     <w:nsid w:val="2DD63684"/>
     <w:multiLevelType w:val="multilevel"/>
     <w:tmpl w:val="596ABEB0"/>
@@ -9515,7 +11373,7 @@
       </w:rPr>
     </w:lvl>
   </w:abstractNum>
-  <w:abstractNum w:abstractNumId="64" w15:restartNumberingAfterBreak="0">
+  <w:abstractNum w:abstractNumId="71" w15:restartNumberingAfterBreak="0">
     <w:nsid w:val="2DDC10D8"/>
     <w:multiLevelType w:val="multilevel"/>
     <w:tmpl w:val="D090ABA8"/>
@@ -9664,7 +11522,7 @@
       </w:rPr>
     </w:lvl>
   </w:abstractNum>
-  <w:abstractNum w:abstractNumId="65" w15:restartNumberingAfterBreak="0">
+  <w:abstractNum w:abstractNumId="72" w15:restartNumberingAfterBreak="0">
     <w:nsid w:val="2E3139EE"/>
     <w:multiLevelType w:val="multilevel"/>
     <w:tmpl w:val="26EA5D24"/>
@@ -9813,7 +11671,7 @@
       </w:rPr>
     </w:lvl>
   </w:abstractNum>
-  <w:abstractNum w:abstractNumId="66" w15:restartNumberingAfterBreak="0">
+  <w:abstractNum w:abstractNumId="73" w15:restartNumberingAfterBreak="0">
     <w:nsid w:val="2FD2568C"/>
     <w:multiLevelType w:val="multilevel"/>
     <w:tmpl w:val="E04206DA"/>
@@ -9962,7 +11820,156 @@
       </w:rPr>
     </w:lvl>
   </w:abstractNum>
-  <w:abstractNum w:abstractNumId="67" w15:restartNumberingAfterBreak="0">
+  <w:abstractNum w:abstractNumId="74" w15:restartNumberingAfterBreak="0">
+    <w:nsid w:val="32342E50"/>
+    <w:multiLevelType w:val="multilevel"/>
+    <w:tmpl w:val="E2B6DC4E"/>
+    <w:lvl w:ilvl="0">
+      <w:start w:val="1"/>
+      <w:numFmt w:val="bullet"/>
+      <w:lvlText w:val=""/>
+      <w:lvlJc w:val="left"/>
+      <w:pPr>
+        <w:tabs>
+          <w:tab w:val="num" w:pos="720"/>
+        </w:tabs>
+        <w:ind w:left="720" w:hanging="360"/>
+      </w:pPr>
+      <w:rPr>
+        <w:rFonts w:ascii="Symbol" w:hAnsi="Symbol" w:hint="default"/>
+        <w:sz w:val="20"/>
+      </w:rPr>
+    </w:lvl>
+    <w:lvl w:ilvl="1" w:tentative="1">
+      <w:start w:val="1"/>
+      <w:numFmt w:val="bullet"/>
+      <w:lvlText w:val="o"/>
+      <w:lvlJc w:val="left"/>
+      <w:pPr>
+        <w:tabs>
+          <w:tab w:val="num" w:pos="1440"/>
+        </w:tabs>
+        <w:ind w:left="1440" w:hanging="360"/>
+      </w:pPr>
+      <w:rPr>
+        <w:rFonts w:ascii="Courier New" w:hAnsi="Courier New" w:hint="default"/>
+        <w:sz w:val="20"/>
+      </w:rPr>
+    </w:lvl>
+    <w:lvl w:ilvl="2" w:tentative="1">
+      <w:start w:val="1"/>
+      <w:numFmt w:val="bullet"/>
+      <w:lvlText w:val=""/>
+      <w:lvlJc w:val="left"/>
+      <w:pPr>
+        <w:tabs>
+          <w:tab w:val="num" w:pos="2160"/>
+        </w:tabs>
+        <w:ind w:left="2160" w:hanging="360"/>
+      </w:pPr>
+      <w:rPr>
+        <w:rFonts w:ascii="Wingdings" w:hAnsi="Wingdings" w:hint="default"/>
+        <w:sz w:val="20"/>
+      </w:rPr>
+    </w:lvl>
+    <w:lvl w:ilvl="3" w:tentative="1">
+      <w:start w:val="1"/>
+      <w:numFmt w:val="bullet"/>
+      <w:lvlText w:val=""/>
+      <w:lvlJc w:val="left"/>
+      <w:pPr>
+        <w:tabs>
+          <w:tab w:val="num" w:pos="2880"/>
+        </w:tabs>
+        <w:ind w:left="2880" w:hanging="360"/>
+      </w:pPr>
+      <w:rPr>
+        <w:rFonts w:ascii="Wingdings" w:hAnsi="Wingdings" w:hint="default"/>
+        <w:sz w:val="20"/>
+      </w:rPr>
+    </w:lvl>
+    <w:lvl w:ilvl="4" w:tentative="1">
+      <w:start w:val="1"/>
+      <w:numFmt w:val="bullet"/>
+      <w:lvlText w:val=""/>
+      <w:lvlJc w:val="left"/>
+      <w:pPr>
+        <w:tabs>
+          <w:tab w:val="num" w:pos="3600"/>
+        </w:tabs>
+        <w:ind w:left="3600" w:hanging="360"/>
+      </w:pPr>
+      <w:rPr>
+        <w:rFonts w:ascii="Wingdings" w:hAnsi="Wingdings" w:hint="default"/>
+        <w:sz w:val="20"/>
+      </w:rPr>
+    </w:lvl>
+    <w:lvl w:ilvl="5" w:tentative="1">
+      <w:start w:val="1"/>
+      <w:numFmt w:val="bullet"/>
+      <w:lvlText w:val=""/>
+      <w:lvlJc w:val="left"/>
+      <w:pPr>
+        <w:tabs>
+          <w:tab w:val="num" w:pos="4320"/>
+        </w:tabs>
+        <w:ind w:left="4320" w:hanging="360"/>
+      </w:pPr>
+      <w:rPr>
+        <w:rFonts w:ascii="Wingdings" w:hAnsi="Wingdings" w:hint="default"/>
+        <w:sz w:val="20"/>
+      </w:rPr>
+    </w:lvl>
+    <w:lvl w:ilvl="6" w:tentative="1">
+      <w:start w:val="1"/>
+      <w:numFmt w:val="bullet"/>
+      <w:lvlText w:val=""/>
+      <w:lvlJc w:val="left"/>
+      <w:pPr>
+        <w:tabs>
+          <w:tab w:val="num" w:pos="5040"/>
+        </w:tabs>
+        <w:ind w:left="5040" w:hanging="360"/>
+      </w:pPr>
+      <w:rPr>
+        <w:rFonts w:ascii="Wingdings" w:hAnsi="Wingdings" w:hint="default"/>
+        <w:sz w:val="20"/>
+      </w:rPr>
+    </w:lvl>
+    <w:lvl w:ilvl="7" w:tentative="1">
+      <w:start w:val="1"/>
+      <w:numFmt w:val="bullet"/>
+      <w:lvlText w:val=""/>
+      <w:lvlJc w:val="left"/>
+      <w:pPr>
+        <w:tabs>
+          <w:tab w:val="num" w:pos="5760"/>
+        </w:tabs>
+        <w:ind w:left="5760" w:hanging="360"/>
+      </w:pPr>
+      <w:rPr>
+        <w:rFonts w:ascii="Wingdings" w:hAnsi="Wingdings" w:hint="default"/>
+        <w:sz w:val="20"/>
+      </w:rPr>
+    </w:lvl>
+    <w:lvl w:ilvl="8" w:tentative="1">
+      <w:start w:val="1"/>
+      <w:numFmt w:val="bullet"/>
+      <w:lvlText w:val=""/>
+      <w:lvlJc w:val="left"/>
+      <w:pPr>
+        <w:tabs>
+          <w:tab w:val="num" w:pos="6480"/>
+        </w:tabs>
+        <w:ind w:left="6480" w:hanging="360"/>
+      </w:pPr>
+      <w:rPr>
+        <w:rFonts w:ascii="Wingdings" w:hAnsi="Wingdings" w:hint="default"/>
+        <w:sz w:val="20"/>
+      </w:rPr>
+    </w:lvl>
+  </w:abstractNum>
+  <w:abstractNum w:abstractNumId="75" w15:restartNumberingAfterBreak="0">
     <w:nsid w:val="32471789"/>
     <w:multiLevelType w:val="multilevel"/>
     <w:tmpl w:val="3E14F872"/>
@@ -10111,7 +12118,7 @@
       </w:rPr>
     </w:lvl>
   </w:abstractNum>
-  <w:abstractNum w:abstractNumId="68" w15:restartNumberingAfterBreak="0">
+  <w:abstractNum w:abstractNumId="76" w15:restartNumberingAfterBreak="0">
     <w:nsid w:val="335E6249"/>
     <w:multiLevelType w:val="multilevel"/>
     <w:tmpl w:val="B23E8DF6"/>
@@ -10260,7 +12267,7 @@
       </w:rPr>
     </w:lvl>
   </w:abstractNum>
-  <w:abstractNum w:abstractNumId="69" w15:restartNumberingAfterBreak="0">
+  <w:abstractNum w:abstractNumId="77" w15:restartNumberingAfterBreak="0">
     <w:nsid w:val="343E5984"/>
     <w:multiLevelType w:val="multilevel"/>
     <w:tmpl w:val="E8165052"/>
@@ -10409,7 +12416,7 @@
       </w:rPr>
     </w:lvl>
   </w:abstractNum>
-  <w:abstractNum w:abstractNumId="70" w15:restartNumberingAfterBreak="0">
+  <w:abstractNum w:abstractNumId="78" w15:restartNumberingAfterBreak="0">
     <w:nsid w:val="34805B81"/>
     <w:multiLevelType w:val="multilevel"/>
     <w:tmpl w:val="7688BB98"/>
@@ -10558,7 +12565,7 @@
       </w:rPr>
     </w:lvl>
   </w:abstractNum>
-  <w:abstractNum w:abstractNumId="71" w15:restartNumberingAfterBreak="0">
+  <w:abstractNum w:abstractNumId="79" w15:restartNumberingAfterBreak="0">
     <w:nsid w:val="34957492"/>
     <w:multiLevelType w:val="multilevel"/>
     <w:tmpl w:val="B31A89B2"/>
@@ -10707,7 +12714,7 @@
       </w:rPr>
     </w:lvl>
   </w:abstractNum>
-  <w:abstractNum w:abstractNumId="72" w15:restartNumberingAfterBreak="0">
+  <w:abstractNum w:abstractNumId="80" w15:restartNumberingAfterBreak="0">
     <w:nsid w:val="352164D7"/>
     <w:multiLevelType w:val="multilevel"/>
     <w:tmpl w:val="8F08D0C8"/>
@@ -10856,7 +12863,7 @@
       </w:rPr>
     </w:lvl>
   </w:abstractNum>
-  <w:abstractNum w:abstractNumId="73" w15:restartNumberingAfterBreak="0">
+  <w:abstractNum w:abstractNumId="81" w15:restartNumberingAfterBreak="0">
     <w:nsid w:val="361F12D4"/>
     <w:multiLevelType w:val="multilevel"/>
     <w:tmpl w:val="E9060CFC"/>
@@ -11005,7 +13012,7 @@
       </w:rPr>
     </w:lvl>
   </w:abstractNum>
-  <w:abstractNum w:abstractNumId="74" w15:restartNumberingAfterBreak="0">
+  <w:abstractNum w:abstractNumId="82" w15:restartNumberingAfterBreak="0">
     <w:nsid w:val="370618FF"/>
     <w:multiLevelType w:val="multilevel"/>
     <w:tmpl w:val="41F6E6F4"/>
@@ -11154,7 +13161,7 @@
       </w:rPr>
     </w:lvl>
   </w:abstractNum>
-  <w:abstractNum w:abstractNumId="75" w15:restartNumberingAfterBreak="0">
+  <w:abstractNum w:abstractNumId="83" w15:restartNumberingAfterBreak="0">
     <w:nsid w:val="37FF61DA"/>
     <w:multiLevelType w:val="multilevel"/>
     <w:tmpl w:val="6228FD48"/>
@@ -11303,7 +13310,7 @@
       </w:rPr>
     </w:lvl>
   </w:abstractNum>
-  <w:abstractNum w:abstractNumId="76" w15:restartNumberingAfterBreak="0">
+  <w:abstractNum w:abstractNumId="84" w15:restartNumberingAfterBreak="0">
     <w:nsid w:val="38816699"/>
     <w:multiLevelType w:val="multilevel"/>
     <w:tmpl w:val="861EBCD0"/>
@@ -11452,7 +13459,7 @@
       </w:rPr>
     </w:lvl>
   </w:abstractNum>
-  <w:abstractNum w:abstractNumId="77" w15:restartNumberingAfterBreak="0">
+  <w:abstractNum w:abstractNumId="85" w15:restartNumberingAfterBreak="0">
     <w:nsid w:val="395E79C2"/>
     <w:multiLevelType w:val="multilevel"/>
     <w:tmpl w:val="9E4EAFE6"/>
@@ -11601,7 +13608,7 @@
       </w:rPr>
     </w:lvl>
   </w:abstractNum>
-  <w:abstractNum w:abstractNumId="78" w15:restartNumberingAfterBreak="0">
+  <w:abstractNum w:abstractNumId="86" w15:restartNumberingAfterBreak="0">
     <w:nsid w:val="3B0E5147"/>
     <w:multiLevelType w:val="multilevel"/>
     <w:tmpl w:val="C4A0C0B4"/>
@@ -11750,7 +13757,156 @@
       </w:rPr>
     </w:lvl>
   </w:abstractNum>
-  <w:abstractNum w:abstractNumId="79" w15:restartNumberingAfterBreak="0">
+  <w:abstractNum w:abstractNumId="87" w15:restartNumberingAfterBreak="0">
+    <w:nsid w:val="3B3D4309"/>
+    <w:multiLevelType w:val="multilevel"/>
+    <w:tmpl w:val="F43C4928"/>
+    <w:lvl w:ilvl="0">
+      <w:start w:val="1"/>
+      <w:numFmt w:val="bullet"/>
+      <w:lvlText w:val=""/>
+      <w:lvlJc w:val="left"/>
+      <w:pPr>
+        <w:tabs>
+          <w:tab w:val="num" w:pos="720"/>
+        </w:tabs>
+        <w:ind w:left="720" w:hanging="360"/>
+      </w:pPr>
+      <w:rPr>
+        <w:rFonts w:ascii="Symbol" w:hAnsi="Symbol" w:hint="default"/>
+        <w:sz w:val="20"/>
+      </w:rPr>
+    </w:lvl>
+    <w:lvl w:ilvl="1" w:tentative="1">
+      <w:start w:val="1"/>
+      <w:numFmt w:val="bullet"/>
+      <w:lvlText w:val="o"/>
+      <w:lvlJc w:val="left"/>
+      <w:pPr>
+        <w:tabs>
+          <w:tab w:val="num" w:pos="1440"/>
+        </w:tabs>
+        <w:ind w:left="1440" w:hanging="360"/>
+      </w:pPr>
+      <w:rPr>
+        <w:rFonts w:ascii="Courier New" w:hAnsi="Courier New" w:hint="default"/>
+        <w:sz w:val="20"/>
+      </w:rPr>
+    </w:lvl>
+    <w:lvl w:ilvl="2" w:tentative="1">
+      <w:start w:val="1"/>
+      <w:numFmt w:val="bullet"/>
+      <w:lvlText w:val=""/>
+      <w:lvlJc w:val="left"/>
+      <w:pPr>
+        <w:tabs>
+          <w:tab w:val="num" w:pos="2160"/>
+        </w:tabs>
+        <w:ind w:left="2160" w:hanging="360"/>
+      </w:pPr>
+      <w:rPr>
+        <w:rFonts w:ascii="Wingdings" w:hAnsi="Wingdings" w:hint="default"/>
+        <w:sz w:val="20"/>
+      </w:rPr>
+    </w:lvl>
+    <w:lvl w:ilvl="3" w:tentative="1">
+      <w:start w:val="1"/>
+      <w:numFmt w:val="bullet"/>
+      <w:lvlText w:val=""/>
+      <w:lvlJc w:val="left"/>
+      <w:pPr>
+        <w:tabs>
+          <w:tab w:val="num" w:pos="2880"/>
+        </w:tabs>
+        <w:ind w:left="2880" w:hanging="360"/>
+      </w:pPr>
+      <w:rPr>
+        <w:rFonts w:ascii="Wingdings" w:hAnsi="Wingdings" w:hint="default"/>
+        <w:sz w:val="20"/>
+      </w:rPr>
+    </w:lvl>
+    <w:lvl w:ilvl="4" w:tentative="1">
+      <w:start w:val="1"/>
+      <w:numFmt w:val="bullet"/>
+      <w:lvlText w:val=""/>
+      <w:lvlJc w:val="left"/>
+      <w:pPr>
+        <w:tabs>
+          <w:tab w:val="num" w:pos="3600"/>
+        </w:tabs>
+        <w:ind w:left="3600" w:hanging="360"/>
+      </w:pPr>
+      <w:rPr>
+        <w:rFonts w:ascii="Wingdings" w:hAnsi="Wingdings" w:hint="default"/>
+        <w:sz w:val="20"/>
+      </w:rPr>
+    </w:lvl>
+    <w:lvl w:ilvl="5" w:tentative="1">
+      <w:start w:val="1"/>
+      <w:numFmt w:val="bullet"/>
+      <w:lvlText w:val=""/>
+      <w:lvlJc w:val="left"/>
+      <w:pPr>
+        <w:tabs>
+          <w:tab w:val="num" w:pos="4320"/>
+        </w:tabs>
+        <w:ind w:left="4320" w:hanging="360"/>
+      </w:pPr>
+      <w:rPr>
+        <w:rFonts w:ascii="Wingdings" w:hAnsi="Wingdings" w:hint="default"/>
+        <w:sz w:val="20"/>
+      </w:rPr>
+    </w:lvl>
+    <w:lvl w:ilvl="6" w:tentative="1">
+      <w:start w:val="1"/>
+      <w:numFmt w:val="bullet"/>
+      <w:lvlText w:val=""/>
+      <w:lvlJc w:val="left"/>
+      <w:pPr>
+        <w:tabs>
+          <w:tab w:val="num" w:pos="5040"/>
+        </w:tabs>
+        <w:ind w:left="5040" w:hanging="360"/>
+      </w:pPr>
+      <w:rPr>
+        <w:rFonts w:ascii="Wingdings" w:hAnsi="Wingdings" w:hint="default"/>
+        <w:sz w:val="20"/>
+      </w:rPr>
+    </w:lvl>
+    <w:lvl w:ilvl="7" w:tentative="1">
+      <w:start w:val="1"/>
+      <w:numFmt w:val="bullet"/>
+      <w:lvlText w:val=""/>
+      <w:lvlJc w:val="left"/>
+      <w:pPr>
+        <w:tabs>
+          <w:tab w:val="num" w:pos="5760"/>
+        </w:tabs>
+        <w:ind w:left="5760" w:hanging="360"/>
+      </w:pPr>
+      <w:rPr>
+        <w:rFonts w:ascii="Wingdings" w:hAnsi="Wingdings" w:hint="default"/>
+        <w:sz w:val="20"/>
+      </w:rPr>
+    </w:lvl>
+    <w:lvl w:ilvl="8" w:tentative="1">
+      <w:start w:val="1"/>
+      <w:numFmt w:val="bullet"/>
+      <w:lvlText w:val=""/>
+      <w:lvlJc w:val="left"/>
+      <w:pPr>
+        <w:tabs>
+          <w:tab w:val="num" w:pos="6480"/>
+        </w:tabs>
+        <w:ind w:left="6480" w:hanging="360"/>
+      </w:pPr>
+      <w:rPr>
+        <w:rFonts w:ascii="Wingdings" w:hAnsi="Wingdings" w:hint="default"/>
+        <w:sz w:val="20"/>
+      </w:rPr>
+    </w:lvl>
+  </w:abstractNum>
+  <w:abstractNum w:abstractNumId="88" w15:restartNumberingAfterBreak="0">
     <w:nsid w:val="3BDF293D"/>
     <w:multiLevelType w:val="multilevel"/>
     <w:tmpl w:val="A4364F4E"/>
@@ -11899,7 +14055,7 @@
       </w:rPr>
     </w:lvl>
   </w:abstractNum>
-  <w:abstractNum w:abstractNumId="80" w15:restartNumberingAfterBreak="0">
+  <w:abstractNum w:abstractNumId="89" w15:restartNumberingAfterBreak="0">
     <w:nsid w:val="3BFA13EC"/>
     <w:multiLevelType w:val="multilevel"/>
     <w:tmpl w:val="0E0092A0"/>
@@ -12048,7 +14204,7 @@
       </w:rPr>
     </w:lvl>
   </w:abstractNum>
-  <w:abstractNum w:abstractNumId="81" w15:restartNumberingAfterBreak="0">
+  <w:abstractNum w:abstractNumId="90" w15:restartNumberingAfterBreak="0">
     <w:nsid w:val="3CA24641"/>
     <w:multiLevelType w:val="multilevel"/>
     <w:tmpl w:val="E9E44CF2"/>
@@ -12197,7 +14353,7 @@
       </w:rPr>
     </w:lvl>
   </w:abstractNum>
-  <w:abstractNum w:abstractNumId="82" w15:restartNumberingAfterBreak="0">
+  <w:abstractNum w:abstractNumId="91" w15:restartNumberingAfterBreak="0">
     <w:nsid w:val="3CFF4288"/>
     <w:multiLevelType w:val="multilevel"/>
     <w:tmpl w:val="55285CFA"/>
@@ -12346,7 +14502,7 @@
       </w:rPr>
     </w:lvl>
   </w:abstractNum>
-  <w:abstractNum w:abstractNumId="83" w15:restartNumberingAfterBreak="0">
+  <w:abstractNum w:abstractNumId="92" w15:restartNumberingAfterBreak="0">
     <w:nsid w:val="3D772D94"/>
     <w:multiLevelType w:val="multilevel"/>
     <w:tmpl w:val="9252D276"/>
@@ -12495,7 +14651,7 @@
       </w:rPr>
     </w:lvl>
   </w:abstractNum>
-  <w:abstractNum w:abstractNumId="84" w15:restartNumberingAfterBreak="0">
+  <w:abstractNum w:abstractNumId="93" w15:restartNumberingAfterBreak="0">
     <w:nsid w:val="3DAB034F"/>
     <w:multiLevelType w:val="multilevel"/>
     <w:tmpl w:val="31FA94A8"/>
@@ -12644,7 +14800,7 @@
       </w:rPr>
     </w:lvl>
   </w:abstractNum>
-  <w:abstractNum w:abstractNumId="85" w15:restartNumberingAfterBreak="0">
+  <w:abstractNum w:abstractNumId="94" w15:restartNumberingAfterBreak="0">
     <w:nsid w:val="3DE7052E"/>
     <w:multiLevelType w:val="multilevel"/>
     <w:tmpl w:val="C436F1C6"/>
@@ -12793,7 +14949,7 @@
       </w:rPr>
     </w:lvl>
   </w:abstractNum>
-  <w:abstractNum w:abstractNumId="86" w15:restartNumberingAfterBreak="0">
+  <w:abstractNum w:abstractNumId="95" w15:restartNumberingAfterBreak="0">
     <w:nsid w:val="3F17042A"/>
     <w:multiLevelType w:val="multilevel"/>
     <w:tmpl w:val="ED940C7C"/>
@@ -12942,7 +15098,7 @@
       </w:rPr>
     </w:lvl>
   </w:abstractNum>
-  <w:abstractNum w:abstractNumId="87" w15:restartNumberingAfterBreak="0">
+  <w:abstractNum w:abstractNumId="96" w15:restartNumberingAfterBreak="0">
     <w:nsid w:val="415C1E65"/>
     <w:multiLevelType w:val="multilevel"/>
     <w:tmpl w:val="803E3F46"/>
@@ -13091,7 +15247,7 @@
       </w:rPr>
     </w:lvl>
   </w:abstractNum>
-  <w:abstractNum w:abstractNumId="88" w15:restartNumberingAfterBreak="0">
+  <w:abstractNum w:abstractNumId="97" w15:restartNumberingAfterBreak="0">
     <w:nsid w:val="419C3C8C"/>
     <w:multiLevelType w:val="multilevel"/>
     <w:tmpl w:val="E84686BE"/>
@@ -13240,7 +15396,7 @@
       </w:rPr>
     </w:lvl>
   </w:abstractNum>
-  <w:abstractNum w:abstractNumId="89" w15:restartNumberingAfterBreak="0">
+  <w:abstractNum w:abstractNumId="98" w15:restartNumberingAfterBreak="0">
     <w:nsid w:val="42074EAD"/>
     <w:multiLevelType w:val="multilevel"/>
     <w:tmpl w:val="EF5EAE60"/>
@@ -13389,7 +15545,7 @@
       </w:rPr>
     </w:lvl>
   </w:abstractNum>
-  <w:abstractNum w:abstractNumId="90" w15:restartNumberingAfterBreak="0">
+  <w:abstractNum w:abstractNumId="99" w15:restartNumberingAfterBreak="0">
     <w:nsid w:val="42075914"/>
     <w:multiLevelType w:val="multilevel"/>
     <w:tmpl w:val="3654AC06"/>
@@ -13538,7 +15694,7 @@
       </w:rPr>
     </w:lvl>
   </w:abstractNum>
-  <w:abstractNum w:abstractNumId="91" w15:restartNumberingAfterBreak="0">
+  <w:abstractNum w:abstractNumId="100" w15:restartNumberingAfterBreak="0">
     <w:nsid w:val="42A15FD7"/>
     <w:multiLevelType w:val="multilevel"/>
     <w:tmpl w:val="0204B06A"/>
@@ -13687,7 +15843,7 @@
       </w:rPr>
     </w:lvl>
   </w:abstractNum>
-  <w:abstractNum w:abstractNumId="92" w15:restartNumberingAfterBreak="0">
+  <w:abstractNum w:abstractNumId="101" w15:restartNumberingAfterBreak="0">
     <w:nsid w:val="43A71279"/>
     <w:multiLevelType w:val="multilevel"/>
     <w:tmpl w:val="C81EA564"/>
@@ -13836,7 +15992,7 @@
       </w:rPr>
     </w:lvl>
   </w:abstractNum>
-  <w:abstractNum w:abstractNumId="93" w15:restartNumberingAfterBreak="0">
+  <w:abstractNum w:abstractNumId="102" w15:restartNumberingAfterBreak="0">
     <w:nsid w:val="43F41B84"/>
     <w:multiLevelType w:val="multilevel"/>
     <w:tmpl w:val="A766A878"/>
@@ -13985,7 +16141,7 @@
       </w:rPr>
     </w:lvl>
   </w:abstractNum>
-  <w:abstractNum w:abstractNumId="94" w15:restartNumberingAfterBreak="0">
+  <w:abstractNum w:abstractNumId="103" w15:restartNumberingAfterBreak="0">
     <w:nsid w:val="445E0CC7"/>
     <w:multiLevelType w:val="multilevel"/>
     <w:tmpl w:val="9F587920"/>
@@ -14134,7 +16290,7 @@
       </w:rPr>
     </w:lvl>
   </w:abstractNum>
-  <w:abstractNum w:abstractNumId="95" w15:restartNumberingAfterBreak="0">
+  <w:abstractNum w:abstractNumId="104" w15:restartNumberingAfterBreak="0">
     <w:nsid w:val="44E07EB6"/>
     <w:multiLevelType w:val="multilevel"/>
     <w:tmpl w:val="B3462038"/>
@@ -14283,7 +16439,7 @@
       </w:rPr>
     </w:lvl>
   </w:abstractNum>
-  <w:abstractNum w:abstractNumId="96" w15:restartNumberingAfterBreak="0">
+  <w:abstractNum w:abstractNumId="105" w15:restartNumberingAfterBreak="0">
     <w:nsid w:val="45174D6A"/>
     <w:multiLevelType w:val="multilevel"/>
     <w:tmpl w:val="339079BA"/>
@@ -14432,7 +16588,7 @@
       </w:rPr>
     </w:lvl>
   </w:abstractNum>
-  <w:abstractNum w:abstractNumId="97" w15:restartNumberingAfterBreak="0">
+  <w:abstractNum w:abstractNumId="106" w15:restartNumberingAfterBreak="0">
     <w:nsid w:val="45370063"/>
     <w:multiLevelType w:val="multilevel"/>
     <w:tmpl w:val="E466B7E8"/>
@@ -14581,7 +16737,7 @@
       </w:rPr>
     </w:lvl>
   </w:abstractNum>
-  <w:abstractNum w:abstractNumId="98" w15:restartNumberingAfterBreak="0">
+  <w:abstractNum w:abstractNumId="107" w15:restartNumberingAfterBreak="0">
     <w:nsid w:val="47375F90"/>
     <w:multiLevelType w:val="multilevel"/>
     <w:tmpl w:val="B3149704"/>
@@ -14730,7 +16886,7 @@
       </w:rPr>
     </w:lvl>
   </w:abstractNum>
-  <w:abstractNum w:abstractNumId="99" w15:restartNumberingAfterBreak="0">
+  <w:abstractNum w:abstractNumId="108" w15:restartNumberingAfterBreak="0">
     <w:nsid w:val="479A209C"/>
     <w:multiLevelType w:val="multilevel"/>
     <w:tmpl w:val="676AAF56"/>
@@ -14879,7 +17035,7 @@
       </w:rPr>
     </w:lvl>
   </w:abstractNum>
-  <w:abstractNum w:abstractNumId="100" w15:restartNumberingAfterBreak="0">
+  <w:abstractNum w:abstractNumId="109" w15:restartNumberingAfterBreak="0">
     <w:nsid w:val="480F265D"/>
     <w:multiLevelType w:val="multilevel"/>
     <w:tmpl w:val="CDB637E4"/>
@@ -15028,7 +17184,7 @@
       </w:rPr>
     </w:lvl>
   </w:abstractNum>
-  <w:abstractNum w:abstractNumId="101" w15:restartNumberingAfterBreak="0">
+  <w:abstractNum w:abstractNumId="110" w15:restartNumberingAfterBreak="0">
     <w:nsid w:val="48B75E37"/>
     <w:multiLevelType w:val="multilevel"/>
     <w:tmpl w:val="3F68D6FE"/>
@@ -15177,7 +17333,7 @@
       </w:rPr>
     </w:lvl>
   </w:abstractNum>
-  <w:abstractNum w:abstractNumId="102" w15:restartNumberingAfterBreak="0">
+  <w:abstractNum w:abstractNumId="111" w15:restartNumberingAfterBreak="0">
     <w:nsid w:val="48FA6CB4"/>
     <w:multiLevelType w:val="multilevel"/>
     <w:tmpl w:val="E954C676"/>
@@ -15326,7 +17482,7 @@
       </w:rPr>
     </w:lvl>
   </w:abstractNum>
-  <w:abstractNum w:abstractNumId="103" w15:restartNumberingAfterBreak="0">
+  <w:abstractNum w:abstractNumId="112" w15:restartNumberingAfterBreak="0">
     <w:nsid w:val="492D7C27"/>
     <w:multiLevelType w:val="multilevel"/>
     <w:tmpl w:val="59103E38"/>
@@ -15475,7 +17631,7 @@
       </w:rPr>
     </w:lvl>
   </w:abstractNum>
-  <w:abstractNum w:abstractNumId="104" w15:restartNumberingAfterBreak="0">
+  <w:abstractNum w:abstractNumId="113" w15:restartNumberingAfterBreak="0">
     <w:nsid w:val="49725174"/>
     <w:multiLevelType w:val="multilevel"/>
     <w:tmpl w:val="43406682"/>
@@ -15624,7 +17780,7 @@
       </w:rPr>
     </w:lvl>
   </w:abstractNum>
-  <w:abstractNum w:abstractNumId="105" w15:restartNumberingAfterBreak="0">
+  <w:abstractNum w:abstractNumId="114" w15:restartNumberingAfterBreak="0">
     <w:nsid w:val="4B64043D"/>
     <w:multiLevelType w:val="multilevel"/>
     <w:tmpl w:val="B518DF10"/>
@@ -15773,7 +17929,156 @@
       </w:rPr>
     </w:lvl>
   </w:abstractNum>
-  <w:abstractNum w:abstractNumId="106" w15:restartNumberingAfterBreak="0">
+  <w:abstractNum w:abstractNumId="115" w15:restartNumberingAfterBreak="0">
+    <w:nsid w:val="4BCB6322"/>
+    <w:multiLevelType w:val="multilevel"/>
+    <w:tmpl w:val="928ED450"/>
+    <w:lvl w:ilvl="0">
+      <w:start w:val="1"/>
+      <w:numFmt w:val="bullet"/>
+      <w:lvlText w:val=""/>
+      <w:lvlJc w:val="left"/>
+      <w:pPr>
+        <w:tabs>
+          <w:tab w:val="num" w:pos="720"/>
+        </w:tabs>
+        <w:ind w:left="720" w:hanging="360"/>
+      </w:pPr>
+      <w:rPr>
+        <w:rFonts w:ascii="Symbol" w:hAnsi="Symbol" w:hint="default"/>
+        <w:sz w:val="20"/>
+      </w:rPr>
+    </w:lvl>
+    <w:lvl w:ilvl="1" w:tentative="1">
+      <w:start w:val="1"/>
+      <w:numFmt w:val="bullet"/>
+      <w:lvlText w:val="o"/>
+      <w:lvlJc w:val="left"/>
+      <w:pPr>
+        <w:tabs>
+          <w:tab w:val="num" w:pos="1440"/>
+        </w:tabs>
+        <w:ind w:left="1440" w:hanging="360"/>
+      </w:pPr>
+      <w:rPr>
+        <w:rFonts w:ascii="Courier New" w:hAnsi="Courier New" w:hint="default"/>
+        <w:sz w:val="20"/>
+      </w:rPr>
+    </w:lvl>
+    <w:lvl w:ilvl="2" w:tentative="1">
+      <w:start w:val="1"/>
+      <w:numFmt w:val="bullet"/>
+      <w:lvlText w:val=""/>
+      <w:lvlJc w:val="left"/>
+      <w:pPr>
+        <w:tabs>
+          <w:tab w:val="num" w:pos="2160"/>
+        </w:tabs>
+        <w:ind w:left="2160" w:hanging="360"/>
+      </w:pPr>
+      <w:rPr>
+        <w:rFonts w:ascii="Wingdings" w:hAnsi="Wingdings" w:hint="default"/>
+        <w:sz w:val="20"/>
+      </w:rPr>
+    </w:lvl>
+    <w:lvl w:ilvl="3" w:tentative="1">
+      <w:start w:val="1"/>
+      <w:numFmt w:val="bullet"/>
+      <w:lvlText w:val=""/>
+      <w:lvlJc w:val="left"/>
+      <w:pPr>
+        <w:tabs>
+          <w:tab w:val="num" w:pos="2880"/>
+        </w:tabs>
+        <w:ind w:left="2880" w:hanging="360"/>
+      </w:pPr>
+      <w:rPr>
+        <w:rFonts w:ascii="Wingdings" w:hAnsi="Wingdings" w:hint="default"/>
+        <w:sz w:val="20"/>
+      </w:rPr>
+    </w:lvl>
+    <w:lvl w:ilvl="4" w:tentative="1">
+      <w:start w:val="1"/>
+      <w:numFmt w:val="bullet"/>
+      <w:lvlText w:val=""/>
+      <w:lvlJc w:val="left"/>
+      <w:pPr>
+        <w:tabs>
+          <w:tab w:val="num" w:pos="3600"/>
+        </w:tabs>
+        <w:ind w:left="3600" w:hanging="360"/>
+      </w:pPr>
+      <w:rPr>
+        <w:rFonts w:ascii="Wingdings" w:hAnsi="Wingdings" w:hint="default"/>
+        <w:sz w:val="20"/>
+      </w:rPr>
+    </w:lvl>
+    <w:lvl w:ilvl="5" w:tentative="1">
+      <w:start w:val="1"/>
+      <w:numFmt w:val="bullet"/>
+      <w:lvlText w:val=""/>
+      <w:lvlJc w:val="left"/>
+      <w:pPr>
+        <w:tabs>
+          <w:tab w:val="num" w:pos="4320"/>
+        </w:tabs>
+        <w:ind w:left="4320" w:hanging="360"/>
+      </w:pPr>
+      <w:rPr>
+        <w:rFonts w:ascii="Wingdings" w:hAnsi="Wingdings" w:hint="default"/>
+        <w:sz w:val="20"/>
+      </w:rPr>
+    </w:lvl>
+    <w:lvl w:ilvl="6" w:tentative="1">
+      <w:start w:val="1"/>
+      <w:numFmt w:val="bullet"/>
+      <w:lvlText w:val=""/>
+      <w:lvlJc w:val="left"/>
+      <w:pPr>
+        <w:tabs>
+          <w:tab w:val="num" w:pos="5040"/>
+        </w:tabs>
+        <w:ind w:left="5040" w:hanging="360"/>
+      </w:pPr>
+      <w:rPr>
+        <w:rFonts w:ascii="Wingdings" w:hAnsi="Wingdings" w:hint="default"/>
+        <w:sz w:val="20"/>
+      </w:rPr>
+    </w:lvl>
+    <w:lvl w:ilvl="7" w:tentative="1">
+      <w:start w:val="1"/>
+      <w:numFmt w:val="bullet"/>
+      <w:lvlText w:val=""/>
+      <w:lvlJc w:val="left"/>
+      <w:pPr>
+        <w:tabs>
+          <w:tab w:val="num" w:pos="5760"/>
+        </w:tabs>
+        <w:ind w:left="5760" w:hanging="360"/>
+      </w:pPr>
+      <w:rPr>
+        <w:rFonts w:ascii="Wingdings" w:hAnsi="Wingdings" w:hint="default"/>
+        <w:sz w:val="20"/>
+      </w:rPr>
+    </w:lvl>
+    <w:lvl w:ilvl="8" w:tentative="1">
+      <w:start w:val="1"/>
+      <w:numFmt w:val="bullet"/>
+      <w:lvlText w:val=""/>
+      <w:lvlJc w:val="left"/>
+      <w:pPr>
+        <w:tabs>
+          <w:tab w:val="num" w:pos="6480"/>
+        </w:tabs>
+        <w:ind w:left="6480" w:hanging="360"/>
+      </w:pPr>
+      <w:rPr>
+        <w:rFonts w:ascii="Wingdings" w:hAnsi="Wingdings" w:hint="default"/>
+        <w:sz w:val="20"/>
+      </w:rPr>
+    </w:lvl>
+  </w:abstractNum>
+  <w:abstractNum w:abstractNumId="116" w15:restartNumberingAfterBreak="0">
     <w:nsid w:val="4C162462"/>
     <w:multiLevelType w:val="multilevel"/>
     <w:tmpl w:val="15A487E0"/>
@@ -15922,7 +18227,7 @@
       </w:rPr>
     </w:lvl>
   </w:abstractNum>
-  <w:abstractNum w:abstractNumId="107" w15:restartNumberingAfterBreak="0">
+  <w:abstractNum w:abstractNumId="117" w15:restartNumberingAfterBreak="0">
     <w:nsid w:val="4DD64FB5"/>
     <w:multiLevelType w:val="multilevel"/>
     <w:tmpl w:val="3072ED58"/>
@@ -16071,7 +18376,156 @@
       </w:rPr>
     </w:lvl>
   </w:abstractNum>
-  <w:abstractNum w:abstractNumId="108" w15:restartNumberingAfterBreak="0">
+  <w:abstractNum w:abstractNumId="118" w15:restartNumberingAfterBreak="0">
+    <w:nsid w:val="4EA01B70"/>
+    <w:multiLevelType w:val="multilevel"/>
+    <w:tmpl w:val="8B0CD580"/>
+    <w:lvl w:ilvl="0">
+      <w:start w:val="1"/>
+      <w:numFmt w:val="bullet"/>
+      <w:lvlText w:val=""/>
+      <w:lvlJc w:val="left"/>
+      <w:pPr>
+        <w:tabs>
+          <w:tab w:val="num" w:pos="720"/>
+        </w:tabs>
+        <w:ind w:left="720" w:hanging="360"/>
+      </w:pPr>
+      <w:rPr>
+        <w:rFonts w:ascii="Symbol" w:hAnsi="Symbol" w:hint="default"/>
+        <w:sz w:val="20"/>
+      </w:rPr>
+    </w:lvl>
+    <w:lvl w:ilvl="1" w:tentative="1">
+      <w:start w:val="1"/>
+      <w:numFmt w:val="bullet"/>
+      <w:lvlText w:val="o"/>
+      <w:lvlJc w:val="left"/>
+      <w:pPr>
+        <w:tabs>
+          <w:tab w:val="num" w:pos="1440"/>
+        </w:tabs>
+        <w:ind w:left="1440" w:hanging="360"/>
+      </w:pPr>
+      <w:rPr>
+        <w:rFonts w:ascii="Courier New" w:hAnsi="Courier New" w:hint="default"/>
+        <w:sz w:val="20"/>
+      </w:rPr>
+    </w:lvl>
+    <w:lvl w:ilvl="2" w:tentative="1">
+      <w:start w:val="1"/>
+      <w:numFmt w:val="bullet"/>
+      <w:lvlText w:val=""/>
+      <w:lvlJc w:val="left"/>
+      <w:pPr>
+        <w:tabs>
+          <w:tab w:val="num" w:pos="2160"/>
+        </w:tabs>
+        <w:ind w:left="2160" w:hanging="360"/>
+      </w:pPr>
+      <w:rPr>
+        <w:rFonts w:ascii="Wingdings" w:hAnsi="Wingdings" w:hint="default"/>
+        <w:sz w:val="20"/>
+      </w:rPr>
+    </w:lvl>
+    <w:lvl w:ilvl="3" w:tentative="1">
+      <w:start w:val="1"/>
+      <w:numFmt w:val="bullet"/>
+      <w:lvlText w:val=""/>
+      <w:lvlJc w:val="left"/>
+      <w:pPr>
+        <w:tabs>
+          <w:tab w:val="num" w:pos="2880"/>
+        </w:tabs>
+        <w:ind w:left="2880" w:hanging="360"/>
+      </w:pPr>
+      <w:rPr>
+        <w:rFonts w:ascii="Wingdings" w:hAnsi="Wingdings" w:hint="default"/>
+        <w:sz w:val="20"/>
+      </w:rPr>
+    </w:lvl>
+    <w:lvl w:ilvl="4" w:tentative="1">
+      <w:start w:val="1"/>
+      <w:numFmt w:val="bullet"/>
+      <w:lvlText w:val=""/>
+      <w:lvlJc w:val="left"/>
+      <w:pPr>
+        <w:tabs>
+          <w:tab w:val="num" w:pos="3600"/>
+        </w:tabs>
+        <w:ind w:left="3600" w:hanging="360"/>
+      </w:pPr>
+      <w:rPr>
+        <w:rFonts w:ascii="Wingdings" w:hAnsi="Wingdings" w:hint="default"/>
+        <w:sz w:val="20"/>
+      </w:rPr>
+    </w:lvl>
+    <w:lvl w:ilvl="5" w:tentative="1">
+      <w:start w:val="1"/>
+      <w:numFmt w:val="bullet"/>
+      <w:lvlText w:val=""/>
+      <w:lvlJc w:val="left"/>
+      <w:pPr>
+        <w:tabs>
+          <w:tab w:val="num" w:pos="4320"/>
+        </w:tabs>
+        <w:ind w:left="4320" w:hanging="360"/>
+      </w:pPr>
+      <w:rPr>
+        <w:rFonts w:ascii="Wingdings" w:hAnsi="Wingdings" w:hint="default"/>
+        <w:sz w:val="20"/>
+      </w:rPr>
+    </w:lvl>
+    <w:lvl w:ilvl="6" w:tentative="1">
+      <w:start w:val="1"/>
+      <w:numFmt w:val="bullet"/>
+      <w:lvlText w:val=""/>
+      <w:lvlJc w:val="left"/>
+      <w:pPr>
+        <w:tabs>
+          <w:tab w:val="num" w:pos="5040"/>
+        </w:tabs>
+        <w:ind w:left="5040" w:hanging="360"/>
+      </w:pPr>
+      <w:rPr>
+        <w:rFonts w:ascii="Wingdings" w:hAnsi="Wingdings" w:hint="default"/>
+        <w:sz w:val="20"/>
+      </w:rPr>
+    </w:lvl>
+    <w:lvl w:ilvl="7" w:tentative="1">
+      <w:start w:val="1"/>
+      <w:numFmt w:val="bullet"/>
+      <w:lvlText w:val=""/>
+      <w:lvlJc w:val="left"/>
+      <w:pPr>
+        <w:tabs>
+          <w:tab w:val="num" w:pos="5760"/>
+        </w:tabs>
+        <w:ind w:left="5760" w:hanging="360"/>
+      </w:pPr>
+      <w:rPr>
+        <w:rFonts w:ascii="Wingdings" w:hAnsi="Wingdings" w:hint="default"/>
+        <w:sz w:val="20"/>
+      </w:rPr>
+    </w:lvl>
+    <w:lvl w:ilvl="8" w:tentative="1">
+      <w:start w:val="1"/>
+      <w:numFmt w:val="bullet"/>
+      <w:lvlText w:val=""/>
+      <w:lvlJc w:val="left"/>
+      <w:pPr>
+        <w:tabs>
+          <w:tab w:val="num" w:pos="6480"/>
+        </w:tabs>
+        <w:ind w:left="6480" w:hanging="360"/>
+      </w:pPr>
+      <w:rPr>
+        <w:rFonts w:ascii="Wingdings" w:hAnsi="Wingdings" w:hint="default"/>
+        <w:sz w:val="20"/>
+      </w:rPr>
+    </w:lvl>
+  </w:abstractNum>
+  <w:abstractNum w:abstractNumId="119" w15:restartNumberingAfterBreak="0">
     <w:nsid w:val="4EE44FFD"/>
     <w:multiLevelType w:val="multilevel"/>
     <w:tmpl w:val="AEB4BF7A"/>
@@ -16220,7 +18674,305 @@
       </w:rPr>
     </w:lvl>
   </w:abstractNum>
-  <w:abstractNum w:abstractNumId="109" w15:restartNumberingAfterBreak="0">
+  <w:abstractNum w:abstractNumId="120" w15:restartNumberingAfterBreak="0">
+    <w:nsid w:val="504A7F8C"/>
+    <w:multiLevelType w:val="multilevel"/>
+    <w:tmpl w:val="BF3ABD0A"/>
+    <w:lvl w:ilvl="0">
+      <w:start w:val="1"/>
+      <w:numFmt w:val="bullet"/>
+      <w:lvlText w:val=""/>
+      <w:lvlJc w:val="left"/>
+      <w:pPr>
+        <w:tabs>
+          <w:tab w:val="num" w:pos="720"/>
+        </w:tabs>
+        <w:ind w:left="720" w:hanging="360"/>
+      </w:pPr>
+      <w:rPr>
+        <w:rFonts w:ascii="Symbol" w:hAnsi="Symbol" w:hint="default"/>
+        <w:sz w:val="20"/>
+      </w:rPr>
+    </w:lvl>
+    <w:lvl w:ilvl="1">
+      <w:start w:val="1"/>
+      <w:numFmt w:val="bullet"/>
+      <w:lvlText w:val="o"/>
+      <w:lvlJc w:val="left"/>
+      <w:pPr>
+        <w:tabs>
+          <w:tab w:val="num" w:pos="1440"/>
+        </w:tabs>
+        <w:ind w:left="1440" w:hanging="360"/>
+      </w:pPr>
+      <w:rPr>
+        <w:rFonts w:ascii="Courier New" w:hAnsi="Courier New" w:hint="default"/>
+        <w:sz w:val="20"/>
+      </w:rPr>
+    </w:lvl>
+    <w:lvl w:ilvl="2" w:tentative="1">
+      <w:start w:val="1"/>
+      <w:numFmt w:val="bullet"/>
+      <w:lvlText w:val=""/>
+      <w:lvlJc w:val="left"/>
+      <w:pPr>
+        <w:tabs>
+          <w:tab w:val="num" w:pos="2160"/>
+        </w:tabs>
+        <w:ind w:left="2160" w:hanging="360"/>
+      </w:pPr>
+      <w:rPr>
+        <w:rFonts w:ascii="Wingdings" w:hAnsi="Wingdings" w:hint="default"/>
+        <w:sz w:val="20"/>
+      </w:rPr>
+    </w:lvl>
+    <w:lvl w:ilvl="3" w:tentative="1">
+      <w:start w:val="1"/>
+      <w:numFmt w:val="bullet"/>
+      <w:lvlText w:val=""/>
+      <w:lvlJc w:val="left"/>
+      <w:pPr>
+        <w:tabs>
+          <w:tab w:val="num" w:pos="2880"/>
+        </w:tabs>
+        <w:ind w:left="2880" w:hanging="360"/>
+      </w:pPr>
+      <w:rPr>
+        <w:rFonts w:ascii="Wingdings" w:hAnsi="Wingdings" w:hint="default"/>
+        <w:sz w:val="20"/>
+      </w:rPr>
+    </w:lvl>
+    <w:lvl w:ilvl="4" w:tentative="1">
+      <w:start w:val="1"/>
+      <w:numFmt w:val="bullet"/>
+      <w:lvlText w:val=""/>
+      <w:lvlJc w:val="left"/>
+      <w:pPr>
+        <w:tabs>
+          <w:tab w:val="num" w:pos="3600"/>
+        </w:tabs>
+        <w:ind w:left="3600" w:hanging="360"/>
+      </w:pPr>
+      <w:rPr>
+        <w:rFonts w:ascii="Wingdings" w:hAnsi="Wingdings" w:hint="default"/>
+        <w:sz w:val="20"/>
+      </w:rPr>
+    </w:lvl>
+    <w:lvl w:ilvl="5" w:tentative="1">
+      <w:start w:val="1"/>
+      <w:numFmt w:val="bullet"/>
+      <w:lvlText w:val=""/>
+      <w:lvlJc w:val="left"/>
+      <w:pPr>
+        <w:tabs>
+          <w:tab w:val="num" w:pos="4320"/>
+        </w:tabs>
+        <w:ind w:left="4320" w:hanging="360"/>
+      </w:pPr>
+      <w:rPr>
+        <w:rFonts w:ascii="Wingdings" w:hAnsi="Wingdings" w:hint="default"/>
+        <w:sz w:val="20"/>
+      </w:rPr>
+    </w:lvl>
+    <w:lvl w:ilvl="6" w:tentative="1">
+      <w:start w:val="1"/>
+      <w:numFmt w:val="bullet"/>
+      <w:lvlText w:val=""/>
+      <w:lvlJc w:val="left"/>
+      <w:pPr>
+        <w:tabs>
+          <w:tab w:val="num" w:pos="5040"/>
+        </w:tabs>
+        <w:ind w:left="5040" w:hanging="360"/>
+      </w:pPr>
+      <w:rPr>
+        <w:rFonts w:ascii="Wingdings" w:hAnsi="Wingdings" w:hint="default"/>
+        <w:sz w:val="20"/>
+      </w:rPr>
+    </w:lvl>
+    <w:lvl w:ilvl="7" w:tentative="1">
+      <w:start w:val="1"/>
+      <w:numFmt w:val="bullet"/>
+      <w:lvlText w:val=""/>
+      <w:lvlJc w:val="left"/>
+      <w:pPr>
+        <w:tabs>
+          <w:tab w:val="num" w:pos="5760"/>
+        </w:tabs>
+        <w:ind w:left="5760" w:hanging="360"/>
+      </w:pPr>
+      <w:rPr>
+        <w:rFonts w:ascii="Wingdings" w:hAnsi="Wingdings" w:hint="default"/>
+        <w:sz w:val="20"/>
+      </w:rPr>
+    </w:lvl>
+    <w:lvl w:ilvl="8" w:tentative="1">
+      <w:start w:val="1"/>
+      <w:numFmt w:val="bullet"/>
+      <w:lvlText w:val=""/>
+      <w:lvlJc w:val="left"/>
+      <w:pPr>
+        <w:tabs>
+          <w:tab w:val="num" w:pos="6480"/>
+        </w:tabs>
+        <w:ind w:left="6480" w:hanging="360"/>
+      </w:pPr>
+      <w:rPr>
+        <w:rFonts w:ascii="Wingdings" w:hAnsi="Wingdings" w:hint="default"/>
+        <w:sz w:val="20"/>
+      </w:rPr>
+    </w:lvl>
+  </w:abstractNum>
+  <w:abstractNum w:abstractNumId="121" w15:restartNumberingAfterBreak="0">
+    <w:nsid w:val="50674D6E"/>
+    <w:multiLevelType w:val="multilevel"/>
+    <w:tmpl w:val="5D4A6E2E"/>
+    <w:lvl w:ilvl="0">
+      <w:start w:val="1"/>
+      <w:numFmt w:val="bullet"/>
+      <w:lvlText w:val=""/>
+      <w:lvlJc w:val="left"/>
+      <w:pPr>
+        <w:tabs>
+          <w:tab w:val="num" w:pos="720"/>
+        </w:tabs>
+        <w:ind w:left="720" w:hanging="360"/>
+      </w:pPr>
+      <w:rPr>
+        <w:rFonts w:ascii="Symbol" w:hAnsi="Symbol" w:hint="default"/>
+        <w:sz w:val="20"/>
+      </w:rPr>
+    </w:lvl>
+    <w:lvl w:ilvl="1" w:tentative="1">
+      <w:start w:val="1"/>
+      <w:numFmt w:val="bullet"/>
+      <w:lvlText w:val="o"/>
+      <w:lvlJc w:val="left"/>
+      <w:pPr>
+        <w:tabs>
+          <w:tab w:val="num" w:pos="1440"/>
+        </w:tabs>
+        <w:ind w:left="1440" w:hanging="360"/>
+      </w:pPr>
+      <w:rPr>
+        <w:rFonts w:ascii="Courier New" w:hAnsi="Courier New" w:hint="default"/>
+        <w:sz w:val="20"/>
+      </w:rPr>
+    </w:lvl>
+    <w:lvl w:ilvl="2" w:tentative="1">
+      <w:start w:val="1"/>
+      <w:numFmt w:val="bullet"/>
+      <w:lvlText w:val=""/>
+      <w:lvlJc w:val="left"/>
+      <w:pPr>
+        <w:tabs>
+          <w:tab w:val="num" w:pos="2160"/>
+        </w:tabs>
+        <w:ind w:left="2160" w:hanging="360"/>
+      </w:pPr>
+      <w:rPr>
+        <w:rFonts w:ascii="Wingdings" w:hAnsi="Wingdings" w:hint="default"/>
+        <w:sz w:val="20"/>
+      </w:rPr>
+    </w:lvl>
+    <w:lvl w:ilvl="3" w:tentative="1">
+      <w:start w:val="1"/>
+      <w:numFmt w:val="bullet"/>
+      <w:lvlText w:val=""/>
+      <w:lvlJc w:val="left"/>
+      <w:pPr>
+        <w:tabs>
+          <w:tab w:val="num" w:pos="2880"/>
+        </w:tabs>
+        <w:ind w:left="2880" w:hanging="360"/>
+      </w:pPr>
+      <w:rPr>
+        <w:rFonts w:ascii="Wingdings" w:hAnsi="Wingdings" w:hint="default"/>
+        <w:sz w:val="20"/>
+      </w:rPr>
+    </w:lvl>
+    <w:lvl w:ilvl="4" w:tentative="1">
+      <w:start w:val="1"/>
+      <w:numFmt w:val="bullet"/>
+      <w:lvlText w:val=""/>
+      <w:lvlJc w:val="left"/>
+      <w:pPr>
+        <w:tabs>
+          <w:tab w:val="num" w:pos="3600"/>
+        </w:tabs>
+        <w:ind w:left="3600" w:hanging="360"/>
+      </w:pPr>
+      <w:rPr>
+        <w:rFonts w:ascii="Wingdings" w:hAnsi="Wingdings" w:hint="default"/>
+        <w:sz w:val="20"/>
+      </w:rPr>
+    </w:lvl>
+    <w:lvl w:ilvl="5" w:tentative="1">
+      <w:start w:val="1"/>
+      <w:numFmt w:val="bullet"/>
+      <w:lvlText w:val=""/>
+      <w:lvlJc w:val="left"/>
+      <w:pPr>
+        <w:tabs>
+          <w:tab w:val="num" w:pos="4320"/>
+        </w:tabs>
+        <w:ind w:left="4320" w:hanging="360"/>
+      </w:pPr>
+      <w:rPr>
+        <w:rFonts w:ascii="Wingdings" w:hAnsi="Wingdings" w:hint="default"/>
+        <w:sz w:val="20"/>
+      </w:rPr>
+    </w:lvl>
+    <w:lvl w:ilvl="6" w:tentative="1">
+      <w:start w:val="1"/>
+      <w:numFmt w:val="bullet"/>
+      <w:lvlText w:val=""/>
+      <w:lvlJc w:val="left"/>
+      <w:pPr>
+        <w:tabs>
+          <w:tab w:val="num" w:pos="5040"/>
+        </w:tabs>
+        <w:ind w:left="5040" w:hanging="360"/>
+      </w:pPr>
+      <w:rPr>
+        <w:rFonts w:ascii="Wingdings" w:hAnsi="Wingdings" w:hint="default"/>
+        <w:sz w:val="20"/>
+      </w:rPr>
+    </w:lvl>
+    <w:lvl w:ilvl="7" w:tentative="1">
+      <w:start w:val="1"/>
+      <w:numFmt w:val="bullet"/>
+      <w:lvlText w:val=""/>
+      <w:lvlJc w:val="left"/>
+      <w:pPr>
+        <w:tabs>
+          <w:tab w:val="num" w:pos="5760"/>
+        </w:tabs>
+        <w:ind w:left="5760" w:hanging="360"/>
+      </w:pPr>
+      <w:rPr>
+        <w:rFonts w:ascii="Wingdings" w:hAnsi="Wingdings" w:hint="default"/>
+        <w:sz w:val="20"/>
+      </w:rPr>
+    </w:lvl>
+    <w:lvl w:ilvl="8" w:tentative="1">
+      <w:start w:val="1"/>
+      <w:numFmt w:val="bullet"/>
+      <w:lvlText w:val=""/>
+      <w:lvlJc w:val="left"/>
+      <w:pPr>
+        <w:tabs>
+          <w:tab w:val="num" w:pos="6480"/>
+        </w:tabs>
+        <w:ind w:left="6480" w:hanging="360"/>
+      </w:pPr>
+      <w:rPr>
+        <w:rFonts w:ascii="Wingdings" w:hAnsi="Wingdings" w:hint="default"/>
+        <w:sz w:val="20"/>
+      </w:rPr>
+    </w:lvl>
+  </w:abstractNum>
+  <w:abstractNum w:abstractNumId="122" w15:restartNumberingAfterBreak="0">
     <w:nsid w:val="514103E7"/>
     <w:multiLevelType w:val="multilevel"/>
     <w:tmpl w:val="C2A823FA"/>
@@ -16369,7 +19121,7 @@
       </w:rPr>
     </w:lvl>
   </w:abstractNum>
-  <w:abstractNum w:abstractNumId="110" w15:restartNumberingAfterBreak="0">
+  <w:abstractNum w:abstractNumId="123" w15:restartNumberingAfterBreak="0">
     <w:nsid w:val="51F73145"/>
     <w:multiLevelType w:val="multilevel"/>
     <w:tmpl w:val="A314D84C"/>
@@ -16518,7 +19270,7 @@
       </w:rPr>
     </w:lvl>
   </w:abstractNum>
-  <w:abstractNum w:abstractNumId="111" w15:restartNumberingAfterBreak="0">
+  <w:abstractNum w:abstractNumId="124" w15:restartNumberingAfterBreak="0">
     <w:nsid w:val="51FE49E8"/>
     <w:multiLevelType w:val="multilevel"/>
     <w:tmpl w:val="0E8212C0"/>
@@ -16631,7 +19383,7 @@
       </w:pPr>
     </w:lvl>
   </w:abstractNum>
-  <w:abstractNum w:abstractNumId="112" w15:restartNumberingAfterBreak="0">
+  <w:abstractNum w:abstractNumId="125" w15:restartNumberingAfterBreak="0">
     <w:nsid w:val="53227902"/>
     <w:multiLevelType w:val="multilevel"/>
     <w:tmpl w:val="122A372E"/>
@@ -16780,7 +19532,7 @@
       </w:rPr>
     </w:lvl>
   </w:abstractNum>
-  <w:abstractNum w:abstractNumId="113" w15:restartNumberingAfterBreak="0">
+  <w:abstractNum w:abstractNumId="126" w15:restartNumberingAfterBreak="0">
     <w:nsid w:val="539F3822"/>
     <w:multiLevelType w:val="multilevel"/>
     <w:tmpl w:val="714628B2"/>
@@ -16893,7 +19645,7 @@
       </w:pPr>
     </w:lvl>
   </w:abstractNum>
-  <w:abstractNum w:abstractNumId="114" w15:restartNumberingAfterBreak="0">
+  <w:abstractNum w:abstractNumId="127" w15:restartNumberingAfterBreak="0">
     <w:nsid w:val="53F8172D"/>
     <w:multiLevelType w:val="multilevel"/>
     <w:tmpl w:val="B622DA6E"/>
@@ -17042,7 +19794,7 @@
       </w:rPr>
     </w:lvl>
   </w:abstractNum>
-  <w:abstractNum w:abstractNumId="115" w15:restartNumberingAfterBreak="0">
+  <w:abstractNum w:abstractNumId="128" w15:restartNumberingAfterBreak="0">
     <w:nsid w:val="542F4412"/>
     <w:multiLevelType w:val="multilevel"/>
     <w:tmpl w:val="3C7CEE6E"/>
@@ -17191,7 +19943,7 @@
       </w:rPr>
     </w:lvl>
   </w:abstractNum>
-  <w:abstractNum w:abstractNumId="116" w15:restartNumberingAfterBreak="0">
+  <w:abstractNum w:abstractNumId="129" w15:restartNumberingAfterBreak="0">
     <w:nsid w:val="56A71709"/>
     <w:multiLevelType w:val="multilevel"/>
     <w:tmpl w:val="EDC075C8"/>
@@ -17340,7 +20092,7 @@
       </w:rPr>
     </w:lvl>
   </w:abstractNum>
-  <w:abstractNum w:abstractNumId="117" w15:restartNumberingAfterBreak="0">
+  <w:abstractNum w:abstractNumId="130" w15:restartNumberingAfterBreak="0">
     <w:nsid w:val="57CF6978"/>
     <w:multiLevelType w:val="multilevel"/>
     <w:tmpl w:val="F6D2710C"/>
@@ -17489,7 +20241,7 @@
       </w:rPr>
     </w:lvl>
   </w:abstractNum>
-  <w:abstractNum w:abstractNumId="118" w15:restartNumberingAfterBreak="0">
+  <w:abstractNum w:abstractNumId="131" w15:restartNumberingAfterBreak="0">
     <w:nsid w:val="580D2E0D"/>
     <w:multiLevelType w:val="multilevel"/>
     <w:tmpl w:val="D39455D8"/>
@@ -17602,7 +20354,7 @@
       </w:pPr>
     </w:lvl>
   </w:abstractNum>
-  <w:abstractNum w:abstractNumId="119" w15:restartNumberingAfterBreak="0">
+  <w:abstractNum w:abstractNumId="132" w15:restartNumberingAfterBreak="0">
     <w:nsid w:val="586D21E2"/>
     <w:multiLevelType w:val="multilevel"/>
     <w:tmpl w:val="211689FE"/>
@@ -17751,7 +20503,7 @@
       </w:rPr>
     </w:lvl>
   </w:abstractNum>
-  <w:abstractNum w:abstractNumId="120" w15:restartNumberingAfterBreak="0">
+  <w:abstractNum w:abstractNumId="133" w15:restartNumberingAfterBreak="0">
     <w:nsid w:val="5AB5234F"/>
     <w:multiLevelType w:val="multilevel"/>
     <w:tmpl w:val="7E46B65C"/>
@@ -17900,7 +20652,7 @@
       </w:rPr>
     </w:lvl>
   </w:abstractNum>
-  <w:abstractNum w:abstractNumId="121" w15:restartNumberingAfterBreak="0">
+  <w:abstractNum w:abstractNumId="134" w15:restartNumberingAfterBreak="0">
     <w:nsid w:val="5AD73477"/>
     <w:multiLevelType w:val="multilevel"/>
     <w:tmpl w:val="E2BCE7CA"/>
@@ -18049,7 +20801,7 @@
       </w:rPr>
     </w:lvl>
   </w:abstractNum>
-  <w:abstractNum w:abstractNumId="122" w15:restartNumberingAfterBreak="0">
+  <w:abstractNum w:abstractNumId="135" w15:restartNumberingAfterBreak="0">
     <w:nsid w:val="5B0C2B4D"/>
     <w:multiLevelType w:val="multilevel"/>
     <w:tmpl w:val="D2246916"/>
@@ -18198,7 +20950,7 @@
       </w:rPr>
     </w:lvl>
   </w:abstractNum>
-  <w:abstractNum w:abstractNumId="123" w15:restartNumberingAfterBreak="0">
+  <w:abstractNum w:abstractNumId="136" w15:restartNumberingAfterBreak="0">
     <w:nsid w:val="5C8D4B31"/>
     <w:multiLevelType w:val="multilevel"/>
     <w:tmpl w:val="DBE80506"/>
@@ -18347,7 +21099,156 @@
       </w:rPr>
     </w:lvl>
   </w:abstractNum>
-  <w:abstractNum w:abstractNumId="124" w15:restartNumberingAfterBreak="0">
+  <w:abstractNum w:abstractNumId="137" w15:restartNumberingAfterBreak="0">
+    <w:nsid w:val="5CF726F2"/>
+    <w:multiLevelType w:val="multilevel"/>
+    <w:tmpl w:val="783E65B2"/>
+    <w:lvl w:ilvl="0">
+      <w:start w:val="1"/>
+      <w:numFmt w:val="bullet"/>
+      <w:lvlText w:val=""/>
+      <w:lvlJc w:val="left"/>
+      <w:pPr>
+        <w:tabs>
+          <w:tab w:val="num" w:pos="720"/>
+        </w:tabs>
+        <w:ind w:left="720" w:hanging="360"/>
+      </w:pPr>
+      <w:rPr>
+        <w:rFonts w:ascii="Symbol" w:hAnsi="Symbol" w:hint="default"/>
+        <w:sz w:val="20"/>
+      </w:rPr>
+    </w:lvl>
+    <w:lvl w:ilvl="1">
+      <w:start w:val="1"/>
+      <w:numFmt w:val="bullet"/>
+      <w:lvlText w:val="o"/>
+      <w:lvlJc w:val="left"/>
+      <w:pPr>
+        <w:tabs>
+          <w:tab w:val="num" w:pos="1440"/>
+        </w:tabs>
+        <w:ind w:left="1440" w:hanging="360"/>
+      </w:pPr>
+      <w:rPr>
+        <w:rFonts w:ascii="Courier New" w:hAnsi="Courier New" w:hint="default"/>
+        <w:sz w:val="20"/>
+      </w:rPr>
+    </w:lvl>
+    <w:lvl w:ilvl="2" w:tentative="1">
+      <w:start w:val="1"/>
+      <w:numFmt w:val="bullet"/>
+      <w:lvlText w:val=""/>
+      <w:lvlJc w:val="left"/>
+      <w:pPr>
+        <w:tabs>
+          <w:tab w:val="num" w:pos="2160"/>
+        </w:tabs>
+        <w:ind w:left="2160" w:hanging="360"/>
+      </w:pPr>
+      <w:rPr>
+        <w:rFonts w:ascii="Wingdings" w:hAnsi="Wingdings" w:hint="default"/>
+        <w:sz w:val="20"/>
+      </w:rPr>
+    </w:lvl>
+    <w:lvl w:ilvl="3" w:tentative="1">
+      <w:start w:val="1"/>
+      <w:numFmt w:val="bullet"/>
+      <w:lvlText w:val=""/>
+      <w:lvlJc w:val="left"/>
+      <w:pPr>
+        <w:tabs>
+          <w:tab w:val="num" w:pos="2880"/>
+        </w:tabs>
+        <w:ind w:left="2880" w:hanging="360"/>
+      </w:pPr>
+      <w:rPr>
+        <w:rFonts w:ascii="Wingdings" w:hAnsi="Wingdings" w:hint="default"/>
+        <w:sz w:val="20"/>
+      </w:rPr>
+    </w:lvl>
+    <w:lvl w:ilvl="4" w:tentative="1">
+      <w:start w:val="1"/>
+      <w:numFmt w:val="bullet"/>
+      <w:lvlText w:val=""/>
+      <w:lvlJc w:val="left"/>
+      <w:pPr>
+        <w:tabs>
+          <w:tab w:val="num" w:pos="3600"/>
+        </w:tabs>
+        <w:ind w:left="3600" w:hanging="360"/>
+      </w:pPr>
+      <w:rPr>
+        <w:rFonts w:ascii="Wingdings" w:hAnsi="Wingdings" w:hint="default"/>
+        <w:sz w:val="20"/>
+      </w:rPr>
+    </w:lvl>
+    <w:lvl w:ilvl="5" w:tentative="1">
+      <w:start w:val="1"/>
+      <w:numFmt w:val="bullet"/>
+      <w:lvlText w:val=""/>
+      <w:lvlJc w:val="left"/>
+      <w:pPr>
+        <w:tabs>
+          <w:tab w:val="num" w:pos="4320"/>
+        </w:tabs>
+        <w:ind w:left="4320" w:hanging="360"/>
+      </w:pPr>
+      <w:rPr>
+        <w:rFonts w:ascii="Wingdings" w:hAnsi="Wingdings" w:hint="default"/>
+        <w:sz w:val="20"/>
+      </w:rPr>
+    </w:lvl>
+    <w:lvl w:ilvl="6" w:tentative="1">
+      <w:start w:val="1"/>
+      <w:numFmt w:val="bullet"/>
+      <w:lvlText w:val=""/>
+      <w:lvlJc w:val="left"/>
+      <w:pPr>
+        <w:tabs>
+          <w:tab w:val="num" w:pos="5040"/>
+        </w:tabs>
+        <w:ind w:left="5040" w:hanging="360"/>
+      </w:pPr>
+      <w:rPr>
+        <w:rFonts w:ascii="Wingdings" w:hAnsi="Wingdings" w:hint="default"/>
+        <w:sz w:val="20"/>
+      </w:rPr>
+    </w:lvl>
+    <w:lvl w:ilvl="7" w:tentative="1">
+      <w:start w:val="1"/>
+      <w:numFmt w:val="bullet"/>
+      <w:lvlText w:val=""/>
+      <w:lvlJc w:val="left"/>
+      <w:pPr>
+        <w:tabs>
+          <w:tab w:val="num" w:pos="5760"/>
+        </w:tabs>
+        <w:ind w:left="5760" w:hanging="360"/>
+      </w:pPr>
+      <w:rPr>
+        <w:rFonts w:ascii="Wingdings" w:hAnsi="Wingdings" w:hint="default"/>
+        <w:sz w:val="20"/>
+      </w:rPr>
+    </w:lvl>
+    <w:lvl w:ilvl="8" w:tentative="1">
+      <w:start w:val="1"/>
+      <w:numFmt w:val="bullet"/>
+      <w:lvlText w:val=""/>
+      <w:lvlJc w:val="left"/>
+      <w:pPr>
+        <w:tabs>
+          <w:tab w:val="num" w:pos="6480"/>
+        </w:tabs>
+        <w:ind w:left="6480" w:hanging="360"/>
+      </w:pPr>
+      <w:rPr>
+        <w:rFonts w:ascii="Wingdings" w:hAnsi="Wingdings" w:hint="default"/>
+        <w:sz w:val="20"/>
+      </w:rPr>
+    </w:lvl>
+  </w:abstractNum>
+  <w:abstractNum w:abstractNumId="138" w15:restartNumberingAfterBreak="0">
     <w:nsid w:val="5DAD10FE"/>
     <w:multiLevelType w:val="multilevel"/>
     <w:tmpl w:val="045EFD78"/>
@@ -18496,7 +21397,7 @@
       </w:rPr>
     </w:lvl>
   </w:abstractNum>
-  <w:abstractNum w:abstractNumId="125" w15:restartNumberingAfterBreak="0">
+  <w:abstractNum w:abstractNumId="139" w15:restartNumberingAfterBreak="0">
     <w:nsid w:val="5DD61AE4"/>
     <w:multiLevelType w:val="multilevel"/>
     <w:tmpl w:val="ACA832C8"/>
@@ -18645,7 +21546,305 @@
       </w:rPr>
     </w:lvl>
   </w:abstractNum>
-  <w:abstractNum w:abstractNumId="126" w15:restartNumberingAfterBreak="0">
+  <w:abstractNum w:abstractNumId="140" w15:restartNumberingAfterBreak="0">
+    <w:nsid w:val="5ED9742B"/>
+    <w:multiLevelType w:val="multilevel"/>
+    <w:tmpl w:val="CE6A2F1A"/>
+    <w:lvl w:ilvl="0">
+      <w:start w:val="1"/>
+      <w:numFmt w:val="bullet"/>
+      <w:lvlText w:val=""/>
+      <w:lvlJc w:val="left"/>
+      <w:pPr>
+        <w:tabs>
+          <w:tab w:val="num" w:pos="720"/>
+        </w:tabs>
+        <w:ind w:left="720" w:hanging="360"/>
+      </w:pPr>
+      <w:rPr>
+        <w:rFonts w:ascii="Symbol" w:hAnsi="Symbol" w:hint="default"/>
+        <w:sz w:val="20"/>
+      </w:rPr>
+    </w:lvl>
+    <w:lvl w:ilvl="1" w:tentative="1">
+      <w:start w:val="1"/>
+      <w:numFmt w:val="bullet"/>
+      <w:lvlText w:val="o"/>
+      <w:lvlJc w:val="left"/>
+      <w:pPr>
+        <w:tabs>
+          <w:tab w:val="num" w:pos="1440"/>
+        </w:tabs>
+        <w:ind w:left="1440" w:hanging="360"/>
+      </w:pPr>
+      <w:rPr>
+        <w:rFonts w:ascii="Courier New" w:hAnsi="Courier New" w:hint="default"/>
+        <w:sz w:val="20"/>
+      </w:rPr>
+    </w:lvl>
+    <w:lvl w:ilvl="2" w:tentative="1">
+      <w:start w:val="1"/>
+      <w:numFmt w:val="bullet"/>
+      <w:lvlText w:val=""/>
+      <w:lvlJc w:val="left"/>
+      <w:pPr>
+        <w:tabs>
+          <w:tab w:val="num" w:pos="2160"/>
+        </w:tabs>
+        <w:ind w:left="2160" w:hanging="360"/>
+      </w:pPr>
+      <w:rPr>
+        <w:rFonts w:ascii="Wingdings" w:hAnsi="Wingdings" w:hint="default"/>
+        <w:sz w:val="20"/>
+      </w:rPr>
+    </w:lvl>
+    <w:lvl w:ilvl="3" w:tentative="1">
+      <w:start w:val="1"/>
+      <w:numFmt w:val="bullet"/>
+      <w:lvlText w:val=""/>
+      <w:lvlJc w:val="left"/>
+      <w:pPr>
+        <w:tabs>
+          <w:tab w:val="num" w:pos="2880"/>
+        </w:tabs>
+        <w:ind w:left="2880" w:hanging="360"/>
+      </w:pPr>
+      <w:rPr>
+        <w:rFonts w:ascii="Wingdings" w:hAnsi="Wingdings" w:hint="default"/>
+        <w:sz w:val="20"/>
+      </w:rPr>
+    </w:lvl>
+    <w:lvl w:ilvl="4" w:tentative="1">
+      <w:start w:val="1"/>
+      <w:numFmt w:val="bullet"/>
+      <w:lvlText w:val=""/>
+      <w:lvlJc w:val="left"/>
+      <w:pPr>
+        <w:tabs>
+          <w:tab w:val="num" w:pos="3600"/>
+        </w:tabs>
+        <w:ind w:left="3600" w:hanging="360"/>
+      </w:pPr>
+      <w:rPr>
+        <w:rFonts w:ascii="Wingdings" w:hAnsi="Wingdings" w:hint="default"/>
+        <w:sz w:val="20"/>
+      </w:rPr>
+    </w:lvl>
+    <w:lvl w:ilvl="5" w:tentative="1">
+      <w:start w:val="1"/>
+      <w:numFmt w:val="bullet"/>
+      <w:lvlText w:val=""/>
+      <w:lvlJc w:val="left"/>
+      <w:pPr>
+        <w:tabs>
+          <w:tab w:val="num" w:pos="4320"/>
+        </w:tabs>
+        <w:ind w:left="4320" w:hanging="360"/>
+      </w:pPr>
+      <w:rPr>
+        <w:rFonts w:ascii="Wingdings" w:hAnsi="Wingdings" w:hint="default"/>
+        <w:sz w:val="20"/>
+      </w:rPr>
+    </w:lvl>
+    <w:lvl w:ilvl="6" w:tentative="1">
+      <w:start w:val="1"/>
+      <w:numFmt w:val="bullet"/>
+      <w:lvlText w:val=""/>
+      <w:lvlJc w:val="left"/>
+      <w:pPr>
+        <w:tabs>
+          <w:tab w:val="num" w:pos="5040"/>
+        </w:tabs>
+        <w:ind w:left="5040" w:hanging="360"/>
+      </w:pPr>
+      <w:rPr>
+        <w:rFonts w:ascii="Wingdings" w:hAnsi="Wingdings" w:hint="default"/>
+        <w:sz w:val="20"/>
+      </w:rPr>
+    </w:lvl>
+    <w:lvl w:ilvl="7" w:tentative="1">
+      <w:start w:val="1"/>
+      <w:numFmt w:val="bullet"/>
+      <w:lvlText w:val=""/>
+      <w:lvlJc w:val="left"/>
+      <w:pPr>
+        <w:tabs>
+          <w:tab w:val="num" w:pos="5760"/>
+        </w:tabs>
+        <w:ind w:left="5760" w:hanging="360"/>
+      </w:pPr>
+      <w:rPr>
+        <w:rFonts w:ascii="Wingdings" w:hAnsi="Wingdings" w:hint="default"/>
+        <w:sz w:val="20"/>
+      </w:rPr>
+    </w:lvl>
+    <w:lvl w:ilvl="8" w:tentative="1">
+      <w:start w:val="1"/>
+      <w:numFmt w:val="bullet"/>
+      <w:lvlText w:val=""/>
+      <w:lvlJc w:val="left"/>
+      <w:pPr>
+        <w:tabs>
+          <w:tab w:val="num" w:pos="6480"/>
+        </w:tabs>
+        <w:ind w:left="6480" w:hanging="360"/>
+      </w:pPr>
+      <w:rPr>
+        <w:rFonts w:ascii="Wingdings" w:hAnsi="Wingdings" w:hint="default"/>
+        <w:sz w:val="20"/>
+      </w:rPr>
+    </w:lvl>
+  </w:abstractNum>
+  <w:abstractNum w:abstractNumId="141" w15:restartNumberingAfterBreak="0">
+    <w:nsid w:val="5F4B79CD"/>
+    <w:multiLevelType w:val="multilevel"/>
+    <w:tmpl w:val="EF368624"/>
+    <w:lvl w:ilvl="0">
+      <w:start w:val="1"/>
+      <w:numFmt w:val="bullet"/>
+      <w:lvlText w:val=""/>
+      <w:lvlJc w:val="left"/>
+      <w:pPr>
+        <w:tabs>
+          <w:tab w:val="num" w:pos="720"/>
+        </w:tabs>
+        <w:ind w:left="720" w:hanging="360"/>
+      </w:pPr>
+      <w:rPr>
+        <w:rFonts w:ascii="Symbol" w:hAnsi="Symbol" w:hint="default"/>
+        <w:sz w:val="20"/>
+      </w:rPr>
+    </w:lvl>
+    <w:lvl w:ilvl="1" w:tentative="1">
+      <w:start w:val="1"/>
+      <w:numFmt w:val="bullet"/>
+      <w:lvlText w:val="o"/>
+      <w:lvlJc w:val="left"/>
+      <w:pPr>
+        <w:tabs>
+          <w:tab w:val="num" w:pos="1440"/>
+        </w:tabs>
+        <w:ind w:left="1440" w:hanging="360"/>
+      </w:pPr>
+      <w:rPr>
+        <w:rFonts w:ascii="Courier New" w:hAnsi="Courier New" w:hint="default"/>
+        <w:sz w:val="20"/>
+      </w:rPr>
+    </w:lvl>
+    <w:lvl w:ilvl="2" w:tentative="1">
+      <w:start w:val="1"/>
+      <w:numFmt w:val="bullet"/>
+      <w:lvlText w:val=""/>
+      <w:lvlJc w:val="left"/>
+      <w:pPr>
+        <w:tabs>
+          <w:tab w:val="num" w:pos="2160"/>
+        </w:tabs>
+        <w:ind w:left="2160" w:hanging="360"/>
+      </w:pPr>
+      <w:rPr>
+        <w:rFonts w:ascii="Wingdings" w:hAnsi="Wingdings" w:hint="default"/>
+        <w:sz w:val="20"/>
+      </w:rPr>
+    </w:lvl>
+    <w:lvl w:ilvl="3" w:tentative="1">
+      <w:start w:val="1"/>
+      <w:numFmt w:val="bullet"/>
+      <w:lvlText w:val=""/>
+      <w:lvlJc w:val="left"/>
+      <w:pPr>
+        <w:tabs>
+          <w:tab w:val="num" w:pos="2880"/>
+        </w:tabs>
+        <w:ind w:left="2880" w:hanging="360"/>
+      </w:pPr>
+      <w:rPr>
+        <w:rFonts w:ascii="Wingdings" w:hAnsi="Wingdings" w:hint="default"/>
+        <w:sz w:val="20"/>
+      </w:rPr>
+    </w:lvl>
+    <w:lvl w:ilvl="4" w:tentative="1">
+      <w:start w:val="1"/>
+      <w:numFmt w:val="bullet"/>
+      <w:lvlText w:val=""/>
+      <w:lvlJc w:val="left"/>
+      <w:pPr>
+        <w:tabs>
+          <w:tab w:val="num" w:pos="3600"/>
+        </w:tabs>
+        <w:ind w:left="3600" w:hanging="360"/>
+      </w:pPr>
+      <w:rPr>
+        <w:rFonts w:ascii="Wingdings" w:hAnsi="Wingdings" w:hint="default"/>
+        <w:sz w:val="20"/>
+      </w:rPr>
+    </w:lvl>
+    <w:lvl w:ilvl="5" w:tentative="1">
+      <w:start w:val="1"/>
+      <w:numFmt w:val="bullet"/>
+      <w:lvlText w:val=""/>
+      <w:lvlJc w:val="left"/>
+      <w:pPr>
+        <w:tabs>
+          <w:tab w:val="num" w:pos="4320"/>
+        </w:tabs>
+        <w:ind w:left="4320" w:hanging="360"/>
+      </w:pPr>
+      <w:rPr>
+        <w:rFonts w:ascii="Wingdings" w:hAnsi="Wingdings" w:hint="default"/>
+        <w:sz w:val="20"/>
+      </w:rPr>
+    </w:lvl>
+    <w:lvl w:ilvl="6" w:tentative="1">
+      <w:start w:val="1"/>
+      <w:numFmt w:val="bullet"/>
+      <w:lvlText w:val=""/>
+      <w:lvlJc w:val="left"/>
+      <w:pPr>
+        <w:tabs>
+          <w:tab w:val="num" w:pos="5040"/>
+        </w:tabs>
+        <w:ind w:left="5040" w:hanging="360"/>
+      </w:pPr>
+      <w:rPr>
+        <w:rFonts w:ascii="Wingdings" w:hAnsi="Wingdings" w:hint="default"/>
+        <w:sz w:val="20"/>
+      </w:rPr>
+    </w:lvl>
+    <w:lvl w:ilvl="7" w:tentative="1">
+      <w:start w:val="1"/>
+      <w:numFmt w:val="bullet"/>
+      <w:lvlText w:val=""/>
+      <w:lvlJc w:val="left"/>
+      <w:pPr>
+        <w:tabs>
+          <w:tab w:val="num" w:pos="5760"/>
+        </w:tabs>
+        <w:ind w:left="5760" w:hanging="360"/>
+      </w:pPr>
+      <w:rPr>
+        <w:rFonts w:ascii="Wingdings" w:hAnsi="Wingdings" w:hint="default"/>
+        <w:sz w:val="20"/>
+      </w:rPr>
+    </w:lvl>
+    <w:lvl w:ilvl="8" w:tentative="1">
+      <w:start w:val="1"/>
+      <w:numFmt w:val="bullet"/>
+      <w:lvlText w:val=""/>
+      <w:lvlJc w:val="left"/>
+      <w:pPr>
+        <w:tabs>
+          <w:tab w:val="num" w:pos="6480"/>
+        </w:tabs>
+        <w:ind w:left="6480" w:hanging="360"/>
+      </w:pPr>
+      <w:rPr>
+        <w:rFonts w:ascii="Wingdings" w:hAnsi="Wingdings" w:hint="default"/>
+        <w:sz w:val="20"/>
+      </w:rPr>
+    </w:lvl>
+  </w:abstractNum>
+  <w:abstractNum w:abstractNumId="142" w15:restartNumberingAfterBreak="0">
     <w:nsid w:val="613C06A4"/>
     <w:multiLevelType w:val="multilevel"/>
     <w:tmpl w:val="C65656D4"/>
@@ -18794,7 +21993,7 @@
       </w:rPr>
     </w:lvl>
   </w:abstractNum>
-  <w:abstractNum w:abstractNumId="127" w15:restartNumberingAfterBreak="0">
+  <w:abstractNum w:abstractNumId="143" w15:restartNumberingAfterBreak="0">
     <w:nsid w:val="62F768A4"/>
     <w:multiLevelType w:val="multilevel"/>
     <w:tmpl w:val="74F690E0"/>
@@ -18943,7 +22142,7 @@
       </w:rPr>
     </w:lvl>
   </w:abstractNum>
-  <w:abstractNum w:abstractNumId="128" w15:restartNumberingAfterBreak="0">
+  <w:abstractNum w:abstractNumId="144" w15:restartNumberingAfterBreak="0">
     <w:nsid w:val="631D211B"/>
     <w:multiLevelType w:val="multilevel"/>
     <w:tmpl w:val="7C1E0B38"/>
@@ -19092,7 +22291,7 @@
       </w:rPr>
     </w:lvl>
   </w:abstractNum>
-  <w:abstractNum w:abstractNumId="129" w15:restartNumberingAfterBreak="0">
+  <w:abstractNum w:abstractNumId="145" w15:restartNumberingAfterBreak="0">
     <w:nsid w:val="641B360F"/>
     <w:multiLevelType w:val="multilevel"/>
     <w:tmpl w:val="1FDA3F22"/>
@@ -19241,7 +22440,156 @@
       </w:rPr>
     </w:lvl>
   </w:abstractNum>
-  <w:abstractNum w:abstractNumId="130" w15:restartNumberingAfterBreak="0">
+  <w:abstractNum w:abstractNumId="146" w15:restartNumberingAfterBreak="0">
+    <w:nsid w:val="64C36035"/>
+    <w:multiLevelType w:val="multilevel"/>
+    <w:tmpl w:val="44F84DCA"/>
+    <w:lvl w:ilvl="0">
+      <w:start w:val="1"/>
+      <w:numFmt w:val="bullet"/>
+      <w:lvlText w:val=""/>
+      <w:lvlJc w:val="left"/>
+      <w:pPr>
+        <w:tabs>
+          <w:tab w:val="num" w:pos="720"/>
+        </w:tabs>
+        <w:ind w:left="720" w:hanging="360"/>
+      </w:pPr>
+      <w:rPr>
+        <w:rFonts w:ascii="Symbol" w:hAnsi="Symbol" w:hint="default"/>
+        <w:sz w:val="20"/>
+      </w:rPr>
+    </w:lvl>
+    <w:lvl w:ilvl="1" w:tentative="1">
+      <w:start w:val="1"/>
+      <w:numFmt w:val="bullet"/>
+      <w:lvlText w:val="o"/>
+      <w:lvlJc w:val="left"/>
+      <w:pPr>
+        <w:tabs>
+          <w:tab w:val="num" w:pos="1440"/>
+        </w:tabs>
+        <w:ind w:left="1440" w:hanging="360"/>
+      </w:pPr>
+      <w:rPr>
+        <w:rFonts w:ascii="Courier New" w:hAnsi="Courier New" w:hint="default"/>
+        <w:sz w:val="20"/>
+      </w:rPr>
+    </w:lvl>
+    <w:lvl w:ilvl="2" w:tentative="1">
+      <w:start w:val="1"/>
+      <w:numFmt w:val="bullet"/>
+      <w:lvlText w:val=""/>
+      <w:lvlJc w:val="left"/>
+      <w:pPr>
+        <w:tabs>
+          <w:tab w:val="num" w:pos="2160"/>
+        </w:tabs>
+        <w:ind w:left="2160" w:hanging="360"/>
+      </w:pPr>
+      <w:rPr>
+        <w:rFonts w:ascii="Wingdings" w:hAnsi="Wingdings" w:hint="default"/>
+        <w:sz w:val="20"/>
+      </w:rPr>
+    </w:lvl>
+    <w:lvl w:ilvl="3" w:tentative="1">
+      <w:start w:val="1"/>
+      <w:numFmt w:val="bullet"/>
+      <w:lvlText w:val=""/>
+      <w:lvlJc w:val="left"/>
+      <w:pPr>
+        <w:tabs>
+          <w:tab w:val="num" w:pos="2880"/>
+        </w:tabs>
+        <w:ind w:left="2880" w:hanging="360"/>
+      </w:pPr>
+      <w:rPr>
+        <w:rFonts w:ascii="Wingdings" w:hAnsi="Wingdings" w:hint="default"/>
+        <w:sz w:val="20"/>
+      </w:rPr>
+    </w:lvl>
+    <w:lvl w:ilvl="4" w:tentative="1">
+      <w:start w:val="1"/>
+      <w:numFmt w:val="bullet"/>
+      <w:lvlText w:val=""/>
+      <w:lvlJc w:val="left"/>
+      <w:pPr>
+        <w:tabs>
+          <w:tab w:val="num" w:pos="3600"/>
+        </w:tabs>
+        <w:ind w:left="3600" w:hanging="360"/>
+      </w:pPr>
+      <w:rPr>
+        <w:rFonts w:ascii="Wingdings" w:hAnsi="Wingdings" w:hint="default"/>
+        <w:sz w:val="20"/>
+      </w:rPr>
+    </w:lvl>
+    <w:lvl w:ilvl="5" w:tentative="1">
+      <w:start w:val="1"/>
+      <w:numFmt w:val="bullet"/>
+      <w:lvlText w:val=""/>
+      <w:lvlJc w:val="left"/>
+      <w:pPr>
+        <w:tabs>
+          <w:tab w:val="num" w:pos="4320"/>
+        </w:tabs>
+        <w:ind w:left="4320" w:hanging="360"/>
+      </w:pPr>
+      <w:rPr>
+        <w:rFonts w:ascii="Wingdings" w:hAnsi="Wingdings" w:hint="default"/>
+        <w:sz w:val="20"/>
+      </w:rPr>
+    </w:lvl>
+    <w:lvl w:ilvl="6" w:tentative="1">
+      <w:start w:val="1"/>
+      <w:numFmt w:val="bullet"/>
+      <w:lvlText w:val=""/>
+      <w:lvlJc w:val="left"/>
+      <w:pPr>
+        <w:tabs>
+          <w:tab w:val="num" w:pos="5040"/>
+        </w:tabs>
+        <w:ind w:left="5040" w:hanging="360"/>
+      </w:pPr>
+      <w:rPr>
+        <w:rFonts w:ascii="Wingdings" w:hAnsi="Wingdings" w:hint="default"/>
+        <w:sz w:val="20"/>
+      </w:rPr>
+    </w:lvl>
+    <w:lvl w:ilvl="7" w:tentative="1">
+      <w:start w:val="1"/>
+      <w:numFmt w:val="bullet"/>
+      <w:lvlText w:val=""/>
+      <w:lvlJc w:val="left"/>
+      <w:pPr>
+        <w:tabs>
+          <w:tab w:val="num" w:pos="5760"/>
+        </w:tabs>
+        <w:ind w:left="5760" w:hanging="360"/>
+      </w:pPr>
+      <w:rPr>
+        <w:rFonts w:ascii="Wingdings" w:hAnsi="Wingdings" w:hint="default"/>
+        <w:sz w:val="20"/>
+      </w:rPr>
+    </w:lvl>
+    <w:lvl w:ilvl="8" w:tentative="1">
+      <w:start w:val="1"/>
+      <w:numFmt w:val="bullet"/>
+      <w:lvlText w:val=""/>
+      <w:lvlJc w:val="left"/>
+      <w:pPr>
+        <w:tabs>
+          <w:tab w:val="num" w:pos="6480"/>
+        </w:tabs>
+        <w:ind w:left="6480" w:hanging="360"/>
+      </w:pPr>
+      <w:rPr>
+        <w:rFonts w:ascii="Wingdings" w:hAnsi="Wingdings" w:hint="default"/>
+        <w:sz w:val="20"/>
+      </w:rPr>
+    </w:lvl>
+  </w:abstractNum>
+  <w:abstractNum w:abstractNumId="147" w15:restartNumberingAfterBreak="0">
     <w:nsid w:val="64D47529"/>
     <w:multiLevelType w:val="multilevel"/>
     <w:tmpl w:val="F2C888F0"/>
@@ -19390,7 +22738,7 @@
       </w:rPr>
     </w:lvl>
   </w:abstractNum>
-  <w:abstractNum w:abstractNumId="131" w15:restartNumberingAfterBreak="0">
+  <w:abstractNum w:abstractNumId="148" w15:restartNumberingAfterBreak="0">
     <w:nsid w:val="657326DB"/>
     <w:multiLevelType w:val="multilevel"/>
     <w:tmpl w:val="D2A22186"/>
@@ -19539,7 +22887,7 @@
       </w:rPr>
     </w:lvl>
   </w:abstractNum>
-  <w:abstractNum w:abstractNumId="132" w15:restartNumberingAfterBreak="0">
+  <w:abstractNum w:abstractNumId="149" w15:restartNumberingAfterBreak="0">
     <w:nsid w:val="65D311D6"/>
     <w:multiLevelType w:val="multilevel"/>
     <w:tmpl w:val="C502963A"/>
@@ -19688,7 +23036,7 @@
       </w:rPr>
     </w:lvl>
   </w:abstractNum>
-  <w:abstractNum w:abstractNumId="133" w15:restartNumberingAfterBreak="0">
+  <w:abstractNum w:abstractNumId="150" w15:restartNumberingAfterBreak="0">
     <w:nsid w:val="67520657"/>
     <w:multiLevelType w:val="multilevel"/>
     <w:tmpl w:val="DBFA9F60"/>
@@ -19837,7 +23185,7 @@
       </w:rPr>
     </w:lvl>
   </w:abstractNum>
-  <w:abstractNum w:abstractNumId="134" w15:restartNumberingAfterBreak="0">
+  <w:abstractNum w:abstractNumId="151" w15:restartNumberingAfterBreak="0">
     <w:nsid w:val="67FD144E"/>
     <w:multiLevelType w:val="multilevel"/>
     <w:tmpl w:val="4E8E2098"/>
@@ -19986,7 +23334,7 @@
       </w:rPr>
     </w:lvl>
   </w:abstractNum>
-  <w:abstractNum w:abstractNumId="135" w15:restartNumberingAfterBreak="0">
+  <w:abstractNum w:abstractNumId="152" w15:restartNumberingAfterBreak="0">
     <w:nsid w:val="68530BEF"/>
     <w:multiLevelType w:val="multilevel"/>
     <w:tmpl w:val="204C7788"/>
@@ -20135,7 +23483,305 @@
       </w:rPr>
     </w:lvl>
   </w:abstractNum>
-  <w:abstractNum w:abstractNumId="136" w15:restartNumberingAfterBreak="0">
+  <w:abstractNum w:abstractNumId="153" w15:restartNumberingAfterBreak="0">
+    <w:nsid w:val="6867008E"/>
+    <w:multiLevelType w:val="multilevel"/>
+    <w:tmpl w:val="CA8E6232"/>
+    <w:lvl w:ilvl="0">
+      <w:start w:val="1"/>
+      <w:numFmt w:val="bullet"/>
+      <w:lvlText w:val=""/>
+      <w:lvlJc w:val="left"/>
+      <w:pPr>
+        <w:tabs>
+          <w:tab w:val="num" w:pos="720"/>
+        </w:tabs>
+        <w:ind w:left="720" w:hanging="360"/>
+      </w:pPr>
+      <w:rPr>
+        <w:rFonts w:ascii="Symbol" w:hAnsi="Symbol" w:hint="default"/>
+        <w:sz w:val="20"/>
+      </w:rPr>
+    </w:lvl>
+    <w:lvl w:ilvl="1" w:tentative="1">
+      <w:start w:val="1"/>
+      <w:numFmt w:val="bullet"/>
+      <w:lvlText w:val="o"/>
+      <w:lvlJc w:val="left"/>
+      <w:pPr>
+        <w:tabs>
+          <w:tab w:val="num" w:pos="1440"/>
+        </w:tabs>
+        <w:ind w:left="1440" w:hanging="360"/>
+      </w:pPr>
+      <w:rPr>
+        <w:rFonts w:ascii="Courier New" w:hAnsi="Courier New" w:hint="default"/>
+        <w:sz w:val="20"/>
+      </w:rPr>
+    </w:lvl>
+    <w:lvl w:ilvl="2" w:tentative="1">
+      <w:start w:val="1"/>
+      <w:numFmt w:val="bullet"/>
+      <w:lvlText w:val=""/>
+      <w:lvlJc w:val="left"/>
+      <w:pPr>
+        <w:tabs>
+          <w:tab w:val="num" w:pos="2160"/>
+        </w:tabs>
+        <w:ind w:left="2160" w:hanging="360"/>
+      </w:pPr>
+      <w:rPr>
+        <w:rFonts w:ascii="Wingdings" w:hAnsi="Wingdings" w:hint="default"/>
+        <w:sz w:val="20"/>
+      </w:rPr>
+    </w:lvl>
+    <w:lvl w:ilvl="3" w:tentative="1">
+      <w:start w:val="1"/>
+      <w:numFmt w:val="bullet"/>
+      <w:lvlText w:val=""/>
+      <w:lvlJc w:val="left"/>
+      <w:pPr>
+        <w:tabs>
+          <w:tab w:val="num" w:pos="2880"/>
+        </w:tabs>
+        <w:ind w:left="2880" w:hanging="360"/>
+      </w:pPr>
+      <w:rPr>
+        <w:rFonts w:ascii="Wingdings" w:hAnsi="Wingdings" w:hint="default"/>
+        <w:sz w:val="20"/>
+      </w:rPr>
+    </w:lvl>
+    <w:lvl w:ilvl="4" w:tentative="1">
+      <w:start w:val="1"/>
+      <w:numFmt w:val="bullet"/>
+      <w:lvlText w:val=""/>
+      <w:lvlJc w:val="left"/>
+      <w:pPr>
+        <w:tabs>
+          <w:tab w:val="num" w:pos="3600"/>
+        </w:tabs>
+        <w:ind w:left="3600" w:hanging="360"/>
+      </w:pPr>
+      <w:rPr>
+        <w:rFonts w:ascii="Wingdings" w:hAnsi="Wingdings" w:hint="default"/>
+        <w:sz w:val="20"/>
+      </w:rPr>
+    </w:lvl>
+    <w:lvl w:ilvl="5" w:tentative="1">
+      <w:start w:val="1"/>
+      <w:numFmt w:val="bullet"/>
+      <w:lvlText w:val=""/>
+      <w:lvlJc w:val="left"/>
+      <w:pPr>
+        <w:tabs>
+          <w:tab w:val="num" w:pos="4320"/>
+        </w:tabs>
+        <w:ind w:left="4320" w:hanging="360"/>
+      </w:pPr>
+      <w:rPr>
+        <w:rFonts w:ascii="Wingdings" w:hAnsi="Wingdings" w:hint="default"/>
+        <w:sz w:val="20"/>
+      </w:rPr>
+    </w:lvl>
+    <w:lvl w:ilvl="6" w:tentative="1">
+      <w:start w:val="1"/>
+      <w:numFmt w:val="bullet"/>
+      <w:lvlText w:val=""/>
+      <w:lvlJc w:val="left"/>
+      <w:pPr>
+        <w:tabs>
+          <w:tab w:val="num" w:pos="5040"/>
+        </w:tabs>
+        <w:ind w:left="5040" w:hanging="360"/>
+      </w:pPr>
+      <w:rPr>
+        <w:rFonts w:ascii="Wingdings" w:hAnsi="Wingdings" w:hint="default"/>
+        <w:sz w:val="20"/>
+      </w:rPr>
+    </w:lvl>
+    <w:lvl w:ilvl="7" w:tentative="1">
+      <w:start w:val="1"/>
+      <w:numFmt w:val="bullet"/>
+      <w:lvlText w:val=""/>
+      <w:lvlJc w:val="left"/>
+      <w:pPr>
+        <w:tabs>
+          <w:tab w:val="num" w:pos="5760"/>
+        </w:tabs>
+        <w:ind w:left="5760" w:hanging="360"/>
+      </w:pPr>
+      <w:rPr>
+        <w:rFonts w:ascii="Wingdings" w:hAnsi="Wingdings" w:hint="default"/>
+        <w:sz w:val="20"/>
+      </w:rPr>
+    </w:lvl>
+    <w:lvl w:ilvl="8" w:tentative="1">
+      <w:start w:val="1"/>
+      <w:numFmt w:val="bullet"/>
+      <w:lvlText w:val=""/>
+      <w:lvlJc w:val="left"/>
+      <w:pPr>
+        <w:tabs>
+          <w:tab w:val="num" w:pos="6480"/>
+        </w:tabs>
+        <w:ind w:left="6480" w:hanging="360"/>
+      </w:pPr>
+      <w:rPr>
+        <w:rFonts w:ascii="Wingdings" w:hAnsi="Wingdings" w:hint="default"/>
+        <w:sz w:val="20"/>
+      </w:rPr>
+    </w:lvl>
+  </w:abstractNum>
+  <w:abstractNum w:abstractNumId="154" w15:restartNumberingAfterBreak="0">
+    <w:nsid w:val="68FF58CF"/>
+    <w:multiLevelType w:val="multilevel"/>
+    <w:tmpl w:val="663A28A4"/>
+    <w:lvl w:ilvl="0">
+      <w:start w:val="1"/>
+      <w:numFmt w:val="bullet"/>
+      <w:lvlText w:val=""/>
+      <w:lvlJc w:val="left"/>
+      <w:pPr>
+        <w:tabs>
+          <w:tab w:val="num" w:pos="720"/>
+        </w:tabs>
+        <w:ind w:left="720" w:hanging="360"/>
+      </w:pPr>
+      <w:rPr>
+        <w:rFonts w:ascii="Symbol" w:hAnsi="Symbol" w:hint="default"/>
+        <w:sz w:val="20"/>
+      </w:rPr>
+    </w:lvl>
+    <w:lvl w:ilvl="1" w:tentative="1">
+      <w:start w:val="1"/>
+      <w:numFmt w:val="bullet"/>
+      <w:lvlText w:val="o"/>
+      <w:lvlJc w:val="left"/>
+      <w:pPr>
+        <w:tabs>
+          <w:tab w:val="num" w:pos="1440"/>
+        </w:tabs>
+        <w:ind w:left="1440" w:hanging="360"/>
+      </w:pPr>
+      <w:rPr>
+        <w:rFonts w:ascii="Courier New" w:hAnsi="Courier New" w:hint="default"/>
+        <w:sz w:val="20"/>
+      </w:rPr>
+    </w:lvl>
+    <w:lvl w:ilvl="2" w:tentative="1">
+      <w:start w:val="1"/>
+      <w:numFmt w:val="bullet"/>
+      <w:lvlText w:val=""/>
+      <w:lvlJc w:val="left"/>
+      <w:pPr>
+        <w:tabs>
+          <w:tab w:val="num" w:pos="2160"/>
+        </w:tabs>
+        <w:ind w:left="2160" w:hanging="360"/>
+      </w:pPr>
+      <w:rPr>
+        <w:rFonts w:ascii="Wingdings" w:hAnsi="Wingdings" w:hint="default"/>
+        <w:sz w:val="20"/>
+      </w:rPr>
+    </w:lvl>
+    <w:lvl w:ilvl="3" w:tentative="1">
+      <w:start w:val="1"/>
+      <w:numFmt w:val="bullet"/>
+      <w:lvlText w:val=""/>
+      <w:lvlJc w:val="left"/>
+      <w:pPr>
+        <w:tabs>
+          <w:tab w:val="num" w:pos="2880"/>
+        </w:tabs>
+        <w:ind w:left="2880" w:hanging="360"/>
+      </w:pPr>
+      <w:rPr>
+        <w:rFonts w:ascii="Wingdings" w:hAnsi="Wingdings" w:hint="default"/>
+        <w:sz w:val="20"/>
+      </w:rPr>
+    </w:lvl>
+    <w:lvl w:ilvl="4" w:tentative="1">
+      <w:start w:val="1"/>
+      <w:numFmt w:val="bullet"/>
+      <w:lvlText w:val=""/>
+      <w:lvlJc w:val="left"/>
+      <w:pPr>
+        <w:tabs>
+          <w:tab w:val="num" w:pos="3600"/>
+        </w:tabs>
+        <w:ind w:left="3600" w:hanging="360"/>
+      </w:pPr>
+      <w:rPr>
+        <w:rFonts w:ascii="Wingdings" w:hAnsi="Wingdings" w:hint="default"/>
+        <w:sz w:val="20"/>
+      </w:rPr>
+    </w:lvl>
+    <w:lvl w:ilvl="5" w:tentative="1">
+      <w:start w:val="1"/>
+      <w:numFmt w:val="bullet"/>
+      <w:lvlText w:val=""/>
+      <w:lvlJc w:val="left"/>
+      <w:pPr>
+        <w:tabs>
+          <w:tab w:val="num" w:pos="4320"/>
+        </w:tabs>
+        <w:ind w:left="4320" w:hanging="360"/>
+      </w:pPr>
+      <w:rPr>
+        <w:rFonts w:ascii="Wingdings" w:hAnsi="Wingdings" w:hint="default"/>
+        <w:sz w:val="20"/>
+      </w:rPr>
+    </w:lvl>
+    <w:lvl w:ilvl="6" w:tentative="1">
+      <w:start w:val="1"/>
+      <w:numFmt w:val="bullet"/>
+      <w:lvlText w:val=""/>
+      <w:lvlJc w:val="left"/>
+      <w:pPr>
+        <w:tabs>
+          <w:tab w:val="num" w:pos="5040"/>
+        </w:tabs>
+        <w:ind w:left="5040" w:hanging="360"/>
+      </w:pPr>
+      <w:rPr>
+        <w:rFonts w:ascii="Wingdings" w:hAnsi="Wingdings" w:hint="default"/>
+        <w:sz w:val="20"/>
+      </w:rPr>
+    </w:lvl>
+    <w:lvl w:ilvl="7" w:tentative="1">
+      <w:start w:val="1"/>
+      <w:numFmt w:val="bullet"/>
+      <w:lvlText w:val=""/>
+      <w:lvlJc w:val="left"/>
+      <w:pPr>
+        <w:tabs>
+          <w:tab w:val="num" w:pos="5760"/>
+        </w:tabs>
+        <w:ind w:left="5760" w:hanging="360"/>
+      </w:pPr>
+      <w:rPr>
+        <w:rFonts w:ascii="Wingdings" w:hAnsi="Wingdings" w:hint="default"/>
+        <w:sz w:val="20"/>
+      </w:rPr>
+    </w:lvl>
+    <w:lvl w:ilvl="8" w:tentative="1">
+      <w:start w:val="1"/>
+      <w:numFmt w:val="bullet"/>
+      <w:lvlText w:val=""/>
+      <w:lvlJc w:val="left"/>
+      <w:pPr>
+        <w:tabs>
+          <w:tab w:val="num" w:pos="6480"/>
+        </w:tabs>
+        <w:ind w:left="6480" w:hanging="360"/>
+      </w:pPr>
+      <w:rPr>
+        <w:rFonts w:ascii="Wingdings" w:hAnsi="Wingdings" w:hint="default"/>
+        <w:sz w:val="20"/>
+      </w:rPr>
+    </w:lvl>
+  </w:abstractNum>
+  <w:abstractNum w:abstractNumId="155" w15:restartNumberingAfterBreak="0">
     <w:nsid w:val="69FA5CC6"/>
     <w:multiLevelType w:val="multilevel"/>
     <w:tmpl w:val="C568AA38"/>
@@ -20284,7 +23930,7 @@
       </w:rPr>
     </w:lvl>
   </w:abstractNum>
-  <w:abstractNum w:abstractNumId="137" w15:restartNumberingAfterBreak="0">
+  <w:abstractNum w:abstractNumId="156" w15:restartNumberingAfterBreak="0">
     <w:nsid w:val="6A4C4281"/>
     <w:multiLevelType w:val="multilevel"/>
     <w:tmpl w:val="04163B26"/>
@@ -20433,7 +24079,7 @@
       </w:rPr>
     </w:lvl>
   </w:abstractNum>
-  <w:abstractNum w:abstractNumId="138" w15:restartNumberingAfterBreak="0">
+  <w:abstractNum w:abstractNumId="157" w15:restartNumberingAfterBreak="0">
     <w:nsid w:val="6A755AB1"/>
     <w:multiLevelType w:val="multilevel"/>
     <w:tmpl w:val="023C2E4C"/>
@@ -20582,7 +24228,7 @@
       </w:rPr>
     </w:lvl>
   </w:abstractNum>
-  <w:abstractNum w:abstractNumId="139" w15:restartNumberingAfterBreak="0">
+  <w:abstractNum w:abstractNumId="158" w15:restartNumberingAfterBreak="0">
     <w:nsid w:val="6B5145DA"/>
     <w:multiLevelType w:val="multilevel"/>
     <w:tmpl w:val="E5F6AC38"/>
@@ -20731,7 +24377,7 @@
       </w:rPr>
     </w:lvl>
   </w:abstractNum>
-  <w:abstractNum w:abstractNumId="140" w15:restartNumberingAfterBreak="0">
+  <w:abstractNum w:abstractNumId="159" w15:restartNumberingAfterBreak="0">
     <w:nsid w:val="6DFE6C5A"/>
     <w:multiLevelType w:val="multilevel"/>
     <w:tmpl w:val="2E562056"/>
@@ -20880,7 +24526,7 @@
       </w:rPr>
     </w:lvl>
   </w:abstractNum>
-  <w:abstractNum w:abstractNumId="141" w15:restartNumberingAfterBreak="0">
+  <w:abstractNum w:abstractNumId="160" w15:restartNumberingAfterBreak="0">
     <w:nsid w:val="6EC0112A"/>
     <w:multiLevelType w:val="multilevel"/>
     <w:tmpl w:val="5F7ED376"/>
@@ -20993,7 +24639,7 @@
       </w:pPr>
     </w:lvl>
   </w:abstractNum>
-  <w:abstractNum w:abstractNumId="142" w15:restartNumberingAfterBreak="0">
+  <w:abstractNum w:abstractNumId="161" w15:restartNumberingAfterBreak="0">
     <w:nsid w:val="6F057072"/>
     <w:multiLevelType w:val="multilevel"/>
     <w:tmpl w:val="29BEA884"/>
@@ -21142,7 +24788,7 @@
       </w:rPr>
     </w:lvl>
   </w:abstractNum>
-  <w:abstractNum w:abstractNumId="143" w15:restartNumberingAfterBreak="0">
+  <w:abstractNum w:abstractNumId="162" w15:restartNumberingAfterBreak="0">
     <w:nsid w:val="6F282028"/>
     <w:multiLevelType w:val="multilevel"/>
     <w:tmpl w:val="B03EDDC8"/>
@@ -21291,7 +24937,7 @@
       </w:rPr>
     </w:lvl>
   </w:abstractNum>
-  <w:abstractNum w:abstractNumId="144" w15:restartNumberingAfterBreak="0">
+  <w:abstractNum w:abstractNumId="163" w15:restartNumberingAfterBreak="0">
     <w:nsid w:val="6FA86253"/>
     <w:multiLevelType w:val="multilevel"/>
     <w:tmpl w:val="8D2C7324"/>
@@ -21404,7 +25050,7 @@
       </w:pPr>
     </w:lvl>
   </w:abstractNum>
-  <w:abstractNum w:abstractNumId="145" w15:restartNumberingAfterBreak="0">
+  <w:abstractNum w:abstractNumId="164" w15:restartNumberingAfterBreak="0">
     <w:nsid w:val="70274532"/>
     <w:multiLevelType w:val="multilevel"/>
     <w:tmpl w:val="C1A0A93C"/>
@@ -21553,7 +25199,7 @@
       </w:rPr>
     </w:lvl>
   </w:abstractNum>
-  <w:abstractNum w:abstractNumId="146" w15:restartNumberingAfterBreak="0">
+  <w:abstractNum w:abstractNumId="165" w15:restartNumberingAfterBreak="0">
     <w:nsid w:val="71A75582"/>
     <w:multiLevelType w:val="multilevel"/>
     <w:tmpl w:val="4DF4E2F0"/>
@@ -21702,7 +25348,156 @@
       </w:rPr>
     </w:lvl>
   </w:abstractNum>
-  <w:abstractNum w:abstractNumId="147" w15:restartNumberingAfterBreak="0">
+  <w:abstractNum w:abstractNumId="166" w15:restartNumberingAfterBreak="0">
+    <w:nsid w:val="72085B2C"/>
+    <w:multiLevelType w:val="multilevel"/>
+    <w:tmpl w:val="C75A7102"/>
+    <w:lvl w:ilvl="0">
+      <w:start w:val="1"/>
+      <w:numFmt w:val="bullet"/>
+      <w:lvlText w:val=""/>
+      <w:lvlJc w:val="left"/>
+      <w:pPr>
+        <w:tabs>
+          <w:tab w:val="num" w:pos="720"/>
+        </w:tabs>
+        <w:ind w:left="720" w:hanging="360"/>
+      </w:pPr>
+      <w:rPr>
+        <w:rFonts w:ascii="Symbol" w:hAnsi="Symbol" w:hint="default"/>
+        <w:sz w:val="20"/>
+      </w:rPr>
+    </w:lvl>
+    <w:lvl w:ilvl="1" w:tentative="1">
+      <w:start w:val="1"/>
+      <w:numFmt w:val="bullet"/>
+      <w:lvlText w:val="o"/>
+      <w:lvlJc w:val="left"/>
+      <w:pPr>
+        <w:tabs>
+          <w:tab w:val="num" w:pos="1440"/>
+        </w:tabs>
+        <w:ind w:left="1440" w:hanging="360"/>
+      </w:pPr>
+      <w:rPr>
+        <w:rFonts w:ascii="Courier New" w:hAnsi="Courier New" w:hint="default"/>
+        <w:sz w:val="20"/>
+      </w:rPr>
+    </w:lvl>
+    <w:lvl w:ilvl="2" w:tentative="1">
+      <w:start w:val="1"/>
+      <w:numFmt w:val="bullet"/>
+      <w:lvlText w:val=""/>
+      <w:lvlJc w:val="left"/>
+      <w:pPr>
+        <w:tabs>
+          <w:tab w:val="num" w:pos="2160"/>
+        </w:tabs>
+        <w:ind w:left="2160" w:hanging="360"/>
+      </w:pPr>
+      <w:rPr>
+        <w:rFonts w:ascii="Wingdings" w:hAnsi="Wingdings" w:hint="default"/>
+        <w:sz w:val="20"/>
+      </w:rPr>
+    </w:lvl>
+    <w:lvl w:ilvl="3" w:tentative="1">
+      <w:start w:val="1"/>
+      <w:numFmt w:val="bullet"/>
+      <w:lvlText w:val=""/>
+      <w:lvlJc w:val="left"/>
+      <w:pPr>
+        <w:tabs>
+          <w:tab w:val="num" w:pos="2880"/>
+        </w:tabs>
+        <w:ind w:left="2880" w:hanging="360"/>
+      </w:pPr>
+      <w:rPr>
+        <w:rFonts w:ascii="Wingdings" w:hAnsi="Wingdings" w:hint="default"/>
+        <w:sz w:val="20"/>
+      </w:rPr>
+    </w:lvl>
+    <w:lvl w:ilvl="4" w:tentative="1">
+      <w:start w:val="1"/>
+      <w:numFmt w:val="bullet"/>
+      <w:lvlText w:val=""/>
+      <w:lvlJc w:val="left"/>
+      <w:pPr>
+        <w:tabs>
+          <w:tab w:val="num" w:pos="3600"/>
+        </w:tabs>
+        <w:ind w:left="3600" w:hanging="360"/>
+      </w:pPr>
+      <w:rPr>
+        <w:rFonts w:ascii="Wingdings" w:hAnsi="Wingdings" w:hint="default"/>
+        <w:sz w:val="20"/>
+      </w:rPr>
+    </w:lvl>
+    <w:lvl w:ilvl="5" w:tentative="1">
+      <w:start w:val="1"/>
+      <w:numFmt w:val="bullet"/>
+      <w:lvlText w:val=""/>
+      <w:lvlJc w:val="left"/>
+      <w:pPr>
+        <w:tabs>
+          <w:tab w:val="num" w:pos="4320"/>
+        </w:tabs>
+        <w:ind w:left="4320" w:hanging="360"/>
+      </w:pPr>
+      <w:rPr>
+        <w:rFonts w:ascii="Wingdings" w:hAnsi="Wingdings" w:hint="default"/>
+        <w:sz w:val="20"/>
+      </w:rPr>
+    </w:lvl>
+    <w:lvl w:ilvl="6" w:tentative="1">
+      <w:start w:val="1"/>
+      <w:numFmt w:val="bullet"/>
+      <w:lvlText w:val=""/>
+      <w:lvlJc w:val="left"/>
+      <w:pPr>
+        <w:tabs>
+          <w:tab w:val="num" w:pos="5040"/>
+        </w:tabs>
+        <w:ind w:left="5040" w:hanging="360"/>
+      </w:pPr>
+      <w:rPr>
+        <w:rFonts w:ascii="Wingdings" w:hAnsi="Wingdings" w:hint="default"/>
+        <w:sz w:val="20"/>
+      </w:rPr>
+    </w:lvl>
+    <w:lvl w:ilvl="7" w:tentative="1">
+      <w:start w:val="1"/>
+      <w:numFmt w:val="bullet"/>
+      <w:lvlText w:val=""/>
+      <w:lvlJc w:val="left"/>
+      <w:pPr>
+        <w:tabs>
+          <w:tab w:val="num" w:pos="5760"/>
+        </w:tabs>
+        <w:ind w:left="5760" w:hanging="360"/>
+      </w:pPr>
+      <w:rPr>
+        <w:rFonts w:ascii="Wingdings" w:hAnsi="Wingdings" w:hint="default"/>
+        <w:sz w:val="20"/>
+      </w:rPr>
+    </w:lvl>
+    <w:lvl w:ilvl="8" w:tentative="1">
+      <w:start w:val="1"/>
+      <w:numFmt w:val="bullet"/>
+      <w:lvlText w:val=""/>
+      <w:lvlJc w:val="left"/>
+      <w:pPr>
+        <w:tabs>
+          <w:tab w:val="num" w:pos="6480"/>
+        </w:tabs>
+        <w:ind w:left="6480" w:hanging="360"/>
+      </w:pPr>
+      <w:rPr>
+        <w:rFonts w:ascii="Wingdings" w:hAnsi="Wingdings" w:hint="default"/>
+        <w:sz w:val="20"/>
+      </w:rPr>
+    </w:lvl>
+  </w:abstractNum>
+  <w:abstractNum w:abstractNumId="167" w15:restartNumberingAfterBreak="0">
     <w:nsid w:val="7222497B"/>
     <w:multiLevelType w:val="multilevel"/>
     <w:tmpl w:val="519E7B5E"/>
@@ -21851,7 +25646,7 @@
       </w:rPr>
     </w:lvl>
   </w:abstractNum>
-  <w:abstractNum w:abstractNumId="148" w15:restartNumberingAfterBreak="0">
+  <w:abstractNum w:abstractNumId="168" w15:restartNumberingAfterBreak="0">
     <w:nsid w:val="725B69BC"/>
     <w:multiLevelType w:val="multilevel"/>
     <w:tmpl w:val="35186162"/>
@@ -22000,7 +25795,7 @@
       </w:rPr>
     </w:lvl>
   </w:abstractNum>
-  <w:abstractNum w:abstractNumId="149" w15:restartNumberingAfterBreak="0">
+  <w:abstractNum w:abstractNumId="169" w15:restartNumberingAfterBreak="0">
     <w:nsid w:val="72C40755"/>
     <w:multiLevelType w:val="multilevel"/>
     <w:tmpl w:val="E8DE538E"/>
@@ -22149,7 +25944,7 @@
       </w:rPr>
     </w:lvl>
   </w:abstractNum>
-  <w:abstractNum w:abstractNumId="150" w15:restartNumberingAfterBreak="0">
+  <w:abstractNum w:abstractNumId="170" w15:restartNumberingAfterBreak="0">
     <w:nsid w:val="73031D86"/>
     <w:multiLevelType w:val="multilevel"/>
     <w:tmpl w:val="C97298AC"/>
@@ -22298,7 +26093,7 @@
       </w:rPr>
     </w:lvl>
   </w:abstractNum>
-  <w:abstractNum w:abstractNumId="151" w15:restartNumberingAfterBreak="0">
+  <w:abstractNum w:abstractNumId="171" w15:restartNumberingAfterBreak="0">
     <w:nsid w:val="73416659"/>
     <w:multiLevelType w:val="multilevel"/>
     <w:tmpl w:val="57224894"/>
@@ -22411,7 +26206,7 @@
       </w:pPr>
     </w:lvl>
   </w:abstractNum>
-  <w:abstractNum w:abstractNumId="152" w15:restartNumberingAfterBreak="0">
+  <w:abstractNum w:abstractNumId="172" w15:restartNumberingAfterBreak="0">
     <w:nsid w:val="73C52DEB"/>
     <w:multiLevelType w:val="multilevel"/>
     <w:tmpl w:val="72C8BEE0"/>
@@ -22560,7 +26355,7 @@
       </w:rPr>
     </w:lvl>
   </w:abstractNum>
-  <w:abstractNum w:abstractNumId="153" w15:restartNumberingAfterBreak="0">
+  <w:abstractNum w:abstractNumId="173" w15:restartNumberingAfterBreak="0">
     <w:nsid w:val="743739B1"/>
     <w:multiLevelType w:val="multilevel"/>
     <w:tmpl w:val="160AF7D2"/>
@@ -22709,7 +26504,7 @@
       </w:rPr>
     </w:lvl>
   </w:abstractNum>
-  <w:abstractNum w:abstractNumId="154" w15:restartNumberingAfterBreak="0">
+  <w:abstractNum w:abstractNumId="174" w15:restartNumberingAfterBreak="0">
     <w:nsid w:val="74D57058"/>
     <w:multiLevelType w:val="multilevel"/>
     <w:tmpl w:val="5F084A1C"/>
@@ -22858,7 +26653,7 @@
       </w:rPr>
     </w:lvl>
   </w:abstractNum>
-  <w:abstractNum w:abstractNumId="155" w15:restartNumberingAfterBreak="0">
+  <w:abstractNum w:abstractNumId="175" w15:restartNumberingAfterBreak="0">
     <w:nsid w:val="75F632B3"/>
     <w:multiLevelType w:val="multilevel"/>
     <w:tmpl w:val="5ED20996"/>
@@ -23007,7 +26802,7 @@
       </w:rPr>
     </w:lvl>
   </w:abstractNum>
-  <w:abstractNum w:abstractNumId="156" w15:restartNumberingAfterBreak="0">
+  <w:abstractNum w:abstractNumId="176" w15:restartNumberingAfterBreak="0">
     <w:nsid w:val="76DE04AC"/>
     <w:multiLevelType w:val="multilevel"/>
     <w:tmpl w:val="E34A3FD2"/>
@@ -23156,7 +26951,7 @@
       </w:rPr>
     </w:lvl>
   </w:abstractNum>
-  <w:abstractNum w:abstractNumId="157" w15:restartNumberingAfterBreak="0">
+  <w:abstractNum w:abstractNumId="177" w15:restartNumberingAfterBreak="0">
     <w:nsid w:val="77152635"/>
     <w:multiLevelType w:val="multilevel"/>
     <w:tmpl w:val="15F268B0"/>
@@ -23305,7 +27100,7 @@
       </w:rPr>
     </w:lvl>
   </w:abstractNum>
-  <w:abstractNum w:abstractNumId="158" w15:restartNumberingAfterBreak="0">
+  <w:abstractNum w:abstractNumId="178" w15:restartNumberingAfterBreak="0">
     <w:nsid w:val="77303831"/>
     <w:multiLevelType w:val="multilevel"/>
     <w:tmpl w:val="C0260D6E"/>
@@ -23454,7 +27249,7 @@
       </w:rPr>
     </w:lvl>
   </w:abstractNum>
-  <w:abstractNum w:abstractNumId="159" w15:restartNumberingAfterBreak="0">
+  <w:abstractNum w:abstractNumId="179" w15:restartNumberingAfterBreak="0">
     <w:nsid w:val="77960789"/>
     <w:multiLevelType w:val="multilevel"/>
     <w:tmpl w:val="6670379C"/>
@@ -23603,7 +27398,156 @@
       </w:rPr>
     </w:lvl>
   </w:abstractNum>
-  <w:abstractNum w:abstractNumId="160" w15:restartNumberingAfterBreak="0">
+  <w:abstractNum w:abstractNumId="180" w15:restartNumberingAfterBreak="0">
+    <w:nsid w:val="77F375D2"/>
+    <w:multiLevelType w:val="multilevel"/>
+    <w:tmpl w:val="B338FEC8"/>
+    <w:lvl w:ilvl="0">
+      <w:start w:val="1"/>
+      <w:numFmt w:val="bullet"/>
+      <w:lvlText w:val=""/>
+      <w:lvlJc w:val="left"/>
+      <w:pPr>
+        <w:tabs>
+          <w:tab w:val="num" w:pos="720"/>
+        </w:tabs>
+        <w:ind w:left="720" w:hanging="360"/>
+      </w:pPr>
+      <w:rPr>
+        <w:rFonts w:ascii="Symbol" w:hAnsi="Symbol" w:hint="default"/>
+        <w:sz w:val="20"/>
+      </w:rPr>
+    </w:lvl>
+    <w:lvl w:ilvl="1">
+      <w:start w:val="1"/>
+      <w:numFmt w:val="bullet"/>
+      <w:lvlText w:val="o"/>
+      <w:lvlJc w:val="left"/>
+      <w:pPr>
+        <w:tabs>
+          <w:tab w:val="num" w:pos="1440"/>
+        </w:tabs>
+        <w:ind w:left="1440" w:hanging="360"/>
+      </w:pPr>
+      <w:rPr>
+        <w:rFonts w:ascii="Courier New" w:hAnsi="Courier New" w:hint="default"/>
+        <w:sz w:val="20"/>
+      </w:rPr>
+    </w:lvl>
+    <w:lvl w:ilvl="2" w:tentative="1">
+      <w:start w:val="1"/>
+      <w:numFmt w:val="bullet"/>
+      <w:lvlText w:val=""/>
+      <w:lvlJc w:val="left"/>
+      <w:pPr>
+        <w:tabs>
+          <w:tab w:val="num" w:pos="2160"/>
+        </w:tabs>
+        <w:ind w:left="2160" w:hanging="360"/>
+      </w:pPr>
+      <w:rPr>
+        <w:rFonts w:ascii="Wingdings" w:hAnsi="Wingdings" w:hint="default"/>
+        <w:sz w:val="20"/>
+      </w:rPr>
+    </w:lvl>
+    <w:lvl w:ilvl="3" w:tentative="1">
+      <w:start w:val="1"/>
+      <w:numFmt w:val="bullet"/>
+      <w:lvlText w:val=""/>
+      <w:lvlJc w:val="left"/>
+      <w:pPr>
+        <w:tabs>
+          <w:tab w:val="num" w:pos="2880"/>
+        </w:tabs>
+        <w:ind w:left="2880" w:hanging="360"/>
+      </w:pPr>
+      <w:rPr>
+        <w:rFonts w:ascii="Wingdings" w:hAnsi="Wingdings" w:hint="default"/>
+        <w:sz w:val="20"/>
+      </w:rPr>
+    </w:lvl>
+    <w:lvl w:ilvl="4" w:tentative="1">
+      <w:start w:val="1"/>
+      <w:numFmt w:val="bullet"/>
+      <w:lvlText w:val=""/>
+      <w:lvlJc w:val="left"/>
+      <w:pPr>
+        <w:tabs>
+          <w:tab w:val="num" w:pos="3600"/>
+        </w:tabs>
+        <w:ind w:left="3600" w:hanging="360"/>
+      </w:pPr>
+      <w:rPr>
+        <w:rFonts w:ascii="Wingdings" w:hAnsi="Wingdings" w:hint="default"/>
+        <w:sz w:val="20"/>
+      </w:rPr>
+    </w:lvl>
+    <w:lvl w:ilvl="5" w:tentative="1">
+      <w:start w:val="1"/>
+      <w:numFmt w:val="bullet"/>
+      <w:lvlText w:val=""/>
+      <w:lvlJc w:val="left"/>
+      <w:pPr>
+        <w:tabs>
+          <w:tab w:val="num" w:pos="4320"/>
+        </w:tabs>
+        <w:ind w:left="4320" w:hanging="360"/>
+      </w:pPr>
+      <w:rPr>
+        <w:rFonts w:ascii="Wingdings" w:hAnsi="Wingdings" w:hint="default"/>
+        <w:sz w:val="20"/>
+      </w:rPr>
+    </w:lvl>
+    <w:lvl w:ilvl="6" w:tentative="1">
+      <w:start w:val="1"/>
+      <w:numFmt w:val="bullet"/>
+      <w:lvlText w:val=""/>
+      <w:lvlJc w:val="left"/>
+      <w:pPr>
+        <w:tabs>
+          <w:tab w:val="num" w:pos="5040"/>
+        </w:tabs>
+        <w:ind w:left="5040" w:hanging="360"/>
+      </w:pPr>
+      <w:rPr>
+        <w:rFonts w:ascii="Wingdings" w:hAnsi="Wingdings" w:hint="default"/>
+        <w:sz w:val="20"/>
+      </w:rPr>
+    </w:lvl>
+    <w:lvl w:ilvl="7" w:tentative="1">
+      <w:start w:val="1"/>
+      <w:numFmt w:val="bullet"/>
+      <w:lvlText w:val=""/>
+      <w:lvlJc w:val="left"/>
+      <w:pPr>
+        <w:tabs>
+          <w:tab w:val="num" w:pos="5760"/>
+        </w:tabs>
+        <w:ind w:left="5760" w:hanging="360"/>
+      </w:pPr>
+      <w:rPr>
+        <w:rFonts w:ascii="Wingdings" w:hAnsi="Wingdings" w:hint="default"/>
+        <w:sz w:val="20"/>
+      </w:rPr>
+    </w:lvl>
+    <w:lvl w:ilvl="8" w:tentative="1">
+      <w:start w:val="1"/>
+      <w:numFmt w:val="bullet"/>
+      <w:lvlText w:val=""/>
+      <w:lvlJc w:val="left"/>
+      <w:pPr>
+        <w:tabs>
+          <w:tab w:val="num" w:pos="6480"/>
+        </w:tabs>
+        <w:ind w:left="6480" w:hanging="360"/>
+      </w:pPr>
+      <w:rPr>
+        <w:rFonts w:ascii="Wingdings" w:hAnsi="Wingdings" w:hint="default"/>
+        <w:sz w:val="20"/>
+      </w:rPr>
+    </w:lvl>
+  </w:abstractNum>
+  <w:abstractNum w:abstractNumId="181" w15:restartNumberingAfterBreak="0">
     <w:nsid w:val="77F4107C"/>
     <w:multiLevelType w:val="multilevel"/>
     <w:tmpl w:val="3CA86520"/>
@@ -23716,7 +27660,7 @@
       </w:pPr>
     </w:lvl>
   </w:abstractNum>
-  <w:abstractNum w:abstractNumId="161" w15:restartNumberingAfterBreak="0">
+  <w:abstractNum w:abstractNumId="182" w15:restartNumberingAfterBreak="0">
     <w:nsid w:val="77FE0CEB"/>
     <w:multiLevelType w:val="multilevel"/>
     <w:tmpl w:val="A15CB524"/>
@@ -23865,7 +27809,7 @@
       </w:rPr>
     </w:lvl>
   </w:abstractNum>
-  <w:abstractNum w:abstractNumId="162" w15:restartNumberingAfterBreak="0">
+  <w:abstractNum w:abstractNumId="183" w15:restartNumberingAfterBreak="0">
     <w:nsid w:val="780E7C55"/>
     <w:multiLevelType w:val="multilevel"/>
     <w:tmpl w:val="2036345A"/>
@@ -24014,7 +27958,7 @@
       </w:rPr>
     </w:lvl>
   </w:abstractNum>
-  <w:abstractNum w:abstractNumId="163" w15:restartNumberingAfterBreak="0">
+  <w:abstractNum w:abstractNumId="184" w15:restartNumberingAfterBreak="0">
     <w:nsid w:val="78FA53D1"/>
     <w:multiLevelType w:val="multilevel"/>
     <w:tmpl w:val="781EB26A"/>
@@ -24163,7 +28107,156 @@
       </w:rPr>
     </w:lvl>
   </w:abstractNum>
-  <w:abstractNum w:abstractNumId="164" w15:restartNumberingAfterBreak="0">
+  <w:abstractNum w:abstractNumId="185" w15:restartNumberingAfterBreak="0">
+    <w:nsid w:val="793829AD"/>
+    <w:multiLevelType w:val="multilevel"/>
+    <w:tmpl w:val="F358F6E2"/>
+    <w:lvl w:ilvl="0">
+      <w:start w:val="1"/>
+      <w:numFmt w:val="bullet"/>
+      <w:lvlText w:val=""/>
+      <w:lvlJc w:val="left"/>
+      <w:pPr>
+        <w:tabs>
+          <w:tab w:val="num" w:pos="720"/>
+        </w:tabs>
+        <w:ind w:left="720" w:hanging="360"/>
+      </w:pPr>
+      <w:rPr>
+        <w:rFonts w:ascii="Symbol" w:hAnsi="Symbol" w:hint="default"/>
+        <w:sz w:val="20"/>
+      </w:rPr>
+    </w:lvl>
+    <w:lvl w:ilvl="1" w:tentative="1">
+      <w:start w:val="1"/>
+      <w:numFmt w:val="bullet"/>
+      <w:lvlText w:val="o"/>
+      <w:lvlJc w:val="left"/>
+      <w:pPr>
+        <w:tabs>
+          <w:tab w:val="num" w:pos="1440"/>
+        </w:tabs>
+        <w:ind w:left="1440" w:hanging="360"/>
+      </w:pPr>
+      <w:rPr>
+        <w:rFonts w:ascii="Courier New" w:hAnsi="Courier New" w:hint="default"/>
+        <w:sz w:val="20"/>
+      </w:rPr>
+    </w:lvl>
+    <w:lvl w:ilvl="2" w:tentative="1">
+      <w:start w:val="1"/>
+      <w:numFmt w:val="bullet"/>
+      <w:lvlText w:val=""/>
+      <w:lvlJc w:val="left"/>
+      <w:pPr>
+        <w:tabs>
+          <w:tab w:val="num" w:pos="2160"/>
+        </w:tabs>
+        <w:ind w:left="2160" w:hanging="360"/>
+      </w:pPr>
+      <w:rPr>
+        <w:rFonts w:ascii="Wingdings" w:hAnsi="Wingdings" w:hint="default"/>
+        <w:sz w:val="20"/>
+      </w:rPr>
+    </w:lvl>
+    <w:lvl w:ilvl="3" w:tentative="1">
+      <w:start w:val="1"/>
+      <w:numFmt w:val="bullet"/>
+      <w:lvlText w:val=""/>
+      <w:lvlJc w:val="left"/>
+      <w:pPr>
+        <w:tabs>
+          <w:tab w:val="num" w:pos="2880"/>
+        </w:tabs>
+        <w:ind w:left="2880" w:hanging="360"/>
+      </w:pPr>
+      <w:rPr>
+        <w:rFonts w:ascii="Wingdings" w:hAnsi="Wingdings" w:hint="default"/>
+        <w:sz w:val="20"/>
+      </w:rPr>
+    </w:lvl>
+    <w:lvl w:ilvl="4" w:tentative="1">
+      <w:start w:val="1"/>
+      <w:numFmt w:val="bullet"/>
+      <w:lvlText w:val=""/>
+      <w:lvlJc w:val="left"/>
+      <w:pPr>
+        <w:tabs>
+          <w:tab w:val="num" w:pos="3600"/>
+        </w:tabs>
+        <w:ind w:left="3600" w:hanging="360"/>
+      </w:pPr>
+      <w:rPr>
+        <w:rFonts w:ascii="Wingdings" w:hAnsi="Wingdings" w:hint="default"/>
+        <w:sz w:val="20"/>
+      </w:rPr>
+    </w:lvl>
+    <w:lvl w:ilvl="5" w:tentative="1">
+      <w:start w:val="1"/>
+      <w:numFmt w:val="bullet"/>
+      <w:lvlText w:val=""/>
+      <w:lvlJc w:val="left"/>
+      <w:pPr>
+        <w:tabs>
+          <w:tab w:val="num" w:pos="4320"/>
+        </w:tabs>
+        <w:ind w:left="4320" w:hanging="360"/>
+      </w:pPr>
+      <w:rPr>
+        <w:rFonts w:ascii="Wingdings" w:hAnsi="Wingdings" w:hint="default"/>
+        <w:sz w:val="20"/>
+      </w:rPr>
+    </w:lvl>
+    <w:lvl w:ilvl="6" w:tentative="1">
+      <w:start w:val="1"/>
+      <w:numFmt w:val="bullet"/>
+      <w:lvlText w:val=""/>
+      <w:lvlJc w:val="left"/>
+      <w:pPr>
+        <w:tabs>
+          <w:tab w:val="num" w:pos="5040"/>
+        </w:tabs>
+        <w:ind w:left="5040" w:hanging="360"/>
+      </w:pPr>
+      <w:rPr>
+        <w:rFonts w:ascii="Wingdings" w:hAnsi="Wingdings" w:hint="default"/>
+        <w:sz w:val="20"/>
+      </w:rPr>
+    </w:lvl>
+    <w:lvl w:ilvl="7" w:tentative="1">
+      <w:start w:val="1"/>
+      <w:numFmt w:val="bullet"/>
+      <w:lvlText w:val=""/>
+      <w:lvlJc w:val="left"/>
+      <w:pPr>
+        <w:tabs>
+          <w:tab w:val="num" w:pos="5760"/>
+        </w:tabs>
+        <w:ind w:left="5760" w:hanging="360"/>
+      </w:pPr>
+      <w:rPr>
+        <w:rFonts w:ascii="Wingdings" w:hAnsi="Wingdings" w:hint="default"/>
+        <w:sz w:val="20"/>
+      </w:rPr>
+    </w:lvl>
+    <w:lvl w:ilvl="8" w:tentative="1">
+      <w:start w:val="1"/>
+      <w:numFmt w:val="bullet"/>
+      <w:lvlText w:val=""/>
+      <w:lvlJc w:val="left"/>
+      <w:pPr>
+        <w:tabs>
+          <w:tab w:val="num" w:pos="6480"/>
+        </w:tabs>
+        <w:ind w:left="6480" w:hanging="360"/>
+      </w:pPr>
+      <w:rPr>
+        <w:rFonts w:ascii="Wingdings" w:hAnsi="Wingdings" w:hint="default"/>
+        <w:sz w:val="20"/>
+      </w:rPr>
+    </w:lvl>
+  </w:abstractNum>
+  <w:abstractNum w:abstractNumId="186" w15:restartNumberingAfterBreak="0">
     <w:nsid w:val="7A281F96"/>
     <w:multiLevelType w:val="multilevel"/>
     <w:tmpl w:val="ED2C73EA"/>
@@ -24312,7 +28405,7 @@
       </w:rPr>
     </w:lvl>
   </w:abstractNum>
-  <w:abstractNum w:abstractNumId="165" w15:restartNumberingAfterBreak="0">
+  <w:abstractNum w:abstractNumId="187" w15:restartNumberingAfterBreak="0">
     <w:nsid w:val="7A2D6E96"/>
     <w:multiLevelType w:val="multilevel"/>
     <w:tmpl w:val="65C26114"/>
@@ -24461,7 +28554,7 @@
       </w:rPr>
     </w:lvl>
   </w:abstractNum>
-  <w:abstractNum w:abstractNumId="166" w15:restartNumberingAfterBreak="0">
+  <w:abstractNum w:abstractNumId="188" w15:restartNumberingAfterBreak="0">
     <w:nsid w:val="7A5F64FF"/>
     <w:multiLevelType w:val="multilevel"/>
     <w:tmpl w:val="8FAE7F16"/>
@@ -24610,7 +28703,7 @@
       </w:rPr>
     </w:lvl>
   </w:abstractNum>
-  <w:abstractNum w:abstractNumId="167" w15:restartNumberingAfterBreak="0">
+  <w:abstractNum w:abstractNumId="189" w15:restartNumberingAfterBreak="0">
     <w:nsid w:val="7ABC581D"/>
     <w:multiLevelType w:val="multilevel"/>
     <w:tmpl w:val="1BE46B58"/>
@@ -24759,7 +28852,7 @@
       </w:rPr>
     </w:lvl>
   </w:abstractNum>
-  <w:abstractNum w:abstractNumId="168" w15:restartNumberingAfterBreak="0">
+  <w:abstractNum w:abstractNumId="190" w15:restartNumberingAfterBreak="0">
     <w:nsid w:val="7ABD7D7D"/>
     <w:multiLevelType w:val="multilevel"/>
     <w:tmpl w:val="E29ACDEA"/>
@@ -24908,7 +29001,7 @@
       </w:rPr>
     </w:lvl>
   </w:abstractNum>
-  <w:abstractNum w:abstractNumId="169" w15:restartNumberingAfterBreak="0">
+  <w:abstractNum w:abstractNumId="191" w15:restartNumberingAfterBreak="0">
     <w:nsid w:val="7C192B2B"/>
     <w:multiLevelType w:val="multilevel"/>
     <w:tmpl w:val="8D1265DC"/>
@@ -25057,7 +29150,7 @@
       </w:rPr>
     </w:lvl>
   </w:abstractNum>
-  <w:abstractNum w:abstractNumId="170" w15:restartNumberingAfterBreak="0">
+  <w:abstractNum w:abstractNumId="192" w15:restartNumberingAfterBreak="0">
     <w:nsid w:val="7C75741C"/>
     <w:multiLevelType w:val="multilevel"/>
     <w:tmpl w:val="713C754E"/>
@@ -25206,7 +29299,7 @@
       </w:rPr>
     </w:lvl>
   </w:abstractNum>
-  <w:abstractNum w:abstractNumId="171" w15:restartNumberingAfterBreak="0">
+  <w:abstractNum w:abstractNumId="193" w15:restartNumberingAfterBreak="0">
     <w:nsid w:val="7CCF5EE9"/>
     <w:multiLevelType w:val="multilevel"/>
     <w:tmpl w:val="9482A978"/>
@@ -25355,7 +29448,7 @@
       </w:rPr>
     </w:lvl>
   </w:abstractNum>
-  <w:abstractNum w:abstractNumId="172" w15:restartNumberingAfterBreak="0">
+  <w:abstractNum w:abstractNumId="194" w15:restartNumberingAfterBreak="0">
     <w:nsid w:val="7DA90892"/>
     <w:multiLevelType w:val="multilevel"/>
     <w:tmpl w:val="06AA1E54"/>
@@ -25504,7 +29597,7 @@
       </w:rPr>
     </w:lvl>
   </w:abstractNum>
-  <w:abstractNum w:abstractNumId="173" w15:restartNumberingAfterBreak="0">
+  <w:abstractNum w:abstractNumId="195" w15:restartNumberingAfterBreak="0">
     <w:nsid w:val="7DC24E04"/>
     <w:multiLevelType w:val="multilevel"/>
     <w:tmpl w:val="7270B556"/>
@@ -25617,7 +29710,7 @@
       </w:pPr>
     </w:lvl>
   </w:abstractNum>
-  <w:abstractNum w:abstractNumId="174" w15:restartNumberingAfterBreak="0">
+  <w:abstractNum w:abstractNumId="196" w15:restartNumberingAfterBreak="0">
     <w:nsid w:val="7E5B46EA"/>
     <w:multiLevelType w:val="multilevel"/>
     <w:tmpl w:val="955696B8"/>
@@ -25766,7 +29859,7 @@
       </w:rPr>
     </w:lvl>
   </w:abstractNum>
-  <w:abstractNum w:abstractNumId="175" w15:restartNumberingAfterBreak="0">
+  <w:abstractNum w:abstractNumId="197" w15:restartNumberingAfterBreak="0">
     <w:nsid w:val="7EBC3B1D"/>
     <w:multiLevelType w:val="multilevel"/>
     <w:tmpl w:val="15744FF4"/>
@@ -25916,124 +30009,124 @@
     </w:lvl>
   </w:abstractNum>
   <w:num w:numId="1" w16cid:durableId="1798835083">
-    <w:abstractNumId w:val="44"/>
+    <w:abstractNumId w:val="47"/>
   </w:num>
   <w:num w:numId="2" w16cid:durableId="162749267">
     <w:abstractNumId w:val="10"/>
   </w:num>
   <w:num w:numId="3" w16cid:durableId="106849234">
-    <w:abstractNumId w:val="35"/>
+    <w:abstractNumId w:val="38"/>
   </w:num>
   <w:num w:numId="4" w16cid:durableId="921716634">
-    <w:abstractNumId w:val="91"/>
+    <w:abstractNumId w:val="100"/>
   </w:num>
   <w:num w:numId="5" w16cid:durableId="643118380">
-    <w:abstractNumId w:val="36"/>
+    <w:abstractNumId w:val="39"/>
   </w:num>
   <w:num w:numId="6" w16cid:durableId="802386548">
-    <w:abstractNumId w:val="110"/>
+    <w:abstractNumId w:val="123"/>
   </w:num>
   <w:num w:numId="7" w16cid:durableId="1385981368">
-    <w:abstractNumId w:val="132"/>
+    <w:abstractNumId w:val="149"/>
   </w:num>
   <w:num w:numId="8" w16cid:durableId="1277368665">
-    <w:abstractNumId w:val="39"/>
+    <w:abstractNumId w:val="42"/>
   </w:num>
   <w:num w:numId="9" w16cid:durableId="805313709">
-    <w:abstractNumId w:val="103"/>
+    <w:abstractNumId w:val="112"/>
   </w:num>
   <w:num w:numId="10" w16cid:durableId="1988514896">
     <w:abstractNumId w:val="13"/>
   </w:num>
   <w:num w:numId="11" w16cid:durableId="805858528">
-    <w:abstractNumId w:val="82"/>
+    <w:abstractNumId w:val="91"/>
   </w:num>
   <w:num w:numId="12" w16cid:durableId="809329421">
-    <w:abstractNumId w:val="55"/>
+    <w:abstractNumId w:val="60"/>
   </w:num>
   <w:num w:numId="13" w16cid:durableId="437798236">
-    <w:abstractNumId w:val="66"/>
+    <w:abstractNumId w:val="73"/>
   </w:num>
   <w:num w:numId="14" w16cid:durableId="504251153">
-    <w:abstractNumId w:val="106"/>
+    <w:abstractNumId w:val="116"/>
   </w:num>
   <w:num w:numId="15" w16cid:durableId="511771826">
-    <w:abstractNumId w:val="96"/>
+    <w:abstractNumId w:val="105"/>
   </w:num>
   <w:num w:numId="16" w16cid:durableId="936057981">
     <w:abstractNumId w:val="18"/>
   </w:num>
   <w:num w:numId="17" w16cid:durableId="1592201596">
-    <w:abstractNumId w:val="159"/>
+    <w:abstractNumId w:val="179"/>
   </w:num>
   <w:num w:numId="18" w16cid:durableId="1718818382">
-    <w:abstractNumId w:val="69"/>
+    <w:abstractNumId w:val="77"/>
   </w:num>
   <w:num w:numId="19" w16cid:durableId="2134597170">
-    <w:abstractNumId w:val="149"/>
+    <w:abstractNumId w:val="169"/>
   </w:num>
   <w:num w:numId="20" w16cid:durableId="2109306182">
-    <w:abstractNumId w:val="26"/>
+    <w:abstractNumId w:val="28"/>
   </w:num>
   <w:num w:numId="21" w16cid:durableId="847251948">
-    <w:abstractNumId w:val="119"/>
+    <w:abstractNumId w:val="132"/>
   </w:num>
   <w:num w:numId="22" w16cid:durableId="2098213051">
-    <w:abstractNumId w:val="123"/>
+    <w:abstractNumId w:val="136"/>
   </w:num>
   <w:num w:numId="23" w16cid:durableId="1540239505">
-    <w:abstractNumId w:val="64"/>
+    <w:abstractNumId w:val="71"/>
   </w:num>
   <w:num w:numId="24" w16cid:durableId="1358435097">
-    <w:abstractNumId w:val="175"/>
+    <w:abstractNumId w:val="197"/>
   </w:num>
   <w:num w:numId="25" w16cid:durableId="1851792364">
-    <w:abstractNumId w:val="34"/>
+    <w:abstractNumId w:val="37"/>
   </w:num>
   <w:num w:numId="26" w16cid:durableId="848062712">
-    <w:abstractNumId w:val="147"/>
+    <w:abstractNumId w:val="167"/>
   </w:num>
   <w:num w:numId="27" w16cid:durableId="352801060">
-    <w:abstractNumId w:val="42"/>
+    <w:abstractNumId w:val="45"/>
   </w:num>
   <w:num w:numId="28" w16cid:durableId="417944735">
-    <w:abstractNumId w:val="76"/>
+    <w:abstractNumId w:val="84"/>
   </w:num>
   <w:num w:numId="29" w16cid:durableId="700319978">
-    <w:abstractNumId w:val="102"/>
+    <w:abstractNumId w:val="111"/>
   </w:num>
   <w:num w:numId="30" w16cid:durableId="2123374843">
-    <w:abstractNumId w:val="28"/>
+    <w:abstractNumId w:val="30"/>
   </w:num>
   <w:num w:numId="31" w16cid:durableId="646591884">
-    <w:abstractNumId w:val="139"/>
+    <w:abstractNumId w:val="158"/>
   </w:num>
   <w:num w:numId="32" w16cid:durableId="2091612383">
-    <w:abstractNumId w:val="160"/>
+    <w:abstractNumId w:val="181"/>
   </w:num>
   <w:num w:numId="33" w16cid:durableId="1013648160">
-    <w:abstractNumId w:val="120"/>
+    <w:abstractNumId w:val="133"/>
   </w:num>
   <w:num w:numId="34" w16cid:durableId="1051416210">
-    <w:abstractNumId w:val="148"/>
+    <w:abstractNumId w:val="168"/>
   </w:num>
   <w:num w:numId="35" w16cid:durableId="1379621320">
-    <w:abstractNumId w:val="32"/>
+    <w:abstractNumId w:val="35"/>
   </w:num>
   <w:num w:numId="36" w16cid:durableId="2089812624">
-    <w:abstractNumId w:val="155"/>
+    <w:abstractNumId w:val="175"/>
   </w:num>
   <w:num w:numId="37" w16cid:durableId="146554751">
     <w:abstractNumId w:val="5"/>
   </w:num>
   <w:num w:numId="38" w16cid:durableId="625476288">
-    <w:abstractNumId w:val="173"/>
+    <w:abstractNumId w:val="195"/>
   </w:num>
   <w:num w:numId="39" w16cid:durableId="187835121">
-    <w:abstractNumId w:val="105"/>
+    <w:abstractNumId w:val="114"/>
   </w:num>
   <w:num w:numId="40" w16cid:durableId="964313490">
-    <w:abstractNumId w:val="109"/>
+    <w:abstractNumId w:val="122"/>
   </w:num>
   <w:num w:numId="41" w16cid:durableId="465390967">
     <w:abstractNumId w:val="11"/>
@@ -26042,67 +30135,67 @@
     <w:abstractNumId w:val="20"/>
   </w:num>
   <w:num w:numId="43" w16cid:durableId="1686983120">
-    <w:abstractNumId w:val="146"/>
+    <w:abstractNumId w:val="165"/>
   </w:num>
   <w:num w:numId="44" w16cid:durableId="1649435073">
-    <w:abstractNumId w:val="151"/>
+    <w:abstractNumId w:val="171"/>
   </w:num>
   <w:num w:numId="45" w16cid:durableId="1022634328">
-    <w:abstractNumId w:val="100"/>
+    <w:abstractNumId w:val="109"/>
   </w:num>
   <w:num w:numId="46" w16cid:durableId="2058627270">
-    <w:abstractNumId w:val="37"/>
+    <w:abstractNumId w:val="40"/>
   </w:num>
   <w:num w:numId="47" w16cid:durableId="1965185811">
-    <w:abstractNumId w:val="79"/>
+    <w:abstractNumId w:val="88"/>
   </w:num>
   <w:num w:numId="48" w16cid:durableId="907761303">
-    <w:abstractNumId w:val="86"/>
+    <w:abstractNumId w:val="95"/>
   </w:num>
   <w:num w:numId="49" w16cid:durableId="1799836983">
-    <w:abstractNumId w:val="67"/>
+    <w:abstractNumId w:val="75"/>
   </w:num>
   <w:num w:numId="50" w16cid:durableId="1347637296">
-    <w:abstractNumId w:val="137"/>
+    <w:abstractNumId w:val="156"/>
   </w:num>
   <w:num w:numId="51" w16cid:durableId="1610620115">
-    <w:abstractNumId w:val="165"/>
+    <w:abstractNumId w:val="187"/>
   </w:num>
   <w:num w:numId="52" w16cid:durableId="468137445">
     <w:abstractNumId w:val="19"/>
   </w:num>
   <w:num w:numId="53" w16cid:durableId="1172375643">
-    <w:abstractNumId w:val="167"/>
+    <w:abstractNumId w:val="189"/>
   </w:num>
   <w:num w:numId="54" w16cid:durableId="803620490">
-    <w:abstractNumId w:val="164"/>
+    <w:abstractNumId w:val="186"/>
   </w:num>
   <w:num w:numId="55" w16cid:durableId="1652447022">
-    <w:abstractNumId w:val="128"/>
+    <w:abstractNumId w:val="144"/>
   </w:num>
   <w:num w:numId="56" w16cid:durableId="730008728">
     <w:abstractNumId w:val="23"/>
   </w:num>
   <w:num w:numId="57" w16cid:durableId="1893806844">
-    <w:abstractNumId w:val="171"/>
+    <w:abstractNumId w:val="193"/>
   </w:num>
   <w:num w:numId="58" w16cid:durableId="792214458">
-    <w:abstractNumId w:val="48"/>
+    <w:abstractNumId w:val="51"/>
   </w:num>
   <w:num w:numId="59" w16cid:durableId="1875800360">
-    <w:abstractNumId w:val="98"/>
+    <w:abstractNumId w:val="107"/>
   </w:num>
   <w:num w:numId="60" w16cid:durableId="1622806707">
-    <w:abstractNumId w:val="121"/>
+    <w:abstractNumId w:val="134"/>
   </w:num>
   <w:num w:numId="61" w16cid:durableId="1019817817">
-    <w:abstractNumId w:val="81"/>
+    <w:abstractNumId w:val="90"/>
   </w:num>
   <w:num w:numId="62" w16cid:durableId="1992446500">
-    <w:abstractNumId w:val="49"/>
+    <w:abstractNumId w:val="52"/>
   </w:num>
   <w:num w:numId="63" w16cid:durableId="395974815">
-    <w:abstractNumId w:val="72"/>
+    <w:abstractNumId w:val="80"/>
   </w:num>
   <w:num w:numId="64" w16cid:durableId="1898662636">
     <w:abstractNumId w:val="24"/>
@@ -26111,73 +30204,73 @@
     <w:abstractNumId w:val="21"/>
   </w:num>
   <w:num w:numId="66" w16cid:durableId="33774365">
-    <w:abstractNumId w:val="99"/>
+    <w:abstractNumId w:val="108"/>
   </w:num>
   <w:num w:numId="67" w16cid:durableId="1426808814">
-    <w:abstractNumId w:val="65"/>
+    <w:abstractNumId w:val="72"/>
   </w:num>
   <w:num w:numId="68" w16cid:durableId="281890386">
     <w:abstractNumId w:val="3"/>
   </w:num>
   <w:num w:numId="69" w16cid:durableId="1742824763">
-    <w:abstractNumId w:val="62"/>
+    <w:abstractNumId w:val="68"/>
   </w:num>
   <w:num w:numId="70" w16cid:durableId="273679594">
-    <w:abstractNumId w:val="63"/>
+    <w:abstractNumId w:val="70"/>
   </w:num>
   <w:num w:numId="71" w16cid:durableId="456264648">
+    <w:abstractNumId w:val="98"/>
+  </w:num>
+  <w:num w:numId="72" w16cid:durableId="146824635">
+    <w:abstractNumId w:val="117"/>
+  </w:num>
+  <w:num w:numId="73" w16cid:durableId="1218466820">
     <w:abstractNumId w:val="89"/>
   </w:num>
-  <w:num w:numId="72" w16cid:durableId="146824635">
-    <w:abstractNumId w:val="107"/>
-  </w:num>
-  <w:num w:numId="73" w16cid:durableId="1218466820">
-    <w:abstractNumId w:val="80"/>
-  </w:num>
   <w:num w:numId="74" w16cid:durableId="593830139">
-    <w:abstractNumId w:val="112"/>
+    <w:abstractNumId w:val="125"/>
   </w:num>
   <w:num w:numId="75" w16cid:durableId="899051016">
-    <w:abstractNumId w:val="114"/>
+    <w:abstractNumId w:val="127"/>
   </w:num>
   <w:num w:numId="76" w16cid:durableId="1868328182">
-    <w:abstractNumId w:val="130"/>
+    <w:abstractNumId w:val="147"/>
   </w:num>
   <w:num w:numId="77" w16cid:durableId="197473060">
-    <w:abstractNumId w:val="135"/>
+    <w:abstractNumId w:val="152"/>
   </w:num>
   <w:num w:numId="78" w16cid:durableId="774524171">
     <w:abstractNumId w:val="22"/>
   </w:num>
   <w:num w:numId="79" w16cid:durableId="1553997399">
-    <w:abstractNumId w:val="68"/>
+    <w:abstractNumId w:val="76"/>
   </w:num>
   <w:num w:numId="80" w16cid:durableId="488979080">
-    <w:abstractNumId w:val="33"/>
+    <w:abstractNumId w:val="36"/>
   </w:num>
   <w:num w:numId="81" w16cid:durableId="1854418702">
-    <w:abstractNumId w:val="74"/>
+    <w:abstractNumId w:val="82"/>
   </w:num>
   <w:num w:numId="82" w16cid:durableId="1583029788">
-    <w:abstractNumId w:val="156"/>
+    <w:abstractNumId w:val="176"/>
   </w:num>
   <w:num w:numId="83" w16cid:durableId="1284458127">
-    <w:abstractNumId w:val="115"/>
+    <w:abstractNumId w:val="128"/>
   </w:num>
   <w:num w:numId="84" w16cid:durableId="69275459">
-    <w:abstractNumId w:val="40"/>
+    <w:abstractNumId w:val="43"/>
   </w:num>
   <w:num w:numId="85" w16cid:durableId="1551771069">
-    <w:abstractNumId w:val="51"/>
+    <w:abstractNumId w:val="55"/>
   </w:num>
   <w:num w:numId="86" w16cid:durableId="1878152963">
-    <w:abstractNumId w:val="141"/>
+    <w:abstractNumId w:val="160"/>
   </w:num>
   <w:num w:numId="87" w16cid:durableId="945382234">
-    <w:abstractNumId w:val="92"/>
+    <w:abstractNumId w:val="101"/>
   </w:num>
   <w:num w:numId="88" w16cid:durableId="1096750448">
-    <w:abstractNumId w:val="56"/>
+    <w:abstractNumId w:val="61"/>
   </w:num>
   <w:num w:numId="89" w16cid:durableId="834496056">
     <w:abstractNumId w:val="16"/>
@@ -26186,49 +30279,49 @@
     <w:abstractNumId w:val="14"/>
   </w:num>
   <w:num w:numId="91" w16cid:durableId="466581927">
-    <w:abstractNumId w:val="31"/>
+    <w:abstractNumId w:val="33"/>
   </w:num>
   <w:num w:numId="92" w16cid:durableId="877936852">
     <w:abstractNumId w:val="2"/>
   </w:num>
   <w:num w:numId="93" w16cid:durableId="1264416038">
-    <w:abstractNumId w:val="73"/>
+    <w:abstractNumId w:val="81"/>
   </w:num>
   <w:num w:numId="94" w16cid:durableId="829447964">
-    <w:abstractNumId w:val="75"/>
+    <w:abstractNumId w:val="83"/>
   </w:num>
   <w:num w:numId="95" w16cid:durableId="136804396">
-    <w:abstractNumId w:val="145"/>
+    <w:abstractNumId w:val="164"/>
   </w:num>
   <w:num w:numId="96" w16cid:durableId="542642592">
-    <w:abstractNumId w:val="163"/>
+    <w:abstractNumId w:val="184"/>
   </w:num>
   <w:num w:numId="97" w16cid:durableId="1325008515">
-    <w:abstractNumId w:val="84"/>
+    <w:abstractNumId w:val="93"/>
   </w:num>
   <w:num w:numId="98" w16cid:durableId="1839881496">
-    <w:abstractNumId w:val="122"/>
+    <w:abstractNumId w:val="135"/>
   </w:num>
   <w:num w:numId="99" w16cid:durableId="1958635518">
     <w:abstractNumId w:val="1"/>
   </w:num>
   <w:num w:numId="100" w16cid:durableId="1217618019">
-    <w:abstractNumId w:val="158"/>
+    <w:abstractNumId w:val="178"/>
   </w:num>
   <w:num w:numId="101" w16cid:durableId="968245891">
-    <w:abstractNumId w:val="125"/>
+    <w:abstractNumId w:val="139"/>
   </w:num>
   <w:num w:numId="102" w16cid:durableId="1263143204">
-    <w:abstractNumId w:val="93"/>
+    <w:abstractNumId w:val="102"/>
   </w:num>
   <w:num w:numId="103" w16cid:durableId="1236282246">
-    <w:abstractNumId w:val="46"/>
+    <w:abstractNumId w:val="49"/>
   </w:num>
   <w:num w:numId="104" w16cid:durableId="629363071">
-    <w:abstractNumId w:val="95"/>
+    <w:abstractNumId w:val="104"/>
   </w:num>
   <w:num w:numId="105" w16cid:durableId="1006788">
-    <w:abstractNumId w:val="71"/>
+    <w:abstractNumId w:val="79"/>
   </w:num>
   <w:num w:numId="106" w16cid:durableId="244147820">
     <w:abstractNumId w:val="7"/>
@@ -26237,211 +30330,277 @@
     <w:abstractNumId w:val="15"/>
   </w:num>
   <w:num w:numId="108" w16cid:durableId="1960144471">
-    <w:abstractNumId w:val="59"/>
+    <w:abstractNumId w:val="64"/>
   </w:num>
   <w:num w:numId="109" w16cid:durableId="1559851927">
-    <w:abstractNumId w:val="174"/>
+    <w:abstractNumId w:val="196"/>
   </w:num>
   <w:num w:numId="110" w16cid:durableId="1554536127">
+    <w:abstractNumId w:val="29"/>
+  </w:num>
+  <w:num w:numId="111" w16cid:durableId="156195581">
     <w:abstractNumId w:val="27"/>
   </w:num>
-  <w:num w:numId="111" w16cid:durableId="156195581">
-    <w:abstractNumId w:val="25"/>
-  </w:num>
   <w:num w:numId="112" w16cid:durableId="2039817305">
-    <w:abstractNumId w:val="116"/>
+    <w:abstractNumId w:val="129"/>
   </w:num>
   <w:num w:numId="113" w16cid:durableId="1928073017">
-    <w:abstractNumId w:val="134"/>
+    <w:abstractNumId w:val="151"/>
   </w:num>
   <w:num w:numId="114" w16cid:durableId="790127560">
-    <w:abstractNumId w:val="29"/>
+    <w:abstractNumId w:val="31"/>
   </w:num>
   <w:num w:numId="115" w16cid:durableId="31346920">
-    <w:abstractNumId w:val="166"/>
+    <w:abstractNumId w:val="188"/>
   </w:num>
   <w:num w:numId="116" w16cid:durableId="11343034">
     <w:abstractNumId w:val="8"/>
   </w:num>
   <w:num w:numId="117" w16cid:durableId="1735809624">
-    <w:abstractNumId w:val="118"/>
+    <w:abstractNumId w:val="131"/>
   </w:num>
   <w:num w:numId="118" w16cid:durableId="1324970676">
-    <w:abstractNumId w:val="54"/>
+    <w:abstractNumId w:val="59"/>
   </w:num>
   <w:num w:numId="119" w16cid:durableId="452797359">
-    <w:abstractNumId w:val="94"/>
+    <w:abstractNumId w:val="103"/>
   </w:num>
   <w:num w:numId="120" w16cid:durableId="522475483">
-    <w:abstractNumId w:val="60"/>
+    <w:abstractNumId w:val="65"/>
   </w:num>
   <w:num w:numId="121" w16cid:durableId="1142113167">
-    <w:abstractNumId w:val="61"/>
+    <w:abstractNumId w:val="67"/>
   </w:num>
   <w:num w:numId="122" w16cid:durableId="924653674">
     <w:abstractNumId w:val="9"/>
   </w:num>
   <w:num w:numId="123" w16cid:durableId="1214853953">
-    <w:abstractNumId w:val="111"/>
+    <w:abstractNumId w:val="124"/>
   </w:num>
   <w:num w:numId="124" w16cid:durableId="1668899478">
-    <w:abstractNumId w:val="136"/>
+    <w:abstractNumId w:val="155"/>
   </w:num>
   <w:num w:numId="125" w16cid:durableId="1419517687">
-    <w:abstractNumId w:val="38"/>
+    <w:abstractNumId w:val="41"/>
   </w:num>
   <w:num w:numId="126" w16cid:durableId="861889">
-    <w:abstractNumId w:val="43"/>
+    <w:abstractNumId w:val="46"/>
   </w:num>
   <w:num w:numId="127" w16cid:durableId="961418348">
-    <w:abstractNumId w:val="127"/>
+    <w:abstractNumId w:val="143"/>
   </w:num>
   <w:num w:numId="128" w16cid:durableId="1577276532">
-    <w:abstractNumId w:val="88"/>
+    <w:abstractNumId w:val="97"/>
   </w:num>
   <w:num w:numId="129" w16cid:durableId="594942111">
-    <w:abstractNumId w:val="168"/>
+    <w:abstractNumId w:val="190"/>
   </w:num>
   <w:num w:numId="130" w16cid:durableId="967319473">
-    <w:abstractNumId w:val="126"/>
+    <w:abstractNumId w:val="142"/>
   </w:num>
   <w:num w:numId="131" w16cid:durableId="766968019">
     <w:abstractNumId w:val="17"/>
   </w:num>
   <w:num w:numId="132" w16cid:durableId="902594334">
-    <w:abstractNumId w:val="117"/>
+    <w:abstractNumId w:val="130"/>
   </w:num>
   <w:num w:numId="133" w16cid:durableId="2078815584">
-    <w:abstractNumId w:val="172"/>
+    <w:abstractNumId w:val="194"/>
   </w:num>
   <w:num w:numId="134" w16cid:durableId="680812002">
     <w:abstractNumId w:val="6"/>
   </w:num>
   <w:num w:numId="135" w16cid:durableId="307979773">
-    <w:abstractNumId w:val="169"/>
+    <w:abstractNumId w:val="191"/>
   </w:num>
   <w:num w:numId="136" w16cid:durableId="1116409218">
-    <w:abstractNumId w:val="129"/>
+    <w:abstractNumId w:val="145"/>
   </w:num>
   <w:num w:numId="137" w16cid:durableId="956182137">
-    <w:abstractNumId w:val="124"/>
+    <w:abstractNumId w:val="138"/>
   </w:num>
   <w:num w:numId="138" w16cid:durableId="1780030706">
-    <w:abstractNumId w:val="170"/>
+    <w:abstractNumId w:val="192"/>
   </w:num>
   <w:num w:numId="139" w16cid:durableId="1303080418">
-    <w:abstractNumId w:val="47"/>
+    <w:abstractNumId w:val="50"/>
   </w:num>
   <w:num w:numId="140" w16cid:durableId="649796519">
-    <w:abstractNumId w:val="41"/>
+    <w:abstractNumId w:val="44"/>
   </w:num>
   <w:num w:numId="141" w16cid:durableId="1648590043">
-    <w:abstractNumId w:val="161"/>
+    <w:abstractNumId w:val="182"/>
   </w:num>
   <w:num w:numId="142" w16cid:durableId="2049448807">
-    <w:abstractNumId w:val="87"/>
+    <w:abstractNumId w:val="96"/>
   </w:num>
   <w:num w:numId="143" w16cid:durableId="1551070899">
-    <w:abstractNumId w:val="133"/>
+    <w:abstractNumId w:val="150"/>
   </w:num>
   <w:num w:numId="144" w16cid:durableId="1174958702">
-    <w:abstractNumId w:val="45"/>
+    <w:abstractNumId w:val="48"/>
   </w:num>
   <w:num w:numId="145" w16cid:durableId="1068305762">
-    <w:abstractNumId w:val="131"/>
+    <w:abstractNumId w:val="148"/>
   </w:num>
   <w:num w:numId="146" w16cid:durableId="2057120666">
-    <w:abstractNumId w:val="30"/>
+    <w:abstractNumId w:val="32"/>
   </w:num>
   <w:num w:numId="147" w16cid:durableId="794521826">
     <w:abstractNumId w:val="0"/>
   </w:num>
   <w:num w:numId="148" w16cid:durableId="442457608">
-    <w:abstractNumId w:val="152"/>
+    <w:abstractNumId w:val="172"/>
   </w:num>
   <w:num w:numId="149" w16cid:durableId="1730610585">
-    <w:abstractNumId w:val="52"/>
+    <w:abstractNumId w:val="57"/>
   </w:num>
   <w:num w:numId="150" w16cid:durableId="913583879">
-    <w:abstractNumId w:val="50"/>
+    <w:abstractNumId w:val="54"/>
   </w:num>
   <w:num w:numId="151" w16cid:durableId="1605726650">
-    <w:abstractNumId w:val="85"/>
+    <w:abstractNumId w:val="94"/>
   </w:num>
   <w:num w:numId="152" w16cid:durableId="1297222125">
-    <w:abstractNumId w:val="150"/>
+    <w:abstractNumId w:val="170"/>
   </w:num>
   <w:num w:numId="153" w16cid:durableId="1540512536">
     <w:abstractNumId w:val="4"/>
   </w:num>
   <w:num w:numId="154" w16cid:durableId="1676955912">
-    <w:abstractNumId w:val="144"/>
+    <w:abstractNumId w:val="163"/>
   </w:num>
   <w:num w:numId="155" w16cid:durableId="1421414561">
-    <w:abstractNumId w:val="162"/>
+    <w:abstractNumId w:val="183"/>
   </w:num>
   <w:num w:numId="156" w16cid:durableId="576331122">
-    <w:abstractNumId w:val="57"/>
+    <w:abstractNumId w:val="62"/>
   </w:num>
   <w:num w:numId="157" w16cid:durableId="590621449">
-    <w:abstractNumId w:val="101"/>
+    <w:abstractNumId w:val="110"/>
   </w:num>
   <w:num w:numId="158" w16cid:durableId="1172986573">
-    <w:abstractNumId w:val="77"/>
+    <w:abstractNumId w:val="85"/>
   </w:num>
   <w:num w:numId="159" w16cid:durableId="718672507">
-    <w:abstractNumId w:val="53"/>
+    <w:abstractNumId w:val="58"/>
   </w:num>
   <w:num w:numId="160" w16cid:durableId="1374303784">
-    <w:abstractNumId w:val="113"/>
+    <w:abstractNumId w:val="126"/>
   </w:num>
   <w:num w:numId="161" w16cid:durableId="1166941070">
-    <w:abstractNumId w:val="154"/>
+    <w:abstractNumId w:val="174"/>
   </w:num>
   <w:num w:numId="162" w16cid:durableId="823819064">
-    <w:abstractNumId w:val="142"/>
+    <w:abstractNumId w:val="161"/>
   </w:num>
   <w:num w:numId="163" w16cid:durableId="1330212085">
-    <w:abstractNumId w:val="138"/>
+    <w:abstractNumId w:val="157"/>
   </w:num>
   <w:num w:numId="164" w16cid:durableId="1787697208">
-    <w:abstractNumId w:val="140"/>
+    <w:abstractNumId w:val="159"/>
   </w:num>
   <w:num w:numId="165" w16cid:durableId="1681202902">
-    <w:abstractNumId w:val="58"/>
+    <w:abstractNumId w:val="63"/>
   </w:num>
   <w:num w:numId="166" w16cid:durableId="748846984">
-    <w:abstractNumId w:val="78"/>
+    <w:abstractNumId w:val="86"/>
   </w:num>
   <w:num w:numId="167" w16cid:durableId="314381326">
     <w:abstractNumId w:val="12"/>
   </w:num>
   <w:num w:numId="168" w16cid:durableId="1857843422">
-    <w:abstractNumId w:val="143"/>
+    <w:abstractNumId w:val="162"/>
   </w:num>
   <w:num w:numId="169" w16cid:durableId="1740131395">
-    <w:abstractNumId w:val="90"/>
+    <w:abstractNumId w:val="99"/>
   </w:num>
   <w:num w:numId="170" w16cid:durableId="1232813269">
-    <w:abstractNumId w:val="157"/>
+    <w:abstractNumId w:val="177"/>
   </w:num>
   <w:num w:numId="171" w16cid:durableId="580455484">
-    <w:abstractNumId w:val="70"/>
+    <w:abstractNumId w:val="78"/>
   </w:num>
   <w:num w:numId="172" w16cid:durableId="300308181">
-    <w:abstractNumId w:val="108"/>
+    <w:abstractNumId w:val="119"/>
   </w:num>
   <w:num w:numId="173" w16cid:durableId="1518808559">
+    <w:abstractNumId w:val="173"/>
+  </w:num>
+  <w:num w:numId="174" w16cid:durableId="1705254891">
+    <w:abstractNumId w:val="106"/>
+  </w:num>
+  <w:num w:numId="175" w16cid:durableId="1201936472">
+    <w:abstractNumId w:val="92"/>
+  </w:num>
+  <w:num w:numId="176" w16cid:durableId="2023311226">
+    <w:abstractNumId w:val="113"/>
+  </w:num>
+  <w:num w:numId="177" w16cid:durableId="1265335244">
+    <w:abstractNumId w:val="115"/>
+  </w:num>
+  <w:num w:numId="178" w16cid:durableId="989405257">
+    <w:abstractNumId w:val="25"/>
+  </w:num>
+  <w:num w:numId="179" w16cid:durableId="1527938579">
+    <w:abstractNumId w:val="166"/>
+  </w:num>
+  <w:num w:numId="180" w16cid:durableId="1360357078">
+    <w:abstractNumId w:val="141"/>
+  </w:num>
+  <w:num w:numId="181" w16cid:durableId="1029572736">
+    <w:abstractNumId w:val="154"/>
+  </w:num>
+  <w:num w:numId="182" w16cid:durableId="1318805578">
     <w:abstractNumId w:val="153"/>
   </w:num>
-  <w:num w:numId="174" w16cid:durableId="1705254891">
-    <w:abstractNumId w:val="97"/>
+  <w:num w:numId="183" w16cid:durableId="410277166">
+    <w:abstractNumId w:val="74"/>
   </w:num>
-  <w:num w:numId="175" w16cid:durableId="1201936472">
-    <w:abstractNumId w:val="83"/>
+  <w:num w:numId="184" w16cid:durableId="944533861">
+    <w:abstractNumId w:val="121"/>
   </w:num>
-  <w:num w:numId="176" w16cid:durableId="2023311226">
-    <w:abstractNumId w:val="104"/>
+  <w:num w:numId="185" w16cid:durableId="968126139">
+    <w:abstractNumId w:val="66"/>
+  </w:num>
+  <w:num w:numId="186" w16cid:durableId="176703101">
+    <w:abstractNumId w:val="118"/>
+  </w:num>
+  <w:num w:numId="187" w16cid:durableId="1241141061">
+    <w:abstractNumId w:val="53"/>
+  </w:num>
+  <w:num w:numId="188" w16cid:durableId="1387147487">
+    <w:abstractNumId w:val="146"/>
+  </w:num>
+  <w:num w:numId="189" w16cid:durableId="1141460728">
+    <w:abstractNumId w:val="140"/>
+  </w:num>
+  <w:num w:numId="190" w16cid:durableId="63918357">
+    <w:abstractNumId w:val="185"/>
+  </w:num>
+  <w:num w:numId="191" w16cid:durableId="1905138764">
+    <w:abstractNumId w:val="180"/>
+  </w:num>
+  <w:num w:numId="192" w16cid:durableId="1974627602">
+    <w:abstractNumId w:val="137"/>
+  </w:num>
+  <w:num w:numId="193" w16cid:durableId="1889367866">
+    <w:abstractNumId w:val="87"/>
+  </w:num>
+  <w:num w:numId="194" w16cid:durableId="1489516542">
+    <w:abstractNumId w:val="56"/>
+  </w:num>
+  <w:num w:numId="195" w16cid:durableId="1996254472">
+    <w:abstractNumId w:val="34"/>
+  </w:num>
+  <w:num w:numId="196" w16cid:durableId="1594052817">
+    <w:abstractNumId w:val="120"/>
+  </w:num>
+  <w:num w:numId="197" w16cid:durableId="2028872942">
+    <w:abstractNumId w:val="26"/>
+  </w:num>
+  <w:num w:numId="198" w16cid:durableId="1544830629">
+    <w:abstractNumId w:val="69"/>
   </w:num>
 </w:numbering>
 </file>
@@ -27048,7 +31207,6 @@
   <w:style w:type="character" w:default="1" w:styleId="DefaultParagraphFont">
     <w:name w:val="Default Paragraph Font"/>
     <w:uiPriority w:val="1"/>
-    <w:semiHidden/>
     <w:unhideWhenUsed/>
   </w:style>
   <w:style w:type="table" w:default="1" w:styleId="TableNormal">

--- a/main.docx
+++ b/main.docx
@@ -2,821 +2,6 @@
 <file path=word/document.xml><?xml version="1.0" encoding="utf-8"?>
 <w:document xmlns:wpc="http://schemas.microsoft.com/office/word/2010/wordprocessingCanvas" xmlns:cx="http://schemas.microsoft.com/office/drawing/2014/chartex" xmlns:cx1="http://schemas.microsoft.com/office/drawing/2015/9/8/chartex" xmlns:cx2="http://schemas.microsoft.com/office/drawing/2015/10/21/chartex" xmlns:cx3="http://schemas.microsoft.com/office/drawing/2016/5/9/chartex" xmlns:cx4="http://schemas.microsoft.com/office/drawing/2016/5/10/chartex" xmlns:cx5="http://schemas.microsoft.com/office/drawing/2016/5/11/chartex" xmlns:cx6="http://schemas.microsoft.com/office/drawing/2016/5/12/chartex" xmlns:cx7="http://schemas.microsoft.com/office/drawing/2016/5/13/chartex" xmlns:cx8="http://schemas.microsoft.com/office/drawing/2016/5/14/chartex" xmlns:mc="http://schemas.openxmlformats.org/markup-compatibility/2006" xmlns:aink="http://schemas.microsoft.com/office/drawing/2016/ink" xmlns:am3d="http://schemas.microsoft.com/office/drawing/2017/model3d" xmlns:o="urn:schemas-microsoft-com:office:office" xmlns:oel="http://schemas.microsoft.com/office/2019/extlst" xmlns:r="http://schemas.openxmlformats.org/officeDocument/2006/relationships" xmlns:m="http://schemas.openxmlformats.org/officeDocument/2006/math" xmlns:v="urn:schemas-microsoft-com:vml" xmlns:wp14="http://schemas.microsoft.com/office/word/2010/wordprocessingDrawing" xmlns:wp="http://schemas.openxmlformats.org/drawingml/2006/wordprocessingDrawing" xmlns:w10="urn:schemas-microsoft-com:office:word" xmlns:w="http://schemas.openxmlformats.org/wordprocessingml/2006/main" xmlns:w14="http://schemas.microsoft.com/office/word/2010/wordml" xmlns:w15="http://schemas.microsoft.com/office/word/2012/wordml" xmlns:w16cex="http://schemas.microsoft.com/office/word/2018/wordml/cex" xmlns:w16cid="http://schemas.microsoft.com/office/word/2016/wordml/cid" xmlns:w16="http://schemas.microsoft.com/office/word/2018/wordml" xmlns:w16du="http://schemas.microsoft.com/office/word/2023/wordml/word16du" xmlns:w16sdtdh="http://schemas.microsoft.com/office/word/2020/wordml/sdtdatahash" xmlns:w16sdtfl="http://schemas.microsoft.com/office/word/2024/wordml/sdtformatlock" xmlns:w16se="http://schemas.microsoft.com/office/word/2015/wordml/symex" xmlns:wpg="http://schemas.microsoft.com/office/word/2010/wordprocessingGroup" xmlns:wpi="http://schemas.microsoft.com/office/word/2010/wordprocessingInk" xmlns:wne="http://schemas.microsoft.com/office/word/2006/wordml" xmlns:wps="http://schemas.microsoft.com/office/word/2010/wordprocessingShape" mc:Ignorable="w14 w15 w16se w16cid w16 w16cex w16sdtdh w16sdtfl w16du wp14">
   <w:body>
-    <w:p>
-      <w:r>
-        <w:t xml:space="preserve">Here’s a clean, structured </w:t>
-      </w:r>
-      <w:r>
-        <w:rPr>
-          <w:b/>
-          <w:bCs/>
-        </w:rPr>
-        <w:t>bullet summary</w:t>
-      </w:r>
-      <w:r>
-        <w:t xml:space="preserve">, a clear </w:t>
-      </w:r>
-      <w:r>
-        <w:rPr>
-          <w:b/>
-          <w:bCs/>
-        </w:rPr>
-        <w:t>plain</w:t>
-      </w:r>
-      <w:r>
-        <w:rPr>
-          <w:b/>
-          <w:bCs/>
-        </w:rPr>
-        <w:noBreakHyphen/>
-        <w:t>English explanation</w:t>
-      </w:r>
-      <w:r>
-        <w:t xml:space="preserve">, and a </w:t>
-      </w:r>
-      <w:r>
-        <w:rPr>
-          <w:b/>
-          <w:bCs/>
-        </w:rPr>
-        <w:t>Python code example</w:t>
-      </w:r>
-      <w:r>
-        <w:t xml:space="preserve"> that mirrors the intuition behind the Khan Academy simulation you described. I’ll keep it intuitive and focused on what confidence intervals </w:t>
-      </w:r>
-      <w:proofErr w:type="gramStart"/>
-      <w:r>
-        <w:rPr>
-          <w:i/>
-          <w:iCs/>
-        </w:rPr>
-        <w:t>actually do</w:t>
-      </w:r>
-      <w:proofErr w:type="gramEnd"/>
-      <w:r>
-        <w:t xml:space="preserve"> when you simulate them many times.</w:t>
-      </w:r>
-    </w:p>
-    <w:p>
-      <w:pPr>
-        <w:rPr>
-          <w:b/>
-          <w:bCs/>
-        </w:rPr>
-      </w:pPr>
-      <w:r>
-        <w:rPr>
-          <w:rFonts w:ascii="Segoe UI Emoji" w:hAnsi="Segoe UI Emoji" w:cs="Segoe UI Emoji"/>
-          <w:b/>
-          <w:bCs/>
-        </w:rPr>
-        <w:t>📌</w:t>
-      </w:r>
-      <w:r>
-        <w:rPr>
-          <w:b/>
-          <w:bCs/>
-        </w:rPr>
-        <w:t xml:space="preserve"> Bullet Summary: Confidence Intervals via Simulation</w:t>
-      </w:r>
-    </w:p>
-    <w:p>
-      <w:pPr>
-        <w:rPr>
-          <w:b/>
-          <w:bCs/>
-        </w:rPr>
-      </w:pPr>
-      <w:r>
-        <w:rPr>
-          <w:b/>
-          <w:bCs/>
-        </w:rPr>
-        <w:t>Setup</w:t>
-      </w:r>
-    </w:p>
-    <w:p>
-      <w:pPr>
-        <w:numPr>
-          <w:ilvl w:val="0"/>
-          <w:numId w:val="193"/>
-        </w:numPr>
-      </w:pPr>
-      <w:r>
-        <w:t>A gumball machine has a true (but unknown to the sampler) proportion of green gumballs.</w:t>
-      </w:r>
-    </w:p>
-    <w:p>
-      <w:pPr>
-        <w:numPr>
-          <w:ilvl w:val="0"/>
-          <w:numId w:val="193"/>
-        </w:numPr>
-      </w:pPr>
-      <w:r>
-        <w:t xml:space="preserve">Example: true proportion </w:t>
-      </w:r>
-      <m:oMath>
-        <m:r>
-          <w:rPr>
-            <w:rFonts w:ascii="Cambria Math" w:hAnsi="Cambria Math"/>
-          </w:rPr>
-          <m:t>p=0.60</m:t>
-        </m:r>
-      </m:oMath>
-      <w:r>
-        <w:t>.</w:t>
-      </w:r>
-    </w:p>
-    <w:p>
-      <w:pPr>
-        <w:numPr>
-          <w:ilvl w:val="0"/>
-          <w:numId w:val="193"/>
-        </w:numPr>
-      </w:pPr>
-      <w:r>
-        <w:t xml:space="preserve">A sampler draws repeated samples of size </w:t>
-      </w:r>
-      <m:oMath>
-        <m:r>
-          <w:rPr>
-            <w:rFonts w:ascii="Cambria Math" w:hAnsi="Cambria Math"/>
-          </w:rPr>
-          <m:t>n=50</m:t>
-        </m:r>
-      </m:oMath>
-      <w:r>
-        <w:t>(or any chosen size).</w:t>
-      </w:r>
-    </w:p>
-    <w:p>
-      <w:pPr>
-        <w:numPr>
-          <w:ilvl w:val="0"/>
-          <w:numId w:val="193"/>
-        </w:numPr>
-      </w:pPr>
-      <w:r>
-        <w:t xml:space="preserve">For each sample, they compute the sample proportion </w:t>
-      </w:r>
-      <m:oMath>
-        <m:acc>
-          <m:accPr>
-            <m:ctrlPr>
-              <w:rPr>
-                <w:rFonts w:ascii="Cambria Math" w:hAnsi="Cambria Math"/>
-              </w:rPr>
-            </m:ctrlPr>
-          </m:accPr>
-          <m:e>
-            <m:r>
-              <w:rPr>
-                <w:rFonts w:ascii="Cambria Math" w:hAnsi="Cambria Math"/>
-              </w:rPr>
-              <m:t>p</m:t>
-            </m:r>
-          </m:e>
-        </m:acc>
-      </m:oMath>
-      <w:r>
-        <w:t>.</w:t>
-      </w:r>
-    </w:p>
-    <w:p>
-      <w:pPr>
-        <w:rPr>
-          <w:b/>
-          <w:bCs/>
-        </w:rPr>
-      </w:pPr>
-      <w:r>
-        <w:rPr>
-          <w:b/>
-          <w:bCs/>
-        </w:rPr>
-        <w:t>Confidence Interval Construction</w:t>
-      </w:r>
-    </w:p>
-    <w:p>
-      <w:pPr>
-        <w:numPr>
-          <w:ilvl w:val="0"/>
-          <w:numId w:val="194"/>
-        </w:numPr>
-      </w:pPr>
-      <w:r>
-        <w:t xml:space="preserve">Using a 95% confidence level → use </w:t>
-      </w:r>
-      <w:r>
-        <w:rPr>
-          <w:b/>
-          <w:bCs/>
-        </w:rPr>
-        <w:t>±2 standard errors</w:t>
-      </w:r>
-      <w:r>
-        <w:t xml:space="preserve"> around </w:t>
-      </w:r>
-      <m:oMath>
-        <m:acc>
-          <m:accPr>
-            <m:ctrlPr>
-              <w:rPr>
-                <w:rFonts w:ascii="Cambria Math" w:hAnsi="Cambria Math"/>
-              </w:rPr>
-            </m:ctrlPr>
-          </m:accPr>
-          <m:e>
-            <m:r>
-              <w:rPr>
-                <w:rFonts w:ascii="Cambria Math" w:hAnsi="Cambria Math"/>
-              </w:rPr>
-              <m:t>p</m:t>
-            </m:r>
-          </m:e>
-        </m:acc>
-      </m:oMath>
-      <w:r>
-        <w:t>.</w:t>
-      </w:r>
-    </w:p>
-    <w:p>
-      <w:pPr>
-        <w:numPr>
-          <w:ilvl w:val="0"/>
-          <w:numId w:val="194"/>
-        </w:numPr>
-      </w:pPr>
-      <w:r>
-        <w:t>Standard error estimated from sample:</w:t>
-      </w:r>
-    </w:p>
-    <w:p>
-      <m:oMathPara>
-        <m:oMath>
-          <m:r>
-            <w:rPr>
-              <w:rFonts w:ascii="Cambria Math" w:hAnsi="Cambria Math"/>
-            </w:rPr>
-            <m:t>SE=</m:t>
-          </m:r>
-          <m:rad>
-            <m:radPr>
-              <m:degHide m:val="1"/>
-              <m:ctrlPr>
-                <w:rPr>
-                  <w:rFonts w:ascii="Cambria Math" w:hAnsi="Cambria Math"/>
-                </w:rPr>
-              </m:ctrlPr>
-            </m:radPr>
-            <m:deg/>
-            <m:e>
-              <m:f>
-                <m:fPr>
-                  <m:ctrlPr>
-                    <w:rPr>
-                      <w:rFonts w:ascii="Cambria Math" w:hAnsi="Cambria Math"/>
-                    </w:rPr>
-                  </m:ctrlPr>
-                </m:fPr>
-                <m:num>
-                  <m:acc>
-                    <m:accPr>
-                      <m:ctrlPr>
-                        <w:rPr>
-                          <w:rFonts w:ascii="Cambria Math" w:hAnsi="Cambria Math"/>
-                        </w:rPr>
-                      </m:ctrlPr>
-                    </m:accPr>
-                    <m:e>
-                      <m:r>
-                        <w:rPr>
-                          <w:rFonts w:ascii="Cambria Math" w:hAnsi="Cambria Math"/>
-                        </w:rPr>
-                        <m:t>p</m:t>
-                      </m:r>
-                    </m:e>
-                  </m:acc>
-                  <m:r>
-                    <w:rPr>
-                      <w:rFonts w:ascii="Cambria Math" w:hAnsi="Cambria Math"/>
-                    </w:rPr>
-                    <m:t>(1-</m:t>
-                  </m:r>
-                  <m:acc>
-                    <m:accPr>
-                      <m:ctrlPr>
-                        <w:rPr>
-                          <w:rFonts w:ascii="Cambria Math" w:hAnsi="Cambria Math"/>
-                        </w:rPr>
-                      </m:ctrlPr>
-                    </m:accPr>
-                    <m:e>
-                      <m:r>
-                        <w:rPr>
-                          <w:rFonts w:ascii="Cambria Math" w:hAnsi="Cambria Math"/>
-                        </w:rPr>
-                        <m:t>p</m:t>
-                      </m:r>
-                    </m:e>
-                  </m:acc>
-                  <m:r>
-                    <w:rPr>
-                      <w:rFonts w:ascii="Cambria Math" w:hAnsi="Cambria Math"/>
-                    </w:rPr>
-                    <m:t>)</m:t>
-                  </m:r>
-                </m:num>
-                <m:den>
-                  <m:r>
-                    <w:rPr>
-                      <w:rFonts w:ascii="Cambria Math" w:hAnsi="Cambria Math"/>
-                    </w:rPr>
-                    <m:t>n</m:t>
-                  </m:r>
-                </m:den>
-              </m:f>
-            </m:e>
-          </m:rad>
-        </m:oMath>
-      </m:oMathPara>
-    </w:p>
-    <w:p>
-      <w:pPr>
-        <w:numPr>
-          <w:ilvl w:val="0"/>
-          <w:numId w:val="195"/>
-        </w:numPr>
-      </w:pPr>
-      <w:r>
-        <w:t>Confidence interval:</w:t>
-      </w:r>
-    </w:p>
-    <w:p>
-      <m:oMathPara>
-        <m:oMath>
-          <m:acc>
-            <m:accPr>
-              <m:ctrlPr>
-                <w:rPr>
-                  <w:rFonts w:ascii="Cambria Math" w:hAnsi="Cambria Math"/>
-                </w:rPr>
-              </m:ctrlPr>
-            </m:accPr>
-            <m:e>
-              <m:r>
-                <w:rPr>
-                  <w:rFonts w:ascii="Cambria Math" w:hAnsi="Cambria Math"/>
-                </w:rPr>
-                <m:t>p</m:t>
-              </m:r>
-            </m:e>
-          </m:acc>
-          <m:r>
-            <w:rPr>
-              <w:rFonts w:ascii="Cambria Math" w:hAnsi="Cambria Math"/>
-            </w:rPr>
-            <m:t>±2SE</m:t>
-          </m:r>
-        </m:oMath>
-      </m:oMathPara>
-    </w:p>
-    <w:p>
-      <w:pPr>
-        <w:rPr>
-          <w:b/>
-          <w:bCs/>
-        </w:rPr>
-      </w:pPr>
-      <w:r>
-        <w:rPr>
-          <w:b/>
-          <w:bCs/>
-        </w:rPr>
-        <w:t>Key Observations from the Simulation</w:t>
-      </w:r>
-    </w:p>
-    <w:p>
-      <w:pPr>
-        <w:numPr>
-          <w:ilvl w:val="0"/>
-          <w:numId w:val="196"/>
-        </w:numPr>
-      </w:pPr>
-      <w:r>
-        <w:t xml:space="preserve">Each sample gives a </w:t>
-      </w:r>
-      <w:r>
-        <w:rPr>
-          <w:i/>
-          <w:iCs/>
-        </w:rPr>
-        <w:t>different</w:t>
-      </w:r>
-      <w:r>
-        <w:t xml:space="preserve"> </w:t>
-      </w:r>
-      <m:oMath>
-        <m:acc>
-          <m:accPr>
-            <m:ctrlPr>
-              <w:rPr>
-                <w:rFonts w:ascii="Cambria Math" w:hAnsi="Cambria Math"/>
-              </w:rPr>
-            </m:ctrlPr>
-          </m:accPr>
-          <m:e>
-            <m:r>
-              <w:rPr>
-                <w:rFonts w:ascii="Cambria Math" w:hAnsi="Cambria Math"/>
-              </w:rPr>
-              <m:t>p</m:t>
-            </m:r>
-          </m:e>
-        </m:acc>
-      </m:oMath>
-      <w:r>
-        <w:t>, so each confidence interval is different.</w:t>
-      </w:r>
-    </w:p>
-    <w:p>
-      <w:pPr>
-        <w:numPr>
-          <w:ilvl w:val="0"/>
-          <w:numId w:val="196"/>
-        </w:numPr>
-      </w:pPr>
-      <w:r>
-        <w:t xml:space="preserve">Some intervals are wide, some </w:t>
-      </w:r>
-      <w:proofErr w:type="gramStart"/>
-      <w:r>
-        <w:t>narrow—depending</w:t>
-      </w:r>
-      <w:proofErr w:type="gramEnd"/>
-      <w:r>
-        <w:t xml:space="preserve"> on the sample.</w:t>
-      </w:r>
-    </w:p>
-    <w:p>
-      <w:pPr>
-        <w:numPr>
-          <w:ilvl w:val="0"/>
-          <w:numId w:val="196"/>
-        </w:numPr>
-      </w:pPr>
-      <w:r>
-        <w:t>But across many samples:</w:t>
-      </w:r>
-    </w:p>
-    <w:p>
-      <w:pPr>
-        <w:numPr>
-          <w:ilvl w:val="1"/>
-          <w:numId w:val="196"/>
-        </w:numPr>
-      </w:pPr>
-      <w:r>
-        <w:rPr>
-          <w:b/>
-          <w:bCs/>
-        </w:rPr>
-        <w:t>About 95% of the intervals contain the true proportion</w:t>
-      </w:r>
-      <w:r>
-        <w:t>.</w:t>
-      </w:r>
-    </w:p>
-    <w:p>
-      <w:pPr>
-        <w:numPr>
-          <w:ilvl w:val="1"/>
-          <w:numId w:val="196"/>
-        </w:numPr>
-      </w:pPr>
-      <w:r>
-        <w:rPr>
-          <w:b/>
-          <w:bCs/>
-        </w:rPr>
-        <w:t>About 5% miss it</w:t>
-      </w:r>
-      <w:r>
-        <w:t>, which is expected.</w:t>
-      </w:r>
-    </w:p>
-    <w:p>
-      <w:pPr>
-        <w:rPr>
-          <w:b/>
-          <w:bCs/>
-        </w:rPr>
-      </w:pPr>
-      <w:r>
-        <w:rPr>
-          <w:b/>
-          <w:bCs/>
-        </w:rPr>
-        <w:t>Effect of Sample Size</w:t>
-      </w:r>
-    </w:p>
-    <w:p>
-      <w:pPr>
-        <w:numPr>
-          <w:ilvl w:val="0"/>
-          <w:numId w:val="197"/>
-        </w:numPr>
-      </w:pPr>
-      <w:r>
-        <w:t>Increasing sample size (e.g., from 50 to 200):</w:t>
-      </w:r>
-    </w:p>
-    <w:p>
-      <w:pPr>
-        <w:numPr>
-          <w:ilvl w:val="1"/>
-          <w:numId w:val="197"/>
-        </w:numPr>
-      </w:pPr>
-      <w:r>
-        <w:t>Standard error decreases.</w:t>
-      </w:r>
-    </w:p>
-    <w:p>
-      <w:pPr>
-        <w:numPr>
-          <w:ilvl w:val="1"/>
-          <w:numId w:val="197"/>
-        </w:numPr>
-      </w:pPr>
-      <w:r>
-        <w:lastRenderedPageBreak/>
-        <w:t xml:space="preserve">Confidence intervals become </w:t>
-      </w:r>
-      <w:r>
-        <w:rPr>
-          <w:b/>
-          <w:bCs/>
-        </w:rPr>
-        <w:t>narrower</w:t>
-      </w:r>
-      <w:r>
-        <w:t>.</w:t>
-      </w:r>
-    </w:p>
-    <w:p>
-      <w:pPr>
-        <w:numPr>
-          <w:ilvl w:val="1"/>
-          <w:numId w:val="197"/>
-        </w:numPr>
-      </w:pPr>
-      <w:r>
-        <w:t xml:space="preserve">But still, </w:t>
-      </w:r>
-      <w:r>
-        <w:rPr>
-          <w:b/>
-          <w:bCs/>
-        </w:rPr>
-        <w:t>about 95%</w:t>
-      </w:r>
-      <w:r>
-        <w:t xml:space="preserve"> of intervals contain the true proportion.</w:t>
-      </w:r>
-    </w:p>
-    <w:p>
-      <w:pPr>
-        <w:rPr>
-          <w:b/>
-          <w:bCs/>
-        </w:rPr>
-      </w:pPr>
-      <w:r>
-        <w:rPr>
-          <w:b/>
-          <w:bCs/>
-        </w:rPr>
-        <w:t>Core Insight</w:t>
-      </w:r>
-    </w:p>
-    <w:p>
-      <w:r>
-        <w:t xml:space="preserve">Confidence intervals don’t guarantee that </w:t>
-      </w:r>
-      <w:r>
-        <w:rPr>
-          <w:i/>
-          <w:iCs/>
-        </w:rPr>
-        <w:t>your</w:t>
-      </w:r>
-      <w:r>
-        <w:t xml:space="preserve"> interval contains the truth. They guarantee that the </w:t>
-      </w:r>
-      <w:r>
-        <w:rPr>
-          <w:b/>
-          <w:bCs/>
-        </w:rPr>
-        <w:t>method</w:t>
-      </w:r>
-      <w:r>
-        <w:t xml:space="preserve"> you used will succeed about </w:t>
-      </w:r>
-      <w:r>
-        <w:rPr>
-          <w:b/>
-          <w:bCs/>
-        </w:rPr>
-        <w:t>95% of the time</w:t>
-      </w:r>
-      <w:r>
-        <w:t xml:space="preserve"> in the long run.</w:t>
-      </w:r>
-    </w:p>
-    <w:p>
-      <w:pPr>
-        <w:rPr>
-          <w:b/>
-          <w:bCs/>
-        </w:rPr>
-      </w:pPr>
-      <w:r>
-        <w:rPr>
-          <w:rFonts w:ascii="Segoe UI Emoji" w:hAnsi="Segoe UI Emoji" w:cs="Segoe UI Emoji"/>
-          <w:b/>
-          <w:bCs/>
-        </w:rPr>
-        <w:t>🧠</w:t>
-      </w:r>
-      <w:r>
-        <w:rPr>
-          <w:b/>
-          <w:bCs/>
-        </w:rPr>
-        <w:t xml:space="preserve"> Explanation in Plain English</w:t>
-      </w:r>
-    </w:p>
-    <w:p>
-      <w:r>
-        <w:t>Imagine someone doesn’t know what fraction of gumballs are green. They take a sample of 50, count the green ones, and compute a sample proportion. That number jumps around from sample to sample—sometimes 0.60, sometimes 0.52, sometimes 0.68.</w:t>
-      </w:r>
-    </w:p>
-    <w:p>
-      <w:r>
-        <w:t xml:space="preserve">For each sample, they build a </w:t>
-      </w:r>
-      <w:r>
-        <w:rPr>
-          <w:b/>
-          <w:bCs/>
-        </w:rPr>
-        <w:t>95% confidence interval</w:t>
-      </w:r>
-      <w:r>
-        <w:t xml:space="preserve"> using:</w:t>
-      </w:r>
-    </w:p>
-    <w:p>
-      <w:r>
-        <w:t>sample proportion ± 2 × standard error</w:t>
-      </w:r>
-    </w:p>
-    <w:p>
-      <w:r>
-        <w:t>Because each sample is different, each interval is different.</w:t>
-      </w:r>
-    </w:p>
-    <w:p>
-      <w:r>
-        <w:t xml:space="preserve">Now here’s the magic: If you repeat this process hundreds or thousands of times, </w:t>
-      </w:r>
-      <w:r>
-        <w:rPr>
-          <w:b/>
-          <w:bCs/>
-        </w:rPr>
-        <w:t>about 95% of those intervals will contain the true proportion</w:t>
-      </w:r>
-      <w:r>
-        <w:t xml:space="preserve"> (which is 0.60 in the simulation). The other 5% will miss it—just by random chance.</w:t>
-      </w:r>
-    </w:p>
-    <w:p>
-      <w:r>
-        <w:t xml:space="preserve">This is what “95% confidence” </w:t>
-      </w:r>
-      <w:r>
-        <w:rPr>
-          <w:i/>
-          <w:iCs/>
-        </w:rPr>
-        <w:t>really</w:t>
-      </w:r>
-      <w:r>
-        <w:t xml:space="preserve"> means. It’s not about one interval—it’s about the long</w:t>
-      </w:r>
-      <w:r>
-        <w:noBreakHyphen/>
-        <w:t>run performance of the method.</w:t>
-      </w:r>
-    </w:p>
-    <w:p>
-      <w:r>
-        <w:t>And when you increase the sample size, the intervals shrink (because the standard error shrinks), but the success rate—95%—stays the same.</w:t>
-      </w:r>
-    </w:p>
-    <w:p>
-      <w:pPr>
-        <w:rPr>
-          <w:b/>
-          <w:bCs/>
-        </w:rPr>
-      </w:pPr>
-      <w:r>
-        <w:rPr>
-          <w:rFonts w:ascii="Segoe UI Emoji" w:hAnsi="Segoe UI Emoji" w:cs="Segoe UI Emoji"/>
-          <w:b/>
-          <w:bCs/>
-        </w:rPr>
-        <w:t>💻</w:t>
-      </w:r>
-      <w:r>
-        <w:rPr>
-          <w:b/>
-          <w:bCs/>
-        </w:rPr>
-        <w:t xml:space="preserve"> Python Code Example: Simulating Confidence Intervals</w:t>
-      </w:r>
-    </w:p>
-    <w:p>
-      <w:r>
-        <w:t>This code simulates exactly what the Khan Academy scratchpad demonstrates.</w:t>
-      </w:r>
-    </w:p>
-    <w:p/>
-    <w:p/>
-    <w:p>
-      <w:r>
-        <w:t xml:space="preserve">Which is beautifully close to the theoretical </w:t>
-      </w:r>
-      <w:r>
-        <w:rPr>
-          <w:b/>
-          <w:bCs/>
-        </w:rPr>
-        <w:t>95%</w:t>
-      </w:r>
-      <w:r>
-        <w:t>.</w:t>
-      </w:r>
-    </w:p>
-    <w:p>
-      <w:r>
-        <w:t>If you want, I can also:</w:t>
-      </w:r>
-    </w:p>
-    <w:p>
-      <w:pPr>
-        <w:numPr>
-          <w:ilvl w:val="0"/>
-          <w:numId w:val="198"/>
-        </w:numPr>
-      </w:pPr>
-      <w:r>
-        <w:t>simulate how interval width changes with sample size,</w:t>
-      </w:r>
-    </w:p>
-    <w:p>
-      <w:pPr>
-        <w:numPr>
-          <w:ilvl w:val="0"/>
-          <w:numId w:val="198"/>
-        </w:numPr>
-      </w:pPr>
-      <w:r>
-        <w:t>plot the intervals visually,</w:t>
-      </w:r>
-    </w:p>
-    <w:p>
-      <w:pPr>
-        <w:numPr>
-          <w:ilvl w:val="0"/>
-          <w:numId w:val="198"/>
-        </w:numPr>
-      </w:pPr>
-      <w:r>
-        <w:t>or show how often intervals miss on the high side vs. low side.</w:t>
-      </w:r>
-    </w:p>
-    <w:p>
-      <w:r>
-        <w:lastRenderedPageBreak/>
-        <w:t>Just tell me where you want to explore next.</w:t>
-      </w:r>
-    </w:p>
     <w:p/>
     <w:sectPr>
       <w:pgSz w:w="12240" w:h="15840"/>
@@ -31207,6 +30392,7 @@
   <w:style w:type="character" w:default="1" w:styleId="DefaultParagraphFont">
     <w:name w:val="Default Paragraph Font"/>
     <w:uiPriority w:val="1"/>
+    <w:semiHidden/>
     <w:unhideWhenUsed/>
   </w:style>
   <w:style w:type="table" w:default="1" w:styleId="TableNormal">

--- a/main.docx
+++ b/main.docx
@@ -1506,6 +1506,155 @@
     </w:lvl>
   </w:abstractNum>
   <w:abstractNum w:abstractNumId="10" w15:restartNumberingAfterBreak="0">
+    <w:nsid w:val="078B19F4"/>
+    <w:multiLevelType w:val="multilevel"/>
+    <w:tmpl w:val="BA5277E4"/>
+    <w:lvl w:ilvl="0">
+      <w:start w:val="1"/>
+      <w:numFmt w:val="bullet"/>
+      <w:lvlText w:val=""/>
+      <w:lvlJc w:val="left"/>
+      <w:pPr>
+        <w:tabs>
+          <w:tab w:val="num" w:pos="720"/>
+        </w:tabs>
+        <w:ind w:left="720" w:hanging="360"/>
+      </w:pPr>
+      <w:rPr>
+        <w:rFonts w:ascii="Symbol" w:hAnsi="Symbol" w:hint="default"/>
+        <w:sz w:val="20"/>
+      </w:rPr>
+    </w:lvl>
+    <w:lvl w:ilvl="1" w:tentative="1">
+      <w:start w:val="1"/>
+      <w:numFmt w:val="bullet"/>
+      <w:lvlText w:val="o"/>
+      <w:lvlJc w:val="left"/>
+      <w:pPr>
+        <w:tabs>
+          <w:tab w:val="num" w:pos="1440"/>
+        </w:tabs>
+        <w:ind w:left="1440" w:hanging="360"/>
+      </w:pPr>
+      <w:rPr>
+        <w:rFonts w:ascii="Courier New" w:hAnsi="Courier New" w:hint="default"/>
+        <w:sz w:val="20"/>
+      </w:rPr>
+    </w:lvl>
+    <w:lvl w:ilvl="2" w:tentative="1">
+      <w:start w:val="1"/>
+      <w:numFmt w:val="bullet"/>
+      <w:lvlText w:val=""/>
+      <w:lvlJc w:val="left"/>
+      <w:pPr>
+        <w:tabs>
+          <w:tab w:val="num" w:pos="2160"/>
+        </w:tabs>
+        <w:ind w:left="2160" w:hanging="360"/>
+      </w:pPr>
+      <w:rPr>
+        <w:rFonts w:ascii="Wingdings" w:hAnsi="Wingdings" w:hint="default"/>
+        <w:sz w:val="20"/>
+      </w:rPr>
+    </w:lvl>
+    <w:lvl w:ilvl="3" w:tentative="1">
+      <w:start w:val="1"/>
+      <w:numFmt w:val="bullet"/>
+      <w:lvlText w:val=""/>
+      <w:lvlJc w:val="left"/>
+      <w:pPr>
+        <w:tabs>
+          <w:tab w:val="num" w:pos="2880"/>
+        </w:tabs>
+        <w:ind w:left="2880" w:hanging="360"/>
+      </w:pPr>
+      <w:rPr>
+        <w:rFonts w:ascii="Wingdings" w:hAnsi="Wingdings" w:hint="default"/>
+        <w:sz w:val="20"/>
+      </w:rPr>
+    </w:lvl>
+    <w:lvl w:ilvl="4" w:tentative="1">
+      <w:start w:val="1"/>
+      <w:numFmt w:val="bullet"/>
+      <w:lvlText w:val=""/>
+      <w:lvlJc w:val="left"/>
+      <w:pPr>
+        <w:tabs>
+          <w:tab w:val="num" w:pos="3600"/>
+        </w:tabs>
+        <w:ind w:left="3600" w:hanging="360"/>
+      </w:pPr>
+      <w:rPr>
+        <w:rFonts w:ascii="Wingdings" w:hAnsi="Wingdings" w:hint="default"/>
+        <w:sz w:val="20"/>
+      </w:rPr>
+    </w:lvl>
+    <w:lvl w:ilvl="5" w:tentative="1">
+      <w:start w:val="1"/>
+      <w:numFmt w:val="bullet"/>
+      <w:lvlText w:val=""/>
+      <w:lvlJc w:val="left"/>
+      <w:pPr>
+        <w:tabs>
+          <w:tab w:val="num" w:pos="4320"/>
+        </w:tabs>
+        <w:ind w:left="4320" w:hanging="360"/>
+      </w:pPr>
+      <w:rPr>
+        <w:rFonts w:ascii="Wingdings" w:hAnsi="Wingdings" w:hint="default"/>
+        <w:sz w:val="20"/>
+      </w:rPr>
+    </w:lvl>
+    <w:lvl w:ilvl="6" w:tentative="1">
+      <w:start w:val="1"/>
+      <w:numFmt w:val="bullet"/>
+      <w:lvlText w:val=""/>
+      <w:lvlJc w:val="left"/>
+      <w:pPr>
+        <w:tabs>
+          <w:tab w:val="num" w:pos="5040"/>
+        </w:tabs>
+        <w:ind w:left="5040" w:hanging="360"/>
+      </w:pPr>
+      <w:rPr>
+        <w:rFonts w:ascii="Wingdings" w:hAnsi="Wingdings" w:hint="default"/>
+        <w:sz w:val="20"/>
+      </w:rPr>
+    </w:lvl>
+    <w:lvl w:ilvl="7" w:tentative="1">
+      <w:start w:val="1"/>
+      <w:numFmt w:val="bullet"/>
+      <w:lvlText w:val=""/>
+      <w:lvlJc w:val="left"/>
+      <w:pPr>
+        <w:tabs>
+          <w:tab w:val="num" w:pos="5760"/>
+        </w:tabs>
+        <w:ind w:left="5760" w:hanging="360"/>
+      </w:pPr>
+      <w:rPr>
+        <w:rFonts w:ascii="Wingdings" w:hAnsi="Wingdings" w:hint="default"/>
+        <w:sz w:val="20"/>
+      </w:rPr>
+    </w:lvl>
+    <w:lvl w:ilvl="8" w:tentative="1">
+      <w:start w:val="1"/>
+      <w:numFmt w:val="bullet"/>
+      <w:lvlText w:val=""/>
+      <w:lvlJc w:val="left"/>
+      <w:pPr>
+        <w:tabs>
+          <w:tab w:val="num" w:pos="6480"/>
+        </w:tabs>
+        <w:ind w:left="6480" w:hanging="360"/>
+      </w:pPr>
+      <w:rPr>
+        <w:rFonts w:ascii="Wingdings" w:hAnsi="Wingdings" w:hint="default"/>
+        <w:sz w:val="20"/>
+      </w:rPr>
+    </w:lvl>
+  </w:abstractNum>
+  <w:abstractNum w:abstractNumId="11" w15:restartNumberingAfterBreak="0">
     <w:nsid w:val="079177AC"/>
     <w:multiLevelType w:val="multilevel"/>
     <w:tmpl w:val="9AD8E014"/>
@@ -1654,7 +1803,7 @@
       </w:rPr>
     </w:lvl>
   </w:abstractNum>
-  <w:abstractNum w:abstractNumId="11" w15:restartNumberingAfterBreak="0">
+  <w:abstractNum w:abstractNumId="12" w15:restartNumberingAfterBreak="0">
     <w:nsid w:val="079E5916"/>
     <w:multiLevelType w:val="multilevel"/>
     <w:tmpl w:val="C248E07A"/>
@@ -1803,7 +1952,7 @@
       </w:rPr>
     </w:lvl>
   </w:abstractNum>
-  <w:abstractNum w:abstractNumId="12" w15:restartNumberingAfterBreak="0">
+  <w:abstractNum w:abstractNumId="13" w15:restartNumberingAfterBreak="0">
     <w:nsid w:val="09105CC5"/>
     <w:multiLevelType w:val="multilevel"/>
     <w:tmpl w:val="6CDCC988"/>
@@ -1952,7 +2101,7 @@
       </w:rPr>
     </w:lvl>
   </w:abstractNum>
-  <w:abstractNum w:abstractNumId="13" w15:restartNumberingAfterBreak="0">
+  <w:abstractNum w:abstractNumId="14" w15:restartNumberingAfterBreak="0">
     <w:nsid w:val="09F0778D"/>
     <w:multiLevelType w:val="multilevel"/>
     <w:tmpl w:val="5F5A96FC"/>
@@ -2101,7 +2250,7 @@
       </w:rPr>
     </w:lvl>
   </w:abstractNum>
-  <w:abstractNum w:abstractNumId="14" w15:restartNumberingAfterBreak="0">
+  <w:abstractNum w:abstractNumId="15" w15:restartNumberingAfterBreak="0">
     <w:nsid w:val="0A3532D8"/>
     <w:multiLevelType w:val="multilevel"/>
     <w:tmpl w:val="AA9A89FA"/>
@@ -2250,7 +2399,7 @@
       </w:rPr>
     </w:lvl>
   </w:abstractNum>
-  <w:abstractNum w:abstractNumId="15" w15:restartNumberingAfterBreak="0">
+  <w:abstractNum w:abstractNumId="16" w15:restartNumberingAfterBreak="0">
     <w:nsid w:val="0B347B88"/>
     <w:multiLevelType w:val="multilevel"/>
     <w:tmpl w:val="EA5A271E"/>
@@ -2399,7 +2548,7 @@
       </w:rPr>
     </w:lvl>
   </w:abstractNum>
-  <w:abstractNum w:abstractNumId="16" w15:restartNumberingAfterBreak="0">
+  <w:abstractNum w:abstractNumId="17" w15:restartNumberingAfterBreak="0">
     <w:nsid w:val="0B6E2C75"/>
     <w:multiLevelType w:val="multilevel"/>
     <w:tmpl w:val="802A2DE0"/>
@@ -2548,7 +2697,7 @@
       </w:rPr>
     </w:lvl>
   </w:abstractNum>
-  <w:abstractNum w:abstractNumId="17" w15:restartNumberingAfterBreak="0">
+  <w:abstractNum w:abstractNumId="18" w15:restartNumberingAfterBreak="0">
     <w:nsid w:val="0BF91358"/>
     <w:multiLevelType w:val="multilevel"/>
     <w:tmpl w:val="AE54802A"/>
@@ -2697,7 +2846,7 @@
       </w:rPr>
     </w:lvl>
   </w:abstractNum>
-  <w:abstractNum w:abstractNumId="18" w15:restartNumberingAfterBreak="0">
+  <w:abstractNum w:abstractNumId="19" w15:restartNumberingAfterBreak="0">
     <w:nsid w:val="0C152756"/>
     <w:multiLevelType w:val="multilevel"/>
     <w:tmpl w:val="792E5AF2"/>
@@ -2846,7 +2995,7 @@
       </w:rPr>
     </w:lvl>
   </w:abstractNum>
-  <w:abstractNum w:abstractNumId="19" w15:restartNumberingAfterBreak="0">
+  <w:abstractNum w:abstractNumId="20" w15:restartNumberingAfterBreak="0">
     <w:nsid w:val="0C5F45E7"/>
     <w:multiLevelType w:val="multilevel"/>
     <w:tmpl w:val="F774DF54"/>
@@ -2995,7 +3144,7 @@
       </w:rPr>
     </w:lvl>
   </w:abstractNum>
-  <w:abstractNum w:abstractNumId="20" w15:restartNumberingAfterBreak="0">
+  <w:abstractNum w:abstractNumId="21" w15:restartNumberingAfterBreak="0">
     <w:nsid w:val="0C665FDF"/>
     <w:multiLevelType w:val="multilevel"/>
     <w:tmpl w:val="66E27B5C"/>
@@ -3144,7 +3293,7 @@
       </w:rPr>
     </w:lvl>
   </w:abstractNum>
-  <w:abstractNum w:abstractNumId="21" w15:restartNumberingAfterBreak="0">
+  <w:abstractNum w:abstractNumId="22" w15:restartNumberingAfterBreak="0">
     <w:nsid w:val="0C827CD6"/>
     <w:multiLevelType w:val="multilevel"/>
     <w:tmpl w:val="C8B660A2"/>
@@ -3293,7 +3442,7 @@
       </w:rPr>
     </w:lvl>
   </w:abstractNum>
-  <w:abstractNum w:abstractNumId="22" w15:restartNumberingAfterBreak="0">
+  <w:abstractNum w:abstractNumId="23" w15:restartNumberingAfterBreak="0">
     <w:nsid w:val="0C8E49DB"/>
     <w:multiLevelType w:val="multilevel"/>
     <w:tmpl w:val="583AFF8C"/>
@@ -3442,7 +3591,7 @@
       </w:rPr>
     </w:lvl>
   </w:abstractNum>
-  <w:abstractNum w:abstractNumId="23" w15:restartNumberingAfterBreak="0">
+  <w:abstractNum w:abstractNumId="24" w15:restartNumberingAfterBreak="0">
     <w:nsid w:val="0D1805E2"/>
     <w:multiLevelType w:val="multilevel"/>
     <w:tmpl w:val="B67AEC9A"/>
@@ -3591,7 +3740,7 @@
       </w:rPr>
     </w:lvl>
   </w:abstractNum>
-  <w:abstractNum w:abstractNumId="24" w15:restartNumberingAfterBreak="0">
+  <w:abstractNum w:abstractNumId="25" w15:restartNumberingAfterBreak="0">
     <w:nsid w:val="0D8C6824"/>
     <w:multiLevelType w:val="multilevel"/>
     <w:tmpl w:val="ED382222"/>
@@ -3740,7 +3889,7 @@
       </w:rPr>
     </w:lvl>
   </w:abstractNum>
-  <w:abstractNum w:abstractNumId="25" w15:restartNumberingAfterBreak="0">
+  <w:abstractNum w:abstractNumId="26" w15:restartNumberingAfterBreak="0">
     <w:nsid w:val="0F2D6675"/>
     <w:multiLevelType w:val="multilevel"/>
     <w:tmpl w:val="B4F84348"/>
@@ -3889,7 +4038,7 @@
       </w:rPr>
     </w:lvl>
   </w:abstractNum>
-  <w:abstractNum w:abstractNumId="26" w15:restartNumberingAfterBreak="0">
+  <w:abstractNum w:abstractNumId="27" w15:restartNumberingAfterBreak="0">
     <w:nsid w:val="0F3356DE"/>
     <w:multiLevelType w:val="multilevel"/>
     <w:tmpl w:val="74CC5B74"/>
@@ -4038,7 +4187,7 @@
       </w:rPr>
     </w:lvl>
   </w:abstractNum>
-  <w:abstractNum w:abstractNumId="27" w15:restartNumberingAfterBreak="0">
+  <w:abstractNum w:abstractNumId="28" w15:restartNumberingAfterBreak="0">
     <w:nsid w:val="101648F7"/>
     <w:multiLevelType w:val="multilevel"/>
     <w:tmpl w:val="045CB2BA"/>
@@ -4187,7 +4336,7 @@
       </w:rPr>
     </w:lvl>
   </w:abstractNum>
-  <w:abstractNum w:abstractNumId="28" w15:restartNumberingAfterBreak="0">
+  <w:abstractNum w:abstractNumId="29" w15:restartNumberingAfterBreak="0">
     <w:nsid w:val="107469F5"/>
     <w:multiLevelType w:val="multilevel"/>
     <w:tmpl w:val="321E2A10"/>
@@ -4336,7 +4485,7 @@
       </w:rPr>
     </w:lvl>
   </w:abstractNum>
-  <w:abstractNum w:abstractNumId="29" w15:restartNumberingAfterBreak="0">
+  <w:abstractNum w:abstractNumId="30" w15:restartNumberingAfterBreak="0">
     <w:nsid w:val="110D42AD"/>
     <w:multiLevelType w:val="multilevel"/>
     <w:tmpl w:val="625CE040"/>
@@ -4485,7 +4634,7 @@
       </w:rPr>
     </w:lvl>
   </w:abstractNum>
-  <w:abstractNum w:abstractNumId="30" w15:restartNumberingAfterBreak="0">
+  <w:abstractNum w:abstractNumId="31" w15:restartNumberingAfterBreak="0">
     <w:nsid w:val="11D601B6"/>
     <w:multiLevelType w:val="multilevel"/>
     <w:tmpl w:val="A3D82D9A"/>
@@ -4634,7 +4783,7 @@
       </w:rPr>
     </w:lvl>
   </w:abstractNum>
-  <w:abstractNum w:abstractNumId="31" w15:restartNumberingAfterBreak="0">
+  <w:abstractNum w:abstractNumId="32" w15:restartNumberingAfterBreak="0">
     <w:nsid w:val="12080207"/>
     <w:multiLevelType w:val="multilevel"/>
     <w:tmpl w:val="F65A9674"/>
@@ -4783,7 +4932,156 @@
       </w:rPr>
     </w:lvl>
   </w:abstractNum>
-  <w:abstractNum w:abstractNumId="32" w15:restartNumberingAfterBreak="0">
+  <w:abstractNum w:abstractNumId="33" w15:restartNumberingAfterBreak="0">
+    <w:nsid w:val="12713338"/>
+    <w:multiLevelType w:val="multilevel"/>
+    <w:tmpl w:val="4DF63BE2"/>
+    <w:lvl w:ilvl="0">
+      <w:start w:val="1"/>
+      <w:numFmt w:val="bullet"/>
+      <w:lvlText w:val=""/>
+      <w:lvlJc w:val="left"/>
+      <w:pPr>
+        <w:tabs>
+          <w:tab w:val="num" w:pos="720"/>
+        </w:tabs>
+        <w:ind w:left="720" w:hanging="360"/>
+      </w:pPr>
+      <w:rPr>
+        <w:rFonts w:ascii="Symbol" w:hAnsi="Symbol" w:hint="default"/>
+        <w:sz w:val="20"/>
+      </w:rPr>
+    </w:lvl>
+    <w:lvl w:ilvl="1" w:tentative="1">
+      <w:start w:val="1"/>
+      <w:numFmt w:val="bullet"/>
+      <w:lvlText w:val="o"/>
+      <w:lvlJc w:val="left"/>
+      <w:pPr>
+        <w:tabs>
+          <w:tab w:val="num" w:pos="1440"/>
+        </w:tabs>
+        <w:ind w:left="1440" w:hanging="360"/>
+      </w:pPr>
+      <w:rPr>
+        <w:rFonts w:ascii="Courier New" w:hAnsi="Courier New" w:hint="default"/>
+        <w:sz w:val="20"/>
+      </w:rPr>
+    </w:lvl>
+    <w:lvl w:ilvl="2" w:tentative="1">
+      <w:start w:val="1"/>
+      <w:numFmt w:val="bullet"/>
+      <w:lvlText w:val=""/>
+      <w:lvlJc w:val="left"/>
+      <w:pPr>
+        <w:tabs>
+          <w:tab w:val="num" w:pos="2160"/>
+        </w:tabs>
+        <w:ind w:left="2160" w:hanging="360"/>
+      </w:pPr>
+      <w:rPr>
+        <w:rFonts w:ascii="Wingdings" w:hAnsi="Wingdings" w:hint="default"/>
+        <w:sz w:val="20"/>
+      </w:rPr>
+    </w:lvl>
+    <w:lvl w:ilvl="3" w:tentative="1">
+      <w:start w:val="1"/>
+      <w:numFmt w:val="bullet"/>
+      <w:lvlText w:val=""/>
+      <w:lvlJc w:val="left"/>
+      <w:pPr>
+        <w:tabs>
+          <w:tab w:val="num" w:pos="2880"/>
+        </w:tabs>
+        <w:ind w:left="2880" w:hanging="360"/>
+      </w:pPr>
+      <w:rPr>
+        <w:rFonts w:ascii="Wingdings" w:hAnsi="Wingdings" w:hint="default"/>
+        <w:sz w:val="20"/>
+      </w:rPr>
+    </w:lvl>
+    <w:lvl w:ilvl="4" w:tentative="1">
+      <w:start w:val="1"/>
+      <w:numFmt w:val="bullet"/>
+      <w:lvlText w:val=""/>
+      <w:lvlJc w:val="left"/>
+      <w:pPr>
+        <w:tabs>
+          <w:tab w:val="num" w:pos="3600"/>
+        </w:tabs>
+        <w:ind w:left="3600" w:hanging="360"/>
+      </w:pPr>
+      <w:rPr>
+        <w:rFonts w:ascii="Wingdings" w:hAnsi="Wingdings" w:hint="default"/>
+        <w:sz w:val="20"/>
+      </w:rPr>
+    </w:lvl>
+    <w:lvl w:ilvl="5" w:tentative="1">
+      <w:start w:val="1"/>
+      <w:numFmt w:val="bullet"/>
+      <w:lvlText w:val=""/>
+      <w:lvlJc w:val="left"/>
+      <w:pPr>
+        <w:tabs>
+          <w:tab w:val="num" w:pos="4320"/>
+        </w:tabs>
+        <w:ind w:left="4320" w:hanging="360"/>
+      </w:pPr>
+      <w:rPr>
+        <w:rFonts w:ascii="Wingdings" w:hAnsi="Wingdings" w:hint="default"/>
+        <w:sz w:val="20"/>
+      </w:rPr>
+    </w:lvl>
+    <w:lvl w:ilvl="6" w:tentative="1">
+      <w:start w:val="1"/>
+      <w:numFmt w:val="bullet"/>
+      <w:lvlText w:val=""/>
+      <w:lvlJc w:val="left"/>
+      <w:pPr>
+        <w:tabs>
+          <w:tab w:val="num" w:pos="5040"/>
+        </w:tabs>
+        <w:ind w:left="5040" w:hanging="360"/>
+      </w:pPr>
+      <w:rPr>
+        <w:rFonts w:ascii="Wingdings" w:hAnsi="Wingdings" w:hint="default"/>
+        <w:sz w:val="20"/>
+      </w:rPr>
+    </w:lvl>
+    <w:lvl w:ilvl="7" w:tentative="1">
+      <w:start w:val="1"/>
+      <w:numFmt w:val="bullet"/>
+      <w:lvlText w:val=""/>
+      <w:lvlJc w:val="left"/>
+      <w:pPr>
+        <w:tabs>
+          <w:tab w:val="num" w:pos="5760"/>
+        </w:tabs>
+        <w:ind w:left="5760" w:hanging="360"/>
+      </w:pPr>
+      <w:rPr>
+        <w:rFonts w:ascii="Wingdings" w:hAnsi="Wingdings" w:hint="default"/>
+        <w:sz w:val="20"/>
+      </w:rPr>
+    </w:lvl>
+    <w:lvl w:ilvl="8" w:tentative="1">
+      <w:start w:val="1"/>
+      <w:numFmt w:val="bullet"/>
+      <w:lvlText w:val=""/>
+      <w:lvlJc w:val="left"/>
+      <w:pPr>
+        <w:tabs>
+          <w:tab w:val="num" w:pos="6480"/>
+        </w:tabs>
+        <w:ind w:left="6480" w:hanging="360"/>
+      </w:pPr>
+      <w:rPr>
+        <w:rFonts w:ascii="Wingdings" w:hAnsi="Wingdings" w:hint="default"/>
+        <w:sz w:val="20"/>
+      </w:rPr>
+    </w:lvl>
+  </w:abstractNum>
+  <w:abstractNum w:abstractNumId="34" w15:restartNumberingAfterBreak="0">
     <w:nsid w:val="127E25F6"/>
     <w:multiLevelType w:val="multilevel"/>
     <w:tmpl w:val="0A049510"/>
@@ -4932,7 +5230,7 @@
       </w:rPr>
     </w:lvl>
   </w:abstractNum>
-  <w:abstractNum w:abstractNumId="33" w15:restartNumberingAfterBreak="0">
+  <w:abstractNum w:abstractNumId="35" w15:restartNumberingAfterBreak="0">
     <w:nsid w:val="136125C1"/>
     <w:multiLevelType w:val="multilevel"/>
     <w:tmpl w:val="092C17BE"/>
@@ -5081,7 +5379,7 @@
       </w:rPr>
     </w:lvl>
   </w:abstractNum>
-  <w:abstractNum w:abstractNumId="34" w15:restartNumberingAfterBreak="0">
+  <w:abstractNum w:abstractNumId="36" w15:restartNumberingAfterBreak="0">
     <w:nsid w:val="145D6559"/>
     <w:multiLevelType w:val="multilevel"/>
     <w:tmpl w:val="C0448A6C"/>
@@ -5230,7 +5528,7 @@
       </w:rPr>
     </w:lvl>
   </w:abstractNum>
-  <w:abstractNum w:abstractNumId="35" w15:restartNumberingAfterBreak="0">
+  <w:abstractNum w:abstractNumId="37" w15:restartNumberingAfterBreak="0">
     <w:nsid w:val="15A04051"/>
     <w:multiLevelType w:val="multilevel"/>
     <w:tmpl w:val="32880C34"/>
@@ -5379,7 +5677,7 @@
       </w:rPr>
     </w:lvl>
   </w:abstractNum>
-  <w:abstractNum w:abstractNumId="36" w15:restartNumberingAfterBreak="0">
+  <w:abstractNum w:abstractNumId="38" w15:restartNumberingAfterBreak="0">
     <w:nsid w:val="15DB1565"/>
     <w:multiLevelType w:val="multilevel"/>
     <w:tmpl w:val="D71A96A8"/>
@@ -5492,7 +5790,7 @@
       </w:pPr>
     </w:lvl>
   </w:abstractNum>
-  <w:abstractNum w:abstractNumId="37" w15:restartNumberingAfterBreak="0">
+  <w:abstractNum w:abstractNumId="39" w15:restartNumberingAfterBreak="0">
     <w:nsid w:val="161271CF"/>
     <w:multiLevelType w:val="multilevel"/>
     <w:tmpl w:val="B148C20C"/>
@@ -5641,7 +5939,7 @@
       </w:rPr>
     </w:lvl>
   </w:abstractNum>
-  <w:abstractNum w:abstractNumId="38" w15:restartNumberingAfterBreak="0">
+  <w:abstractNum w:abstractNumId="40" w15:restartNumberingAfterBreak="0">
     <w:nsid w:val="16A736FD"/>
     <w:multiLevelType w:val="multilevel"/>
     <w:tmpl w:val="76C4CA5E"/>
@@ -5790,7 +6088,7 @@
       </w:rPr>
     </w:lvl>
   </w:abstractNum>
-  <w:abstractNum w:abstractNumId="39" w15:restartNumberingAfterBreak="0">
+  <w:abstractNum w:abstractNumId="41" w15:restartNumberingAfterBreak="0">
     <w:nsid w:val="16F621D3"/>
     <w:multiLevelType w:val="multilevel"/>
     <w:tmpl w:val="BC64E426"/>
@@ -5939,7 +6237,7 @@
       </w:rPr>
     </w:lvl>
   </w:abstractNum>
-  <w:abstractNum w:abstractNumId="40" w15:restartNumberingAfterBreak="0">
+  <w:abstractNum w:abstractNumId="42" w15:restartNumberingAfterBreak="0">
     <w:nsid w:val="171C3F90"/>
     <w:multiLevelType w:val="multilevel"/>
     <w:tmpl w:val="79AAF1F6"/>
@@ -6088,7 +6386,7 @@
       </w:rPr>
     </w:lvl>
   </w:abstractNum>
-  <w:abstractNum w:abstractNumId="41" w15:restartNumberingAfterBreak="0">
+  <w:abstractNum w:abstractNumId="43" w15:restartNumberingAfterBreak="0">
     <w:nsid w:val="18B22597"/>
     <w:multiLevelType w:val="multilevel"/>
     <w:tmpl w:val="98D0E228"/>
@@ -6237,7 +6535,7 @@
       </w:rPr>
     </w:lvl>
   </w:abstractNum>
-  <w:abstractNum w:abstractNumId="42" w15:restartNumberingAfterBreak="0">
+  <w:abstractNum w:abstractNumId="44" w15:restartNumberingAfterBreak="0">
     <w:nsid w:val="1AEB61D7"/>
     <w:multiLevelType w:val="multilevel"/>
     <w:tmpl w:val="89EEE5BA"/>
@@ -6386,7 +6684,7 @@
       </w:rPr>
     </w:lvl>
   </w:abstractNum>
-  <w:abstractNum w:abstractNumId="43" w15:restartNumberingAfterBreak="0">
+  <w:abstractNum w:abstractNumId="45" w15:restartNumberingAfterBreak="0">
     <w:nsid w:val="1C663C63"/>
     <w:multiLevelType w:val="multilevel"/>
     <w:tmpl w:val="B8A8A07A"/>
@@ -6535,7 +6833,7 @@
       </w:rPr>
     </w:lvl>
   </w:abstractNum>
-  <w:abstractNum w:abstractNumId="44" w15:restartNumberingAfterBreak="0">
+  <w:abstractNum w:abstractNumId="46" w15:restartNumberingAfterBreak="0">
     <w:nsid w:val="1D323FB6"/>
     <w:multiLevelType w:val="multilevel"/>
     <w:tmpl w:val="E0B4F9AE"/>
@@ -6684,7 +6982,7 @@
       </w:rPr>
     </w:lvl>
   </w:abstractNum>
-  <w:abstractNum w:abstractNumId="45" w15:restartNumberingAfterBreak="0">
+  <w:abstractNum w:abstractNumId="47" w15:restartNumberingAfterBreak="0">
     <w:nsid w:val="1E27059A"/>
     <w:multiLevelType w:val="multilevel"/>
     <w:tmpl w:val="1AF80B84"/>
@@ -6833,7 +7131,7 @@
       </w:rPr>
     </w:lvl>
   </w:abstractNum>
-  <w:abstractNum w:abstractNumId="46" w15:restartNumberingAfterBreak="0">
+  <w:abstractNum w:abstractNumId="48" w15:restartNumberingAfterBreak="0">
     <w:nsid w:val="1E5968B8"/>
     <w:multiLevelType w:val="multilevel"/>
     <w:tmpl w:val="50F06CDE"/>
@@ -6982,7 +7280,7 @@
       </w:rPr>
     </w:lvl>
   </w:abstractNum>
-  <w:abstractNum w:abstractNumId="47" w15:restartNumberingAfterBreak="0">
+  <w:abstractNum w:abstractNumId="49" w15:restartNumberingAfterBreak="0">
     <w:nsid w:val="1E8D38D4"/>
     <w:multiLevelType w:val="multilevel"/>
     <w:tmpl w:val="A00EB34A"/>
@@ -7131,7 +7429,7 @@
       </w:rPr>
     </w:lvl>
   </w:abstractNum>
-  <w:abstractNum w:abstractNumId="48" w15:restartNumberingAfterBreak="0">
+  <w:abstractNum w:abstractNumId="50" w15:restartNumberingAfterBreak="0">
     <w:nsid w:val="1F8317A4"/>
     <w:multiLevelType w:val="multilevel"/>
     <w:tmpl w:val="695A30DA"/>
@@ -7280,7 +7578,7 @@
       </w:rPr>
     </w:lvl>
   </w:abstractNum>
-  <w:abstractNum w:abstractNumId="49" w15:restartNumberingAfterBreak="0">
+  <w:abstractNum w:abstractNumId="51" w15:restartNumberingAfterBreak="0">
     <w:nsid w:val="1F8C65EC"/>
     <w:multiLevelType w:val="multilevel"/>
     <w:tmpl w:val="B16E5260"/>
@@ -7429,7 +7727,7 @@
       </w:rPr>
     </w:lvl>
   </w:abstractNum>
-  <w:abstractNum w:abstractNumId="50" w15:restartNumberingAfterBreak="0">
+  <w:abstractNum w:abstractNumId="52" w15:restartNumberingAfterBreak="0">
     <w:nsid w:val="204B118B"/>
     <w:multiLevelType w:val="multilevel"/>
     <w:tmpl w:val="81644940"/>
@@ -7578,7 +7876,7 @@
       </w:rPr>
     </w:lvl>
   </w:abstractNum>
-  <w:abstractNum w:abstractNumId="51" w15:restartNumberingAfterBreak="0">
+  <w:abstractNum w:abstractNumId="53" w15:restartNumberingAfterBreak="0">
     <w:nsid w:val="20701050"/>
     <w:multiLevelType w:val="multilevel"/>
     <w:tmpl w:val="1B74AF7A"/>
@@ -7727,7 +8025,7 @@
       </w:rPr>
     </w:lvl>
   </w:abstractNum>
-  <w:abstractNum w:abstractNumId="52" w15:restartNumberingAfterBreak="0">
+  <w:abstractNum w:abstractNumId="54" w15:restartNumberingAfterBreak="0">
     <w:nsid w:val="21A27776"/>
     <w:multiLevelType w:val="multilevel"/>
     <w:tmpl w:val="6018E5A8"/>
@@ -7876,7 +8174,7 @@
       </w:rPr>
     </w:lvl>
   </w:abstractNum>
-  <w:abstractNum w:abstractNumId="53" w15:restartNumberingAfterBreak="0">
+  <w:abstractNum w:abstractNumId="55" w15:restartNumberingAfterBreak="0">
     <w:nsid w:val="229619AD"/>
     <w:multiLevelType w:val="multilevel"/>
     <w:tmpl w:val="77C2B42C"/>
@@ -8025,7 +8323,7 @@
       </w:rPr>
     </w:lvl>
   </w:abstractNum>
-  <w:abstractNum w:abstractNumId="54" w15:restartNumberingAfterBreak="0">
+  <w:abstractNum w:abstractNumId="56" w15:restartNumberingAfterBreak="0">
     <w:nsid w:val="23082F3D"/>
     <w:multiLevelType w:val="multilevel"/>
     <w:tmpl w:val="F14A66C8"/>
@@ -8174,7 +8472,7 @@
       </w:rPr>
     </w:lvl>
   </w:abstractNum>
-  <w:abstractNum w:abstractNumId="55" w15:restartNumberingAfterBreak="0">
+  <w:abstractNum w:abstractNumId="57" w15:restartNumberingAfterBreak="0">
     <w:nsid w:val="237D3DF7"/>
     <w:multiLevelType w:val="multilevel"/>
     <w:tmpl w:val="DC7E72FC"/>
@@ -8323,7 +8621,7 @@
       </w:rPr>
     </w:lvl>
   </w:abstractNum>
-  <w:abstractNum w:abstractNumId="56" w15:restartNumberingAfterBreak="0">
+  <w:abstractNum w:abstractNumId="58" w15:restartNumberingAfterBreak="0">
     <w:nsid w:val="24F75AF9"/>
     <w:multiLevelType w:val="multilevel"/>
     <w:tmpl w:val="9216F698"/>
@@ -8472,7 +8770,7 @@
       </w:rPr>
     </w:lvl>
   </w:abstractNum>
-  <w:abstractNum w:abstractNumId="57" w15:restartNumberingAfterBreak="0">
+  <w:abstractNum w:abstractNumId="59" w15:restartNumberingAfterBreak="0">
     <w:nsid w:val="26930FE0"/>
     <w:multiLevelType w:val="multilevel"/>
     <w:tmpl w:val="66F67BEE"/>
@@ -8621,7 +8919,7 @@
       </w:rPr>
     </w:lvl>
   </w:abstractNum>
-  <w:abstractNum w:abstractNumId="58" w15:restartNumberingAfterBreak="0">
+  <w:abstractNum w:abstractNumId="60" w15:restartNumberingAfterBreak="0">
     <w:nsid w:val="27005E26"/>
     <w:multiLevelType w:val="multilevel"/>
     <w:tmpl w:val="6246A56A"/>
@@ -8770,7 +9068,156 @@
       </w:rPr>
     </w:lvl>
   </w:abstractNum>
-  <w:abstractNum w:abstractNumId="59" w15:restartNumberingAfterBreak="0">
+  <w:abstractNum w:abstractNumId="61" w15:restartNumberingAfterBreak="0">
+    <w:nsid w:val="27093147"/>
+    <w:multiLevelType w:val="multilevel"/>
+    <w:tmpl w:val="64E89932"/>
+    <w:lvl w:ilvl="0">
+      <w:start w:val="1"/>
+      <w:numFmt w:val="bullet"/>
+      <w:lvlText w:val=""/>
+      <w:lvlJc w:val="left"/>
+      <w:pPr>
+        <w:tabs>
+          <w:tab w:val="num" w:pos="720"/>
+        </w:tabs>
+        <w:ind w:left="720" w:hanging="360"/>
+      </w:pPr>
+      <w:rPr>
+        <w:rFonts w:ascii="Symbol" w:hAnsi="Symbol" w:hint="default"/>
+        <w:sz w:val="20"/>
+      </w:rPr>
+    </w:lvl>
+    <w:lvl w:ilvl="1" w:tentative="1">
+      <w:start w:val="1"/>
+      <w:numFmt w:val="bullet"/>
+      <w:lvlText w:val="o"/>
+      <w:lvlJc w:val="left"/>
+      <w:pPr>
+        <w:tabs>
+          <w:tab w:val="num" w:pos="1440"/>
+        </w:tabs>
+        <w:ind w:left="1440" w:hanging="360"/>
+      </w:pPr>
+      <w:rPr>
+        <w:rFonts w:ascii="Courier New" w:hAnsi="Courier New" w:hint="default"/>
+        <w:sz w:val="20"/>
+      </w:rPr>
+    </w:lvl>
+    <w:lvl w:ilvl="2" w:tentative="1">
+      <w:start w:val="1"/>
+      <w:numFmt w:val="bullet"/>
+      <w:lvlText w:val=""/>
+      <w:lvlJc w:val="left"/>
+      <w:pPr>
+        <w:tabs>
+          <w:tab w:val="num" w:pos="2160"/>
+        </w:tabs>
+        <w:ind w:left="2160" w:hanging="360"/>
+      </w:pPr>
+      <w:rPr>
+        <w:rFonts w:ascii="Wingdings" w:hAnsi="Wingdings" w:hint="default"/>
+        <w:sz w:val="20"/>
+      </w:rPr>
+    </w:lvl>
+    <w:lvl w:ilvl="3" w:tentative="1">
+      <w:start w:val="1"/>
+      <w:numFmt w:val="bullet"/>
+      <w:lvlText w:val=""/>
+      <w:lvlJc w:val="left"/>
+      <w:pPr>
+        <w:tabs>
+          <w:tab w:val="num" w:pos="2880"/>
+        </w:tabs>
+        <w:ind w:left="2880" w:hanging="360"/>
+      </w:pPr>
+      <w:rPr>
+        <w:rFonts w:ascii="Wingdings" w:hAnsi="Wingdings" w:hint="default"/>
+        <w:sz w:val="20"/>
+      </w:rPr>
+    </w:lvl>
+    <w:lvl w:ilvl="4" w:tentative="1">
+      <w:start w:val="1"/>
+      <w:numFmt w:val="bullet"/>
+      <w:lvlText w:val=""/>
+      <w:lvlJc w:val="left"/>
+      <w:pPr>
+        <w:tabs>
+          <w:tab w:val="num" w:pos="3600"/>
+        </w:tabs>
+        <w:ind w:left="3600" w:hanging="360"/>
+      </w:pPr>
+      <w:rPr>
+        <w:rFonts w:ascii="Wingdings" w:hAnsi="Wingdings" w:hint="default"/>
+        <w:sz w:val="20"/>
+      </w:rPr>
+    </w:lvl>
+    <w:lvl w:ilvl="5" w:tentative="1">
+      <w:start w:val="1"/>
+      <w:numFmt w:val="bullet"/>
+      <w:lvlText w:val=""/>
+      <w:lvlJc w:val="left"/>
+      <w:pPr>
+        <w:tabs>
+          <w:tab w:val="num" w:pos="4320"/>
+        </w:tabs>
+        <w:ind w:left="4320" w:hanging="360"/>
+      </w:pPr>
+      <w:rPr>
+        <w:rFonts w:ascii="Wingdings" w:hAnsi="Wingdings" w:hint="default"/>
+        <w:sz w:val="20"/>
+      </w:rPr>
+    </w:lvl>
+    <w:lvl w:ilvl="6" w:tentative="1">
+      <w:start w:val="1"/>
+      <w:numFmt w:val="bullet"/>
+      <w:lvlText w:val=""/>
+      <w:lvlJc w:val="left"/>
+      <w:pPr>
+        <w:tabs>
+          <w:tab w:val="num" w:pos="5040"/>
+        </w:tabs>
+        <w:ind w:left="5040" w:hanging="360"/>
+      </w:pPr>
+      <w:rPr>
+        <w:rFonts w:ascii="Wingdings" w:hAnsi="Wingdings" w:hint="default"/>
+        <w:sz w:val="20"/>
+      </w:rPr>
+    </w:lvl>
+    <w:lvl w:ilvl="7" w:tentative="1">
+      <w:start w:val="1"/>
+      <w:numFmt w:val="bullet"/>
+      <w:lvlText w:val=""/>
+      <w:lvlJc w:val="left"/>
+      <w:pPr>
+        <w:tabs>
+          <w:tab w:val="num" w:pos="5760"/>
+        </w:tabs>
+        <w:ind w:left="5760" w:hanging="360"/>
+      </w:pPr>
+      <w:rPr>
+        <w:rFonts w:ascii="Wingdings" w:hAnsi="Wingdings" w:hint="default"/>
+        <w:sz w:val="20"/>
+      </w:rPr>
+    </w:lvl>
+    <w:lvl w:ilvl="8" w:tentative="1">
+      <w:start w:val="1"/>
+      <w:numFmt w:val="bullet"/>
+      <w:lvlText w:val=""/>
+      <w:lvlJc w:val="left"/>
+      <w:pPr>
+        <w:tabs>
+          <w:tab w:val="num" w:pos="6480"/>
+        </w:tabs>
+        <w:ind w:left="6480" w:hanging="360"/>
+      </w:pPr>
+      <w:rPr>
+        <w:rFonts w:ascii="Wingdings" w:hAnsi="Wingdings" w:hint="default"/>
+        <w:sz w:val="20"/>
+      </w:rPr>
+    </w:lvl>
+  </w:abstractNum>
+  <w:abstractNum w:abstractNumId="62" w15:restartNumberingAfterBreak="0">
     <w:nsid w:val="270B7DBA"/>
     <w:multiLevelType w:val="multilevel"/>
     <w:tmpl w:val="487C4796"/>
@@ -8919,7 +9366,7 @@
       </w:rPr>
     </w:lvl>
   </w:abstractNum>
-  <w:abstractNum w:abstractNumId="60" w15:restartNumberingAfterBreak="0">
+  <w:abstractNum w:abstractNumId="63" w15:restartNumberingAfterBreak="0">
     <w:nsid w:val="27DF5D6C"/>
     <w:multiLevelType w:val="multilevel"/>
     <w:tmpl w:val="6BCC12D2"/>
@@ -9068,7 +9515,7 @@
       </w:rPr>
     </w:lvl>
   </w:abstractNum>
-  <w:abstractNum w:abstractNumId="61" w15:restartNumberingAfterBreak="0">
+  <w:abstractNum w:abstractNumId="64" w15:restartNumberingAfterBreak="0">
     <w:nsid w:val="282C57AD"/>
     <w:multiLevelType w:val="multilevel"/>
     <w:tmpl w:val="8B62A20E"/>
@@ -9217,7 +9664,7 @@
       </w:rPr>
     </w:lvl>
   </w:abstractNum>
-  <w:abstractNum w:abstractNumId="62" w15:restartNumberingAfterBreak="0">
+  <w:abstractNum w:abstractNumId="65" w15:restartNumberingAfterBreak="0">
     <w:nsid w:val="2856356D"/>
     <w:multiLevelType w:val="multilevel"/>
     <w:tmpl w:val="A2F4DFC0"/>
@@ -9366,7 +9813,7 @@
       </w:rPr>
     </w:lvl>
   </w:abstractNum>
-  <w:abstractNum w:abstractNumId="63" w15:restartNumberingAfterBreak="0">
+  <w:abstractNum w:abstractNumId="66" w15:restartNumberingAfterBreak="0">
     <w:nsid w:val="285E4DD7"/>
     <w:multiLevelType w:val="multilevel"/>
     <w:tmpl w:val="DC66EB6A"/>
@@ -9515,7 +9962,7 @@
       </w:rPr>
     </w:lvl>
   </w:abstractNum>
-  <w:abstractNum w:abstractNumId="64" w15:restartNumberingAfterBreak="0">
+  <w:abstractNum w:abstractNumId="67" w15:restartNumberingAfterBreak="0">
     <w:nsid w:val="2A1B758C"/>
     <w:multiLevelType w:val="multilevel"/>
     <w:tmpl w:val="89C4BB16"/>
@@ -9664,7 +10111,7 @@
       </w:rPr>
     </w:lvl>
   </w:abstractNum>
-  <w:abstractNum w:abstractNumId="65" w15:restartNumberingAfterBreak="0">
+  <w:abstractNum w:abstractNumId="68" w15:restartNumberingAfterBreak="0">
     <w:nsid w:val="2AFC51C1"/>
     <w:multiLevelType w:val="multilevel"/>
     <w:tmpl w:val="20C8DBA0"/>
@@ -9813,7 +10260,7 @@
       </w:rPr>
     </w:lvl>
   </w:abstractNum>
-  <w:abstractNum w:abstractNumId="66" w15:restartNumberingAfterBreak="0">
+  <w:abstractNum w:abstractNumId="69" w15:restartNumberingAfterBreak="0">
     <w:nsid w:val="2B51090F"/>
     <w:multiLevelType w:val="multilevel"/>
     <w:tmpl w:val="44F00B72"/>
@@ -9962,7 +10409,7 @@
       </w:rPr>
     </w:lvl>
   </w:abstractNum>
-  <w:abstractNum w:abstractNumId="67" w15:restartNumberingAfterBreak="0">
+  <w:abstractNum w:abstractNumId="70" w15:restartNumberingAfterBreak="0">
     <w:nsid w:val="2BD2530A"/>
     <w:multiLevelType w:val="multilevel"/>
     <w:tmpl w:val="BFF8450E"/>
@@ -10111,7 +10558,7 @@
       </w:rPr>
     </w:lvl>
   </w:abstractNum>
-  <w:abstractNum w:abstractNumId="68" w15:restartNumberingAfterBreak="0">
+  <w:abstractNum w:abstractNumId="71" w15:restartNumberingAfterBreak="0">
     <w:nsid w:val="2C5C776C"/>
     <w:multiLevelType w:val="multilevel"/>
     <w:tmpl w:val="89588DEA"/>
@@ -10260,7 +10707,7 @@
       </w:rPr>
     </w:lvl>
   </w:abstractNum>
-  <w:abstractNum w:abstractNumId="69" w15:restartNumberingAfterBreak="0">
+  <w:abstractNum w:abstractNumId="72" w15:restartNumberingAfterBreak="0">
     <w:nsid w:val="2CC37B23"/>
     <w:multiLevelType w:val="multilevel"/>
     <w:tmpl w:val="7A00C310"/>
@@ -10409,7 +10856,7 @@
       </w:rPr>
     </w:lvl>
   </w:abstractNum>
-  <w:abstractNum w:abstractNumId="70" w15:restartNumberingAfterBreak="0">
+  <w:abstractNum w:abstractNumId="73" w15:restartNumberingAfterBreak="0">
     <w:nsid w:val="2DD63684"/>
     <w:multiLevelType w:val="multilevel"/>
     <w:tmpl w:val="596ABEB0"/>
@@ -10558,7 +11005,7 @@
       </w:rPr>
     </w:lvl>
   </w:abstractNum>
-  <w:abstractNum w:abstractNumId="71" w15:restartNumberingAfterBreak="0">
+  <w:abstractNum w:abstractNumId="74" w15:restartNumberingAfterBreak="0">
     <w:nsid w:val="2DDC10D8"/>
     <w:multiLevelType w:val="multilevel"/>
     <w:tmpl w:val="D090ABA8"/>
@@ -10707,7 +11154,7 @@
       </w:rPr>
     </w:lvl>
   </w:abstractNum>
-  <w:abstractNum w:abstractNumId="72" w15:restartNumberingAfterBreak="0">
+  <w:abstractNum w:abstractNumId="75" w15:restartNumberingAfterBreak="0">
     <w:nsid w:val="2E3139EE"/>
     <w:multiLevelType w:val="multilevel"/>
     <w:tmpl w:val="26EA5D24"/>
@@ -10856,7 +11303,7 @@
       </w:rPr>
     </w:lvl>
   </w:abstractNum>
-  <w:abstractNum w:abstractNumId="73" w15:restartNumberingAfterBreak="0">
+  <w:abstractNum w:abstractNumId="76" w15:restartNumberingAfterBreak="0">
     <w:nsid w:val="2FD2568C"/>
     <w:multiLevelType w:val="multilevel"/>
     <w:tmpl w:val="E04206DA"/>
@@ -11005,7 +11452,7 @@
       </w:rPr>
     </w:lvl>
   </w:abstractNum>
-  <w:abstractNum w:abstractNumId="74" w15:restartNumberingAfterBreak="0">
+  <w:abstractNum w:abstractNumId="77" w15:restartNumberingAfterBreak="0">
     <w:nsid w:val="32342E50"/>
     <w:multiLevelType w:val="multilevel"/>
     <w:tmpl w:val="E2B6DC4E"/>
@@ -11154,7 +11601,7 @@
       </w:rPr>
     </w:lvl>
   </w:abstractNum>
-  <w:abstractNum w:abstractNumId="75" w15:restartNumberingAfterBreak="0">
+  <w:abstractNum w:abstractNumId="78" w15:restartNumberingAfterBreak="0">
     <w:nsid w:val="32471789"/>
     <w:multiLevelType w:val="multilevel"/>
     <w:tmpl w:val="3E14F872"/>
@@ -11303,7 +11750,7 @@
       </w:rPr>
     </w:lvl>
   </w:abstractNum>
-  <w:abstractNum w:abstractNumId="76" w15:restartNumberingAfterBreak="0">
+  <w:abstractNum w:abstractNumId="79" w15:restartNumberingAfterBreak="0">
     <w:nsid w:val="335E6249"/>
     <w:multiLevelType w:val="multilevel"/>
     <w:tmpl w:val="B23E8DF6"/>
@@ -11452,7 +11899,7 @@
       </w:rPr>
     </w:lvl>
   </w:abstractNum>
-  <w:abstractNum w:abstractNumId="77" w15:restartNumberingAfterBreak="0">
+  <w:abstractNum w:abstractNumId="80" w15:restartNumberingAfterBreak="0">
     <w:nsid w:val="343E5984"/>
     <w:multiLevelType w:val="multilevel"/>
     <w:tmpl w:val="E8165052"/>
@@ -11601,7 +12048,7 @@
       </w:rPr>
     </w:lvl>
   </w:abstractNum>
-  <w:abstractNum w:abstractNumId="78" w15:restartNumberingAfterBreak="0">
+  <w:abstractNum w:abstractNumId="81" w15:restartNumberingAfterBreak="0">
     <w:nsid w:val="34805B81"/>
     <w:multiLevelType w:val="multilevel"/>
     <w:tmpl w:val="7688BB98"/>
@@ -11750,7 +12197,7 @@
       </w:rPr>
     </w:lvl>
   </w:abstractNum>
-  <w:abstractNum w:abstractNumId="79" w15:restartNumberingAfterBreak="0">
+  <w:abstractNum w:abstractNumId="82" w15:restartNumberingAfterBreak="0">
     <w:nsid w:val="34957492"/>
     <w:multiLevelType w:val="multilevel"/>
     <w:tmpl w:val="B31A89B2"/>
@@ -11899,7 +12346,7 @@
       </w:rPr>
     </w:lvl>
   </w:abstractNum>
-  <w:abstractNum w:abstractNumId="80" w15:restartNumberingAfterBreak="0">
+  <w:abstractNum w:abstractNumId="83" w15:restartNumberingAfterBreak="0">
     <w:nsid w:val="352164D7"/>
     <w:multiLevelType w:val="multilevel"/>
     <w:tmpl w:val="8F08D0C8"/>
@@ -12048,7 +12495,7 @@
       </w:rPr>
     </w:lvl>
   </w:abstractNum>
-  <w:abstractNum w:abstractNumId="81" w15:restartNumberingAfterBreak="0">
+  <w:abstractNum w:abstractNumId="84" w15:restartNumberingAfterBreak="0">
     <w:nsid w:val="361F12D4"/>
     <w:multiLevelType w:val="multilevel"/>
     <w:tmpl w:val="E9060CFC"/>
@@ -12197,7 +12644,7 @@
       </w:rPr>
     </w:lvl>
   </w:abstractNum>
-  <w:abstractNum w:abstractNumId="82" w15:restartNumberingAfterBreak="0">
+  <w:abstractNum w:abstractNumId="85" w15:restartNumberingAfterBreak="0">
     <w:nsid w:val="370618FF"/>
     <w:multiLevelType w:val="multilevel"/>
     <w:tmpl w:val="41F6E6F4"/>
@@ -12346,7 +12793,7 @@
       </w:rPr>
     </w:lvl>
   </w:abstractNum>
-  <w:abstractNum w:abstractNumId="83" w15:restartNumberingAfterBreak="0">
+  <w:abstractNum w:abstractNumId="86" w15:restartNumberingAfterBreak="0">
     <w:nsid w:val="37FF61DA"/>
     <w:multiLevelType w:val="multilevel"/>
     <w:tmpl w:val="6228FD48"/>
@@ -12495,7 +12942,7 @@
       </w:rPr>
     </w:lvl>
   </w:abstractNum>
-  <w:abstractNum w:abstractNumId="84" w15:restartNumberingAfterBreak="0">
+  <w:abstractNum w:abstractNumId="87" w15:restartNumberingAfterBreak="0">
     <w:nsid w:val="38816699"/>
     <w:multiLevelType w:val="multilevel"/>
     <w:tmpl w:val="861EBCD0"/>
@@ -12644,7 +13091,7 @@
       </w:rPr>
     </w:lvl>
   </w:abstractNum>
-  <w:abstractNum w:abstractNumId="85" w15:restartNumberingAfterBreak="0">
+  <w:abstractNum w:abstractNumId="88" w15:restartNumberingAfterBreak="0">
     <w:nsid w:val="395E79C2"/>
     <w:multiLevelType w:val="multilevel"/>
     <w:tmpl w:val="9E4EAFE6"/>
@@ -12793,7 +13240,156 @@
       </w:rPr>
     </w:lvl>
   </w:abstractNum>
-  <w:abstractNum w:abstractNumId="86" w15:restartNumberingAfterBreak="0">
+  <w:abstractNum w:abstractNumId="89" w15:restartNumberingAfterBreak="0">
+    <w:nsid w:val="3A773478"/>
+    <w:multiLevelType w:val="multilevel"/>
+    <w:tmpl w:val="15FE072A"/>
+    <w:lvl w:ilvl="0">
+      <w:start w:val="1"/>
+      <w:numFmt w:val="bullet"/>
+      <w:lvlText w:val=""/>
+      <w:lvlJc w:val="left"/>
+      <w:pPr>
+        <w:tabs>
+          <w:tab w:val="num" w:pos="720"/>
+        </w:tabs>
+        <w:ind w:left="720" w:hanging="360"/>
+      </w:pPr>
+      <w:rPr>
+        <w:rFonts w:ascii="Symbol" w:hAnsi="Symbol" w:hint="default"/>
+        <w:sz w:val="20"/>
+      </w:rPr>
+    </w:lvl>
+    <w:lvl w:ilvl="1" w:tentative="1">
+      <w:start w:val="1"/>
+      <w:numFmt w:val="bullet"/>
+      <w:lvlText w:val="o"/>
+      <w:lvlJc w:val="left"/>
+      <w:pPr>
+        <w:tabs>
+          <w:tab w:val="num" w:pos="1440"/>
+        </w:tabs>
+        <w:ind w:left="1440" w:hanging="360"/>
+      </w:pPr>
+      <w:rPr>
+        <w:rFonts w:ascii="Courier New" w:hAnsi="Courier New" w:hint="default"/>
+        <w:sz w:val="20"/>
+      </w:rPr>
+    </w:lvl>
+    <w:lvl w:ilvl="2" w:tentative="1">
+      <w:start w:val="1"/>
+      <w:numFmt w:val="bullet"/>
+      <w:lvlText w:val=""/>
+      <w:lvlJc w:val="left"/>
+      <w:pPr>
+        <w:tabs>
+          <w:tab w:val="num" w:pos="2160"/>
+        </w:tabs>
+        <w:ind w:left="2160" w:hanging="360"/>
+      </w:pPr>
+      <w:rPr>
+        <w:rFonts w:ascii="Wingdings" w:hAnsi="Wingdings" w:hint="default"/>
+        <w:sz w:val="20"/>
+      </w:rPr>
+    </w:lvl>
+    <w:lvl w:ilvl="3" w:tentative="1">
+      <w:start w:val="1"/>
+      <w:numFmt w:val="bullet"/>
+      <w:lvlText w:val=""/>
+      <w:lvlJc w:val="left"/>
+      <w:pPr>
+        <w:tabs>
+          <w:tab w:val="num" w:pos="2880"/>
+        </w:tabs>
+        <w:ind w:left="2880" w:hanging="360"/>
+      </w:pPr>
+      <w:rPr>
+        <w:rFonts w:ascii="Wingdings" w:hAnsi="Wingdings" w:hint="default"/>
+        <w:sz w:val="20"/>
+      </w:rPr>
+    </w:lvl>
+    <w:lvl w:ilvl="4" w:tentative="1">
+      <w:start w:val="1"/>
+      <w:numFmt w:val="bullet"/>
+      <w:lvlText w:val=""/>
+      <w:lvlJc w:val="left"/>
+      <w:pPr>
+        <w:tabs>
+          <w:tab w:val="num" w:pos="3600"/>
+        </w:tabs>
+        <w:ind w:left="3600" w:hanging="360"/>
+      </w:pPr>
+      <w:rPr>
+        <w:rFonts w:ascii="Wingdings" w:hAnsi="Wingdings" w:hint="default"/>
+        <w:sz w:val="20"/>
+      </w:rPr>
+    </w:lvl>
+    <w:lvl w:ilvl="5" w:tentative="1">
+      <w:start w:val="1"/>
+      <w:numFmt w:val="bullet"/>
+      <w:lvlText w:val=""/>
+      <w:lvlJc w:val="left"/>
+      <w:pPr>
+        <w:tabs>
+          <w:tab w:val="num" w:pos="4320"/>
+        </w:tabs>
+        <w:ind w:left="4320" w:hanging="360"/>
+      </w:pPr>
+      <w:rPr>
+        <w:rFonts w:ascii="Wingdings" w:hAnsi="Wingdings" w:hint="default"/>
+        <w:sz w:val="20"/>
+      </w:rPr>
+    </w:lvl>
+    <w:lvl w:ilvl="6" w:tentative="1">
+      <w:start w:val="1"/>
+      <w:numFmt w:val="bullet"/>
+      <w:lvlText w:val=""/>
+      <w:lvlJc w:val="left"/>
+      <w:pPr>
+        <w:tabs>
+          <w:tab w:val="num" w:pos="5040"/>
+        </w:tabs>
+        <w:ind w:left="5040" w:hanging="360"/>
+      </w:pPr>
+      <w:rPr>
+        <w:rFonts w:ascii="Wingdings" w:hAnsi="Wingdings" w:hint="default"/>
+        <w:sz w:val="20"/>
+      </w:rPr>
+    </w:lvl>
+    <w:lvl w:ilvl="7" w:tentative="1">
+      <w:start w:val="1"/>
+      <w:numFmt w:val="bullet"/>
+      <w:lvlText w:val=""/>
+      <w:lvlJc w:val="left"/>
+      <w:pPr>
+        <w:tabs>
+          <w:tab w:val="num" w:pos="5760"/>
+        </w:tabs>
+        <w:ind w:left="5760" w:hanging="360"/>
+      </w:pPr>
+      <w:rPr>
+        <w:rFonts w:ascii="Wingdings" w:hAnsi="Wingdings" w:hint="default"/>
+        <w:sz w:val="20"/>
+      </w:rPr>
+    </w:lvl>
+    <w:lvl w:ilvl="8" w:tentative="1">
+      <w:start w:val="1"/>
+      <w:numFmt w:val="bullet"/>
+      <w:lvlText w:val=""/>
+      <w:lvlJc w:val="left"/>
+      <w:pPr>
+        <w:tabs>
+          <w:tab w:val="num" w:pos="6480"/>
+        </w:tabs>
+        <w:ind w:left="6480" w:hanging="360"/>
+      </w:pPr>
+      <w:rPr>
+        <w:rFonts w:ascii="Wingdings" w:hAnsi="Wingdings" w:hint="default"/>
+        <w:sz w:val="20"/>
+      </w:rPr>
+    </w:lvl>
+  </w:abstractNum>
+  <w:abstractNum w:abstractNumId="90" w15:restartNumberingAfterBreak="0">
     <w:nsid w:val="3B0E5147"/>
     <w:multiLevelType w:val="multilevel"/>
     <w:tmpl w:val="C4A0C0B4"/>
@@ -12942,7 +13538,7 @@
       </w:rPr>
     </w:lvl>
   </w:abstractNum>
-  <w:abstractNum w:abstractNumId="87" w15:restartNumberingAfterBreak="0">
+  <w:abstractNum w:abstractNumId="91" w15:restartNumberingAfterBreak="0">
     <w:nsid w:val="3B3D4309"/>
     <w:multiLevelType w:val="multilevel"/>
     <w:tmpl w:val="F43C4928"/>
@@ -13091,7 +13687,7 @@
       </w:rPr>
     </w:lvl>
   </w:abstractNum>
-  <w:abstractNum w:abstractNumId="88" w15:restartNumberingAfterBreak="0">
+  <w:abstractNum w:abstractNumId="92" w15:restartNumberingAfterBreak="0">
     <w:nsid w:val="3BDF293D"/>
     <w:multiLevelType w:val="multilevel"/>
     <w:tmpl w:val="A4364F4E"/>
@@ -13240,7 +13836,7 @@
       </w:rPr>
     </w:lvl>
   </w:abstractNum>
-  <w:abstractNum w:abstractNumId="89" w15:restartNumberingAfterBreak="0">
+  <w:abstractNum w:abstractNumId="93" w15:restartNumberingAfterBreak="0">
     <w:nsid w:val="3BFA13EC"/>
     <w:multiLevelType w:val="multilevel"/>
     <w:tmpl w:val="0E0092A0"/>
@@ -13389,7 +13985,7 @@
       </w:rPr>
     </w:lvl>
   </w:abstractNum>
-  <w:abstractNum w:abstractNumId="90" w15:restartNumberingAfterBreak="0">
+  <w:abstractNum w:abstractNumId="94" w15:restartNumberingAfterBreak="0">
     <w:nsid w:val="3CA24641"/>
     <w:multiLevelType w:val="multilevel"/>
     <w:tmpl w:val="E9E44CF2"/>
@@ -13538,7 +14134,7 @@
       </w:rPr>
     </w:lvl>
   </w:abstractNum>
-  <w:abstractNum w:abstractNumId="91" w15:restartNumberingAfterBreak="0">
+  <w:abstractNum w:abstractNumId="95" w15:restartNumberingAfterBreak="0">
     <w:nsid w:val="3CFF4288"/>
     <w:multiLevelType w:val="multilevel"/>
     <w:tmpl w:val="55285CFA"/>
@@ -13687,7 +14283,156 @@
       </w:rPr>
     </w:lvl>
   </w:abstractNum>
-  <w:abstractNum w:abstractNumId="92" w15:restartNumberingAfterBreak="0">
+  <w:abstractNum w:abstractNumId="96" w15:restartNumberingAfterBreak="0">
+    <w:nsid w:val="3D2C70C3"/>
+    <w:multiLevelType w:val="multilevel"/>
+    <w:tmpl w:val="94DA0012"/>
+    <w:lvl w:ilvl="0">
+      <w:start w:val="1"/>
+      <w:numFmt w:val="bullet"/>
+      <w:lvlText w:val=""/>
+      <w:lvlJc w:val="left"/>
+      <w:pPr>
+        <w:tabs>
+          <w:tab w:val="num" w:pos="720"/>
+        </w:tabs>
+        <w:ind w:left="720" w:hanging="360"/>
+      </w:pPr>
+      <w:rPr>
+        <w:rFonts w:ascii="Symbol" w:hAnsi="Symbol" w:hint="default"/>
+        <w:sz w:val="20"/>
+      </w:rPr>
+    </w:lvl>
+    <w:lvl w:ilvl="1" w:tentative="1">
+      <w:start w:val="1"/>
+      <w:numFmt w:val="bullet"/>
+      <w:lvlText w:val="o"/>
+      <w:lvlJc w:val="left"/>
+      <w:pPr>
+        <w:tabs>
+          <w:tab w:val="num" w:pos="1440"/>
+        </w:tabs>
+        <w:ind w:left="1440" w:hanging="360"/>
+      </w:pPr>
+      <w:rPr>
+        <w:rFonts w:ascii="Courier New" w:hAnsi="Courier New" w:hint="default"/>
+        <w:sz w:val="20"/>
+      </w:rPr>
+    </w:lvl>
+    <w:lvl w:ilvl="2" w:tentative="1">
+      <w:start w:val="1"/>
+      <w:numFmt w:val="bullet"/>
+      <w:lvlText w:val=""/>
+      <w:lvlJc w:val="left"/>
+      <w:pPr>
+        <w:tabs>
+          <w:tab w:val="num" w:pos="2160"/>
+        </w:tabs>
+        <w:ind w:left="2160" w:hanging="360"/>
+      </w:pPr>
+      <w:rPr>
+        <w:rFonts w:ascii="Wingdings" w:hAnsi="Wingdings" w:hint="default"/>
+        <w:sz w:val="20"/>
+      </w:rPr>
+    </w:lvl>
+    <w:lvl w:ilvl="3" w:tentative="1">
+      <w:start w:val="1"/>
+      <w:numFmt w:val="bullet"/>
+      <w:lvlText w:val=""/>
+      <w:lvlJc w:val="left"/>
+      <w:pPr>
+        <w:tabs>
+          <w:tab w:val="num" w:pos="2880"/>
+        </w:tabs>
+        <w:ind w:left="2880" w:hanging="360"/>
+      </w:pPr>
+      <w:rPr>
+        <w:rFonts w:ascii="Wingdings" w:hAnsi="Wingdings" w:hint="default"/>
+        <w:sz w:val="20"/>
+      </w:rPr>
+    </w:lvl>
+    <w:lvl w:ilvl="4" w:tentative="1">
+      <w:start w:val="1"/>
+      <w:numFmt w:val="bullet"/>
+      <w:lvlText w:val=""/>
+      <w:lvlJc w:val="left"/>
+      <w:pPr>
+        <w:tabs>
+          <w:tab w:val="num" w:pos="3600"/>
+        </w:tabs>
+        <w:ind w:left="3600" w:hanging="360"/>
+      </w:pPr>
+      <w:rPr>
+        <w:rFonts w:ascii="Wingdings" w:hAnsi="Wingdings" w:hint="default"/>
+        <w:sz w:val="20"/>
+      </w:rPr>
+    </w:lvl>
+    <w:lvl w:ilvl="5" w:tentative="1">
+      <w:start w:val="1"/>
+      <w:numFmt w:val="bullet"/>
+      <w:lvlText w:val=""/>
+      <w:lvlJc w:val="left"/>
+      <w:pPr>
+        <w:tabs>
+          <w:tab w:val="num" w:pos="4320"/>
+        </w:tabs>
+        <w:ind w:left="4320" w:hanging="360"/>
+      </w:pPr>
+      <w:rPr>
+        <w:rFonts w:ascii="Wingdings" w:hAnsi="Wingdings" w:hint="default"/>
+        <w:sz w:val="20"/>
+      </w:rPr>
+    </w:lvl>
+    <w:lvl w:ilvl="6" w:tentative="1">
+      <w:start w:val="1"/>
+      <w:numFmt w:val="bullet"/>
+      <w:lvlText w:val=""/>
+      <w:lvlJc w:val="left"/>
+      <w:pPr>
+        <w:tabs>
+          <w:tab w:val="num" w:pos="5040"/>
+        </w:tabs>
+        <w:ind w:left="5040" w:hanging="360"/>
+      </w:pPr>
+      <w:rPr>
+        <w:rFonts w:ascii="Wingdings" w:hAnsi="Wingdings" w:hint="default"/>
+        <w:sz w:val="20"/>
+      </w:rPr>
+    </w:lvl>
+    <w:lvl w:ilvl="7" w:tentative="1">
+      <w:start w:val="1"/>
+      <w:numFmt w:val="bullet"/>
+      <w:lvlText w:val=""/>
+      <w:lvlJc w:val="left"/>
+      <w:pPr>
+        <w:tabs>
+          <w:tab w:val="num" w:pos="5760"/>
+        </w:tabs>
+        <w:ind w:left="5760" w:hanging="360"/>
+      </w:pPr>
+      <w:rPr>
+        <w:rFonts w:ascii="Wingdings" w:hAnsi="Wingdings" w:hint="default"/>
+        <w:sz w:val="20"/>
+      </w:rPr>
+    </w:lvl>
+    <w:lvl w:ilvl="8" w:tentative="1">
+      <w:start w:val="1"/>
+      <w:numFmt w:val="bullet"/>
+      <w:lvlText w:val=""/>
+      <w:lvlJc w:val="left"/>
+      <w:pPr>
+        <w:tabs>
+          <w:tab w:val="num" w:pos="6480"/>
+        </w:tabs>
+        <w:ind w:left="6480" w:hanging="360"/>
+      </w:pPr>
+      <w:rPr>
+        <w:rFonts w:ascii="Wingdings" w:hAnsi="Wingdings" w:hint="default"/>
+        <w:sz w:val="20"/>
+      </w:rPr>
+    </w:lvl>
+  </w:abstractNum>
+  <w:abstractNum w:abstractNumId="97" w15:restartNumberingAfterBreak="0">
     <w:nsid w:val="3D772D94"/>
     <w:multiLevelType w:val="multilevel"/>
     <w:tmpl w:val="9252D276"/>
@@ -13836,7 +14581,7 @@
       </w:rPr>
     </w:lvl>
   </w:abstractNum>
-  <w:abstractNum w:abstractNumId="93" w15:restartNumberingAfterBreak="0">
+  <w:abstractNum w:abstractNumId="98" w15:restartNumberingAfterBreak="0">
     <w:nsid w:val="3DAB034F"/>
     <w:multiLevelType w:val="multilevel"/>
     <w:tmpl w:val="31FA94A8"/>
@@ -13985,7 +14730,7 @@
       </w:rPr>
     </w:lvl>
   </w:abstractNum>
-  <w:abstractNum w:abstractNumId="94" w15:restartNumberingAfterBreak="0">
+  <w:abstractNum w:abstractNumId="99" w15:restartNumberingAfterBreak="0">
     <w:nsid w:val="3DE7052E"/>
     <w:multiLevelType w:val="multilevel"/>
     <w:tmpl w:val="C436F1C6"/>
@@ -14134,7 +14879,7 @@
       </w:rPr>
     </w:lvl>
   </w:abstractNum>
-  <w:abstractNum w:abstractNumId="95" w15:restartNumberingAfterBreak="0">
+  <w:abstractNum w:abstractNumId="100" w15:restartNumberingAfterBreak="0">
     <w:nsid w:val="3F17042A"/>
     <w:multiLevelType w:val="multilevel"/>
     <w:tmpl w:val="ED940C7C"/>
@@ -14283,7 +15028,7 @@
       </w:rPr>
     </w:lvl>
   </w:abstractNum>
-  <w:abstractNum w:abstractNumId="96" w15:restartNumberingAfterBreak="0">
+  <w:abstractNum w:abstractNumId="101" w15:restartNumberingAfterBreak="0">
     <w:nsid w:val="415C1E65"/>
     <w:multiLevelType w:val="multilevel"/>
     <w:tmpl w:val="803E3F46"/>
@@ -14432,7 +15177,7 @@
       </w:rPr>
     </w:lvl>
   </w:abstractNum>
-  <w:abstractNum w:abstractNumId="97" w15:restartNumberingAfterBreak="0">
+  <w:abstractNum w:abstractNumId="102" w15:restartNumberingAfterBreak="0">
     <w:nsid w:val="419C3C8C"/>
     <w:multiLevelType w:val="multilevel"/>
     <w:tmpl w:val="E84686BE"/>
@@ -14581,7 +15326,7 @@
       </w:rPr>
     </w:lvl>
   </w:abstractNum>
-  <w:abstractNum w:abstractNumId="98" w15:restartNumberingAfterBreak="0">
+  <w:abstractNum w:abstractNumId="103" w15:restartNumberingAfterBreak="0">
     <w:nsid w:val="42074EAD"/>
     <w:multiLevelType w:val="multilevel"/>
     <w:tmpl w:val="EF5EAE60"/>
@@ -14730,7 +15475,7 @@
       </w:rPr>
     </w:lvl>
   </w:abstractNum>
-  <w:abstractNum w:abstractNumId="99" w15:restartNumberingAfterBreak="0">
+  <w:abstractNum w:abstractNumId="104" w15:restartNumberingAfterBreak="0">
     <w:nsid w:val="42075914"/>
     <w:multiLevelType w:val="multilevel"/>
     <w:tmpl w:val="3654AC06"/>
@@ -14879,7 +15624,7 @@
       </w:rPr>
     </w:lvl>
   </w:abstractNum>
-  <w:abstractNum w:abstractNumId="100" w15:restartNumberingAfterBreak="0">
+  <w:abstractNum w:abstractNumId="105" w15:restartNumberingAfterBreak="0">
     <w:nsid w:val="42A15FD7"/>
     <w:multiLevelType w:val="multilevel"/>
     <w:tmpl w:val="0204B06A"/>
@@ -15028,7 +15773,7 @@
       </w:rPr>
     </w:lvl>
   </w:abstractNum>
-  <w:abstractNum w:abstractNumId="101" w15:restartNumberingAfterBreak="0">
+  <w:abstractNum w:abstractNumId="106" w15:restartNumberingAfterBreak="0">
     <w:nsid w:val="43A71279"/>
     <w:multiLevelType w:val="multilevel"/>
     <w:tmpl w:val="C81EA564"/>
@@ -15177,7 +15922,7 @@
       </w:rPr>
     </w:lvl>
   </w:abstractNum>
-  <w:abstractNum w:abstractNumId="102" w15:restartNumberingAfterBreak="0">
+  <w:abstractNum w:abstractNumId="107" w15:restartNumberingAfterBreak="0">
     <w:nsid w:val="43F41B84"/>
     <w:multiLevelType w:val="multilevel"/>
     <w:tmpl w:val="A766A878"/>
@@ -15326,7 +16071,7 @@
       </w:rPr>
     </w:lvl>
   </w:abstractNum>
-  <w:abstractNum w:abstractNumId="103" w15:restartNumberingAfterBreak="0">
+  <w:abstractNum w:abstractNumId="108" w15:restartNumberingAfterBreak="0">
     <w:nsid w:val="445E0CC7"/>
     <w:multiLevelType w:val="multilevel"/>
     <w:tmpl w:val="9F587920"/>
@@ -15475,7 +16220,7 @@
       </w:rPr>
     </w:lvl>
   </w:abstractNum>
-  <w:abstractNum w:abstractNumId="104" w15:restartNumberingAfterBreak="0">
+  <w:abstractNum w:abstractNumId="109" w15:restartNumberingAfterBreak="0">
     <w:nsid w:val="44E07EB6"/>
     <w:multiLevelType w:val="multilevel"/>
     <w:tmpl w:val="B3462038"/>
@@ -15624,7 +16369,7 @@
       </w:rPr>
     </w:lvl>
   </w:abstractNum>
-  <w:abstractNum w:abstractNumId="105" w15:restartNumberingAfterBreak="0">
+  <w:abstractNum w:abstractNumId="110" w15:restartNumberingAfterBreak="0">
     <w:nsid w:val="45174D6A"/>
     <w:multiLevelType w:val="multilevel"/>
     <w:tmpl w:val="339079BA"/>
@@ -15773,7 +16518,7 @@
       </w:rPr>
     </w:lvl>
   </w:abstractNum>
-  <w:abstractNum w:abstractNumId="106" w15:restartNumberingAfterBreak="0">
+  <w:abstractNum w:abstractNumId="111" w15:restartNumberingAfterBreak="0">
     <w:nsid w:val="45370063"/>
     <w:multiLevelType w:val="multilevel"/>
     <w:tmpl w:val="E466B7E8"/>
@@ -15922,7 +16667,7 @@
       </w:rPr>
     </w:lvl>
   </w:abstractNum>
-  <w:abstractNum w:abstractNumId="107" w15:restartNumberingAfterBreak="0">
+  <w:abstractNum w:abstractNumId="112" w15:restartNumberingAfterBreak="0">
     <w:nsid w:val="47375F90"/>
     <w:multiLevelType w:val="multilevel"/>
     <w:tmpl w:val="B3149704"/>
@@ -16071,7 +16816,7 @@
       </w:rPr>
     </w:lvl>
   </w:abstractNum>
-  <w:abstractNum w:abstractNumId="108" w15:restartNumberingAfterBreak="0">
+  <w:abstractNum w:abstractNumId="113" w15:restartNumberingAfterBreak="0">
     <w:nsid w:val="479A209C"/>
     <w:multiLevelType w:val="multilevel"/>
     <w:tmpl w:val="676AAF56"/>
@@ -16220,7 +16965,7 @@
       </w:rPr>
     </w:lvl>
   </w:abstractNum>
-  <w:abstractNum w:abstractNumId="109" w15:restartNumberingAfterBreak="0">
+  <w:abstractNum w:abstractNumId="114" w15:restartNumberingAfterBreak="0">
     <w:nsid w:val="480F265D"/>
     <w:multiLevelType w:val="multilevel"/>
     <w:tmpl w:val="CDB637E4"/>
@@ -16369,7 +17114,7 @@
       </w:rPr>
     </w:lvl>
   </w:abstractNum>
-  <w:abstractNum w:abstractNumId="110" w15:restartNumberingAfterBreak="0">
+  <w:abstractNum w:abstractNumId="115" w15:restartNumberingAfterBreak="0">
     <w:nsid w:val="48B75E37"/>
     <w:multiLevelType w:val="multilevel"/>
     <w:tmpl w:val="3F68D6FE"/>
@@ -16518,7 +17263,7 @@
       </w:rPr>
     </w:lvl>
   </w:abstractNum>
-  <w:abstractNum w:abstractNumId="111" w15:restartNumberingAfterBreak="0">
+  <w:abstractNum w:abstractNumId="116" w15:restartNumberingAfterBreak="0">
     <w:nsid w:val="48FA6CB4"/>
     <w:multiLevelType w:val="multilevel"/>
     <w:tmpl w:val="E954C676"/>
@@ -16667,7 +17412,7 @@
       </w:rPr>
     </w:lvl>
   </w:abstractNum>
-  <w:abstractNum w:abstractNumId="112" w15:restartNumberingAfterBreak="0">
+  <w:abstractNum w:abstractNumId="117" w15:restartNumberingAfterBreak="0">
     <w:nsid w:val="492D7C27"/>
     <w:multiLevelType w:val="multilevel"/>
     <w:tmpl w:val="59103E38"/>
@@ -16816,7 +17561,7 @@
       </w:rPr>
     </w:lvl>
   </w:abstractNum>
-  <w:abstractNum w:abstractNumId="113" w15:restartNumberingAfterBreak="0">
+  <w:abstractNum w:abstractNumId="118" w15:restartNumberingAfterBreak="0">
     <w:nsid w:val="49725174"/>
     <w:multiLevelType w:val="multilevel"/>
     <w:tmpl w:val="43406682"/>
@@ -16965,7 +17710,7 @@
       </w:rPr>
     </w:lvl>
   </w:abstractNum>
-  <w:abstractNum w:abstractNumId="114" w15:restartNumberingAfterBreak="0">
+  <w:abstractNum w:abstractNumId="119" w15:restartNumberingAfterBreak="0">
     <w:nsid w:val="4B64043D"/>
     <w:multiLevelType w:val="multilevel"/>
     <w:tmpl w:val="B518DF10"/>
@@ -17114,7 +17859,7 @@
       </w:rPr>
     </w:lvl>
   </w:abstractNum>
-  <w:abstractNum w:abstractNumId="115" w15:restartNumberingAfterBreak="0">
+  <w:abstractNum w:abstractNumId="120" w15:restartNumberingAfterBreak="0">
     <w:nsid w:val="4BCB6322"/>
     <w:multiLevelType w:val="multilevel"/>
     <w:tmpl w:val="928ED450"/>
@@ -17263,7 +18008,7 @@
       </w:rPr>
     </w:lvl>
   </w:abstractNum>
-  <w:abstractNum w:abstractNumId="116" w15:restartNumberingAfterBreak="0">
+  <w:abstractNum w:abstractNumId="121" w15:restartNumberingAfterBreak="0">
     <w:nsid w:val="4C162462"/>
     <w:multiLevelType w:val="multilevel"/>
     <w:tmpl w:val="15A487E0"/>
@@ -17412,7 +18157,7 @@
       </w:rPr>
     </w:lvl>
   </w:abstractNum>
-  <w:abstractNum w:abstractNumId="117" w15:restartNumberingAfterBreak="0">
+  <w:abstractNum w:abstractNumId="122" w15:restartNumberingAfterBreak="0">
     <w:nsid w:val="4DD64FB5"/>
     <w:multiLevelType w:val="multilevel"/>
     <w:tmpl w:val="3072ED58"/>
@@ -17561,7 +18306,7 @@
       </w:rPr>
     </w:lvl>
   </w:abstractNum>
-  <w:abstractNum w:abstractNumId="118" w15:restartNumberingAfterBreak="0">
+  <w:abstractNum w:abstractNumId="123" w15:restartNumberingAfterBreak="0">
     <w:nsid w:val="4EA01B70"/>
     <w:multiLevelType w:val="multilevel"/>
     <w:tmpl w:val="8B0CD580"/>
@@ -17710,7 +18455,7 @@
       </w:rPr>
     </w:lvl>
   </w:abstractNum>
-  <w:abstractNum w:abstractNumId="119" w15:restartNumberingAfterBreak="0">
+  <w:abstractNum w:abstractNumId="124" w15:restartNumberingAfterBreak="0">
     <w:nsid w:val="4EE44FFD"/>
     <w:multiLevelType w:val="multilevel"/>
     <w:tmpl w:val="AEB4BF7A"/>
@@ -17859,7 +18604,7 @@
       </w:rPr>
     </w:lvl>
   </w:abstractNum>
-  <w:abstractNum w:abstractNumId="120" w15:restartNumberingAfterBreak="0">
+  <w:abstractNum w:abstractNumId="125" w15:restartNumberingAfterBreak="0">
     <w:nsid w:val="504A7F8C"/>
     <w:multiLevelType w:val="multilevel"/>
     <w:tmpl w:val="BF3ABD0A"/>
@@ -18008,7 +18753,7 @@
       </w:rPr>
     </w:lvl>
   </w:abstractNum>
-  <w:abstractNum w:abstractNumId="121" w15:restartNumberingAfterBreak="0">
+  <w:abstractNum w:abstractNumId="126" w15:restartNumberingAfterBreak="0">
     <w:nsid w:val="50674D6E"/>
     <w:multiLevelType w:val="multilevel"/>
     <w:tmpl w:val="5D4A6E2E"/>
@@ -18157,7 +18902,7 @@
       </w:rPr>
     </w:lvl>
   </w:abstractNum>
-  <w:abstractNum w:abstractNumId="122" w15:restartNumberingAfterBreak="0">
+  <w:abstractNum w:abstractNumId="127" w15:restartNumberingAfterBreak="0">
     <w:nsid w:val="514103E7"/>
     <w:multiLevelType w:val="multilevel"/>
     <w:tmpl w:val="C2A823FA"/>
@@ -18306,7 +19051,156 @@
       </w:rPr>
     </w:lvl>
   </w:abstractNum>
-  <w:abstractNum w:abstractNumId="123" w15:restartNumberingAfterBreak="0">
+  <w:abstractNum w:abstractNumId="128" w15:restartNumberingAfterBreak="0">
+    <w:nsid w:val="51D92EF6"/>
+    <w:multiLevelType w:val="multilevel"/>
+    <w:tmpl w:val="B1D0E7AA"/>
+    <w:lvl w:ilvl="0">
+      <w:start w:val="1"/>
+      <w:numFmt w:val="bullet"/>
+      <w:lvlText w:val=""/>
+      <w:lvlJc w:val="left"/>
+      <w:pPr>
+        <w:tabs>
+          <w:tab w:val="num" w:pos="720"/>
+        </w:tabs>
+        <w:ind w:left="720" w:hanging="360"/>
+      </w:pPr>
+      <w:rPr>
+        <w:rFonts w:ascii="Symbol" w:hAnsi="Symbol" w:hint="default"/>
+        <w:sz w:val="20"/>
+      </w:rPr>
+    </w:lvl>
+    <w:lvl w:ilvl="1" w:tentative="1">
+      <w:start w:val="1"/>
+      <w:numFmt w:val="bullet"/>
+      <w:lvlText w:val="o"/>
+      <w:lvlJc w:val="left"/>
+      <w:pPr>
+        <w:tabs>
+          <w:tab w:val="num" w:pos="1440"/>
+        </w:tabs>
+        <w:ind w:left="1440" w:hanging="360"/>
+      </w:pPr>
+      <w:rPr>
+        <w:rFonts w:ascii="Courier New" w:hAnsi="Courier New" w:hint="default"/>
+        <w:sz w:val="20"/>
+      </w:rPr>
+    </w:lvl>
+    <w:lvl w:ilvl="2" w:tentative="1">
+      <w:start w:val="1"/>
+      <w:numFmt w:val="bullet"/>
+      <w:lvlText w:val=""/>
+      <w:lvlJc w:val="left"/>
+      <w:pPr>
+        <w:tabs>
+          <w:tab w:val="num" w:pos="2160"/>
+        </w:tabs>
+        <w:ind w:left="2160" w:hanging="360"/>
+      </w:pPr>
+      <w:rPr>
+        <w:rFonts w:ascii="Wingdings" w:hAnsi="Wingdings" w:hint="default"/>
+        <w:sz w:val="20"/>
+      </w:rPr>
+    </w:lvl>
+    <w:lvl w:ilvl="3" w:tentative="1">
+      <w:start w:val="1"/>
+      <w:numFmt w:val="bullet"/>
+      <w:lvlText w:val=""/>
+      <w:lvlJc w:val="left"/>
+      <w:pPr>
+        <w:tabs>
+          <w:tab w:val="num" w:pos="2880"/>
+        </w:tabs>
+        <w:ind w:left="2880" w:hanging="360"/>
+      </w:pPr>
+      <w:rPr>
+        <w:rFonts w:ascii="Wingdings" w:hAnsi="Wingdings" w:hint="default"/>
+        <w:sz w:val="20"/>
+      </w:rPr>
+    </w:lvl>
+    <w:lvl w:ilvl="4" w:tentative="1">
+      <w:start w:val="1"/>
+      <w:numFmt w:val="bullet"/>
+      <w:lvlText w:val=""/>
+      <w:lvlJc w:val="left"/>
+      <w:pPr>
+        <w:tabs>
+          <w:tab w:val="num" w:pos="3600"/>
+        </w:tabs>
+        <w:ind w:left="3600" w:hanging="360"/>
+      </w:pPr>
+      <w:rPr>
+        <w:rFonts w:ascii="Wingdings" w:hAnsi="Wingdings" w:hint="default"/>
+        <w:sz w:val="20"/>
+      </w:rPr>
+    </w:lvl>
+    <w:lvl w:ilvl="5" w:tentative="1">
+      <w:start w:val="1"/>
+      <w:numFmt w:val="bullet"/>
+      <w:lvlText w:val=""/>
+      <w:lvlJc w:val="left"/>
+      <w:pPr>
+        <w:tabs>
+          <w:tab w:val="num" w:pos="4320"/>
+        </w:tabs>
+        <w:ind w:left="4320" w:hanging="360"/>
+      </w:pPr>
+      <w:rPr>
+        <w:rFonts w:ascii="Wingdings" w:hAnsi="Wingdings" w:hint="default"/>
+        <w:sz w:val="20"/>
+      </w:rPr>
+    </w:lvl>
+    <w:lvl w:ilvl="6" w:tentative="1">
+      <w:start w:val="1"/>
+      <w:numFmt w:val="bullet"/>
+      <w:lvlText w:val=""/>
+      <w:lvlJc w:val="left"/>
+      <w:pPr>
+        <w:tabs>
+          <w:tab w:val="num" w:pos="5040"/>
+        </w:tabs>
+        <w:ind w:left="5040" w:hanging="360"/>
+      </w:pPr>
+      <w:rPr>
+        <w:rFonts w:ascii="Wingdings" w:hAnsi="Wingdings" w:hint="default"/>
+        <w:sz w:val="20"/>
+      </w:rPr>
+    </w:lvl>
+    <w:lvl w:ilvl="7" w:tentative="1">
+      <w:start w:val="1"/>
+      <w:numFmt w:val="bullet"/>
+      <w:lvlText w:val=""/>
+      <w:lvlJc w:val="left"/>
+      <w:pPr>
+        <w:tabs>
+          <w:tab w:val="num" w:pos="5760"/>
+        </w:tabs>
+        <w:ind w:left="5760" w:hanging="360"/>
+      </w:pPr>
+      <w:rPr>
+        <w:rFonts w:ascii="Wingdings" w:hAnsi="Wingdings" w:hint="default"/>
+        <w:sz w:val="20"/>
+      </w:rPr>
+    </w:lvl>
+    <w:lvl w:ilvl="8" w:tentative="1">
+      <w:start w:val="1"/>
+      <w:numFmt w:val="bullet"/>
+      <w:lvlText w:val=""/>
+      <w:lvlJc w:val="left"/>
+      <w:pPr>
+        <w:tabs>
+          <w:tab w:val="num" w:pos="6480"/>
+        </w:tabs>
+        <w:ind w:left="6480" w:hanging="360"/>
+      </w:pPr>
+      <w:rPr>
+        <w:rFonts w:ascii="Wingdings" w:hAnsi="Wingdings" w:hint="default"/>
+        <w:sz w:val="20"/>
+      </w:rPr>
+    </w:lvl>
+  </w:abstractNum>
+  <w:abstractNum w:abstractNumId="129" w15:restartNumberingAfterBreak="0">
     <w:nsid w:val="51F73145"/>
     <w:multiLevelType w:val="multilevel"/>
     <w:tmpl w:val="A314D84C"/>
@@ -18455,7 +19349,7 @@
       </w:rPr>
     </w:lvl>
   </w:abstractNum>
-  <w:abstractNum w:abstractNumId="124" w15:restartNumberingAfterBreak="0">
+  <w:abstractNum w:abstractNumId="130" w15:restartNumberingAfterBreak="0">
     <w:nsid w:val="51FE49E8"/>
     <w:multiLevelType w:val="multilevel"/>
     <w:tmpl w:val="0E8212C0"/>
@@ -18568,7 +19462,7 @@
       </w:pPr>
     </w:lvl>
   </w:abstractNum>
-  <w:abstractNum w:abstractNumId="125" w15:restartNumberingAfterBreak="0">
+  <w:abstractNum w:abstractNumId="131" w15:restartNumberingAfterBreak="0">
     <w:nsid w:val="53227902"/>
     <w:multiLevelType w:val="multilevel"/>
     <w:tmpl w:val="122A372E"/>
@@ -18717,7 +19611,7 @@
       </w:rPr>
     </w:lvl>
   </w:abstractNum>
-  <w:abstractNum w:abstractNumId="126" w15:restartNumberingAfterBreak="0">
+  <w:abstractNum w:abstractNumId="132" w15:restartNumberingAfterBreak="0">
     <w:nsid w:val="539F3822"/>
     <w:multiLevelType w:val="multilevel"/>
     <w:tmpl w:val="714628B2"/>
@@ -18830,7 +19724,7 @@
       </w:pPr>
     </w:lvl>
   </w:abstractNum>
-  <w:abstractNum w:abstractNumId="127" w15:restartNumberingAfterBreak="0">
+  <w:abstractNum w:abstractNumId="133" w15:restartNumberingAfterBreak="0">
     <w:nsid w:val="53F8172D"/>
     <w:multiLevelType w:val="multilevel"/>
     <w:tmpl w:val="B622DA6E"/>
@@ -18979,7 +19873,156 @@
       </w:rPr>
     </w:lvl>
   </w:abstractNum>
-  <w:abstractNum w:abstractNumId="128" w15:restartNumberingAfterBreak="0">
+  <w:abstractNum w:abstractNumId="134" w15:restartNumberingAfterBreak="0">
+    <w:nsid w:val="542902F0"/>
+    <w:multiLevelType w:val="multilevel"/>
+    <w:tmpl w:val="B5562BE6"/>
+    <w:lvl w:ilvl="0">
+      <w:start w:val="1"/>
+      <w:numFmt w:val="bullet"/>
+      <w:lvlText w:val=""/>
+      <w:lvlJc w:val="left"/>
+      <w:pPr>
+        <w:tabs>
+          <w:tab w:val="num" w:pos="720"/>
+        </w:tabs>
+        <w:ind w:left="720" w:hanging="360"/>
+      </w:pPr>
+      <w:rPr>
+        <w:rFonts w:ascii="Symbol" w:hAnsi="Symbol" w:hint="default"/>
+        <w:sz w:val="20"/>
+      </w:rPr>
+    </w:lvl>
+    <w:lvl w:ilvl="1" w:tentative="1">
+      <w:start w:val="1"/>
+      <w:numFmt w:val="bullet"/>
+      <w:lvlText w:val="o"/>
+      <w:lvlJc w:val="left"/>
+      <w:pPr>
+        <w:tabs>
+          <w:tab w:val="num" w:pos="1440"/>
+        </w:tabs>
+        <w:ind w:left="1440" w:hanging="360"/>
+      </w:pPr>
+      <w:rPr>
+        <w:rFonts w:ascii="Courier New" w:hAnsi="Courier New" w:hint="default"/>
+        <w:sz w:val="20"/>
+      </w:rPr>
+    </w:lvl>
+    <w:lvl w:ilvl="2" w:tentative="1">
+      <w:start w:val="1"/>
+      <w:numFmt w:val="bullet"/>
+      <w:lvlText w:val=""/>
+      <w:lvlJc w:val="left"/>
+      <w:pPr>
+        <w:tabs>
+          <w:tab w:val="num" w:pos="2160"/>
+        </w:tabs>
+        <w:ind w:left="2160" w:hanging="360"/>
+      </w:pPr>
+      <w:rPr>
+        <w:rFonts w:ascii="Wingdings" w:hAnsi="Wingdings" w:hint="default"/>
+        <w:sz w:val="20"/>
+      </w:rPr>
+    </w:lvl>
+    <w:lvl w:ilvl="3" w:tentative="1">
+      <w:start w:val="1"/>
+      <w:numFmt w:val="bullet"/>
+      <w:lvlText w:val=""/>
+      <w:lvlJc w:val="left"/>
+      <w:pPr>
+        <w:tabs>
+          <w:tab w:val="num" w:pos="2880"/>
+        </w:tabs>
+        <w:ind w:left="2880" w:hanging="360"/>
+      </w:pPr>
+      <w:rPr>
+        <w:rFonts w:ascii="Wingdings" w:hAnsi="Wingdings" w:hint="default"/>
+        <w:sz w:val="20"/>
+      </w:rPr>
+    </w:lvl>
+    <w:lvl w:ilvl="4" w:tentative="1">
+      <w:start w:val="1"/>
+      <w:numFmt w:val="bullet"/>
+      <w:lvlText w:val=""/>
+      <w:lvlJc w:val="left"/>
+      <w:pPr>
+        <w:tabs>
+          <w:tab w:val="num" w:pos="3600"/>
+        </w:tabs>
+        <w:ind w:left="3600" w:hanging="360"/>
+      </w:pPr>
+      <w:rPr>
+        <w:rFonts w:ascii="Wingdings" w:hAnsi="Wingdings" w:hint="default"/>
+        <w:sz w:val="20"/>
+      </w:rPr>
+    </w:lvl>
+    <w:lvl w:ilvl="5" w:tentative="1">
+      <w:start w:val="1"/>
+      <w:numFmt w:val="bullet"/>
+      <w:lvlText w:val=""/>
+      <w:lvlJc w:val="left"/>
+      <w:pPr>
+        <w:tabs>
+          <w:tab w:val="num" w:pos="4320"/>
+        </w:tabs>
+        <w:ind w:left="4320" w:hanging="360"/>
+      </w:pPr>
+      <w:rPr>
+        <w:rFonts w:ascii="Wingdings" w:hAnsi="Wingdings" w:hint="default"/>
+        <w:sz w:val="20"/>
+      </w:rPr>
+    </w:lvl>
+    <w:lvl w:ilvl="6" w:tentative="1">
+      <w:start w:val="1"/>
+      <w:numFmt w:val="bullet"/>
+      <w:lvlText w:val=""/>
+      <w:lvlJc w:val="left"/>
+      <w:pPr>
+        <w:tabs>
+          <w:tab w:val="num" w:pos="5040"/>
+        </w:tabs>
+        <w:ind w:left="5040" w:hanging="360"/>
+      </w:pPr>
+      <w:rPr>
+        <w:rFonts w:ascii="Wingdings" w:hAnsi="Wingdings" w:hint="default"/>
+        <w:sz w:val="20"/>
+      </w:rPr>
+    </w:lvl>
+    <w:lvl w:ilvl="7" w:tentative="1">
+      <w:start w:val="1"/>
+      <w:numFmt w:val="bullet"/>
+      <w:lvlText w:val=""/>
+      <w:lvlJc w:val="left"/>
+      <w:pPr>
+        <w:tabs>
+          <w:tab w:val="num" w:pos="5760"/>
+        </w:tabs>
+        <w:ind w:left="5760" w:hanging="360"/>
+      </w:pPr>
+      <w:rPr>
+        <w:rFonts w:ascii="Wingdings" w:hAnsi="Wingdings" w:hint="default"/>
+        <w:sz w:val="20"/>
+      </w:rPr>
+    </w:lvl>
+    <w:lvl w:ilvl="8" w:tentative="1">
+      <w:start w:val="1"/>
+      <w:numFmt w:val="bullet"/>
+      <w:lvlText w:val=""/>
+      <w:lvlJc w:val="left"/>
+      <w:pPr>
+        <w:tabs>
+          <w:tab w:val="num" w:pos="6480"/>
+        </w:tabs>
+        <w:ind w:left="6480" w:hanging="360"/>
+      </w:pPr>
+      <w:rPr>
+        <w:rFonts w:ascii="Wingdings" w:hAnsi="Wingdings" w:hint="default"/>
+        <w:sz w:val="20"/>
+      </w:rPr>
+    </w:lvl>
+  </w:abstractNum>
+  <w:abstractNum w:abstractNumId="135" w15:restartNumberingAfterBreak="0">
     <w:nsid w:val="542F4412"/>
     <w:multiLevelType w:val="multilevel"/>
     <w:tmpl w:val="3C7CEE6E"/>
@@ -19128,7 +20171,305 @@
       </w:rPr>
     </w:lvl>
   </w:abstractNum>
-  <w:abstractNum w:abstractNumId="129" w15:restartNumberingAfterBreak="0">
+  <w:abstractNum w:abstractNumId="136" w15:restartNumberingAfterBreak="0">
+    <w:nsid w:val="56524CD9"/>
+    <w:multiLevelType w:val="multilevel"/>
+    <w:tmpl w:val="A6CC4C00"/>
+    <w:lvl w:ilvl="0">
+      <w:start w:val="1"/>
+      <w:numFmt w:val="bullet"/>
+      <w:lvlText w:val=""/>
+      <w:lvlJc w:val="left"/>
+      <w:pPr>
+        <w:tabs>
+          <w:tab w:val="num" w:pos="720"/>
+        </w:tabs>
+        <w:ind w:left="720" w:hanging="360"/>
+      </w:pPr>
+      <w:rPr>
+        <w:rFonts w:ascii="Symbol" w:hAnsi="Symbol" w:hint="default"/>
+        <w:sz w:val="20"/>
+      </w:rPr>
+    </w:lvl>
+    <w:lvl w:ilvl="1" w:tentative="1">
+      <w:start w:val="1"/>
+      <w:numFmt w:val="bullet"/>
+      <w:lvlText w:val="o"/>
+      <w:lvlJc w:val="left"/>
+      <w:pPr>
+        <w:tabs>
+          <w:tab w:val="num" w:pos="1440"/>
+        </w:tabs>
+        <w:ind w:left="1440" w:hanging="360"/>
+      </w:pPr>
+      <w:rPr>
+        <w:rFonts w:ascii="Courier New" w:hAnsi="Courier New" w:hint="default"/>
+        <w:sz w:val="20"/>
+      </w:rPr>
+    </w:lvl>
+    <w:lvl w:ilvl="2" w:tentative="1">
+      <w:start w:val="1"/>
+      <w:numFmt w:val="bullet"/>
+      <w:lvlText w:val=""/>
+      <w:lvlJc w:val="left"/>
+      <w:pPr>
+        <w:tabs>
+          <w:tab w:val="num" w:pos="2160"/>
+        </w:tabs>
+        <w:ind w:left="2160" w:hanging="360"/>
+      </w:pPr>
+      <w:rPr>
+        <w:rFonts w:ascii="Wingdings" w:hAnsi="Wingdings" w:hint="default"/>
+        <w:sz w:val="20"/>
+      </w:rPr>
+    </w:lvl>
+    <w:lvl w:ilvl="3" w:tentative="1">
+      <w:start w:val="1"/>
+      <w:numFmt w:val="bullet"/>
+      <w:lvlText w:val=""/>
+      <w:lvlJc w:val="left"/>
+      <w:pPr>
+        <w:tabs>
+          <w:tab w:val="num" w:pos="2880"/>
+        </w:tabs>
+        <w:ind w:left="2880" w:hanging="360"/>
+      </w:pPr>
+      <w:rPr>
+        <w:rFonts w:ascii="Wingdings" w:hAnsi="Wingdings" w:hint="default"/>
+        <w:sz w:val="20"/>
+      </w:rPr>
+    </w:lvl>
+    <w:lvl w:ilvl="4" w:tentative="1">
+      <w:start w:val="1"/>
+      <w:numFmt w:val="bullet"/>
+      <w:lvlText w:val=""/>
+      <w:lvlJc w:val="left"/>
+      <w:pPr>
+        <w:tabs>
+          <w:tab w:val="num" w:pos="3600"/>
+        </w:tabs>
+        <w:ind w:left="3600" w:hanging="360"/>
+      </w:pPr>
+      <w:rPr>
+        <w:rFonts w:ascii="Wingdings" w:hAnsi="Wingdings" w:hint="default"/>
+        <w:sz w:val="20"/>
+      </w:rPr>
+    </w:lvl>
+    <w:lvl w:ilvl="5" w:tentative="1">
+      <w:start w:val="1"/>
+      <w:numFmt w:val="bullet"/>
+      <w:lvlText w:val=""/>
+      <w:lvlJc w:val="left"/>
+      <w:pPr>
+        <w:tabs>
+          <w:tab w:val="num" w:pos="4320"/>
+        </w:tabs>
+        <w:ind w:left="4320" w:hanging="360"/>
+      </w:pPr>
+      <w:rPr>
+        <w:rFonts w:ascii="Wingdings" w:hAnsi="Wingdings" w:hint="default"/>
+        <w:sz w:val="20"/>
+      </w:rPr>
+    </w:lvl>
+    <w:lvl w:ilvl="6" w:tentative="1">
+      <w:start w:val="1"/>
+      <w:numFmt w:val="bullet"/>
+      <w:lvlText w:val=""/>
+      <w:lvlJc w:val="left"/>
+      <w:pPr>
+        <w:tabs>
+          <w:tab w:val="num" w:pos="5040"/>
+        </w:tabs>
+        <w:ind w:left="5040" w:hanging="360"/>
+      </w:pPr>
+      <w:rPr>
+        <w:rFonts w:ascii="Wingdings" w:hAnsi="Wingdings" w:hint="default"/>
+        <w:sz w:val="20"/>
+      </w:rPr>
+    </w:lvl>
+    <w:lvl w:ilvl="7" w:tentative="1">
+      <w:start w:val="1"/>
+      <w:numFmt w:val="bullet"/>
+      <w:lvlText w:val=""/>
+      <w:lvlJc w:val="left"/>
+      <w:pPr>
+        <w:tabs>
+          <w:tab w:val="num" w:pos="5760"/>
+        </w:tabs>
+        <w:ind w:left="5760" w:hanging="360"/>
+      </w:pPr>
+      <w:rPr>
+        <w:rFonts w:ascii="Wingdings" w:hAnsi="Wingdings" w:hint="default"/>
+        <w:sz w:val="20"/>
+      </w:rPr>
+    </w:lvl>
+    <w:lvl w:ilvl="8" w:tentative="1">
+      <w:start w:val="1"/>
+      <w:numFmt w:val="bullet"/>
+      <w:lvlText w:val=""/>
+      <w:lvlJc w:val="left"/>
+      <w:pPr>
+        <w:tabs>
+          <w:tab w:val="num" w:pos="6480"/>
+        </w:tabs>
+        <w:ind w:left="6480" w:hanging="360"/>
+      </w:pPr>
+      <w:rPr>
+        <w:rFonts w:ascii="Wingdings" w:hAnsi="Wingdings" w:hint="default"/>
+        <w:sz w:val="20"/>
+      </w:rPr>
+    </w:lvl>
+  </w:abstractNum>
+  <w:abstractNum w:abstractNumId="137" w15:restartNumberingAfterBreak="0">
+    <w:nsid w:val="56A54EEE"/>
+    <w:multiLevelType w:val="multilevel"/>
+    <w:tmpl w:val="A1C6B858"/>
+    <w:lvl w:ilvl="0">
+      <w:start w:val="1"/>
+      <w:numFmt w:val="bullet"/>
+      <w:lvlText w:val=""/>
+      <w:lvlJc w:val="left"/>
+      <w:pPr>
+        <w:tabs>
+          <w:tab w:val="num" w:pos="720"/>
+        </w:tabs>
+        <w:ind w:left="720" w:hanging="360"/>
+      </w:pPr>
+      <w:rPr>
+        <w:rFonts w:ascii="Symbol" w:hAnsi="Symbol" w:hint="default"/>
+        <w:sz w:val="20"/>
+      </w:rPr>
+    </w:lvl>
+    <w:lvl w:ilvl="1" w:tentative="1">
+      <w:start w:val="1"/>
+      <w:numFmt w:val="bullet"/>
+      <w:lvlText w:val="o"/>
+      <w:lvlJc w:val="left"/>
+      <w:pPr>
+        <w:tabs>
+          <w:tab w:val="num" w:pos="1440"/>
+        </w:tabs>
+        <w:ind w:left="1440" w:hanging="360"/>
+      </w:pPr>
+      <w:rPr>
+        <w:rFonts w:ascii="Courier New" w:hAnsi="Courier New" w:hint="default"/>
+        <w:sz w:val="20"/>
+      </w:rPr>
+    </w:lvl>
+    <w:lvl w:ilvl="2" w:tentative="1">
+      <w:start w:val="1"/>
+      <w:numFmt w:val="bullet"/>
+      <w:lvlText w:val=""/>
+      <w:lvlJc w:val="left"/>
+      <w:pPr>
+        <w:tabs>
+          <w:tab w:val="num" w:pos="2160"/>
+        </w:tabs>
+        <w:ind w:left="2160" w:hanging="360"/>
+      </w:pPr>
+      <w:rPr>
+        <w:rFonts w:ascii="Wingdings" w:hAnsi="Wingdings" w:hint="default"/>
+        <w:sz w:val="20"/>
+      </w:rPr>
+    </w:lvl>
+    <w:lvl w:ilvl="3" w:tentative="1">
+      <w:start w:val="1"/>
+      <w:numFmt w:val="bullet"/>
+      <w:lvlText w:val=""/>
+      <w:lvlJc w:val="left"/>
+      <w:pPr>
+        <w:tabs>
+          <w:tab w:val="num" w:pos="2880"/>
+        </w:tabs>
+        <w:ind w:left="2880" w:hanging="360"/>
+      </w:pPr>
+      <w:rPr>
+        <w:rFonts w:ascii="Wingdings" w:hAnsi="Wingdings" w:hint="default"/>
+        <w:sz w:val="20"/>
+      </w:rPr>
+    </w:lvl>
+    <w:lvl w:ilvl="4" w:tentative="1">
+      <w:start w:val="1"/>
+      <w:numFmt w:val="bullet"/>
+      <w:lvlText w:val=""/>
+      <w:lvlJc w:val="left"/>
+      <w:pPr>
+        <w:tabs>
+          <w:tab w:val="num" w:pos="3600"/>
+        </w:tabs>
+        <w:ind w:left="3600" w:hanging="360"/>
+      </w:pPr>
+      <w:rPr>
+        <w:rFonts w:ascii="Wingdings" w:hAnsi="Wingdings" w:hint="default"/>
+        <w:sz w:val="20"/>
+      </w:rPr>
+    </w:lvl>
+    <w:lvl w:ilvl="5" w:tentative="1">
+      <w:start w:val="1"/>
+      <w:numFmt w:val="bullet"/>
+      <w:lvlText w:val=""/>
+      <w:lvlJc w:val="left"/>
+      <w:pPr>
+        <w:tabs>
+          <w:tab w:val="num" w:pos="4320"/>
+        </w:tabs>
+        <w:ind w:left="4320" w:hanging="360"/>
+      </w:pPr>
+      <w:rPr>
+        <w:rFonts w:ascii="Wingdings" w:hAnsi="Wingdings" w:hint="default"/>
+        <w:sz w:val="20"/>
+      </w:rPr>
+    </w:lvl>
+    <w:lvl w:ilvl="6" w:tentative="1">
+      <w:start w:val="1"/>
+      <w:numFmt w:val="bullet"/>
+      <w:lvlText w:val=""/>
+      <w:lvlJc w:val="left"/>
+      <w:pPr>
+        <w:tabs>
+          <w:tab w:val="num" w:pos="5040"/>
+        </w:tabs>
+        <w:ind w:left="5040" w:hanging="360"/>
+      </w:pPr>
+      <w:rPr>
+        <w:rFonts w:ascii="Wingdings" w:hAnsi="Wingdings" w:hint="default"/>
+        <w:sz w:val="20"/>
+      </w:rPr>
+    </w:lvl>
+    <w:lvl w:ilvl="7" w:tentative="1">
+      <w:start w:val="1"/>
+      <w:numFmt w:val="bullet"/>
+      <w:lvlText w:val=""/>
+      <w:lvlJc w:val="left"/>
+      <w:pPr>
+        <w:tabs>
+          <w:tab w:val="num" w:pos="5760"/>
+        </w:tabs>
+        <w:ind w:left="5760" w:hanging="360"/>
+      </w:pPr>
+      <w:rPr>
+        <w:rFonts w:ascii="Wingdings" w:hAnsi="Wingdings" w:hint="default"/>
+        <w:sz w:val="20"/>
+      </w:rPr>
+    </w:lvl>
+    <w:lvl w:ilvl="8" w:tentative="1">
+      <w:start w:val="1"/>
+      <w:numFmt w:val="bullet"/>
+      <w:lvlText w:val=""/>
+      <w:lvlJc w:val="left"/>
+      <w:pPr>
+        <w:tabs>
+          <w:tab w:val="num" w:pos="6480"/>
+        </w:tabs>
+        <w:ind w:left="6480" w:hanging="360"/>
+      </w:pPr>
+      <w:rPr>
+        <w:rFonts w:ascii="Wingdings" w:hAnsi="Wingdings" w:hint="default"/>
+        <w:sz w:val="20"/>
+      </w:rPr>
+    </w:lvl>
+  </w:abstractNum>
+  <w:abstractNum w:abstractNumId="138" w15:restartNumberingAfterBreak="0">
     <w:nsid w:val="56A71709"/>
     <w:multiLevelType w:val="multilevel"/>
     <w:tmpl w:val="EDC075C8"/>
@@ -19277,7 +20618,7 @@
       </w:rPr>
     </w:lvl>
   </w:abstractNum>
-  <w:abstractNum w:abstractNumId="130" w15:restartNumberingAfterBreak="0">
+  <w:abstractNum w:abstractNumId="139" w15:restartNumberingAfterBreak="0">
     <w:nsid w:val="57CF6978"/>
     <w:multiLevelType w:val="multilevel"/>
     <w:tmpl w:val="F6D2710C"/>
@@ -19426,7 +20767,7 @@
       </w:rPr>
     </w:lvl>
   </w:abstractNum>
-  <w:abstractNum w:abstractNumId="131" w15:restartNumberingAfterBreak="0">
+  <w:abstractNum w:abstractNumId="140" w15:restartNumberingAfterBreak="0">
     <w:nsid w:val="580D2E0D"/>
     <w:multiLevelType w:val="multilevel"/>
     <w:tmpl w:val="D39455D8"/>
@@ -19539,7 +20880,7 @@
       </w:pPr>
     </w:lvl>
   </w:abstractNum>
-  <w:abstractNum w:abstractNumId="132" w15:restartNumberingAfterBreak="0">
+  <w:abstractNum w:abstractNumId="141" w15:restartNumberingAfterBreak="0">
     <w:nsid w:val="586D21E2"/>
     <w:multiLevelType w:val="multilevel"/>
     <w:tmpl w:val="211689FE"/>
@@ -19688,7 +21029,156 @@
       </w:rPr>
     </w:lvl>
   </w:abstractNum>
-  <w:abstractNum w:abstractNumId="133" w15:restartNumberingAfterBreak="0">
+  <w:abstractNum w:abstractNumId="142" w15:restartNumberingAfterBreak="0">
+    <w:nsid w:val="59EF5DCE"/>
+    <w:multiLevelType w:val="multilevel"/>
+    <w:tmpl w:val="ED9E4D78"/>
+    <w:lvl w:ilvl="0">
+      <w:start w:val="1"/>
+      <w:numFmt w:val="bullet"/>
+      <w:lvlText w:val=""/>
+      <w:lvlJc w:val="left"/>
+      <w:pPr>
+        <w:tabs>
+          <w:tab w:val="num" w:pos="720"/>
+        </w:tabs>
+        <w:ind w:left="720" w:hanging="360"/>
+      </w:pPr>
+      <w:rPr>
+        <w:rFonts w:ascii="Symbol" w:hAnsi="Symbol" w:hint="default"/>
+        <w:sz w:val="20"/>
+      </w:rPr>
+    </w:lvl>
+    <w:lvl w:ilvl="1" w:tentative="1">
+      <w:start w:val="1"/>
+      <w:numFmt w:val="bullet"/>
+      <w:lvlText w:val="o"/>
+      <w:lvlJc w:val="left"/>
+      <w:pPr>
+        <w:tabs>
+          <w:tab w:val="num" w:pos="1440"/>
+        </w:tabs>
+        <w:ind w:left="1440" w:hanging="360"/>
+      </w:pPr>
+      <w:rPr>
+        <w:rFonts w:ascii="Courier New" w:hAnsi="Courier New" w:hint="default"/>
+        <w:sz w:val="20"/>
+      </w:rPr>
+    </w:lvl>
+    <w:lvl w:ilvl="2" w:tentative="1">
+      <w:start w:val="1"/>
+      <w:numFmt w:val="bullet"/>
+      <w:lvlText w:val=""/>
+      <w:lvlJc w:val="left"/>
+      <w:pPr>
+        <w:tabs>
+          <w:tab w:val="num" w:pos="2160"/>
+        </w:tabs>
+        <w:ind w:left="2160" w:hanging="360"/>
+      </w:pPr>
+      <w:rPr>
+        <w:rFonts w:ascii="Wingdings" w:hAnsi="Wingdings" w:hint="default"/>
+        <w:sz w:val="20"/>
+      </w:rPr>
+    </w:lvl>
+    <w:lvl w:ilvl="3" w:tentative="1">
+      <w:start w:val="1"/>
+      <w:numFmt w:val="bullet"/>
+      <w:lvlText w:val=""/>
+      <w:lvlJc w:val="left"/>
+      <w:pPr>
+        <w:tabs>
+          <w:tab w:val="num" w:pos="2880"/>
+        </w:tabs>
+        <w:ind w:left="2880" w:hanging="360"/>
+      </w:pPr>
+      <w:rPr>
+        <w:rFonts w:ascii="Wingdings" w:hAnsi="Wingdings" w:hint="default"/>
+        <w:sz w:val="20"/>
+      </w:rPr>
+    </w:lvl>
+    <w:lvl w:ilvl="4" w:tentative="1">
+      <w:start w:val="1"/>
+      <w:numFmt w:val="bullet"/>
+      <w:lvlText w:val=""/>
+      <w:lvlJc w:val="left"/>
+      <w:pPr>
+        <w:tabs>
+          <w:tab w:val="num" w:pos="3600"/>
+        </w:tabs>
+        <w:ind w:left="3600" w:hanging="360"/>
+      </w:pPr>
+      <w:rPr>
+        <w:rFonts w:ascii="Wingdings" w:hAnsi="Wingdings" w:hint="default"/>
+        <w:sz w:val="20"/>
+      </w:rPr>
+    </w:lvl>
+    <w:lvl w:ilvl="5" w:tentative="1">
+      <w:start w:val="1"/>
+      <w:numFmt w:val="bullet"/>
+      <w:lvlText w:val=""/>
+      <w:lvlJc w:val="left"/>
+      <w:pPr>
+        <w:tabs>
+          <w:tab w:val="num" w:pos="4320"/>
+        </w:tabs>
+        <w:ind w:left="4320" w:hanging="360"/>
+      </w:pPr>
+      <w:rPr>
+        <w:rFonts w:ascii="Wingdings" w:hAnsi="Wingdings" w:hint="default"/>
+        <w:sz w:val="20"/>
+      </w:rPr>
+    </w:lvl>
+    <w:lvl w:ilvl="6" w:tentative="1">
+      <w:start w:val="1"/>
+      <w:numFmt w:val="bullet"/>
+      <w:lvlText w:val=""/>
+      <w:lvlJc w:val="left"/>
+      <w:pPr>
+        <w:tabs>
+          <w:tab w:val="num" w:pos="5040"/>
+        </w:tabs>
+        <w:ind w:left="5040" w:hanging="360"/>
+      </w:pPr>
+      <w:rPr>
+        <w:rFonts w:ascii="Wingdings" w:hAnsi="Wingdings" w:hint="default"/>
+        <w:sz w:val="20"/>
+      </w:rPr>
+    </w:lvl>
+    <w:lvl w:ilvl="7" w:tentative="1">
+      <w:start w:val="1"/>
+      <w:numFmt w:val="bullet"/>
+      <w:lvlText w:val=""/>
+      <w:lvlJc w:val="left"/>
+      <w:pPr>
+        <w:tabs>
+          <w:tab w:val="num" w:pos="5760"/>
+        </w:tabs>
+        <w:ind w:left="5760" w:hanging="360"/>
+      </w:pPr>
+      <w:rPr>
+        <w:rFonts w:ascii="Wingdings" w:hAnsi="Wingdings" w:hint="default"/>
+        <w:sz w:val="20"/>
+      </w:rPr>
+    </w:lvl>
+    <w:lvl w:ilvl="8" w:tentative="1">
+      <w:start w:val="1"/>
+      <w:numFmt w:val="bullet"/>
+      <w:lvlText w:val=""/>
+      <w:lvlJc w:val="left"/>
+      <w:pPr>
+        <w:tabs>
+          <w:tab w:val="num" w:pos="6480"/>
+        </w:tabs>
+        <w:ind w:left="6480" w:hanging="360"/>
+      </w:pPr>
+      <w:rPr>
+        <w:rFonts w:ascii="Wingdings" w:hAnsi="Wingdings" w:hint="default"/>
+        <w:sz w:val="20"/>
+      </w:rPr>
+    </w:lvl>
+  </w:abstractNum>
+  <w:abstractNum w:abstractNumId="143" w15:restartNumberingAfterBreak="0">
     <w:nsid w:val="5AB5234F"/>
     <w:multiLevelType w:val="multilevel"/>
     <w:tmpl w:val="7E46B65C"/>
@@ -19837,7 +21327,7 @@
       </w:rPr>
     </w:lvl>
   </w:abstractNum>
-  <w:abstractNum w:abstractNumId="134" w15:restartNumberingAfterBreak="0">
+  <w:abstractNum w:abstractNumId="144" w15:restartNumberingAfterBreak="0">
     <w:nsid w:val="5AD73477"/>
     <w:multiLevelType w:val="multilevel"/>
     <w:tmpl w:val="E2BCE7CA"/>
@@ -19986,7 +21476,7 @@
       </w:rPr>
     </w:lvl>
   </w:abstractNum>
-  <w:abstractNum w:abstractNumId="135" w15:restartNumberingAfterBreak="0">
+  <w:abstractNum w:abstractNumId="145" w15:restartNumberingAfterBreak="0">
     <w:nsid w:val="5B0C2B4D"/>
     <w:multiLevelType w:val="multilevel"/>
     <w:tmpl w:val="D2246916"/>
@@ -20135,7 +21625,7 @@
       </w:rPr>
     </w:lvl>
   </w:abstractNum>
-  <w:abstractNum w:abstractNumId="136" w15:restartNumberingAfterBreak="0">
+  <w:abstractNum w:abstractNumId="146" w15:restartNumberingAfterBreak="0">
     <w:nsid w:val="5C8D4B31"/>
     <w:multiLevelType w:val="multilevel"/>
     <w:tmpl w:val="DBE80506"/>
@@ -20284,7 +21774,7 @@
       </w:rPr>
     </w:lvl>
   </w:abstractNum>
-  <w:abstractNum w:abstractNumId="137" w15:restartNumberingAfterBreak="0">
+  <w:abstractNum w:abstractNumId="147" w15:restartNumberingAfterBreak="0">
     <w:nsid w:val="5CF726F2"/>
     <w:multiLevelType w:val="multilevel"/>
     <w:tmpl w:val="783E65B2"/>
@@ -20433,7 +21923,7 @@
       </w:rPr>
     </w:lvl>
   </w:abstractNum>
-  <w:abstractNum w:abstractNumId="138" w15:restartNumberingAfterBreak="0">
+  <w:abstractNum w:abstractNumId="148" w15:restartNumberingAfterBreak="0">
     <w:nsid w:val="5DAD10FE"/>
     <w:multiLevelType w:val="multilevel"/>
     <w:tmpl w:val="045EFD78"/>
@@ -20582,7 +22072,7 @@
       </w:rPr>
     </w:lvl>
   </w:abstractNum>
-  <w:abstractNum w:abstractNumId="139" w15:restartNumberingAfterBreak="0">
+  <w:abstractNum w:abstractNumId="149" w15:restartNumberingAfterBreak="0">
     <w:nsid w:val="5DD61AE4"/>
     <w:multiLevelType w:val="multilevel"/>
     <w:tmpl w:val="ACA832C8"/>
@@ -20731,7 +22221,7 @@
       </w:rPr>
     </w:lvl>
   </w:abstractNum>
-  <w:abstractNum w:abstractNumId="140" w15:restartNumberingAfterBreak="0">
+  <w:abstractNum w:abstractNumId="150" w15:restartNumberingAfterBreak="0">
     <w:nsid w:val="5ED9742B"/>
     <w:multiLevelType w:val="multilevel"/>
     <w:tmpl w:val="CE6A2F1A"/>
@@ -20880,7 +22370,7 @@
       </w:rPr>
     </w:lvl>
   </w:abstractNum>
-  <w:abstractNum w:abstractNumId="141" w15:restartNumberingAfterBreak="0">
+  <w:abstractNum w:abstractNumId="151" w15:restartNumberingAfterBreak="0">
     <w:nsid w:val="5F4B79CD"/>
     <w:multiLevelType w:val="multilevel"/>
     <w:tmpl w:val="EF368624"/>
@@ -21029,7 +22519,7 @@
       </w:rPr>
     </w:lvl>
   </w:abstractNum>
-  <w:abstractNum w:abstractNumId="142" w15:restartNumberingAfterBreak="0">
+  <w:abstractNum w:abstractNumId="152" w15:restartNumberingAfterBreak="0">
     <w:nsid w:val="613C06A4"/>
     <w:multiLevelType w:val="multilevel"/>
     <w:tmpl w:val="C65656D4"/>
@@ -21178,7 +22668,7 @@
       </w:rPr>
     </w:lvl>
   </w:abstractNum>
-  <w:abstractNum w:abstractNumId="143" w15:restartNumberingAfterBreak="0">
+  <w:abstractNum w:abstractNumId="153" w15:restartNumberingAfterBreak="0">
     <w:nsid w:val="62F768A4"/>
     <w:multiLevelType w:val="multilevel"/>
     <w:tmpl w:val="74F690E0"/>
@@ -21327,7 +22817,7 @@
       </w:rPr>
     </w:lvl>
   </w:abstractNum>
-  <w:abstractNum w:abstractNumId="144" w15:restartNumberingAfterBreak="0">
+  <w:abstractNum w:abstractNumId="154" w15:restartNumberingAfterBreak="0">
     <w:nsid w:val="631D211B"/>
     <w:multiLevelType w:val="multilevel"/>
     <w:tmpl w:val="7C1E0B38"/>
@@ -21476,7 +22966,7 @@
       </w:rPr>
     </w:lvl>
   </w:abstractNum>
-  <w:abstractNum w:abstractNumId="145" w15:restartNumberingAfterBreak="0">
+  <w:abstractNum w:abstractNumId="155" w15:restartNumberingAfterBreak="0">
     <w:nsid w:val="641B360F"/>
     <w:multiLevelType w:val="multilevel"/>
     <w:tmpl w:val="1FDA3F22"/>
@@ -21625,7 +23115,7 @@
       </w:rPr>
     </w:lvl>
   </w:abstractNum>
-  <w:abstractNum w:abstractNumId="146" w15:restartNumberingAfterBreak="0">
+  <w:abstractNum w:abstractNumId="156" w15:restartNumberingAfterBreak="0">
     <w:nsid w:val="64C36035"/>
     <w:multiLevelType w:val="multilevel"/>
     <w:tmpl w:val="44F84DCA"/>
@@ -21774,7 +23264,7 @@
       </w:rPr>
     </w:lvl>
   </w:abstractNum>
-  <w:abstractNum w:abstractNumId="147" w15:restartNumberingAfterBreak="0">
+  <w:abstractNum w:abstractNumId="157" w15:restartNumberingAfterBreak="0">
     <w:nsid w:val="64D47529"/>
     <w:multiLevelType w:val="multilevel"/>
     <w:tmpl w:val="F2C888F0"/>
@@ -21923,7 +23413,7 @@
       </w:rPr>
     </w:lvl>
   </w:abstractNum>
-  <w:abstractNum w:abstractNumId="148" w15:restartNumberingAfterBreak="0">
+  <w:abstractNum w:abstractNumId="158" w15:restartNumberingAfterBreak="0">
     <w:nsid w:val="657326DB"/>
     <w:multiLevelType w:val="multilevel"/>
     <w:tmpl w:val="D2A22186"/>
@@ -22072,7 +23562,7 @@
       </w:rPr>
     </w:lvl>
   </w:abstractNum>
-  <w:abstractNum w:abstractNumId="149" w15:restartNumberingAfterBreak="0">
+  <w:abstractNum w:abstractNumId="159" w15:restartNumberingAfterBreak="0">
     <w:nsid w:val="65D311D6"/>
     <w:multiLevelType w:val="multilevel"/>
     <w:tmpl w:val="C502963A"/>
@@ -22221,7 +23711,7 @@
       </w:rPr>
     </w:lvl>
   </w:abstractNum>
-  <w:abstractNum w:abstractNumId="150" w15:restartNumberingAfterBreak="0">
+  <w:abstractNum w:abstractNumId="160" w15:restartNumberingAfterBreak="0">
     <w:nsid w:val="67520657"/>
     <w:multiLevelType w:val="multilevel"/>
     <w:tmpl w:val="DBFA9F60"/>
@@ -22370,7 +23860,7 @@
       </w:rPr>
     </w:lvl>
   </w:abstractNum>
-  <w:abstractNum w:abstractNumId="151" w15:restartNumberingAfterBreak="0">
+  <w:abstractNum w:abstractNumId="161" w15:restartNumberingAfterBreak="0">
     <w:nsid w:val="67FD144E"/>
     <w:multiLevelType w:val="multilevel"/>
     <w:tmpl w:val="4E8E2098"/>
@@ -22519,7 +24009,7 @@
       </w:rPr>
     </w:lvl>
   </w:abstractNum>
-  <w:abstractNum w:abstractNumId="152" w15:restartNumberingAfterBreak="0">
+  <w:abstractNum w:abstractNumId="162" w15:restartNumberingAfterBreak="0">
     <w:nsid w:val="68530BEF"/>
     <w:multiLevelType w:val="multilevel"/>
     <w:tmpl w:val="204C7788"/>
@@ -22668,7 +24158,7 @@
       </w:rPr>
     </w:lvl>
   </w:abstractNum>
-  <w:abstractNum w:abstractNumId="153" w15:restartNumberingAfterBreak="0">
+  <w:abstractNum w:abstractNumId="163" w15:restartNumberingAfterBreak="0">
     <w:nsid w:val="6867008E"/>
     <w:multiLevelType w:val="multilevel"/>
     <w:tmpl w:val="CA8E6232"/>
@@ -22817,7 +24307,7 @@
       </w:rPr>
     </w:lvl>
   </w:abstractNum>
-  <w:abstractNum w:abstractNumId="154" w15:restartNumberingAfterBreak="0">
+  <w:abstractNum w:abstractNumId="164" w15:restartNumberingAfterBreak="0">
     <w:nsid w:val="68FF58CF"/>
     <w:multiLevelType w:val="multilevel"/>
     <w:tmpl w:val="663A28A4"/>
@@ -22966,7 +24456,7 @@
       </w:rPr>
     </w:lvl>
   </w:abstractNum>
-  <w:abstractNum w:abstractNumId="155" w15:restartNumberingAfterBreak="0">
+  <w:abstractNum w:abstractNumId="165" w15:restartNumberingAfterBreak="0">
     <w:nsid w:val="69FA5CC6"/>
     <w:multiLevelType w:val="multilevel"/>
     <w:tmpl w:val="C568AA38"/>
@@ -23115,7 +24605,7 @@
       </w:rPr>
     </w:lvl>
   </w:abstractNum>
-  <w:abstractNum w:abstractNumId="156" w15:restartNumberingAfterBreak="0">
+  <w:abstractNum w:abstractNumId="166" w15:restartNumberingAfterBreak="0">
     <w:nsid w:val="6A4C4281"/>
     <w:multiLevelType w:val="multilevel"/>
     <w:tmpl w:val="04163B26"/>
@@ -23264,7 +24754,156 @@
       </w:rPr>
     </w:lvl>
   </w:abstractNum>
-  <w:abstractNum w:abstractNumId="157" w15:restartNumberingAfterBreak="0">
+  <w:abstractNum w:abstractNumId="167" w15:restartNumberingAfterBreak="0">
+    <w:nsid w:val="6A5332D7"/>
+    <w:multiLevelType w:val="multilevel"/>
+    <w:tmpl w:val="2CAAD362"/>
+    <w:lvl w:ilvl="0">
+      <w:start w:val="1"/>
+      <w:numFmt w:val="bullet"/>
+      <w:lvlText w:val=""/>
+      <w:lvlJc w:val="left"/>
+      <w:pPr>
+        <w:tabs>
+          <w:tab w:val="num" w:pos="720"/>
+        </w:tabs>
+        <w:ind w:left="720" w:hanging="360"/>
+      </w:pPr>
+      <w:rPr>
+        <w:rFonts w:ascii="Symbol" w:hAnsi="Symbol" w:hint="default"/>
+        <w:sz w:val="20"/>
+      </w:rPr>
+    </w:lvl>
+    <w:lvl w:ilvl="1" w:tentative="1">
+      <w:start w:val="1"/>
+      <w:numFmt w:val="bullet"/>
+      <w:lvlText w:val="o"/>
+      <w:lvlJc w:val="left"/>
+      <w:pPr>
+        <w:tabs>
+          <w:tab w:val="num" w:pos="1440"/>
+        </w:tabs>
+        <w:ind w:left="1440" w:hanging="360"/>
+      </w:pPr>
+      <w:rPr>
+        <w:rFonts w:ascii="Courier New" w:hAnsi="Courier New" w:hint="default"/>
+        <w:sz w:val="20"/>
+      </w:rPr>
+    </w:lvl>
+    <w:lvl w:ilvl="2" w:tentative="1">
+      <w:start w:val="1"/>
+      <w:numFmt w:val="bullet"/>
+      <w:lvlText w:val=""/>
+      <w:lvlJc w:val="left"/>
+      <w:pPr>
+        <w:tabs>
+          <w:tab w:val="num" w:pos="2160"/>
+        </w:tabs>
+        <w:ind w:left="2160" w:hanging="360"/>
+      </w:pPr>
+      <w:rPr>
+        <w:rFonts w:ascii="Wingdings" w:hAnsi="Wingdings" w:hint="default"/>
+        <w:sz w:val="20"/>
+      </w:rPr>
+    </w:lvl>
+    <w:lvl w:ilvl="3" w:tentative="1">
+      <w:start w:val="1"/>
+      <w:numFmt w:val="bullet"/>
+      <w:lvlText w:val=""/>
+      <w:lvlJc w:val="left"/>
+      <w:pPr>
+        <w:tabs>
+          <w:tab w:val="num" w:pos="2880"/>
+        </w:tabs>
+        <w:ind w:left="2880" w:hanging="360"/>
+      </w:pPr>
+      <w:rPr>
+        <w:rFonts w:ascii="Wingdings" w:hAnsi="Wingdings" w:hint="default"/>
+        <w:sz w:val="20"/>
+      </w:rPr>
+    </w:lvl>
+    <w:lvl w:ilvl="4" w:tentative="1">
+      <w:start w:val="1"/>
+      <w:numFmt w:val="bullet"/>
+      <w:lvlText w:val=""/>
+      <w:lvlJc w:val="left"/>
+      <w:pPr>
+        <w:tabs>
+          <w:tab w:val="num" w:pos="3600"/>
+        </w:tabs>
+        <w:ind w:left="3600" w:hanging="360"/>
+      </w:pPr>
+      <w:rPr>
+        <w:rFonts w:ascii="Wingdings" w:hAnsi="Wingdings" w:hint="default"/>
+        <w:sz w:val="20"/>
+      </w:rPr>
+    </w:lvl>
+    <w:lvl w:ilvl="5" w:tentative="1">
+      <w:start w:val="1"/>
+      <w:numFmt w:val="bullet"/>
+      <w:lvlText w:val=""/>
+      <w:lvlJc w:val="left"/>
+      <w:pPr>
+        <w:tabs>
+          <w:tab w:val="num" w:pos="4320"/>
+        </w:tabs>
+        <w:ind w:left="4320" w:hanging="360"/>
+      </w:pPr>
+      <w:rPr>
+        <w:rFonts w:ascii="Wingdings" w:hAnsi="Wingdings" w:hint="default"/>
+        <w:sz w:val="20"/>
+      </w:rPr>
+    </w:lvl>
+    <w:lvl w:ilvl="6" w:tentative="1">
+      <w:start w:val="1"/>
+      <w:numFmt w:val="bullet"/>
+      <w:lvlText w:val=""/>
+      <w:lvlJc w:val="left"/>
+      <w:pPr>
+        <w:tabs>
+          <w:tab w:val="num" w:pos="5040"/>
+        </w:tabs>
+        <w:ind w:left="5040" w:hanging="360"/>
+      </w:pPr>
+      <w:rPr>
+        <w:rFonts w:ascii="Wingdings" w:hAnsi="Wingdings" w:hint="default"/>
+        <w:sz w:val="20"/>
+      </w:rPr>
+    </w:lvl>
+    <w:lvl w:ilvl="7" w:tentative="1">
+      <w:start w:val="1"/>
+      <w:numFmt w:val="bullet"/>
+      <w:lvlText w:val=""/>
+      <w:lvlJc w:val="left"/>
+      <w:pPr>
+        <w:tabs>
+          <w:tab w:val="num" w:pos="5760"/>
+        </w:tabs>
+        <w:ind w:left="5760" w:hanging="360"/>
+      </w:pPr>
+      <w:rPr>
+        <w:rFonts w:ascii="Wingdings" w:hAnsi="Wingdings" w:hint="default"/>
+        <w:sz w:val="20"/>
+      </w:rPr>
+    </w:lvl>
+    <w:lvl w:ilvl="8" w:tentative="1">
+      <w:start w:val="1"/>
+      <w:numFmt w:val="bullet"/>
+      <w:lvlText w:val=""/>
+      <w:lvlJc w:val="left"/>
+      <w:pPr>
+        <w:tabs>
+          <w:tab w:val="num" w:pos="6480"/>
+        </w:tabs>
+        <w:ind w:left="6480" w:hanging="360"/>
+      </w:pPr>
+      <w:rPr>
+        <w:rFonts w:ascii="Wingdings" w:hAnsi="Wingdings" w:hint="default"/>
+        <w:sz w:val="20"/>
+      </w:rPr>
+    </w:lvl>
+  </w:abstractNum>
+  <w:abstractNum w:abstractNumId="168" w15:restartNumberingAfterBreak="0">
     <w:nsid w:val="6A755AB1"/>
     <w:multiLevelType w:val="multilevel"/>
     <w:tmpl w:val="023C2E4C"/>
@@ -23413,7 +25052,7 @@
       </w:rPr>
     </w:lvl>
   </w:abstractNum>
-  <w:abstractNum w:abstractNumId="158" w15:restartNumberingAfterBreak="0">
+  <w:abstractNum w:abstractNumId="169" w15:restartNumberingAfterBreak="0">
     <w:nsid w:val="6B5145DA"/>
     <w:multiLevelType w:val="multilevel"/>
     <w:tmpl w:val="E5F6AC38"/>
@@ -23562,7 +25201,7 @@
       </w:rPr>
     </w:lvl>
   </w:abstractNum>
-  <w:abstractNum w:abstractNumId="159" w15:restartNumberingAfterBreak="0">
+  <w:abstractNum w:abstractNumId="170" w15:restartNumberingAfterBreak="0">
     <w:nsid w:val="6DFE6C5A"/>
     <w:multiLevelType w:val="multilevel"/>
     <w:tmpl w:val="2E562056"/>
@@ -23711,7 +25350,7 @@
       </w:rPr>
     </w:lvl>
   </w:abstractNum>
-  <w:abstractNum w:abstractNumId="160" w15:restartNumberingAfterBreak="0">
+  <w:abstractNum w:abstractNumId="171" w15:restartNumberingAfterBreak="0">
     <w:nsid w:val="6EC0112A"/>
     <w:multiLevelType w:val="multilevel"/>
     <w:tmpl w:val="5F7ED376"/>
@@ -23824,7 +25463,7 @@
       </w:pPr>
     </w:lvl>
   </w:abstractNum>
-  <w:abstractNum w:abstractNumId="161" w15:restartNumberingAfterBreak="0">
+  <w:abstractNum w:abstractNumId="172" w15:restartNumberingAfterBreak="0">
     <w:nsid w:val="6F057072"/>
     <w:multiLevelType w:val="multilevel"/>
     <w:tmpl w:val="29BEA884"/>
@@ -23973,7 +25612,7 @@
       </w:rPr>
     </w:lvl>
   </w:abstractNum>
-  <w:abstractNum w:abstractNumId="162" w15:restartNumberingAfterBreak="0">
+  <w:abstractNum w:abstractNumId="173" w15:restartNumberingAfterBreak="0">
     <w:nsid w:val="6F282028"/>
     <w:multiLevelType w:val="multilevel"/>
     <w:tmpl w:val="B03EDDC8"/>
@@ -24122,7 +25761,7 @@
       </w:rPr>
     </w:lvl>
   </w:abstractNum>
-  <w:abstractNum w:abstractNumId="163" w15:restartNumberingAfterBreak="0">
+  <w:abstractNum w:abstractNumId="174" w15:restartNumberingAfterBreak="0">
     <w:nsid w:val="6FA86253"/>
     <w:multiLevelType w:val="multilevel"/>
     <w:tmpl w:val="8D2C7324"/>
@@ -24235,7 +25874,7 @@
       </w:pPr>
     </w:lvl>
   </w:abstractNum>
-  <w:abstractNum w:abstractNumId="164" w15:restartNumberingAfterBreak="0">
+  <w:abstractNum w:abstractNumId="175" w15:restartNumberingAfterBreak="0">
     <w:nsid w:val="70274532"/>
     <w:multiLevelType w:val="multilevel"/>
     <w:tmpl w:val="C1A0A93C"/>
@@ -24384,7 +26023,7 @@
       </w:rPr>
     </w:lvl>
   </w:abstractNum>
-  <w:abstractNum w:abstractNumId="165" w15:restartNumberingAfterBreak="0">
+  <w:abstractNum w:abstractNumId="176" w15:restartNumberingAfterBreak="0">
     <w:nsid w:val="71A75582"/>
     <w:multiLevelType w:val="multilevel"/>
     <w:tmpl w:val="4DF4E2F0"/>
@@ -24533,7 +26172,7 @@
       </w:rPr>
     </w:lvl>
   </w:abstractNum>
-  <w:abstractNum w:abstractNumId="166" w15:restartNumberingAfterBreak="0">
+  <w:abstractNum w:abstractNumId="177" w15:restartNumberingAfterBreak="0">
     <w:nsid w:val="72085B2C"/>
     <w:multiLevelType w:val="multilevel"/>
     <w:tmpl w:val="C75A7102"/>
@@ -24682,7 +26321,7 @@
       </w:rPr>
     </w:lvl>
   </w:abstractNum>
-  <w:abstractNum w:abstractNumId="167" w15:restartNumberingAfterBreak="0">
+  <w:abstractNum w:abstractNumId="178" w15:restartNumberingAfterBreak="0">
     <w:nsid w:val="7222497B"/>
     <w:multiLevelType w:val="multilevel"/>
     <w:tmpl w:val="519E7B5E"/>
@@ -24831,7 +26470,7 @@
       </w:rPr>
     </w:lvl>
   </w:abstractNum>
-  <w:abstractNum w:abstractNumId="168" w15:restartNumberingAfterBreak="0">
+  <w:abstractNum w:abstractNumId="179" w15:restartNumberingAfterBreak="0">
     <w:nsid w:val="725B69BC"/>
     <w:multiLevelType w:val="multilevel"/>
     <w:tmpl w:val="35186162"/>
@@ -24980,7 +26619,7 @@
       </w:rPr>
     </w:lvl>
   </w:abstractNum>
-  <w:abstractNum w:abstractNumId="169" w15:restartNumberingAfterBreak="0">
+  <w:abstractNum w:abstractNumId="180" w15:restartNumberingAfterBreak="0">
     <w:nsid w:val="72C40755"/>
     <w:multiLevelType w:val="multilevel"/>
     <w:tmpl w:val="E8DE538E"/>
@@ -25129,7 +26768,7 @@
       </w:rPr>
     </w:lvl>
   </w:abstractNum>
-  <w:abstractNum w:abstractNumId="170" w15:restartNumberingAfterBreak="0">
+  <w:abstractNum w:abstractNumId="181" w15:restartNumberingAfterBreak="0">
     <w:nsid w:val="73031D86"/>
     <w:multiLevelType w:val="multilevel"/>
     <w:tmpl w:val="C97298AC"/>
@@ -25278,7 +26917,7 @@
       </w:rPr>
     </w:lvl>
   </w:abstractNum>
-  <w:abstractNum w:abstractNumId="171" w15:restartNumberingAfterBreak="0">
+  <w:abstractNum w:abstractNumId="182" w15:restartNumberingAfterBreak="0">
     <w:nsid w:val="73416659"/>
     <w:multiLevelType w:val="multilevel"/>
     <w:tmpl w:val="57224894"/>
@@ -25391,7 +27030,7 @@
       </w:pPr>
     </w:lvl>
   </w:abstractNum>
-  <w:abstractNum w:abstractNumId="172" w15:restartNumberingAfterBreak="0">
+  <w:abstractNum w:abstractNumId="183" w15:restartNumberingAfterBreak="0">
     <w:nsid w:val="73C52DEB"/>
     <w:multiLevelType w:val="multilevel"/>
     <w:tmpl w:val="72C8BEE0"/>
@@ -25540,7 +27179,7 @@
       </w:rPr>
     </w:lvl>
   </w:abstractNum>
-  <w:abstractNum w:abstractNumId="173" w15:restartNumberingAfterBreak="0">
+  <w:abstractNum w:abstractNumId="184" w15:restartNumberingAfterBreak="0">
     <w:nsid w:val="743739B1"/>
     <w:multiLevelType w:val="multilevel"/>
     <w:tmpl w:val="160AF7D2"/>
@@ -25689,7 +27328,7 @@
       </w:rPr>
     </w:lvl>
   </w:abstractNum>
-  <w:abstractNum w:abstractNumId="174" w15:restartNumberingAfterBreak="0">
+  <w:abstractNum w:abstractNumId="185" w15:restartNumberingAfterBreak="0">
     <w:nsid w:val="74D57058"/>
     <w:multiLevelType w:val="multilevel"/>
     <w:tmpl w:val="5F084A1C"/>
@@ -25838,7 +27477,7 @@
       </w:rPr>
     </w:lvl>
   </w:abstractNum>
-  <w:abstractNum w:abstractNumId="175" w15:restartNumberingAfterBreak="0">
+  <w:abstractNum w:abstractNumId="186" w15:restartNumberingAfterBreak="0">
     <w:nsid w:val="75F632B3"/>
     <w:multiLevelType w:val="multilevel"/>
     <w:tmpl w:val="5ED20996"/>
@@ -25987,7 +27626,7 @@
       </w:rPr>
     </w:lvl>
   </w:abstractNum>
-  <w:abstractNum w:abstractNumId="176" w15:restartNumberingAfterBreak="0">
+  <w:abstractNum w:abstractNumId="187" w15:restartNumberingAfterBreak="0">
     <w:nsid w:val="76DE04AC"/>
     <w:multiLevelType w:val="multilevel"/>
     <w:tmpl w:val="E34A3FD2"/>
@@ -26136,7 +27775,7 @@
       </w:rPr>
     </w:lvl>
   </w:abstractNum>
-  <w:abstractNum w:abstractNumId="177" w15:restartNumberingAfterBreak="0">
+  <w:abstractNum w:abstractNumId="188" w15:restartNumberingAfterBreak="0">
     <w:nsid w:val="77152635"/>
     <w:multiLevelType w:val="multilevel"/>
     <w:tmpl w:val="15F268B0"/>
@@ -26285,7 +27924,7 @@
       </w:rPr>
     </w:lvl>
   </w:abstractNum>
-  <w:abstractNum w:abstractNumId="178" w15:restartNumberingAfterBreak="0">
+  <w:abstractNum w:abstractNumId="189" w15:restartNumberingAfterBreak="0">
     <w:nsid w:val="77303831"/>
     <w:multiLevelType w:val="multilevel"/>
     <w:tmpl w:val="C0260D6E"/>
@@ -26434,7 +28073,7 @@
       </w:rPr>
     </w:lvl>
   </w:abstractNum>
-  <w:abstractNum w:abstractNumId="179" w15:restartNumberingAfterBreak="0">
+  <w:abstractNum w:abstractNumId="190" w15:restartNumberingAfterBreak="0">
     <w:nsid w:val="77960789"/>
     <w:multiLevelType w:val="multilevel"/>
     <w:tmpl w:val="6670379C"/>
@@ -26583,7 +28222,7 @@
       </w:rPr>
     </w:lvl>
   </w:abstractNum>
-  <w:abstractNum w:abstractNumId="180" w15:restartNumberingAfterBreak="0">
+  <w:abstractNum w:abstractNumId="191" w15:restartNumberingAfterBreak="0">
     <w:nsid w:val="77F375D2"/>
     <w:multiLevelType w:val="multilevel"/>
     <w:tmpl w:val="B338FEC8"/>
@@ -26732,7 +28371,7 @@
       </w:rPr>
     </w:lvl>
   </w:abstractNum>
-  <w:abstractNum w:abstractNumId="181" w15:restartNumberingAfterBreak="0">
+  <w:abstractNum w:abstractNumId="192" w15:restartNumberingAfterBreak="0">
     <w:nsid w:val="77F4107C"/>
     <w:multiLevelType w:val="multilevel"/>
     <w:tmpl w:val="3CA86520"/>
@@ -26845,7 +28484,7 @@
       </w:pPr>
     </w:lvl>
   </w:abstractNum>
-  <w:abstractNum w:abstractNumId="182" w15:restartNumberingAfterBreak="0">
+  <w:abstractNum w:abstractNumId="193" w15:restartNumberingAfterBreak="0">
     <w:nsid w:val="77FE0CEB"/>
     <w:multiLevelType w:val="multilevel"/>
     <w:tmpl w:val="A15CB524"/>
@@ -26994,7 +28633,7 @@
       </w:rPr>
     </w:lvl>
   </w:abstractNum>
-  <w:abstractNum w:abstractNumId="183" w15:restartNumberingAfterBreak="0">
+  <w:abstractNum w:abstractNumId="194" w15:restartNumberingAfterBreak="0">
     <w:nsid w:val="780E7C55"/>
     <w:multiLevelType w:val="multilevel"/>
     <w:tmpl w:val="2036345A"/>
@@ -27143,7 +28782,7 @@
       </w:rPr>
     </w:lvl>
   </w:abstractNum>
-  <w:abstractNum w:abstractNumId="184" w15:restartNumberingAfterBreak="0">
+  <w:abstractNum w:abstractNumId="195" w15:restartNumberingAfterBreak="0">
     <w:nsid w:val="78FA53D1"/>
     <w:multiLevelType w:val="multilevel"/>
     <w:tmpl w:val="781EB26A"/>
@@ -27292,7 +28931,7 @@
       </w:rPr>
     </w:lvl>
   </w:abstractNum>
-  <w:abstractNum w:abstractNumId="185" w15:restartNumberingAfterBreak="0">
+  <w:abstractNum w:abstractNumId="196" w15:restartNumberingAfterBreak="0">
     <w:nsid w:val="793829AD"/>
     <w:multiLevelType w:val="multilevel"/>
     <w:tmpl w:val="F358F6E2"/>
@@ -27441,7 +29080,7 @@
       </w:rPr>
     </w:lvl>
   </w:abstractNum>
-  <w:abstractNum w:abstractNumId="186" w15:restartNumberingAfterBreak="0">
+  <w:abstractNum w:abstractNumId="197" w15:restartNumberingAfterBreak="0">
     <w:nsid w:val="7A281F96"/>
     <w:multiLevelType w:val="multilevel"/>
     <w:tmpl w:val="ED2C73EA"/>
@@ -27590,7 +29229,7 @@
       </w:rPr>
     </w:lvl>
   </w:abstractNum>
-  <w:abstractNum w:abstractNumId="187" w15:restartNumberingAfterBreak="0">
+  <w:abstractNum w:abstractNumId="198" w15:restartNumberingAfterBreak="0">
     <w:nsid w:val="7A2D6E96"/>
     <w:multiLevelType w:val="multilevel"/>
     <w:tmpl w:val="65C26114"/>
@@ -27739,7 +29378,7 @@
       </w:rPr>
     </w:lvl>
   </w:abstractNum>
-  <w:abstractNum w:abstractNumId="188" w15:restartNumberingAfterBreak="0">
+  <w:abstractNum w:abstractNumId="199" w15:restartNumberingAfterBreak="0">
     <w:nsid w:val="7A5F64FF"/>
     <w:multiLevelType w:val="multilevel"/>
     <w:tmpl w:val="8FAE7F16"/>
@@ -27888,7 +29527,7 @@
       </w:rPr>
     </w:lvl>
   </w:abstractNum>
-  <w:abstractNum w:abstractNumId="189" w15:restartNumberingAfterBreak="0">
+  <w:abstractNum w:abstractNumId="200" w15:restartNumberingAfterBreak="0">
     <w:nsid w:val="7ABC581D"/>
     <w:multiLevelType w:val="multilevel"/>
     <w:tmpl w:val="1BE46B58"/>
@@ -28037,7 +29676,7 @@
       </w:rPr>
     </w:lvl>
   </w:abstractNum>
-  <w:abstractNum w:abstractNumId="190" w15:restartNumberingAfterBreak="0">
+  <w:abstractNum w:abstractNumId="201" w15:restartNumberingAfterBreak="0">
     <w:nsid w:val="7ABD7D7D"/>
     <w:multiLevelType w:val="multilevel"/>
     <w:tmpl w:val="E29ACDEA"/>
@@ -28186,7 +29825,7 @@
       </w:rPr>
     </w:lvl>
   </w:abstractNum>
-  <w:abstractNum w:abstractNumId="191" w15:restartNumberingAfterBreak="0">
+  <w:abstractNum w:abstractNumId="202" w15:restartNumberingAfterBreak="0">
     <w:nsid w:val="7C192B2B"/>
     <w:multiLevelType w:val="multilevel"/>
     <w:tmpl w:val="8D1265DC"/>
@@ -28335,7 +29974,7 @@
       </w:rPr>
     </w:lvl>
   </w:abstractNum>
-  <w:abstractNum w:abstractNumId="192" w15:restartNumberingAfterBreak="0">
+  <w:abstractNum w:abstractNumId="203" w15:restartNumberingAfterBreak="0">
     <w:nsid w:val="7C75741C"/>
     <w:multiLevelType w:val="multilevel"/>
     <w:tmpl w:val="713C754E"/>
@@ -28484,7 +30123,7 @@
       </w:rPr>
     </w:lvl>
   </w:abstractNum>
-  <w:abstractNum w:abstractNumId="193" w15:restartNumberingAfterBreak="0">
+  <w:abstractNum w:abstractNumId="204" w15:restartNumberingAfterBreak="0">
     <w:nsid w:val="7CCF5EE9"/>
     <w:multiLevelType w:val="multilevel"/>
     <w:tmpl w:val="9482A978"/>
@@ -28633,7 +30272,7 @@
       </w:rPr>
     </w:lvl>
   </w:abstractNum>
-  <w:abstractNum w:abstractNumId="194" w15:restartNumberingAfterBreak="0">
+  <w:abstractNum w:abstractNumId="205" w15:restartNumberingAfterBreak="0">
     <w:nsid w:val="7DA90892"/>
     <w:multiLevelType w:val="multilevel"/>
     <w:tmpl w:val="06AA1E54"/>
@@ -28782,7 +30421,7 @@
       </w:rPr>
     </w:lvl>
   </w:abstractNum>
-  <w:abstractNum w:abstractNumId="195" w15:restartNumberingAfterBreak="0">
+  <w:abstractNum w:abstractNumId="206" w15:restartNumberingAfterBreak="0">
     <w:nsid w:val="7DC24E04"/>
     <w:multiLevelType w:val="multilevel"/>
     <w:tmpl w:val="7270B556"/>
@@ -28895,7 +30534,7 @@
       </w:pPr>
     </w:lvl>
   </w:abstractNum>
-  <w:abstractNum w:abstractNumId="196" w15:restartNumberingAfterBreak="0">
+  <w:abstractNum w:abstractNumId="207" w15:restartNumberingAfterBreak="0">
     <w:nsid w:val="7E5B46EA"/>
     <w:multiLevelType w:val="multilevel"/>
     <w:tmpl w:val="955696B8"/>
@@ -29044,7 +30683,156 @@
       </w:rPr>
     </w:lvl>
   </w:abstractNum>
-  <w:abstractNum w:abstractNumId="197" w15:restartNumberingAfterBreak="0">
+  <w:abstractNum w:abstractNumId="208" w15:restartNumberingAfterBreak="0">
+    <w:nsid w:val="7E6E1B76"/>
+    <w:multiLevelType w:val="multilevel"/>
+    <w:tmpl w:val="5CB2A7E4"/>
+    <w:lvl w:ilvl="0">
+      <w:start w:val="1"/>
+      <w:numFmt w:val="bullet"/>
+      <w:lvlText w:val=""/>
+      <w:lvlJc w:val="left"/>
+      <w:pPr>
+        <w:tabs>
+          <w:tab w:val="num" w:pos="720"/>
+        </w:tabs>
+        <w:ind w:left="720" w:hanging="360"/>
+      </w:pPr>
+      <w:rPr>
+        <w:rFonts w:ascii="Symbol" w:hAnsi="Symbol" w:hint="default"/>
+        <w:sz w:val="20"/>
+      </w:rPr>
+    </w:lvl>
+    <w:lvl w:ilvl="1" w:tentative="1">
+      <w:start w:val="1"/>
+      <w:numFmt w:val="bullet"/>
+      <w:lvlText w:val="o"/>
+      <w:lvlJc w:val="left"/>
+      <w:pPr>
+        <w:tabs>
+          <w:tab w:val="num" w:pos="1440"/>
+        </w:tabs>
+        <w:ind w:left="1440" w:hanging="360"/>
+      </w:pPr>
+      <w:rPr>
+        <w:rFonts w:ascii="Courier New" w:hAnsi="Courier New" w:hint="default"/>
+        <w:sz w:val="20"/>
+      </w:rPr>
+    </w:lvl>
+    <w:lvl w:ilvl="2" w:tentative="1">
+      <w:start w:val="1"/>
+      <w:numFmt w:val="bullet"/>
+      <w:lvlText w:val=""/>
+      <w:lvlJc w:val="left"/>
+      <w:pPr>
+        <w:tabs>
+          <w:tab w:val="num" w:pos="2160"/>
+        </w:tabs>
+        <w:ind w:left="2160" w:hanging="360"/>
+      </w:pPr>
+      <w:rPr>
+        <w:rFonts w:ascii="Wingdings" w:hAnsi="Wingdings" w:hint="default"/>
+        <w:sz w:val="20"/>
+      </w:rPr>
+    </w:lvl>
+    <w:lvl w:ilvl="3" w:tentative="1">
+      <w:start w:val="1"/>
+      <w:numFmt w:val="bullet"/>
+      <w:lvlText w:val=""/>
+      <w:lvlJc w:val="left"/>
+      <w:pPr>
+        <w:tabs>
+          <w:tab w:val="num" w:pos="2880"/>
+        </w:tabs>
+        <w:ind w:left="2880" w:hanging="360"/>
+      </w:pPr>
+      <w:rPr>
+        <w:rFonts w:ascii="Wingdings" w:hAnsi="Wingdings" w:hint="default"/>
+        <w:sz w:val="20"/>
+      </w:rPr>
+    </w:lvl>
+    <w:lvl w:ilvl="4" w:tentative="1">
+      <w:start w:val="1"/>
+      <w:numFmt w:val="bullet"/>
+      <w:lvlText w:val=""/>
+      <w:lvlJc w:val="left"/>
+      <w:pPr>
+        <w:tabs>
+          <w:tab w:val="num" w:pos="3600"/>
+        </w:tabs>
+        <w:ind w:left="3600" w:hanging="360"/>
+      </w:pPr>
+      <w:rPr>
+        <w:rFonts w:ascii="Wingdings" w:hAnsi="Wingdings" w:hint="default"/>
+        <w:sz w:val="20"/>
+      </w:rPr>
+    </w:lvl>
+    <w:lvl w:ilvl="5" w:tentative="1">
+      <w:start w:val="1"/>
+      <w:numFmt w:val="bullet"/>
+      <w:lvlText w:val=""/>
+      <w:lvlJc w:val="left"/>
+      <w:pPr>
+        <w:tabs>
+          <w:tab w:val="num" w:pos="4320"/>
+        </w:tabs>
+        <w:ind w:left="4320" w:hanging="360"/>
+      </w:pPr>
+      <w:rPr>
+        <w:rFonts w:ascii="Wingdings" w:hAnsi="Wingdings" w:hint="default"/>
+        <w:sz w:val="20"/>
+      </w:rPr>
+    </w:lvl>
+    <w:lvl w:ilvl="6" w:tentative="1">
+      <w:start w:val="1"/>
+      <w:numFmt w:val="bullet"/>
+      <w:lvlText w:val=""/>
+      <w:lvlJc w:val="left"/>
+      <w:pPr>
+        <w:tabs>
+          <w:tab w:val="num" w:pos="5040"/>
+        </w:tabs>
+        <w:ind w:left="5040" w:hanging="360"/>
+      </w:pPr>
+      <w:rPr>
+        <w:rFonts w:ascii="Wingdings" w:hAnsi="Wingdings" w:hint="default"/>
+        <w:sz w:val="20"/>
+      </w:rPr>
+    </w:lvl>
+    <w:lvl w:ilvl="7" w:tentative="1">
+      <w:start w:val="1"/>
+      <w:numFmt w:val="bullet"/>
+      <w:lvlText w:val=""/>
+      <w:lvlJc w:val="left"/>
+      <w:pPr>
+        <w:tabs>
+          <w:tab w:val="num" w:pos="5760"/>
+        </w:tabs>
+        <w:ind w:left="5760" w:hanging="360"/>
+      </w:pPr>
+      <w:rPr>
+        <w:rFonts w:ascii="Wingdings" w:hAnsi="Wingdings" w:hint="default"/>
+        <w:sz w:val="20"/>
+      </w:rPr>
+    </w:lvl>
+    <w:lvl w:ilvl="8" w:tentative="1">
+      <w:start w:val="1"/>
+      <w:numFmt w:val="bullet"/>
+      <w:lvlText w:val=""/>
+      <w:lvlJc w:val="left"/>
+      <w:pPr>
+        <w:tabs>
+          <w:tab w:val="num" w:pos="6480"/>
+        </w:tabs>
+        <w:ind w:left="6480" w:hanging="360"/>
+      </w:pPr>
+      <w:rPr>
+        <w:rFonts w:ascii="Wingdings" w:hAnsi="Wingdings" w:hint="default"/>
+        <w:sz w:val="20"/>
+      </w:rPr>
+    </w:lvl>
+  </w:abstractNum>
+  <w:abstractNum w:abstractNumId="209" w15:restartNumberingAfterBreak="0">
     <w:nsid w:val="7EBC3B1D"/>
     <w:multiLevelType w:val="multilevel"/>
     <w:tmpl w:val="15744FF4"/>
@@ -29194,598 +30982,634 @@
     </w:lvl>
   </w:abstractNum>
   <w:num w:numId="1" w16cid:durableId="1798835083">
+    <w:abstractNumId w:val="49"/>
+  </w:num>
+  <w:num w:numId="2" w16cid:durableId="162749267">
+    <w:abstractNumId w:val="11"/>
+  </w:num>
+  <w:num w:numId="3" w16cid:durableId="106849234">
+    <w:abstractNumId w:val="40"/>
+  </w:num>
+  <w:num w:numId="4" w16cid:durableId="921716634">
+    <w:abstractNumId w:val="105"/>
+  </w:num>
+  <w:num w:numId="5" w16cid:durableId="643118380">
+    <w:abstractNumId w:val="41"/>
+  </w:num>
+  <w:num w:numId="6" w16cid:durableId="802386548">
+    <w:abstractNumId w:val="129"/>
+  </w:num>
+  <w:num w:numId="7" w16cid:durableId="1385981368">
+    <w:abstractNumId w:val="159"/>
+  </w:num>
+  <w:num w:numId="8" w16cid:durableId="1277368665">
+    <w:abstractNumId w:val="44"/>
+  </w:num>
+  <w:num w:numId="9" w16cid:durableId="805313709">
+    <w:abstractNumId w:val="117"/>
+  </w:num>
+  <w:num w:numId="10" w16cid:durableId="1988514896">
+    <w:abstractNumId w:val="14"/>
+  </w:num>
+  <w:num w:numId="11" w16cid:durableId="805858528">
+    <w:abstractNumId w:val="95"/>
+  </w:num>
+  <w:num w:numId="12" w16cid:durableId="809329421">
+    <w:abstractNumId w:val="63"/>
+  </w:num>
+  <w:num w:numId="13" w16cid:durableId="437798236">
+    <w:abstractNumId w:val="76"/>
+  </w:num>
+  <w:num w:numId="14" w16cid:durableId="504251153">
+    <w:abstractNumId w:val="121"/>
+  </w:num>
+  <w:num w:numId="15" w16cid:durableId="511771826">
+    <w:abstractNumId w:val="110"/>
+  </w:num>
+  <w:num w:numId="16" w16cid:durableId="936057981">
+    <w:abstractNumId w:val="19"/>
+  </w:num>
+  <w:num w:numId="17" w16cid:durableId="1592201596">
+    <w:abstractNumId w:val="190"/>
+  </w:num>
+  <w:num w:numId="18" w16cid:durableId="1718818382">
+    <w:abstractNumId w:val="80"/>
+  </w:num>
+  <w:num w:numId="19" w16cid:durableId="2134597170">
+    <w:abstractNumId w:val="180"/>
+  </w:num>
+  <w:num w:numId="20" w16cid:durableId="2109306182">
+    <w:abstractNumId w:val="29"/>
+  </w:num>
+  <w:num w:numId="21" w16cid:durableId="847251948">
+    <w:abstractNumId w:val="141"/>
+  </w:num>
+  <w:num w:numId="22" w16cid:durableId="2098213051">
+    <w:abstractNumId w:val="146"/>
+  </w:num>
+  <w:num w:numId="23" w16cid:durableId="1540239505">
+    <w:abstractNumId w:val="74"/>
+  </w:num>
+  <w:num w:numId="24" w16cid:durableId="1358435097">
+    <w:abstractNumId w:val="209"/>
+  </w:num>
+  <w:num w:numId="25" w16cid:durableId="1851792364">
+    <w:abstractNumId w:val="39"/>
+  </w:num>
+  <w:num w:numId="26" w16cid:durableId="848062712">
+    <w:abstractNumId w:val="178"/>
+  </w:num>
+  <w:num w:numId="27" w16cid:durableId="352801060">
     <w:abstractNumId w:val="47"/>
   </w:num>
-  <w:num w:numId="2" w16cid:durableId="162749267">
-    <w:abstractNumId w:val="10"/>
+  <w:num w:numId="28" w16cid:durableId="417944735">
+    <w:abstractNumId w:val="87"/>
   </w:num>
-  <w:num w:numId="3" w16cid:durableId="106849234">
-    <w:abstractNumId w:val="38"/>
-  </w:num>
-  <w:num w:numId="4" w16cid:durableId="921716634">
-    <w:abstractNumId w:val="100"/>
-  </w:num>
-  <w:num w:numId="5" w16cid:durableId="643118380">
-    <w:abstractNumId w:val="39"/>
-  </w:num>
-  <w:num w:numId="6" w16cid:durableId="802386548">
-    <w:abstractNumId w:val="123"/>
-  </w:num>
-  <w:num w:numId="7" w16cid:durableId="1385981368">
-    <w:abstractNumId w:val="149"/>
-  </w:num>
-  <w:num w:numId="8" w16cid:durableId="1277368665">
-    <w:abstractNumId w:val="42"/>
-  </w:num>
-  <w:num w:numId="9" w16cid:durableId="805313709">
-    <w:abstractNumId w:val="112"/>
-  </w:num>
-  <w:num w:numId="10" w16cid:durableId="1988514896">
-    <w:abstractNumId w:val="13"/>
-  </w:num>
-  <w:num w:numId="11" w16cid:durableId="805858528">
-    <w:abstractNumId w:val="91"/>
-  </w:num>
-  <w:num w:numId="12" w16cid:durableId="809329421">
-    <w:abstractNumId w:val="60"/>
-  </w:num>
-  <w:num w:numId="13" w16cid:durableId="437798236">
-    <w:abstractNumId w:val="73"/>
-  </w:num>
-  <w:num w:numId="14" w16cid:durableId="504251153">
+  <w:num w:numId="29" w16cid:durableId="700319978">
     <w:abstractNumId w:val="116"/>
   </w:num>
-  <w:num w:numId="15" w16cid:durableId="511771826">
-    <w:abstractNumId w:val="105"/>
+  <w:num w:numId="30" w16cid:durableId="2123374843">
+    <w:abstractNumId w:val="31"/>
   </w:num>
-  <w:num w:numId="16" w16cid:durableId="936057981">
-    <w:abstractNumId w:val="18"/>
+  <w:num w:numId="31" w16cid:durableId="646591884">
+    <w:abstractNumId w:val="169"/>
   </w:num>
-  <w:num w:numId="17" w16cid:durableId="1592201596">
+  <w:num w:numId="32" w16cid:durableId="2091612383">
+    <w:abstractNumId w:val="192"/>
+  </w:num>
+  <w:num w:numId="33" w16cid:durableId="1013648160">
+    <w:abstractNumId w:val="143"/>
+  </w:num>
+  <w:num w:numId="34" w16cid:durableId="1051416210">
     <w:abstractNumId w:val="179"/>
   </w:num>
-  <w:num w:numId="18" w16cid:durableId="1718818382">
-    <w:abstractNumId w:val="77"/>
-  </w:num>
-  <w:num w:numId="19" w16cid:durableId="2134597170">
-    <w:abstractNumId w:val="169"/>
-  </w:num>
-  <w:num w:numId="20" w16cid:durableId="2109306182">
-    <w:abstractNumId w:val="28"/>
-  </w:num>
-  <w:num w:numId="21" w16cid:durableId="847251948">
-    <w:abstractNumId w:val="132"/>
-  </w:num>
-  <w:num w:numId="22" w16cid:durableId="2098213051">
-    <w:abstractNumId w:val="136"/>
-  </w:num>
-  <w:num w:numId="23" w16cid:durableId="1540239505">
-    <w:abstractNumId w:val="71"/>
-  </w:num>
-  <w:num w:numId="24" w16cid:durableId="1358435097">
-    <w:abstractNumId w:val="197"/>
-  </w:num>
-  <w:num w:numId="25" w16cid:durableId="1851792364">
+  <w:num w:numId="35" w16cid:durableId="1379621320">
     <w:abstractNumId w:val="37"/>
   </w:num>
-  <w:num w:numId="26" w16cid:durableId="848062712">
-    <w:abstractNumId w:val="167"/>
-  </w:num>
-  <w:num w:numId="27" w16cid:durableId="352801060">
-    <w:abstractNumId w:val="45"/>
-  </w:num>
-  <w:num w:numId="28" w16cid:durableId="417944735">
-    <w:abstractNumId w:val="84"/>
-  </w:num>
-  <w:num w:numId="29" w16cid:durableId="700319978">
-    <w:abstractNumId w:val="111"/>
-  </w:num>
-  <w:num w:numId="30" w16cid:durableId="2123374843">
-    <w:abstractNumId w:val="30"/>
-  </w:num>
-  <w:num w:numId="31" w16cid:durableId="646591884">
-    <w:abstractNumId w:val="158"/>
-  </w:num>
-  <w:num w:numId="32" w16cid:durableId="2091612383">
-    <w:abstractNumId w:val="181"/>
-  </w:num>
-  <w:num w:numId="33" w16cid:durableId="1013648160">
-    <w:abstractNumId w:val="133"/>
-  </w:num>
-  <w:num w:numId="34" w16cid:durableId="1051416210">
-    <w:abstractNumId w:val="168"/>
-  </w:num>
-  <w:num w:numId="35" w16cid:durableId="1379621320">
-    <w:abstractNumId w:val="35"/>
-  </w:num>
   <w:num w:numId="36" w16cid:durableId="2089812624">
-    <w:abstractNumId w:val="175"/>
+    <w:abstractNumId w:val="186"/>
   </w:num>
   <w:num w:numId="37" w16cid:durableId="146554751">
     <w:abstractNumId w:val="5"/>
   </w:num>
   <w:num w:numId="38" w16cid:durableId="625476288">
-    <w:abstractNumId w:val="195"/>
+    <w:abstractNumId w:val="206"/>
   </w:num>
   <w:num w:numId="39" w16cid:durableId="187835121">
+    <w:abstractNumId w:val="119"/>
+  </w:num>
+  <w:num w:numId="40" w16cid:durableId="964313490">
+    <w:abstractNumId w:val="127"/>
+  </w:num>
+  <w:num w:numId="41" w16cid:durableId="465390967">
+    <w:abstractNumId w:val="12"/>
+  </w:num>
+  <w:num w:numId="42" w16cid:durableId="62413350">
+    <w:abstractNumId w:val="21"/>
+  </w:num>
+  <w:num w:numId="43" w16cid:durableId="1686983120">
+    <w:abstractNumId w:val="176"/>
+  </w:num>
+  <w:num w:numId="44" w16cid:durableId="1649435073">
+    <w:abstractNumId w:val="182"/>
+  </w:num>
+  <w:num w:numId="45" w16cid:durableId="1022634328">
     <w:abstractNumId w:val="114"/>
   </w:num>
-  <w:num w:numId="40" w16cid:durableId="964313490">
-    <w:abstractNumId w:val="122"/>
+  <w:num w:numId="46" w16cid:durableId="2058627270">
+    <w:abstractNumId w:val="42"/>
   </w:num>
-  <w:num w:numId="41" w16cid:durableId="465390967">
-    <w:abstractNumId w:val="11"/>
+  <w:num w:numId="47" w16cid:durableId="1965185811">
+    <w:abstractNumId w:val="92"/>
   </w:num>
-  <w:num w:numId="42" w16cid:durableId="62413350">
+  <w:num w:numId="48" w16cid:durableId="907761303">
+    <w:abstractNumId w:val="100"/>
+  </w:num>
+  <w:num w:numId="49" w16cid:durableId="1799836983">
+    <w:abstractNumId w:val="78"/>
+  </w:num>
+  <w:num w:numId="50" w16cid:durableId="1347637296">
+    <w:abstractNumId w:val="166"/>
+  </w:num>
+  <w:num w:numId="51" w16cid:durableId="1610620115">
+    <w:abstractNumId w:val="198"/>
+  </w:num>
+  <w:num w:numId="52" w16cid:durableId="468137445">
     <w:abstractNumId w:val="20"/>
   </w:num>
-  <w:num w:numId="43" w16cid:durableId="1686983120">
-    <w:abstractNumId w:val="165"/>
-  </w:num>
-  <w:num w:numId="44" w16cid:durableId="1649435073">
-    <w:abstractNumId w:val="171"/>
-  </w:num>
-  <w:num w:numId="45" w16cid:durableId="1022634328">
-    <w:abstractNumId w:val="109"/>
-  </w:num>
-  <w:num w:numId="46" w16cid:durableId="2058627270">
-    <w:abstractNumId w:val="40"/>
-  </w:num>
-  <w:num w:numId="47" w16cid:durableId="1965185811">
-    <w:abstractNumId w:val="88"/>
-  </w:num>
-  <w:num w:numId="48" w16cid:durableId="907761303">
-    <w:abstractNumId w:val="95"/>
-  </w:num>
-  <w:num w:numId="49" w16cid:durableId="1799836983">
-    <w:abstractNumId w:val="75"/>
-  </w:num>
-  <w:num w:numId="50" w16cid:durableId="1347637296">
-    <w:abstractNumId w:val="156"/>
-  </w:num>
-  <w:num w:numId="51" w16cid:durableId="1610620115">
-    <w:abstractNumId w:val="187"/>
-  </w:num>
-  <w:num w:numId="52" w16cid:durableId="468137445">
-    <w:abstractNumId w:val="19"/>
-  </w:num>
   <w:num w:numId="53" w16cid:durableId="1172375643">
-    <w:abstractNumId w:val="189"/>
+    <w:abstractNumId w:val="200"/>
   </w:num>
   <w:num w:numId="54" w16cid:durableId="803620490">
-    <w:abstractNumId w:val="186"/>
+    <w:abstractNumId w:val="197"/>
   </w:num>
   <w:num w:numId="55" w16cid:durableId="1652447022">
+    <w:abstractNumId w:val="154"/>
+  </w:num>
+  <w:num w:numId="56" w16cid:durableId="730008728">
+    <w:abstractNumId w:val="24"/>
+  </w:num>
+  <w:num w:numId="57" w16cid:durableId="1893806844">
+    <w:abstractNumId w:val="204"/>
+  </w:num>
+  <w:num w:numId="58" w16cid:durableId="792214458">
+    <w:abstractNumId w:val="53"/>
+  </w:num>
+  <w:num w:numId="59" w16cid:durableId="1875800360">
+    <w:abstractNumId w:val="112"/>
+  </w:num>
+  <w:num w:numId="60" w16cid:durableId="1622806707">
     <w:abstractNumId w:val="144"/>
   </w:num>
-  <w:num w:numId="56" w16cid:durableId="730008728">
-    <w:abstractNumId w:val="23"/>
-  </w:num>
-  <w:num w:numId="57" w16cid:durableId="1893806844">
-    <w:abstractNumId w:val="193"/>
-  </w:num>
-  <w:num w:numId="58" w16cid:durableId="792214458">
-    <w:abstractNumId w:val="51"/>
-  </w:num>
-  <w:num w:numId="59" w16cid:durableId="1875800360">
-    <w:abstractNumId w:val="107"/>
-  </w:num>
-  <w:num w:numId="60" w16cid:durableId="1622806707">
-    <w:abstractNumId w:val="134"/>
-  </w:num>
   <w:num w:numId="61" w16cid:durableId="1019817817">
-    <w:abstractNumId w:val="90"/>
+    <w:abstractNumId w:val="94"/>
   </w:num>
   <w:num w:numId="62" w16cid:durableId="1992446500">
-    <w:abstractNumId w:val="52"/>
+    <w:abstractNumId w:val="54"/>
   </w:num>
   <w:num w:numId="63" w16cid:durableId="395974815">
-    <w:abstractNumId w:val="80"/>
+    <w:abstractNumId w:val="83"/>
   </w:num>
   <w:num w:numId="64" w16cid:durableId="1898662636">
-    <w:abstractNumId w:val="24"/>
+    <w:abstractNumId w:val="25"/>
   </w:num>
   <w:num w:numId="65" w16cid:durableId="1474450074">
-    <w:abstractNumId w:val="21"/>
+    <w:abstractNumId w:val="22"/>
   </w:num>
   <w:num w:numId="66" w16cid:durableId="33774365">
-    <w:abstractNumId w:val="108"/>
+    <w:abstractNumId w:val="113"/>
   </w:num>
   <w:num w:numId="67" w16cid:durableId="1426808814">
-    <w:abstractNumId w:val="72"/>
+    <w:abstractNumId w:val="75"/>
   </w:num>
   <w:num w:numId="68" w16cid:durableId="281890386">
     <w:abstractNumId w:val="3"/>
   </w:num>
   <w:num w:numId="69" w16cid:durableId="1742824763">
-    <w:abstractNumId w:val="68"/>
+    <w:abstractNumId w:val="71"/>
   </w:num>
   <w:num w:numId="70" w16cid:durableId="273679594">
-    <w:abstractNumId w:val="70"/>
+    <w:abstractNumId w:val="73"/>
   </w:num>
   <w:num w:numId="71" w16cid:durableId="456264648">
-    <w:abstractNumId w:val="98"/>
+    <w:abstractNumId w:val="103"/>
   </w:num>
   <w:num w:numId="72" w16cid:durableId="146824635">
-    <w:abstractNumId w:val="117"/>
+    <w:abstractNumId w:val="122"/>
   </w:num>
   <w:num w:numId="73" w16cid:durableId="1218466820">
-    <w:abstractNumId w:val="89"/>
+    <w:abstractNumId w:val="93"/>
   </w:num>
   <w:num w:numId="74" w16cid:durableId="593830139">
-    <w:abstractNumId w:val="125"/>
+    <w:abstractNumId w:val="131"/>
   </w:num>
   <w:num w:numId="75" w16cid:durableId="899051016">
-    <w:abstractNumId w:val="127"/>
+    <w:abstractNumId w:val="133"/>
   </w:num>
   <w:num w:numId="76" w16cid:durableId="1868328182">
-    <w:abstractNumId w:val="147"/>
+    <w:abstractNumId w:val="157"/>
   </w:num>
   <w:num w:numId="77" w16cid:durableId="197473060">
-    <w:abstractNumId w:val="152"/>
+    <w:abstractNumId w:val="162"/>
   </w:num>
   <w:num w:numId="78" w16cid:durableId="774524171">
-    <w:abstractNumId w:val="22"/>
+    <w:abstractNumId w:val="23"/>
   </w:num>
   <w:num w:numId="79" w16cid:durableId="1553997399">
-    <w:abstractNumId w:val="76"/>
+    <w:abstractNumId w:val="79"/>
   </w:num>
   <w:num w:numId="80" w16cid:durableId="488979080">
-    <w:abstractNumId w:val="36"/>
+    <w:abstractNumId w:val="38"/>
   </w:num>
   <w:num w:numId="81" w16cid:durableId="1854418702">
-    <w:abstractNumId w:val="82"/>
+    <w:abstractNumId w:val="85"/>
   </w:num>
   <w:num w:numId="82" w16cid:durableId="1583029788">
-    <w:abstractNumId w:val="176"/>
+    <w:abstractNumId w:val="187"/>
   </w:num>
   <w:num w:numId="83" w16cid:durableId="1284458127">
-    <w:abstractNumId w:val="128"/>
+    <w:abstractNumId w:val="135"/>
   </w:num>
   <w:num w:numId="84" w16cid:durableId="69275459">
-    <w:abstractNumId w:val="43"/>
+    <w:abstractNumId w:val="45"/>
   </w:num>
   <w:num w:numId="85" w16cid:durableId="1551771069">
-    <w:abstractNumId w:val="55"/>
+    <w:abstractNumId w:val="57"/>
   </w:num>
   <w:num w:numId="86" w16cid:durableId="1878152963">
-    <w:abstractNumId w:val="160"/>
+    <w:abstractNumId w:val="171"/>
   </w:num>
   <w:num w:numId="87" w16cid:durableId="945382234">
-    <w:abstractNumId w:val="101"/>
+    <w:abstractNumId w:val="106"/>
   </w:num>
   <w:num w:numId="88" w16cid:durableId="1096750448">
-    <w:abstractNumId w:val="61"/>
+    <w:abstractNumId w:val="64"/>
   </w:num>
   <w:num w:numId="89" w16cid:durableId="834496056">
-    <w:abstractNumId w:val="16"/>
+    <w:abstractNumId w:val="17"/>
   </w:num>
   <w:num w:numId="90" w16cid:durableId="1403328400">
-    <w:abstractNumId w:val="14"/>
+    <w:abstractNumId w:val="15"/>
   </w:num>
   <w:num w:numId="91" w16cid:durableId="466581927">
-    <w:abstractNumId w:val="33"/>
+    <w:abstractNumId w:val="35"/>
   </w:num>
   <w:num w:numId="92" w16cid:durableId="877936852">
     <w:abstractNumId w:val="2"/>
   </w:num>
   <w:num w:numId="93" w16cid:durableId="1264416038">
-    <w:abstractNumId w:val="81"/>
+    <w:abstractNumId w:val="84"/>
   </w:num>
   <w:num w:numId="94" w16cid:durableId="829447964">
-    <w:abstractNumId w:val="83"/>
+    <w:abstractNumId w:val="86"/>
   </w:num>
   <w:num w:numId="95" w16cid:durableId="136804396">
-    <w:abstractNumId w:val="164"/>
+    <w:abstractNumId w:val="175"/>
   </w:num>
   <w:num w:numId="96" w16cid:durableId="542642592">
-    <w:abstractNumId w:val="184"/>
+    <w:abstractNumId w:val="195"/>
   </w:num>
   <w:num w:numId="97" w16cid:durableId="1325008515">
-    <w:abstractNumId w:val="93"/>
+    <w:abstractNumId w:val="98"/>
   </w:num>
   <w:num w:numId="98" w16cid:durableId="1839881496">
-    <w:abstractNumId w:val="135"/>
+    <w:abstractNumId w:val="145"/>
   </w:num>
   <w:num w:numId="99" w16cid:durableId="1958635518">
     <w:abstractNumId w:val="1"/>
   </w:num>
   <w:num w:numId="100" w16cid:durableId="1217618019">
-    <w:abstractNumId w:val="178"/>
+    <w:abstractNumId w:val="189"/>
   </w:num>
   <w:num w:numId="101" w16cid:durableId="968245891">
-    <w:abstractNumId w:val="139"/>
+    <w:abstractNumId w:val="149"/>
   </w:num>
   <w:num w:numId="102" w16cid:durableId="1263143204">
-    <w:abstractNumId w:val="102"/>
+    <w:abstractNumId w:val="107"/>
   </w:num>
   <w:num w:numId="103" w16cid:durableId="1236282246">
-    <w:abstractNumId w:val="49"/>
+    <w:abstractNumId w:val="51"/>
   </w:num>
   <w:num w:numId="104" w16cid:durableId="629363071">
-    <w:abstractNumId w:val="104"/>
+    <w:abstractNumId w:val="109"/>
   </w:num>
   <w:num w:numId="105" w16cid:durableId="1006788">
-    <w:abstractNumId w:val="79"/>
+    <w:abstractNumId w:val="82"/>
   </w:num>
   <w:num w:numId="106" w16cid:durableId="244147820">
     <w:abstractNumId w:val="7"/>
   </w:num>
   <w:num w:numId="107" w16cid:durableId="251402796">
-    <w:abstractNumId w:val="15"/>
+    <w:abstractNumId w:val="16"/>
   </w:num>
   <w:num w:numId="108" w16cid:durableId="1960144471">
-    <w:abstractNumId w:val="64"/>
+    <w:abstractNumId w:val="67"/>
   </w:num>
   <w:num w:numId="109" w16cid:durableId="1559851927">
-    <w:abstractNumId w:val="196"/>
+    <w:abstractNumId w:val="207"/>
   </w:num>
   <w:num w:numId="110" w16cid:durableId="1554536127">
-    <w:abstractNumId w:val="29"/>
+    <w:abstractNumId w:val="30"/>
   </w:num>
   <w:num w:numId="111" w16cid:durableId="156195581">
-    <w:abstractNumId w:val="27"/>
+    <w:abstractNumId w:val="28"/>
   </w:num>
   <w:num w:numId="112" w16cid:durableId="2039817305">
-    <w:abstractNumId w:val="129"/>
+    <w:abstractNumId w:val="138"/>
   </w:num>
   <w:num w:numId="113" w16cid:durableId="1928073017">
-    <w:abstractNumId w:val="151"/>
+    <w:abstractNumId w:val="161"/>
   </w:num>
   <w:num w:numId="114" w16cid:durableId="790127560">
-    <w:abstractNumId w:val="31"/>
+    <w:abstractNumId w:val="32"/>
   </w:num>
   <w:num w:numId="115" w16cid:durableId="31346920">
-    <w:abstractNumId w:val="188"/>
+    <w:abstractNumId w:val="199"/>
   </w:num>
   <w:num w:numId="116" w16cid:durableId="11343034">
     <w:abstractNumId w:val="8"/>
   </w:num>
   <w:num w:numId="117" w16cid:durableId="1735809624">
-    <w:abstractNumId w:val="131"/>
+    <w:abstractNumId w:val="140"/>
   </w:num>
   <w:num w:numId="118" w16cid:durableId="1324970676">
-    <w:abstractNumId w:val="59"/>
+    <w:abstractNumId w:val="62"/>
   </w:num>
   <w:num w:numId="119" w16cid:durableId="452797359">
-    <w:abstractNumId w:val="103"/>
+    <w:abstractNumId w:val="108"/>
   </w:num>
   <w:num w:numId="120" w16cid:durableId="522475483">
-    <w:abstractNumId w:val="65"/>
+    <w:abstractNumId w:val="68"/>
   </w:num>
   <w:num w:numId="121" w16cid:durableId="1142113167">
-    <w:abstractNumId w:val="67"/>
+    <w:abstractNumId w:val="70"/>
   </w:num>
   <w:num w:numId="122" w16cid:durableId="924653674">
     <w:abstractNumId w:val="9"/>
   </w:num>
   <w:num w:numId="123" w16cid:durableId="1214853953">
-    <w:abstractNumId w:val="124"/>
+    <w:abstractNumId w:val="130"/>
   </w:num>
   <w:num w:numId="124" w16cid:durableId="1668899478">
-    <w:abstractNumId w:val="155"/>
+    <w:abstractNumId w:val="165"/>
   </w:num>
   <w:num w:numId="125" w16cid:durableId="1419517687">
-    <w:abstractNumId w:val="41"/>
+    <w:abstractNumId w:val="43"/>
   </w:num>
   <w:num w:numId="126" w16cid:durableId="861889">
-    <w:abstractNumId w:val="46"/>
+    <w:abstractNumId w:val="48"/>
   </w:num>
   <w:num w:numId="127" w16cid:durableId="961418348">
-    <w:abstractNumId w:val="143"/>
+    <w:abstractNumId w:val="153"/>
   </w:num>
   <w:num w:numId="128" w16cid:durableId="1577276532">
-    <w:abstractNumId w:val="97"/>
+    <w:abstractNumId w:val="102"/>
   </w:num>
   <w:num w:numId="129" w16cid:durableId="594942111">
-    <w:abstractNumId w:val="190"/>
+    <w:abstractNumId w:val="201"/>
   </w:num>
   <w:num w:numId="130" w16cid:durableId="967319473">
-    <w:abstractNumId w:val="142"/>
+    <w:abstractNumId w:val="152"/>
   </w:num>
   <w:num w:numId="131" w16cid:durableId="766968019">
-    <w:abstractNumId w:val="17"/>
+    <w:abstractNumId w:val="18"/>
   </w:num>
   <w:num w:numId="132" w16cid:durableId="902594334">
-    <w:abstractNumId w:val="130"/>
+    <w:abstractNumId w:val="139"/>
   </w:num>
   <w:num w:numId="133" w16cid:durableId="2078815584">
-    <w:abstractNumId w:val="194"/>
+    <w:abstractNumId w:val="205"/>
   </w:num>
   <w:num w:numId="134" w16cid:durableId="680812002">
     <w:abstractNumId w:val="6"/>
   </w:num>
   <w:num w:numId="135" w16cid:durableId="307979773">
-    <w:abstractNumId w:val="191"/>
+    <w:abstractNumId w:val="202"/>
   </w:num>
   <w:num w:numId="136" w16cid:durableId="1116409218">
-    <w:abstractNumId w:val="145"/>
+    <w:abstractNumId w:val="155"/>
   </w:num>
   <w:num w:numId="137" w16cid:durableId="956182137">
-    <w:abstractNumId w:val="138"/>
+    <w:abstractNumId w:val="148"/>
   </w:num>
   <w:num w:numId="138" w16cid:durableId="1780030706">
-    <w:abstractNumId w:val="192"/>
+    <w:abstractNumId w:val="203"/>
   </w:num>
   <w:num w:numId="139" w16cid:durableId="1303080418">
+    <w:abstractNumId w:val="52"/>
+  </w:num>
+  <w:num w:numId="140" w16cid:durableId="649796519">
+    <w:abstractNumId w:val="46"/>
+  </w:num>
+  <w:num w:numId="141" w16cid:durableId="1648590043">
+    <w:abstractNumId w:val="193"/>
+  </w:num>
+  <w:num w:numId="142" w16cid:durableId="2049448807">
+    <w:abstractNumId w:val="101"/>
+  </w:num>
+  <w:num w:numId="143" w16cid:durableId="1551070899">
+    <w:abstractNumId w:val="160"/>
+  </w:num>
+  <w:num w:numId="144" w16cid:durableId="1174958702">
     <w:abstractNumId w:val="50"/>
   </w:num>
-  <w:num w:numId="140" w16cid:durableId="649796519">
-    <w:abstractNumId w:val="44"/>
-  </w:num>
-  <w:num w:numId="141" w16cid:durableId="1648590043">
-    <w:abstractNumId w:val="182"/>
-  </w:num>
-  <w:num w:numId="142" w16cid:durableId="2049448807">
-    <w:abstractNumId w:val="96"/>
-  </w:num>
-  <w:num w:numId="143" w16cid:durableId="1551070899">
-    <w:abstractNumId w:val="150"/>
-  </w:num>
-  <w:num w:numId="144" w16cid:durableId="1174958702">
-    <w:abstractNumId w:val="48"/>
-  </w:num>
   <w:num w:numId="145" w16cid:durableId="1068305762">
-    <w:abstractNumId w:val="148"/>
+    <w:abstractNumId w:val="158"/>
   </w:num>
   <w:num w:numId="146" w16cid:durableId="2057120666">
-    <w:abstractNumId w:val="32"/>
+    <w:abstractNumId w:val="34"/>
   </w:num>
   <w:num w:numId="147" w16cid:durableId="794521826">
     <w:abstractNumId w:val="0"/>
   </w:num>
   <w:num w:numId="148" w16cid:durableId="442457608">
-    <w:abstractNumId w:val="172"/>
+    <w:abstractNumId w:val="183"/>
   </w:num>
   <w:num w:numId="149" w16cid:durableId="1730610585">
-    <w:abstractNumId w:val="57"/>
+    <w:abstractNumId w:val="59"/>
   </w:num>
   <w:num w:numId="150" w16cid:durableId="913583879">
-    <w:abstractNumId w:val="54"/>
+    <w:abstractNumId w:val="56"/>
   </w:num>
   <w:num w:numId="151" w16cid:durableId="1605726650">
-    <w:abstractNumId w:val="94"/>
+    <w:abstractNumId w:val="99"/>
   </w:num>
   <w:num w:numId="152" w16cid:durableId="1297222125">
-    <w:abstractNumId w:val="170"/>
+    <w:abstractNumId w:val="181"/>
   </w:num>
   <w:num w:numId="153" w16cid:durableId="1540512536">
     <w:abstractNumId w:val="4"/>
   </w:num>
   <w:num w:numId="154" w16cid:durableId="1676955912">
+    <w:abstractNumId w:val="174"/>
+  </w:num>
+  <w:num w:numId="155" w16cid:durableId="1421414561">
+    <w:abstractNumId w:val="194"/>
+  </w:num>
+  <w:num w:numId="156" w16cid:durableId="576331122">
+    <w:abstractNumId w:val="65"/>
+  </w:num>
+  <w:num w:numId="157" w16cid:durableId="590621449">
+    <w:abstractNumId w:val="115"/>
+  </w:num>
+  <w:num w:numId="158" w16cid:durableId="1172986573">
+    <w:abstractNumId w:val="88"/>
+  </w:num>
+  <w:num w:numId="159" w16cid:durableId="718672507">
+    <w:abstractNumId w:val="60"/>
+  </w:num>
+  <w:num w:numId="160" w16cid:durableId="1374303784">
+    <w:abstractNumId w:val="132"/>
+  </w:num>
+  <w:num w:numId="161" w16cid:durableId="1166941070">
+    <w:abstractNumId w:val="185"/>
+  </w:num>
+  <w:num w:numId="162" w16cid:durableId="823819064">
+    <w:abstractNumId w:val="172"/>
+  </w:num>
+  <w:num w:numId="163" w16cid:durableId="1330212085">
+    <w:abstractNumId w:val="168"/>
+  </w:num>
+  <w:num w:numId="164" w16cid:durableId="1787697208">
+    <w:abstractNumId w:val="170"/>
+  </w:num>
+  <w:num w:numId="165" w16cid:durableId="1681202902">
+    <w:abstractNumId w:val="66"/>
+  </w:num>
+  <w:num w:numId="166" w16cid:durableId="748846984">
+    <w:abstractNumId w:val="90"/>
+  </w:num>
+  <w:num w:numId="167" w16cid:durableId="314381326">
+    <w:abstractNumId w:val="13"/>
+  </w:num>
+  <w:num w:numId="168" w16cid:durableId="1857843422">
+    <w:abstractNumId w:val="173"/>
+  </w:num>
+  <w:num w:numId="169" w16cid:durableId="1740131395">
+    <w:abstractNumId w:val="104"/>
+  </w:num>
+  <w:num w:numId="170" w16cid:durableId="1232813269">
+    <w:abstractNumId w:val="188"/>
+  </w:num>
+  <w:num w:numId="171" w16cid:durableId="580455484">
+    <w:abstractNumId w:val="81"/>
+  </w:num>
+  <w:num w:numId="172" w16cid:durableId="300308181">
+    <w:abstractNumId w:val="124"/>
+  </w:num>
+  <w:num w:numId="173" w16cid:durableId="1518808559">
+    <w:abstractNumId w:val="184"/>
+  </w:num>
+  <w:num w:numId="174" w16cid:durableId="1705254891">
+    <w:abstractNumId w:val="111"/>
+  </w:num>
+  <w:num w:numId="175" w16cid:durableId="1201936472">
+    <w:abstractNumId w:val="97"/>
+  </w:num>
+  <w:num w:numId="176" w16cid:durableId="2023311226">
+    <w:abstractNumId w:val="118"/>
+  </w:num>
+  <w:num w:numId="177" w16cid:durableId="1265335244">
+    <w:abstractNumId w:val="120"/>
+  </w:num>
+  <w:num w:numId="178" w16cid:durableId="989405257">
+    <w:abstractNumId w:val="26"/>
+  </w:num>
+  <w:num w:numId="179" w16cid:durableId="1527938579">
+    <w:abstractNumId w:val="177"/>
+  </w:num>
+  <w:num w:numId="180" w16cid:durableId="1360357078">
+    <w:abstractNumId w:val="151"/>
+  </w:num>
+  <w:num w:numId="181" w16cid:durableId="1029572736">
+    <w:abstractNumId w:val="164"/>
+  </w:num>
+  <w:num w:numId="182" w16cid:durableId="1318805578">
     <w:abstractNumId w:val="163"/>
   </w:num>
-  <w:num w:numId="155" w16cid:durableId="1421414561">
-    <w:abstractNumId w:val="183"/>
+  <w:num w:numId="183" w16cid:durableId="410277166">
+    <w:abstractNumId w:val="77"/>
   </w:num>
-  <w:num w:numId="156" w16cid:durableId="576331122">
-    <w:abstractNumId w:val="62"/>
+  <w:num w:numId="184" w16cid:durableId="944533861">
+    <w:abstractNumId w:val="126"/>
   </w:num>
-  <w:num w:numId="157" w16cid:durableId="590621449">
-    <w:abstractNumId w:val="110"/>
+  <w:num w:numId="185" w16cid:durableId="968126139">
+    <w:abstractNumId w:val="69"/>
   </w:num>
-  <w:num w:numId="158" w16cid:durableId="1172986573">
-    <w:abstractNumId w:val="85"/>
+  <w:num w:numId="186" w16cid:durableId="176703101">
+    <w:abstractNumId w:val="123"/>
   </w:num>
-  <w:num w:numId="159" w16cid:durableId="718672507">
+  <w:num w:numId="187" w16cid:durableId="1241141061">
+    <w:abstractNumId w:val="55"/>
+  </w:num>
+  <w:num w:numId="188" w16cid:durableId="1387147487">
+    <w:abstractNumId w:val="156"/>
+  </w:num>
+  <w:num w:numId="189" w16cid:durableId="1141460728">
+    <w:abstractNumId w:val="150"/>
+  </w:num>
+  <w:num w:numId="190" w16cid:durableId="63918357">
+    <w:abstractNumId w:val="196"/>
+  </w:num>
+  <w:num w:numId="191" w16cid:durableId="1905138764">
+    <w:abstractNumId w:val="191"/>
+  </w:num>
+  <w:num w:numId="192" w16cid:durableId="1974627602">
+    <w:abstractNumId w:val="147"/>
+  </w:num>
+  <w:num w:numId="193" w16cid:durableId="1889367866">
+    <w:abstractNumId w:val="91"/>
+  </w:num>
+  <w:num w:numId="194" w16cid:durableId="1489516542">
     <w:abstractNumId w:val="58"/>
   </w:num>
-  <w:num w:numId="160" w16cid:durableId="1374303784">
-    <w:abstractNumId w:val="126"/>
+  <w:num w:numId="195" w16cid:durableId="1996254472">
+    <w:abstractNumId w:val="36"/>
   </w:num>
-  <w:num w:numId="161" w16cid:durableId="1166941070">
-    <w:abstractNumId w:val="174"/>
+  <w:num w:numId="196" w16cid:durableId="1594052817">
+    <w:abstractNumId w:val="125"/>
   </w:num>
-  <w:num w:numId="162" w16cid:durableId="823819064">
-    <w:abstractNumId w:val="161"/>
+  <w:num w:numId="197" w16cid:durableId="2028872942">
+    <w:abstractNumId w:val="27"/>
   </w:num>
-  <w:num w:numId="163" w16cid:durableId="1330212085">
-    <w:abstractNumId w:val="157"/>
+  <w:num w:numId="198" w16cid:durableId="1544830629">
+    <w:abstractNumId w:val="72"/>
   </w:num>
-  <w:num w:numId="164" w16cid:durableId="1787697208">
-    <w:abstractNumId w:val="159"/>
+  <w:num w:numId="199" w16cid:durableId="281691991">
+    <w:abstractNumId w:val="136"/>
   </w:num>
-  <w:num w:numId="165" w16cid:durableId="1681202902">
-    <w:abstractNumId w:val="63"/>
+  <w:num w:numId="200" w16cid:durableId="1530677795">
+    <w:abstractNumId w:val="33"/>
   </w:num>
-  <w:num w:numId="166" w16cid:durableId="748846984">
-    <w:abstractNumId w:val="86"/>
+  <w:num w:numId="201" w16cid:durableId="2022583363">
+    <w:abstractNumId w:val="167"/>
   </w:num>
-  <w:num w:numId="167" w16cid:durableId="314381326">
-    <w:abstractNumId w:val="12"/>
+  <w:num w:numId="202" w16cid:durableId="71512747">
+    <w:abstractNumId w:val="128"/>
   </w:num>
-  <w:num w:numId="168" w16cid:durableId="1857843422">
-    <w:abstractNumId w:val="162"/>
+  <w:num w:numId="203" w16cid:durableId="1335767628">
+    <w:abstractNumId w:val="134"/>
   </w:num>
-  <w:num w:numId="169" w16cid:durableId="1740131395">
-    <w:abstractNumId w:val="99"/>
+  <w:num w:numId="204" w16cid:durableId="935097830">
+    <w:abstractNumId w:val="208"/>
   </w:num>
-  <w:num w:numId="170" w16cid:durableId="1232813269">
-    <w:abstractNumId w:val="177"/>
+  <w:num w:numId="205" w16cid:durableId="1462191660">
+    <w:abstractNumId w:val="61"/>
   </w:num>
-  <w:num w:numId="171" w16cid:durableId="580455484">
-    <w:abstractNumId w:val="78"/>
-  </w:num>
-  <w:num w:numId="172" w16cid:durableId="300308181">
-    <w:abstractNumId w:val="119"/>
-  </w:num>
-  <w:num w:numId="173" w16cid:durableId="1518808559">
-    <w:abstractNumId w:val="173"/>
-  </w:num>
-  <w:num w:numId="174" w16cid:durableId="1705254891">
-    <w:abstractNumId w:val="106"/>
-  </w:num>
-  <w:num w:numId="175" w16cid:durableId="1201936472">
-    <w:abstractNumId w:val="92"/>
-  </w:num>
-  <w:num w:numId="176" w16cid:durableId="2023311226">
-    <w:abstractNumId w:val="113"/>
-  </w:num>
-  <w:num w:numId="177" w16cid:durableId="1265335244">
-    <w:abstractNumId w:val="115"/>
-  </w:num>
-  <w:num w:numId="178" w16cid:durableId="989405257">
-    <w:abstractNumId w:val="25"/>
-  </w:num>
-  <w:num w:numId="179" w16cid:durableId="1527938579">
-    <w:abstractNumId w:val="166"/>
-  </w:num>
-  <w:num w:numId="180" w16cid:durableId="1360357078">
-    <w:abstractNumId w:val="141"/>
-  </w:num>
-  <w:num w:numId="181" w16cid:durableId="1029572736">
-    <w:abstractNumId w:val="154"/>
-  </w:num>
-  <w:num w:numId="182" w16cid:durableId="1318805578">
-    <w:abstractNumId w:val="153"/>
-  </w:num>
-  <w:num w:numId="183" w16cid:durableId="410277166">
-    <w:abstractNumId w:val="74"/>
-  </w:num>
-  <w:num w:numId="184" w16cid:durableId="944533861">
-    <w:abstractNumId w:val="121"/>
-  </w:num>
-  <w:num w:numId="185" w16cid:durableId="968126139">
-    <w:abstractNumId w:val="66"/>
-  </w:num>
-  <w:num w:numId="186" w16cid:durableId="176703101">
-    <w:abstractNumId w:val="118"/>
-  </w:num>
-  <w:num w:numId="187" w16cid:durableId="1241141061">
-    <w:abstractNumId w:val="53"/>
-  </w:num>
-  <w:num w:numId="188" w16cid:durableId="1387147487">
-    <w:abstractNumId w:val="146"/>
-  </w:num>
-  <w:num w:numId="189" w16cid:durableId="1141460728">
-    <w:abstractNumId w:val="140"/>
-  </w:num>
-  <w:num w:numId="190" w16cid:durableId="63918357">
-    <w:abstractNumId w:val="185"/>
-  </w:num>
-  <w:num w:numId="191" w16cid:durableId="1905138764">
-    <w:abstractNumId w:val="180"/>
-  </w:num>
-  <w:num w:numId="192" w16cid:durableId="1974627602">
+  <w:num w:numId="206" w16cid:durableId="1391805753">
     <w:abstractNumId w:val="137"/>
   </w:num>
-  <w:num w:numId="193" w16cid:durableId="1889367866">
-    <w:abstractNumId w:val="87"/>
+  <w:num w:numId="207" w16cid:durableId="2127652064">
+    <w:abstractNumId w:val="96"/>
   </w:num>
-  <w:num w:numId="194" w16cid:durableId="1489516542">
-    <w:abstractNumId w:val="56"/>
+  <w:num w:numId="208" w16cid:durableId="1880390045">
+    <w:abstractNumId w:val="10"/>
   </w:num>
-  <w:num w:numId="195" w16cid:durableId="1996254472">
-    <w:abstractNumId w:val="34"/>
+  <w:num w:numId="209" w16cid:durableId="993068570">
+    <w:abstractNumId w:val="142"/>
   </w:num>
-  <w:num w:numId="196" w16cid:durableId="1594052817">
-    <w:abstractNumId w:val="120"/>
-  </w:num>
-  <w:num w:numId="197" w16cid:durableId="2028872942">
-    <w:abstractNumId w:val="26"/>
-  </w:num>
-  <w:num w:numId="198" w16cid:durableId="1544830629">
-    <w:abstractNumId w:val="69"/>
+  <w:num w:numId="210" w16cid:durableId="188220809">
+    <w:abstractNumId w:val="89"/>
   </w:num>
 </w:numbering>
 </file>

--- a/main.docx
+++ b/main.docx
@@ -2847,6 +2847,155 @@
     </w:lvl>
   </w:abstractNum>
   <w:abstractNum w:abstractNumId="19" w15:restartNumberingAfterBreak="0">
+    <w:nsid w:val="0C001F8E"/>
+    <w:multiLevelType w:val="multilevel"/>
+    <w:tmpl w:val="79A2B31E"/>
+    <w:lvl w:ilvl="0">
+      <w:start w:val="1"/>
+      <w:numFmt w:val="bullet"/>
+      <w:lvlText w:val=""/>
+      <w:lvlJc w:val="left"/>
+      <w:pPr>
+        <w:tabs>
+          <w:tab w:val="num" w:pos="720"/>
+        </w:tabs>
+        <w:ind w:left="720" w:hanging="360"/>
+      </w:pPr>
+      <w:rPr>
+        <w:rFonts w:ascii="Symbol" w:hAnsi="Symbol" w:hint="default"/>
+        <w:sz w:val="20"/>
+      </w:rPr>
+    </w:lvl>
+    <w:lvl w:ilvl="1" w:tentative="1">
+      <w:start w:val="1"/>
+      <w:numFmt w:val="bullet"/>
+      <w:lvlText w:val="o"/>
+      <w:lvlJc w:val="left"/>
+      <w:pPr>
+        <w:tabs>
+          <w:tab w:val="num" w:pos="1440"/>
+        </w:tabs>
+        <w:ind w:left="1440" w:hanging="360"/>
+      </w:pPr>
+      <w:rPr>
+        <w:rFonts w:ascii="Courier New" w:hAnsi="Courier New" w:hint="default"/>
+        <w:sz w:val="20"/>
+      </w:rPr>
+    </w:lvl>
+    <w:lvl w:ilvl="2" w:tentative="1">
+      <w:start w:val="1"/>
+      <w:numFmt w:val="bullet"/>
+      <w:lvlText w:val=""/>
+      <w:lvlJc w:val="left"/>
+      <w:pPr>
+        <w:tabs>
+          <w:tab w:val="num" w:pos="2160"/>
+        </w:tabs>
+        <w:ind w:left="2160" w:hanging="360"/>
+      </w:pPr>
+      <w:rPr>
+        <w:rFonts w:ascii="Wingdings" w:hAnsi="Wingdings" w:hint="default"/>
+        <w:sz w:val="20"/>
+      </w:rPr>
+    </w:lvl>
+    <w:lvl w:ilvl="3" w:tentative="1">
+      <w:start w:val="1"/>
+      <w:numFmt w:val="bullet"/>
+      <w:lvlText w:val=""/>
+      <w:lvlJc w:val="left"/>
+      <w:pPr>
+        <w:tabs>
+          <w:tab w:val="num" w:pos="2880"/>
+        </w:tabs>
+        <w:ind w:left="2880" w:hanging="360"/>
+      </w:pPr>
+      <w:rPr>
+        <w:rFonts w:ascii="Wingdings" w:hAnsi="Wingdings" w:hint="default"/>
+        <w:sz w:val="20"/>
+      </w:rPr>
+    </w:lvl>
+    <w:lvl w:ilvl="4" w:tentative="1">
+      <w:start w:val="1"/>
+      <w:numFmt w:val="bullet"/>
+      <w:lvlText w:val=""/>
+      <w:lvlJc w:val="left"/>
+      <w:pPr>
+        <w:tabs>
+          <w:tab w:val="num" w:pos="3600"/>
+        </w:tabs>
+        <w:ind w:left="3600" w:hanging="360"/>
+      </w:pPr>
+      <w:rPr>
+        <w:rFonts w:ascii="Wingdings" w:hAnsi="Wingdings" w:hint="default"/>
+        <w:sz w:val="20"/>
+      </w:rPr>
+    </w:lvl>
+    <w:lvl w:ilvl="5" w:tentative="1">
+      <w:start w:val="1"/>
+      <w:numFmt w:val="bullet"/>
+      <w:lvlText w:val=""/>
+      <w:lvlJc w:val="left"/>
+      <w:pPr>
+        <w:tabs>
+          <w:tab w:val="num" w:pos="4320"/>
+        </w:tabs>
+        <w:ind w:left="4320" w:hanging="360"/>
+      </w:pPr>
+      <w:rPr>
+        <w:rFonts w:ascii="Wingdings" w:hAnsi="Wingdings" w:hint="default"/>
+        <w:sz w:val="20"/>
+      </w:rPr>
+    </w:lvl>
+    <w:lvl w:ilvl="6" w:tentative="1">
+      <w:start w:val="1"/>
+      <w:numFmt w:val="bullet"/>
+      <w:lvlText w:val=""/>
+      <w:lvlJc w:val="left"/>
+      <w:pPr>
+        <w:tabs>
+          <w:tab w:val="num" w:pos="5040"/>
+        </w:tabs>
+        <w:ind w:left="5040" w:hanging="360"/>
+      </w:pPr>
+      <w:rPr>
+        <w:rFonts w:ascii="Wingdings" w:hAnsi="Wingdings" w:hint="default"/>
+        <w:sz w:val="20"/>
+      </w:rPr>
+    </w:lvl>
+    <w:lvl w:ilvl="7" w:tentative="1">
+      <w:start w:val="1"/>
+      <w:numFmt w:val="bullet"/>
+      <w:lvlText w:val=""/>
+      <w:lvlJc w:val="left"/>
+      <w:pPr>
+        <w:tabs>
+          <w:tab w:val="num" w:pos="5760"/>
+        </w:tabs>
+        <w:ind w:left="5760" w:hanging="360"/>
+      </w:pPr>
+      <w:rPr>
+        <w:rFonts w:ascii="Wingdings" w:hAnsi="Wingdings" w:hint="default"/>
+        <w:sz w:val="20"/>
+      </w:rPr>
+    </w:lvl>
+    <w:lvl w:ilvl="8" w:tentative="1">
+      <w:start w:val="1"/>
+      <w:numFmt w:val="bullet"/>
+      <w:lvlText w:val=""/>
+      <w:lvlJc w:val="left"/>
+      <w:pPr>
+        <w:tabs>
+          <w:tab w:val="num" w:pos="6480"/>
+        </w:tabs>
+        <w:ind w:left="6480" w:hanging="360"/>
+      </w:pPr>
+      <w:rPr>
+        <w:rFonts w:ascii="Wingdings" w:hAnsi="Wingdings" w:hint="default"/>
+        <w:sz w:val="20"/>
+      </w:rPr>
+    </w:lvl>
+  </w:abstractNum>
+  <w:abstractNum w:abstractNumId="20" w15:restartNumberingAfterBreak="0">
     <w:nsid w:val="0C152756"/>
     <w:multiLevelType w:val="multilevel"/>
     <w:tmpl w:val="792E5AF2"/>
@@ -2995,7 +3144,7 @@
       </w:rPr>
     </w:lvl>
   </w:abstractNum>
-  <w:abstractNum w:abstractNumId="20" w15:restartNumberingAfterBreak="0">
+  <w:abstractNum w:abstractNumId="21" w15:restartNumberingAfterBreak="0">
     <w:nsid w:val="0C5F45E7"/>
     <w:multiLevelType w:val="multilevel"/>
     <w:tmpl w:val="F774DF54"/>
@@ -3144,7 +3293,7 @@
       </w:rPr>
     </w:lvl>
   </w:abstractNum>
-  <w:abstractNum w:abstractNumId="21" w15:restartNumberingAfterBreak="0">
+  <w:abstractNum w:abstractNumId="22" w15:restartNumberingAfterBreak="0">
     <w:nsid w:val="0C665FDF"/>
     <w:multiLevelType w:val="multilevel"/>
     <w:tmpl w:val="66E27B5C"/>
@@ -3293,7 +3442,7 @@
       </w:rPr>
     </w:lvl>
   </w:abstractNum>
-  <w:abstractNum w:abstractNumId="22" w15:restartNumberingAfterBreak="0">
+  <w:abstractNum w:abstractNumId="23" w15:restartNumberingAfterBreak="0">
     <w:nsid w:val="0C827CD6"/>
     <w:multiLevelType w:val="multilevel"/>
     <w:tmpl w:val="C8B660A2"/>
@@ -3442,7 +3591,7 @@
       </w:rPr>
     </w:lvl>
   </w:abstractNum>
-  <w:abstractNum w:abstractNumId="23" w15:restartNumberingAfterBreak="0">
+  <w:abstractNum w:abstractNumId="24" w15:restartNumberingAfterBreak="0">
     <w:nsid w:val="0C8E49DB"/>
     <w:multiLevelType w:val="multilevel"/>
     <w:tmpl w:val="583AFF8C"/>
@@ -3591,7 +3740,7 @@
       </w:rPr>
     </w:lvl>
   </w:abstractNum>
-  <w:abstractNum w:abstractNumId="24" w15:restartNumberingAfterBreak="0">
+  <w:abstractNum w:abstractNumId="25" w15:restartNumberingAfterBreak="0">
     <w:nsid w:val="0D1805E2"/>
     <w:multiLevelType w:val="multilevel"/>
     <w:tmpl w:val="B67AEC9A"/>
@@ -3740,7 +3889,7 @@
       </w:rPr>
     </w:lvl>
   </w:abstractNum>
-  <w:abstractNum w:abstractNumId="25" w15:restartNumberingAfterBreak="0">
+  <w:abstractNum w:abstractNumId="26" w15:restartNumberingAfterBreak="0">
     <w:nsid w:val="0D8C6824"/>
     <w:multiLevelType w:val="multilevel"/>
     <w:tmpl w:val="ED382222"/>
@@ -3889,7 +4038,7 @@
       </w:rPr>
     </w:lvl>
   </w:abstractNum>
-  <w:abstractNum w:abstractNumId="26" w15:restartNumberingAfterBreak="0">
+  <w:abstractNum w:abstractNumId="27" w15:restartNumberingAfterBreak="0">
     <w:nsid w:val="0F2D6675"/>
     <w:multiLevelType w:val="multilevel"/>
     <w:tmpl w:val="B4F84348"/>
@@ -4038,7 +4187,7 @@
       </w:rPr>
     </w:lvl>
   </w:abstractNum>
-  <w:abstractNum w:abstractNumId="27" w15:restartNumberingAfterBreak="0">
+  <w:abstractNum w:abstractNumId="28" w15:restartNumberingAfterBreak="0">
     <w:nsid w:val="0F3356DE"/>
     <w:multiLevelType w:val="multilevel"/>
     <w:tmpl w:val="74CC5B74"/>
@@ -4187,7 +4336,7 @@
       </w:rPr>
     </w:lvl>
   </w:abstractNum>
-  <w:abstractNum w:abstractNumId="28" w15:restartNumberingAfterBreak="0">
+  <w:abstractNum w:abstractNumId="29" w15:restartNumberingAfterBreak="0">
     <w:nsid w:val="101648F7"/>
     <w:multiLevelType w:val="multilevel"/>
     <w:tmpl w:val="045CB2BA"/>
@@ -4336,7 +4485,7 @@
       </w:rPr>
     </w:lvl>
   </w:abstractNum>
-  <w:abstractNum w:abstractNumId="29" w15:restartNumberingAfterBreak="0">
+  <w:abstractNum w:abstractNumId="30" w15:restartNumberingAfterBreak="0">
     <w:nsid w:val="107469F5"/>
     <w:multiLevelType w:val="multilevel"/>
     <w:tmpl w:val="321E2A10"/>
@@ -4485,7 +4634,7 @@
       </w:rPr>
     </w:lvl>
   </w:abstractNum>
-  <w:abstractNum w:abstractNumId="30" w15:restartNumberingAfterBreak="0">
+  <w:abstractNum w:abstractNumId="31" w15:restartNumberingAfterBreak="0">
     <w:nsid w:val="110D42AD"/>
     <w:multiLevelType w:val="multilevel"/>
     <w:tmpl w:val="625CE040"/>
@@ -4634,7 +4783,7 @@
       </w:rPr>
     </w:lvl>
   </w:abstractNum>
-  <w:abstractNum w:abstractNumId="31" w15:restartNumberingAfterBreak="0">
+  <w:abstractNum w:abstractNumId="32" w15:restartNumberingAfterBreak="0">
     <w:nsid w:val="11D601B6"/>
     <w:multiLevelType w:val="multilevel"/>
     <w:tmpl w:val="A3D82D9A"/>
@@ -4783,7 +4932,7 @@
       </w:rPr>
     </w:lvl>
   </w:abstractNum>
-  <w:abstractNum w:abstractNumId="32" w15:restartNumberingAfterBreak="0">
+  <w:abstractNum w:abstractNumId="33" w15:restartNumberingAfterBreak="0">
     <w:nsid w:val="12080207"/>
     <w:multiLevelType w:val="multilevel"/>
     <w:tmpl w:val="F65A9674"/>
@@ -4932,7 +5081,7 @@
       </w:rPr>
     </w:lvl>
   </w:abstractNum>
-  <w:abstractNum w:abstractNumId="33" w15:restartNumberingAfterBreak="0">
+  <w:abstractNum w:abstractNumId="34" w15:restartNumberingAfterBreak="0">
     <w:nsid w:val="12713338"/>
     <w:multiLevelType w:val="multilevel"/>
     <w:tmpl w:val="4DF63BE2"/>
@@ -5081,7 +5230,7 @@
       </w:rPr>
     </w:lvl>
   </w:abstractNum>
-  <w:abstractNum w:abstractNumId="34" w15:restartNumberingAfterBreak="0">
+  <w:abstractNum w:abstractNumId="35" w15:restartNumberingAfterBreak="0">
     <w:nsid w:val="127E25F6"/>
     <w:multiLevelType w:val="multilevel"/>
     <w:tmpl w:val="0A049510"/>
@@ -5230,7 +5379,7 @@
       </w:rPr>
     </w:lvl>
   </w:abstractNum>
-  <w:abstractNum w:abstractNumId="35" w15:restartNumberingAfterBreak="0">
+  <w:abstractNum w:abstractNumId="36" w15:restartNumberingAfterBreak="0">
     <w:nsid w:val="136125C1"/>
     <w:multiLevelType w:val="multilevel"/>
     <w:tmpl w:val="092C17BE"/>
@@ -5379,7 +5528,7 @@
       </w:rPr>
     </w:lvl>
   </w:abstractNum>
-  <w:abstractNum w:abstractNumId="36" w15:restartNumberingAfterBreak="0">
+  <w:abstractNum w:abstractNumId="37" w15:restartNumberingAfterBreak="0">
     <w:nsid w:val="145D6559"/>
     <w:multiLevelType w:val="multilevel"/>
     <w:tmpl w:val="C0448A6C"/>
@@ -5528,7 +5677,7 @@
       </w:rPr>
     </w:lvl>
   </w:abstractNum>
-  <w:abstractNum w:abstractNumId="37" w15:restartNumberingAfterBreak="0">
+  <w:abstractNum w:abstractNumId="38" w15:restartNumberingAfterBreak="0">
     <w:nsid w:val="15A04051"/>
     <w:multiLevelType w:val="multilevel"/>
     <w:tmpl w:val="32880C34"/>
@@ -5677,7 +5826,7 @@
       </w:rPr>
     </w:lvl>
   </w:abstractNum>
-  <w:abstractNum w:abstractNumId="38" w15:restartNumberingAfterBreak="0">
+  <w:abstractNum w:abstractNumId="39" w15:restartNumberingAfterBreak="0">
     <w:nsid w:val="15DB1565"/>
     <w:multiLevelType w:val="multilevel"/>
     <w:tmpl w:val="D71A96A8"/>
@@ -5790,7 +5939,7 @@
       </w:pPr>
     </w:lvl>
   </w:abstractNum>
-  <w:abstractNum w:abstractNumId="39" w15:restartNumberingAfterBreak="0">
+  <w:abstractNum w:abstractNumId="40" w15:restartNumberingAfterBreak="0">
     <w:nsid w:val="161271CF"/>
     <w:multiLevelType w:val="multilevel"/>
     <w:tmpl w:val="B148C20C"/>
@@ -5939,7 +6088,156 @@
       </w:rPr>
     </w:lvl>
   </w:abstractNum>
-  <w:abstractNum w:abstractNumId="40" w15:restartNumberingAfterBreak="0">
+  <w:abstractNum w:abstractNumId="41" w15:restartNumberingAfterBreak="0">
+    <w:nsid w:val="163C332A"/>
+    <w:multiLevelType w:val="multilevel"/>
+    <w:tmpl w:val="1F36D05E"/>
+    <w:lvl w:ilvl="0">
+      <w:start w:val="1"/>
+      <w:numFmt w:val="bullet"/>
+      <w:lvlText w:val=""/>
+      <w:lvlJc w:val="left"/>
+      <w:pPr>
+        <w:tabs>
+          <w:tab w:val="num" w:pos="720"/>
+        </w:tabs>
+        <w:ind w:left="720" w:hanging="360"/>
+      </w:pPr>
+      <w:rPr>
+        <w:rFonts w:ascii="Symbol" w:hAnsi="Symbol" w:hint="default"/>
+        <w:sz w:val="20"/>
+      </w:rPr>
+    </w:lvl>
+    <w:lvl w:ilvl="1" w:tentative="1">
+      <w:start w:val="1"/>
+      <w:numFmt w:val="bullet"/>
+      <w:lvlText w:val="o"/>
+      <w:lvlJc w:val="left"/>
+      <w:pPr>
+        <w:tabs>
+          <w:tab w:val="num" w:pos="1440"/>
+        </w:tabs>
+        <w:ind w:left="1440" w:hanging="360"/>
+      </w:pPr>
+      <w:rPr>
+        <w:rFonts w:ascii="Courier New" w:hAnsi="Courier New" w:hint="default"/>
+        <w:sz w:val="20"/>
+      </w:rPr>
+    </w:lvl>
+    <w:lvl w:ilvl="2" w:tentative="1">
+      <w:start w:val="1"/>
+      <w:numFmt w:val="bullet"/>
+      <w:lvlText w:val=""/>
+      <w:lvlJc w:val="left"/>
+      <w:pPr>
+        <w:tabs>
+          <w:tab w:val="num" w:pos="2160"/>
+        </w:tabs>
+        <w:ind w:left="2160" w:hanging="360"/>
+      </w:pPr>
+      <w:rPr>
+        <w:rFonts w:ascii="Wingdings" w:hAnsi="Wingdings" w:hint="default"/>
+        <w:sz w:val="20"/>
+      </w:rPr>
+    </w:lvl>
+    <w:lvl w:ilvl="3" w:tentative="1">
+      <w:start w:val="1"/>
+      <w:numFmt w:val="bullet"/>
+      <w:lvlText w:val=""/>
+      <w:lvlJc w:val="left"/>
+      <w:pPr>
+        <w:tabs>
+          <w:tab w:val="num" w:pos="2880"/>
+        </w:tabs>
+        <w:ind w:left="2880" w:hanging="360"/>
+      </w:pPr>
+      <w:rPr>
+        <w:rFonts w:ascii="Wingdings" w:hAnsi="Wingdings" w:hint="default"/>
+        <w:sz w:val="20"/>
+      </w:rPr>
+    </w:lvl>
+    <w:lvl w:ilvl="4" w:tentative="1">
+      <w:start w:val="1"/>
+      <w:numFmt w:val="bullet"/>
+      <w:lvlText w:val=""/>
+      <w:lvlJc w:val="left"/>
+      <w:pPr>
+        <w:tabs>
+          <w:tab w:val="num" w:pos="3600"/>
+        </w:tabs>
+        <w:ind w:left="3600" w:hanging="360"/>
+      </w:pPr>
+      <w:rPr>
+        <w:rFonts w:ascii="Wingdings" w:hAnsi="Wingdings" w:hint="default"/>
+        <w:sz w:val="20"/>
+      </w:rPr>
+    </w:lvl>
+    <w:lvl w:ilvl="5" w:tentative="1">
+      <w:start w:val="1"/>
+      <w:numFmt w:val="bullet"/>
+      <w:lvlText w:val=""/>
+      <w:lvlJc w:val="left"/>
+      <w:pPr>
+        <w:tabs>
+          <w:tab w:val="num" w:pos="4320"/>
+        </w:tabs>
+        <w:ind w:left="4320" w:hanging="360"/>
+      </w:pPr>
+      <w:rPr>
+        <w:rFonts w:ascii="Wingdings" w:hAnsi="Wingdings" w:hint="default"/>
+        <w:sz w:val="20"/>
+      </w:rPr>
+    </w:lvl>
+    <w:lvl w:ilvl="6" w:tentative="1">
+      <w:start w:val="1"/>
+      <w:numFmt w:val="bullet"/>
+      <w:lvlText w:val=""/>
+      <w:lvlJc w:val="left"/>
+      <w:pPr>
+        <w:tabs>
+          <w:tab w:val="num" w:pos="5040"/>
+        </w:tabs>
+        <w:ind w:left="5040" w:hanging="360"/>
+      </w:pPr>
+      <w:rPr>
+        <w:rFonts w:ascii="Wingdings" w:hAnsi="Wingdings" w:hint="default"/>
+        <w:sz w:val="20"/>
+      </w:rPr>
+    </w:lvl>
+    <w:lvl w:ilvl="7" w:tentative="1">
+      <w:start w:val="1"/>
+      <w:numFmt w:val="bullet"/>
+      <w:lvlText w:val=""/>
+      <w:lvlJc w:val="left"/>
+      <w:pPr>
+        <w:tabs>
+          <w:tab w:val="num" w:pos="5760"/>
+        </w:tabs>
+        <w:ind w:left="5760" w:hanging="360"/>
+      </w:pPr>
+      <w:rPr>
+        <w:rFonts w:ascii="Wingdings" w:hAnsi="Wingdings" w:hint="default"/>
+        <w:sz w:val="20"/>
+      </w:rPr>
+    </w:lvl>
+    <w:lvl w:ilvl="8" w:tentative="1">
+      <w:start w:val="1"/>
+      <w:numFmt w:val="bullet"/>
+      <w:lvlText w:val=""/>
+      <w:lvlJc w:val="left"/>
+      <w:pPr>
+        <w:tabs>
+          <w:tab w:val="num" w:pos="6480"/>
+        </w:tabs>
+        <w:ind w:left="6480" w:hanging="360"/>
+      </w:pPr>
+      <w:rPr>
+        <w:rFonts w:ascii="Wingdings" w:hAnsi="Wingdings" w:hint="default"/>
+        <w:sz w:val="20"/>
+      </w:rPr>
+    </w:lvl>
+  </w:abstractNum>
+  <w:abstractNum w:abstractNumId="42" w15:restartNumberingAfterBreak="0">
     <w:nsid w:val="16A736FD"/>
     <w:multiLevelType w:val="multilevel"/>
     <w:tmpl w:val="76C4CA5E"/>
@@ -6088,7 +6386,7 @@
       </w:rPr>
     </w:lvl>
   </w:abstractNum>
-  <w:abstractNum w:abstractNumId="41" w15:restartNumberingAfterBreak="0">
+  <w:abstractNum w:abstractNumId="43" w15:restartNumberingAfterBreak="0">
     <w:nsid w:val="16F621D3"/>
     <w:multiLevelType w:val="multilevel"/>
     <w:tmpl w:val="BC64E426"/>
@@ -6237,7 +6535,7 @@
       </w:rPr>
     </w:lvl>
   </w:abstractNum>
-  <w:abstractNum w:abstractNumId="42" w15:restartNumberingAfterBreak="0">
+  <w:abstractNum w:abstractNumId="44" w15:restartNumberingAfterBreak="0">
     <w:nsid w:val="171C3F90"/>
     <w:multiLevelType w:val="multilevel"/>
     <w:tmpl w:val="79AAF1F6"/>
@@ -6386,7 +6684,7 @@
       </w:rPr>
     </w:lvl>
   </w:abstractNum>
-  <w:abstractNum w:abstractNumId="43" w15:restartNumberingAfterBreak="0">
+  <w:abstractNum w:abstractNumId="45" w15:restartNumberingAfterBreak="0">
     <w:nsid w:val="18B22597"/>
     <w:multiLevelType w:val="multilevel"/>
     <w:tmpl w:val="98D0E228"/>
@@ -6535,7 +6833,7 @@
       </w:rPr>
     </w:lvl>
   </w:abstractNum>
-  <w:abstractNum w:abstractNumId="44" w15:restartNumberingAfterBreak="0">
+  <w:abstractNum w:abstractNumId="46" w15:restartNumberingAfterBreak="0">
     <w:nsid w:val="1AEB61D7"/>
     <w:multiLevelType w:val="multilevel"/>
     <w:tmpl w:val="89EEE5BA"/>
@@ -6684,7 +6982,156 @@
       </w:rPr>
     </w:lvl>
   </w:abstractNum>
-  <w:abstractNum w:abstractNumId="45" w15:restartNumberingAfterBreak="0">
+  <w:abstractNum w:abstractNumId="47" w15:restartNumberingAfterBreak="0">
+    <w:nsid w:val="1C4E2435"/>
+    <w:multiLevelType w:val="multilevel"/>
+    <w:tmpl w:val="8E666524"/>
+    <w:lvl w:ilvl="0">
+      <w:start w:val="1"/>
+      <w:numFmt w:val="bullet"/>
+      <w:lvlText w:val=""/>
+      <w:lvlJc w:val="left"/>
+      <w:pPr>
+        <w:tabs>
+          <w:tab w:val="num" w:pos="720"/>
+        </w:tabs>
+        <w:ind w:left="720" w:hanging="360"/>
+      </w:pPr>
+      <w:rPr>
+        <w:rFonts w:ascii="Symbol" w:hAnsi="Symbol" w:hint="default"/>
+        <w:sz w:val="20"/>
+      </w:rPr>
+    </w:lvl>
+    <w:lvl w:ilvl="1" w:tentative="1">
+      <w:start w:val="1"/>
+      <w:numFmt w:val="bullet"/>
+      <w:lvlText w:val="o"/>
+      <w:lvlJc w:val="left"/>
+      <w:pPr>
+        <w:tabs>
+          <w:tab w:val="num" w:pos="1440"/>
+        </w:tabs>
+        <w:ind w:left="1440" w:hanging="360"/>
+      </w:pPr>
+      <w:rPr>
+        <w:rFonts w:ascii="Courier New" w:hAnsi="Courier New" w:hint="default"/>
+        <w:sz w:val="20"/>
+      </w:rPr>
+    </w:lvl>
+    <w:lvl w:ilvl="2" w:tentative="1">
+      <w:start w:val="1"/>
+      <w:numFmt w:val="bullet"/>
+      <w:lvlText w:val=""/>
+      <w:lvlJc w:val="left"/>
+      <w:pPr>
+        <w:tabs>
+          <w:tab w:val="num" w:pos="2160"/>
+        </w:tabs>
+        <w:ind w:left="2160" w:hanging="360"/>
+      </w:pPr>
+      <w:rPr>
+        <w:rFonts w:ascii="Wingdings" w:hAnsi="Wingdings" w:hint="default"/>
+        <w:sz w:val="20"/>
+      </w:rPr>
+    </w:lvl>
+    <w:lvl w:ilvl="3" w:tentative="1">
+      <w:start w:val="1"/>
+      <w:numFmt w:val="bullet"/>
+      <w:lvlText w:val=""/>
+      <w:lvlJc w:val="left"/>
+      <w:pPr>
+        <w:tabs>
+          <w:tab w:val="num" w:pos="2880"/>
+        </w:tabs>
+        <w:ind w:left="2880" w:hanging="360"/>
+      </w:pPr>
+      <w:rPr>
+        <w:rFonts w:ascii="Wingdings" w:hAnsi="Wingdings" w:hint="default"/>
+        <w:sz w:val="20"/>
+      </w:rPr>
+    </w:lvl>
+    <w:lvl w:ilvl="4" w:tentative="1">
+      <w:start w:val="1"/>
+      <w:numFmt w:val="bullet"/>
+      <w:lvlText w:val=""/>
+      <w:lvlJc w:val="left"/>
+      <w:pPr>
+        <w:tabs>
+          <w:tab w:val="num" w:pos="3600"/>
+        </w:tabs>
+        <w:ind w:left="3600" w:hanging="360"/>
+      </w:pPr>
+      <w:rPr>
+        <w:rFonts w:ascii="Wingdings" w:hAnsi="Wingdings" w:hint="default"/>
+        <w:sz w:val="20"/>
+      </w:rPr>
+    </w:lvl>
+    <w:lvl w:ilvl="5" w:tentative="1">
+      <w:start w:val="1"/>
+      <w:numFmt w:val="bullet"/>
+      <w:lvlText w:val=""/>
+      <w:lvlJc w:val="left"/>
+      <w:pPr>
+        <w:tabs>
+          <w:tab w:val="num" w:pos="4320"/>
+        </w:tabs>
+        <w:ind w:left="4320" w:hanging="360"/>
+      </w:pPr>
+      <w:rPr>
+        <w:rFonts w:ascii="Wingdings" w:hAnsi="Wingdings" w:hint="default"/>
+        <w:sz w:val="20"/>
+      </w:rPr>
+    </w:lvl>
+    <w:lvl w:ilvl="6" w:tentative="1">
+      <w:start w:val="1"/>
+      <w:numFmt w:val="bullet"/>
+      <w:lvlText w:val=""/>
+      <w:lvlJc w:val="left"/>
+      <w:pPr>
+        <w:tabs>
+          <w:tab w:val="num" w:pos="5040"/>
+        </w:tabs>
+        <w:ind w:left="5040" w:hanging="360"/>
+      </w:pPr>
+      <w:rPr>
+        <w:rFonts w:ascii="Wingdings" w:hAnsi="Wingdings" w:hint="default"/>
+        <w:sz w:val="20"/>
+      </w:rPr>
+    </w:lvl>
+    <w:lvl w:ilvl="7" w:tentative="1">
+      <w:start w:val="1"/>
+      <w:numFmt w:val="bullet"/>
+      <w:lvlText w:val=""/>
+      <w:lvlJc w:val="left"/>
+      <w:pPr>
+        <w:tabs>
+          <w:tab w:val="num" w:pos="5760"/>
+        </w:tabs>
+        <w:ind w:left="5760" w:hanging="360"/>
+      </w:pPr>
+      <w:rPr>
+        <w:rFonts w:ascii="Wingdings" w:hAnsi="Wingdings" w:hint="default"/>
+        <w:sz w:val="20"/>
+      </w:rPr>
+    </w:lvl>
+    <w:lvl w:ilvl="8" w:tentative="1">
+      <w:start w:val="1"/>
+      <w:numFmt w:val="bullet"/>
+      <w:lvlText w:val=""/>
+      <w:lvlJc w:val="left"/>
+      <w:pPr>
+        <w:tabs>
+          <w:tab w:val="num" w:pos="6480"/>
+        </w:tabs>
+        <w:ind w:left="6480" w:hanging="360"/>
+      </w:pPr>
+      <w:rPr>
+        <w:rFonts w:ascii="Wingdings" w:hAnsi="Wingdings" w:hint="default"/>
+        <w:sz w:val="20"/>
+      </w:rPr>
+    </w:lvl>
+  </w:abstractNum>
+  <w:abstractNum w:abstractNumId="48" w15:restartNumberingAfterBreak="0">
     <w:nsid w:val="1C663C63"/>
     <w:multiLevelType w:val="multilevel"/>
     <w:tmpl w:val="B8A8A07A"/>
@@ -6833,7 +7280,7 @@
       </w:rPr>
     </w:lvl>
   </w:abstractNum>
-  <w:abstractNum w:abstractNumId="46" w15:restartNumberingAfterBreak="0">
+  <w:abstractNum w:abstractNumId="49" w15:restartNumberingAfterBreak="0">
     <w:nsid w:val="1D323FB6"/>
     <w:multiLevelType w:val="multilevel"/>
     <w:tmpl w:val="E0B4F9AE"/>
@@ -6982,7 +7429,7 @@
       </w:rPr>
     </w:lvl>
   </w:abstractNum>
-  <w:abstractNum w:abstractNumId="47" w15:restartNumberingAfterBreak="0">
+  <w:abstractNum w:abstractNumId="50" w15:restartNumberingAfterBreak="0">
     <w:nsid w:val="1E27059A"/>
     <w:multiLevelType w:val="multilevel"/>
     <w:tmpl w:val="1AF80B84"/>
@@ -7131,7 +7578,7 @@
       </w:rPr>
     </w:lvl>
   </w:abstractNum>
-  <w:abstractNum w:abstractNumId="48" w15:restartNumberingAfterBreak="0">
+  <w:abstractNum w:abstractNumId="51" w15:restartNumberingAfterBreak="0">
     <w:nsid w:val="1E5968B8"/>
     <w:multiLevelType w:val="multilevel"/>
     <w:tmpl w:val="50F06CDE"/>
@@ -7280,7 +7727,7 @@
       </w:rPr>
     </w:lvl>
   </w:abstractNum>
-  <w:abstractNum w:abstractNumId="49" w15:restartNumberingAfterBreak="0">
+  <w:abstractNum w:abstractNumId="52" w15:restartNumberingAfterBreak="0">
     <w:nsid w:val="1E8D38D4"/>
     <w:multiLevelType w:val="multilevel"/>
     <w:tmpl w:val="A00EB34A"/>
@@ -7429,7 +7876,7 @@
       </w:rPr>
     </w:lvl>
   </w:abstractNum>
-  <w:abstractNum w:abstractNumId="50" w15:restartNumberingAfterBreak="0">
+  <w:abstractNum w:abstractNumId="53" w15:restartNumberingAfterBreak="0">
     <w:nsid w:val="1F8317A4"/>
     <w:multiLevelType w:val="multilevel"/>
     <w:tmpl w:val="695A30DA"/>
@@ -7578,7 +8025,7 @@
       </w:rPr>
     </w:lvl>
   </w:abstractNum>
-  <w:abstractNum w:abstractNumId="51" w15:restartNumberingAfterBreak="0">
+  <w:abstractNum w:abstractNumId="54" w15:restartNumberingAfterBreak="0">
     <w:nsid w:val="1F8C65EC"/>
     <w:multiLevelType w:val="multilevel"/>
     <w:tmpl w:val="B16E5260"/>
@@ -7727,7 +8174,7 @@
       </w:rPr>
     </w:lvl>
   </w:abstractNum>
-  <w:abstractNum w:abstractNumId="52" w15:restartNumberingAfterBreak="0">
+  <w:abstractNum w:abstractNumId="55" w15:restartNumberingAfterBreak="0">
     <w:nsid w:val="204B118B"/>
     <w:multiLevelType w:val="multilevel"/>
     <w:tmpl w:val="81644940"/>
@@ -7876,7 +8323,7 @@
       </w:rPr>
     </w:lvl>
   </w:abstractNum>
-  <w:abstractNum w:abstractNumId="53" w15:restartNumberingAfterBreak="0">
+  <w:abstractNum w:abstractNumId="56" w15:restartNumberingAfterBreak="0">
     <w:nsid w:val="20701050"/>
     <w:multiLevelType w:val="multilevel"/>
     <w:tmpl w:val="1B74AF7A"/>
@@ -8025,7 +8472,7 @@
       </w:rPr>
     </w:lvl>
   </w:abstractNum>
-  <w:abstractNum w:abstractNumId="54" w15:restartNumberingAfterBreak="0">
+  <w:abstractNum w:abstractNumId="57" w15:restartNumberingAfterBreak="0">
     <w:nsid w:val="21A27776"/>
     <w:multiLevelType w:val="multilevel"/>
     <w:tmpl w:val="6018E5A8"/>
@@ -8174,7 +8621,7 @@
       </w:rPr>
     </w:lvl>
   </w:abstractNum>
-  <w:abstractNum w:abstractNumId="55" w15:restartNumberingAfterBreak="0">
+  <w:abstractNum w:abstractNumId="58" w15:restartNumberingAfterBreak="0">
     <w:nsid w:val="229619AD"/>
     <w:multiLevelType w:val="multilevel"/>
     <w:tmpl w:val="77C2B42C"/>
@@ -8323,7 +8770,7 @@
       </w:rPr>
     </w:lvl>
   </w:abstractNum>
-  <w:abstractNum w:abstractNumId="56" w15:restartNumberingAfterBreak="0">
+  <w:abstractNum w:abstractNumId="59" w15:restartNumberingAfterBreak="0">
     <w:nsid w:val="23082F3D"/>
     <w:multiLevelType w:val="multilevel"/>
     <w:tmpl w:val="F14A66C8"/>
@@ -8472,7 +8919,7 @@
       </w:rPr>
     </w:lvl>
   </w:abstractNum>
-  <w:abstractNum w:abstractNumId="57" w15:restartNumberingAfterBreak="0">
+  <w:abstractNum w:abstractNumId="60" w15:restartNumberingAfterBreak="0">
     <w:nsid w:val="237D3DF7"/>
     <w:multiLevelType w:val="multilevel"/>
     <w:tmpl w:val="DC7E72FC"/>
@@ -8621,7 +9068,156 @@
       </w:rPr>
     </w:lvl>
   </w:abstractNum>
-  <w:abstractNum w:abstractNumId="58" w15:restartNumberingAfterBreak="0">
+  <w:abstractNum w:abstractNumId="61" w15:restartNumberingAfterBreak="0">
+    <w:nsid w:val="2453417C"/>
+    <w:multiLevelType w:val="multilevel"/>
+    <w:tmpl w:val="ED36B626"/>
+    <w:lvl w:ilvl="0">
+      <w:start w:val="1"/>
+      <w:numFmt w:val="bullet"/>
+      <w:lvlText w:val=""/>
+      <w:lvlJc w:val="left"/>
+      <w:pPr>
+        <w:tabs>
+          <w:tab w:val="num" w:pos="720"/>
+        </w:tabs>
+        <w:ind w:left="720" w:hanging="360"/>
+      </w:pPr>
+      <w:rPr>
+        <w:rFonts w:ascii="Symbol" w:hAnsi="Symbol" w:hint="default"/>
+        <w:sz w:val="20"/>
+      </w:rPr>
+    </w:lvl>
+    <w:lvl w:ilvl="1" w:tentative="1">
+      <w:start w:val="1"/>
+      <w:numFmt w:val="bullet"/>
+      <w:lvlText w:val="o"/>
+      <w:lvlJc w:val="left"/>
+      <w:pPr>
+        <w:tabs>
+          <w:tab w:val="num" w:pos="1440"/>
+        </w:tabs>
+        <w:ind w:left="1440" w:hanging="360"/>
+      </w:pPr>
+      <w:rPr>
+        <w:rFonts w:ascii="Courier New" w:hAnsi="Courier New" w:hint="default"/>
+        <w:sz w:val="20"/>
+      </w:rPr>
+    </w:lvl>
+    <w:lvl w:ilvl="2" w:tentative="1">
+      <w:start w:val="1"/>
+      <w:numFmt w:val="bullet"/>
+      <w:lvlText w:val=""/>
+      <w:lvlJc w:val="left"/>
+      <w:pPr>
+        <w:tabs>
+          <w:tab w:val="num" w:pos="2160"/>
+        </w:tabs>
+        <w:ind w:left="2160" w:hanging="360"/>
+      </w:pPr>
+      <w:rPr>
+        <w:rFonts w:ascii="Wingdings" w:hAnsi="Wingdings" w:hint="default"/>
+        <w:sz w:val="20"/>
+      </w:rPr>
+    </w:lvl>
+    <w:lvl w:ilvl="3" w:tentative="1">
+      <w:start w:val="1"/>
+      <w:numFmt w:val="bullet"/>
+      <w:lvlText w:val=""/>
+      <w:lvlJc w:val="left"/>
+      <w:pPr>
+        <w:tabs>
+          <w:tab w:val="num" w:pos="2880"/>
+        </w:tabs>
+        <w:ind w:left="2880" w:hanging="360"/>
+      </w:pPr>
+      <w:rPr>
+        <w:rFonts w:ascii="Wingdings" w:hAnsi="Wingdings" w:hint="default"/>
+        <w:sz w:val="20"/>
+      </w:rPr>
+    </w:lvl>
+    <w:lvl w:ilvl="4" w:tentative="1">
+      <w:start w:val="1"/>
+      <w:numFmt w:val="bullet"/>
+      <w:lvlText w:val=""/>
+      <w:lvlJc w:val="left"/>
+      <w:pPr>
+        <w:tabs>
+          <w:tab w:val="num" w:pos="3600"/>
+        </w:tabs>
+        <w:ind w:left="3600" w:hanging="360"/>
+      </w:pPr>
+      <w:rPr>
+        <w:rFonts w:ascii="Wingdings" w:hAnsi="Wingdings" w:hint="default"/>
+        <w:sz w:val="20"/>
+      </w:rPr>
+    </w:lvl>
+    <w:lvl w:ilvl="5" w:tentative="1">
+      <w:start w:val="1"/>
+      <w:numFmt w:val="bullet"/>
+      <w:lvlText w:val=""/>
+      <w:lvlJc w:val="left"/>
+      <w:pPr>
+        <w:tabs>
+          <w:tab w:val="num" w:pos="4320"/>
+        </w:tabs>
+        <w:ind w:left="4320" w:hanging="360"/>
+      </w:pPr>
+      <w:rPr>
+        <w:rFonts w:ascii="Wingdings" w:hAnsi="Wingdings" w:hint="default"/>
+        <w:sz w:val="20"/>
+      </w:rPr>
+    </w:lvl>
+    <w:lvl w:ilvl="6" w:tentative="1">
+      <w:start w:val="1"/>
+      <w:numFmt w:val="bullet"/>
+      <w:lvlText w:val=""/>
+      <w:lvlJc w:val="left"/>
+      <w:pPr>
+        <w:tabs>
+          <w:tab w:val="num" w:pos="5040"/>
+        </w:tabs>
+        <w:ind w:left="5040" w:hanging="360"/>
+      </w:pPr>
+      <w:rPr>
+        <w:rFonts w:ascii="Wingdings" w:hAnsi="Wingdings" w:hint="default"/>
+        <w:sz w:val="20"/>
+      </w:rPr>
+    </w:lvl>
+    <w:lvl w:ilvl="7" w:tentative="1">
+      <w:start w:val="1"/>
+      <w:numFmt w:val="bullet"/>
+      <w:lvlText w:val=""/>
+      <w:lvlJc w:val="left"/>
+      <w:pPr>
+        <w:tabs>
+          <w:tab w:val="num" w:pos="5760"/>
+        </w:tabs>
+        <w:ind w:left="5760" w:hanging="360"/>
+      </w:pPr>
+      <w:rPr>
+        <w:rFonts w:ascii="Wingdings" w:hAnsi="Wingdings" w:hint="default"/>
+        <w:sz w:val="20"/>
+      </w:rPr>
+    </w:lvl>
+    <w:lvl w:ilvl="8" w:tentative="1">
+      <w:start w:val="1"/>
+      <w:numFmt w:val="bullet"/>
+      <w:lvlText w:val=""/>
+      <w:lvlJc w:val="left"/>
+      <w:pPr>
+        <w:tabs>
+          <w:tab w:val="num" w:pos="6480"/>
+        </w:tabs>
+        <w:ind w:left="6480" w:hanging="360"/>
+      </w:pPr>
+      <w:rPr>
+        <w:rFonts w:ascii="Wingdings" w:hAnsi="Wingdings" w:hint="default"/>
+        <w:sz w:val="20"/>
+      </w:rPr>
+    </w:lvl>
+  </w:abstractNum>
+  <w:abstractNum w:abstractNumId="62" w15:restartNumberingAfterBreak="0">
     <w:nsid w:val="24F75AF9"/>
     <w:multiLevelType w:val="multilevel"/>
     <w:tmpl w:val="9216F698"/>
@@ -8770,7 +9366,7 @@
       </w:rPr>
     </w:lvl>
   </w:abstractNum>
-  <w:abstractNum w:abstractNumId="59" w15:restartNumberingAfterBreak="0">
+  <w:abstractNum w:abstractNumId="63" w15:restartNumberingAfterBreak="0">
     <w:nsid w:val="26930FE0"/>
     <w:multiLevelType w:val="multilevel"/>
     <w:tmpl w:val="66F67BEE"/>
@@ -8919,7 +9515,7 @@
       </w:rPr>
     </w:lvl>
   </w:abstractNum>
-  <w:abstractNum w:abstractNumId="60" w15:restartNumberingAfterBreak="0">
+  <w:abstractNum w:abstractNumId="64" w15:restartNumberingAfterBreak="0">
     <w:nsid w:val="27005E26"/>
     <w:multiLevelType w:val="multilevel"/>
     <w:tmpl w:val="6246A56A"/>
@@ -9068,7 +9664,7 @@
       </w:rPr>
     </w:lvl>
   </w:abstractNum>
-  <w:abstractNum w:abstractNumId="61" w15:restartNumberingAfterBreak="0">
+  <w:abstractNum w:abstractNumId="65" w15:restartNumberingAfterBreak="0">
     <w:nsid w:val="27093147"/>
     <w:multiLevelType w:val="multilevel"/>
     <w:tmpl w:val="64E89932"/>
@@ -9217,7 +9813,7 @@
       </w:rPr>
     </w:lvl>
   </w:abstractNum>
-  <w:abstractNum w:abstractNumId="62" w15:restartNumberingAfterBreak="0">
+  <w:abstractNum w:abstractNumId="66" w15:restartNumberingAfterBreak="0">
     <w:nsid w:val="270B7DBA"/>
     <w:multiLevelType w:val="multilevel"/>
     <w:tmpl w:val="487C4796"/>
@@ -9366,7 +9962,7 @@
       </w:rPr>
     </w:lvl>
   </w:abstractNum>
-  <w:abstractNum w:abstractNumId="63" w15:restartNumberingAfterBreak="0">
+  <w:abstractNum w:abstractNumId="67" w15:restartNumberingAfterBreak="0">
     <w:nsid w:val="27DF5D6C"/>
     <w:multiLevelType w:val="multilevel"/>
     <w:tmpl w:val="6BCC12D2"/>
@@ -9515,7 +10111,7 @@
       </w:rPr>
     </w:lvl>
   </w:abstractNum>
-  <w:abstractNum w:abstractNumId="64" w15:restartNumberingAfterBreak="0">
+  <w:abstractNum w:abstractNumId="68" w15:restartNumberingAfterBreak="0">
     <w:nsid w:val="282C57AD"/>
     <w:multiLevelType w:val="multilevel"/>
     <w:tmpl w:val="8B62A20E"/>
@@ -9664,7 +10260,7 @@
       </w:rPr>
     </w:lvl>
   </w:abstractNum>
-  <w:abstractNum w:abstractNumId="65" w15:restartNumberingAfterBreak="0">
+  <w:abstractNum w:abstractNumId="69" w15:restartNumberingAfterBreak="0">
     <w:nsid w:val="2856356D"/>
     <w:multiLevelType w:val="multilevel"/>
     <w:tmpl w:val="A2F4DFC0"/>
@@ -9813,7 +10409,7 @@
       </w:rPr>
     </w:lvl>
   </w:abstractNum>
-  <w:abstractNum w:abstractNumId="66" w15:restartNumberingAfterBreak="0">
+  <w:abstractNum w:abstractNumId="70" w15:restartNumberingAfterBreak="0">
     <w:nsid w:val="285E4DD7"/>
     <w:multiLevelType w:val="multilevel"/>
     <w:tmpl w:val="DC66EB6A"/>
@@ -9962,7 +10558,7 @@
       </w:rPr>
     </w:lvl>
   </w:abstractNum>
-  <w:abstractNum w:abstractNumId="67" w15:restartNumberingAfterBreak="0">
+  <w:abstractNum w:abstractNumId="71" w15:restartNumberingAfterBreak="0">
     <w:nsid w:val="2A1B758C"/>
     <w:multiLevelType w:val="multilevel"/>
     <w:tmpl w:val="89C4BB16"/>
@@ -10111,7 +10707,7 @@
       </w:rPr>
     </w:lvl>
   </w:abstractNum>
-  <w:abstractNum w:abstractNumId="68" w15:restartNumberingAfterBreak="0">
+  <w:abstractNum w:abstractNumId="72" w15:restartNumberingAfterBreak="0">
     <w:nsid w:val="2AFC51C1"/>
     <w:multiLevelType w:val="multilevel"/>
     <w:tmpl w:val="20C8DBA0"/>
@@ -10260,7 +10856,7 @@
       </w:rPr>
     </w:lvl>
   </w:abstractNum>
-  <w:abstractNum w:abstractNumId="69" w15:restartNumberingAfterBreak="0">
+  <w:abstractNum w:abstractNumId="73" w15:restartNumberingAfterBreak="0">
     <w:nsid w:val="2B51090F"/>
     <w:multiLevelType w:val="multilevel"/>
     <w:tmpl w:val="44F00B72"/>
@@ -10409,7 +11005,7 @@
       </w:rPr>
     </w:lvl>
   </w:abstractNum>
-  <w:abstractNum w:abstractNumId="70" w15:restartNumberingAfterBreak="0">
+  <w:abstractNum w:abstractNumId="74" w15:restartNumberingAfterBreak="0">
     <w:nsid w:val="2BD2530A"/>
     <w:multiLevelType w:val="multilevel"/>
     <w:tmpl w:val="BFF8450E"/>
@@ -10558,7 +11154,7 @@
       </w:rPr>
     </w:lvl>
   </w:abstractNum>
-  <w:abstractNum w:abstractNumId="71" w15:restartNumberingAfterBreak="0">
+  <w:abstractNum w:abstractNumId="75" w15:restartNumberingAfterBreak="0">
     <w:nsid w:val="2C5C776C"/>
     <w:multiLevelType w:val="multilevel"/>
     <w:tmpl w:val="89588DEA"/>
@@ -10707,7 +11303,7 @@
       </w:rPr>
     </w:lvl>
   </w:abstractNum>
-  <w:abstractNum w:abstractNumId="72" w15:restartNumberingAfterBreak="0">
+  <w:abstractNum w:abstractNumId="76" w15:restartNumberingAfterBreak="0">
     <w:nsid w:val="2CC37B23"/>
     <w:multiLevelType w:val="multilevel"/>
     <w:tmpl w:val="7A00C310"/>
@@ -10856,7 +11452,7 @@
       </w:rPr>
     </w:lvl>
   </w:abstractNum>
-  <w:abstractNum w:abstractNumId="73" w15:restartNumberingAfterBreak="0">
+  <w:abstractNum w:abstractNumId="77" w15:restartNumberingAfterBreak="0">
     <w:nsid w:val="2DD63684"/>
     <w:multiLevelType w:val="multilevel"/>
     <w:tmpl w:val="596ABEB0"/>
@@ -11005,7 +11601,7 @@
       </w:rPr>
     </w:lvl>
   </w:abstractNum>
-  <w:abstractNum w:abstractNumId="74" w15:restartNumberingAfterBreak="0">
+  <w:abstractNum w:abstractNumId="78" w15:restartNumberingAfterBreak="0">
     <w:nsid w:val="2DDC10D8"/>
     <w:multiLevelType w:val="multilevel"/>
     <w:tmpl w:val="D090ABA8"/>
@@ -11154,7 +11750,7 @@
       </w:rPr>
     </w:lvl>
   </w:abstractNum>
-  <w:abstractNum w:abstractNumId="75" w15:restartNumberingAfterBreak="0">
+  <w:abstractNum w:abstractNumId="79" w15:restartNumberingAfterBreak="0">
     <w:nsid w:val="2E3139EE"/>
     <w:multiLevelType w:val="multilevel"/>
     <w:tmpl w:val="26EA5D24"/>
@@ -11303,7 +11899,7 @@
       </w:rPr>
     </w:lvl>
   </w:abstractNum>
-  <w:abstractNum w:abstractNumId="76" w15:restartNumberingAfterBreak="0">
+  <w:abstractNum w:abstractNumId="80" w15:restartNumberingAfterBreak="0">
     <w:nsid w:val="2FD2568C"/>
     <w:multiLevelType w:val="multilevel"/>
     <w:tmpl w:val="E04206DA"/>
@@ -11452,7 +12048,7 @@
       </w:rPr>
     </w:lvl>
   </w:abstractNum>
-  <w:abstractNum w:abstractNumId="77" w15:restartNumberingAfterBreak="0">
+  <w:abstractNum w:abstractNumId="81" w15:restartNumberingAfterBreak="0">
     <w:nsid w:val="32342E50"/>
     <w:multiLevelType w:val="multilevel"/>
     <w:tmpl w:val="E2B6DC4E"/>
@@ -11601,7 +12197,7 @@
       </w:rPr>
     </w:lvl>
   </w:abstractNum>
-  <w:abstractNum w:abstractNumId="78" w15:restartNumberingAfterBreak="0">
+  <w:abstractNum w:abstractNumId="82" w15:restartNumberingAfterBreak="0">
     <w:nsid w:val="32471789"/>
     <w:multiLevelType w:val="multilevel"/>
     <w:tmpl w:val="3E14F872"/>
@@ -11750,7 +12346,7 @@
       </w:rPr>
     </w:lvl>
   </w:abstractNum>
-  <w:abstractNum w:abstractNumId="79" w15:restartNumberingAfterBreak="0">
+  <w:abstractNum w:abstractNumId="83" w15:restartNumberingAfterBreak="0">
     <w:nsid w:val="335E6249"/>
     <w:multiLevelType w:val="multilevel"/>
     <w:tmpl w:val="B23E8DF6"/>
@@ -11899,7 +12495,7 @@
       </w:rPr>
     </w:lvl>
   </w:abstractNum>
-  <w:abstractNum w:abstractNumId="80" w15:restartNumberingAfterBreak="0">
+  <w:abstractNum w:abstractNumId="84" w15:restartNumberingAfterBreak="0">
     <w:nsid w:val="343E5984"/>
     <w:multiLevelType w:val="multilevel"/>
     <w:tmpl w:val="E8165052"/>
@@ -12048,7 +12644,7 @@
       </w:rPr>
     </w:lvl>
   </w:abstractNum>
-  <w:abstractNum w:abstractNumId="81" w15:restartNumberingAfterBreak="0">
+  <w:abstractNum w:abstractNumId="85" w15:restartNumberingAfterBreak="0">
     <w:nsid w:val="34805B81"/>
     <w:multiLevelType w:val="multilevel"/>
     <w:tmpl w:val="7688BB98"/>
@@ -12197,7 +12793,7 @@
       </w:rPr>
     </w:lvl>
   </w:abstractNum>
-  <w:abstractNum w:abstractNumId="82" w15:restartNumberingAfterBreak="0">
+  <w:abstractNum w:abstractNumId="86" w15:restartNumberingAfterBreak="0">
     <w:nsid w:val="34957492"/>
     <w:multiLevelType w:val="multilevel"/>
     <w:tmpl w:val="B31A89B2"/>
@@ -12346,7 +12942,7 @@
       </w:rPr>
     </w:lvl>
   </w:abstractNum>
-  <w:abstractNum w:abstractNumId="83" w15:restartNumberingAfterBreak="0">
+  <w:abstractNum w:abstractNumId="87" w15:restartNumberingAfterBreak="0">
     <w:nsid w:val="352164D7"/>
     <w:multiLevelType w:val="multilevel"/>
     <w:tmpl w:val="8F08D0C8"/>
@@ -12495,7 +13091,7 @@
       </w:rPr>
     </w:lvl>
   </w:abstractNum>
-  <w:abstractNum w:abstractNumId="84" w15:restartNumberingAfterBreak="0">
+  <w:abstractNum w:abstractNumId="88" w15:restartNumberingAfterBreak="0">
     <w:nsid w:val="361F12D4"/>
     <w:multiLevelType w:val="multilevel"/>
     <w:tmpl w:val="E9060CFC"/>
@@ -12644,7 +13240,7 @@
       </w:rPr>
     </w:lvl>
   </w:abstractNum>
-  <w:abstractNum w:abstractNumId="85" w15:restartNumberingAfterBreak="0">
+  <w:abstractNum w:abstractNumId="89" w15:restartNumberingAfterBreak="0">
     <w:nsid w:val="370618FF"/>
     <w:multiLevelType w:val="multilevel"/>
     <w:tmpl w:val="41F6E6F4"/>
@@ -12793,7 +13389,7 @@
       </w:rPr>
     </w:lvl>
   </w:abstractNum>
-  <w:abstractNum w:abstractNumId="86" w15:restartNumberingAfterBreak="0">
+  <w:abstractNum w:abstractNumId="90" w15:restartNumberingAfterBreak="0">
     <w:nsid w:val="37FF61DA"/>
     <w:multiLevelType w:val="multilevel"/>
     <w:tmpl w:val="6228FD48"/>
@@ -12942,7 +13538,7 @@
       </w:rPr>
     </w:lvl>
   </w:abstractNum>
-  <w:abstractNum w:abstractNumId="87" w15:restartNumberingAfterBreak="0">
+  <w:abstractNum w:abstractNumId="91" w15:restartNumberingAfterBreak="0">
     <w:nsid w:val="38816699"/>
     <w:multiLevelType w:val="multilevel"/>
     <w:tmpl w:val="861EBCD0"/>
@@ -13091,7 +13687,156 @@
       </w:rPr>
     </w:lvl>
   </w:abstractNum>
-  <w:abstractNum w:abstractNumId="88" w15:restartNumberingAfterBreak="0">
+  <w:abstractNum w:abstractNumId="92" w15:restartNumberingAfterBreak="0">
+    <w:nsid w:val="38A01A2E"/>
+    <w:multiLevelType w:val="multilevel"/>
+    <w:tmpl w:val="1AACB5F0"/>
+    <w:lvl w:ilvl="0">
+      <w:start w:val="1"/>
+      <w:numFmt w:val="bullet"/>
+      <w:lvlText w:val=""/>
+      <w:lvlJc w:val="left"/>
+      <w:pPr>
+        <w:tabs>
+          <w:tab w:val="num" w:pos="720"/>
+        </w:tabs>
+        <w:ind w:left="720" w:hanging="360"/>
+      </w:pPr>
+      <w:rPr>
+        <w:rFonts w:ascii="Symbol" w:hAnsi="Symbol" w:hint="default"/>
+        <w:sz w:val="20"/>
+      </w:rPr>
+    </w:lvl>
+    <w:lvl w:ilvl="1" w:tentative="1">
+      <w:start w:val="1"/>
+      <w:numFmt w:val="bullet"/>
+      <w:lvlText w:val="o"/>
+      <w:lvlJc w:val="left"/>
+      <w:pPr>
+        <w:tabs>
+          <w:tab w:val="num" w:pos="1440"/>
+        </w:tabs>
+        <w:ind w:left="1440" w:hanging="360"/>
+      </w:pPr>
+      <w:rPr>
+        <w:rFonts w:ascii="Courier New" w:hAnsi="Courier New" w:hint="default"/>
+        <w:sz w:val="20"/>
+      </w:rPr>
+    </w:lvl>
+    <w:lvl w:ilvl="2" w:tentative="1">
+      <w:start w:val="1"/>
+      <w:numFmt w:val="bullet"/>
+      <w:lvlText w:val=""/>
+      <w:lvlJc w:val="left"/>
+      <w:pPr>
+        <w:tabs>
+          <w:tab w:val="num" w:pos="2160"/>
+        </w:tabs>
+        <w:ind w:left="2160" w:hanging="360"/>
+      </w:pPr>
+      <w:rPr>
+        <w:rFonts w:ascii="Wingdings" w:hAnsi="Wingdings" w:hint="default"/>
+        <w:sz w:val="20"/>
+      </w:rPr>
+    </w:lvl>
+    <w:lvl w:ilvl="3" w:tentative="1">
+      <w:start w:val="1"/>
+      <w:numFmt w:val="bullet"/>
+      <w:lvlText w:val=""/>
+      <w:lvlJc w:val="left"/>
+      <w:pPr>
+        <w:tabs>
+          <w:tab w:val="num" w:pos="2880"/>
+        </w:tabs>
+        <w:ind w:left="2880" w:hanging="360"/>
+      </w:pPr>
+      <w:rPr>
+        <w:rFonts w:ascii="Wingdings" w:hAnsi="Wingdings" w:hint="default"/>
+        <w:sz w:val="20"/>
+      </w:rPr>
+    </w:lvl>
+    <w:lvl w:ilvl="4" w:tentative="1">
+      <w:start w:val="1"/>
+      <w:numFmt w:val="bullet"/>
+      <w:lvlText w:val=""/>
+      <w:lvlJc w:val="left"/>
+      <w:pPr>
+        <w:tabs>
+          <w:tab w:val="num" w:pos="3600"/>
+        </w:tabs>
+        <w:ind w:left="3600" w:hanging="360"/>
+      </w:pPr>
+      <w:rPr>
+        <w:rFonts w:ascii="Wingdings" w:hAnsi="Wingdings" w:hint="default"/>
+        <w:sz w:val="20"/>
+      </w:rPr>
+    </w:lvl>
+    <w:lvl w:ilvl="5" w:tentative="1">
+      <w:start w:val="1"/>
+      <w:numFmt w:val="bullet"/>
+      <w:lvlText w:val=""/>
+      <w:lvlJc w:val="left"/>
+      <w:pPr>
+        <w:tabs>
+          <w:tab w:val="num" w:pos="4320"/>
+        </w:tabs>
+        <w:ind w:left="4320" w:hanging="360"/>
+      </w:pPr>
+      <w:rPr>
+        <w:rFonts w:ascii="Wingdings" w:hAnsi="Wingdings" w:hint="default"/>
+        <w:sz w:val="20"/>
+      </w:rPr>
+    </w:lvl>
+    <w:lvl w:ilvl="6" w:tentative="1">
+      <w:start w:val="1"/>
+      <w:numFmt w:val="bullet"/>
+      <w:lvlText w:val=""/>
+      <w:lvlJc w:val="left"/>
+      <w:pPr>
+        <w:tabs>
+          <w:tab w:val="num" w:pos="5040"/>
+        </w:tabs>
+        <w:ind w:left="5040" w:hanging="360"/>
+      </w:pPr>
+      <w:rPr>
+        <w:rFonts w:ascii="Wingdings" w:hAnsi="Wingdings" w:hint="default"/>
+        <w:sz w:val="20"/>
+      </w:rPr>
+    </w:lvl>
+    <w:lvl w:ilvl="7" w:tentative="1">
+      <w:start w:val="1"/>
+      <w:numFmt w:val="bullet"/>
+      <w:lvlText w:val=""/>
+      <w:lvlJc w:val="left"/>
+      <w:pPr>
+        <w:tabs>
+          <w:tab w:val="num" w:pos="5760"/>
+        </w:tabs>
+        <w:ind w:left="5760" w:hanging="360"/>
+      </w:pPr>
+      <w:rPr>
+        <w:rFonts w:ascii="Wingdings" w:hAnsi="Wingdings" w:hint="default"/>
+        <w:sz w:val="20"/>
+      </w:rPr>
+    </w:lvl>
+    <w:lvl w:ilvl="8" w:tentative="1">
+      <w:start w:val="1"/>
+      <w:numFmt w:val="bullet"/>
+      <w:lvlText w:val=""/>
+      <w:lvlJc w:val="left"/>
+      <w:pPr>
+        <w:tabs>
+          <w:tab w:val="num" w:pos="6480"/>
+        </w:tabs>
+        <w:ind w:left="6480" w:hanging="360"/>
+      </w:pPr>
+      <w:rPr>
+        <w:rFonts w:ascii="Wingdings" w:hAnsi="Wingdings" w:hint="default"/>
+        <w:sz w:val="20"/>
+      </w:rPr>
+    </w:lvl>
+  </w:abstractNum>
+  <w:abstractNum w:abstractNumId="93" w15:restartNumberingAfterBreak="0">
     <w:nsid w:val="395E79C2"/>
     <w:multiLevelType w:val="multilevel"/>
     <w:tmpl w:val="9E4EAFE6"/>
@@ -13240,7 +13985,156 @@
       </w:rPr>
     </w:lvl>
   </w:abstractNum>
-  <w:abstractNum w:abstractNumId="89" w15:restartNumberingAfterBreak="0">
+  <w:abstractNum w:abstractNumId="94" w15:restartNumberingAfterBreak="0">
+    <w:nsid w:val="39C44292"/>
+    <w:multiLevelType w:val="multilevel"/>
+    <w:tmpl w:val="27E86FFA"/>
+    <w:lvl w:ilvl="0">
+      <w:start w:val="1"/>
+      <w:numFmt w:val="bullet"/>
+      <w:lvlText w:val=""/>
+      <w:lvlJc w:val="left"/>
+      <w:pPr>
+        <w:tabs>
+          <w:tab w:val="num" w:pos="720"/>
+        </w:tabs>
+        <w:ind w:left="720" w:hanging="360"/>
+      </w:pPr>
+      <w:rPr>
+        <w:rFonts w:ascii="Symbol" w:hAnsi="Symbol" w:hint="default"/>
+        <w:sz w:val="20"/>
+      </w:rPr>
+    </w:lvl>
+    <w:lvl w:ilvl="1" w:tentative="1">
+      <w:start w:val="1"/>
+      <w:numFmt w:val="bullet"/>
+      <w:lvlText w:val="o"/>
+      <w:lvlJc w:val="left"/>
+      <w:pPr>
+        <w:tabs>
+          <w:tab w:val="num" w:pos="1440"/>
+        </w:tabs>
+        <w:ind w:left="1440" w:hanging="360"/>
+      </w:pPr>
+      <w:rPr>
+        <w:rFonts w:ascii="Courier New" w:hAnsi="Courier New" w:hint="default"/>
+        <w:sz w:val="20"/>
+      </w:rPr>
+    </w:lvl>
+    <w:lvl w:ilvl="2" w:tentative="1">
+      <w:start w:val="1"/>
+      <w:numFmt w:val="bullet"/>
+      <w:lvlText w:val=""/>
+      <w:lvlJc w:val="left"/>
+      <w:pPr>
+        <w:tabs>
+          <w:tab w:val="num" w:pos="2160"/>
+        </w:tabs>
+        <w:ind w:left="2160" w:hanging="360"/>
+      </w:pPr>
+      <w:rPr>
+        <w:rFonts w:ascii="Wingdings" w:hAnsi="Wingdings" w:hint="default"/>
+        <w:sz w:val="20"/>
+      </w:rPr>
+    </w:lvl>
+    <w:lvl w:ilvl="3" w:tentative="1">
+      <w:start w:val="1"/>
+      <w:numFmt w:val="bullet"/>
+      <w:lvlText w:val=""/>
+      <w:lvlJc w:val="left"/>
+      <w:pPr>
+        <w:tabs>
+          <w:tab w:val="num" w:pos="2880"/>
+        </w:tabs>
+        <w:ind w:left="2880" w:hanging="360"/>
+      </w:pPr>
+      <w:rPr>
+        <w:rFonts w:ascii="Wingdings" w:hAnsi="Wingdings" w:hint="default"/>
+        <w:sz w:val="20"/>
+      </w:rPr>
+    </w:lvl>
+    <w:lvl w:ilvl="4" w:tentative="1">
+      <w:start w:val="1"/>
+      <w:numFmt w:val="bullet"/>
+      <w:lvlText w:val=""/>
+      <w:lvlJc w:val="left"/>
+      <w:pPr>
+        <w:tabs>
+          <w:tab w:val="num" w:pos="3600"/>
+        </w:tabs>
+        <w:ind w:left="3600" w:hanging="360"/>
+      </w:pPr>
+      <w:rPr>
+        <w:rFonts w:ascii="Wingdings" w:hAnsi="Wingdings" w:hint="default"/>
+        <w:sz w:val="20"/>
+      </w:rPr>
+    </w:lvl>
+    <w:lvl w:ilvl="5" w:tentative="1">
+      <w:start w:val="1"/>
+      <w:numFmt w:val="bullet"/>
+      <w:lvlText w:val=""/>
+      <w:lvlJc w:val="left"/>
+      <w:pPr>
+        <w:tabs>
+          <w:tab w:val="num" w:pos="4320"/>
+        </w:tabs>
+        <w:ind w:left="4320" w:hanging="360"/>
+      </w:pPr>
+      <w:rPr>
+        <w:rFonts w:ascii="Wingdings" w:hAnsi="Wingdings" w:hint="default"/>
+        <w:sz w:val="20"/>
+      </w:rPr>
+    </w:lvl>
+    <w:lvl w:ilvl="6" w:tentative="1">
+      <w:start w:val="1"/>
+      <w:numFmt w:val="bullet"/>
+      <w:lvlText w:val=""/>
+      <w:lvlJc w:val="left"/>
+      <w:pPr>
+        <w:tabs>
+          <w:tab w:val="num" w:pos="5040"/>
+        </w:tabs>
+        <w:ind w:left="5040" w:hanging="360"/>
+      </w:pPr>
+      <w:rPr>
+        <w:rFonts w:ascii="Wingdings" w:hAnsi="Wingdings" w:hint="default"/>
+        <w:sz w:val="20"/>
+      </w:rPr>
+    </w:lvl>
+    <w:lvl w:ilvl="7" w:tentative="1">
+      <w:start w:val="1"/>
+      <w:numFmt w:val="bullet"/>
+      <w:lvlText w:val=""/>
+      <w:lvlJc w:val="left"/>
+      <w:pPr>
+        <w:tabs>
+          <w:tab w:val="num" w:pos="5760"/>
+        </w:tabs>
+        <w:ind w:left="5760" w:hanging="360"/>
+      </w:pPr>
+      <w:rPr>
+        <w:rFonts w:ascii="Wingdings" w:hAnsi="Wingdings" w:hint="default"/>
+        <w:sz w:val="20"/>
+      </w:rPr>
+    </w:lvl>
+    <w:lvl w:ilvl="8" w:tentative="1">
+      <w:start w:val="1"/>
+      <w:numFmt w:val="bullet"/>
+      <w:lvlText w:val=""/>
+      <w:lvlJc w:val="left"/>
+      <w:pPr>
+        <w:tabs>
+          <w:tab w:val="num" w:pos="6480"/>
+        </w:tabs>
+        <w:ind w:left="6480" w:hanging="360"/>
+      </w:pPr>
+      <w:rPr>
+        <w:rFonts w:ascii="Wingdings" w:hAnsi="Wingdings" w:hint="default"/>
+        <w:sz w:val="20"/>
+      </w:rPr>
+    </w:lvl>
+  </w:abstractNum>
+  <w:abstractNum w:abstractNumId="95" w15:restartNumberingAfterBreak="0">
     <w:nsid w:val="3A773478"/>
     <w:multiLevelType w:val="multilevel"/>
     <w:tmpl w:val="15FE072A"/>
@@ -13389,7 +14283,7 @@
       </w:rPr>
     </w:lvl>
   </w:abstractNum>
-  <w:abstractNum w:abstractNumId="90" w15:restartNumberingAfterBreak="0">
+  <w:abstractNum w:abstractNumId="96" w15:restartNumberingAfterBreak="0">
     <w:nsid w:val="3B0E5147"/>
     <w:multiLevelType w:val="multilevel"/>
     <w:tmpl w:val="C4A0C0B4"/>
@@ -13538,7 +14432,7 @@
       </w:rPr>
     </w:lvl>
   </w:abstractNum>
-  <w:abstractNum w:abstractNumId="91" w15:restartNumberingAfterBreak="0">
+  <w:abstractNum w:abstractNumId="97" w15:restartNumberingAfterBreak="0">
     <w:nsid w:val="3B3D4309"/>
     <w:multiLevelType w:val="multilevel"/>
     <w:tmpl w:val="F43C4928"/>
@@ -13687,7 +14581,7 @@
       </w:rPr>
     </w:lvl>
   </w:abstractNum>
-  <w:abstractNum w:abstractNumId="92" w15:restartNumberingAfterBreak="0">
+  <w:abstractNum w:abstractNumId="98" w15:restartNumberingAfterBreak="0">
     <w:nsid w:val="3BDF293D"/>
     <w:multiLevelType w:val="multilevel"/>
     <w:tmpl w:val="A4364F4E"/>
@@ -13836,7 +14730,7 @@
       </w:rPr>
     </w:lvl>
   </w:abstractNum>
-  <w:abstractNum w:abstractNumId="93" w15:restartNumberingAfterBreak="0">
+  <w:abstractNum w:abstractNumId="99" w15:restartNumberingAfterBreak="0">
     <w:nsid w:val="3BFA13EC"/>
     <w:multiLevelType w:val="multilevel"/>
     <w:tmpl w:val="0E0092A0"/>
@@ -13985,7 +14879,7 @@
       </w:rPr>
     </w:lvl>
   </w:abstractNum>
-  <w:abstractNum w:abstractNumId="94" w15:restartNumberingAfterBreak="0">
+  <w:abstractNum w:abstractNumId="100" w15:restartNumberingAfterBreak="0">
     <w:nsid w:val="3CA24641"/>
     <w:multiLevelType w:val="multilevel"/>
     <w:tmpl w:val="E9E44CF2"/>
@@ -14134,7 +15028,7 @@
       </w:rPr>
     </w:lvl>
   </w:abstractNum>
-  <w:abstractNum w:abstractNumId="95" w15:restartNumberingAfterBreak="0">
+  <w:abstractNum w:abstractNumId="101" w15:restartNumberingAfterBreak="0">
     <w:nsid w:val="3CFF4288"/>
     <w:multiLevelType w:val="multilevel"/>
     <w:tmpl w:val="55285CFA"/>
@@ -14283,7 +15177,7 @@
       </w:rPr>
     </w:lvl>
   </w:abstractNum>
-  <w:abstractNum w:abstractNumId="96" w15:restartNumberingAfterBreak="0">
+  <w:abstractNum w:abstractNumId="102" w15:restartNumberingAfterBreak="0">
     <w:nsid w:val="3D2C70C3"/>
     <w:multiLevelType w:val="multilevel"/>
     <w:tmpl w:val="94DA0012"/>
@@ -14432,7 +15326,7 @@
       </w:rPr>
     </w:lvl>
   </w:abstractNum>
-  <w:abstractNum w:abstractNumId="97" w15:restartNumberingAfterBreak="0">
+  <w:abstractNum w:abstractNumId="103" w15:restartNumberingAfterBreak="0">
     <w:nsid w:val="3D772D94"/>
     <w:multiLevelType w:val="multilevel"/>
     <w:tmpl w:val="9252D276"/>
@@ -14581,7 +15475,7 @@
       </w:rPr>
     </w:lvl>
   </w:abstractNum>
-  <w:abstractNum w:abstractNumId="98" w15:restartNumberingAfterBreak="0">
+  <w:abstractNum w:abstractNumId="104" w15:restartNumberingAfterBreak="0">
     <w:nsid w:val="3DAB034F"/>
     <w:multiLevelType w:val="multilevel"/>
     <w:tmpl w:val="31FA94A8"/>
@@ -14730,7 +15624,7 @@
       </w:rPr>
     </w:lvl>
   </w:abstractNum>
-  <w:abstractNum w:abstractNumId="99" w15:restartNumberingAfterBreak="0">
+  <w:abstractNum w:abstractNumId="105" w15:restartNumberingAfterBreak="0">
     <w:nsid w:val="3DE7052E"/>
     <w:multiLevelType w:val="multilevel"/>
     <w:tmpl w:val="C436F1C6"/>
@@ -14879,7 +15773,7 @@
       </w:rPr>
     </w:lvl>
   </w:abstractNum>
-  <w:abstractNum w:abstractNumId="100" w15:restartNumberingAfterBreak="0">
+  <w:abstractNum w:abstractNumId="106" w15:restartNumberingAfterBreak="0">
     <w:nsid w:val="3F17042A"/>
     <w:multiLevelType w:val="multilevel"/>
     <w:tmpl w:val="ED940C7C"/>
@@ -15028,7 +15922,7 @@
       </w:rPr>
     </w:lvl>
   </w:abstractNum>
-  <w:abstractNum w:abstractNumId="101" w15:restartNumberingAfterBreak="0">
+  <w:abstractNum w:abstractNumId="107" w15:restartNumberingAfterBreak="0">
     <w:nsid w:val="415C1E65"/>
     <w:multiLevelType w:val="multilevel"/>
     <w:tmpl w:val="803E3F46"/>
@@ -15177,7 +16071,7 @@
       </w:rPr>
     </w:lvl>
   </w:abstractNum>
-  <w:abstractNum w:abstractNumId="102" w15:restartNumberingAfterBreak="0">
+  <w:abstractNum w:abstractNumId="108" w15:restartNumberingAfterBreak="0">
     <w:nsid w:val="419C3C8C"/>
     <w:multiLevelType w:val="multilevel"/>
     <w:tmpl w:val="E84686BE"/>
@@ -15326,7 +16220,7 @@
       </w:rPr>
     </w:lvl>
   </w:abstractNum>
-  <w:abstractNum w:abstractNumId="103" w15:restartNumberingAfterBreak="0">
+  <w:abstractNum w:abstractNumId="109" w15:restartNumberingAfterBreak="0">
     <w:nsid w:val="42074EAD"/>
     <w:multiLevelType w:val="multilevel"/>
     <w:tmpl w:val="EF5EAE60"/>
@@ -15475,7 +16369,7 @@
       </w:rPr>
     </w:lvl>
   </w:abstractNum>
-  <w:abstractNum w:abstractNumId="104" w15:restartNumberingAfterBreak="0">
+  <w:abstractNum w:abstractNumId="110" w15:restartNumberingAfterBreak="0">
     <w:nsid w:val="42075914"/>
     <w:multiLevelType w:val="multilevel"/>
     <w:tmpl w:val="3654AC06"/>
@@ -15624,7 +16518,7 @@
       </w:rPr>
     </w:lvl>
   </w:abstractNum>
-  <w:abstractNum w:abstractNumId="105" w15:restartNumberingAfterBreak="0">
+  <w:abstractNum w:abstractNumId="111" w15:restartNumberingAfterBreak="0">
     <w:nsid w:val="42A15FD7"/>
     <w:multiLevelType w:val="multilevel"/>
     <w:tmpl w:val="0204B06A"/>
@@ -15773,7 +16667,7 @@
       </w:rPr>
     </w:lvl>
   </w:abstractNum>
-  <w:abstractNum w:abstractNumId="106" w15:restartNumberingAfterBreak="0">
+  <w:abstractNum w:abstractNumId="112" w15:restartNumberingAfterBreak="0">
     <w:nsid w:val="43A71279"/>
     <w:multiLevelType w:val="multilevel"/>
     <w:tmpl w:val="C81EA564"/>
@@ -15922,7 +16816,7 @@
       </w:rPr>
     </w:lvl>
   </w:abstractNum>
-  <w:abstractNum w:abstractNumId="107" w15:restartNumberingAfterBreak="0">
+  <w:abstractNum w:abstractNumId="113" w15:restartNumberingAfterBreak="0">
     <w:nsid w:val="43F41B84"/>
     <w:multiLevelType w:val="multilevel"/>
     <w:tmpl w:val="A766A878"/>
@@ -16071,7 +16965,7 @@
       </w:rPr>
     </w:lvl>
   </w:abstractNum>
-  <w:abstractNum w:abstractNumId="108" w15:restartNumberingAfterBreak="0">
+  <w:abstractNum w:abstractNumId="114" w15:restartNumberingAfterBreak="0">
     <w:nsid w:val="445E0CC7"/>
     <w:multiLevelType w:val="multilevel"/>
     <w:tmpl w:val="9F587920"/>
@@ -16220,7 +17114,7 @@
       </w:rPr>
     </w:lvl>
   </w:abstractNum>
-  <w:abstractNum w:abstractNumId="109" w15:restartNumberingAfterBreak="0">
+  <w:abstractNum w:abstractNumId="115" w15:restartNumberingAfterBreak="0">
     <w:nsid w:val="44E07EB6"/>
     <w:multiLevelType w:val="multilevel"/>
     <w:tmpl w:val="B3462038"/>
@@ -16369,7 +17263,156 @@
       </w:rPr>
     </w:lvl>
   </w:abstractNum>
-  <w:abstractNum w:abstractNumId="110" w15:restartNumberingAfterBreak="0">
+  <w:abstractNum w:abstractNumId="116" w15:restartNumberingAfterBreak="0">
+    <w:nsid w:val="450B74E1"/>
+    <w:multiLevelType w:val="multilevel"/>
+    <w:tmpl w:val="560C9B8E"/>
+    <w:lvl w:ilvl="0">
+      <w:start w:val="1"/>
+      <w:numFmt w:val="bullet"/>
+      <w:lvlText w:val=""/>
+      <w:lvlJc w:val="left"/>
+      <w:pPr>
+        <w:tabs>
+          <w:tab w:val="num" w:pos="720"/>
+        </w:tabs>
+        <w:ind w:left="720" w:hanging="360"/>
+      </w:pPr>
+      <w:rPr>
+        <w:rFonts w:ascii="Symbol" w:hAnsi="Symbol" w:hint="default"/>
+        <w:sz w:val="20"/>
+      </w:rPr>
+    </w:lvl>
+    <w:lvl w:ilvl="1">
+      <w:start w:val="1"/>
+      <w:numFmt w:val="bullet"/>
+      <w:lvlText w:val="o"/>
+      <w:lvlJc w:val="left"/>
+      <w:pPr>
+        <w:tabs>
+          <w:tab w:val="num" w:pos="1440"/>
+        </w:tabs>
+        <w:ind w:left="1440" w:hanging="360"/>
+      </w:pPr>
+      <w:rPr>
+        <w:rFonts w:ascii="Courier New" w:hAnsi="Courier New" w:hint="default"/>
+        <w:sz w:val="20"/>
+      </w:rPr>
+    </w:lvl>
+    <w:lvl w:ilvl="2" w:tentative="1">
+      <w:start w:val="1"/>
+      <w:numFmt w:val="bullet"/>
+      <w:lvlText w:val=""/>
+      <w:lvlJc w:val="left"/>
+      <w:pPr>
+        <w:tabs>
+          <w:tab w:val="num" w:pos="2160"/>
+        </w:tabs>
+        <w:ind w:left="2160" w:hanging="360"/>
+      </w:pPr>
+      <w:rPr>
+        <w:rFonts w:ascii="Wingdings" w:hAnsi="Wingdings" w:hint="default"/>
+        <w:sz w:val="20"/>
+      </w:rPr>
+    </w:lvl>
+    <w:lvl w:ilvl="3" w:tentative="1">
+      <w:start w:val="1"/>
+      <w:numFmt w:val="bullet"/>
+      <w:lvlText w:val=""/>
+      <w:lvlJc w:val="left"/>
+      <w:pPr>
+        <w:tabs>
+          <w:tab w:val="num" w:pos="2880"/>
+        </w:tabs>
+        <w:ind w:left="2880" w:hanging="360"/>
+      </w:pPr>
+      <w:rPr>
+        <w:rFonts w:ascii="Wingdings" w:hAnsi="Wingdings" w:hint="default"/>
+        <w:sz w:val="20"/>
+      </w:rPr>
+    </w:lvl>
+    <w:lvl w:ilvl="4" w:tentative="1">
+      <w:start w:val="1"/>
+      <w:numFmt w:val="bullet"/>
+      <w:lvlText w:val=""/>
+      <w:lvlJc w:val="left"/>
+      <w:pPr>
+        <w:tabs>
+          <w:tab w:val="num" w:pos="3600"/>
+        </w:tabs>
+        <w:ind w:left="3600" w:hanging="360"/>
+      </w:pPr>
+      <w:rPr>
+        <w:rFonts w:ascii="Wingdings" w:hAnsi="Wingdings" w:hint="default"/>
+        <w:sz w:val="20"/>
+      </w:rPr>
+    </w:lvl>
+    <w:lvl w:ilvl="5" w:tentative="1">
+      <w:start w:val="1"/>
+      <w:numFmt w:val="bullet"/>
+      <w:lvlText w:val=""/>
+      <w:lvlJc w:val="left"/>
+      <w:pPr>
+        <w:tabs>
+          <w:tab w:val="num" w:pos="4320"/>
+        </w:tabs>
+        <w:ind w:left="4320" w:hanging="360"/>
+      </w:pPr>
+      <w:rPr>
+        <w:rFonts w:ascii="Wingdings" w:hAnsi="Wingdings" w:hint="default"/>
+        <w:sz w:val="20"/>
+      </w:rPr>
+    </w:lvl>
+    <w:lvl w:ilvl="6" w:tentative="1">
+      <w:start w:val="1"/>
+      <w:numFmt w:val="bullet"/>
+      <w:lvlText w:val=""/>
+      <w:lvlJc w:val="left"/>
+      <w:pPr>
+        <w:tabs>
+          <w:tab w:val="num" w:pos="5040"/>
+        </w:tabs>
+        <w:ind w:left="5040" w:hanging="360"/>
+      </w:pPr>
+      <w:rPr>
+        <w:rFonts w:ascii="Wingdings" w:hAnsi="Wingdings" w:hint="default"/>
+        <w:sz w:val="20"/>
+      </w:rPr>
+    </w:lvl>
+    <w:lvl w:ilvl="7" w:tentative="1">
+      <w:start w:val="1"/>
+      <w:numFmt w:val="bullet"/>
+      <w:lvlText w:val=""/>
+      <w:lvlJc w:val="left"/>
+      <w:pPr>
+        <w:tabs>
+          <w:tab w:val="num" w:pos="5760"/>
+        </w:tabs>
+        <w:ind w:left="5760" w:hanging="360"/>
+      </w:pPr>
+      <w:rPr>
+        <w:rFonts w:ascii="Wingdings" w:hAnsi="Wingdings" w:hint="default"/>
+        <w:sz w:val="20"/>
+      </w:rPr>
+    </w:lvl>
+    <w:lvl w:ilvl="8" w:tentative="1">
+      <w:start w:val="1"/>
+      <w:numFmt w:val="bullet"/>
+      <w:lvlText w:val=""/>
+      <w:lvlJc w:val="left"/>
+      <w:pPr>
+        <w:tabs>
+          <w:tab w:val="num" w:pos="6480"/>
+        </w:tabs>
+        <w:ind w:left="6480" w:hanging="360"/>
+      </w:pPr>
+      <w:rPr>
+        <w:rFonts w:ascii="Wingdings" w:hAnsi="Wingdings" w:hint="default"/>
+        <w:sz w:val="20"/>
+      </w:rPr>
+    </w:lvl>
+  </w:abstractNum>
+  <w:abstractNum w:abstractNumId="117" w15:restartNumberingAfterBreak="0">
     <w:nsid w:val="45174D6A"/>
     <w:multiLevelType w:val="multilevel"/>
     <w:tmpl w:val="339079BA"/>
@@ -16518,7 +17561,7 @@
       </w:rPr>
     </w:lvl>
   </w:abstractNum>
-  <w:abstractNum w:abstractNumId="111" w15:restartNumberingAfterBreak="0">
+  <w:abstractNum w:abstractNumId="118" w15:restartNumberingAfterBreak="0">
     <w:nsid w:val="45370063"/>
     <w:multiLevelType w:val="multilevel"/>
     <w:tmpl w:val="E466B7E8"/>
@@ -16667,7 +17710,7 @@
       </w:rPr>
     </w:lvl>
   </w:abstractNum>
-  <w:abstractNum w:abstractNumId="112" w15:restartNumberingAfterBreak="0">
+  <w:abstractNum w:abstractNumId="119" w15:restartNumberingAfterBreak="0">
     <w:nsid w:val="47375F90"/>
     <w:multiLevelType w:val="multilevel"/>
     <w:tmpl w:val="B3149704"/>
@@ -16816,7 +17859,7 @@
       </w:rPr>
     </w:lvl>
   </w:abstractNum>
-  <w:abstractNum w:abstractNumId="113" w15:restartNumberingAfterBreak="0">
+  <w:abstractNum w:abstractNumId="120" w15:restartNumberingAfterBreak="0">
     <w:nsid w:val="479A209C"/>
     <w:multiLevelType w:val="multilevel"/>
     <w:tmpl w:val="676AAF56"/>
@@ -16965,7 +18008,7 @@
       </w:rPr>
     </w:lvl>
   </w:abstractNum>
-  <w:abstractNum w:abstractNumId="114" w15:restartNumberingAfterBreak="0">
+  <w:abstractNum w:abstractNumId="121" w15:restartNumberingAfterBreak="0">
     <w:nsid w:val="480F265D"/>
     <w:multiLevelType w:val="multilevel"/>
     <w:tmpl w:val="CDB637E4"/>
@@ -17114,7 +18157,7 @@
       </w:rPr>
     </w:lvl>
   </w:abstractNum>
-  <w:abstractNum w:abstractNumId="115" w15:restartNumberingAfterBreak="0">
+  <w:abstractNum w:abstractNumId="122" w15:restartNumberingAfterBreak="0">
     <w:nsid w:val="48B75E37"/>
     <w:multiLevelType w:val="multilevel"/>
     <w:tmpl w:val="3F68D6FE"/>
@@ -17263,7 +18306,7 @@
       </w:rPr>
     </w:lvl>
   </w:abstractNum>
-  <w:abstractNum w:abstractNumId="116" w15:restartNumberingAfterBreak="0">
+  <w:abstractNum w:abstractNumId="123" w15:restartNumberingAfterBreak="0">
     <w:nsid w:val="48FA6CB4"/>
     <w:multiLevelType w:val="multilevel"/>
     <w:tmpl w:val="E954C676"/>
@@ -17412,7 +18455,7 @@
       </w:rPr>
     </w:lvl>
   </w:abstractNum>
-  <w:abstractNum w:abstractNumId="117" w15:restartNumberingAfterBreak="0">
+  <w:abstractNum w:abstractNumId="124" w15:restartNumberingAfterBreak="0">
     <w:nsid w:val="492D7C27"/>
     <w:multiLevelType w:val="multilevel"/>
     <w:tmpl w:val="59103E38"/>
@@ -17561,7 +18604,156 @@
       </w:rPr>
     </w:lvl>
   </w:abstractNum>
-  <w:abstractNum w:abstractNumId="118" w15:restartNumberingAfterBreak="0">
+  <w:abstractNum w:abstractNumId="125" w15:restartNumberingAfterBreak="0">
+    <w:nsid w:val="4944675C"/>
+    <w:multiLevelType w:val="multilevel"/>
+    <w:tmpl w:val="F300F118"/>
+    <w:lvl w:ilvl="0">
+      <w:start w:val="1"/>
+      <w:numFmt w:val="bullet"/>
+      <w:lvlText w:val=""/>
+      <w:lvlJc w:val="left"/>
+      <w:pPr>
+        <w:tabs>
+          <w:tab w:val="num" w:pos="720"/>
+        </w:tabs>
+        <w:ind w:left="720" w:hanging="360"/>
+      </w:pPr>
+      <w:rPr>
+        <w:rFonts w:ascii="Symbol" w:hAnsi="Symbol" w:hint="default"/>
+        <w:sz w:val="20"/>
+      </w:rPr>
+    </w:lvl>
+    <w:lvl w:ilvl="1">
+      <w:start w:val="1"/>
+      <w:numFmt w:val="bullet"/>
+      <w:lvlText w:val="o"/>
+      <w:lvlJc w:val="left"/>
+      <w:pPr>
+        <w:tabs>
+          <w:tab w:val="num" w:pos="1440"/>
+        </w:tabs>
+        <w:ind w:left="1440" w:hanging="360"/>
+      </w:pPr>
+      <w:rPr>
+        <w:rFonts w:ascii="Courier New" w:hAnsi="Courier New" w:hint="default"/>
+        <w:sz w:val="20"/>
+      </w:rPr>
+    </w:lvl>
+    <w:lvl w:ilvl="2" w:tentative="1">
+      <w:start w:val="1"/>
+      <w:numFmt w:val="bullet"/>
+      <w:lvlText w:val=""/>
+      <w:lvlJc w:val="left"/>
+      <w:pPr>
+        <w:tabs>
+          <w:tab w:val="num" w:pos="2160"/>
+        </w:tabs>
+        <w:ind w:left="2160" w:hanging="360"/>
+      </w:pPr>
+      <w:rPr>
+        <w:rFonts w:ascii="Wingdings" w:hAnsi="Wingdings" w:hint="default"/>
+        <w:sz w:val="20"/>
+      </w:rPr>
+    </w:lvl>
+    <w:lvl w:ilvl="3" w:tentative="1">
+      <w:start w:val="1"/>
+      <w:numFmt w:val="bullet"/>
+      <w:lvlText w:val=""/>
+      <w:lvlJc w:val="left"/>
+      <w:pPr>
+        <w:tabs>
+          <w:tab w:val="num" w:pos="2880"/>
+        </w:tabs>
+        <w:ind w:left="2880" w:hanging="360"/>
+      </w:pPr>
+      <w:rPr>
+        <w:rFonts w:ascii="Wingdings" w:hAnsi="Wingdings" w:hint="default"/>
+        <w:sz w:val="20"/>
+      </w:rPr>
+    </w:lvl>
+    <w:lvl w:ilvl="4" w:tentative="1">
+      <w:start w:val="1"/>
+      <w:numFmt w:val="bullet"/>
+      <w:lvlText w:val=""/>
+      <w:lvlJc w:val="left"/>
+      <w:pPr>
+        <w:tabs>
+          <w:tab w:val="num" w:pos="3600"/>
+        </w:tabs>
+        <w:ind w:left="3600" w:hanging="360"/>
+      </w:pPr>
+      <w:rPr>
+        <w:rFonts w:ascii="Wingdings" w:hAnsi="Wingdings" w:hint="default"/>
+        <w:sz w:val="20"/>
+      </w:rPr>
+    </w:lvl>
+    <w:lvl w:ilvl="5" w:tentative="1">
+      <w:start w:val="1"/>
+      <w:numFmt w:val="bullet"/>
+      <w:lvlText w:val=""/>
+      <w:lvlJc w:val="left"/>
+      <w:pPr>
+        <w:tabs>
+          <w:tab w:val="num" w:pos="4320"/>
+        </w:tabs>
+        <w:ind w:left="4320" w:hanging="360"/>
+      </w:pPr>
+      <w:rPr>
+        <w:rFonts w:ascii="Wingdings" w:hAnsi="Wingdings" w:hint="default"/>
+        <w:sz w:val="20"/>
+      </w:rPr>
+    </w:lvl>
+    <w:lvl w:ilvl="6" w:tentative="1">
+      <w:start w:val="1"/>
+      <w:numFmt w:val="bullet"/>
+      <w:lvlText w:val=""/>
+      <w:lvlJc w:val="left"/>
+      <w:pPr>
+        <w:tabs>
+          <w:tab w:val="num" w:pos="5040"/>
+        </w:tabs>
+        <w:ind w:left="5040" w:hanging="360"/>
+      </w:pPr>
+      <w:rPr>
+        <w:rFonts w:ascii="Wingdings" w:hAnsi="Wingdings" w:hint="default"/>
+        <w:sz w:val="20"/>
+      </w:rPr>
+    </w:lvl>
+    <w:lvl w:ilvl="7" w:tentative="1">
+      <w:start w:val="1"/>
+      <w:numFmt w:val="bullet"/>
+      <w:lvlText w:val=""/>
+      <w:lvlJc w:val="left"/>
+      <w:pPr>
+        <w:tabs>
+          <w:tab w:val="num" w:pos="5760"/>
+        </w:tabs>
+        <w:ind w:left="5760" w:hanging="360"/>
+      </w:pPr>
+      <w:rPr>
+        <w:rFonts w:ascii="Wingdings" w:hAnsi="Wingdings" w:hint="default"/>
+        <w:sz w:val="20"/>
+      </w:rPr>
+    </w:lvl>
+    <w:lvl w:ilvl="8" w:tentative="1">
+      <w:start w:val="1"/>
+      <w:numFmt w:val="bullet"/>
+      <w:lvlText w:val=""/>
+      <w:lvlJc w:val="left"/>
+      <w:pPr>
+        <w:tabs>
+          <w:tab w:val="num" w:pos="6480"/>
+        </w:tabs>
+        <w:ind w:left="6480" w:hanging="360"/>
+      </w:pPr>
+      <w:rPr>
+        <w:rFonts w:ascii="Wingdings" w:hAnsi="Wingdings" w:hint="default"/>
+        <w:sz w:val="20"/>
+      </w:rPr>
+    </w:lvl>
+  </w:abstractNum>
+  <w:abstractNum w:abstractNumId="126" w15:restartNumberingAfterBreak="0">
     <w:nsid w:val="49725174"/>
     <w:multiLevelType w:val="multilevel"/>
     <w:tmpl w:val="43406682"/>
@@ -17710,7 +18902,156 @@
       </w:rPr>
     </w:lvl>
   </w:abstractNum>
-  <w:abstractNum w:abstractNumId="119" w15:restartNumberingAfterBreak="0">
+  <w:abstractNum w:abstractNumId="127" w15:restartNumberingAfterBreak="0">
+    <w:nsid w:val="49E93EDF"/>
+    <w:multiLevelType w:val="multilevel"/>
+    <w:tmpl w:val="53C2C7F0"/>
+    <w:lvl w:ilvl="0">
+      <w:start w:val="1"/>
+      <w:numFmt w:val="bullet"/>
+      <w:lvlText w:val=""/>
+      <w:lvlJc w:val="left"/>
+      <w:pPr>
+        <w:tabs>
+          <w:tab w:val="num" w:pos="720"/>
+        </w:tabs>
+        <w:ind w:left="720" w:hanging="360"/>
+      </w:pPr>
+      <w:rPr>
+        <w:rFonts w:ascii="Symbol" w:hAnsi="Symbol" w:hint="default"/>
+        <w:sz w:val="20"/>
+      </w:rPr>
+    </w:lvl>
+    <w:lvl w:ilvl="1" w:tentative="1">
+      <w:start w:val="1"/>
+      <w:numFmt w:val="bullet"/>
+      <w:lvlText w:val="o"/>
+      <w:lvlJc w:val="left"/>
+      <w:pPr>
+        <w:tabs>
+          <w:tab w:val="num" w:pos="1440"/>
+        </w:tabs>
+        <w:ind w:left="1440" w:hanging="360"/>
+      </w:pPr>
+      <w:rPr>
+        <w:rFonts w:ascii="Courier New" w:hAnsi="Courier New" w:hint="default"/>
+        <w:sz w:val="20"/>
+      </w:rPr>
+    </w:lvl>
+    <w:lvl w:ilvl="2" w:tentative="1">
+      <w:start w:val="1"/>
+      <w:numFmt w:val="bullet"/>
+      <w:lvlText w:val=""/>
+      <w:lvlJc w:val="left"/>
+      <w:pPr>
+        <w:tabs>
+          <w:tab w:val="num" w:pos="2160"/>
+        </w:tabs>
+        <w:ind w:left="2160" w:hanging="360"/>
+      </w:pPr>
+      <w:rPr>
+        <w:rFonts w:ascii="Wingdings" w:hAnsi="Wingdings" w:hint="default"/>
+        <w:sz w:val="20"/>
+      </w:rPr>
+    </w:lvl>
+    <w:lvl w:ilvl="3" w:tentative="1">
+      <w:start w:val="1"/>
+      <w:numFmt w:val="bullet"/>
+      <w:lvlText w:val=""/>
+      <w:lvlJc w:val="left"/>
+      <w:pPr>
+        <w:tabs>
+          <w:tab w:val="num" w:pos="2880"/>
+        </w:tabs>
+        <w:ind w:left="2880" w:hanging="360"/>
+      </w:pPr>
+      <w:rPr>
+        <w:rFonts w:ascii="Wingdings" w:hAnsi="Wingdings" w:hint="default"/>
+        <w:sz w:val="20"/>
+      </w:rPr>
+    </w:lvl>
+    <w:lvl w:ilvl="4" w:tentative="1">
+      <w:start w:val="1"/>
+      <w:numFmt w:val="bullet"/>
+      <w:lvlText w:val=""/>
+      <w:lvlJc w:val="left"/>
+      <w:pPr>
+        <w:tabs>
+          <w:tab w:val="num" w:pos="3600"/>
+        </w:tabs>
+        <w:ind w:left="3600" w:hanging="360"/>
+      </w:pPr>
+      <w:rPr>
+        <w:rFonts w:ascii="Wingdings" w:hAnsi="Wingdings" w:hint="default"/>
+        <w:sz w:val="20"/>
+      </w:rPr>
+    </w:lvl>
+    <w:lvl w:ilvl="5" w:tentative="1">
+      <w:start w:val="1"/>
+      <w:numFmt w:val="bullet"/>
+      <w:lvlText w:val=""/>
+      <w:lvlJc w:val="left"/>
+      <w:pPr>
+        <w:tabs>
+          <w:tab w:val="num" w:pos="4320"/>
+        </w:tabs>
+        <w:ind w:left="4320" w:hanging="360"/>
+      </w:pPr>
+      <w:rPr>
+        <w:rFonts w:ascii="Wingdings" w:hAnsi="Wingdings" w:hint="default"/>
+        <w:sz w:val="20"/>
+      </w:rPr>
+    </w:lvl>
+    <w:lvl w:ilvl="6" w:tentative="1">
+      <w:start w:val="1"/>
+      <w:numFmt w:val="bullet"/>
+      <w:lvlText w:val=""/>
+      <w:lvlJc w:val="left"/>
+      <w:pPr>
+        <w:tabs>
+          <w:tab w:val="num" w:pos="5040"/>
+        </w:tabs>
+        <w:ind w:left="5040" w:hanging="360"/>
+      </w:pPr>
+      <w:rPr>
+        <w:rFonts w:ascii="Wingdings" w:hAnsi="Wingdings" w:hint="default"/>
+        <w:sz w:val="20"/>
+      </w:rPr>
+    </w:lvl>
+    <w:lvl w:ilvl="7" w:tentative="1">
+      <w:start w:val="1"/>
+      <w:numFmt w:val="bullet"/>
+      <w:lvlText w:val=""/>
+      <w:lvlJc w:val="left"/>
+      <w:pPr>
+        <w:tabs>
+          <w:tab w:val="num" w:pos="5760"/>
+        </w:tabs>
+        <w:ind w:left="5760" w:hanging="360"/>
+      </w:pPr>
+      <w:rPr>
+        <w:rFonts w:ascii="Wingdings" w:hAnsi="Wingdings" w:hint="default"/>
+        <w:sz w:val="20"/>
+      </w:rPr>
+    </w:lvl>
+    <w:lvl w:ilvl="8" w:tentative="1">
+      <w:start w:val="1"/>
+      <w:numFmt w:val="bullet"/>
+      <w:lvlText w:val=""/>
+      <w:lvlJc w:val="left"/>
+      <w:pPr>
+        <w:tabs>
+          <w:tab w:val="num" w:pos="6480"/>
+        </w:tabs>
+        <w:ind w:left="6480" w:hanging="360"/>
+      </w:pPr>
+      <w:rPr>
+        <w:rFonts w:ascii="Wingdings" w:hAnsi="Wingdings" w:hint="default"/>
+        <w:sz w:val="20"/>
+      </w:rPr>
+    </w:lvl>
+  </w:abstractNum>
+  <w:abstractNum w:abstractNumId="128" w15:restartNumberingAfterBreak="0">
     <w:nsid w:val="4B64043D"/>
     <w:multiLevelType w:val="multilevel"/>
     <w:tmpl w:val="B518DF10"/>
@@ -17859,7 +19200,7 @@
       </w:rPr>
     </w:lvl>
   </w:abstractNum>
-  <w:abstractNum w:abstractNumId="120" w15:restartNumberingAfterBreak="0">
+  <w:abstractNum w:abstractNumId="129" w15:restartNumberingAfterBreak="0">
     <w:nsid w:val="4BCB6322"/>
     <w:multiLevelType w:val="multilevel"/>
     <w:tmpl w:val="928ED450"/>
@@ -18008,7 +19349,7 @@
       </w:rPr>
     </w:lvl>
   </w:abstractNum>
-  <w:abstractNum w:abstractNumId="121" w15:restartNumberingAfterBreak="0">
+  <w:abstractNum w:abstractNumId="130" w15:restartNumberingAfterBreak="0">
     <w:nsid w:val="4C162462"/>
     <w:multiLevelType w:val="multilevel"/>
     <w:tmpl w:val="15A487E0"/>
@@ -18157,7 +19498,156 @@
       </w:rPr>
     </w:lvl>
   </w:abstractNum>
-  <w:abstractNum w:abstractNumId="122" w15:restartNumberingAfterBreak="0">
+  <w:abstractNum w:abstractNumId="131" w15:restartNumberingAfterBreak="0">
+    <w:nsid w:val="4D5C0773"/>
+    <w:multiLevelType w:val="multilevel"/>
+    <w:tmpl w:val="FA787D38"/>
+    <w:lvl w:ilvl="0">
+      <w:start w:val="1"/>
+      <w:numFmt w:val="bullet"/>
+      <w:lvlText w:val=""/>
+      <w:lvlJc w:val="left"/>
+      <w:pPr>
+        <w:tabs>
+          <w:tab w:val="num" w:pos="720"/>
+        </w:tabs>
+        <w:ind w:left="720" w:hanging="360"/>
+      </w:pPr>
+      <w:rPr>
+        <w:rFonts w:ascii="Symbol" w:hAnsi="Symbol" w:hint="default"/>
+        <w:sz w:val="20"/>
+      </w:rPr>
+    </w:lvl>
+    <w:lvl w:ilvl="1" w:tentative="1">
+      <w:start w:val="1"/>
+      <w:numFmt w:val="bullet"/>
+      <w:lvlText w:val="o"/>
+      <w:lvlJc w:val="left"/>
+      <w:pPr>
+        <w:tabs>
+          <w:tab w:val="num" w:pos="1440"/>
+        </w:tabs>
+        <w:ind w:left="1440" w:hanging="360"/>
+      </w:pPr>
+      <w:rPr>
+        <w:rFonts w:ascii="Courier New" w:hAnsi="Courier New" w:hint="default"/>
+        <w:sz w:val="20"/>
+      </w:rPr>
+    </w:lvl>
+    <w:lvl w:ilvl="2" w:tentative="1">
+      <w:start w:val="1"/>
+      <w:numFmt w:val="bullet"/>
+      <w:lvlText w:val=""/>
+      <w:lvlJc w:val="left"/>
+      <w:pPr>
+        <w:tabs>
+          <w:tab w:val="num" w:pos="2160"/>
+        </w:tabs>
+        <w:ind w:left="2160" w:hanging="360"/>
+      </w:pPr>
+      <w:rPr>
+        <w:rFonts w:ascii="Wingdings" w:hAnsi="Wingdings" w:hint="default"/>
+        <w:sz w:val="20"/>
+      </w:rPr>
+    </w:lvl>
+    <w:lvl w:ilvl="3" w:tentative="1">
+      <w:start w:val="1"/>
+      <w:numFmt w:val="bullet"/>
+      <w:lvlText w:val=""/>
+      <w:lvlJc w:val="left"/>
+      <w:pPr>
+        <w:tabs>
+          <w:tab w:val="num" w:pos="2880"/>
+        </w:tabs>
+        <w:ind w:left="2880" w:hanging="360"/>
+      </w:pPr>
+      <w:rPr>
+        <w:rFonts w:ascii="Wingdings" w:hAnsi="Wingdings" w:hint="default"/>
+        <w:sz w:val="20"/>
+      </w:rPr>
+    </w:lvl>
+    <w:lvl w:ilvl="4" w:tentative="1">
+      <w:start w:val="1"/>
+      <w:numFmt w:val="bullet"/>
+      <w:lvlText w:val=""/>
+      <w:lvlJc w:val="left"/>
+      <w:pPr>
+        <w:tabs>
+          <w:tab w:val="num" w:pos="3600"/>
+        </w:tabs>
+        <w:ind w:left="3600" w:hanging="360"/>
+      </w:pPr>
+      <w:rPr>
+        <w:rFonts w:ascii="Wingdings" w:hAnsi="Wingdings" w:hint="default"/>
+        <w:sz w:val="20"/>
+      </w:rPr>
+    </w:lvl>
+    <w:lvl w:ilvl="5" w:tentative="1">
+      <w:start w:val="1"/>
+      <w:numFmt w:val="bullet"/>
+      <w:lvlText w:val=""/>
+      <w:lvlJc w:val="left"/>
+      <w:pPr>
+        <w:tabs>
+          <w:tab w:val="num" w:pos="4320"/>
+        </w:tabs>
+        <w:ind w:left="4320" w:hanging="360"/>
+      </w:pPr>
+      <w:rPr>
+        <w:rFonts w:ascii="Wingdings" w:hAnsi="Wingdings" w:hint="default"/>
+        <w:sz w:val="20"/>
+      </w:rPr>
+    </w:lvl>
+    <w:lvl w:ilvl="6" w:tentative="1">
+      <w:start w:val="1"/>
+      <w:numFmt w:val="bullet"/>
+      <w:lvlText w:val=""/>
+      <w:lvlJc w:val="left"/>
+      <w:pPr>
+        <w:tabs>
+          <w:tab w:val="num" w:pos="5040"/>
+        </w:tabs>
+        <w:ind w:left="5040" w:hanging="360"/>
+      </w:pPr>
+      <w:rPr>
+        <w:rFonts w:ascii="Wingdings" w:hAnsi="Wingdings" w:hint="default"/>
+        <w:sz w:val="20"/>
+      </w:rPr>
+    </w:lvl>
+    <w:lvl w:ilvl="7" w:tentative="1">
+      <w:start w:val="1"/>
+      <w:numFmt w:val="bullet"/>
+      <w:lvlText w:val=""/>
+      <w:lvlJc w:val="left"/>
+      <w:pPr>
+        <w:tabs>
+          <w:tab w:val="num" w:pos="5760"/>
+        </w:tabs>
+        <w:ind w:left="5760" w:hanging="360"/>
+      </w:pPr>
+      <w:rPr>
+        <w:rFonts w:ascii="Wingdings" w:hAnsi="Wingdings" w:hint="default"/>
+        <w:sz w:val="20"/>
+      </w:rPr>
+    </w:lvl>
+    <w:lvl w:ilvl="8" w:tentative="1">
+      <w:start w:val="1"/>
+      <w:numFmt w:val="bullet"/>
+      <w:lvlText w:val=""/>
+      <w:lvlJc w:val="left"/>
+      <w:pPr>
+        <w:tabs>
+          <w:tab w:val="num" w:pos="6480"/>
+        </w:tabs>
+        <w:ind w:left="6480" w:hanging="360"/>
+      </w:pPr>
+      <w:rPr>
+        <w:rFonts w:ascii="Wingdings" w:hAnsi="Wingdings" w:hint="default"/>
+        <w:sz w:val="20"/>
+      </w:rPr>
+    </w:lvl>
+  </w:abstractNum>
+  <w:abstractNum w:abstractNumId="132" w15:restartNumberingAfterBreak="0">
     <w:nsid w:val="4DD64FB5"/>
     <w:multiLevelType w:val="multilevel"/>
     <w:tmpl w:val="3072ED58"/>
@@ -18306,7 +19796,7 @@
       </w:rPr>
     </w:lvl>
   </w:abstractNum>
-  <w:abstractNum w:abstractNumId="123" w15:restartNumberingAfterBreak="0">
+  <w:abstractNum w:abstractNumId="133" w15:restartNumberingAfterBreak="0">
     <w:nsid w:val="4EA01B70"/>
     <w:multiLevelType w:val="multilevel"/>
     <w:tmpl w:val="8B0CD580"/>
@@ -18455,7 +19945,7 @@
       </w:rPr>
     </w:lvl>
   </w:abstractNum>
-  <w:abstractNum w:abstractNumId="124" w15:restartNumberingAfterBreak="0">
+  <w:abstractNum w:abstractNumId="134" w15:restartNumberingAfterBreak="0">
     <w:nsid w:val="4EE44FFD"/>
     <w:multiLevelType w:val="multilevel"/>
     <w:tmpl w:val="AEB4BF7A"/>
@@ -18604,7 +20094,7 @@
       </w:rPr>
     </w:lvl>
   </w:abstractNum>
-  <w:abstractNum w:abstractNumId="125" w15:restartNumberingAfterBreak="0">
+  <w:abstractNum w:abstractNumId="135" w15:restartNumberingAfterBreak="0">
     <w:nsid w:val="504A7F8C"/>
     <w:multiLevelType w:val="multilevel"/>
     <w:tmpl w:val="BF3ABD0A"/>
@@ -18753,7 +20243,7 @@
       </w:rPr>
     </w:lvl>
   </w:abstractNum>
-  <w:abstractNum w:abstractNumId="126" w15:restartNumberingAfterBreak="0">
+  <w:abstractNum w:abstractNumId="136" w15:restartNumberingAfterBreak="0">
     <w:nsid w:val="50674D6E"/>
     <w:multiLevelType w:val="multilevel"/>
     <w:tmpl w:val="5D4A6E2E"/>
@@ -18902,7 +20392,7 @@
       </w:rPr>
     </w:lvl>
   </w:abstractNum>
-  <w:abstractNum w:abstractNumId="127" w15:restartNumberingAfterBreak="0">
+  <w:abstractNum w:abstractNumId="137" w15:restartNumberingAfterBreak="0">
     <w:nsid w:val="514103E7"/>
     <w:multiLevelType w:val="multilevel"/>
     <w:tmpl w:val="C2A823FA"/>
@@ -19051,7 +20541,7 @@
       </w:rPr>
     </w:lvl>
   </w:abstractNum>
-  <w:abstractNum w:abstractNumId="128" w15:restartNumberingAfterBreak="0">
+  <w:abstractNum w:abstractNumId="138" w15:restartNumberingAfterBreak="0">
     <w:nsid w:val="51D92EF6"/>
     <w:multiLevelType w:val="multilevel"/>
     <w:tmpl w:val="B1D0E7AA"/>
@@ -19200,7 +20690,7 @@
       </w:rPr>
     </w:lvl>
   </w:abstractNum>
-  <w:abstractNum w:abstractNumId="129" w15:restartNumberingAfterBreak="0">
+  <w:abstractNum w:abstractNumId="139" w15:restartNumberingAfterBreak="0">
     <w:nsid w:val="51F73145"/>
     <w:multiLevelType w:val="multilevel"/>
     <w:tmpl w:val="A314D84C"/>
@@ -19349,7 +20839,7 @@
       </w:rPr>
     </w:lvl>
   </w:abstractNum>
-  <w:abstractNum w:abstractNumId="130" w15:restartNumberingAfterBreak="0">
+  <w:abstractNum w:abstractNumId="140" w15:restartNumberingAfterBreak="0">
     <w:nsid w:val="51FE49E8"/>
     <w:multiLevelType w:val="multilevel"/>
     <w:tmpl w:val="0E8212C0"/>
@@ -19462,7 +20952,7 @@
       </w:pPr>
     </w:lvl>
   </w:abstractNum>
-  <w:abstractNum w:abstractNumId="131" w15:restartNumberingAfterBreak="0">
+  <w:abstractNum w:abstractNumId="141" w15:restartNumberingAfterBreak="0">
     <w:nsid w:val="53227902"/>
     <w:multiLevelType w:val="multilevel"/>
     <w:tmpl w:val="122A372E"/>
@@ -19611,7 +21101,7 @@
       </w:rPr>
     </w:lvl>
   </w:abstractNum>
-  <w:abstractNum w:abstractNumId="132" w15:restartNumberingAfterBreak="0">
+  <w:abstractNum w:abstractNumId="142" w15:restartNumberingAfterBreak="0">
     <w:nsid w:val="539F3822"/>
     <w:multiLevelType w:val="multilevel"/>
     <w:tmpl w:val="714628B2"/>
@@ -19724,7 +21214,7 @@
       </w:pPr>
     </w:lvl>
   </w:abstractNum>
-  <w:abstractNum w:abstractNumId="133" w15:restartNumberingAfterBreak="0">
+  <w:abstractNum w:abstractNumId="143" w15:restartNumberingAfterBreak="0">
     <w:nsid w:val="53F8172D"/>
     <w:multiLevelType w:val="multilevel"/>
     <w:tmpl w:val="B622DA6E"/>
@@ -19873,7 +21363,7 @@
       </w:rPr>
     </w:lvl>
   </w:abstractNum>
-  <w:abstractNum w:abstractNumId="134" w15:restartNumberingAfterBreak="0">
+  <w:abstractNum w:abstractNumId="144" w15:restartNumberingAfterBreak="0">
     <w:nsid w:val="542902F0"/>
     <w:multiLevelType w:val="multilevel"/>
     <w:tmpl w:val="B5562BE6"/>
@@ -20022,7 +21512,7 @@
       </w:rPr>
     </w:lvl>
   </w:abstractNum>
-  <w:abstractNum w:abstractNumId="135" w15:restartNumberingAfterBreak="0">
+  <w:abstractNum w:abstractNumId="145" w15:restartNumberingAfterBreak="0">
     <w:nsid w:val="542F4412"/>
     <w:multiLevelType w:val="multilevel"/>
     <w:tmpl w:val="3C7CEE6E"/>
@@ -20171,7 +21661,305 @@
       </w:rPr>
     </w:lvl>
   </w:abstractNum>
-  <w:abstractNum w:abstractNumId="136" w15:restartNumberingAfterBreak="0">
+  <w:abstractNum w:abstractNumId="146" w15:restartNumberingAfterBreak="0">
+    <w:nsid w:val="54CD0514"/>
+    <w:multiLevelType w:val="multilevel"/>
+    <w:tmpl w:val="E76247E4"/>
+    <w:lvl w:ilvl="0">
+      <w:start w:val="1"/>
+      <w:numFmt w:val="bullet"/>
+      <w:lvlText w:val=""/>
+      <w:lvlJc w:val="left"/>
+      <w:pPr>
+        <w:tabs>
+          <w:tab w:val="num" w:pos="720"/>
+        </w:tabs>
+        <w:ind w:left="720" w:hanging="360"/>
+      </w:pPr>
+      <w:rPr>
+        <w:rFonts w:ascii="Symbol" w:hAnsi="Symbol" w:hint="default"/>
+        <w:sz w:val="20"/>
+      </w:rPr>
+    </w:lvl>
+    <w:lvl w:ilvl="1" w:tentative="1">
+      <w:start w:val="1"/>
+      <w:numFmt w:val="bullet"/>
+      <w:lvlText w:val="o"/>
+      <w:lvlJc w:val="left"/>
+      <w:pPr>
+        <w:tabs>
+          <w:tab w:val="num" w:pos="1440"/>
+        </w:tabs>
+        <w:ind w:left="1440" w:hanging="360"/>
+      </w:pPr>
+      <w:rPr>
+        <w:rFonts w:ascii="Courier New" w:hAnsi="Courier New" w:hint="default"/>
+        <w:sz w:val="20"/>
+      </w:rPr>
+    </w:lvl>
+    <w:lvl w:ilvl="2" w:tentative="1">
+      <w:start w:val="1"/>
+      <w:numFmt w:val="bullet"/>
+      <w:lvlText w:val=""/>
+      <w:lvlJc w:val="left"/>
+      <w:pPr>
+        <w:tabs>
+          <w:tab w:val="num" w:pos="2160"/>
+        </w:tabs>
+        <w:ind w:left="2160" w:hanging="360"/>
+      </w:pPr>
+      <w:rPr>
+        <w:rFonts w:ascii="Wingdings" w:hAnsi="Wingdings" w:hint="default"/>
+        <w:sz w:val="20"/>
+      </w:rPr>
+    </w:lvl>
+    <w:lvl w:ilvl="3" w:tentative="1">
+      <w:start w:val="1"/>
+      <w:numFmt w:val="bullet"/>
+      <w:lvlText w:val=""/>
+      <w:lvlJc w:val="left"/>
+      <w:pPr>
+        <w:tabs>
+          <w:tab w:val="num" w:pos="2880"/>
+        </w:tabs>
+        <w:ind w:left="2880" w:hanging="360"/>
+      </w:pPr>
+      <w:rPr>
+        <w:rFonts w:ascii="Wingdings" w:hAnsi="Wingdings" w:hint="default"/>
+        <w:sz w:val="20"/>
+      </w:rPr>
+    </w:lvl>
+    <w:lvl w:ilvl="4" w:tentative="1">
+      <w:start w:val="1"/>
+      <w:numFmt w:val="bullet"/>
+      <w:lvlText w:val=""/>
+      <w:lvlJc w:val="left"/>
+      <w:pPr>
+        <w:tabs>
+          <w:tab w:val="num" w:pos="3600"/>
+        </w:tabs>
+        <w:ind w:left="3600" w:hanging="360"/>
+      </w:pPr>
+      <w:rPr>
+        <w:rFonts w:ascii="Wingdings" w:hAnsi="Wingdings" w:hint="default"/>
+        <w:sz w:val="20"/>
+      </w:rPr>
+    </w:lvl>
+    <w:lvl w:ilvl="5" w:tentative="1">
+      <w:start w:val="1"/>
+      <w:numFmt w:val="bullet"/>
+      <w:lvlText w:val=""/>
+      <w:lvlJc w:val="left"/>
+      <w:pPr>
+        <w:tabs>
+          <w:tab w:val="num" w:pos="4320"/>
+        </w:tabs>
+        <w:ind w:left="4320" w:hanging="360"/>
+      </w:pPr>
+      <w:rPr>
+        <w:rFonts w:ascii="Wingdings" w:hAnsi="Wingdings" w:hint="default"/>
+        <w:sz w:val="20"/>
+      </w:rPr>
+    </w:lvl>
+    <w:lvl w:ilvl="6" w:tentative="1">
+      <w:start w:val="1"/>
+      <w:numFmt w:val="bullet"/>
+      <w:lvlText w:val=""/>
+      <w:lvlJc w:val="left"/>
+      <w:pPr>
+        <w:tabs>
+          <w:tab w:val="num" w:pos="5040"/>
+        </w:tabs>
+        <w:ind w:left="5040" w:hanging="360"/>
+      </w:pPr>
+      <w:rPr>
+        <w:rFonts w:ascii="Wingdings" w:hAnsi="Wingdings" w:hint="default"/>
+        <w:sz w:val="20"/>
+      </w:rPr>
+    </w:lvl>
+    <w:lvl w:ilvl="7" w:tentative="1">
+      <w:start w:val="1"/>
+      <w:numFmt w:val="bullet"/>
+      <w:lvlText w:val=""/>
+      <w:lvlJc w:val="left"/>
+      <w:pPr>
+        <w:tabs>
+          <w:tab w:val="num" w:pos="5760"/>
+        </w:tabs>
+        <w:ind w:left="5760" w:hanging="360"/>
+      </w:pPr>
+      <w:rPr>
+        <w:rFonts w:ascii="Wingdings" w:hAnsi="Wingdings" w:hint="default"/>
+        <w:sz w:val="20"/>
+      </w:rPr>
+    </w:lvl>
+    <w:lvl w:ilvl="8" w:tentative="1">
+      <w:start w:val="1"/>
+      <w:numFmt w:val="bullet"/>
+      <w:lvlText w:val=""/>
+      <w:lvlJc w:val="left"/>
+      <w:pPr>
+        <w:tabs>
+          <w:tab w:val="num" w:pos="6480"/>
+        </w:tabs>
+        <w:ind w:left="6480" w:hanging="360"/>
+      </w:pPr>
+      <w:rPr>
+        <w:rFonts w:ascii="Wingdings" w:hAnsi="Wingdings" w:hint="default"/>
+        <w:sz w:val="20"/>
+      </w:rPr>
+    </w:lvl>
+  </w:abstractNum>
+  <w:abstractNum w:abstractNumId="147" w15:restartNumberingAfterBreak="0">
+    <w:nsid w:val="55334344"/>
+    <w:multiLevelType w:val="multilevel"/>
+    <w:tmpl w:val="A790AAA0"/>
+    <w:lvl w:ilvl="0">
+      <w:start w:val="1"/>
+      <w:numFmt w:val="bullet"/>
+      <w:lvlText w:val=""/>
+      <w:lvlJc w:val="left"/>
+      <w:pPr>
+        <w:tabs>
+          <w:tab w:val="num" w:pos="720"/>
+        </w:tabs>
+        <w:ind w:left="720" w:hanging="360"/>
+      </w:pPr>
+      <w:rPr>
+        <w:rFonts w:ascii="Symbol" w:hAnsi="Symbol" w:hint="default"/>
+        <w:sz w:val="20"/>
+      </w:rPr>
+    </w:lvl>
+    <w:lvl w:ilvl="1" w:tentative="1">
+      <w:start w:val="1"/>
+      <w:numFmt w:val="bullet"/>
+      <w:lvlText w:val="o"/>
+      <w:lvlJc w:val="left"/>
+      <w:pPr>
+        <w:tabs>
+          <w:tab w:val="num" w:pos="1440"/>
+        </w:tabs>
+        <w:ind w:left="1440" w:hanging="360"/>
+      </w:pPr>
+      <w:rPr>
+        <w:rFonts w:ascii="Courier New" w:hAnsi="Courier New" w:hint="default"/>
+        <w:sz w:val="20"/>
+      </w:rPr>
+    </w:lvl>
+    <w:lvl w:ilvl="2" w:tentative="1">
+      <w:start w:val="1"/>
+      <w:numFmt w:val="bullet"/>
+      <w:lvlText w:val=""/>
+      <w:lvlJc w:val="left"/>
+      <w:pPr>
+        <w:tabs>
+          <w:tab w:val="num" w:pos="2160"/>
+        </w:tabs>
+        <w:ind w:left="2160" w:hanging="360"/>
+      </w:pPr>
+      <w:rPr>
+        <w:rFonts w:ascii="Wingdings" w:hAnsi="Wingdings" w:hint="default"/>
+        <w:sz w:val="20"/>
+      </w:rPr>
+    </w:lvl>
+    <w:lvl w:ilvl="3" w:tentative="1">
+      <w:start w:val="1"/>
+      <w:numFmt w:val="bullet"/>
+      <w:lvlText w:val=""/>
+      <w:lvlJc w:val="left"/>
+      <w:pPr>
+        <w:tabs>
+          <w:tab w:val="num" w:pos="2880"/>
+        </w:tabs>
+        <w:ind w:left="2880" w:hanging="360"/>
+      </w:pPr>
+      <w:rPr>
+        <w:rFonts w:ascii="Wingdings" w:hAnsi="Wingdings" w:hint="default"/>
+        <w:sz w:val="20"/>
+      </w:rPr>
+    </w:lvl>
+    <w:lvl w:ilvl="4" w:tentative="1">
+      <w:start w:val="1"/>
+      <w:numFmt w:val="bullet"/>
+      <w:lvlText w:val=""/>
+      <w:lvlJc w:val="left"/>
+      <w:pPr>
+        <w:tabs>
+          <w:tab w:val="num" w:pos="3600"/>
+        </w:tabs>
+        <w:ind w:left="3600" w:hanging="360"/>
+      </w:pPr>
+      <w:rPr>
+        <w:rFonts w:ascii="Wingdings" w:hAnsi="Wingdings" w:hint="default"/>
+        <w:sz w:val="20"/>
+      </w:rPr>
+    </w:lvl>
+    <w:lvl w:ilvl="5" w:tentative="1">
+      <w:start w:val="1"/>
+      <w:numFmt w:val="bullet"/>
+      <w:lvlText w:val=""/>
+      <w:lvlJc w:val="left"/>
+      <w:pPr>
+        <w:tabs>
+          <w:tab w:val="num" w:pos="4320"/>
+        </w:tabs>
+        <w:ind w:left="4320" w:hanging="360"/>
+      </w:pPr>
+      <w:rPr>
+        <w:rFonts w:ascii="Wingdings" w:hAnsi="Wingdings" w:hint="default"/>
+        <w:sz w:val="20"/>
+      </w:rPr>
+    </w:lvl>
+    <w:lvl w:ilvl="6" w:tentative="1">
+      <w:start w:val="1"/>
+      <w:numFmt w:val="bullet"/>
+      <w:lvlText w:val=""/>
+      <w:lvlJc w:val="left"/>
+      <w:pPr>
+        <w:tabs>
+          <w:tab w:val="num" w:pos="5040"/>
+        </w:tabs>
+        <w:ind w:left="5040" w:hanging="360"/>
+      </w:pPr>
+      <w:rPr>
+        <w:rFonts w:ascii="Wingdings" w:hAnsi="Wingdings" w:hint="default"/>
+        <w:sz w:val="20"/>
+      </w:rPr>
+    </w:lvl>
+    <w:lvl w:ilvl="7" w:tentative="1">
+      <w:start w:val="1"/>
+      <w:numFmt w:val="bullet"/>
+      <w:lvlText w:val=""/>
+      <w:lvlJc w:val="left"/>
+      <w:pPr>
+        <w:tabs>
+          <w:tab w:val="num" w:pos="5760"/>
+        </w:tabs>
+        <w:ind w:left="5760" w:hanging="360"/>
+      </w:pPr>
+      <w:rPr>
+        <w:rFonts w:ascii="Wingdings" w:hAnsi="Wingdings" w:hint="default"/>
+        <w:sz w:val="20"/>
+      </w:rPr>
+    </w:lvl>
+    <w:lvl w:ilvl="8" w:tentative="1">
+      <w:start w:val="1"/>
+      <w:numFmt w:val="bullet"/>
+      <w:lvlText w:val=""/>
+      <w:lvlJc w:val="left"/>
+      <w:pPr>
+        <w:tabs>
+          <w:tab w:val="num" w:pos="6480"/>
+        </w:tabs>
+        <w:ind w:left="6480" w:hanging="360"/>
+      </w:pPr>
+      <w:rPr>
+        <w:rFonts w:ascii="Wingdings" w:hAnsi="Wingdings" w:hint="default"/>
+        <w:sz w:val="20"/>
+      </w:rPr>
+    </w:lvl>
+  </w:abstractNum>
+  <w:abstractNum w:abstractNumId="148" w15:restartNumberingAfterBreak="0">
     <w:nsid w:val="56524CD9"/>
     <w:multiLevelType w:val="multilevel"/>
     <w:tmpl w:val="A6CC4C00"/>
@@ -20320,7 +22108,7 @@
       </w:rPr>
     </w:lvl>
   </w:abstractNum>
-  <w:abstractNum w:abstractNumId="137" w15:restartNumberingAfterBreak="0">
+  <w:abstractNum w:abstractNumId="149" w15:restartNumberingAfterBreak="0">
     <w:nsid w:val="56A54EEE"/>
     <w:multiLevelType w:val="multilevel"/>
     <w:tmpl w:val="A1C6B858"/>
@@ -20469,7 +22257,7 @@
       </w:rPr>
     </w:lvl>
   </w:abstractNum>
-  <w:abstractNum w:abstractNumId="138" w15:restartNumberingAfterBreak="0">
+  <w:abstractNum w:abstractNumId="150" w15:restartNumberingAfterBreak="0">
     <w:nsid w:val="56A71709"/>
     <w:multiLevelType w:val="multilevel"/>
     <w:tmpl w:val="EDC075C8"/>
@@ -20618,7 +22406,7 @@
       </w:rPr>
     </w:lvl>
   </w:abstractNum>
-  <w:abstractNum w:abstractNumId="139" w15:restartNumberingAfterBreak="0">
+  <w:abstractNum w:abstractNumId="151" w15:restartNumberingAfterBreak="0">
     <w:nsid w:val="57CF6978"/>
     <w:multiLevelType w:val="multilevel"/>
     <w:tmpl w:val="F6D2710C"/>
@@ -20767,7 +22555,7 @@
       </w:rPr>
     </w:lvl>
   </w:abstractNum>
-  <w:abstractNum w:abstractNumId="140" w15:restartNumberingAfterBreak="0">
+  <w:abstractNum w:abstractNumId="152" w15:restartNumberingAfterBreak="0">
     <w:nsid w:val="580D2E0D"/>
     <w:multiLevelType w:val="multilevel"/>
     <w:tmpl w:val="D39455D8"/>
@@ -20880,7 +22668,7 @@
       </w:pPr>
     </w:lvl>
   </w:abstractNum>
-  <w:abstractNum w:abstractNumId="141" w15:restartNumberingAfterBreak="0">
+  <w:abstractNum w:abstractNumId="153" w15:restartNumberingAfterBreak="0">
     <w:nsid w:val="586D21E2"/>
     <w:multiLevelType w:val="multilevel"/>
     <w:tmpl w:val="211689FE"/>
@@ -21029,7 +22817,7 @@
       </w:rPr>
     </w:lvl>
   </w:abstractNum>
-  <w:abstractNum w:abstractNumId="142" w15:restartNumberingAfterBreak="0">
+  <w:abstractNum w:abstractNumId="154" w15:restartNumberingAfterBreak="0">
     <w:nsid w:val="59EF5DCE"/>
     <w:multiLevelType w:val="multilevel"/>
     <w:tmpl w:val="ED9E4D78"/>
@@ -21178,7 +22966,7 @@
       </w:rPr>
     </w:lvl>
   </w:abstractNum>
-  <w:abstractNum w:abstractNumId="143" w15:restartNumberingAfterBreak="0">
+  <w:abstractNum w:abstractNumId="155" w15:restartNumberingAfterBreak="0">
     <w:nsid w:val="5AB5234F"/>
     <w:multiLevelType w:val="multilevel"/>
     <w:tmpl w:val="7E46B65C"/>
@@ -21327,7 +23115,7 @@
       </w:rPr>
     </w:lvl>
   </w:abstractNum>
-  <w:abstractNum w:abstractNumId="144" w15:restartNumberingAfterBreak="0">
+  <w:abstractNum w:abstractNumId="156" w15:restartNumberingAfterBreak="0">
     <w:nsid w:val="5AD73477"/>
     <w:multiLevelType w:val="multilevel"/>
     <w:tmpl w:val="E2BCE7CA"/>
@@ -21476,7 +23264,7 @@
       </w:rPr>
     </w:lvl>
   </w:abstractNum>
-  <w:abstractNum w:abstractNumId="145" w15:restartNumberingAfterBreak="0">
+  <w:abstractNum w:abstractNumId="157" w15:restartNumberingAfterBreak="0">
     <w:nsid w:val="5B0C2B4D"/>
     <w:multiLevelType w:val="multilevel"/>
     <w:tmpl w:val="D2246916"/>
@@ -21625,7 +23413,156 @@
       </w:rPr>
     </w:lvl>
   </w:abstractNum>
-  <w:abstractNum w:abstractNumId="146" w15:restartNumberingAfterBreak="0">
+  <w:abstractNum w:abstractNumId="158" w15:restartNumberingAfterBreak="0">
+    <w:nsid w:val="5C43432B"/>
+    <w:multiLevelType w:val="multilevel"/>
+    <w:tmpl w:val="1CFA0EDE"/>
+    <w:lvl w:ilvl="0">
+      <w:start w:val="1"/>
+      <w:numFmt w:val="bullet"/>
+      <w:lvlText w:val=""/>
+      <w:lvlJc w:val="left"/>
+      <w:pPr>
+        <w:tabs>
+          <w:tab w:val="num" w:pos="720"/>
+        </w:tabs>
+        <w:ind w:left="720" w:hanging="360"/>
+      </w:pPr>
+      <w:rPr>
+        <w:rFonts w:ascii="Symbol" w:hAnsi="Symbol" w:hint="default"/>
+        <w:sz w:val="20"/>
+      </w:rPr>
+    </w:lvl>
+    <w:lvl w:ilvl="1" w:tentative="1">
+      <w:start w:val="1"/>
+      <w:numFmt w:val="bullet"/>
+      <w:lvlText w:val="o"/>
+      <w:lvlJc w:val="left"/>
+      <w:pPr>
+        <w:tabs>
+          <w:tab w:val="num" w:pos="1440"/>
+        </w:tabs>
+        <w:ind w:left="1440" w:hanging="360"/>
+      </w:pPr>
+      <w:rPr>
+        <w:rFonts w:ascii="Courier New" w:hAnsi="Courier New" w:hint="default"/>
+        <w:sz w:val="20"/>
+      </w:rPr>
+    </w:lvl>
+    <w:lvl w:ilvl="2" w:tentative="1">
+      <w:start w:val="1"/>
+      <w:numFmt w:val="bullet"/>
+      <w:lvlText w:val=""/>
+      <w:lvlJc w:val="left"/>
+      <w:pPr>
+        <w:tabs>
+          <w:tab w:val="num" w:pos="2160"/>
+        </w:tabs>
+        <w:ind w:left="2160" w:hanging="360"/>
+      </w:pPr>
+      <w:rPr>
+        <w:rFonts w:ascii="Wingdings" w:hAnsi="Wingdings" w:hint="default"/>
+        <w:sz w:val="20"/>
+      </w:rPr>
+    </w:lvl>
+    <w:lvl w:ilvl="3" w:tentative="1">
+      <w:start w:val="1"/>
+      <w:numFmt w:val="bullet"/>
+      <w:lvlText w:val=""/>
+      <w:lvlJc w:val="left"/>
+      <w:pPr>
+        <w:tabs>
+          <w:tab w:val="num" w:pos="2880"/>
+        </w:tabs>
+        <w:ind w:left="2880" w:hanging="360"/>
+      </w:pPr>
+      <w:rPr>
+        <w:rFonts w:ascii="Wingdings" w:hAnsi="Wingdings" w:hint="default"/>
+        <w:sz w:val="20"/>
+      </w:rPr>
+    </w:lvl>
+    <w:lvl w:ilvl="4" w:tentative="1">
+      <w:start w:val="1"/>
+      <w:numFmt w:val="bullet"/>
+      <w:lvlText w:val=""/>
+      <w:lvlJc w:val="left"/>
+      <w:pPr>
+        <w:tabs>
+          <w:tab w:val="num" w:pos="3600"/>
+        </w:tabs>
+        <w:ind w:left="3600" w:hanging="360"/>
+      </w:pPr>
+      <w:rPr>
+        <w:rFonts w:ascii="Wingdings" w:hAnsi="Wingdings" w:hint="default"/>
+        <w:sz w:val="20"/>
+      </w:rPr>
+    </w:lvl>
+    <w:lvl w:ilvl="5" w:tentative="1">
+      <w:start w:val="1"/>
+      <w:numFmt w:val="bullet"/>
+      <w:lvlText w:val=""/>
+      <w:lvlJc w:val="left"/>
+      <w:pPr>
+        <w:tabs>
+          <w:tab w:val="num" w:pos="4320"/>
+        </w:tabs>
+        <w:ind w:left="4320" w:hanging="360"/>
+      </w:pPr>
+      <w:rPr>
+        <w:rFonts w:ascii="Wingdings" w:hAnsi="Wingdings" w:hint="default"/>
+        <w:sz w:val="20"/>
+      </w:rPr>
+    </w:lvl>
+    <w:lvl w:ilvl="6" w:tentative="1">
+      <w:start w:val="1"/>
+      <w:numFmt w:val="bullet"/>
+      <w:lvlText w:val=""/>
+      <w:lvlJc w:val="left"/>
+      <w:pPr>
+        <w:tabs>
+          <w:tab w:val="num" w:pos="5040"/>
+        </w:tabs>
+        <w:ind w:left="5040" w:hanging="360"/>
+      </w:pPr>
+      <w:rPr>
+        <w:rFonts w:ascii="Wingdings" w:hAnsi="Wingdings" w:hint="default"/>
+        <w:sz w:val="20"/>
+      </w:rPr>
+    </w:lvl>
+    <w:lvl w:ilvl="7" w:tentative="1">
+      <w:start w:val="1"/>
+      <w:numFmt w:val="bullet"/>
+      <w:lvlText w:val=""/>
+      <w:lvlJc w:val="left"/>
+      <w:pPr>
+        <w:tabs>
+          <w:tab w:val="num" w:pos="5760"/>
+        </w:tabs>
+        <w:ind w:left="5760" w:hanging="360"/>
+      </w:pPr>
+      <w:rPr>
+        <w:rFonts w:ascii="Wingdings" w:hAnsi="Wingdings" w:hint="default"/>
+        <w:sz w:val="20"/>
+      </w:rPr>
+    </w:lvl>
+    <w:lvl w:ilvl="8" w:tentative="1">
+      <w:start w:val="1"/>
+      <w:numFmt w:val="bullet"/>
+      <w:lvlText w:val=""/>
+      <w:lvlJc w:val="left"/>
+      <w:pPr>
+        <w:tabs>
+          <w:tab w:val="num" w:pos="6480"/>
+        </w:tabs>
+        <w:ind w:left="6480" w:hanging="360"/>
+      </w:pPr>
+      <w:rPr>
+        <w:rFonts w:ascii="Wingdings" w:hAnsi="Wingdings" w:hint="default"/>
+        <w:sz w:val="20"/>
+      </w:rPr>
+    </w:lvl>
+  </w:abstractNum>
+  <w:abstractNum w:abstractNumId="159" w15:restartNumberingAfterBreak="0">
     <w:nsid w:val="5C8D4B31"/>
     <w:multiLevelType w:val="multilevel"/>
     <w:tmpl w:val="DBE80506"/>
@@ -21774,7 +23711,7 @@
       </w:rPr>
     </w:lvl>
   </w:abstractNum>
-  <w:abstractNum w:abstractNumId="147" w15:restartNumberingAfterBreak="0">
+  <w:abstractNum w:abstractNumId="160" w15:restartNumberingAfterBreak="0">
     <w:nsid w:val="5CF726F2"/>
     <w:multiLevelType w:val="multilevel"/>
     <w:tmpl w:val="783E65B2"/>
@@ -21923,7 +23860,7 @@
       </w:rPr>
     </w:lvl>
   </w:abstractNum>
-  <w:abstractNum w:abstractNumId="148" w15:restartNumberingAfterBreak="0">
+  <w:abstractNum w:abstractNumId="161" w15:restartNumberingAfterBreak="0">
     <w:nsid w:val="5DAD10FE"/>
     <w:multiLevelType w:val="multilevel"/>
     <w:tmpl w:val="045EFD78"/>
@@ -22072,7 +24009,7 @@
       </w:rPr>
     </w:lvl>
   </w:abstractNum>
-  <w:abstractNum w:abstractNumId="149" w15:restartNumberingAfterBreak="0">
+  <w:abstractNum w:abstractNumId="162" w15:restartNumberingAfterBreak="0">
     <w:nsid w:val="5DD61AE4"/>
     <w:multiLevelType w:val="multilevel"/>
     <w:tmpl w:val="ACA832C8"/>
@@ -22221,7 +24158,156 @@
       </w:rPr>
     </w:lvl>
   </w:abstractNum>
-  <w:abstractNum w:abstractNumId="150" w15:restartNumberingAfterBreak="0">
+  <w:abstractNum w:abstractNumId="163" w15:restartNumberingAfterBreak="0">
+    <w:nsid w:val="5EAD4F17"/>
+    <w:multiLevelType w:val="multilevel"/>
+    <w:tmpl w:val="C9AA19E0"/>
+    <w:lvl w:ilvl="0">
+      <w:start w:val="1"/>
+      <w:numFmt w:val="bullet"/>
+      <w:lvlText w:val=""/>
+      <w:lvlJc w:val="left"/>
+      <w:pPr>
+        <w:tabs>
+          <w:tab w:val="num" w:pos="720"/>
+        </w:tabs>
+        <w:ind w:left="720" w:hanging="360"/>
+      </w:pPr>
+      <w:rPr>
+        <w:rFonts w:ascii="Symbol" w:hAnsi="Symbol" w:hint="default"/>
+        <w:sz w:val="20"/>
+      </w:rPr>
+    </w:lvl>
+    <w:lvl w:ilvl="1" w:tentative="1">
+      <w:start w:val="1"/>
+      <w:numFmt w:val="bullet"/>
+      <w:lvlText w:val="o"/>
+      <w:lvlJc w:val="left"/>
+      <w:pPr>
+        <w:tabs>
+          <w:tab w:val="num" w:pos="1440"/>
+        </w:tabs>
+        <w:ind w:left="1440" w:hanging="360"/>
+      </w:pPr>
+      <w:rPr>
+        <w:rFonts w:ascii="Courier New" w:hAnsi="Courier New" w:hint="default"/>
+        <w:sz w:val="20"/>
+      </w:rPr>
+    </w:lvl>
+    <w:lvl w:ilvl="2" w:tentative="1">
+      <w:start w:val="1"/>
+      <w:numFmt w:val="bullet"/>
+      <w:lvlText w:val=""/>
+      <w:lvlJc w:val="left"/>
+      <w:pPr>
+        <w:tabs>
+          <w:tab w:val="num" w:pos="2160"/>
+        </w:tabs>
+        <w:ind w:left="2160" w:hanging="360"/>
+      </w:pPr>
+      <w:rPr>
+        <w:rFonts w:ascii="Wingdings" w:hAnsi="Wingdings" w:hint="default"/>
+        <w:sz w:val="20"/>
+      </w:rPr>
+    </w:lvl>
+    <w:lvl w:ilvl="3" w:tentative="1">
+      <w:start w:val="1"/>
+      <w:numFmt w:val="bullet"/>
+      <w:lvlText w:val=""/>
+      <w:lvlJc w:val="left"/>
+      <w:pPr>
+        <w:tabs>
+          <w:tab w:val="num" w:pos="2880"/>
+        </w:tabs>
+        <w:ind w:left="2880" w:hanging="360"/>
+      </w:pPr>
+      <w:rPr>
+        <w:rFonts w:ascii="Wingdings" w:hAnsi="Wingdings" w:hint="default"/>
+        <w:sz w:val="20"/>
+      </w:rPr>
+    </w:lvl>
+    <w:lvl w:ilvl="4" w:tentative="1">
+      <w:start w:val="1"/>
+      <w:numFmt w:val="bullet"/>
+      <w:lvlText w:val=""/>
+      <w:lvlJc w:val="left"/>
+      <w:pPr>
+        <w:tabs>
+          <w:tab w:val="num" w:pos="3600"/>
+        </w:tabs>
+        <w:ind w:left="3600" w:hanging="360"/>
+      </w:pPr>
+      <w:rPr>
+        <w:rFonts w:ascii="Wingdings" w:hAnsi="Wingdings" w:hint="default"/>
+        <w:sz w:val="20"/>
+      </w:rPr>
+    </w:lvl>
+    <w:lvl w:ilvl="5" w:tentative="1">
+      <w:start w:val="1"/>
+      <w:numFmt w:val="bullet"/>
+      <w:lvlText w:val=""/>
+      <w:lvlJc w:val="left"/>
+      <w:pPr>
+        <w:tabs>
+          <w:tab w:val="num" w:pos="4320"/>
+        </w:tabs>
+        <w:ind w:left="4320" w:hanging="360"/>
+      </w:pPr>
+      <w:rPr>
+        <w:rFonts w:ascii="Wingdings" w:hAnsi="Wingdings" w:hint="default"/>
+        <w:sz w:val="20"/>
+      </w:rPr>
+    </w:lvl>
+    <w:lvl w:ilvl="6" w:tentative="1">
+      <w:start w:val="1"/>
+      <w:numFmt w:val="bullet"/>
+      <w:lvlText w:val=""/>
+      <w:lvlJc w:val="left"/>
+      <w:pPr>
+        <w:tabs>
+          <w:tab w:val="num" w:pos="5040"/>
+        </w:tabs>
+        <w:ind w:left="5040" w:hanging="360"/>
+      </w:pPr>
+      <w:rPr>
+        <w:rFonts w:ascii="Wingdings" w:hAnsi="Wingdings" w:hint="default"/>
+        <w:sz w:val="20"/>
+      </w:rPr>
+    </w:lvl>
+    <w:lvl w:ilvl="7" w:tentative="1">
+      <w:start w:val="1"/>
+      <w:numFmt w:val="bullet"/>
+      <w:lvlText w:val=""/>
+      <w:lvlJc w:val="left"/>
+      <w:pPr>
+        <w:tabs>
+          <w:tab w:val="num" w:pos="5760"/>
+        </w:tabs>
+        <w:ind w:left="5760" w:hanging="360"/>
+      </w:pPr>
+      <w:rPr>
+        <w:rFonts w:ascii="Wingdings" w:hAnsi="Wingdings" w:hint="default"/>
+        <w:sz w:val="20"/>
+      </w:rPr>
+    </w:lvl>
+    <w:lvl w:ilvl="8" w:tentative="1">
+      <w:start w:val="1"/>
+      <w:numFmt w:val="bullet"/>
+      <w:lvlText w:val=""/>
+      <w:lvlJc w:val="left"/>
+      <w:pPr>
+        <w:tabs>
+          <w:tab w:val="num" w:pos="6480"/>
+        </w:tabs>
+        <w:ind w:left="6480" w:hanging="360"/>
+      </w:pPr>
+      <w:rPr>
+        <w:rFonts w:ascii="Wingdings" w:hAnsi="Wingdings" w:hint="default"/>
+        <w:sz w:val="20"/>
+      </w:rPr>
+    </w:lvl>
+  </w:abstractNum>
+  <w:abstractNum w:abstractNumId="164" w15:restartNumberingAfterBreak="0">
     <w:nsid w:val="5ED9742B"/>
     <w:multiLevelType w:val="multilevel"/>
     <w:tmpl w:val="CE6A2F1A"/>
@@ -22370,7 +24456,7 @@
       </w:rPr>
     </w:lvl>
   </w:abstractNum>
-  <w:abstractNum w:abstractNumId="151" w15:restartNumberingAfterBreak="0">
+  <w:abstractNum w:abstractNumId="165" w15:restartNumberingAfterBreak="0">
     <w:nsid w:val="5F4B79CD"/>
     <w:multiLevelType w:val="multilevel"/>
     <w:tmpl w:val="EF368624"/>
@@ -22519,7 +24605,7 @@
       </w:rPr>
     </w:lvl>
   </w:abstractNum>
-  <w:abstractNum w:abstractNumId="152" w15:restartNumberingAfterBreak="0">
+  <w:abstractNum w:abstractNumId="166" w15:restartNumberingAfterBreak="0">
     <w:nsid w:val="613C06A4"/>
     <w:multiLevelType w:val="multilevel"/>
     <w:tmpl w:val="C65656D4"/>
@@ -22668,7 +24754,7 @@
       </w:rPr>
     </w:lvl>
   </w:abstractNum>
-  <w:abstractNum w:abstractNumId="153" w15:restartNumberingAfterBreak="0">
+  <w:abstractNum w:abstractNumId="167" w15:restartNumberingAfterBreak="0">
     <w:nsid w:val="62F768A4"/>
     <w:multiLevelType w:val="multilevel"/>
     <w:tmpl w:val="74F690E0"/>
@@ -22817,7 +24903,7 @@
       </w:rPr>
     </w:lvl>
   </w:abstractNum>
-  <w:abstractNum w:abstractNumId="154" w15:restartNumberingAfterBreak="0">
+  <w:abstractNum w:abstractNumId="168" w15:restartNumberingAfterBreak="0">
     <w:nsid w:val="631D211B"/>
     <w:multiLevelType w:val="multilevel"/>
     <w:tmpl w:val="7C1E0B38"/>
@@ -22966,7 +25052,7 @@
       </w:rPr>
     </w:lvl>
   </w:abstractNum>
-  <w:abstractNum w:abstractNumId="155" w15:restartNumberingAfterBreak="0">
+  <w:abstractNum w:abstractNumId="169" w15:restartNumberingAfterBreak="0">
     <w:nsid w:val="641B360F"/>
     <w:multiLevelType w:val="multilevel"/>
     <w:tmpl w:val="1FDA3F22"/>
@@ -23115,7 +25201,7 @@
       </w:rPr>
     </w:lvl>
   </w:abstractNum>
-  <w:abstractNum w:abstractNumId="156" w15:restartNumberingAfterBreak="0">
+  <w:abstractNum w:abstractNumId="170" w15:restartNumberingAfterBreak="0">
     <w:nsid w:val="64C36035"/>
     <w:multiLevelType w:val="multilevel"/>
     <w:tmpl w:val="44F84DCA"/>
@@ -23264,7 +25350,7 @@
       </w:rPr>
     </w:lvl>
   </w:abstractNum>
-  <w:abstractNum w:abstractNumId="157" w15:restartNumberingAfterBreak="0">
+  <w:abstractNum w:abstractNumId="171" w15:restartNumberingAfterBreak="0">
     <w:nsid w:val="64D47529"/>
     <w:multiLevelType w:val="multilevel"/>
     <w:tmpl w:val="F2C888F0"/>
@@ -23413,7 +25499,7 @@
       </w:rPr>
     </w:lvl>
   </w:abstractNum>
-  <w:abstractNum w:abstractNumId="158" w15:restartNumberingAfterBreak="0">
+  <w:abstractNum w:abstractNumId="172" w15:restartNumberingAfterBreak="0">
     <w:nsid w:val="657326DB"/>
     <w:multiLevelType w:val="multilevel"/>
     <w:tmpl w:val="D2A22186"/>
@@ -23562,7 +25648,7 @@
       </w:rPr>
     </w:lvl>
   </w:abstractNum>
-  <w:abstractNum w:abstractNumId="159" w15:restartNumberingAfterBreak="0">
+  <w:abstractNum w:abstractNumId="173" w15:restartNumberingAfterBreak="0">
     <w:nsid w:val="65D311D6"/>
     <w:multiLevelType w:val="multilevel"/>
     <w:tmpl w:val="C502963A"/>
@@ -23711,7 +25797,7 @@
       </w:rPr>
     </w:lvl>
   </w:abstractNum>
-  <w:abstractNum w:abstractNumId="160" w15:restartNumberingAfterBreak="0">
+  <w:abstractNum w:abstractNumId="174" w15:restartNumberingAfterBreak="0">
     <w:nsid w:val="67520657"/>
     <w:multiLevelType w:val="multilevel"/>
     <w:tmpl w:val="DBFA9F60"/>
@@ -23860,7 +25946,7 @@
       </w:rPr>
     </w:lvl>
   </w:abstractNum>
-  <w:abstractNum w:abstractNumId="161" w15:restartNumberingAfterBreak="0">
+  <w:abstractNum w:abstractNumId="175" w15:restartNumberingAfterBreak="0">
     <w:nsid w:val="67FD144E"/>
     <w:multiLevelType w:val="multilevel"/>
     <w:tmpl w:val="4E8E2098"/>
@@ -24009,7 +26095,7 @@
       </w:rPr>
     </w:lvl>
   </w:abstractNum>
-  <w:abstractNum w:abstractNumId="162" w15:restartNumberingAfterBreak="0">
+  <w:abstractNum w:abstractNumId="176" w15:restartNumberingAfterBreak="0">
     <w:nsid w:val="68530BEF"/>
     <w:multiLevelType w:val="multilevel"/>
     <w:tmpl w:val="204C7788"/>
@@ -24158,7 +26244,7 @@
       </w:rPr>
     </w:lvl>
   </w:abstractNum>
-  <w:abstractNum w:abstractNumId="163" w15:restartNumberingAfterBreak="0">
+  <w:abstractNum w:abstractNumId="177" w15:restartNumberingAfterBreak="0">
     <w:nsid w:val="6867008E"/>
     <w:multiLevelType w:val="multilevel"/>
     <w:tmpl w:val="CA8E6232"/>
@@ -24307,7 +26393,7 @@
       </w:rPr>
     </w:lvl>
   </w:abstractNum>
-  <w:abstractNum w:abstractNumId="164" w15:restartNumberingAfterBreak="0">
+  <w:abstractNum w:abstractNumId="178" w15:restartNumberingAfterBreak="0">
     <w:nsid w:val="68FF58CF"/>
     <w:multiLevelType w:val="multilevel"/>
     <w:tmpl w:val="663A28A4"/>
@@ -24456,7 +26542,7 @@
       </w:rPr>
     </w:lvl>
   </w:abstractNum>
-  <w:abstractNum w:abstractNumId="165" w15:restartNumberingAfterBreak="0">
+  <w:abstractNum w:abstractNumId="179" w15:restartNumberingAfterBreak="0">
     <w:nsid w:val="69FA5CC6"/>
     <w:multiLevelType w:val="multilevel"/>
     <w:tmpl w:val="C568AA38"/>
@@ -24605,7 +26691,7 @@
       </w:rPr>
     </w:lvl>
   </w:abstractNum>
-  <w:abstractNum w:abstractNumId="166" w15:restartNumberingAfterBreak="0">
+  <w:abstractNum w:abstractNumId="180" w15:restartNumberingAfterBreak="0">
     <w:nsid w:val="6A4C4281"/>
     <w:multiLevelType w:val="multilevel"/>
     <w:tmpl w:val="04163B26"/>
@@ -24754,7 +26840,7 @@
       </w:rPr>
     </w:lvl>
   </w:abstractNum>
-  <w:abstractNum w:abstractNumId="167" w15:restartNumberingAfterBreak="0">
+  <w:abstractNum w:abstractNumId="181" w15:restartNumberingAfterBreak="0">
     <w:nsid w:val="6A5332D7"/>
     <w:multiLevelType w:val="multilevel"/>
     <w:tmpl w:val="2CAAD362"/>
@@ -24903,7 +26989,7 @@
       </w:rPr>
     </w:lvl>
   </w:abstractNum>
-  <w:abstractNum w:abstractNumId="168" w15:restartNumberingAfterBreak="0">
+  <w:abstractNum w:abstractNumId="182" w15:restartNumberingAfterBreak="0">
     <w:nsid w:val="6A755AB1"/>
     <w:multiLevelType w:val="multilevel"/>
     <w:tmpl w:val="023C2E4C"/>
@@ -25052,7 +27138,7 @@
       </w:rPr>
     </w:lvl>
   </w:abstractNum>
-  <w:abstractNum w:abstractNumId="169" w15:restartNumberingAfterBreak="0">
+  <w:abstractNum w:abstractNumId="183" w15:restartNumberingAfterBreak="0">
     <w:nsid w:val="6B5145DA"/>
     <w:multiLevelType w:val="multilevel"/>
     <w:tmpl w:val="E5F6AC38"/>
@@ -25201,7 +27287,7 @@
       </w:rPr>
     </w:lvl>
   </w:abstractNum>
-  <w:abstractNum w:abstractNumId="170" w15:restartNumberingAfterBreak="0">
+  <w:abstractNum w:abstractNumId="184" w15:restartNumberingAfterBreak="0">
     <w:nsid w:val="6DFE6C5A"/>
     <w:multiLevelType w:val="multilevel"/>
     <w:tmpl w:val="2E562056"/>
@@ -25350,7 +27436,7 @@
       </w:rPr>
     </w:lvl>
   </w:abstractNum>
-  <w:abstractNum w:abstractNumId="171" w15:restartNumberingAfterBreak="0">
+  <w:abstractNum w:abstractNumId="185" w15:restartNumberingAfterBreak="0">
     <w:nsid w:val="6EC0112A"/>
     <w:multiLevelType w:val="multilevel"/>
     <w:tmpl w:val="5F7ED376"/>
@@ -25463,7 +27549,7 @@
       </w:pPr>
     </w:lvl>
   </w:abstractNum>
-  <w:abstractNum w:abstractNumId="172" w15:restartNumberingAfterBreak="0">
+  <w:abstractNum w:abstractNumId="186" w15:restartNumberingAfterBreak="0">
     <w:nsid w:val="6F057072"/>
     <w:multiLevelType w:val="multilevel"/>
     <w:tmpl w:val="29BEA884"/>
@@ -25612,7 +27698,7 @@
       </w:rPr>
     </w:lvl>
   </w:abstractNum>
-  <w:abstractNum w:abstractNumId="173" w15:restartNumberingAfterBreak="0">
+  <w:abstractNum w:abstractNumId="187" w15:restartNumberingAfterBreak="0">
     <w:nsid w:val="6F282028"/>
     <w:multiLevelType w:val="multilevel"/>
     <w:tmpl w:val="B03EDDC8"/>
@@ -25761,7 +27847,7 @@
       </w:rPr>
     </w:lvl>
   </w:abstractNum>
-  <w:abstractNum w:abstractNumId="174" w15:restartNumberingAfterBreak="0">
+  <w:abstractNum w:abstractNumId="188" w15:restartNumberingAfterBreak="0">
     <w:nsid w:val="6FA86253"/>
     <w:multiLevelType w:val="multilevel"/>
     <w:tmpl w:val="8D2C7324"/>
@@ -25874,7 +27960,7 @@
       </w:pPr>
     </w:lvl>
   </w:abstractNum>
-  <w:abstractNum w:abstractNumId="175" w15:restartNumberingAfterBreak="0">
+  <w:abstractNum w:abstractNumId="189" w15:restartNumberingAfterBreak="0">
     <w:nsid w:val="70274532"/>
     <w:multiLevelType w:val="multilevel"/>
     <w:tmpl w:val="C1A0A93C"/>
@@ -26023,7 +28109,7 @@
       </w:rPr>
     </w:lvl>
   </w:abstractNum>
-  <w:abstractNum w:abstractNumId="176" w15:restartNumberingAfterBreak="0">
+  <w:abstractNum w:abstractNumId="190" w15:restartNumberingAfterBreak="0">
     <w:nsid w:val="71A75582"/>
     <w:multiLevelType w:val="multilevel"/>
     <w:tmpl w:val="4DF4E2F0"/>
@@ -26172,7 +28258,7 @@
       </w:rPr>
     </w:lvl>
   </w:abstractNum>
-  <w:abstractNum w:abstractNumId="177" w15:restartNumberingAfterBreak="0">
+  <w:abstractNum w:abstractNumId="191" w15:restartNumberingAfterBreak="0">
     <w:nsid w:val="72085B2C"/>
     <w:multiLevelType w:val="multilevel"/>
     <w:tmpl w:val="C75A7102"/>
@@ -26321,7 +28407,7 @@
       </w:rPr>
     </w:lvl>
   </w:abstractNum>
-  <w:abstractNum w:abstractNumId="178" w15:restartNumberingAfterBreak="0">
+  <w:abstractNum w:abstractNumId="192" w15:restartNumberingAfterBreak="0">
     <w:nsid w:val="7222497B"/>
     <w:multiLevelType w:val="multilevel"/>
     <w:tmpl w:val="519E7B5E"/>
@@ -26470,7 +28556,7 @@
       </w:rPr>
     </w:lvl>
   </w:abstractNum>
-  <w:abstractNum w:abstractNumId="179" w15:restartNumberingAfterBreak="0">
+  <w:abstractNum w:abstractNumId="193" w15:restartNumberingAfterBreak="0">
     <w:nsid w:val="725B69BC"/>
     <w:multiLevelType w:val="multilevel"/>
     <w:tmpl w:val="35186162"/>
@@ -26619,7 +28705,7 @@
       </w:rPr>
     </w:lvl>
   </w:abstractNum>
-  <w:abstractNum w:abstractNumId="180" w15:restartNumberingAfterBreak="0">
+  <w:abstractNum w:abstractNumId="194" w15:restartNumberingAfterBreak="0">
     <w:nsid w:val="72C40755"/>
     <w:multiLevelType w:val="multilevel"/>
     <w:tmpl w:val="E8DE538E"/>
@@ -26768,7 +28854,7 @@
       </w:rPr>
     </w:lvl>
   </w:abstractNum>
-  <w:abstractNum w:abstractNumId="181" w15:restartNumberingAfterBreak="0">
+  <w:abstractNum w:abstractNumId="195" w15:restartNumberingAfterBreak="0">
     <w:nsid w:val="73031D86"/>
     <w:multiLevelType w:val="multilevel"/>
     <w:tmpl w:val="C97298AC"/>
@@ -26917,7 +29003,7 @@
       </w:rPr>
     </w:lvl>
   </w:abstractNum>
-  <w:abstractNum w:abstractNumId="182" w15:restartNumberingAfterBreak="0">
+  <w:abstractNum w:abstractNumId="196" w15:restartNumberingAfterBreak="0">
     <w:nsid w:val="73416659"/>
     <w:multiLevelType w:val="multilevel"/>
     <w:tmpl w:val="57224894"/>
@@ -27030,7 +29116,7 @@
       </w:pPr>
     </w:lvl>
   </w:abstractNum>
-  <w:abstractNum w:abstractNumId="183" w15:restartNumberingAfterBreak="0">
+  <w:abstractNum w:abstractNumId="197" w15:restartNumberingAfterBreak="0">
     <w:nsid w:val="73C52DEB"/>
     <w:multiLevelType w:val="multilevel"/>
     <w:tmpl w:val="72C8BEE0"/>
@@ -27179,7 +29265,7 @@
       </w:rPr>
     </w:lvl>
   </w:abstractNum>
-  <w:abstractNum w:abstractNumId="184" w15:restartNumberingAfterBreak="0">
+  <w:abstractNum w:abstractNumId="198" w15:restartNumberingAfterBreak="0">
     <w:nsid w:val="743739B1"/>
     <w:multiLevelType w:val="multilevel"/>
     <w:tmpl w:val="160AF7D2"/>
@@ -27328,7 +29414,7 @@
       </w:rPr>
     </w:lvl>
   </w:abstractNum>
-  <w:abstractNum w:abstractNumId="185" w15:restartNumberingAfterBreak="0">
+  <w:abstractNum w:abstractNumId="199" w15:restartNumberingAfterBreak="0">
     <w:nsid w:val="74D57058"/>
     <w:multiLevelType w:val="multilevel"/>
     <w:tmpl w:val="5F084A1C"/>
@@ -27477,7 +29563,7 @@
       </w:rPr>
     </w:lvl>
   </w:abstractNum>
-  <w:abstractNum w:abstractNumId="186" w15:restartNumberingAfterBreak="0">
+  <w:abstractNum w:abstractNumId="200" w15:restartNumberingAfterBreak="0">
     <w:nsid w:val="75F632B3"/>
     <w:multiLevelType w:val="multilevel"/>
     <w:tmpl w:val="5ED20996"/>
@@ -27626,7 +29712,7 @@
       </w:rPr>
     </w:lvl>
   </w:abstractNum>
-  <w:abstractNum w:abstractNumId="187" w15:restartNumberingAfterBreak="0">
+  <w:abstractNum w:abstractNumId="201" w15:restartNumberingAfterBreak="0">
     <w:nsid w:val="76DE04AC"/>
     <w:multiLevelType w:val="multilevel"/>
     <w:tmpl w:val="E34A3FD2"/>
@@ -27775,7 +29861,7 @@
       </w:rPr>
     </w:lvl>
   </w:abstractNum>
-  <w:abstractNum w:abstractNumId="188" w15:restartNumberingAfterBreak="0">
+  <w:abstractNum w:abstractNumId="202" w15:restartNumberingAfterBreak="0">
     <w:nsid w:val="77152635"/>
     <w:multiLevelType w:val="multilevel"/>
     <w:tmpl w:val="15F268B0"/>
@@ -27924,7 +30010,7 @@
       </w:rPr>
     </w:lvl>
   </w:abstractNum>
-  <w:abstractNum w:abstractNumId="189" w15:restartNumberingAfterBreak="0">
+  <w:abstractNum w:abstractNumId="203" w15:restartNumberingAfterBreak="0">
     <w:nsid w:val="77303831"/>
     <w:multiLevelType w:val="multilevel"/>
     <w:tmpl w:val="C0260D6E"/>
@@ -28073,7 +30159,7 @@
       </w:rPr>
     </w:lvl>
   </w:abstractNum>
-  <w:abstractNum w:abstractNumId="190" w15:restartNumberingAfterBreak="0">
+  <w:abstractNum w:abstractNumId="204" w15:restartNumberingAfterBreak="0">
     <w:nsid w:val="77960789"/>
     <w:multiLevelType w:val="multilevel"/>
     <w:tmpl w:val="6670379C"/>
@@ -28222,7 +30308,7 @@
       </w:rPr>
     </w:lvl>
   </w:abstractNum>
-  <w:abstractNum w:abstractNumId="191" w15:restartNumberingAfterBreak="0">
+  <w:abstractNum w:abstractNumId="205" w15:restartNumberingAfterBreak="0">
     <w:nsid w:val="77F375D2"/>
     <w:multiLevelType w:val="multilevel"/>
     <w:tmpl w:val="B338FEC8"/>
@@ -28371,7 +30457,7 @@
       </w:rPr>
     </w:lvl>
   </w:abstractNum>
-  <w:abstractNum w:abstractNumId="192" w15:restartNumberingAfterBreak="0">
+  <w:abstractNum w:abstractNumId="206" w15:restartNumberingAfterBreak="0">
     <w:nsid w:val="77F4107C"/>
     <w:multiLevelType w:val="multilevel"/>
     <w:tmpl w:val="3CA86520"/>
@@ -28484,7 +30570,7 @@
       </w:pPr>
     </w:lvl>
   </w:abstractNum>
-  <w:abstractNum w:abstractNumId="193" w15:restartNumberingAfterBreak="0">
+  <w:abstractNum w:abstractNumId="207" w15:restartNumberingAfterBreak="0">
     <w:nsid w:val="77FE0CEB"/>
     <w:multiLevelType w:val="multilevel"/>
     <w:tmpl w:val="A15CB524"/>
@@ -28633,7 +30719,7 @@
       </w:rPr>
     </w:lvl>
   </w:abstractNum>
-  <w:abstractNum w:abstractNumId="194" w15:restartNumberingAfterBreak="0">
+  <w:abstractNum w:abstractNumId="208" w15:restartNumberingAfterBreak="0">
     <w:nsid w:val="780E7C55"/>
     <w:multiLevelType w:val="multilevel"/>
     <w:tmpl w:val="2036345A"/>
@@ -28782,7 +30868,7 @@
       </w:rPr>
     </w:lvl>
   </w:abstractNum>
-  <w:abstractNum w:abstractNumId="195" w15:restartNumberingAfterBreak="0">
+  <w:abstractNum w:abstractNumId="209" w15:restartNumberingAfterBreak="0">
     <w:nsid w:val="78FA53D1"/>
     <w:multiLevelType w:val="multilevel"/>
     <w:tmpl w:val="781EB26A"/>
@@ -28931,7 +31017,7 @@
       </w:rPr>
     </w:lvl>
   </w:abstractNum>
-  <w:abstractNum w:abstractNumId="196" w15:restartNumberingAfterBreak="0">
+  <w:abstractNum w:abstractNumId="210" w15:restartNumberingAfterBreak="0">
     <w:nsid w:val="793829AD"/>
     <w:multiLevelType w:val="multilevel"/>
     <w:tmpl w:val="F358F6E2"/>
@@ -29080,7 +31166,7 @@
       </w:rPr>
     </w:lvl>
   </w:abstractNum>
-  <w:abstractNum w:abstractNumId="197" w15:restartNumberingAfterBreak="0">
+  <w:abstractNum w:abstractNumId="211" w15:restartNumberingAfterBreak="0">
     <w:nsid w:val="7A281F96"/>
     <w:multiLevelType w:val="multilevel"/>
     <w:tmpl w:val="ED2C73EA"/>
@@ -29229,7 +31315,7 @@
       </w:rPr>
     </w:lvl>
   </w:abstractNum>
-  <w:abstractNum w:abstractNumId="198" w15:restartNumberingAfterBreak="0">
+  <w:abstractNum w:abstractNumId="212" w15:restartNumberingAfterBreak="0">
     <w:nsid w:val="7A2D6E96"/>
     <w:multiLevelType w:val="multilevel"/>
     <w:tmpl w:val="65C26114"/>
@@ -29378,7 +31464,7 @@
       </w:rPr>
     </w:lvl>
   </w:abstractNum>
-  <w:abstractNum w:abstractNumId="199" w15:restartNumberingAfterBreak="0">
+  <w:abstractNum w:abstractNumId="213" w15:restartNumberingAfterBreak="0">
     <w:nsid w:val="7A5F64FF"/>
     <w:multiLevelType w:val="multilevel"/>
     <w:tmpl w:val="8FAE7F16"/>
@@ -29527,7 +31613,7 @@
       </w:rPr>
     </w:lvl>
   </w:abstractNum>
-  <w:abstractNum w:abstractNumId="200" w15:restartNumberingAfterBreak="0">
+  <w:abstractNum w:abstractNumId="214" w15:restartNumberingAfterBreak="0">
     <w:nsid w:val="7ABC581D"/>
     <w:multiLevelType w:val="multilevel"/>
     <w:tmpl w:val="1BE46B58"/>
@@ -29676,7 +31762,7 @@
       </w:rPr>
     </w:lvl>
   </w:abstractNum>
-  <w:abstractNum w:abstractNumId="201" w15:restartNumberingAfterBreak="0">
+  <w:abstractNum w:abstractNumId="215" w15:restartNumberingAfterBreak="0">
     <w:nsid w:val="7ABD7D7D"/>
     <w:multiLevelType w:val="multilevel"/>
     <w:tmpl w:val="E29ACDEA"/>
@@ -29825,7 +31911,7 @@
       </w:rPr>
     </w:lvl>
   </w:abstractNum>
-  <w:abstractNum w:abstractNumId="202" w15:restartNumberingAfterBreak="0">
+  <w:abstractNum w:abstractNumId="216" w15:restartNumberingAfterBreak="0">
     <w:nsid w:val="7C192B2B"/>
     <w:multiLevelType w:val="multilevel"/>
     <w:tmpl w:val="8D1265DC"/>
@@ -29974,7 +32060,7 @@
       </w:rPr>
     </w:lvl>
   </w:abstractNum>
-  <w:abstractNum w:abstractNumId="203" w15:restartNumberingAfterBreak="0">
+  <w:abstractNum w:abstractNumId="217" w15:restartNumberingAfterBreak="0">
     <w:nsid w:val="7C75741C"/>
     <w:multiLevelType w:val="multilevel"/>
     <w:tmpl w:val="713C754E"/>
@@ -30123,7 +32209,7 @@
       </w:rPr>
     </w:lvl>
   </w:abstractNum>
-  <w:abstractNum w:abstractNumId="204" w15:restartNumberingAfterBreak="0">
+  <w:abstractNum w:abstractNumId="218" w15:restartNumberingAfterBreak="0">
     <w:nsid w:val="7CCF5EE9"/>
     <w:multiLevelType w:val="multilevel"/>
     <w:tmpl w:val="9482A978"/>
@@ -30272,7 +32358,156 @@
       </w:rPr>
     </w:lvl>
   </w:abstractNum>
-  <w:abstractNum w:abstractNumId="205" w15:restartNumberingAfterBreak="0">
+  <w:abstractNum w:abstractNumId="219" w15:restartNumberingAfterBreak="0">
+    <w:nsid w:val="7CD4173E"/>
+    <w:multiLevelType w:val="multilevel"/>
+    <w:tmpl w:val="AF5CCDCA"/>
+    <w:lvl w:ilvl="0">
+      <w:start w:val="1"/>
+      <w:numFmt w:val="bullet"/>
+      <w:lvlText w:val=""/>
+      <w:lvlJc w:val="left"/>
+      <w:pPr>
+        <w:tabs>
+          <w:tab w:val="num" w:pos="720"/>
+        </w:tabs>
+        <w:ind w:left="720" w:hanging="360"/>
+      </w:pPr>
+      <w:rPr>
+        <w:rFonts w:ascii="Symbol" w:hAnsi="Symbol" w:hint="default"/>
+        <w:sz w:val="20"/>
+      </w:rPr>
+    </w:lvl>
+    <w:lvl w:ilvl="1" w:tentative="1">
+      <w:start w:val="1"/>
+      <w:numFmt w:val="bullet"/>
+      <w:lvlText w:val="o"/>
+      <w:lvlJc w:val="left"/>
+      <w:pPr>
+        <w:tabs>
+          <w:tab w:val="num" w:pos="1440"/>
+        </w:tabs>
+        <w:ind w:left="1440" w:hanging="360"/>
+      </w:pPr>
+      <w:rPr>
+        <w:rFonts w:ascii="Courier New" w:hAnsi="Courier New" w:hint="default"/>
+        <w:sz w:val="20"/>
+      </w:rPr>
+    </w:lvl>
+    <w:lvl w:ilvl="2" w:tentative="1">
+      <w:start w:val="1"/>
+      <w:numFmt w:val="bullet"/>
+      <w:lvlText w:val=""/>
+      <w:lvlJc w:val="left"/>
+      <w:pPr>
+        <w:tabs>
+          <w:tab w:val="num" w:pos="2160"/>
+        </w:tabs>
+        <w:ind w:left="2160" w:hanging="360"/>
+      </w:pPr>
+      <w:rPr>
+        <w:rFonts w:ascii="Wingdings" w:hAnsi="Wingdings" w:hint="default"/>
+        <w:sz w:val="20"/>
+      </w:rPr>
+    </w:lvl>
+    <w:lvl w:ilvl="3" w:tentative="1">
+      <w:start w:val="1"/>
+      <w:numFmt w:val="bullet"/>
+      <w:lvlText w:val=""/>
+      <w:lvlJc w:val="left"/>
+      <w:pPr>
+        <w:tabs>
+          <w:tab w:val="num" w:pos="2880"/>
+        </w:tabs>
+        <w:ind w:left="2880" w:hanging="360"/>
+      </w:pPr>
+      <w:rPr>
+        <w:rFonts w:ascii="Wingdings" w:hAnsi="Wingdings" w:hint="default"/>
+        <w:sz w:val="20"/>
+      </w:rPr>
+    </w:lvl>
+    <w:lvl w:ilvl="4" w:tentative="1">
+      <w:start w:val="1"/>
+      <w:numFmt w:val="bullet"/>
+      <w:lvlText w:val=""/>
+      <w:lvlJc w:val="left"/>
+      <w:pPr>
+        <w:tabs>
+          <w:tab w:val="num" w:pos="3600"/>
+        </w:tabs>
+        <w:ind w:left="3600" w:hanging="360"/>
+      </w:pPr>
+      <w:rPr>
+        <w:rFonts w:ascii="Wingdings" w:hAnsi="Wingdings" w:hint="default"/>
+        <w:sz w:val="20"/>
+      </w:rPr>
+    </w:lvl>
+    <w:lvl w:ilvl="5" w:tentative="1">
+      <w:start w:val="1"/>
+      <w:numFmt w:val="bullet"/>
+      <w:lvlText w:val=""/>
+      <w:lvlJc w:val="left"/>
+      <w:pPr>
+        <w:tabs>
+          <w:tab w:val="num" w:pos="4320"/>
+        </w:tabs>
+        <w:ind w:left="4320" w:hanging="360"/>
+      </w:pPr>
+      <w:rPr>
+        <w:rFonts w:ascii="Wingdings" w:hAnsi="Wingdings" w:hint="default"/>
+        <w:sz w:val="20"/>
+      </w:rPr>
+    </w:lvl>
+    <w:lvl w:ilvl="6" w:tentative="1">
+      <w:start w:val="1"/>
+      <w:numFmt w:val="bullet"/>
+      <w:lvlText w:val=""/>
+      <w:lvlJc w:val="left"/>
+      <w:pPr>
+        <w:tabs>
+          <w:tab w:val="num" w:pos="5040"/>
+        </w:tabs>
+        <w:ind w:left="5040" w:hanging="360"/>
+      </w:pPr>
+      <w:rPr>
+        <w:rFonts w:ascii="Wingdings" w:hAnsi="Wingdings" w:hint="default"/>
+        <w:sz w:val="20"/>
+      </w:rPr>
+    </w:lvl>
+    <w:lvl w:ilvl="7" w:tentative="1">
+      <w:start w:val="1"/>
+      <w:numFmt w:val="bullet"/>
+      <w:lvlText w:val=""/>
+      <w:lvlJc w:val="left"/>
+      <w:pPr>
+        <w:tabs>
+          <w:tab w:val="num" w:pos="5760"/>
+        </w:tabs>
+        <w:ind w:left="5760" w:hanging="360"/>
+      </w:pPr>
+      <w:rPr>
+        <w:rFonts w:ascii="Wingdings" w:hAnsi="Wingdings" w:hint="default"/>
+        <w:sz w:val="20"/>
+      </w:rPr>
+    </w:lvl>
+    <w:lvl w:ilvl="8" w:tentative="1">
+      <w:start w:val="1"/>
+      <w:numFmt w:val="bullet"/>
+      <w:lvlText w:val=""/>
+      <w:lvlJc w:val="left"/>
+      <w:pPr>
+        <w:tabs>
+          <w:tab w:val="num" w:pos="6480"/>
+        </w:tabs>
+        <w:ind w:left="6480" w:hanging="360"/>
+      </w:pPr>
+      <w:rPr>
+        <w:rFonts w:ascii="Wingdings" w:hAnsi="Wingdings" w:hint="default"/>
+        <w:sz w:val="20"/>
+      </w:rPr>
+    </w:lvl>
+  </w:abstractNum>
+  <w:abstractNum w:abstractNumId="220" w15:restartNumberingAfterBreak="0">
     <w:nsid w:val="7DA90892"/>
     <w:multiLevelType w:val="multilevel"/>
     <w:tmpl w:val="06AA1E54"/>
@@ -30421,7 +32656,7 @@
       </w:rPr>
     </w:lvl>
   </w:abstractNum>
-  <w:abstractNum w:abstractNumId="206" w15:restartNumberingAfterBreak="0">
+  <w:abstractNum w:abstractNumId="221" w15:restartNumberingAfterBreak="0">
     <w:nsid w:val="7DC24E04"/>
     <w:multiLevelType w:val="multilevel"/>
     <w:tmpl w:val="7270B556"/>
@@ -30534,7 +32769,7 @@
       </w:pPr>
     </w:lvl>
   </w:abstractNum>
-  <w:abstractNum w:abstractNumId="207" w15:restartNumberingAfterBreak="0">
+  <w:abstractNum w:abstractNumId="222" w15:restartNumberingAfterBreak="0">
     <w:nsid w:val="7E5B46EA"/>
     <w:multiLevelType w:val="multilevel"/>
     <w:tmpl w:val="955696B8"/>
@@ -30683,7 +32918,7 @@
       </w:rPr>
     </w:lvl>
   </w:abstractNum>
-  <w:abstractNum w:abstractNumId="208" w15:restartNumberingAfterBreak="0">
+  <w:abstractNum w:abstractNumId="223" w15:restartNumberingAfterBreak="0">
     <w:nsid w:val="7E6E1B76"/>
     <w:multiLevelType w:val="multilevel"/>
     <w:tmpl w:val="5CB2A7E4"/>
@@ -30832,7 +33067,156 @@
       </w:rPr>
     </w:lvl>
   </w:abstractNum>
-  <w:abstractNum w:abstractNumId="209" w15:restartNumberingAfterBreak="0">
+  <w:abstractNum w:abstractNumId="224" w15:restartNumberingAfterBreak="0">
+    <w:nsid w:val="7E77622E"/>
+    <w:multiLevelType w:val="multilevel"/>
+    <w:tmpl w:val="A43AC568"/>
+    <w:lvl w:ilvl="0">
+      <w:start w:val="1"/>
+      <w:numFmt w:val="bullet"/>
+      <w:lvlText w:val=""/>
+      <w:lvlJc w:val="left"/>
+      <w:pPr>
+        <w:tabs>
+          <w:tab w:val="num" w:pos="720"/>
+        </w:tabs>
+        <w:ind w:left="720" w:hanging="360"/>
+      </w:pPr>
+      <w:rPr>
+        <w:rFonts w:ascii="Symbol" w:hAnsi="Symbol" w:hint="default"/>
+        <w:sz w:val="20"/>
+      </w:rPr>
+    </w:lvl>
+    <w:lvl w:ilvl="1" w:tentative="1">
+      <w:start w:val="1"/>
+      <w:numFmt w:val="bullet"/>
+      <w:lvlText w:val="o"/>
+      <w:lvlJc w:val="left"/>
+      <w:pPr>
+        <w:tabs>
+          <w:tab w:val="num" w:pos="1440"/>
+        </w:tabs>
+        <w:ind w:left="1440" w:hanging="360"/>
+      </w:pPr>
+      <w:rPr>
+        <w:rFonts w:ascii="Courier New" w:hAnsi="Courier New" w:hint="default"/>
+        <w:sz w:val="20"/>
+      </w:rPr>
+    </w:lvl>
+    <w:lvl w:ilvl="2" w:tentative="1">
+      <w:start w:val="1"/>
+      <w:numFmt w:val="bullet"/>
+      <w:lvlText w:val=""/>
+      <w:lvlJc w:val="left"/>
+      <w:pPr>
+        <w:tabs>
+          <w:tab w:val="num" w:pos="2160"/>
+        </w:tabs>
+        <w:ind w:left="2160" w:hanging="360"/>
+      </w:pPr>
+      <w:rPr>
+        <w:rFonts w:ascii="Wingdings" w:hAnsi="Wingdings" w:hint="default"/>
+        <w:sz w:val="20"/>
+      </w:rPr>
+    </w:lvl>
+    <w:lvl w:ilvl="3" w:tentative="1">
+      <w:start w:val="1"/>
+      <w:numFmt w:val="bullet"/>
+      <w:lvlText w:val=""/>
+      <w:lvlJc w:val="left"/>
+      <w:pPr>
+        <w:tabs>
+          <w:tab w:val="num" w:pos="2880"/>
+        </w:tabs>
+        <w:ind w:left="2880" w:hanging="360"/>
+      </w:pPr>
+      <w:rPr>
+        <w:rFonts w:ascii="Wingdings" w:hAnsi="Wingdings" w:hint="default"/>
+        <w:sz w:val="20"/>
+      </w:rPr>
+    </w:lvl>
+    <w:lvl w:ilvl="4" w:tentative="1">
+      <w:start w:val="1"/>
+      <w:numFmt w:val="bullet"/>
+      <w:lvlText w:val=""/>
+      <w:lvlJc w:val="left"/>
+      <w:pPr>
+        <w:tabs>
+          <w:tab w:val="num" w:pos="3600"/>
+        </w:tabs>
+        <w:ind w:left="3600" w:hanging="360"/>
+      </w:pPr>
+      <w:rPr>
+        <w:rFonts w:ascii="Wingdings" w:hAnsi="Wingdings" w:hint="default"/>
+        <w:sz w:val="20"/>
+      </w:rPr>
+    </w:lvl>
+    <w:lvl w:ilvl="5" w:tentative="1">
+      <w:start w:val="1"/>
+      <w:numFmt w:val="bullet"/>
+      <w:lvlText w:val=""/>
+      <w:lvlJc w:val="left"/>
+      <w:pPr>
+        <w:tabs>
+          <w:tab w:val="num" w:pos="4320"/>
+        </w:tabs>
+        <w:ind w:left="4320" w:hanging="360"/>
+      </w:pPr>
+      <w:rPr>
+        <w:rFonts w:ascii="Wingdings" w:hAnsi="Wingdings" w:hint="default"/>
+        <w:sz w:val="20"/>
+      </w:rPr>
+    </w:lvl>
+    <w:lvl w:ilvl="6" w:tentative="1">
+      <w:start w:val="1"/>
+      <w:numFmt w:val="bullet"/>
+      <w:lvlText w:val=""/>
+      <w:lvlJc w:val="left"/>
+      <w:pPr>
+        <w:tabs>
+          <w:tab w:val="num" w:pos="5040"/>
+        </w:tabs>
+        <w:ind w:left="5040" w:hanging="360"/>
+      </w:pPr>
+      <w:rPr>
+        <w:rFonts w:ascii="Wingdings" w:hAnsi="Wingdings" w:hint="default"/>
+        <w:sz w:val="20"/>
+      </w:rPr>
+    </w:lvl>
+    <w:lvl w:ilvl="7" w:tentative="1">
+      <w:start w:val="1"/>
+      <w:numFmt w:val="bullet"/>
+      <w:lvlText w:val=""/>
+      <w:lvlJc w:val="left"/>
+      <w:pPr>
+        <w:tabs>
+          <w:tab w:val="num" w:pos="5760"/>
+        </w:tabs>
+        <w:ind w:left="5760" w:hanging="360"/>
+      </w:pPr>
+      <w:rPr>
+        <w:rFonts w:ascii="Wingdings" w:hAnsi="Wingdings" w:hint="default"/>
+        <w:sz w:val="20"/>
+      </w:rPr>
+    </w:lvl>
+    <w:lvl w:ilvl="8" w:tentative="1">
+      <w:start w:val="1"/>
+      <w:numFmt w:val="bullet"/>
+      <w:lvlText w:val=""/>
+      <w:lvlJc w:val="left"/>
+      <w:pPr>
+        <w:tabs>
+          <w:tab w:val="num" w:pos="6480"/>
+        </w:tabs>
+        <w:ind w:left="6480" w:hanging="360"/>
+      </w:pPr>
+      <w:rPr>
+        <w:rFonts w:ascii="Wingdings" w:hAnsi="Wingdings" w:hint="default"/>
+        <w:sz w:val="20"/>
+      </w:rPr>
+    </w:lvl>
+  </w:abstractNum>
+  <w:abstractNum w:abstractNumId="225" w15:restartNumberingAfterBreak="0">
     <w:nsid w:val="7EBC3B1D"/>
     <w:multiLevelType w:val="multilevel"/>
     <w:tmpl w:val="15744FF4"/>
@@ -30982,268 +33366,268 @@
     </w:lvl>
   </w:abstractNum>
   <w:num w:numId="1" w16cid:durableId="1798835083">
-    <w:abstractNumId w:val="49"/>
+    <w:abstractNumId w:val="52"/>
   </w:num>
   <w:num w:numId="2" w16cid:durableId="162749267">
     <w:abstractNumId w:val="11"/>
   </w:num>
   <w:num w:numId="3" w16cid:durableId="106849234">
-    <w:abstractNumId w:val="40"/>
+    <w:abstractNumId w:val="42"/>
   </w:num>
   <w:num w:numId="4" w16cid:durableId="921716634">
-    <w:abstractNumId w:val="105"/>
+    <w:abstractNumId w:val="111"/>
   </w:num>
   <w:num w:numId="5" w16cid:durableId="643118380">
-    <w:abstractNumId w:val="41"/>
+    <w:abstractNumId w:val="43"/>
   </w:num>
   <w:num w:numId="6" w16cid:durableId="802386548">
-    <w:abstractNumId w:val="129"/>
+    <w:abstractNumId w:val="139"/>
   </w:num>
   <w:num w:numId="7" w16cid:durableId="1385981368">
-    <w:abstractNumId w:val="159"/>
+    <w:abstractNumId w:val="173"/>
   </w:num>
   <w:num w:numId="8" w16cid:durableId="1277368665">
-    <w:abstractNumId w:val="44"/>
+    <w:abstractNumId w:val="46"/>
   </w:num>
   <w:num w:numId="9" w16cid:durableId="805313709">
-    <w:abstractNumId w:val="117"/>
+    <w:abstractNumId w:val="124"/>
   </w:num>
   <w:num w:numId="10" w16cid:durableId="1988514896">
     <w:abstractNumId w:val="14"/>
   </w:num>
   <w:num w:numId="11" w16cid:durableId="805858528">
-    <w:abstractNumId w:val="95"/>
+    <w:abstractNumId w:val="101"/>
   </w:num>
   <w:num w:numId="12" w16cid:durableId="809329421">
-    <w:abstractNumId w:val="63"/>
+    <w:abstractNumId w:val="67"/>
   </w:num>
   <w:num w:numId="13" w16cid:durableId="437798236">
-    <w:abstractNumId w:val="76"/>
+    <w:abstractNumId w:val="80"/>
   </w:num>
   <w:num w:numId="14" w16cid:durableId="504251153">
-    <w:abstractNumId w:val="121"/>
+    <w:abstractNumId w:val="130"/>
   </w:num>
   <w:num w:numId="15" w16cid:durableId="511771826">
-    <w:abstractNumId w:val="110"/>
+    <w:abstractNumId w:val="117"/>
   </w:num>
   <w:num w:numId="16" w16cid:durableId="936057981">
-    <w:abstractNumId w:val="19"/>
+    <w:abstractNumId w:val="20"/>
   </w:num>
   <w:num w:numId="17" w16cid:durableId="1592201596">
-    <w:abstractNumId w:val="190"/>
+    <w:abstractNumId w:val="204"/>
   </w:num>
   <w:num w:numId="18" w16cid:durableId="1718818382">
-    <w:abstractNumId w:val="80"/>
+    <w:abstractNumId w:val="84"/>
   </w:num>
   <w:num w:numId="19" w16cid:durableId="2134597170">
-    <w:abstractNumId w:val="180"/>
+    <w:abstractNumId w:val="194"/>
   </w:num>
   <w:num w:numId="20" w16cid:durableId="2109306182">
-    <w:abstractNumId w:val="29"/>
+    <w:abstractNumId w:val="30"/>
   </w:num>
   <w:num w:numId="21" w16cid:durableId="847251948">
-    <w:abstractNumId w:val="141"/>
+    <w:abstractNumId w:val="153"/>
   </w:num>
   <w:num w:numId="22" w16cid:durableId="2098213051">
-    <w:abstractNumId w:val="146"/>
+    <w:abstractNumId w:val="159"/>
   </w:num>
   <w:num w:numId="23" w16cid:durableId="1540239505">
-    <w:abstractNumId w:val="74"/>
+    <w:abstractNumId w:val="78"/>
   </w:num>
   <w:num w:numId="24" w16cid:durableId="1358435097">
-    <w:abstractNumId w:val="209"/>
+    <w:abstractNumId w:val="225"/>
   </w:num>
   <w:num w:numId="25" w16cid:durableId="1851792364">
-    <w:abstractNumId w:val="39"/>
+    <w:abstractNumId w:val="40"/>
   </w:num>
   <w:num w:numId="26" w16cid:durableId="848062712">
-    <w:abstractNumId w:val="178"/>
+    <w:abstractNumId w:val="192"/>
   </w:num>
   <w:num w:numId="27" w16cid:durableId="352801060">
-    <w:abstractNumId w:val="47"/>
+    <w:abstractNumId w:val="50"/>
   </w:num>
   <w:num w:numId="28" w16cid:durableId="417944735">
-    <w:abstractNumId w:val="87"/>
+    <w:abstractNumId w:val="91"/>
   </w:num>
   <w:num w:numId="29" w16cid:durableId="700319978">
-    <w:abstractNumId w:val="116"/>
+    <w:abstractNumId w:val="123"/>
   </w:num>
   <w:num w:numId="30" w16cid:durableId="2123374843">
-    <w:abstractNumId w:val="31"/>
+    <w:abstractNumId w:val="32"/>
   </w:num>
   <w:num w:numId="31" w16cid:durableId="646591884">
-    <w:abstractNumId w:val="169"/>
+    <w:abstractNumId w:val="183"/>
   </w:num>
   <w:num w:numId="32" w16cid:durableId="2091612383">
-    <w:abstractNumId w:val="192"/>
+    <w:abstractNumId w:val="206"/>
   </w:num>
   <w:num w:numId="33" w16cid:durableId="1013648160">
-    <w:abstractNumId w:val="143"/>
+    <w:abstractNumId w:val="155"/>
   </w:num>
   <w:num w:numId="34" w16cid:durableId="1051416210">
-    <w:abstractNumId w:val="179"/>
+    <w:abstractNumId w:val="193"/>
   </w:num>
   <w:num w:numId="35" w16cid:durableId="1379621320">
-    <w:abstractNumId w:val="37"/>
+    <w:abstractNumId w:val="38"/>
   </w:num>
   <w:num w:numId="36" w16cid:durableId="2089812624">
-    <w:abstractNumId w:val="186"/>
+    <w:abstractNumId w:val="200"/>
   </w:num>
   <w:num w:numId="37" w16cid:durableId="146554751">
     <w:abstractNumId w:val="5"/>
   </w:num>
   <w:num w:numId="38" w16cid:durableId="625476288">
-    <w:abstractNumId w:val="206"/>
+    <w:abstractNumId w:val="221"/>
   </w:num>
   <w:num w:numId="39" w16cid:durableId="187835121">
-    <w:abstractNumId w:val="119"/>
+    <w:abstractNumId w:val="128"/>
   </w:num>
   <w:num w:numId="40" w16cid:durableId="964313490">
-    <w:abstractNumId w:val="127"/>
+    <w:abstractNumId w:val="137"/>
   </w:num>
   <w:num w:numId="41" w16cid:durableId="465390967">
     <w:abstractNumId w:val="12"/>
   </w:num>
   <w:num w:numId="42" w16cid:durableId="62413350">
+    <w:abstractNumId w:val="22"/>
+  </w:num>
+  <w:num w:numId="43" w16cid:durableId="1686983120">
+    <w:abstractNumId w:val="190"/>
+  </w:num>
+  <w:num w:numId="44" w16cid:durableId="1649435073">
+    <w:abstractNumId w:val="196"/>
+  </w:num>
+  <w:num w:numId="45" w16cid:durableId="1022634328">
+    <w:abstractNumId w:val="121"/>
+  </w:num>
+  <w:num w:numId="46" w16cid:durableId="2058627270">
+    <w:abstractNumId w:val="44"/>
+  </w:num>
+  <w:num w:numId="47" w16cid:durableId="1965185811">
+    <w:abstractNumId w:val="98"/>
+  </w:num>
+  <w:num w:numId="48" w16cid:durableId="907761303">
+    <w:abstractNumId w:val="106"/>
+  </w:num>
+  <w:num w:numId="49" w16cid:durableId="1799836983">
+    <w:abstractNumId w:val="82"/>
+  </w:num>
+  <w:num w:numId="50" w16cid:durableId="1347637296">
+    <w:abstractNumId w:val="180"/>
+  </w:num>
+  <w:num w:numId="51" w16cid:durableId="1610620115">
+    <w:abstractNumId w:val="212"/>
+  </w:num>
+  <w:num w:numId="52" w16cid:durableId="468137445">
     <w:abstractNumId w:val="21"/>
   </w:num>
-  <w:num w:numId="43" w16cid:durableId="1686983120">
-    <w:abstractNumId w:val="176"/>
+  <w:num w:numId="53" w16cid:durableId="1172375643">
+    <w:abstractNumId w:val="214"/>
   </w:num>
-  <w:num w:numId="44" w16cid:durableId="1649435073">
-    <w:abstractNumId w:val="182"/>
+  <w:num w:numId="54" w16cid:durableId="803620490">
+    <w:abstractNumId w:val="211"/>
   </w:num>
-  <w:num w:numId="45" w16cid:durableId="1022634328">
-    <w:abstractNumId w:val="114"/>
+  <w:num w:numId="55" w16cid:durableId="1652447022">
+    <w:abstractNumId w:val="168"/>
   </w:num>
-  <w:num w:numId="46" w16cid:durableId="2058627270">
-    <w:abstractNumId w:val="42"/>
+  <w:num w:numId="56" w16cid:durableId="730008728">
+    <w:abstractNumId w:val="25"/>
   </w:num>
-  <w:num w:numId="47" w16cid:durableId="1965185811">
-    <w:abstractNumId w:val="92"/>
+  <w:num w:numId="57" w16cid:durableId="1893806844">
+    <w:abstractNumId w:val="218"/>
   </w:num>
-  <w:num w:numId="48" w16cid:durableId="907761303">
+  <w:num w:numId="58" w16cid:durableId="792214458">
+    <w:abstractNumId w:val="56"/>
+  </w:num>
+  <w:num w:numId="59" w16cid:durableId="1875800360">
+    <w:abstractNumId w:val="119"/>
+  </w:num>
+  <w:num w:numId="60" w16cid:durableId="1622806707">
+    <w:abstractNumId w:val="156"/>
+  </w:num>
+  <w:num w:numId="61" w16cid:durableId="1019817817">
     <w:abstractNumId w:val="100"/>
   </w:num>
-  <w:num w:numId="49" w16cid:durableId="1799836983">
-    <w:abstractNumId w:val="78"/>
-  </w:num>
-  <w:num w:numId="50" w16cid:durableId="1347637296">
-    <w:abstractNumId w:val="166"/>
-  </w:num>
-  <w:num w:numId="51" w16cid:durableId="1610620115">
-    <w:abstractNumId w:val="198"/>
-  </w:num>
-  <w:num w:numId="52" w16cid:durableId="468137445">
-    <w:abstractNumId w:val="20"/>
-  </w:num>
-  <w:num w:numId="53" w16cid:durableId="1172375643">
-    <w:abstractNumId w:val="200"/>
-  </w:num>
-  <w:num w:numId="54" w16cid:durableId="803620490">
-    <w:abstractNumId w:val="197"/>
-  </w:num>
-  <w:num w:numId="55" w16cid:durableId="1652447022">
-    <w:abstractNumId w:val="154"/>
-  </w:num>
-  <w:num w:numId="56" w16cid:durableId="730008728">
-    <w:abstractNumId w:val="24"/>
-  </w:num>
-  <w:num w:numId="57" w16cid:durableId="1893806844">
-    <w:abstractNumId w:val="204"/>
-  </w:num>
-  <w:num w:numId="58" w16cid:durableId="792214458">
-    <w:abstractNumId w:val="53"/>
-  </w:num>
-  <w:num w:numId="59" w16cid:durableId="1875800360">
-    <w:abstractNumId w:val="112"/>
-  </w:num>
-  <w:num w:numId="60" w16cid:durableId="1622806707">
-    <w:abstractNumId w:val="144"/>
-  </w:num>
-  <w:num w:numId="61" w16cid:durableId="1019817817">
-    <w:abstractNumId w:val="94"/>
-  </w:num>
   <w:num w:numId="62" w16cid:durableId="1992446500">
-    <w:abstractNumId w:val="54"/>
+    <w:abstractNumId w:val="57"/>
   </w:num>
   <w:num w:numId="63" w16cid:durableId="395974815">
-    <w:abstractNumId w:val="83"/>
+    <w:abstractNumId w:val="87"/>
   </w:num>
   <w:num w:numId="64" w16cid:durableId="1898662636">
-    <w:abstractNumId w:val="25"/>
+    <w:abstractNumId w:val="26"/>
   </w:num>
   <w:num w:numId="65" w16cid:durableId="1474450074">
-    <w:abstractNumId w:val="22"/>
+    <w:abstractNumId w:val="23"/>
   </w:num>
   <w:num w:numId="66" w16cid:durableId="33774365">
-    <w:abstractNumId w:val="113"/>
+    <w:abstractNumId w:val="120"/>
   </w:num>
   <w:num w:numId="67" w16cid:durableId="1426808814">
-    <w:abstractNumId w:val="75"/>
+    <w:abstractNumId w:val="79"/>
   </w:num>
   <w:num w:numId="68" w16cid:durableId="281890386">
     <w:abstractNumId w:val="3"/>
   </w:num>
   <w:num w:numId="69" w16cid:durableId="1742824763">
-    <w:abstractNumId w:val="71"/>
+    <w:abstractNumId w:val="75"/>
   </w:num>
   <w:num w:numId="70" w16cid:durableId="273679594">
-    <w:abstractNumId w:val="73"/>
+    <w:abstractNumId w:val="77"/>
   </w:num>
   <w:num w:numId="71" w16cid:durableId="456264648">
-    <w:abstractNumId w:val="103"/>
+    <w:abstractNumId w:val="109"/>
   </w:num>
   <w:num w:numId="72" w16cid:durableId="146824635">
-    <w:abstractNumId w:val="122"/>
+    <w:abstractNumId w:val="132"/>
   </w:num>
   <w:num w:numId="73" w16cid:durableId="1218466820">
-    <w:abstractNumId w:val="93"/>
+    <w:abstractNumId w:val="99"/>
   </w:num>
   <w:num w:numId="74" w16cid:durableId="593830139">
-    <w:abstractNumId w:val="131"/>
+    <w:abstractNumId w:val="141"/>
   </w:num>
   <w:num w:numId="75" w16cid:durableId="899051016">
-    <w:abstractNumId w:val="133"/>
+    <w:abstractNumId w:val="143"/>
   </w:num>
   <w:num w:numId="76" w16cid:durableId="1868328182">
-    <w:abstractNumId w:val="157"/>
+    <w:abstractNumId w:val="171"/>
   </w:num>
   <w:num w:numId="77" w16cid:durableId="197473060">
-    <w:abstractNumId w:val="162"/>
+    <w:abstractNumId w:val="176"/>
   </w:num>
   <w:num w:numId="78" w16cid:durableId="774524171">
-    <w:abstractNumId w:val="23"/>
+    <w:abstractNumId w:val="24"/>
   </w:num>
   <w:num w:numId="79" w16cid:durableId="1553997399">
-    <w:abstractNumId w:val="79"/>
+    <w:abstractNumId w:val="83"/>
   </w:num>
   <w:num w:numId="80" w16cid:durableId="488979080">
-    <w:abstractNumId w:val="38"/>
+    <w:abstractNumId w:val="39"/>
   </w:num>
   <w:num w:numId="81" w16cid:durableId="1854418702">
-    <w:abstractNumId w:val="85"/>
+    <w:abstractNumId w:val="89"/>
   </w:num>
   <w:num w:numId="82" w16cid:durableId="1583029788">
-    <w:abstractNumId w:val="187"/>
+    <w:abstractNumId w:val="201"/>
   </w:num>
   <w:num w:numId="83" w16cid:durableId="1284458127">
-    <w:abstractNumId w:val="135"/>
+    <w:abstractNumId w:val="145"/>
   </w:num>
   <w:num w:numId="84" w16cid:durableId="69275459">
-    <w:abstractNumId w:val="45"/>
+    <w:abstractNumId w:val="48"/>
   </w:num>
   <w:num w:numId="85" w16cid:durableId="1551771069">
-    <w:abstractNumId w:val="57"/>
+    <w:abstractNumId w:val="60"/>
   </w:num>
   <w:num w:numId="86" w16cid:durableId="1878152963">
-    <w:abstractNumId w:val="171"/>
+    <w:abstractNumId w:val="185"/>
   </w:num>
   <w:num w:numId="87" w16cid:durableId="945382234">
-    <w:abstractNumId w:val="106"/>
+    <w:abstractNumId w:val="112"/>
   </w:num>
   <w:num w:numId="88" w16cid:durableId="1096750448">
-    <w:abstractNumId w:val="64"/>
+    <w:abstractNumId w:val="68"/>
   </w:num>
   <w:num w:numId="89" w16cid:durableId="834496056">
     <w:abstractNumId w:val="17"/>
@@ -31252,49 +33636,49 @@
     <w:abstractNumId w:val="15"/>
   </w:num>
   <w:num w:numId="91" w16cid:durableId="466581927">
-    <w:abstractNumId w:val="35"/>
+    <w:abstractNumId w:val="36"/>
   </w:num>
   <w:num w:numId="92" w16cid:durableId="877936852">
     <w:abstractNumId w:val="2"/>
   </w:num>
   <w:num w:numId="93" w16cid:durableId="1264416038">
-    <w:abstractNumId w:val="84"/>
+    <w:abstractNumId w:val="88"/>
   </w:num>
   <w:num w:numId="94" w16cid:durableId="829447964">
-    <w:abstractNumId w:val="86"/>
+    <w:abstractNumId w:val="90"/>
   </w:num>
   <w:num w:numId="95" w16cid:durableId="136804396">
-    <w:abstractNumId w:val="175"/>
+    <w:abstractNumId w:val="189"/>
   </w:num>
   <w:num w:numId="96" w16cid:durableId="542642592">
-    <w:abstractNumId w:val="195"/>
+    <w:abstractNumId w:val="209"/>
   </w:num>
   <w:num w:numId="97" w16cid:durableId="1325008515">
-    <w:abstractNumId w:val="98"/>
+    <w:abstractNumId w:val="104"/>
   </w:num>
   <w:num w:numId="98" w16cid:durableId="1839881496">
-    <w:abstractNumId w:val="145"/>
+    <w:abstractNumId w:val="157"/>
   </w:num>
   <w:num w:numId="99" w16cid:durableId="1958635518">
     <w:abstractNumId w:val="1"/>
   </w:num>
   <w:num w:numId="100" w16cid:durableId="1217618019">
-    <w:abstractNumId w:val="189"/>
+    <w:abstractNumId w:val="203"/>
   </w:num>
   <w:num w:numId="101" w16cid:durableId="968245891">
-    <w:abstractNumId w:val="149"/>
+    <w:abstractNumId w:val="162"/>
   </w:num>
   <w:num w:numId="102" w16cid:durableId="1263143204">
-    <w:abstractNumId w:val="107"/>
+    <w:abstractNumId w:val="113"/>
   </w:num>
   <w:num w:numId="103" w16cid:durableId="1236282246">
-    <w:abstractNumId w:val="51"/>
+    <w:abstractNumId w:val="54"/>
   </w:num>
   <w:num w:numId="104" w16cid:durableId="629363071">
-    <w:abstractNumId w:val="109"/>
+    <w:abstractNumId w:val="115"/>
   </w:num>
   <w:num w:numId="105" w16cid:durableId="1006788">
-    <w:abstractNumId w:val="82"/>
+    <w:abstractNumId w:val="86"/>
   </w:num>
   <w:num w:numId="106" w16cid:durableId="244147820">
     <w:abstractNumId w:val="7"/>
@@ -31303,313 +33687,361 @@
     <w:abstractNumId w:val="16"/>
   </w:num>
   <w:num w:numId="108" w16cid:durableId="1960144471">
-    <w:abstractNumId w:val="67"/>
+    <w:abstractNumId w:val="71"/>
   </w:num>
   <w:num w:numId="109" w16cid:durableId="1559851927">
-    <w:abstractNumId w:val="207"/>
+    <w:abstractNumId w:val="222"/>
   </w:num>
   <w:num w:numId="110" w16cid:durableId="1554536127">
-    <w:abstractNumId w:val="30"/>
+    <w:abstractNumId w:val="31"/>
   </w:num>
   <w:num w:numId="111" w16cid:durableId="156195581">
-    <w:abstractNumId w:val="28"/>
+    <w:abstractNumId w:val="29"/>
   </w:num>
   <w:num w:numId="112" w16cid:durableId="2039817305">
-    <w:abstractNumId w:val="138"/>
+    <w:abstractNumId w:val="150"/>
   </w:num>
   <w:num w:numId="113" w16cid:durableId="1928073017">
-    <w:abstractNumId w:val="161"/>
+    <w:abstractNumId w:val="175"/>
   </w:num>
   <w:num w:numId="114" w16cid:durableId="790127560">
-    <w:abstractNumId w:val="32"/>
+    <w:abstractNumId w:val="33"/>
   </w:num>
   <w:num w:numId="115" w16cid:durableId="31346920">
-    <w:abstractNumId w:val="199"/>
+    <w:abstractNumId w:val="213"/>
   </w:num>
   <w:num w:numId="116" w16cid:durableId="11343034">
     <w:abstractNumId w:val="8"/>
   </w:num>
   <w:num w:numId="117" w16cid:durableId="1735809624">
-    <w:abstractNumId w:val="140"/>
+    <w:abstractNumId w:val="152"/>
   </w:num>
   <w:num w:numId="118" w16cid:durableId="1324970676">
-    <w:abstractNumId w:val="62"/>
+    <w:abstractNumId w:val="66"/>
   </w:num>
   <w:num w:numId="119" w16cid:durableId="452797359">
-    <w:abstractNumId w:val="108"/>
+    <w:abstractNumId w:val="114"/>
   </w:num>
   <w:num w:numId="120" w16cid:durableId="522475483">
-    <w:abstractNumId w:val="68"/>
+    <w:abstractNumId w:val="72"/>
   </w:num>
   <w:num w:numId="121" w16cid:durableId="1142113167">
-    <w:abstractNumId w:val="70"/>
+    <w:abstractNumId w:val="74"/>
   </w:num>
   <w:num w:numId="122" w16cid:durableId="924653674">
     <w:abstractNumId w:val="9"/>
   </w:num>
   <w:num w:numId="123" w16cid:durableId="1214853953">
-    <w:abstractNumId w:val="130"/>
+    <w:abstractNumId w:val="140"/>
   </w:num>
   <w:num w:numId="124" w16cid:durableId="1668899478">
-    <w:abstractNumId w:val="165"/>
+    <w:abstractNumId w:val="179"/>
   </w:num>
   <w:num w:numId="125" w16cid:durableId="1419517687">
-    <w:abstractNumId w:val="43"/>
+    <w:abstractNumId w:val="45"/>
   </w:num>
   <w:num w:numId="126" w16cid:durableId="861889">
-    <w:abstractNumId w:val="48"/>
+    <w:abstractNumId w:val="51"/>
   </w:num>
   <w:num w:numId="127" w16cid:durableId="961418348">
-    <w:abstractNumId w:val="153"/>
+    <w:abstractNumId w:val="167"/>
   </w:num>
   <w:num w:numId="128" w16cid:durableId="1577276532">
-    <w:abstractNumId w:val="102"/>
+    <w:abstractNumId w:val="108"/>
   </w:num>
   <w:num w:numId="129" w16cid:durableId="594942111">
-    <w:abstractNumId w:val="201"/>
+    <w:abstractNumId w:val="215"/>
   </w:num>
   <w:num w:numId="130" w16cid:durableId="967319473">
-    <w:abstractNumId w:val="152"/>
+    <w:abstractNumId w:val="166"/>
   </w:num>
   <w:num w:numId="131" w16cid:durableId="766968019">
     <w:abstractNumId w:val="18"/>
   </w:num>
   <w:num w:numId="132" w16cid:durableId="902594334">
-    <w:abstractNumId w:val="139"/>
+    <w:abstractNumId w:val="151"/>
   </w:num>
   <w:num w:numId="133" w16cid:durableId="2078815584">
-    <w:abstractNumId w:val="205"/>
+    <w:abstractNumId w:val="220"/>
   </w:num>
   <w:num w:numId="134" w16cid:durableId="680812002">
     <w:abstractNumId w:val="6"/>
   </w:num>
   <w:num w:numId="135" w16cid:durableId="307979773">
-    <w:abstractNumId w:val="202"/>
+    <w:abstractNumId w:val="216"/>
   </w:num>
   <w:num w:numId="136" w16cid:durableId="1116409218">
-    <w:abstractNumId w:val="155"/>
+    <w:abstractNumId w:val="169"/>
   </w:num>
   <w:num w:numId="137" w16cid:durableId="956182137">
-    <w:abstractNumId w:val="148"/>
+    <w:abstractNumId w:val="161"/>
   </w:num>
   <w:num w:numId="138" w16cid:durableId="1780030706">
-    <w:abstractNumId w:val="203"/>
+    <w:abstractNumId w:val="217"/>
   </w:num>
   <w:num w:numId="139" w16cid:durableId="1303080418">
-    <w:abstractNumId w:val="52"/>
+    <w:abstractNumId w:val="55"/>
   </w:num>
   <w:num w:numId="140" w16cid:durableId="649796519">
-    <w:abstractNumId w:val="46"/>
+    <w:abstractNumId w:val="49"/>
   </w:num>
   <w:num w:numId="141" w16cid:durableId="1648590043">
-    <w:abstractNumId w:val="193"/>
+    <w:abstractNumId w:val="207"/>
   </w:num>
   <w:num w:numId="142" w16cid:durableId="2049448807">
-    <w:abstractNumId w:val="101"/>
+    <w:abstractNumId w:val="107"/>
   </w:num>
   <w:num w:numId="143" w16cid:durableId="1551070899">
-    <w:abstractNumId w:val="160"/>
+    <w:abstractNumId w:val="174"/>
   </w:num>
   <w:num w:numId="144" w16cid:durableId="1174958702">
-    <w:abstractNumId w:val="50"/>
+    <w:abstractNumId w:val="53"/>
   </w:num>
   <w:num w:numId="145" w16cid:durableId="1068305762">
-    <w:abstractNumId w:val="158"/>
+    <w:abstractNumId w:val="172"/>
   </w:num>
   <w:num w:numId="146" w16cid:durableId="2057120666">
-    <w:abstractNumId w:val="34"/>
+    <w:abstractNumId w:val="35"/>
   </w:num>
   <w:num w:numId="147" w16cid:durableId="794521826">
     <w:abstractNumId w:val="0"/>
   </w:num>
   <w:num w:numId="148" w16cid:durableId="442457608">
-    <w:abstractNumId w:val="183"/>
+    <w:abstractNumId w:val="197"/>
   </w:num>
   <w:num w:numId="149" w16cid:durableId="1730610585">
+    <w:abstractNumId w:val="63"/>
+  </w:num>
+  <w:num w:numId="150" w16cid:durableId="913583879">
     <w:abstractNumId w:val="59"/>
   </w:num>
-  <w:num w:numId="150" w16cid:durableId="913583879">
-    <w:abstractNumId w:val="56"/>
-  </w:num>
   <w:num w:numId="151" w16cid:durableId="1605726650">
-    <w:abstractNumId w:val="99"/>
+    <w:abstractNumId w:val="105"/>
   </w:num>
   <w:num w:numId="152" w16cid:durableId="1297222125">
-    <w:abstractNumId w:val="181"/>
+    <w:abstractNumId w:val="195"/>
   </w:num>
   <w:num w:numId="153" w16cid:durableId="1540512536">
     <w:abstractNumId w:val="4"/>
   </w:num>
   <w:num w:numId="154" w16cid:durableId="1676955912">
-    <w:abstractNumId w:val="174"/>
+    <w:abstractNumId w:val="188"/>
   </w:num>
   <w:num w:numId="155" w16cid:durableId="1421414561">
-    <w:abstractNumId w:val="194"/>
+    <w:abstractNumId w:val="208"/>
   </w:num>
   <w:num w:numId="156" w16cid:durableId="576331122">
-    <w:abstractNumId w:val="65"/>
+    <w:abstractNumId w:val="69"/>
   </w:num>
   <w:num w:numId="157" w16cid:durableId="590621449">
-    <w:abstractNumId w:val="115"/>
+    <w:abstractNumId w:val="122"/>
   </w:num>
   <w:num w:numId="158" w16cid:durableId="1172986573">
-    <w:abstractNumId w:val="88"/>
+    <w:abstractNumId w:val="93"/>
   </w:num>
   <w:num w:numId="159" w16cid:durableId="718672507">
-    <w:abstractNumId w:val="60"/>
+    <w:abstractNumId w:val="64"/>
   </w:num>
   <w:num w:numId="160" w16cid:durableId="1374303784">
-    <w:abstractNumId w:val="132"/>
+    <w:abstractNumId w:val="142"/>
   </w:num>
   <w:num w:numId="161" w16cid:durableId="1166941070">
-    <w:abstractNumId w:val="185"/>
+    <w:abstractNumId w:val="199"/>
   </w:num>
   <w:num w:numId="162" w16cid:durableId="823819064">
-    <w:abstractNumId w:val="172"/>
+    <w:abstractNumId w:val="186"/>
   </w:num>
   <w:num w:numId="163" w16cid:durableId="1330212085">
-    <w:abstractNumId w:val="168"/>
+    <w:abstractNumId w:val="182"/>
   </w:num>
   <w:num w:numId="164" w16cid:durableId="1787697208">
-    <w:abstractNumId w:val="170"/>
+    <w:abstractNumId w:val="184"/>
   </w:num>
   <w:num w:numId="165" w16cid:durableId="1681202902">
-    <w:abstractNumId w:val="66"/>
+    <w:abstractNumId w:val="70"/>
   </w:num>
   <w:num w:numId="166" w16cid:durableId="748846984">
-    <w:abstractNumId w:val="90"/>
+    <w:abstractNumId w:val="96"/>
   </w:num>
   <w:num w:numId="167" w16cid:durableId="314381326">
     <w:abstractNumId w:val="13"/>
   </w:num>
   <w:num w:numId="168" w16cid:durableId="1857843422">
-    <w:abstractNumId w:val="173"/>
+    <w:abstractNumId w:val="187"/>
   </w:num>
   <w:num w:numId="169" w16cid:durableId="1740131395">
-    <w:abstractNumId w:val="104"/>
+    <w:abstractNumId w:val="110"/>
   </w:num>
   <w:num w:numId="170" w16cid:durableId="1232813269">
-    <w:abstractNumId w:val="188"/>
+    <w:abstractNumId w:val="202"/>
   </w:num>
   <w:num w:numId="171" w16cid:durableId="580455484">
+    <w:abstractNumId w:val="85"/>
+  </w:num>
+  <w:num w:numId="172" w16cid:durableId="300308181">
+    <w:abstractNumId w:val="134"/>
+  </w:num>
+  <w:num w:numId="173" w16cid:durableId="1518808559">
+    <w:abstractNumId w:val="198"/>
+  </w:num>
+  <w:num w:numId="174" w16cid:durableId="1705254891">
+    <w:abstractNumId w:val="118"/>
+  </w:num>
+  <w:num w:numId="175" w16cid:durableId="1201936472">
+    <w:abstractNumId w:val="103"/>
+  </w:num>
+  <w:num w:numId="176" w16cid:durableId="2023311226">
+    <w:abstractNumId w:val="126"/>
+  </w:num>
+  <w:num w:numId="177" w16cid:durableId="1265335244">
+    <w:abstractNumId w:val="129"/>
+  </w:num>
+  <w:num w:numId="178" w16cid:durableId="989405257">
+    <w:abstractNumId w:val="27"/>
+  </w:num>
+  <w:num w:numId="179" w16cid:durableId="1527938579">
+    <w:abstractNumId w:val="191"/>
+  </w:num>
+  <w:num w:numId="180" w16cid:durableId="1360357078">
+    <w:abstractNumId w:val="165"/>
+  </w:num>
+  <w:num w:numId="181" w16cid:durableId="1029572736">
+    <w:abstractNumId w:val="178"/>
+  </w:num>
+  <w:num w:numId="182" w16cid:durableId="1318805578">
+    <w:abstractNumId w:val="177"/>
+  </w:num>
+  <w:num w:numId="183" w16cid:durableId="410277166">
     <w:abstractNumId w:val="81"/>
   </w:num>
-  <w:num w:numId="172" w16cid:durableId="300308181">
-    <w:abstractNumId w:val="124"/>
+  <w:num w:numId="184" w16cid:durableId="944533861">
+    <w:abstractNumId w:val="136"/>
   </w:num>
-  <w:num w:numId="173" w16cid:durableId="1518808559">
-    <w:abstractNumId w:val="184"/>
+  <w:num w:numId="185" w16cid:durableId="968126139">
+    <w:abstractNumId w:val="73"/>
   </w:num>
-  <w:num w:numId="174" w16cid:durableId="1705254891">
-    <w:abstractNumId w:val="111"/>
+  <w:num w:numId="186" w16cid:durableId="176703101">
+    <w:abstractNumId w:val="133"/>
   </w:num>
-  <w:num w:numId="175" w16cid:durableId="1201936472">
+  <w:num w:numId="187" w16cid:durableId="1241141061">
+    <w:abstractNumId w:val="58"/>
+  </w:num>
+  <w:num w:numId="188" w16cid:durableId="1387147487">
+    <w:abstractNumId w:val="170"/>
+  </w:num>
+  <w:num w:numId="189" w16cid:durableId="1141460728">
+    <w:abstractNumId w:val="164"/>
+  </w:num>
+  <w:num w:numId="190" w16cid:durableId="63918357">
+    <w:abstractNumId w:val="210"/>
+  </w:num>
+  <w:num w:numId="191" w16cid:durableId="1905138764">
+    <w:abstractNumId w:val="205"/>
+  </w:num>
+  <w:num w:numId="192" w16cid:durableId="1974627602">
+    <w:abstractNumId w:val="160"/>
+  </w:num>
+  <w:num w:numId="193" w16cid:durableId="1889367866">
     <w:abstractNumId w:val="97"/>
   </w:num>
-  <w:num w:numId="176" w16cid:durableId="2023311226">
-    <w:abstractNumId w:val="118"/>
-  </w:num>
-  <w:num w:numId="177" w16cid:durableId="1265335244">
-    <w:abstractNumId w:val="120"/>
-  </w:num>
-  <w:num w:numId="178" w16cid:durableId="989405257">
-    <w:abstractNumId w:val="26"/>
-  </w:num>
-  <w:num w:numId="179" w16cid:durableId="1527938579">
-    <w:abstractNumId w:val="177"/>
-  </w:num>
-  <w:num w:numId="180" w16cid:durableId="1360357078">
-    <w:abstractNumId w:val="151"/>
-  </w:num>
-  <w:num w:numId="181" w16cid:durableId="1029572736">
-    <w:abstractNumId w:val="164"/>
-  </w:num>
-  <w:num w:numId="182" w16cid:durableId="1318805578">
-    <w:abstractNumId w:val="163"/>
-  </w:num>
-  <w:num w:numId="183" w16cid:durableId="410277166">
-    <w:abstractNumId w:val="77"/>
-  </w:num>
-  <w:num w:numId="184" w16cid:durableId="944533861">
-    <w:abstractNumId w:val="126"/>
-  </w:num>
-  <w:num w:numId="185" w16cid:durableId="968126139">
-    <w:abstractNumId w:val="69"/>
-  </w:num>
-  <w:num w:numId="186" w16cid:durableId="176703101">
-    <w:abstractNumId w:val="123"/>
-  </w:num>
-  <w:num w:numId="187" w16cid:durableId="1241141061">
-    <w:abstractNumId w:val="55"/>
-  </w:num>
-  <w:num w:numId="188" w16cid:durableId="1387147487">
-    <w:abstractNumId w:val="156"/>
-  </w:num>
-  <w:num w:numId="189" w16cid:durableId="1141460728">
-    <w:abstractNumId w:val="150"/>
-  </w:num>
-  <w:num w:numId="190" w16cid:durableId="63918357">
-    <w:abstractNumId w:val="196"/>
-  </w:num>
-  <w:num w:numId="191" w16cid:durableId="1905138764">
-    <w:abstractNumId w:val="191"/>
-  </w:num>
-  <w:num w:numId="192" w16cid:durableId="1974627602">
-    <w:abstractNumId w:val="147"/>
-  </w:num>
-  <w:num w:numId="193" w16cid:durableId="1889367866">
-    <w:abstractNumId w:val="91"/>
-  </w:num>
   <w:num w:numId="194" w16cid:durableId="1489516542">
-    <w:abstractNumId w:val="58"/>
+    <w:abstractNumId w:val="62"/>
   </w:num>
   <w:num w:numId="195" w16cid:durableId="1996254472">
-    <w:abstractNumId w:val="36"/>
+    <w:abstractNumId w:val="37"/>
   </w:num>
   <w:num w:numId="196" w16cid:durableId="1594052817">
-    <w:abstractNumId w:val="125"/>
+    <w:abstractNumId w:val="135"/>
   </w:num>
   <w:num w:numId="197" w16cid:durableId="2028872942">
-    <w:abstractNumId w:val="27"/>
+    <w:abstractNumId w:val="28"/>
   </w:num>
   <w:num w:numId="198" w16cid:durableId="1544830629">
-    <w:abstractNumId w:val="72"/>
+    <w:abstractNumId w:val="76"/>
   </w:num>
   <w:num w:numId="199" w16cid:durableId="281691991">
-    <w:abstractNumId w:val="136"/>
+    <w:abstractNumId w:val="148"/>
   </w:num>
   <w:num w:numId="200" w16cid:durableId="1530677795">
-    <w:abstractNumId w:val="33"/>
+    <w:abstractNumId w:val="34"/>
   </w:num>
   <w:num w:numId="201" w16cid:durableId="2022583363">
-    <w:abstractNumId w:val="167"/>
+    <w:abstractNumId w:val="181"/>
   </w:num>
   <w:num w:numId="202" w16cid:durableId="71512747">
-    <w:abstractNumId w:val="128"/>
+    <w:abstractNumId w:val="138"/>
   </w:num>
   <w:num w:numId="203" w16cid:durableId="1335767628">
-    <w:abstractNumId w:val="134"/>
+    <w:abstractNumId w:val="144"/>
   </w:num>
   <w:num w:numId="204" w16cid:durableId="935097830">
-    <w:abstractNumId w:val="208"/>
+    <w:abstractNumId w:val="223"/>
   </w:num>
   <w:num w:numId="205" w16cid:durableId="1462191660">
-    <w:abstractNumId w:val="61"/>
+    <w:abstractNumId w:val="65"/>
   </w:num>
   <w:num w:numId="206" w16cid:durableId="1391805753">
-    <w:abstractNumId w:val="137"/>
+    <w:abstractNumId w:val="149"/>
   </w:num>
   <w:num w:numId="207" w16cid:durableId="2127652064">
-    <w:abstractNumId w:val="96"/>
+    <w:abstractNumId w:val="102"/>
   </w:num>
   <w:num w:numId="208" w16cid:durableId="1880390045">
     <w:abstractNumId w:val="10"/>
   </w:num>
   <w:num w:numId="209" w16cid:durableId="993068570">
-    <w:abstractNumId w:val="142"/>
+    <w:abstractNumId w:val="154"/>
   </w:num>
   <w:num w:numId="210" w16cid:durableId="188220809">
-    <w:abstractNumId w:val="89"/>
+    <w:abstractNumId w:val="95"/>
+  </w:num>
+  <w:num w:numId="211" w16cid:durableId="1587422678">
+    <w:abstractNumId w:val="125"/>
+  </w:num>
+  <w:num w:numId="212" w16cid:durableId="1252396149">
+    <w:abstractNumId w:val="47"/>
+  </w:num>
+  <w:num w:numId="213" w16cid:durableId="879823277">
+    <w:abstractNumId w:val="219"/>
+  </w:num>
+  <w:num w:numId="214" w16cid:durableId="334037236">
+    <w:abstractNumId w:val="147"/>
+  </w:num>
+  <w:num w:numId="215" w16cid:durableId="142309615">
+    <w:abstractNumId w:val="163"/>
+  </w:num>
+  <w:num w:numId="216" w16cid:durableId="789472813">
+    <w:abstractNumId w:val="61"/>
+  </w:num>
+  <w:num w:numId="217" w16cid:durableId="2120949409">
+    <w:abstractNumId w:val="127"/>
+  </w:num>
+  <w:num w:numId="218" w16cid:durableId="869340484">
+    <w:abstractNumId w:val="92"/>
+  </w:num>
+  <w:num w:numId="219" w16cid:durableId="1384524535">
+    <w:abstractNumId w:val="158"/>
+  </w:num>
+  <w:num w:numId="220" w16cid:durableId="460659885">
+    <w:abstractNumId w:val="131"/>
+  </w:num>
+  <w:num w:numId="221" w16cid:durableId="1573541751">
+    <w:abstractNumId w:val="224"/>
+  </w:num>
+  <w:num w:numId="222" w16cid:durableId="292370041">
+    <w:abstractNumId w:val="19"/>
+  </w:num>
+  <w:num w:numId="223" w16cid:durableId="409081361">
+    <w:abstractNumId w:val="116"/>
+  </w:num>
+  <w:num w:numId="224" w16cid:durableId="691566024">
+    <w:abstractNumId w:val="94"/>
+  </w:num>
+  <w:num w:numId="225" w16cid:durableId="624430550">
+    <w:abstractNumId w:val="146"/>
+  </w:num>
+  <w:num w:numId="226" w16cid:durableId="386876016">
+    <w:abstractNumId w:val="41"/>
   </w:num>
 </w:numbering>
 </file>

--- a/main.docx
+++ b/main.docx
@@ -1953,6 +1953,155 @@
     </w:lvl>
   </w:abstractNum>
   <w:abstractNum w:abstractNumId="13" w15:restartNumberingAfterBreak="0">
+    <w:nsid w:val="08B959DA"/>
+    <w:multiLevelType w:val="multilevel"/>
+    <w:tmpl w:val="80A0F78A"/>
+    <w:lvl w:ilvl="0">
+      <w:start w:val="1"/>
+      <w:numFmt w:val="bullet"/>
+      <w:lvlText w:val=""/>
+      <w:lvlJc w:val="left"/>
+      <w:pPr>
+        <w:tabs>
+          <w:tab w:val="num" w:pos="720"/>
+        </w:tabs>
+        <w:ind w:left="720" w:hanging="360"/>
+      </w:pPr>
+      <w:rPr>
+        <w:rFonts w:ascii="Symbol" w:hAnsi="Symbol" w:hint="default"/>
+        <w:sz w:val="20"/>
+      </w:rPr>
+    </w:lvl>
+    <w:lvl w:ilvl="1" w:tentative="1">
+      <w:start w:val="1"/>
+      <w:numFmt w:val="bullet"/>
+      <w:lvlText w:val="o"/>
+      <w:lvlJc w:val="left"/>
+      <w:pPr>
+        <w:tabs>
+          <w:tab w:val="num" w:pos="1440"/>
+        </w:tabs>
+        <w:ind w:left="1440" w:hanging="360"/>
+      </w:pPr>
+      <w:rPr>
+        <w:rFonts w:ascii="Courier New" w:hAnsi="Courier New" w:hint="default"/>
+        <w:sz w:val="20"/>
+      </w:rPr>
+    </w:lvl>
+    <w:lvl w:ilvl="2" w:tentative="1">
+      <w:start w:val="1"/>
+      <w:numFmt w:val="bullet"/>
+      <w:lvlText w:val=""/>
+      <w:lvlJc w:val="left"/>
+      <w:pPr>
+        <w:tabs>
+          <w:tab w:val="num" w:pos="2160"/>
+        </w:tabs>
+        <w:ind w:left="2160" w:hanging="360"/>
+      </w:pPr>
+      <w:rPr>
+        <w:rFonts w:ascii="Wingdings" w:hAnsi="Wingdings" w:hint="default"/>
+        <w:sz w:val="20"/>
+      </w:rPr>
+    </w:lvl>
+    <w:lvl w:ilvl="3" w:tentative="1">
+      <w:start w:val="1"/>
+      <w:numFmt w:val="bullet"/>
+      <w:lvlText w:val=""/>
+      <w:lvlJc w:val="left"/>
+      <w:pPr>
+        <w:tabs>
+          <w:tab w:val="num" w:pos="2880"/>
+        </w:tabs>
+        <w:ind w:left="2880" w:hanging="360"/>
+      </w:pPr>
+      <w:rPr>
+        <w:rFonts w:ascii="Wingdings" w:hAnsi="Wingdings" w:hint="default"/>
+        <w:sz w:val="20"/>
+      </w:rPr>
+    </w:lvl>
+    <w:lvl w:ilvl="4" w:tentative="1">
+      <w:start w:val="1"/>
+      <w:numFmt w:val="bullet"/>
+      <w:lvlText w:val=""/>
+      <w:lvlJc w:val="left"/>
+      <w:pPr>
+        <w:tabs>
+          <w:tab w:val="num" w:pos="3600"/>
+        </w:tabs>
+        <w:ind w:left="3600" w:hanging="360"/>
+      </w:pPr>
+      <w:rPr>
+        <w:rFonts w:ascii="Wingdings" w:hAnsi="Wingdings" w:hint="default"/>
+        <w:sz w:val="20"/>
+      </w:rPr>
+    </w:lvl>
+    <w:lvl w:ilvl="5" w:tentative="1">
+      <w:start w:val="1"/>
+      <w:numFmt w:val="bullet"/>
+      <w:lvlText w:val=""/>
+      <w:lvlJc w:val="left"/>
+      <w:pPr>
+        <w:tabs>
+          <w:tab w:val="num" w:pos="4320"/>
+        </w:tabs>
+        <w:ind w:left="4320" w:hanging="360"/>
+      </w:pPr>
+      <w:rPr>
+        <w:rFonts w:ascii="Wingdings" w:hAnsi="Wingdings" w:hint="default"/>
+        <w:sz w:val="20"/>
+      </w:rPr>
+    </w:lvl>
+    <w:lvl w:ilvl="6" w:tentative="1">
+      <w:start w:val="1"/>
+      <w:numFmt w:val="bullet"/>
+      <w:lvlText w:val=""/>
+      <w:lvlJc w:val="left"/>
+      <w:pPr>
+        <w:tabs>
+          <w:tab w:val="num" w:pos="5040"/>
+        </w:tabs>
+        <w:ind w:left="5040" w:hanging="360"/>
+      </w:pPr>
+      <w:rPr>
+        <w:rFonts w:ascii="Wingdings" w:hAnsi="Wingdings" w:hint="default"/>
+        <w:sz w:val="20"/>
+      </w:rPr>
+    </w:lvl>
+    <w:lvl w:ilvl="7" w:tentative="1">
+      <w:start w:val="1"/>
+      <w:numFmt w:val="bullet"/>
+      <w:lvlText w:val=""/>
+      <w:lvlJc w:val="left"/>
+      <w:pPr>
+        <w:tabs>
+          <w:tab w:val="num" w:pos="5760"/>
+        </w:tabs>
+        <w:ind w:left="5760" w:hanging="360"/>
+      </w:pPr>
+      <w:rPr>
+        <w:rFonts w:ascii="Wingdings" w:hAnsi="Wingdings" w:hint="default"/>
+        <w:sz w:val="20"/>
+      </w:rPr>
+    </w:lvl>
+    <w:lvl w:ilvl="8" w:tentative="1">
+      <w:start w:val="1"/>
+      <w:numFmt w:val="bullet"/>
+      <w:lvlText w:val=""/>
+      <w:lvlJc w:val="left"/>
+      <w:pPr>
+        <w:tabs>
+          <w:tab w:val="num" w:pos="6480"/>
+        </w:tabs>
+        <w:ind w:left="6480" w:hanging="360"/>
+      </w:pPr>
+      <w:rPr>
+        <w:rFonts w:ascii="Wingdings" w:hAnsi="Wingdings" w:hint="default"/>
+        <w:sz w:val="20"/>
+      </w:rPr>
+    </w:lvl>
+  </w:abstractNum>
+  <w:abstractNum w:abstractNumId="14" w15:restartNumberingAfterBreak="0">
     <w:nsid w:val="09105CC5"/>
     <w:multiLevelType w:val="multilevel"/>
     <w:tmpl w:val="6CDCC988"/>
@@ -2101,7 +2250,156 @@
       </w:rPr>
     </w:lvl>
   </w:abstractNum>
-  <w:abstractNum w:abstractNumId="14" w15:restartNumberingAfterBreak="0">
+  <w:abstractNum w:abstractNumId="15" w15:restartNumberingAfterBreak="0">
+    <w:nsid w:val="09EC4B2A"/>
+    <w:multiLevelType w:val="multilevel"/>
+    <w:tmpl w:val="989C3DF6"/>
+    <w:lvl w:ilvl="0">
+      <w:start w:val="1"/>
+      <w:numFmt w:val="bullet"/>
+      <w:lvlText w:val=""/>
+      <w:lvlJc w:val="left"/>
+      <w:pPr>
+        <w:tabs>
+          <w:tab w:val="num" w:pos="720"/>
+        </w:tabs>
+        <w:ind w:left="720" w:hanging="360"/>
+      </w:pPr>
+      <w:rPr>
+        <w:rFonts w:ascii="Symbol" w:hAnsi="Symbol" w:hint="default"/>
+        <w:sz w:val="20"/>
+      </w:rPr>
+    </w:lvl>
+    <w:lvl w:ilvl="1" w:tentative="1">
+      <w:start w:val="1"/>
+      <w:numFmt w:val="bullet"/>
+      <w:lvlText w:val="o"/>
+      <w:lvlJc w:val="left"/>
+      <w:pPr>
+        <w:tabs>
+          <w:tab w:val="num" w:pos="1440"/>
+        </w:tabs>
+        <w:ind w:left="1440" w:hanging="360"/>
+      </w:pPr>
+      <w:rPr>
+        <w:rFonts w:ascii="Courier New" w:hAnsi="Courier New" w:hint="default"/>
+        <w:sz w:val="20"/>
+      </w:rPr>
+    </w:lvl>
+    <w:lvl w:ilvl="2" w:tentative="1">
+      <w:start w:val="1"/>
+      <w:numFmt w:val="bullet"/>
+      <w:lvlText w:val=""/>
+      <w:lvlJc w:val="left"/>
+      <w:pPr>
+        <w:tabs>
+          <w:tab w:val="num" w:pos="2160"/>
+        </w:tabs>
+        <w:ind w:left="2160" w:hanging="360"/>
+      </w:pPr>
+      <w:rPr>
+        <w:rFonts w:ascii="Wingdings" w:hAnsi="Wingdings" w:hint="default"/>
+        <w:sz w:val="20"/>
+      </w:rPr>
+    </w:lvl>
+    <w:lvl w:ilvl="3" w:tentative="1">
+      <w:start w:val="1"/>
+      <w:numFmt w:val="bullet"/>
+      <w:lvlText w:val=""/>
+      <w:lvlJc w:val="left"/>
+      <w:pPr>
+        <w:tabs>
+          <w:tab w:val="num" w:pos="2880"/>
+        </w:tabs>
+        <w:ind w:left="2880" w:hanging="360"/>
+      </w:pPr>
+      <w:rPr>
+        <w:rFonts w:ascii="Wingdings" w:hAnsi="Wingdings" w:hint="default"/>
+        <w:sz w:val="20"/>
+      </w:rPr>
+    </w:lvl>
+    <w:lvl w:ilvl="4" w:tentative="1">
+      <w:start w:val="1"/>
+      <w:numFmt w:val="bullet"/>
+      <w:lvlText w:val=""/>
+      <w:lvlJc w:val="left"/>
+      <w:pPr>
+        <w:tabs>
+          <w:tab w:val="num" w:pos="3600"/>
+        </w:tabs>
+        <w:ind w:left="3600" w:hanging="360"/>
+      </w:pPr>
+      <w:rPr>
+        <w:rFonts w:ascii="Wingdings" w:hAnsi="Wingdings" w:hint="default"/>
+        <w:sz w:val="20"/>
+      </w:rPr>
+    </w:lvl>
+    <w:lvl w:ilvl="5" w:tentative="1">
+      <w:start w:val="1"/>
+      <w:numFmt w:val="bullet"/>
+      <w:lvlText w:val=""/>
+      <w:lvlJc w:val="left"/>
+      <w:pPr>
+        <w:tabs>
+          <w:tab w:val="num" w:pos="4320"/>
+        </w:tabs>
+        <w:ind w:left="4320" w:hanging="360"/>
+      </w:pPr>
+      <w:rPr>
+        <w:rFonts w:ascii="Wingdings" w:hAnsi="Wingdings" w:hint="default"/>
+        <w:sz w:val="20"/>
+      </w:rPr>
+    </w:lvl>
+    <w:lvl w:ilvl="6" w:tentative="1">
+      <w:start w:val="1"/>
+      <w:numFmt w:val="bullet"/>
+      <w:lvlText w:val=""/>
+      <w:lvlJc w:val="left"/>
+      <w:pPr>
+        <w:tabs>
+          <w:tab w:val="num" w:pos="5040"/>
+        </w:tabs>
+        <w:ind w:left="5040" w:hanging="360"/>
+      </w:pPr>
+      <w:rPr>
+        <w:rFonts w:ascii="Wingdings" w:hAnsi="Wingdings" w:hint="default"/>
+        <w:sz w:val="20"/>
+      </w:rPr>
+    </w:lvl>
+    <w:lvl w:ilvl="7" w:tentative="1">
+      <w:start w:val="1"/>
+      <w:numFmt w:val="bullet"/>
+      <w:lvlText w:val=""/>
+      <w:lvlJc w:val="left"/>
+      <w:pPr>
+        <w:tabs>
+          <w:tab w:val="num" w:pos="5760"/>
+        </w:tabs>
+        <w:ind w:left="5760" w:hanging="360"/>
+      </w:pPr>
+      <w:rPr>
+        <w:rFonts w:ascii="Wingdings" w:hAnsi="Wingdings" w:hint="default"/>
+        <w:sz w:val="20"/>
+      </w:rPr>
+    </w:lvl>
+    <w:lvl w:ilvl="8" w:tentative="1">
+      <w:start w:val="1"/>
+      <w:numFmt w:val="bullet"/>
+      <w:lvlText w:val=""/>
+      <w:lvlJc w:val="left"/>
+      <w:pPr>
+        <w:tabs>
+          <w:tab w:val="num" w:pos="6480"/>
+        </w:tabs>
+        <w:ind w:left="6480" w:hanging="360"/>
+      </w:pPr>
+      <w:rPr>
+        <w:rFonts w:ascii="Wingdings" w:hAnsi="Wingdings" w:hint="default"/>
+        <w:sz w:val="20"/>
+      </w:rPr>
+    </w:lvl>
+  </w:abstractNum>
+  <w:abstractNum w:abstractNumId="16" w15:restartNumberingAfterBreak="0">
     <w:nsid w:val="09F0778D"/>
     <w:multiLevelType w:val="multilevel"/>
     <w:tmpl w:val="5F5A96FC"/>
@@ -2250,7 +2548,7 @@
       </w:rPr>
     </w:lvl>
   </w:abstractNum>
-  <w:abstractNum w:abstractNumId="15" w15:restartNumberingAfterBreak="0">
+  <w:abstractNum w:abstractNumId="17" w15:restartNumberingAfterBreak="0">
     <w:nsid w:val="0A3532D8"/>
     <w:multiLevelType w:val="multilevel"/>
     <w:tmpl w:val="AA9A89FA"/>
@@ -2399,7 +2697,7 @@
       </w:rPr>
     </w:lvl>
   </w:abstractNum>
-  <w:abstractNum w:abstractNumId="16" w15:restartNumberingAfterBreak="0">
+  <w:abstractNum w:abstractNumId="18" w15:restartNumberingAfterBreak="0">
     <w:nsid w:val="0B347B88"/>
     <w:multiLevelType w:val="multilevel"/>
     <w:tmpl w:val="EA5A271E"/>
@@ -2548,7 +2846,7 @@
       </w:rPr>
     </w:lvl>
   </w:abstractNum>
-  <w:abstractNum w:abstractNumId="17" w15:restartNumberingAfterBreak="0">
+  <w:abstractNum w:abstractNumId="19" w15:restartNumberingAfterBreak="0">
     <w:nsid w:val="0B6E2C75"/>
     <w:multiLevelType w:val="multilevel"/>
     <w:tmpl w:val="802A2DE0"/>
@@ -2697,7 +2995,7 @@
       </w:rPr>
     </w:lvl>
   </w:abstractNum>
-  <w:abstractNum w:abstractNumId="18" w15:restartNumberingAfterBreak="0">
+  <w:abstractNum w:abstractNumId="20" w15:restartNumberingAfterBreak="0">
     <w:nsid w:val="0BF91358"/>
     <w:multiLevelType w:val="multilevel"/>
     <w:tmpl w:val="AE54802A"/>
@@ -2846,7 +3144,7 @@
       </w:rPr>
     </w:lvl>
   </w:abstractNum>
-  <w:abstractNum w:abstractNumId="19" w15:restartNumberingAfterBreak="0">
+  <w:abstractNum w:abstractNumId="21" w15:restartNumberingAfterBreak="0">
     <w:nsid w:val="0C001F8E"/>
     <w:multiLevelType w:val="multilevel"/>
     <w:tmpl w:val="79A2B31E"/>
@@ -2995,7 +3293,7 @@
       </w:rPr>
     </w:lvl>
   </w:abstractNum>
-  <w:abstractNum w:abstractNumId="20" w15:restartNumberingAfterBreak="0">
+  <w:abstractNum w:abstractNumId="22" w15:restartNumberingAfterBreak="0">
     <w:nsid w:val="0C152756"/>
     <w:multiLevelType w:val="multilevel"/>
     <w:tmpl w:val="792E5AF2"/>
@@ -3144,7 +3442,120 @@
       </w:rPr>
     </w:lvl>
   </w:abstractNum>
-  <w:abstractNum w:abstractNumId="21" w15:restartNumberingAfterBreak="0">
+  <w:abstractNum w:abstractNumId="23" w15:restartNumberingAfterBreak="0">
+    <w:nsid w:val="0C1F4467"/>
+    <w:multiLevelType w:val="multilevel"/>
+    <w:tmpl w:val="E6808062"/>
+    <w:lvl w:ilvl="0">
+      <w:start w:val="1"/>
+      <w:numFmt w:val="decimal"/>
+      <w:lvlText w:val="%1."/>
+      <w:lvlJc w:val="left"/>
+      <w:pPr>
+        <w:tabs>
+          <w:tab w:val="num" w:pos="720"/>
+        </w:tabs>
+        <w:ind w:left="720" w:hanging="360"/>
+      </w:pPr>
+    </w:lvl>
+    <w:lvl w:ilvl="1" w:tentative="1">
+      <w:start w:val="1"/>
+      <w:numFmt w:val="decimal"/>
+      <w:lvlText w:val="%2."/>
+      <w:lvlJc w:val="left"/>
+      <w:pPr>
+        <w:tabs>
+          <w:tab w:val="num" w:pos="1440"/>
+        </w:tabs>
+        <w:ind w:left="1440" w:hanging="360"/>
+      </w:pPr>
+    </w:lvl>
+    <w:lvl w:ilvl="2" w:tentative="1">
+      <w:start w:val="1"/>
+      <w:numFmt w:val="decimal"/>
+      <w:lvlText w:val="%3."/>
+      <w:lvlJc w:val="left"/>
+      <w:pPr>
+        <w:tabs>
+          <w:tab w:val="num" w:pos="2160"/>
+        </w:tabs>
+        <w:ind w:left="2160" w:hanging="360"/>
+      </w:pPr>
+    </w:lvl>
+    <w:lvl w:ilvl="3" w:tentative="1">
+      <w:start w:val="1"/>
+      <w:numFmt w:val="decimal"/>
+      <w:lvlText w:val="%4."/>
+      <w:lvlJc w:val="left"/>
+      <w:pPr>
+        <w:tabs>
+          <w:tab w:val="num" w:pos="2880"/>
+        </w:tabs>
+        <w:ind w:left="2880" w:hanging="360"/>
+      </w:pPr>
+    </w:lvl>
+    <w:lvl w:ilvl="4" w:tentative="1">
+      <w:start w:val="1"/>
+      <w:numFmt w:val="decimal"/>
+      <w:lvlText w:val="%5."/>
+      <w:lvlJc w:val="left"/>
+      <w:pPr>
+        <w:tabs>
+          <w:tab w:val="num" w:pos="3600"/>
+        </w:tabs>
+        <w:ind w:left="3600" w:hanging="360"/>
+      </w:pPr>
+    </w:lvl>
+    <w:lvl w:ilvl="5" w:tentative="1">
+      <w:start w:val="1"/>
+      <w:numFmt w:val="decimal"/>
+      <w:lvlText w:val="%6."/>
+      <w:lvlJc w:val="left"/>
+      <w:pPr>
+        <w:tabs>
+          <w:tab w:val="num" w:pos="4320"/>
+        </w:tabs>
+        <w:ind w:left="4320" w:hanging="360"/>
+      </w:pPr>
+    </w:lvl>
+    <w:lvl w:ilvl="6" w:tentative="1">
+      <w:start w:val="1"/>
+      <w:numFmt w:val="decimal"/>
+      <w:lvlText w:val="%7."/>
+      <w:lvlJc w:val="left"/>
+      <w:pPr>
+        <w:tabs>
+          <w:tab w:val="num" w:pos="5040"/>
+        </w:tabs>
+        <w:ind w:left="5040" w:hanging="360"/>
+      </w:pPr>
+    </w:lvl>
+    <w:lvl w:ilvl="7" w:tentative="1">
+      <w:start w:val="1"/>
+      <w:numFmt w:val="decimal"/>
+      <w:lvlText w:val="%8."/>
+      <w:lvlJc w:val="left"/>
+      <w:pPr>
+        <w:tabs>
+          <w:tab w:val="num" w:pos="5760"/>
+        </w:tabs>
+        <w:ind w:left="5760" w:hanging="360"/>
+      </w:pPr>
+    </w:lvl>
+    <w:lvl w:ilvl="8" w:tentative="1">
+      <w:start w:val="1"/>
+      <w:numFmt w:val="decimal"/>
+      <w:lvlText w:val="%9."/>
+      <w:lvlJc w:val="left"/>
+      <w:pPr>
+        <w:tabs>
+          <w:tab w:val="num" w:pos="6480"/>
+        </w:tabs>
+        <w:ind w:left="6480" w:hanging="360"/>
+      </w:pPr>
+    </w:lvl>
+  </w:abstractNum>
+  <w:abstractNum w:abstractNumId="24" w15:restartNumberingAfterBreak="0">
     <w:nsid w:val="0C5F45E7"/>
     <w:multiLevelType w:val="multilevel"/>
     <w:tmpl w:val="F774DF54"/>
@@ -3293,7 +3704,7 @@
       </w:rPr>
     </w:lvl>
   </w:abstractNum>
-  <w:abstractNum w:abstractNumId="22" w15:restartNumberingAfterBreak="0">
+  <w:abstractNum w:abstractNumId="25" w15:restartNumberingAfterBreak="0">
     <w:nsid w:val="0C665FDF"/>
     <w:multiLevelType w:val="multilevel"/>
     <w:tmpl w:val="66E27B5C"/>
@@ -3442,7 +3853,7 @@
       </w:rPr>
     </w:lvl>
   </w:abstractNum>
-  <w:abstractNum w:abstractNumId="23" w15:restartNumberingAfterBreak="0">
+  <w:abstractNum w:abstractNumId="26" w15:restartNumberingAfterBreak="0">
     <w:nsid w:val="0C827CD6"/>
     <w:multiLevelType w:val="multilevel"/>
     <w:tmpl w:val="C8B660A2"/>
@@ -3591,7 +4002,7 @@
       </w:rPr>
     </w:lvl>
   </w:abstractNum>
-  <w:abstractNum w:abstractNumId="24" w15:restartNumberingAfterBreak="0">
+  <w:abstractNum w:abstractNumId="27" w15:restartNumberingAfterBreak="0">
     <w:nsid w:val="0C8E49DB"/>
     <w:multiLevelType w:val="multilevel"/>
     <w:tmpl w:val="583AFF8C"/>
@@ -3740,7 +4151,7 @@
       </w:rPr>
     </w:lvl>
   </w:abstractNum>
-  <w:abstractNum w:abstractNumId="25" w15:restartNumberingAfterBreak="0">
+  <w:abstractNum w:abstractNumId="28" w15:restartNumberingAfterBreak="0">
     <w:nsid w:val="0D1805E2"/>
     <w:multiLevelType w:val="multilevel"/>
     <w:tmpl w:val="B67AEC9A"/>
@@ -3889,7 +4300,7 @@
       </w:rPr>
     </w:lvl>
   </w:abstractNum>
-  <w:abstractNum w:abstractNumId="26" w15:restartNumberingAfterBreak="0">
+  <w:abstractNum w:abstractNumId="29" w15:restartNumberingAfterBreak="0">
     <w:nsid w:val="0D8C6824"/>
     <w:multiLevelType w:val="multilevel"/>
     <w:tmpl w:val="ED382222"/>
@@ -4038,7 +4449,7 @@
       </w:rPr>
     </w:lvl>
   </w:abstractNum>
-  <w:abstractNum w:abstractNumId="27" w15:restartNumberingAfterBreak="0">
+  <w:abstractNum w:abstractNumId="30" w15:restartNumberingAfterBreak="0">
     <w:nsid w:val="0F2D6675"/>
     <w:multiLevelType w:val="multilevel"/>
     <w:tmpl w:val="B4F84348"/>
@@ -4187,7 +4598,7 @@
       </w:rPr>
     </w:lvl>
   </w:abstractNum>
-  <w:abstractNum w:abstractNumId="28" w15:restartNumberingAfterBreak="0">
+  <w:abstractNum w:abstractNumId="31" w15:restartNumberingAfterBreak="0">
     <w:nsid w:val="0F3356DE"/>
     <w:multiLevelType w:val="multilevel"/>
     <w:tmpl w:val="74CC5B74"/>
@@ -4336,7 +4747,7 @@
       </w:rPr>
     </w:lvl>
   </w:abstractNum>
-  <w:abstractNum w:abstractNumId="29" w15:restartNumberingAfterBreak="0">
+  <w:abstractNum w:abstractNumId="32" w15:restartNumberingAfterBreak="0">
     <w:nsid w:val="101648F7"/>
     <w:multiLevelType w:val="multilevel"/>
     <w:tmpl w:val="045CB2BA"/>
@@ -4485,7 +4896,156 @@
       </w:rPr>
     </w:lvl>
   </w:abstractNum>
-  <w:abstractNum w:abstractNumId="30" w15:restartNumberingAfterBreak="0">
+  <w:abstractNum w:abstractNumId="33" w15:restartNumberingAfterBreak="0">
+    <w:nsid w:val="10651847"/>
+    <w:multiLevelType w:val="multilevel"/>
+    <w:tmpl w:val="48C877B0"/>
+    <w:lvl w:ilvl="0">
+      <w:start w:val="1"/>
+      <w:numFmt w:val="bullet"/>
+      <w:lvlText w:val=""/>
+      <w:lvlJc w:val="left"/>
+      <w:pPr>
+        <w:tabs>
+          <w:tab w:val="num" w:pos="720"/>
+        </w:tabs>
+        <w:ind w:left="720" w:hanging="360"/>
+      </w:pPr>
+      <w:rPr>
+        <w:rFonts w:ascii="Symbol" w:hAnsi="Symbol" w:hint="default"/>
+        <w:sz w:val="20"/>
+      </w:rPr>
+    </w:lvl>
+    <w:lvl w:ilvl="1" w:tentative="1">
+      <w:start w:val="1"/>
+      <w:numFmt w:val="bullet"/>
+      <w:lvlText w:val="o"/>
+      <w:lvlJc w:val="left"/>
+      <w:pPr>
+        <w:tabs>
+          <w:tab w:val="num" w:pos="1440"/>
+        </w:tabs>
+        <w:ind w:left="1440" w:hanging="360"/>
+      </w:pPr>
+      <w:rPr>
+        <w:rFonts w:ascii="Courier New" w:hAnsi="Courier New" w:hint="default"/>
+        <w:sz w:val="20"/>
+      </w:rPr>
+    </w:lvl>
+    <w:lvl w:ilvl="2" w:tentative="1">
+      <w:start w:val="1"/>
+      <w:numFmt w:val="bullet"/>
+      <w:lvlText w:val=""/>
+      <w:lvlJc w:val="left"/>
+      <w:pPr>
+        <w:tabs>
+          <w:tab w:val="num" w:pos="2160"/>
+        </w:tabs>
+        <w:ind w:left="2160" w:hanging="360"/>
+      </w:pPr>
+      <w:rPr>
+        <w:rFonts w:ascii="Wingdings" w:hAnsi="Wingdings" w:hint="default"/>
+        <w:sz w:val="20"/>
+      </w:rPr>
+    </w:lvl>
+    <w:lvl w:ilvl="3" w:tentative="1">
+      <w:start w:val="1"/>
+      <w:numFmt w:val="bullet"/>
+      <w:lvlText w:val=""/>
+      <w:lvlJc w:val="left"/>
+      <w:pPr>
+        <w:tabs>
+          <w:tab w:val="num" w:pos="2880"/>
+        </w:tabs>
+        <w:ind w:left="2880" w:hanging="360"/>
+      </w:pPr>
+      <w:rPr>
+        <w:rFonts w:ascii="Wingdings" w:hAnsi="Wingdings" w:hint="default"/>
+        <w:sz w:val="20"/>
+      </w:rPr>
+    </w:lvl>
+    <w:lvl w:ilvl="4" w:tentative="1">
+      <w:start w:val="1"/>
+      <w:numFmt w:val="bullet"/>
+      <w:lvlText w:val=""/>
+      <w:lvlJc w:val="left"/>
+      <w:pPr>
+        <w:tabs>
+          <w:tab w:val="num" w:pos="3600"/>
+        </w:tabs>
+        <w:ind w:left="3600" w:hanging="360"/>
+      </w:pPr>
+      <w:rPr>
+        <w:rFonts w:ascii="Wingdings" w:hAnsi="Wingdings" w:hint="default"/>
+        <w:sz w:val="20"/>
+      </w:rPr>
+    </w:lvl>
+    <w:lvl w:ilvl="5" w:tentative="1">
+      <w:start w:val="1"/>
+      <w:numFmt w:val="bullet"/>
+      <w:lvlText w:val=""/>
+      <w:lvlJc w:val="left"/>
+      <w:pPr>
+        <w:tabs>
+          <w:tab w:val="num" w:pos="4320"/>
+        </w:tabs>
+        <w:ind w:left="4320" w:hanging="360"/>
+      </w:pPr>
+      <w:rPr>
+        <w:rFonts w:ascii="Wingdings" w:hAnsi="Wingdings" w:hint="default"/>
+        <w:sz w:val="20"/>
+      </w:rPr>
+    </w:lvl>
+    <w:lvl w:ilvl="6" w:tentative="1">
+      <w:start w:val="1"/>
+      <w:numFmt w:val="bullet"/>
+      <w:lvlText w:val=""/>
+      <w:lvlJc w:val="left"/>
+      <w:pPr>
+        <w:tabs>
+          <w:tab w:val="num" w:pos="5040"/>
+        </w:tabs>
+        <w:ind w:left="5040" w:hanging="360"/>
+      </w:pPr>
+      <w:rPr>
+        <w:rFonts w:ascii="Wingdings" w:hAnsi="Wingdings" w:hint="default"/>
+        <w:sz w:val="20"/>
+      </w:rPr>
+    </w:lvl>
+    <w:lvl w:ilvl="7" w:tentative="1">
+      <w:start w:val="1"/>
+      <w:numFmt w:val="bullet"/>
+      <w:lvlText w:val=""/>
+      <w:lvlJc w:val="left"/>
+      <w:pPr>
+        <w:tabs>
+          <w:tab w:val="num" w:pos="5760"/>
+        </w:tabs>
+        <w:ind w:left="5760" w:hanging="360"/>
+      </w:pPr>
+      <w:rPr>
+        <w:rFonts w:ascii="Wingdings" w:hAnsi="Wingdings" w:hint="default"/>
+        <w:sz w:val="20"/>
+      </w:rPr>
+    </w:lvl>
+    <w:lvl w:ilvl="8" w:tentative="1">
+      <w:start w:val="1"/>
+      <w:numFmt w:val="bullet"/>
+      <w:lvlText w:val=""/>
+      <w:lvlJc w:val="left"/>
+      <w:pPr>
+        <w:tabs>
+          <w:tab w:val="num" w:pos="6480"/>
+        </w:tabs>
+        <w:ind w:left="6480" w:hanging="360"/>
+      </w:pPr>
+      <w:rPr>
+        <w:rFonts w:ascii="Wingdings" w:hAnsi="Wingdings" w:hint="default"/>
+        <w:sz w:val="20"/>
+      </w:rPr>
+    </w:lvl>
+  </w:abstractNum>
+  <w:abstractNum w:abstractNumId="34" w15:restartNumberingAfterBreak="0">
     <w:nsid w:val="107469F5"/>
     <w:multiLevelType w:val="multilevel"/>
     <w:tmpl w:val="321E2A10"/>
@@ -4634,7 +5194,7 @@
       </w:rPr>
     </w:lvl>
   </w:abstractNum>
-  <w:abstractNum w:abstractNumId="31" w15:restartNumberingAfterBreak="0">
+  <w:abstractNum w:abstractNumId="35" w15:restartNumberingAfterBreak="0">
     <w:nsid w:val="110D42AD"/>
     <w:multiLevelType w:val="multilevel"/>
     <w:tmpl w:val="625CE040"/>
@@ -4783,7 +5343,156 @@
       </w:rPr>
     </w:lvl>
   </w:abstractNum>
-  <w:abstractNum w:abstractNumId="32" w15:restartNumberingAfterBreak="0">
+  <w:abstractNum w:abstractNumId="36" w15:restartNumberingAfterBreak="0">
+    <w:nsid w:val="117E3FAC"/>
+    <w:multiLevelType w:val="multilevel"/>
+    <w:tmpl w:val="BB6246F2"/>
+    <w:lvl w:ilvl="0">
+      <w:start w:val="1"/>
+      <w:numFmt w:val="bullet"/>
+      <w:lvlText w:val=""/>
+      <w:lvlJc w:val="left"/>
+      <w:pPr>
+        <w:tabs>
+          <w:tab w:val="num" w:pos="720"/>
+        </w:tabs>
+        <w:ind w:left="720" w:hanging="360"/>
+      </w:pPr>
+      <w:rPr>
+        <w:rFonts w:ascii="Symbol" w:hAnsi="Symbol" w:hint="default"/>
+        <w:sz w:val="20"/>
+      </w:rPr>
+    </w:lvl>
+    <w:lvl w:ilvl="1" w:tentative="1">
+      <w:start w:val="1"/>
+      <w:numFmt w:val="bullet"/>
+      <w:lvlText w:val="o"/>
+      <w:lvlJc w:val="left"/>
+      <w:pPr>
+        <w:tabs>
+          <w:tab w:val="num" w:pos="1440"/>
+        </w:tabs>
+        <w:ind w:left="1440" w:hanging="360"/>
+      </w:pPr>
+      <w:rPr>
+        <w:rFonts w:ascii="Courier New" w:hAnsi="Courier New" w:hint="default"/>
+        <w:sz w:val="20"/>
+      </w:rPr>
+    </w:lvl>
+    <w:lvl w:ilvl="2" w:tentative="1">
+      <w:start w:val="1"/>
+      <w:numFmt w:val="bullet"/>
+      <w:lvlText w:val=""/>
+      <w:lvlJc w:val="left"/>
+      <w:pPr>
+        <w:tabs>
+          <w:tab w:val="num" w:pos="2160"/>
+        </w:tabs>
+        <w:ind w:left="2160" w:hanging="360"/>
+      </w:pPr>
+      <w:rPr>
+        <w:rFonts w:ascii="Wingdings" w:hAnsi="Wingdings" w:hint="default"/>
+        <w:sz w:val="20"/>
+      </w:rPr>
+    </w:lvl>
+    <w:lvl w:ilvl="3" w:tentative="1">
+      <w:start w:val="1"/>
+      <w:numFmt w:val="bullet"/>
+      <w:lvlText w:val=""/>
+      <w:lvlJc w:val="left"/>
+      <w:pPr>
+        <w:tabs>
+          <w:tab w:val="num" w:pos="2880"/>
+        </w:tabs>
+        <w:ind w:left="2880" w:hanging="360"/>
+      </w:pPr>
+      <w:rPr>
+        <w:rFonts w:ascii="Wingdings" w:hAnsi="Wingdings" w:hint="default"/>
+        <w:sz w:val="20"/>
+      </w:rPr>
+    </w:lvl>
+    <w:lvl w:ilvl="4" w:tentative="1">
+      <w:start w:val="1"/>
+      <w:numFmt w:val="bullet"/>
+      <w:lvlText w:val=""/>
+      <w:lvlJc w:val="left"/>
+      <w:pPr>
+        <w:tabs>
+          <w:tab w:val="num" w:pos="3600"/>
+        </w:tabs>
+        <w:ind w:left="3600" w:hanging="360"/>
+      </w:pPr>
+      <w:rPr>
+        <w:rFonts w:ascii="Wingdings" w:hAnsi="Wingdings" w:hint="default"/>
+        <w:sz w:val="20"/>
+      </w:rPr>
+    </w:lvl>
+    <w:lvl w:ilvl="5" w:tentative="1">
+      <w:start w:val="1"/>
+      <w:numFmt w:val="bullet"/>
+      <w:lvlText w:val=""/>
+      <w:lvlJc w:val="left"/>
+      <w:pPr>
+        <w:tabs>
+          <w:tab w:val="num" w:pos="4320"/>
+        </w:tabs>
+        <w:ind w:left="4320" w:hanging="360"/>
+      </w:pPr>
+      <w:rPr>
+        <w:rFonts w:ascii="Wingdings" w:hAnsi="Wingdings" w:hint="default"/>
+        <w:sz w:val="20"/>
+      </w:rPr>
+    </w:lvl>
+    <w:lvl w:ilvl="6" w:tentative="1">
+      <w:start w:val="1"/>
+      <w:numFmt w:val="bullet"/>
+      <w:lvlText w:val=""/>
+      <w:lvlJc w:val="left"/>
+      <w:pPr>
+        <w:tabs>
+          <w:tab w:val="num" w:pos="5040"/>
+        </w:tabs>
+        <w:ind w:left="5040" w:hanging="360"/>
+      </w:pPr>
+      <w:rPr>
+        <w:rFonts w:ascii="Wingdings" w:hAnsi="Wingdings" w:hint="default"/>
+        <w:sz w:val="20"/>
+      </w:rPr>
+    </w:lvl>
+    <w:lvl w:ilvl="7" w:tentative="1">
+      <w:start w:val="1"/>
+      <w:numFmt w:val="bullet"/>
+      <w:lvlText w:val=""/>
+      <w:lvlJc w:val="left"/>
+      <w:pPr>
+        <w:tabs>
+          <w:tab w:val="num" w:pos="5760"/>
+        </w:tabs>
+        <w:ind w:left="5760" w:hanging="360"/>
+      </w:pPr>
+      <w:rPr>
+        <w:rFonts w:ascii="Wingdings" w:hAnsi="Wingdings" w:hint="default"/>
+        <w:sz w:val="20"/>
+      </w:rPr>
+    </w:lvl>
+    <w:lvl w:ilvl="8" w:tentative="1">
+      <w:start w:val="1"/>
+      <w:numFmt w:val="bullet"/>
+      <w:lvlText w:val=""/>
+      <w:lvlJc w:val="left"/>
+      <w:pPr>
+        <w:tabs>
+          <w:tab w:val="num" w:pos="6480"/>
+        </w:tabs>
+        <w:ind w:left="6480" w:hanging="360"/>
+      </w:pPr>
+      <w:rPr>
+        <w:rFonts w:ascii="Wingdings" w:hAnsi="Wingdings" w:hint="default"/>
+        <w:sz w:val="20"/>
+      </w:rPr>
+    </w:lvl>
+  </w:abstractNum>
+  <w:abstractNum w:abstractNumId="37" w15:restartNumberingAfterBreak="0">
     <w:nsid w:val="11D601B6"/>
     <w:multiLevelType w:val="multilevel"/>
     <w:tmpl w:val="A3D82D9A"/>
@@ -4932,7 +5641,7 @@
       </w:rPr>
     </w:lvl>
   </w:abstractNum>
-  <w:abstractNum w:abstractNumId="33" w15:restartNumberingAfterBreak="0">
+  <w:abstractNum w:abstractNumId="38" w15:restartNumberingAfterBreak="0">
     <w:nsid w:val="12080207"/>
     <w:multiLevelType w:val="multilevel"/>
     <w:tmpl w:val="F65A9674"/>
@@ -5081,7 +5790,7 @@
       </w:rPr>
     </w:lvl>
   </w:abstractNum>
-  <w:abstractNum w:abstractNumId="34" w15:restartNumberingAfterBreak="0">
+  <w:abstractNum w:abstractNumId="39" w15:restartNumberingAfterBreak="0">
     <w:nsid w:val="12713338"/>
     <w:multiLevelType w:val="multilevel"/>
     <w:tmpl w:val="4DF63BE2"/>
@@ -5230,7 +5939,7 @@
       </w:rPr>
     </w:lvl>
   </w:abstractNum>
-  <w:abstractNum w:abstractNumId="35" w15:restartNumberingAfterBreak="0">
+  <w:abstractNum w:abstractNumId="40" w15:restartNumberingAfterBreak="0">
     <w:nsid w:val="127E25F6"/>
     <w:multiLevelType w:val="multilevel"/>
     <w:tmpl w:val="0A049510"/>
@@ -5379,7 +6088,7 @@
       </w:rPr>
     </w:lvl>
   </w:abstractNum>
-  <w:abstractNum w:abstractNumId="36" w15:restartNumberingAfterBreak="0">
+  <w:abstractNum w:abstractNumId="41" w15:restartNumberingAfterBreak="0">
     <w:nsid w:val="136125C1"/>
     <w:multiLevelType w:val="multilevel"/>
     <w:tmpl w:val="092C17BE"/>
@@ -5528,7 +6237,156 @@
       </w:rPr>
     </w:lvl>
   </w:abstractNum>
-  <w:abstractNum w:abstractNumId="37" w15:restartNumberingAfterBreak="0">
+  <w:abstractNum w:abstractNumId="42" w15:restartNumberingAfterBreak="0">
+    <w:nsid w:val="14250E6A"/>
+    <w:multiLevelType w:val="multilevel"/>
+    <w:tmpl w:val="69381596"/>
+    <w:lvl w:ilvl="0">
+      <w:start w:val="1"/>
+      <w:numFmt w:val="bullet"/>
+      <w:lvlText w:val=""/>
+      <w:lvlJc w:val="left"/>
+      <w:pPr>
+        <w:tabs>
+          <w:tab w:val="num" w:pos="720"/>
+        </w:tabs>
+        <w:ind w:left="720" w:hanging="360"/>
+      </w:pPr>
+      <w:rPr>
+        <w:rFonts w:ascii="Symbol" w:hAnsi="Symbol" w:hint="default"/>
+        <w:sz w:val="20"/>
+      </w:rPr>
+    </w:lvl>
+    <w:lvl w:ilvl="1" w:tentative="1">
+      <w:start w:val="1"/>
+      <w:numFmt w:val="bullet"/>
+      <w:lvlText w:val="o"/>
+      <w:lvlJc w:val="left"/>
+      <w:pPr>
+        <w:tabs>
+          <w:tab w:val="num" w:pos="1440"/>
+        </w:tabs>
+        <w:ind w:left="1440" w:hanging="360"/>
+      </w:pPr>
+      <w:rPr>
+        <w:rFonts w:ascii="Courier New" w:hAnsi="Courier New" w:hint="default"/>
+        <w:sz w:val="20"/>
+      </w:rPr>
+    </w:lvl>
+    <w:lvl w:ilvl="2" w:tentative="1">
+      <w:start w:val="1"/>
+      <w:numFmt w:val="bullet"/>
+      <w:lvlText w:val=""/>
+      <w:lvlJc w:val="left"/>
+      <w:pPr>
+        <w:tabs>
+          <w:tab w:val="num" w:pos="2160"/>
+        </w:tabs>
+        <w:ind w:left="2160" w:hanging="360"/>
+      </w:pPr>
+      <w:rPr>
+        <w:rFonts w:ascii="Wingdings" w:hAnsi="Wingdings" w:hint="default"/>
+        <w:sz w:val="20"/>
+      </w:rPr>
+    </w:lvl>
+    <w:lvl w:ilvl="3" w:tentative="1">
+      <w:start w:val="1"/>
+      <w:numFmt w:val="bullet"/>
+      <w:lvlText w:val=""/>
+      <w:lvlJc w:val="left"/>
+      <w:pPr>
+        <w:tabs>
+          <w:tab w:val="num" w:pos="2880"/>
+        </w:tabs>
+        <w:ind w:left="2880" w:hanging="360"/>
+      </w:pPr>
+      <w:rPr>
+        <w:rFonts w:ascii="Wingdings" w:hAnsi="Wingdings" w:hint="default"/>
+        <w:sz w:val="20"/>
+      </w:rPr>
+    </w:lvl>
+    <w:lvl w:ilvl="4" w:tentative="1">
+      <w:start w:val="1"/>
+      <w:numFmt w:val="bullet"/>
+      <w:lvlText w:val=""/>
+      <w:lvlJc w:val="left"/>
+      <w:pPr>
+        <w:tabs>
+          <w:tab w:val="num" w:pos="3600"/>
+        </w:tabs>
+        <w:ind w:left="3600" w:hanging="360"/>
+      </w:pPr>
+      <w:rPr>
+        <w:rFonts w:ascii="Wingdings" w:hAnsi="Wingdings" w:hint="default"/>
+        <w:sz w:val="20"/>
+      </w:rPr>
+    </w:lvl>
+    <w:lvl w:ilvl="5" w:tentative="1">
+      <w:start w:val="1"/>
+      <w:numFmt w:val="bullet"/>
+      <w:lvlText w:val=""/>
+      <w:lvlJc w:val="left"/>
+      <w:pPr>
+        <w:tabs>
+          <w:tab w:val="num" w:pos="4320"/>
+        </w:tabs>
+        <w:ind w:left="4320" w:hanging="360"/>
+      </w:pPr>
+      <w:rPr>
+        <w:rFonts w:ascii="Wingdings" w:hAnsi="Wingdings" w:hint="default"/>
+        <w:sz w:val="20"/>
+      </w:rPr>
+    </w:lvl>
+    <w:lvl w:ilvl="6" w:tentative="1">
+      <w:start w:val="1"/>
+      <w:numFmt w:val="bullet"/>
+      <w:lvlText w:val=""/>
+      <w:lvlJc w:val="left"/>
+      <w:pPr>
+        <w:tabs>
+          <w:tab w:val="num" w:pos="5040"/>
+        </w:tabs>
+        <w:ind w:left="5040" w:hanging="360"/>
+      </w:pPr>
+      <w:rPr>
+        <w:rFonts w:ascii="Wingdings" w:hAnsi="Wingdings" w:hint="default"/>
+        <w:sz w:val="20"/>
+      </w:rPr>
+    </w:lvl>
+    <w:lvl w:ilvl="7" w:tentative="1">
+      <w:start w:val="1"/>
+      <w:numFmt w:val="bullet"/>
+      <w:lvlText w:val=""/>
+      <w:lvlJc w:val="left"/>
+      <w:pPr>
+        <w:tabs>
+          <w:tab w:val="num" w:pos="5760"/>
+        </w:tabs>
+        <w:ind w:left="5760" w:hanging="360"/>
+      </w:pPr>
+      <w:rPr>
+        <w:rFonts w:ascii="Wingdings" w:hAnsi="Wingdings" w:hint="default"/>
+        <w:sz w:val="20"/>
+      </w:rPr>
+    </w:lvl>
+    <w:lvl w:ilvl="8" w:tentative="1">
+      <w:start w:val="1"/>
+      <w:numFmt w:val="bullet"/>
+      <w:lvlText w:val=""/>
+      <w:lvlJc w:val="left"/>
+      <w:pPr>
+        <w:tabs>
+          <w:tab w:val="num" w:pos="6480"/>
+        </w:tabs>
+        <w:ind w:left="6480" w:hanging="360"/>
+      </w:pPr>
+      <w:rPr>
+        <w:rFonts w:ascii="Wingdings" w:hAnsi="Wingdings" w:hint="default"/>
+        <w:sz w:val="20"/>
+      </w:rPr>
+    </w:lvl>
+  </w:abstractNum>
+  <w:abstractNum w:abstractNumId="43" w15:restartNumberingAfterBreak="0">
     <w:nsid w:val="145D6559"/>
     <w:multiLevelType w:val="multilevel"/>
     <w:tmpl w:val="C0448A6C"/>
@@ -5677,7 +6535,7 @@
       </w:rPr>
     </w:lvl>
   </w:abstractNum>
-  <w:abstractNum w:abstractNumId="38" w15:restartNumberingAfterBreak="0">
+  <w:abstractNum w:abstractNumId="44" w15:restartNumberingAfterBreak="0">
     <w:nsid w:val="15A04051"/>
     <w:multiLevelType w:val="multilevel"/>
     <w:tmpl w:val="32880C34"/>
@@ -5826,7 +6684,7 @@
       </w:rPr>
     </w:lvl>
   </w:abstractNum>
-  <w:abstractNum w:abstractNumId="39" w15:restartNumberingAfterBreak="0">
+  <w:abstractNum w:abstractNumId="45" w15:restartNumberingAfterBreak="0">
     <w:nsid w:val="15DB1565"/>
     <w:multiLevelType w:val="multilevel"/>
     <w:tmpl w:val="D71A96A8"/>
@@ -5939,7 +6797,120 @@
       </w:pPr>
     </w:lvl>
   </w:abstractNum>
-  <w:abstractNum w:abstractNumId="40" w15:restartNumberingAfterBreak="0">
+  <w:abstractNum w:abstractNumId="46" w15:restartNumberingAfterBreak="0">
+    <w:nsid w:val="1608635F"/>
+    <w:multiLevelType w:val="multilevel"/>
+    <w:tmpl w:val="E3469760"/>
+    <w:lvl w:ilvl="0">
+      <w:start w:val="4"/>
+      <w:numFmt w:val="decimal"/>
+      <w:lvlText w:val="%1."/>
+      <w:lvlJc w:val="left"/>
+      <w:pPr>
+        <w:tabs>
+          <w:tab w:val="num" w:pos="720"/>
+        </w:tabs>
+        <w:ind w:left="720" w:hanging="360"/>
+      </w:pPr>
+    </w:lvl>
+    <w:lvl w:ilvl="1" w:tentative="1">
+      <w:start w:val="1"/>
+      <w:numFmt w:val="decimal"/>
+      <w:lvlText w:val="%2."/>
+      <w:lvlJc w:val="left"/>
+      <w:pPr>
+        <w:tabs>
+          <w:tab w:val="num" w:pos="1440"/>
+        </w:tabs>
+        <w:ind w:left="1440" w:hanging="360"/>
+      </w:pPr>
+    </w:lvl>
+    <w:lvl w:ilvl="2" w:tentative="1">
+      <w:start w:val="1"/>
+      <w:numFmt w:val="decimal"/>
+      <w:lvlText w:val="%3."/>
+      <w:lvlJc w:val="left"/>
+      <w:pPr>
+        <w:tabs>
+          <w:tab w:val="num" w:pos="2160"/>
+        </w:tabs>
+        <w:ind w:left="2160" w:hanging="360"/>
+      </w:pPr>
+    </w:lvl>
+    <w:lvl w:ilvl="3" w:tentative="1">
+      <w:start w:val="1"/>
+      <w:numFmt w:val="decimal"/>
+      <w:lvlText w:val="%4."/>
+      <w:lvlJc w:val="left"/>
+      <w:pPr>
+        <w:tabs>
+          <w:tab w:val="num" w:pos="2880"/>
+        </w:tabs>
+        <w:ind w:left="2880" w:hanging="360"/>
+      </w:pPr>
+    </w:lvl>
+    <w:lvl w:ilvl="4" w:tentative="1">
+      <w:start w:val="1"/>
+      <w:numFmt w:val="decimal"/>
+      <w:lvlText w:val="%5."/>
+      <w:lvlJc w:val="left"/>
+      <w:pPr>
+        <w:tabs>
+          <w:tab w:val="num" w:pos="3600"/>
+        </w:tabs>
+        <w:ind w:left="3600" w:hanging="360"/>
+      </w:pPr>
+    </w:lvl>
+    <w:lvl w:ilvl="5" w:tentative="1">
+      <w:start w:val="1"/>
+      <w:numFmt w:val="decimal"/>
+      <w:lvlText w:val="%6."/>
+      <w:lvlJc w:val="left"/>
+      <w:pPr>
+        <w:tabs>
+          <w:tab w:val="num" w:pos="4320"/>
+        </w:tabs>
+        <w:ind w:left="4320" w:hanging="360"/>
+      </w:pPr>
+    </w:lvl>
+    <w:lvl w:ilvl="6" w:tentative="1">
+      <w:start w:val="1"/>
+      <w:numFmt w:val="decimal"/>
+      <w:lvlText w:val="%7."/>
+      <w:lvlJc w:val="left"/>
+      <w:pPr>
+        <w:tabs>
+          <w:tab w:val="num" w:pos="5040"/>
+        </w:tabs>
+        <w:ind w:left="5040" w:hanging="360"/>
+      </w:pPr>
+    </w:lvl>
+    <w:lvl w:ilvl="7" w:tentative="1">
+      <w:start w:val="1"/>
+      <w:numFmt w:val="decimal"/>
+      <w:lvlText w:val="%8."/>
+      <w:lvlJc w:val="left"/>
+      <w:pPr>
+        <w:tabs>
+          <w:tab w:val="num" w:pos="5760"/>
+        </w:tabs>
+        <w:ind w:left="5760" w:hanging="360"/>
+      </w:pPr>
+    </w:lvl>
+    <w:lvl w:ilvl="8" w:tentative="1">
+      <w:start w:val="1"/>
+      <w:numFmt w:val="decimal"/>
+      <w:lvlText w:val="%9."/>
+      <w:lvlJc w:val="left"/>
+      <w:pPr>
+        <w:tabs>
+          <w:tab w:val="num" w:pos="6480"/>
+        </w:tabs>
+        <w:ind w:left="6480" w:hanging="360"/>
+      </w:pPr>
+    </w:lvl>
+  </w:abstractNum>
+  <w:abstractNum w:abstractNumId="47" w15:restartNumberingAfterBreak="0">
     <w:nsid w:val="161271CF"/>
     <w:multiLevelType w:val="multilevel"/>
     <w:tmpl w:val="B148C20C"/>
@@ -6088,7 +7059,7 @@
       </w:rPr>
     </w:lvl>
   </w:abstractNum>
-  <w:abstractNum w:abstractNumId="41" w15:restartNumberingAfterBreak="0">
+  <w:abstractNum w:abstractNumId="48" w15:restartNumberingAfterBreak="0">
     <w:nsid w:val="163C332A"/>
     <w:multiLevelType w:val="multilevel"/>
     <w:tmpl w:val="1F36D05E"/>
@@ -6237,7 +7208,305 @@
       </w:rPr>
     </w:lvl>
   </w:abstractNum>
-  <w:abstractNum w:abstractNumId="42" w15:restartNumberingAfterBreak="0">
+  <w:abstractNum w:abstractNumId="49" w15:restartNumberingAfterBreak="0">
+    <w:nsid w:val="168E6DC5"/>
+    <w:multiLevelType w:val="multilevel"/>
+    <w:tmpl w:val="FF5C2234"/>
+    <w:lvl w:ilvl="0">
+      <w:start w:val="1"/>
+      <w:numFmt w:val="bullet"/>
+      <w:lvlText w:val=""/>
+      <w:lvlJc w:val="left"/>
+      <w:pPr>
+        <w:tabs>
+          <w:tab w:val="num" w:pos="720"/>
+        </w:tabs>
+        <w:ind w:left="720" w:hanging="360"/>
+      </w:pPr>
+      <w:rPr>
+        <w:rFonts w:ascii="Symbol" w:hAnsi="Symbol" w:hint="default"/>
+        <w:sz w:val="20"/>
+      </w:rPr>
+    </w:lvl>
+    <w:lvl w:ilvl="1" w:tentative="1">
+      <w:start w:val="1"/>
+      <w:numFmt w:val="bullet"/>
+      <w:lvlText w:val="o"/>
+      <w:lvlJc w:val="left"/>
+      <w:pPr>
+        <w:tabs>
+          <w:tab w:val="num" w:pos="1440"/>
+        </w:tabs>
+        <w:ind w:left="1440" w:hanging="360"/>
+      </w:pPr>
+      <w:rPr>
+        <w:rFonts w:ascii="Courier New" w:hAnsi="Courier New" w:hint="default"/>
+        <w:sz w:val="20"/>
+      </w:rPr>
+    </w:lvl>
+    <w:lvl w:ilvl="2" w:tentative="1">
+      <w:start w:val="1"/>
+      <w:numFmt w:val="bullet"/>
+      <w:lvlText w:val=""/>
+      <w:lvlJc w:val="left"/>
+      <w:pPr>
+        <w:tabs>
+          <w:tab w:val="num" w:pos="2160"/>
+        </w:tabs>
+        <w:ind w:left="2160" w:hanging="360"/>
+      </w:pPr>
+      <w:rPr>
+        <w:rFonts w:ascii="Wingdings" w:hAnsi="Wingdings" w:hint="default"/>
+        <w:sz w:val="20"/>
+      </w:rPr>
+    </w:lvl>
+    <w:lvl w:ilvl="3" w:tentative="1">
+      <w:start w:val="1"/>
+      <w:numFmt w:val="bullet"/>
+      <w:lvlText w:val=""/>
+      <w:lvlJc w:val="left"/>
+      <w:pPr>
+        <w:tabs>
+          <w:tab w:val="num" w:pos="2880"/>
+        </w:tabs>
+        <w:ind w:left="2880" w:hanging="360"/>
+      </w:pPr>
+      <w:rPr>
+        <w:rFonts w:ascii="Wingdings" w:hAnsi="Wingdings" w:hint="default"/>
+        <w:sz w:val="20"/>
+      </w:rPr>
+    </w:lvl>
+    <w:lvl w:ilvl="4" w:tentative="1">
+      <w:start w:val="1"/>
+      <w:numFmt w:val="bullet"/>
+      <w:lvlText w:val=""/>
+      <w:lvlJc w:val="left"/>
+      <w:pPr>
+        <w:tabs>
+          <w:tab w:val="num" w:pos="3600"/>
+        </w:tabs>
+        <w:ind w:left="3600" w:hanging="360"/>
+      </w:pPr>
+      <w:rPr>
+        <w:rFonts w:ascii="Wingdings" w:hAnsi="Wingdings" w:hint="default"/>
+        <w:sz w:val="20"/>
+      </w:rPr>
+    </w:lvl>
+    <w:lvl w:ilvl="5" w:tentative="1">
+      <w:start w:val="1"/>
+      <w:numFmt w:val="bullet"/>
+      <w:lvlText w:val=""/>
+      <w:lvlJc w:val="left"/>
+      <w:pPr>
+        <w:tabs>
+          <w:tab w:val="num" w:pos="4320"/>
+        </w:tabs>
+        <w:ind w:left="4320" w:hanging="360"/>
+      </w:pPr>
+      <w:rPr>
+        <w:rFonts w:ascii="Wingdings" w:hAnsi="Wingdings" w:hint="default"/>
+        <w:sz w:val="20"/>
+      </w:rPr>
+    </w:lvl>
+    <w:lvl w:ilvl="6" w:tentative="1">
+      <w:start w:val="1"/>
+      <w:numFmt w:val="bullet"/>
+      <w:lvlText w:val=""/>
+      <w:lvlJc w:val="left"/>
+      <w:pPr>
+        <w:tabs>
+          <w:tab w:val="num" w:pos="5040"/>
+        </w:tabs>
+        <w:ind w:left="5040" w:hanging="360"/>
+      </w:pPr>
+      <w:rPr>
+        <w:rFonts w:ascii="Wingdings" w:hAnsi="Wingdings" w:hint="default"/>
+        <w:sz w:val="20"/>
+      </w:rPr>
+    </w:lvl>
+    <w:lvl w:ilvl="7" w:tentative="1">
+      <w:start w:val="1"/>
+      <w:numFmt w:val="bullet"/>
+      <w:lvlText w:val=""/>
+      <w:lvlJc w:val="left"/>
+      <w:pPr>
+        <w:tabs>
+          <w:tab w:val="num" w:pos="5760"/>
+        </w:tabs>
+        <w:ind w:left="5760" w:hanging="360"/>
+      </w:pPr>
+      <w:rPr>
+        <w:rFonts w:ascii="Wingdings" w:hAnsi="Wingdings" w:hint="default"/>
+        <w:sz w:val="20"/>
+      </w:rPr>
+    </w:lvl>
+    <w:lvl w:ilvl="8" w:tentative="1">
+      <w:start w:val="1"/>
+      <w:numFmt w:val="bullet"/>
+      <w:lvlText w:val=""/>
+      <w:lvlJc w:val="left"/>
+      <w:pPr>
+        <w:tabs>
+          <w:tab w:val="num" w:pos="6480"/>
+        </w:tabs>
+        <w:ind w:left="6480" w:hanging="360"/>
+      </w:pPr>
+      <w:rPr>
+        <w:rFonts w:ascii="Wingdings" w:hAnsi="Wingdings" w:hint="default"/>
+        <w:sz w:val="20"/>
+      </w:rPr>
+    </w:lvl>
+  </w:abstractNum>
+  <w:abstractNum w:abstractNumId="50" w15:restartNumberingAfterBreak="0">
+    <w:nsid w:val="169A4D02"/>
+    <w:multiLevelType w:val="multilevel"/>
+    <w:tmpl w:val="11C4CDF2"/>
+    <w:lvl w:ilvl="0">
+      <w:start w:val="1"/>
+      <w:numFmt w:val="bullet"/>
+      <w:lvlText w:val=""/>
+      <w:lvlJc w:val="left"/>
+      <w:pPr>
+        <w:tabs>
+          <w:tab w:val="num" w:pos="720"/>
+        </w:tabs>
+        <w:ind w:left="720" w:hanging="360"/>
+      </w:pPr>
+      <w:rPr>
+        <w:rFonts w:ascii="Symbol" w:hAnsi="Symbol" w:hint="default"/>
+        <w:sz w:val="20"/>
+      </w:rPr>
+    </w:lvl>
+    <w:lvl w:ilvl="1" w:tentative="1">
+      <w:start w:val="1"/>
+      <w:numFmt w:val="bullet"/>
+      <w:lvlText w:val="o"/>
+      <w:lvlJc w:val="left"/>
+      <w:pPr>
+        <w:tabs>
+          <w:tab w:val="num" w:pos="1440"/>
+        </w:tabs>
+        <w:ind w:left="1440" w:hanging="360"/>
+      </w:pPr>
+      <w:rPr>
+        <w:rFonts w:ascii="Courier New" w:hAnsi="Courier New" w:hint="default"/>
+        <w:sz w:val="20"/>
+      </w:rPr>
+    </w:lvl>
+    <w:lvl w:ilvl="2" w:tentative="1">
+      <w:start w:val="1"/>
+      <w:numFmt w:val="bullet"/>
+      <w:lvlText w:val=""/>
+      <w:lvlJc w:val="left"/>
+      <w:pPr>
+        <w:tabs>
+          <w:tab w:val="num" w:pos="2160"/>
+        </w:tabs>
+        <w:ind w:left="2160" w:hanging="360"/>
+      </w:pPr>
+      <w:rPr>
+        <w:rFonts w:ascii="Wingdings" w:hAnsi="Wingdings" w:hint="default"/>
+        <w:sz w:val="20"/>
+      </w:rPr>
+    </w:lvl>
+    <w:lvl w:ilvl="3" w:tentative="1">
+      <w:start w:val="1"/>
+      <w:numFmt w:val="bullet"/>
+      <w:lvlText w:val=""/>
+      <w:lvlJc w:val="left"/>
+      <w:pPr>
+        <w:tabs>
+          <w:tab w:val="num" w:pos="2880"/>
+        </w:tabs>
+        <w:ind w:left="2880" w:hanging="360"/>
+      </w:pPr>
+      <w:rPr>
+        <w:rFonts w:ascii="Wingdings" w:hAnsi="Wingdings" w:hint="default"/>
+        <w:sz w:val="20"/>
+      </w:rPr>
+    </w:lvl>
+    <w:lvl w:ilvl="4" w:tentative="1">
+      <w:start w:val="1"/>
+      <w:numFmt w:val="bullet"/>
+      <w:lvlText w:val=""/>
+      <w:lvlJc w:val="left"/>
+      <w:pPr>
+        <w:tabs>
+          <w:tab w:val="num" w:pos="3600"/>
+        </w:tabs>
+        <w:ind w:left="3600" w:hanging="360"/>
+      </w:pPr>
+      <w:rPr>
+        <w:rFonts w:ascii="Wingdings" w:hAnsi="Wingdings" w:hint="default"/>
+        <w:sz w:val="20"/>
+      </w:rPr>
+    </w:lvl>
+    <w:lvl w:ilvl="5" w:tentative="1">
+      <w:start w:val="1"/>
+      <w:numFmt w:val="bullet"/>
+      <w:lvlText w:val=""/>
+      <w:lvlJc w:val="left"/>
+      <w:pPr>
+        <w:tabs>
+          <w:tab w:val="num" w:pos="4320"/>
+        </w:tabs>
+        <w:ind w:left="4320" w:hanging="360"/>
+      </w:pPr>
+      <w:rPr>
+        <w:rFonts w:ascii="Wingdings" w:hAnsi="Wingdings" w:hint="default"/>
+        <w:sz w:val="20"/>
+      </w:rPr>
+    </w:lvl>
+    <w:lvl w:ilvl="6" w:tentative="1">
+      <w:start w:val="1"/>
+      <w:numFmt w:val="bullet"/>
+      <w:lvlText w:val=""/>
+      <w:lvlJc w:val="left"/>
+      <w:pPr>
+        <w:tabs>
+          <w:tab w:val="num" w:pos="5040"/>
+        </w:tabs>
+        <w:ind w:left="5040" w:hanging="360"/>
+      </w:pPr>
+      <w:rPr>
+        <w:rFonts w:ascii="Wingdings" w:hAnsi="Wingdings" w:hint="default"/>
+        <w:sz w:val="20"/>
+      </w:rPr>
+    </w:lvl>
+    <w:lvl w:ilvl="7" w:tentative="1">
+      <w:start w:val="1"/>
+      <w:numFmt w:val="bullet"/>
+      <w:lvlText w:val=""/>
+      <w:lvlJc w:val="left"/>
+      <w:pPr>
+        <w:tabs>
+          <w:tab w:val="num" w:pos="5760"/>
+        </w:tabs>
+        <w:ind w:left="5760" w:hanging="360"/>
+      </w:pPr>
+      <w:rPr>
+        <w:rFonts w:ascii="Wingdings" w:hAnsi="Wingdings" w:hint="default"/>
+        <w:sz w:val="20"/>
+      </w:rPr>
+    </w:lvl>
+    <w:lvl w:ilvl="8" w:tentative="1">
+      <w:start w:val="1"/>
+      <w:numFmt w:val="bullet"/>
+      <w:lvlText w:val=""/>
+      <w:lvlJc w:val="left"/>
+      <w:pPr>
+        <w:tabs>
+          <w:tab w:val="num" w:pos="6480"/>
+        </w:tabs>
+        <w:ind w:left="6480" w:hanging="360"/>
+      </w:pPr>
+      <w:rPr>
+        <w:rFonts w:ascii="Wingdings" w:hAnsi="Wingdings" w:hint="default"/>
+        <w:sz w:val="20"/>
+      </w:rPr>
+    </w:lvl>
+  </w:abstractNum>
+  <w:abstractNum w:abstractNumId="51" w15:restartNumberingAfterBreak="0">
     <w:nsid w:val="16A736FD"/>
     <w:multiLevelType w:val="multilevel"/>
     <w:tmpl w:val="76C4CA5E"/>
@@ -6386,7 +7655,7 @@
       </w:rPr>
     </w:lvl>
   </w:abstractNum>
-  <w:abstractNum w:abstractNumId="43" w15:restartNumberingAfterBreak="0">
+  <w:abstractNum w:abstractNumId="52" w15:restartNumberingAfterBreak="0">
     <w:nsid w:val="16F621D3"/>
     <w:multiLevelType w:val="multilevel"/>
     <w:tmpl w:val="BC64E426"/>
@@ -6535,7 +7804,7 @@
       </w:rPr>
     </w:lvl>
   </w:abstractNum>
-  <w:abstractNum w:abstractNumId="44" w15:restartNumberingAfterBreak="0">
+  <w:abstractNum w:abstractNumId="53" w15:restartNumberingAfterBreak="0">
     <w:nsid w:val="171C3F90"/>
     <w:multiLevelType w:val="multilevel"/>
     <w:tmpl w:val="79AAF1F6"/>
@@ -6684,7 +7953,7 @@
       </w:rPr>
     </w:lvl>
   </w:abstractNum>
-  <w:abstractNum w:abstractNumId="45" w15:restartNumberingAfterBreak="0">
+  <w:abstractNum w:abstractNumId="54" w15:restartNumberingAfterBreak="0">
     <w:nsid w:val="18B22597"/>
     <w:multiLevelType w:val="multilevel"/>
     <w:tmpl w:val="98D0E228"/>
@@ -6833,7 +8102,7 @@
       </w:rPr>
     </w:lvl>
   </w:abstractNum>
-  <w:abstractNum w:abstractNumId="46" w15:restartNumberingAfterBreak="0">
+  <w:abstractNum w:abstractNumId="55" w15:restartNumberingAfterBreak="0">
     <w:nsid w:val="1AEB61D7"/>
     <w:multiLevelType w:val="multilevel"/>
     <w:tmpl w:val="89EEE5BA"/>
@@ -6982,7 +8251,7 @@
       </w:rPr>
     </w:lvl>
   </w:abstractNum>
-  <w:abstractNum w:abstractNumId="47" w15:restartNumberingAfterBreak="0">
+  <w:abstractNum w:abstractNumId="56" w15:restartNumberingAfterBreak="0">
     <w:nsid w:val="1C4E2435"/>
     <w:multiLevelType w:val="multilevel"/>
     <w:tmpl w:val="8E666524"/>
@@ -7131,7 +8400,7 @@
       </w:rPr>
     </w:lvl>
   </w:abstractNum>
-  <w:abstractNum w:abstractNumId="48" w15:restartNumberingAfterBreak="0">
+  <w:abstractNum w:abstractNumId="57" w15:restartNumberingAfterBreak="0">
     <w:nsid w:val="1C663C63"/>
     <w:multiLevelType w:val="multilevel"/>
     <w:tmpl w:val="B8A8A07A"/>
@@ -7280,7 +8549,7 @@
       </w:rPr>
     </w:lvl>
   </w:abstractNum>
-  <w:abstractNum w:abstractNumId="49" w15:restartNumberingAfterBreak="0">
+  <w:abstractNum w:abstractNumId="58" w15:restartNumberingAfterBreak="0">
     <w:nsid w:val="1D323FB6"/>
     <w:multiLevelType w:val="multilevel"/>
     <w:tmpl w:val="E0B4F9AE"/>
@@ -7429,7 +8698,7 @@
       </w:rPr>
     </w:lvl>
   </w:abstractNum>
-  <w:abstractNum w:abstractNumId="50" w15:restartNumberingAfterBreak="0">
+  <w:abstractNum w:abstractNumId="59" w15:restartNumberingAfterBreak="0">
     <w:nsid w:val="1E27059A"/>
     <w:multiLevelType w:val="multilevel"/>
     <w:tmpl w:val="1AF80B84"/>
@@ -7578,7 +8847,7 @@
       </w:rPr>
     </w:lvl>
   </w:abstractNum>
-  <w:abstractNum w:abstractNumId="51" w15:restartNumberingAfterBreak="0">
+  <w:abstractNum w:abstractNumId="60" w15:restartNumberingAfterBreak="0">
     <w:nsid w:val="1E5968B8"/>
     <w:multiLevelType w:val="multilevel"/>
     <w:tmpl w:val="50F06CDE"/>
@@ -7727,7 +8996,7 @@
       </w:rPr>
     </w:lvl>
   </w:abstractNum>
-  <w:abstractNum w:abstractNumId="52" w15:restartNumberingAfterBreak="0">
+  <w:abstractNum w:abstractNumId="61" w15:restartNumberingAfterBreak="0">
     <w:nsid w:val="1E8D38D4"/>
     <w:multiLevelType w:val="multilevel"/>
     <w:tmpl w:val="A00EB34A"/>
@@ -7876,7 +9145,7 @@
       </w:rPr>
     </w:lvl>
   </w:abstractNum>
-  <w:abstractNum w:abstractNumId="53" w15:restartNumberingAfterBreak="0">
+  <w:abstractNum w:abstractNumId="62" w15:restartNumberingAfterBreak="0">
     <w:nsid w:val="1F8317A4"/>
     <w:multiLevelType w:val="multilevel"/>
     <w:tmpl w:val="695A30DA"/>
@@ -8025,7 +9294,7 @@
       </w:rPr>
     </w:lvl>
   </w:abstractNum>
-  <w:abstractNum w:abstractNumId="54" w15:restartNumberingAfterBreak="0">
+  <w:abstractNum w:abstractNumId="63" w15:restartNumberingAfterBreak="0">
     <w:nsid w:val="1F8C65EC"/>
     <w:multiLevelType w:val="multilevel"/>
     <w:tmpl w:val="B16E5260"/>
@@ -8174,7 +9443,7 @@
       </w:rPr>
     </w:lvl>
   </w:abstractNum>
-  <w:abstractNum w:abstractNumId="55" w15:restartNumberingAfterBreak="0">
+  <w:abstractNum w:abstractNumId="64" w15:restartNumberingAfterBreak="0">
     <w:nsid w:val="204B118B"/>
     <w:multiLevelType w:val="multilevel"/>
     <w:tmpl w:val="81644940"/>
@@ -8323,7 +9592,7 @@
       </w:rPr>
     </w:lvl>
   </w:abstractNum>
-  <w:abstractNum w:abstractNumId="56" w15:restartNumberingAfterBreak="0">
+  <w:abstractNum w:abstractNumId="65" w15:restartNumberingAfterBreak="0">
     <w:nsid w:val="20701050"/>
     <w:multiLevelType w:val="multilevel"/>
     <w:tmpl w:val="1B74AF7A"/>
@@ -8472,7 +9741,7 @@
       </w:rPr>
     </w:lvl>
   </w:abstractNum>
-  <w:abstractNum w:abstractNumId="57" w15:restartNumberingAfterBreak="0">
+  <w:abstractNum w:abstractNumId="66" w15:restartNumberingAfterBreak="0">
     <w:nsid w:val="21A27776"/>
     <w:multiLevelType w:val="multilevel"/>
     <w:tmpl w:val="6018E5A8"/>
@@ -8621,7 +9890,7 @@
       </w:rPr>
     </w:lvl>
   </w:abstractNum>
-  <w:abstractNum w:abstractNumId="58" w15:restartNumberingAfterBreak="0">
+  <w:abstractNum w:abstractNumId="67" w15:restartNumberingAfterBreak="0">
     <w:nsid w:val="229619AD"/>
     <w:multiLevelType w:val="multilevel"/>
     <w:tmpl w:val="77C2B42C"/>
@@ -8770,7 +10039,7 @@
       </w:rPr>
     </w:lvl>
   </w:abstractNum>
-  <w:abstractNum w:abstractNumId="59" w15:restartNumberingAfterBreak="0">
+  <w:abstractNum w:abstractNumId="68" w15:restartNumberingAfterBreak="0">
     <w:nsid w:val="23082F3D"/>
     <w:multiLevelType w:val="multilevel"/>
     <w:tmpl w:val="F14A66C8"/>
@@ -8919,7 +10188,7 @@
       </w:rPr>
     </w:lvl>
   </w:abstractNum>
-  <w:abstractNum w:abstractNumId="60" w15:restartNumberingAfterBreak="0">
+  <w:abstractNum w:abstractNumId="69" w15:restartNumberingAfterBreak="0">
     <w:nsid w:val="237D3DF7"/>
     <w:multiLevelType w:val="multilevel"/>
     <w:tmpl w:val="DC7E72FC"/>
@@ -9068,7 +10337,7 @@
       </w:rPr>
     </w:lvl>
   </w:abstractNum>
-  <w:abstractNum w:abstractNumId="61" w15:restartNumberingAfterBreak="0">
+  <w:abstractNum w:abstractNumId="70" w15:restartNumberingAfterBreak="0">
     <w:nsid w:val="2453417C"/>
     <w:multiLevelType w:val="multilevel"/>
     <w:tmpl w:val="ED36B626"/>
@@ -9217,7 +10486,7 @@
       </w:rPr>
     </w:lvl>
   </w:abstractNum>
-  <w:abstractNum w:abstractNumId="62" w15:restartNumberingAfterBreak="0">
+  <w:abstractNum w:abstractNumId="71" w15:restartNumberingAfterBreak="0">
     <w:nsid w:val="24F75AF9"/>
     <w:multiLevelType w:val="multilevel"/>
     <w:tmpl w:val="9216F698"/>
@@ -9366,7 +10635,7 @@
       </w:rPr>
     </w:lvl>
   </w:abstractNum>
-  <w:abstractNum w:abstractNumId="63" w15:restartNumberingAfterBreak="0">
+  <w:abstractNum w:abstractNumId="72" w15:restartNumberingAfterBreak="0">
     <w:nsid w:val="26930FE0"/>
     <w:multiLevelType w:val="multilevel"/>
     <w:tmpl w:val="66F67BEE"/>
@@ -9515,7 +10784,7 @@
       </w:rPr>
     </w:lvl>
   </w:abstractNum>
-  <w:abstractNum w:abstractNumId="64" w15:restartNumberingAfterBreak="0">
+  <w:abstractNum w:abstractNumId="73" w15:restartNumberingAfterBreak="0">
     <w:nsid w:val="27005E26"/>
     <w:multiLevelType w:val="multilevel"/>
     <w:tmpl w:val="6246A56A"/>
@@ -9664,7 +10933,7 @@
       </w:rPr>
     </w:lvl>
   </w:abstractNum>
-  <w:abstractNum w:abstractNumId="65" w15:restartNumberingAfterBreak="0">
+  <w:abstractNum w:abstractNumId="74" w15:restartNumberingAfterBreak="0">
     <w:nsid w:val="27093147"/>
     <w:multiLevelType w:val="multilevel"/>
     <w:tmpl w:val="64E89932"/>
@@ -9813,7 +11082,7 @@
       </w:rPr>
     </w:lvl>
   </w:abstractNum>
-  <w:abstractNum w:abstractNumId="66" w15:restartNumberingAfterBreak="0">
+  <w:abstractNum w:abstractNumId="75" w15:restartNumberingAfterBreak="0">
     <w:nsid w:val="270B7DBA"/>
     <w:multiLevelType w:val="multilevel"/>
     <w:tmpl w:val="487C4796"/>
@@ -9962,7 +11231,7 @@
       </w:rPr>
     </w:lvl>
   </w:abstractNum>
-  <w:abstractNum w:abstractNumId="67" w15:restartNumberingAfterBreak="0">
+  <w:abstractNum w:abstractNumId="76" w15:restartNumberingAfterBreak="0">
     <w:nsid w:val="27DF5D6C"/>
     <w:multiLevelType w:val="multilevel"/>
     <w:tmpl w:val="6BCC12D2"/>
@@ -10111,7 +11380,7 @@
       </w:rPr>
     </w:lvl>
   </w:abstractNum>
-  <w:abstractNum w:abstractNumId="68" w15:restartNumberingAfterBreak="0">
+  <w:abstractNum w:abstractNumId="77" w15:restartNumberingAfterBreak="0">
     <w:nsid w:val="282C57AD"/>
     <w:multiLevelType w:val="multilevel"/>
     <w:tmpl w:val="8B62A20E"/>
@@ -10260,7 +11529,7 @@
       </w:rPr>
     </w:lvl>
   </w:abstractNum>
-  <w:abstractNum w:abstractNumId="69" w15:restartNumberingAfterBreak="0">
+  <w:abstractNum w:abstractNumId="78" w15:restartNumberingAfterBreak="0">
     <w:nsid w:val="2856356D"/>
     <w:multiLevelType w:val="multilevel"/>
     <w:tmpl w:val="A2F4DFC0"/>
@@ -10409,7 +11678,7 @@
       </w:rPr>
     </w:lvl>
   </w:abstractNum>
-  <w:abstractNum w:abstractNumId="70" w15:restartNumberingAfterBreak="0">
+  <w:abstractNum w:abstractNumId="79" w15:restartNumberingAfterBreak="0">
     <w:nsid w:val="285E4DD7"/>
     <w:multiLevelType w:val="multilevel"/>
     <w:tmpl w:val="DC66EB6A"/>
@@ -10558,7 +11827,156 @@
       </w:rPr>
     </w:lvl>
   </w:abstractNum>
-  <w:abstractNum w:abstractNumId="71" w15:restartNumberingAfterBreak="0">
+  <w:abstractNum w:abstractNumId="80" w15:restartNumberingAfterBreak="0">
+    <w:nsid w:val="29B65650"/>
+    <w:multiLevelType w:val="multilevel"/>
+    <w:tmpl w:val="F58C9F42"/>
+    <w:lvl w:ilvl="0">
+      <w:start w:val="1"/>
+      <w:numFmt w:val="bullet"/>
+      <w:lvlText w:val=""/>
+      <w:lvlJc w:val="left"/>
+      <w:pPr>
+        <w:tabs>
+          <w:tab w:val="num" w:pos="720"/>
+        </w:tabs>
+        <w:ind w:left="720" w:hanging="360"/>
+      </w:pPr>
+      <w:rPr>
+        <w:rFonts w:ascii="Symbol" w:hAnsi="Symbol" w:hint="default"/>
+        <w:sz w:val="20"/>
+      </w:rPr>
+    </w:lvl>
+    <w:lvl w:ilvl="1" w:tentative="1">
+      <w:start w:val="1"/>
+      <w:numFmt w:val="bullet"/>
+      <w:lvlText w:val="o"/>
+      <w:lvlJc w:val="left"/>
+      <w:pPr>
+        <w:tabs>
+          <w:tab w:val="num" w:pos="1440"/>
+        </w:tabs>
+        <w:ind w:left="1440" w:hanging="360"/>
+      </w:pPr>
+      <w:rPr>
+        <w:rFonts w:ascii="Courier New" w:hAnsi="Courier New" w:hint="default"/>
+        <w:sz w:val="20"/>
+      </w:rPr>
+    </w:lvl>
+    <w:lvl w:ilvl="2" w:tentative="1">
+      <w:start w:val="1"/>
+      <w:numFmt w:val="bullet"/>
+      <w:lvlText w:val=""/>
+      <w:lvlJc w:val="left"/>
+      <w:pPr>
+        <w:tabs>
+          <w:tab w:val="num" w:pos="2160"/>
+        </w:tabs>
+        <w:ind w:left="2160" w:hanging="360"/>
+      </w:pPr>
+      <w:rPr>
+        <w:rFonts w:ascii="Wingdings" w:hAnsi="Wingdings" w:hint="default"/>
+        <w:sz w:val="20"/>
+      </w:rPr>
+    </w:lvl>
+    <w:lvl w:ilvl="3" w:tentative="1">
+      <w:start w:val="1"/>
+      <w:numFmt w:val="bullet"/>
+      <w:lvlText w:val=""/>
+      <w:lvlJc w:val="left"/>
+      <w:pPr>
+        <w:tabs>
+          <w:tab w:val="num" w:pos="2880"/>
+        </w:tabs>
+        <w:ind w:left="2880" w:hanging="360"/>
+      </w:pPr>
+      <w:rPr>
+        <w:rFonts w:ascii="Wingdings" w:hAnsi="Wingdings" w:hint="default"/>
+        <w:sz w:val="20"/>
+      </w:rPr>
+    </w:lvl>
+    <w:lvl w:ilvl="4" w:tentative="1">
+      <w:start w:val="1"/>
+      <w:numFmt w:val="bullet"/>
+      <w:lvlText w:val=""/>
+      <w:lvlJc w:val="left"/>
+      <w:pPr>
+        <w:tabs>
+          <w:tab w:val="num" w:pos="3600"/>
+        </w:tabs>
+        <w:ind w:left="3600" w:hanging="360"/>
+      </w:pPr>
+      <w:rPr>
+        <w:rFonts w:ascii="Wingdings" w:hAnsi="Wingdings" w:hint="default"/>
+        <w:sz w:val="20"/>
+      </w:rPr>
+    </w:lvl>
+    <w:lvl w:ilvl="5" w:tentative="1">
+      <w:start w:val="1"/>
+      <w:numFmt w:val="bullet"/>
+      <w:lvlText w:val=""/>
+      <w:lvlJc w:val="left"/>
+      <w:pPr>
+        <w:tabs>
+          <w:tab w:val="num" w:pos="4320"/>
+        </w:tabs>
+        <w:ind w:left="4320" w:hanging="360"/>
+      </w:pPr>
+      <w:rPr>
+        <w:rFonts w:ascii="Wingdings" w:hAnsi="Wingdings" w:hint="default"/>
+        <w:sz w:val="20"/>
+      </w:rPr>
+    </w:lvl>
+    <w:lvl w:ilvl="6" w:tentative="1">
+      <w:start w:val="1"/>
+      <w:numFmt w:val="bullet"/>
+      <w:lvlText w:val=""/>
+      <w:lvlJc w:val="left"/>
+      <w:pPr>
+        <w:tabs>
+          <w:tab w:val="num" w:pos="5040"/>
+        </w:tabs>
+        <w:ind w:left="5040" w:hanging="360"/>
+      </w:pPr>
+      <w:rPr>
+        <w:rFonts w:ascii="Wingdings" w:hAnsi="Wingdings" w:hint="default"/>
+        <w:sz w:val="20"/>
+      </w:rPr>
+    </w:lvl>
+    <w:lvl w:ilvl="7" w:tentative="1">
+      <w:start w:val="1"/>
+      <w:numFmt w:val="bullet"/>
+      <w:lvlText w:val=""/>
+      <w:lvlJc w:val="left"/>
+      <w:pPr>
+        <w:tabs>
+          <w:tab w:val="num" w:pos="5760"/>
+        </w:tabs>
+        <w:ind w:left="5760" w:hanging="360"/>
+      </w:pPr>
+      <w:rPr>
+        <w:rFonts w:ascii="Wingdings" w:hAnsi="Wingdings" w:hint="default"/>
+        <w:sz w:val="20"/>
+      </w:rPr>
+    </w:lvl>
+    <w:lvl w:ilvl="8" w:tentative="1">
+      <w:start w:val="1"/>
+      <w:numFmt w:val="bullet"/>
+      <w:lvlText w:val=""/>
+      <w:lvlJc w:val="left"/>
+      <w:pPr>
+        <w:tabs>
+          <w:tab w:val="num" w:pos="6480"/>
+        </w:tabs>
+        <w:ind w:left="6480" w:hanging="360"/>
+      </w:pPr>
+      <w:rPr>
+        <w:rFonts w:ascii="Wingdings" w:hAnsi="Wingdings" w:hint="default"/>
+        <w:sz w:val="20"/>
+      </w:rPr>
+    </w:lvl>
+  </w:abstractNum>
+  <w:abstractNum w:abstractNumId="81" w15:restartNumberingAfterBreak="0">
     <w:nsid w:val="2A1B758C"/>
     <w:multiLevelType w:val="multilevel"/>
     <w:tmpl w:val="89C4BB16"/>
@@ -10707,7 +12125,7 @@
       </w:rPr>
     </w:lvl>
   </w:abstractNum>
-  <w:abstractNum w:abstractNumId="72" w15:restartNumberingAfterBreak="0">
+  <w:abstractNum w:abstractNumId="82" w15:restartNumberingAfterBreak="0">
     <w:nsid w:val="2AFC51C1"/>
     <w:multiLevelType w:val="multilevel"/>
     <w:tmpl w:val="20C8DBA0"/>
@@ -10856,7 +12274,7 @@
       </w:rPr>
     </w:lvl>
   </w:abstractNum>
-  <w:abstractNum w:abstractNumId="73" w15:restartNumberingAfterBreak="0">
+  <w:abstractNum w:abstractNumId="83" w15:restartNumberingAfterBreak="0">
     <w:nsid w:val="2B51090F"/>
     <w:multiLevelType w:val="multilevel"/>
     <w:tmpl w:val="44F00B72"/>
@@ -11005,7 +12423,7 @@
       </w:rPr>
     </w:lvl>
   </w:abstractNum>
-  <w:abstractNum w:abstractNumId="74" w15:restartNumberingAfterBreak="0">
+  <w:abstractNum w:abstractNumId="84" w15:restartNumberingAfterBreak="0">
     <w:nsid w:val="2BD2530A"/>
     <w:multiLevelType w:val="multilevel"/>
     <w:tmpl w:val="BFF8450E"/>
@@ -11154,7 +12572,7 @@
       </w:rPr>
     </w:lvl>
   </w:abstractNum>
-  <w:abstractNum w:abstractNumId="75" w15:restartNumberingAfterBreak="0">
+  <w:abstractNum w:abstractNumId="85" w15:restartNumberingAfterBreak="0">
     <w:nsid w:val="2C5C776C"/>
     <w:multiLevelType w:val="multilevel"/>
     <w:tmpl w:val="89588DEA"/>
@@ -11303,7 +12721,7 @@
       </w:rPr>
     </w:lvl>
   </w:abstractNum>
-  <w:abstractNum w:abstractNumId="76" w15:restartNumberingAfterBreak="0">
+  <w:abstractNum w:abstractNumId="86" w15:restartNumberingAfterBreak="0">
     <w:nsid w:val="2CC37B23"/>
     <w:multiLevelType w:val="multilevel"/>
     <w:tmpl w:val="7A00C310"/>
@@ -11452,7 +12870,7 @@
       </w:rPr>
     </w:lvl>
   </w:abstractNum>
-  <w:abstractNum w:abstractNumId="77" w15:restartNumberingAfterBreak="0">
+  <w:abstractNum w:abstractNumId="87" w15:restartNumberingAfterBreak="0">
     <w:nsid w:val="2DD63684"/>
     <w:multiLevelType w:val="multilevel"/>
     <w:tmpl w:val="596ABEB0"/>
@@ -11601,7 +13019,7 @@
       </w:rPr>
     </w:lvl>
   </w:abstractNum>
-  <w:abstractNum w:abstractNumId="78" w15:restartNumberingAfterBreak="0">
+  <w:abstractNum w:abstractNumId="88" w15:restartNumberingAfterBreak="0">
     <w:nsid w:val="2DDC10D8"/>
     <w:multiLevelType w:val="multilevel"/>
     <w:tmpl w:val="D090ABA8"/>
@@ -11750,7 +13168,7 @@
       </w:rPr>
     </w:lvl>
   </w:abstractNum>
-  <w:abstractNum w:abstractNumId="79" w15:restartNumberingAfterBreak="0">
+  <w:abstractNum w:abstractNumId="89" w15:restartNumberingAfterBreak="0">
     <w:nsid w:val="2E3139EE"/>
     <w:multiLevelType w:val="multilevel"/>
     <w:tmpl w:val="26EA5D24"/>
@@ -11899,7 +13317,7 @@
       </w:rPr>
     </w:lvl>
   </w:abstractNum>
-  <w:abstractNum w:abstractNumId="80" w15:restartNumberingAfterBreak="0">
+  <w:abstractNum w:abstractNumId="90" w15:restartNumberingAfterBreak="0">
     <w:nsid w:val="2FD2568C"/>
     <w:multiLevelType w:val="multilevel"/>
     <w:tmpl w:val="E04206DA"/>
@@ -12048,7 +13466,305 @@
       </w:rPr>
     </w:lvl>
   </w:abstractNum>
-  <w:abstractNum w:abstractNumId="81" w15:restartNumberingAfterBreak="0">
+  <w:abstractNum w:abstractNumId="91" w15:restartNumberingAfterBreak="0">
+    <w:nsid w:val="30D050B0"/>
+    <w:multiLevelType w:val="multilevel"/>
+    <w:tmpl w:val="60B6BF04"/>
+    <w:lvl w:ilvl="0">
+      <w:start w:val="1"/>
+      <w:numFmt w:val="bullet"/>
+      <w:lvlText w:val=""/>
+      <w:lvlJc w:val="left"/>
+      <w:pPr>
+        <w:tabs>
+          <w:tab w:val="num" w:pos="720"/>
+        </w:tabs>
+        <w:ind w:left="720" w:hanging="360"/>
+      </w:pPr>
+      <w:rPr>
+        <w:rFonts w:ascii="Symbol" w:hAnsi="Symbol" w:hint="default"/>
+        <w:sz w:val="20"/>
+      </w:rPr>
+    </w:lvl>
+    <w:lvl w:ilvl="1" w:tentative="1">
+      <w:start w:val="1"/>
+      <w:numFmt w:val="bullet"/>
+      <w:lvlText w:val="o"/>
+      <w:lvlJc w:val="left"/>
+      <w:pPr>
+        <w:tabs>
+          <w:tab w:val="num" w:pos="1440"/>
+        </w:tabs>
+        <w:ind w:left="1440" w:hanging="360"/>
+      </w:pPr>
+      <w:rPr>
+        <w:rFonts w:ascii="Courier New" w:hAnsi="Courier New" w:hint="default"/>
+        <w:sz w:val="20"/>
+      </w:rPr>
+    </w:lvl>
+    <w:lvl w:ilvl="2" w:tentative="1">
+      <w:start w:val="1"/>
+      <w:numFmt w:val="bullet"/>
+      <w:lvlText w:val=""/>
+      <w:lvlJc w:val="left"/>
+      <w:pPr>
+        <w:tabs>
+          <w:tab w:val="num" w:pos="2160"/>
+        </w:tabs>
+        <w:ind w:left="2160" w:hanging="360"/>
+      </w:pPr>
+      <w:rPr>
+        <w:rFonts w:ascii="Wingdings" w:hAnsi="Wingdings" w:hint="default"/>
+        <w:sz w:val="20"/>
+      </w:rPr>
+    </w:lvl>
+    <w:lvl w:ilvl="3" w:tentative="1">
+      <w:start w:val="1"/>
+      <w:numFmt w:val="bullet"/>
+      <w:lvlText w:val=""/>
+      <w:lvlJc w:val="left"/>
+      <w:pPr>
+        <w:tabs>
+          <w:tab w:val="num" w:pos="2880"/>
+        </w:tabs>
+        <w:ind w:left="2880" w:hanging="360"/>
+      </w:pPr>
+      <w:rPr>
+        <w:rFonts w:ascii="Wingdings" w:hAnsi="Wingdings" w:hint="default"/>
+        <w:sz w:val="20"/>
+      </w:rPr>
+    </w:lvl>
+    <w:lvl w:ilvl="4" w:tentative="1">
+      <w:start w:val="1"/>
+      <w:numFmt w:val="bullet"/>
+      <w:lvlText w:val=""/>
+      <w:lvlJc w:val="left"/>
+      <w:pPr>
+        <w:tabs>
+          <w:tab w:val="num" w:pos="3600"/>
+        </w:tabs>
+        <w:ind w:left="3600" w:hanging="360"/>
+      </w:pPr>
+      <w:rPr>
+        <w:rFonts w:ascii="Wingdings" w:hAnsi="Wingdings" w:hint="default"/>
+        <w:sz w:val="20"/>
+      </w:rPr>
+    </w:lvl>
+    <w:lvl w:ilvl="5" w:tentative="1">
+      <w:start w:val="1"/>
+      <w:numFmt w:val="bullet"/>
+      <w:lvlText w:val=""/>
+      <w:lvlJc w:val="left"/>
+      <w:pPr>
+        <w:tabs>
+          <w:tab w:val="num" w:pos="4320"/>
+        </w:tabs>
+        <w:ind w:left="4320" w:hanging="360"/>
+      </w:pPr>
+      <w:rPr>
+        <w:rFonts w:ascii="Wingdings" w:hAnsi="Wingdings" w:hint="default"/>
+        <w:sz w:val="20"/>
+      </w:rPr>
+    </w:lvl>
+    <w:lvl w:ilvl="6" w:tentative="1">
+      <w:start w:val="1"/>
+      <w:numFmt w:val="bullet"/>
+      <w:lvlText w:val=""/>
+      <w:lvlJc w:val="left"/>
+      <w:pPr>
+        <w:tabs>
+          <w:tab w:val="num" w:pos="5040"/>
+        </w:tabs>
+        <w:ind w:left="5040" w:hanging="360"/>
+      </w:pPr>
+      <w:rPr>
+        <w:rFonts w:ascii="Wingdings" w:hAnsi="Wingdings" w:hint="default"/>
+        <w:sz w:val="20"/>
+      </w:rPr>
+    </w:lvl>
+    <w:lvl w:ilvl="7" w:tentative="1">
+      <w:start w:val="1"/>
+      <w:numFmt w:val="bullet"/>
+      <w:lvlText w:val=""/>
+      <w:lvlJc w:val="left"/>
+      <w:pPr>
+        <w:tabs>
+          <w:tab w:val="num" w:pos="5760"/>
+        </w:tabs>
+        <w:ind w:left="5760" w:hanging="360"/>
+      </w:pPr>
+      <w:rPr>
+        <w:rFonts w:ascii="Wingdings" w:hAnsi="Wingdings" w:hint="default"/>
+        <w:sz w:val="20"/>
+      </w:rPr>
+    </w:lvl>
+    <w:lvl w:ilvl="8" w:tentative="1">
+      <w:start w:val="1"/>
+      <w:numFmt w:val="bullet"/>
+      <w:lvlText w:val=""/>
+      <w:lvlJc w:val="left"/>
+      <w:pPr>
+        <w:tabs>
+          <w:tab w:val="num" w:pos="6480"/>
+        </w:tabs>
+        <w:ind w:left="6480" w:hanging="360"/>
+      </w:pPr>
+      <w:rPr>
+        <w:rFonts w:ascii="Wingdings" w:hAnsi="Wingdings" w:hint="default"/>
+        <w:sz w:val="20"/>
+      </w:rPr>
+    </w:lvl>
+  </w:abstractNum>
+  <w:abstractNum w:abstractNumId="92" w15:restartNumberingAfterBreak="0">
+    <w:nsid w:val="31861E18"/>
+    <w:multiLevelType w:val="multilevel"/>
+    <w:tmpl w:val="77F0B2F0"/>
+    <w:lvl w:ilvl="0">
+      <w:start w:val="1"/>
+      <w:numFmt w:val="bullet"/>
+      <w:lvlText w:val=""/>
+      <w:lvlJc w:val="left"/>
+      <w:pPr>
+        <w:tabs>
+          <w:tab w:val="num" w:pos="720"/>
+        </w:tabs>
+        <w:ind w:left="720" w:hanging="360"/>
+      </w:pPr>
+      <w:rPr>
+        <w:rFonts w:ascii="Symbol" w:hAnsi="Symbol" w:hint="default"/>
+        <w:sz w:val="20"/>
+      </w:rPr>
+    </w:lvl>
+    <w:lvl w:ilvl="1" w:tentative="1">
+      <w:start w:val="1"/>
+      <w:numFmt w:val="bullet"/>
+      <w:lvlText w:val="o"/>
+      <w:lvlJc w:val="left"/>
+      <w:pPr>
+        <w:tabs>
+          <w:tab w:val="num" w:pos="1440"/>
+        </w:tabs>
+        <w:ind w:left="1440" w:hanging="360"/>
+      </w:pPr>
+      <w:rPr>
+        <w:rFonts w:ascii="Courier New" w:hAnsi="Courier New" w:hint="default"/>
+        <w:sz w:val="20"/>
+      </w:rPr>
+    </w:lvl>
+    <w:lvl w:ilvl="2" w:tentative="1">
+      <w:start w:val="1"/>
+      <w:numFmt w:val="bullet"/>
+      <w:lvlText w:val=""/>
+      <w:lvlJc w:val="left"/>
+      <w:pPr>
+        <w:tabs>
+          <w:tab w:val="num" w:pos="2160"/>
+        </w:tabs>
+        <w:ind w:left="2160" w:hanging="360"/>
+      </w:pPr>
+      <w:rPr>
+        <w:rFonts w:ascii="Wingdings" w:hAnsi="Wingdings" w:hint="default"/>
+        <w:sz w:val="20"/>
+      </w:rPr>
+    </w:lvl>
+    <w:lvl w:ilvl="3" w:tentative="1">
+      <w:start w:val="1"/>
+      <w:numFmt w:val="bullet"/>
+      <w:lvlText w:val=""/>
+      <w:lvlJc w:val="left"/>
+      <w:pPr>
+        <w:tabs>
+          <w:tab w:val="num" w:pos="2880"/>
+        </w:tabs>
+        <w:ind w:left="2880" w:hanging="360"/>
+      </w:pPr>
+      <w:rPr>
+        <w:rFonts w:ascii="Wingdings" w:hAnsi="Wingdings" w:hint="default"/>
+        <w:sz w:val="20"/>
+      </w:rPr>
+    </w:lvl>
+    <w:lvl w:ilvl="4" w:tentative="1">
+      <w:start w:val="1"/>
+      <w:numFmt w:val="bullet"/>
+      <w:lvlText w:val=""/>
+      <w:lvlJc w:val="left"/>
+      <w:pPr>
+        <w:tabs>
+          <w:tab w:val="num" w:pos="3600"/>
+        </w:tabs>
+        <w:ind w:left="3600" w:hanging="360"/>
+      </w:pPr>
+      <w:rPr>
+        <w:rFonts w:ascii="Wingdings" w:hAnsi="Wingdings" w:hint="default"/>
+        <w:sz w:val="20"/>
+      </w:rPr>
+    </w:lvl>
+    <w:lvl w:ilvl="5" w:tentative="1">
+      <w:start w:val="1"/>
+      <w:numFmt w:val="bullet"/>
+      <w:lvlText w:val=""/>
+      <w:lvlJc w:val="left"/>
+      <w:pPr>
+        <w:tabs>
+          <w:tab w:val="num" w:pos="4320"/>
+        </w:tabs>
+        <w:ind w:left="4320" w:hanging="360"/>
+      </w:pPr>
+      <w:rPr>
+        <w:rFonts w:ascii="Wingdings" w:hAnsi="Wingdings" w:hint="default"/>
+        <w:sz w:val="20"/>
+      </w:rPr>
+    </w:lvl>
+    <w:lvl w:ilvl="6" w:tentative="1">
+      <w:start w:val="1"/>
+      <w:numFmt w:val="bullet"/>
+      <w:lvlText w:val=""/>
+      <w:lvlJc w:val="left"/>
+      <w:pPr>
+        <w:tabs>
+          <w:tab w:val="num" w:pos="5040"/>
+        </w:tabs>
+        <w:ind w:left="5040" w:hanging="360"/>
+      </w:pPr>
+      <w:rPr>
+        <w:rFonts w:ascii="Wingdings" w:hAnsi="Wingdings" w:hint="default"/>
+        <w:sz w:val="20"/>
+      </w:rPr>
+    </w:lvl>
+    <w:lvl w:ilvl="7" w:tentative="1">
+      <w:start w:val="1"/>
+      <w:numFmt w:val="bullet"/>
+      <w:lvlText w:val=""/>
+      <w:lvlJc w:val="left"/>
+      <w:pPr>
+        <w:tabs>
+          <w:tab w:val="num" w:pos="5760"/>
+        </w:tabs>
+        <w:ind w:left="5760" w:hanging="360"/>
+      </w:pPr>
+      <w:rPr>
+        <w:rFonts w:ascii="Wingdings" w:hAnsi="Wingdings" w:hint="default"/>
+        <w:sz w:val="20"/>
+      </w:rPr>
+    </w:lvl>
+    <w:lvl w:ilvl="8" w:tentative="1">
+      <w:start w:val="1"/>
+      <w:numFmt w:val="bullet"/>
+      <w:lvlText w:val=""/>
+      <w:lvlJc w:val="left"/>
+      <w:pPr>
+        <w:tabs>
+          <w:tab w:val="num" w:pos="6480"/>
+        </w:tabs>
+        <w:ind w:left="6480" w:hanging="360"/>
+      </w:pPr>
+      <w:rPr>
+        <w:rFonts w:ascii="Wingdings" w:hAnsi="Wingdings" w:hint="default"/>
+        <w:sz w:val="20"/>
+      </w:rPr>
+    </w:lvl>
+  </w:abstractNum>
+  <w:abstractNum w:abstractNumId="93" w15:restartNumberingAfterBreak="0">
     <w:nsid w:val="32342E50"/>
     <w:multiLevelType w:val="multilevel"/>
     <w:tmpl w:val="E2B6DC4E"/>
@@ -12197,7 +13913,156 @@
       </w:rPr>
     </w:lvl>
   </w:abstractNum>
-  <w:abstractNum w:abstractNumId="82" w15:restartNumberingAfterBreak="0">
+  <w:abstractNum w:abstractNumId="94" w15:restartNumberingAfterBreak="0">
+    <w:nsid w:val="32425B16"/>
+    <w:multiLevelType w:val="multilevel"/>
+    <w:tmpl w:val="2446F516"/>
+    <w:lvl w:ilvl="0">
+      <w:start w:val="1"/>
+      <w:numFmt w:val="bullet"/>
+      <w:lvlText w:val=""/>
+      <w:lvlJc w:val="left"/>
+      <w:pPr>
+        <w:tabs>
+          <w:tab w:val="num" w:pos="720"/>
+        </w:tabs>
+        <w:ind w:left="720" w:hanging="360"/>
+      </w:pPr>
+      <w:rPr>
+        <w:rFonts w:ascii="Symbol" w:hAnsi="Symbol" w:hint="default"/>
+        <w:sz w:val="20"/>
+      </w:rPr>
+    </w:lvl>
+    <w:lvl w:ilvl="1" w:tentative="1">
+      <w:start w:val="1"/>
+      <w:numFmt w:val="bullet"/>
+      <w:lvlText w:val="o"/>
+      <w:lvlJc w:val="left"/>
+      <w:pPr>
+        <w:tabs>
+          <w:tab w:val="num" w:pos="1440"/>
+        </w:tabs>
+        <w:ind w:left="1440" w:hanging="360"/>
+      </w:pPr>
+      <w:rPr>
+        <w:rFonts w:ascii="Courier New" w:hAnsi="Courier New" w:hint="default"/>
+        <w:sz w:val="20"/>
+      </w:rPr>
+    </w:lvl>
+    <w:lvl w:ilvl="2" w:tentative="1">
+      <w:start w:val="1"/>
+      <w:numFmt w:val="bullet"/>
+      <w:lvlText w:val=""/>
+      <w:lvlJc w:val="left"/>
+      <w:pPr>
+        <w:tabs>
+          <w:tab w:val="num" w:pos="2160"/>
+        </w:tabs>
+        <w:ind w:left="2160" w:hanging="360"/>
+      </w:pPr>
+      <w:rPr>
+        <w:rFonts w:ascii="Wingdings" w:hAnsi="Wingdings" w:hint="default"/>
+        <w:sz w:val="20"/>
+      </w:rPr>
+    </w:lvl>
+    <w:lvl w:ilvl="3" w:tentative="1">
+      <w:start w:val="1"/>
+      <w:numFmt w:val="bullet"/>
+      <w:lvlText w:val=""/>
+      <w:lvlJc w:val="left"/>
+      <w:pPr>
+        <w:tabs>
+          <w:tab w:val="num" w:pos="2880"/>
+        </w:tabs>
+        <w:ind w:left="2880" w:hanging="360"/>
+      </w:pPr>
+      <w:rPr>
+        <w:rFonts w:ascii="Wingdings" w:hAnsi="Wingdings" w:hint="default"/>
+        <w:sz w:val="20"/>
+      </w:rPr>
+    </w:lvl>
+    <w:lvl w:ilvl="4" w:tentative="1">
+      <w:start w:val="1"/>
+      <w:numFmt w:val="bullet"/>
+      <w:lvlText w:val=""/>
+      <w:lvlJc w:val="left"/>
+      <w:pPr>
+        <w:tabs>
+          <w:tab w:val="num" w:pos="3600"/>
+        </w:tabs>
+        <w:ind w:left="3600" w:hanging="360"/>
+      </w:pPr>
+      <w:rPr>
+        <w:rFonts w:ascii="Wingdings" w:hAnsi="Wingdings" w:hint="default"/>
+        <w:sz w:val="20"/>
+      </w:rPr>
+    </w:lvl>
+    <w:lvl w:ilvl="5" w:tentative="1">
+      <w:start w:val="1"/>
+      <w:numFmt w:val="bullet"/>
+      <w:lvlText w:val=""/>
+      <w:lvlJc w:val="left"/>
+      <w:pPr>
+        <w:tabs>
+          <w:tab w:val="num" w:pos="4320"/>
+        </w:tabs>
+        <w:ind w:left="4320" w:hanging="360"/>
+      </w:pPr>
+      <w:rPr>
+        <w:rFonts w:ascii="Wingdings" w:hAnsi="Wingdings" w:hint="default"/>
+        <w:sz w:val="20"/>
+      </w:rPr>
+    </w:lvl>
+    <w:lvl w:ilvl="6" w:tentative="1">
+      <w:start w:val="1"/>
+      <w:numFmt w:val="bullet"/>
+      <w:lvlText w:val=""/>
+      <w:lvlJc w:val="left"/>
+      <w:pPr>
+        <w:tabs>
+          <w:tab w:val="num" w:pos="5040"/>
+        </w:tabs>
+        <w:ind w:left="5040" w:hanging="360"/>
+      </w:pPr>
+      <w:rPr>
+        <w:rFonts w:ascii="Wingdings" w:hAnsi="Wingdings" w:hint="default"/>
+        <w:sz w:val="20"/>
+      </w:rPr>
+    </w:lvl>
+    <w:lvl w:ilvl="7" w:tentative="1">
+      <w:start w:val="1"/>
+      <w:numFmt w:val="bullet"/>
+      <w:lvlText w:val=""/>
+      <w:lvlJc w:val="left"/>
+      <w:pPr>
+        <w:tabs>
+          <w:tab w:val="num" w:pos="5760"/>
+        </w:tabs>
+        <w:ind w:left="5760" w:hanging="360"/>
+      </w:pPr>
+      <w:rPr>
+        <w:rFonts w:ascii="Wingdings" w:hAnsi="Wingdings" w:hint="default"/>
+        <w:sz w:val="20"/>
+      </w:rPr>
+    </w:lvl>
+    <w:lvl w:ilvl="8" w:tentative="1">
+      <w:start w:val="1"/>
+      <w:numFmt w:val="bullet"/>
+      <w:lvlText w:val=""/>
+      <w:lvlJc w:val="left"/>
+      <w:pPr>
+        <w:tabs>
+          <w:tab w:val="num" w:pos="6480"/>
+        </w:tabs>
+        <w:ind w:left="6480" w:hanging="360"/>
+      </w:pPr>
+      <w:rPr>
+        <w:rFonts w:ascii="Wingdings" w:hAnsi="Wingdings" w:hint="default"/>
+        <w:sz w:val="20"/>
+      </w:rPr>
+    </w:lvl>
+  </w:abstractNum>
+  <w:abstractNum w:abstractNumId="95" w15:restartNumberingAfterBreak="0">
     <w:nsid w:val="32471789"/>
     <w:multiLevelType w:val="multilevel"/>
     <w:tmpl w:val="3E14F872"/>
@@ -12346,7 +14211,7 @@
       </w:rPr>
     </w:lvl>
   </w:abstractNum>
-  <w:abstractNum w:abstractNumId="83" w15:restartNumberingAfterBreak="0">
+  <w:abstractNum w:abstractNumId="96" w15:restartNumberingAfterBreak="0">
     <w:nsid w:val="335E6249"/>
     <w:multiLevelType w:val="multilevel"/>
     <w:tmpl w:val="B23E8DF6"/>
@@ -12495,7 +14360,7 @@
       </w:rPr>
     </w:lvl>
   </w:abstractNum>
-  <w:abstractNum w:abstractNumId="84" w15:restartNumberingAfterBreak="0">
+  <w:abstractNum w:abstractNumId="97" w15:restartNumberingAfterBreak="0">
     <w:nsid w:val="343E5984"/>
     <w:multiLevelType w:val="multilevel"/>
     <w:tmpl w:val="E8165052"/>
@@ -12644,7 +14509,7 @@
       </w:rPr>
     </w:lvl>
   </w:abstractNum>
-  <w:abstractNum w:abstractNumId="85" w15:restartNumberingAfterBreak="0">
+  <w:abstractNum w:abstractNumId="98" w15:restartNumberingAfterBreak="0">
     <w:nsid w:val="34805B81"/>
     <w:multiLevelType w:val="multilevel"/>
     <w:tmpl w:val="7688BB98"/>
@@ -12793,7 +14658,7 @@
       </w:rPr>
     </w:lvl>
   </w:abstractNum>
-  <w:abstractNum w:abstractNumId="86" w15:restartNumberingAfterBreak="0">
+  <w:abstractNum w:abstractNumId="99" w15:restartNumberingAfterBreak="0">
     <w:nsid w:val="34957492"/>
     <w:multiLevelType w:val="multilevel"/>
     <w:tmpl w:val="B31A89B2"/>
@@ -12942,7 +14807,7 @@
       </w:rPr>
     </w:lvl>
   </w:abstractNum>
-  <w:abstractNum w:abstractNumId="87" w15:restartNumberingAfterBreak="0">
+  <w:abstractNum w:abstractNumId="100" w15:restartNumberingAfterBreak="0">
     <w:nsid w:val="352164D7"/>
     <w:multiLevelType w:val="multilevel"/>
     <w:tmpl w:val="8F08D0C8"/>
@@ -13091,7 +14956,7 @@
       </w:rPr>
     </w:lvl>
   </w:abstractNum>
-  <w:abstractNum w:abstractNumId="88" w15:restartNumberingAfterBreak="0">
+  <w:abstractNum w:abstractNumId="101" w15:restartNumberingAfterBreak="0">
     <w:nsid w:val="361F12D4"/>
     <w:multiLevelType w:val="multilevel"/>
     <w:tmpl w:val="E9060CFC"/>
@@ -13240,7 +15105,7 @@
       </w:rPr>
     </w:lvl>
   </w:abstractNum>
-  <w:abstractNum w:abstractNumId="89" w15:restartNumberingAfterBreak="0">
+  <w:abstractNum w:abstractNumId="102" w15:restartNumberingAfterBreak="0">
     <w:nsid w:val="370618FF"/>
     <w:multiLevelType w:val="multilevel"/>
     <w:tmpl w:val="41F6E6F4"/>
@@ -13389,7 +15254,156 @@
       </w:rPr>
     </w:lvl>
   </w:abstractNum>
-  <w:abstractNum w:abstractNumId="90" w15:restartNumberingAfterBreak="0">
+  <w:abstractNum w:abstractNumId="103" w15:restartNumberingAfterBreak="0">
+    <w:nsid w:val="374E731E"/>
+    <w:multiLevelType w:val="multilevel"/>
+    <w:tmpl w:val="505C5EFA"/>
+    <w:lvl w:ilvl="0">
+      <w:start w:val="1"/>
+      <w:numFmt w:val="bullet"/>
+      <w:lvlText w:val=""/>
+      <w:lvlJc w:val="left"/>
+      <w:pPr>
+        <w:tabs>
+          <w:tab w:val="num" w:pos="720"/>
+        </w:tabs>
+        <w:ind w:left="720" w:hanging="360"/>
+      </w:pPr>
+      <w:rPr>
+        <w:rFonts w:ascii="Symbol" w:hAnsi="Symbol" w:hint="default"/>
+        <w:sz w:val="20"/>
+      </w:rPr>
+    </w:lvl>
+    <w:lvl w:ilvl="1" w:tentative="1">
+      <w:start w:val="1"/>
+      <w:numFmt w:val="bullet"/>
+      <w:lvlText w:val="o"/>
+      <w:lvlJc w:val="left"/>
+      <w:pPr>
+        <w:tabs>
+          <w:tab w:val="num" w:pos="1440"/>
+        </w:tabs>
+        <w:ind w:left="1440" w:hanging="360"/>
+      </w:pPr>
+      <w:rPr>
+        <w:rFonts w:ascii="Courier New" w:hAnsi="Courier New" w:hint="default"/>
+        <w:sz w:val="20"/>
+      </w:rPr>
+    </w:lvl>
+    <w:lvl w:ilvl="2" w:tentative="1">
+      <w:start w:val="1"/>
+      <w:numFmt w:val="bullet"/>
+      <w:lvlText w:val=""/>
+      <w:lvlJc w:val="left"/>
+      <w:pPr>
+        <w:tabs>
+          <w:tab w:val="num" w:pos="2160"/>
+        </w:tabs>
+        <w:ind w:left="2160" w:hanging="360"/>
+      </w:pPr>
+      <w:rPr>
+        <w:rFonts w:ascii="Wingdings" w:hAnsi="Wingdings" w:hint="default"/>
+        <w:sz w:val="20"/>
+      </w:rPr>
+    </w:lvl>
+    <w:lvl w:ilvl="3" w:tentative="1">
+      <w:start w:val="1"/>
+      <w:numFmt w:val="bullet"/>
+      <w:lvlText w:val=""/>
+      <w:lvlJc w:val="left"/>
+      <w:pPr>
+        <w:tabs>
+          <w:tab w:val="num" w:pos="2880"/>
+        </w:tabs>
+        <w:ind w:left="2880" w:hanging="360"/>
+      </w:pPr>
+      <w:rPr>
+        <w:rFonts w:ascii="Wingdings" w:hAnsi="Wingdings" w:hint="default"/>
+        <w:sz w:val="20"/>
+      </w:rPr>
+    </w:lvl>
+    <w:lvl w:ilvl="4" w:tentative="1">
+      <w:start w:val="1"/>
+      <w:numFmt w:val="bullet"/>
+      <w:lvlText w:val=""/>
+      <w:lvlJc w:val="left"/>
+      <w:pPr>
+        <w:tabs>
+          <w:tab w:val="num" w:pos="3600"/>
+        </w:tabs>
+        <w:ind w:left="3600" w:hanging="360"/>
+      </w:pPr>
+      <w:rPr>
+        <w:rFonts w:ascii="Wingdings" w:hAnsi="Wingdings" w:hint="default"/>
+        <w:sz w:val="20"/>
+      </w:rPr>
+    </w:lvl>
+    <w:lvl w:ilvl="5" w:tentative="1">
+      <w:start w:val="1"/>
+      <w:numFmt w:val="bullet"/>
+      <w:lvlText w:val=""/>
+      <w:lvlJc w:val="left"/>
+      <w:pPr>
+        <w:tabs>
+          <w:tab w:val="num" w:pos="4320"/>
+        </w:tabs>
+        <w:ind w:left="4320" w:hanging="360"/>
+      </w:pPr>
+      <w:rPr>
+        <w:rFonts w:ascii="Wingdings" w:hAnsi="Wingdings" w:hint="default"/>
+        <w:sz w:val="20"/>
+      </w:rPr>
+    </w:lvl>
+    <w:lvl w:ilvl="6" w:tentative="1">
+      <w:start w:val="1"/>
+      <w:numFmt w:val="bullet"/>
+      <w:lvlText w:val=""/>
+      <w:lvlJc w:val="left"/>
+      <w:pPr>
+        <w:tabs>
+          <w:tab w:val="num" w:pos="5040"/>
+        </w:tabs>
+        <w:ind w:left="5040" w:hanging="360"/>
+      </w:pPr>
+      <w:rPr>
+        <w:rFonts w:ascii="Wingdings" w:hAnsi="Wingdings" w:hint="default"/>
+        <w:sz w:val="20"/>
+      </w:rPr>
+    </w:lvl>
+    <w:lvl w:ilvl="7" w:tentative="1">
+      <w:start w:val="1"/>
+      <w:numFmt w:val="bullet"/>
+      <w:lvlText w:val=""/>
+      <w:lvlJc w:val="left"/>
+      <w:pPr>
+        <w:tabs>
+          <w:tab w:val="num" w:pos="5760"/>
+        </w:tabs>
+        <w:ind w:left="5760" w:hanging="360"/>
+      </w:pPr>
+      <w:rPr>
+        <w:rFonts w:ascii="Wingdings" w:hAnsi="Wingdings" w:hint="default"/>
+        <w:sz w:val="20"/>
+      </w:rPr>
+    </w:lvl>
+    <w:lvl w:ilvl="8" w:tentative="1">
+      <w:start w:val="1"/>
+      <w:numFmt w:val="bullet"/>
+      <w:lvlText w:val=""/>
+      <w:lvlJc w:val="left"/>
+      <w:pPr>
+        <w:tabs>
+          <w:tab w:val="num" w:pos="6480"/>
+        </w:tabs>
+        <w:ind w:left="6480" w:hanging="360"/>
+      </w:pPr>
+      <w:rPr>
+        <w:rFonts w:ascii="Wingdings" w:hAnsi="Wingdings" w:hint="default"/>
+        <w:sz w:val="20"/>
+      </w:rPr>
+    </w:lvl>
+  </w:abstractNum>
+  <w:abstractNum w:abstractNumId="104" w15:restartNumberingAfterBreak="0">
     <w:nsid w:val="37FF61DA"/>
     <w:multiLevelType w:val="multilevel"/>
     <w:tmpl w:val="6228FD48"/>
@@ -13538,7 +15552,156 @@
       </w:rPr>
     </w:lvl>
   </w:abstractNum>
-  <w:abstractNum w:abstractNumId="91" w15:restartNumberingAfterBreak="0">
+  <w:abstractNum w:abstractNumId="105" w15:restartNumberingAfterBreak="0">
+    <w:nsid w:val="38363465"/>
+    <w:multiLevelType w:val="multilevel"/>
+    <w:tmpl w:val="95DED952"/>
+    <w:lvl w:ilvl="0">
+      <w:start w:val="1"/>
+      <w:numFmt w:val="bullet"/>
+      <w:lvlText w:val=""/>
+      <w:lvlJc w:val="left"/>
+      <w:pPr>
+        <w:tabs>
+          <w:tab w:val="num" w:pos="720"/>
+        </w:tabs>
+        <w:ind w:left="720" w:hanging="360"/>
+      </w:pPr>
+      <w:rPr>
+        <w:rFonts w:ascii="Symbol" w:hAnsi="Symbol" w:hint="default"/>
+        <w:sz w:val="20"/>
+      </w:rPr>
+    </w:lvl>
+    <w:lvl w:ilvl="1" w:tentative="1">
+      <w:start w:val="1"/>
+      <w:numFmt w:val="bullet"/>
+      <w:lvlText w:val="o"/>
+      <w:lvlJc w:val="left"/>
+      <w:pPr>
+        <w:tabs>
+          <w:tab w:val="num" w:pos="1440"/>
+        </w:tabs>
+        <w:ind w:left="1440" w:hanging="360"/>
+      </w:pPr>
+      <w:rPr>
+        <w:rFonts w:ascii="Courier New" w:hAnsi="Courier New" w:hint="default"/>
+        <w:sz w:val="20"/>
+      </w:rPr>
+    </w:lvl>
+    <w:lvl w:ilvl="2" w:tentative="1">
+      <w:start w:val="1"/>
+      <w:numFmt w:val="bullet"/>
+      <w:lvlText w:val=""/>
+      <w:lvlJc w:val="left"/>
+      <w:pPr>
+        <w:tabs>
+          <w:tab w:val="num" w:pos="2160"/>
+        </w:tabs>
+        <w:ind w:left="2160" w:hanging="360"/>
+      </w:pPr>
+      <w:rPr>
+        <w:rFonts w:ascii="Wingdings" w:hAnsi="Wingdings" w:hint="default"/>
+        <w:sz w:val="20"/>
+      </w:rPr>
+    </w:lvl>
+    <w:lvl w:ilvl="3" w:tentative="1">
+      <w:start w:val="1"/>
+      <w:numFmt w:val="bullet"/>
+      <w:lvlText w:val=""/>
+      <w:lvlJc w:val="left"/>
+      <w:pPr>
+        <w:tabs>
+          <w:tab w:val="num" w:pos="2880"/>
+        </w:tabs>
+        <w:ind w:left="2880" w:hanging="360"/>
+      </w:pPr>
+      <w:rPr>
+        <w:rFonts w:ascii="Wingdings" w:hAnsi="Wingdings" w:hint="default"/>
+        <w:sz w:val="20"/>
+      </w:rPr>
+    </w:lvl>
+    <w:lvl w:ilvl="4" w:tentative="1">
+      <w:start w:val="1"/>
+      <w:numFmt w:val="bullet"/>
+      <w:lvlText w:val=""/>
+      <w:lvlJc w:val="left"/>
+      <w:pPr>
+        <w:tabs>
+          <w:tab w:val="num" w:pos="3600"/>
+        </w:tabs>
+        <w:ind w:left="3600" w:hanging="360"/>
+      </w:pPr>
+      <w:rPr>
+        <w:rFonts w:ascii="Wingdings" w:hAnsi="Wingdings" w:hint="default"/>
+        <w:sz w:val="20"/>
+      </w:rPr>
+    </w:lvl>
+    <w:lvl w:ilvl="5" w:tentative="1">
+      <w:start w:val="1"/>
+      <w:numFmt w:val="bullet"/>
+      <w:lvlText w:val=""/>
+      <w:lvlJc w:val="left"/>
+      <w:pPr>
+        <w:tabs>
+          <w:tab w:val="num" w:pos="4320"/>
+        </w:tabs>
+        <w:ind w:left="4320" w:hanging="360"/>
+      </w:pPr>
+      <w:rPr>
+        <w:rFonts w:ascii="Wingdings" w:hAnsi="Wingdings" w:hint="default"/>
+        <w:sz w:val="20"/>
+      </w:rPr>
+    </w:lvl>
+    <w:lvl w:ilvl="6" w:tentative="1">
+      <w:start w:val="1"/>
+      <w:numFmt w:val="bullet"/>
+      <w:lvlText w:val=""/>
+      <w:lvlJc w:val="left"/>
+      <w:pPr>
+        <w:tabs>
+          <w:tab w:val="num" w:pos="5040"/>
+        </w:tabs>
+        <w:ind w:left="5040" w:hanging="360"/>
+      </w:pPr>
+      <w:rPr>
+        <w:rFonts w:ascii="Wingdings" w:hAnsi="Wingdings" w:hint="default"/>
+        <w:sz w:val="20"/>
+      </w:rPr>
+    </w:lvl>
+    <w:lvl w:ilvl="7" w:tentative="1">
+      <w:start w:val="1"/>
+      <w:numFmt w:val="bullet"/>
+      <w:lvlText w:val=""/>
+      <w:lvlJc w:val="left"/>
+      <w:pPr>
+        <w:tabs>
+          <w:tab w:val="num" w:pos="5760"/>
+        </w:tabs>
+        <w:ind w:left="5760" w:hanging="360"/>
+      </w:pPr>
+      <w:rPr>
+        <w:rFonts w:ascii="Wingdings" w:hAnsi="Wingdings" w:hint="default"/>
+        <w:sz w:val="20"/>
+      </w:rPr>
+    </w:lvl>
+    <w:lvl w:ilvl="8" w:tentative="1">
+      <w:start w:val="1"/>
+      <w:numFmt w:val="bullet"/>
+      <w:lvlText w:val=""/>
+      <w:lvlJc w:val="left"/>
+      <w:pPr>
+        <w:tabs>
+          <w:tab w:val="num" w:pos="6480"/>
+        </w:tabs>
+        <w:ind w:left="6480" w:hanging="360"/>
+      </w:pPr>
+      <w:rPr>
+        <w:rFonts w:ascii="Wingdings" w:hAnsi="Wingdings" w:hint="default"/>
+        <w:sz w:val="20"/>
+      </w:rPr>
+    </w:lvl>
+  </w:abstractNum>
+  <w:abstractNum w:abstractNumId="106" w15:restartNumberingAfterBreak="0">
     <w:nsid w:val="38816699"/>
     <w:multiLevelType w:val="multilevel"/>
     <w:tmpl w:val="861EBCD0"/>
@@ -13687,7 +15850,7 @@
       </w:rPr>
     </w:lvl>
   </w:abstractNum>
-  <w:abstractNum w:abstractNumId="92" w15:restartNumberingAfterBreak="0">
+  <w:abstractNum w:abstractNumId="107" w15:restartNumberingAfterBreak="0">
     <w:nsid w:val="38A01A2E"/>
     <w:multiLevelType w:val="multilevel"/>
     <w:tmpl w:val="1AACB5F0"/>
@@ -13836,7 +15999,7 @@
       </w:rPr>
     </w:lvl>
   </w:abstractNum>
-  <w:abstractNum w:abstractNumId="93" w15:restartNumberingAfterBreak="0">
+  <w:abstractNum w:abstractNumId="108" w15:restartNumberingAfterBreak="0">
     <w:nsid w:val="395E79C2"/>
     <w:multiLevelType w:val="multilevel"/>
     <w:tmpl w:val="9E4EAFE6"/>
@@ -13985,7 +16148,7 @@
       </w:rPr>
     </w:lvl>
   </w:abstractNum>
-  <w:abstractNum w:abstractNumId="94" w15:restartNumberingAfterBreak="0">
+  <w:abstractNum w:abstractNumId="109" w15:restartNumberingAfterBreak="0">
     <w:nsid w:val="39C44292"/>
     <w:multiLevelType w:val="multilevel"/>
     <w:tmpl w:val="27E86FFA"/>
@@ -14134,7 +16297,7 @@
       </w:rPr>
     </w:lvl>
   </w:abstractNum>
-  <w:abstractNum w:abstractNumId="95" w15:restartNumberingAfterBreak="0">
+  <w:abstractNum w:abstractNumId="110" w15:restartNumberingAfterBreak="0">
     <w:nsid w:val="3A773478"/>
     <w:multiLevelType w:val="multilevel"/>
     <w:tmpl w:val="15FE072A"/>
@@ -14283,7 +16446,7 @@
       </w:rPr>
     </w:lvl>
   </w:abstractNum>
-  <w:abstractNum w:abstractNumId="96" w15:restartNumberingAfterBreak="0">
+  <w:abstractNum w:abstractNumId="111" w15:restartNumberingAfterBreak="0">
     <w:nsid w:val="3B0E5147"/>
     <w:multiLevelType w:val="multilevel"/>
     <w:tmpl w:val="C4A0C0B4"/>
@@ -14432,7 +16595,7 @@
       </w:rPr>
     </w:lvl>
   </w:abstractNum>
-  <w:abstractNum w:abstractNumId="97" w15:restartNumberingAfterBreak="0">
+  <w:abstractNum w:abstractNumId="112" w15:restartNumberingAfterBreak="0">
     <w:nsid w:val="3B3D4309"/>
     <w:multiLevelType w:val="multilevel"/>
     <w:tmpl w:val="F43C4928"/>
@@ -14581,7 +16744,156 @@
       </w:rPr>
     </w:lvl>
   </w:abstractNum>
-  <w:abstractNum w:abstractNumId="98" w15:restartNumberingAfterBreak="0">
+  <w:abstractNum w:abstractNumId="113" w15:restartNumberingAfterBreak="0">
+    <w:nsid w:val="3B7A7961"/>
+    <w:multiLevelType w:val="multilevel"/>
+    <w:tmpl w:val="BE787EC8"/>
+    <w:lvl w:ilvl="0">
+      <w:start w:val="1"/>
+      <w:numFmt w:val="bullet"/>
+      <w:lvlText w:val=""/>
+      <w:lvlJc w:val="left"/>
+      <w:pPr>
+        <w:tabs>
+          <w:tab w:val="num" w:pos="720"/>
+        </w:tabs>
+        <w:ind w:left="720" w:hanging="360"/>
+      </w:pPr>
+      <w:rPr>
+        <w:rFonts w:ascii="Symbol" w:hAnsi="Symbol" w:hint="default"/>
+        <w:sz w:val="20"/>
+      </w:rPr>
+    </w:lvl>
+    <w:lvl w:ilvl="1" w:tentative="1">
+      <w:start w:val="1"/>
+      <w:numFmt w:val="bullet"/>
+      <w:lvlText w:val="o"/>
+      <w:lvlJc w:val="left"/>
+      <w:pPr>
+        <w:tabs>
+          <w:tab w:val="num" w:pos="1440"/>
+        </w:tabs>
+        <w:ind w:left="1440" w:hanging="360"/>
+      </w:pPr>
+      <w:rPr>
+        <w:rFonts w:ascii="Courier New" w:hAnsi="Courier New" w:hint="default"/>
+        <w:sz w:val="20"/>
+      </w:rPr>
+    </w:lvl>
+    <w:lvl w:ilvl="2" w:tentative="1">
+      <w:start w:val="1"/>
+      <w:numFmt w:val="bullet"/>
+      <w:lvlText w:val=""/>
+      <w:lvlJc w:val="left"/>
+      <w:pPr>
+        <w:tabs>
+          <w:tab w:val="num" w:pos="2160"/>
+        </w:tabs>
+        <w:ind w:left="2160" w:hanging="360"/>
+      </w:pPr>
+      <w:rPr>
+        <w:rFonts w:ascii="Wingdings" w:hAnsi="Wingdings" w:hint="default"/>
+        <w:sz w:val="20"/>
+      </w:rPr>
+    </w:lvl>
+    <w:lvl w:ilvl="3" w:tentative="1">
+      <w:start w:val="1"/>
+      <w:numFmt w:val="bullet"/>
+      <w:lvlText w:val=""/>
+      <w:lvlJc w:val="left"/>
+      <w:pPr>
+        <w:tabs>
+          <w:tab w:val="num" w:pos="2880"/>
+        </w:tabs>
+        <w:ind w:left="2880" w:hanging="360"/>
+      </w:pPr>
+      <w:rPr>
+        <w:rFonts w:ascii="Wingdings" w:hAnsi="Wingdings" w:hint="default"/>
+        <w:sz w:val="20"/>
+      </w:rPr>
+    </w:lvl>
+    <w:lvl w:ilvl="4" w:tentative="1">
+      <w:start w:val="1"/>
+      <w:numFmt w:val="bullet"/>
+      <w:lvlText w:val=""/>
+      <w:lvlJc w:val="left"/>
+      <w:pPr>
+        <w:tabs>
+          <w:tab w:val="num" w:pos="3600"/>
+        </w:tabs>
+        <w:ind w:left="3600" w:hanging="360"/>
+      </w:pPr>
+      <w:rPr>
+        <w:rFonts w:ascii="Wingdings" w:hAnsi="Wingdings" w:hint="default"/>
+        <w:sz w:val="20"/>
+      </w:rPr>
+    </w:lvl>
+    <w:lvl w:ilvl="5" w:tentative="1">
+      <w:start w:val="1"/>
+      <w:numFmt w:val="bullet"/>
+      <w:lvlText w:val=""/>
+      <w:lvlJc w:val="left"/>
+      <w:pPr>
+        <w:tabs>
+          <w:tab w:val="num" w:pos="4320"/>
+        </w:tabs>
+        <w:ind w:left="4320" w:hanging="360"/>
+      </w:pPr>
+      <w:rPr>
+        <w:rFonts w:ascii="Wingdings" w:hAnsi="Wingdings" w:hint="default"/>
+        <w:sz w:val="20"/>
+      </w:rPr>
+    </w:lvl>
+    <w:lvl w:ilvl="6" w:tentative="1">
+      <w:start w:val="1"/>
+      <w:numFmt w:val="bullet"/>
+      <w:lvlText w:val=""/>
+      <w:lvlJc w:val="left"/>
+      <w:pPr>
+        <w:tabs>
+          <w:tab w:val="num" w:pos="5040"/>
+        </w:tabs>
+        <w:ind w:left="5040" w:hanging="360"/>
+      </w:pPr>
+      <w:rPr>
+        <w:rFonts w:ascii="Wingdings" w:hAnsi="Wingdings" w:hint="default"/>
+        <w:sz w:val="20"/>
+      </w:rPr>
+    </w:lvl>
+    <w:lvl w:ilvl="7" w:tentative="1">
+      <w:start w:val="1"/>
+      <w:numFmt w:val="bullet"/>
+      <w:lvlText w:val=""/>
+      <w:lvlJc w:val="left"/>
+      <w:pPr>
+        <w:tabs>
+          <w:tab w:val="num" w:pos="5760"/>
+        </w:tabs>
+        <w:ind w:left="5760" w:hanging="360"/>
+      </w:pPr>
+      <w:rPr>
+        <w:rFonts w:ascii="Wingdings" w:hAnsi="Wingdings" w:hint="default"/>
+        <w:sz w:val="20"/>
+      </w:rPr>
+    </w:lvl>
+    <w:lvl w:ilvl="8" w:tentative="1">
+      <w:start w:val="1"/>
+      <w:numFmt w:val="bullet"/>
+      <w:lvlText w:val=""/>
+      <w:lvlJc w:val="left"/>
+      <w:pPr>
+        <w:tabs>
+          <w:tab w:val="num" w:pos="6480"/>
+        </w:tabs>
+        <w:ind w:left="6480" w:hanging="360"/>
+      </w:pPr>
+      <w:rPr>
+        <w:rFonts w:ascii="Wingdings" w:hAnsi="Wingdings" w:hint="default"/>
+        <w:sz w:val="20"/>
+      </w:rPr>
+    </w:lvl>
+  </w:abstractNum>
+  <w:abstractNum w:abstractNumId="114" w15:restartNumberingAfterBreak="0">
     <w:nsid w:val="3BDF293D"/>
     <w:multiLevelType w:val="multilevel"/>
     <w:tmpl w:val="A4364F4E"/>
@@ -14730,7 +17042,7 @@
       </w:rPr>
     </w:lvl>
   </w:abstractNum>
-  <w:abstractNum w:abstractNumId="99" w15:restartNumberingAfterBreak="0">
+  <w:abstractNum w:abstractNumId="115" w15:restartNumberingAfterBreak="0">
     <w:nsid w:val="3BFA13EC"/>
     <w:multiLevelType w:val="multilevel"/>
     <w:tmpl w:val="0E0092A0"/>
@@ -14879,7 +17191,269 @@
       </w:rPr>
     </w:lvl>
   </w:abstractNum>
-  <w:abstractNum w:abstractNumId="100" w15:restartNumberingAfterBreak="0">
+  <w:abstractNum w:abstractNumId="116" w15:restartNumberingAfterBreak="0">
+    <w:nsid w:val="3C3A443D"/>
+    <w:multiLevelType w:val="multilevel"/>
+    <w:tmpl w:val="2B42CFF4"/>
+    <w:lvl w:ilvl="0">
+      <w:start w:val="1"/>
+      <w:numFmt w:val="bullet"/>
+      <w:lvlText w:val=""/>
+      <w:lvlJc w:val="left"/>
+      <w:pPr>
+        <w:tabs>
+          <w:tab w:val="num" w:pos="720"/>
+        </w:tabs>
+        <w:ind w:left="720" w:hanging="360"/>
+      </w:pPr>
+      <w:rPr>
+        <w:rFonts w:ascii="Symbol" w:hAnsi="Symbol" w:hint="default"/>
+        <w:sz w:val="20"/>
+      </w:rPr>
+    </w:lvl>
+    <w:lvl w:ilvl="1" w:tentative="1">
+      <w:start w:val="1"/>
+      <w:numFmt w:val="bullet"/>
+      <w:lvlText w:val="o"/>
+      <w:lvlJc w:val="left"/>
+      <w:pPr>
+        <w:tabs>
+          <w:tab w:val="num" w:pos="1440"/>
+        </w:tabs>
+        <w:ind w:left="1440" w:hanging="360"/>
+      </w:pPr>
+      <w:rPr>
+        <w:rFonts w:ascii="Courier New" w:hAnsi="Courier New" w:hint="default"/>
+        <w:sz w:val="20"/>
+      </w:rPr>
+    </w:lvl>
+    <w:lvl w:ilvl="2" w:tentative="1">
+      <w:start w:val="1"/>
+      <w:numFmt w:val="bullet"/>
+      <w:lvlText w:val=""/>
+      <w:lvlJc w:val="left"/>
+      <w:pPr>
+        <w:tabs>
+          <w:tab w:val="num" w:pos="2160"/>
+        </w:tabs>
+        <w:ind w:left="2160" w:hanging="360"/>
+      </w:pPr>
+      <w:rPr>
+        <w:rFonts w:ascii="Wingdings" w:hAnsi="Wingdings" w:hint="default"/>
+        <w:sz w:val="20"/>
+      </w:rPr>
+    </w:lvl>
+    <w:lvl w:ilvl="3" w:tentative="1">
+      <w:start w:val="1"/>
+      <w:numFmt w:val="bullet"/>
+      <w:lvlText w:val=""/>
+      <w:lvlJc w:val="left"/>
+      <w:pPr>
+        <w:tabs>
+          <w:tab w:val="num" w:pos="2880"/>
+        </w:tabs>
+        <w:ind w:left="2880" w:hanging="360"/>
+      </w:pPr>
+      <w:rPr>
+        <w:rFonts w:ascii="Wingdings" w:hAnsi="Wingdings" w:hint="default"/>
+        <w:sz w:val="20"/>
+      </w:rPr>
+    </w:lvl>
+    <w:lvl w:ilvl="4" w:tentative="1">
+      <w:start w:val="1"/>
+      <w:numFmt w:val="bullet"/>
+      <w:lvlText w:val=""/>
+      <w:lvlJc w:val="left"/>
+      <w:pPr>
+        <w:tabs>
+          <w:tab w:val="num" w:pos="3600"/>
+        </w:tabs>
+        <w:ind w:left="3600" w:hanging="360"/>
+      </w:pPr>
+      <w:rPr>
+        <w:rFonts w:ascii="Wingdings" w:hAnsi="Wingdings" w:hint="default"/>
+        <w:sz w:val="20"/>
+      </w:rPr>
+    </w:lvl>
+    <w:lvl w:ilvl="5" w:tentative="1">
+      <w:start w:val="1"/>
+      <w:numFmt w:val="bullet"/>
+      <w:lvlText w:val=""/>
+      <w:lvlJc w:val="left"/>
+      <w:pPr>
+        <w:tabs>
+          <w:tab w:val="num" w:pos="4320"/>
+        </w:tabs>
+        <w:ind w:left="4320" w:hanging="360"/>
+      </w:pPr>
+      <w:rPr>
+        <w:rFonts w:ascii="Wingdings" w:hAnsi="Wingdings" w:hint="default"/>
+        <w:sz w:val="20"/>
+      </w:rPr>
+    </w:lvl>
+    <w:lvl w:ilvl="6" w:tentative="1">
+      <w:start w:val="1"/>
+      <w:numFmt w:val="bullet"/>
+      <w:lvlText w:val=""/>
+      <w:lvlJc w:val="left"/>
+      <w:pPr>
+        <w:tabs>
+          <w:tab w:val="num" w:pos="5040"/>
+        </w:tabs>
+        <w:ind w:left="5040" w:hanging="360"/>
+      </w:pPr>
+      <w:rPr>
+        <w:rFonts w:ascii="Wingdings" w:hAnsi="Wingdings" w:hint="default"/>
+        <w:sz w:val="20"/>
+      </w:rPr>
+    </w:lvl>
+    <w:lvl w:ilvl="7" w:tentative="1">
+      <w:start w:val="1"/>
+      <w:numFmt w:val="bullet"/>
+      <w:lvlText w:val=""/>
+      <w:lvlJc w:val="left"/>
+      <w:pPr>
+        <w:tabs>
+          <w:tab w:val="num" w:pos="5760"/>
+        </w:tabs>
+        <w:ind w:left="5760" w:hanging="360"/>
+      </w:pPr>
+      <w:rPr>
+        <w:rFonts w:ascii="Wingdings" w:hAnsi="Wingdings" w:hint="default"/>
+        <w:sz w:val="20"/>
+      </w:rPr>
+    </w:lvl>
+    <w:lvl w:ilvl="8" w:tentative="1">
+      <w:start w:val="1"/>
+      <w:numFmt w:val="bullet"/>
+      <w:lvlText w:val=""/>
+      <w:lvlJc w:val="left"/>
+      <w:pPr>
+        <w:tabs>
+          <w:tab w:val="num" w:pos="6480"/>
+        </w:tabs>
+        <w:ind w:left="6480" w:hanging="360"/>
+      </w:pPr>
+      <w:rPr>
+        <w:rFonts w:ascii="Wingdings" w:hAnsi="Wingdings" w:hint="default"/>
+        <w:sz w:val="20"/>
+      </w:rPr>
+    </w:lvl>
+  </w:abstractNum>
+  <w:abstractNum w:abstractNumId="117" w15:restartNumberingAfterBreak="0">
+    <w:nsid w:val="3C7A5730"/>
+    <w:multiLevelType w:val="multilevel"/>
+    <w:tmpl w:val="2A3E04F2"/>
+    <w:lvl w:ilvl="0">
+      <w:start w:val="1"/>
+      <w:numFmt w:val="decimal"/>
+      <w:lvlText w:val="%1."/>
+      <w:lvlJc w:val="left"/>
+      <w:pPr>
+        <w:tabs>
+          <w:tab w:val="num" w:pos="720"/>
+        </w:tabs>
+        <w:ind w:left="720" w:hanging="360"/>
+      </w:pPr>
+    </w:lvl>
+    <w:lvl w:ilvl="1" w:tentative="1">
+      <w:start w:val="1"/>
+      <w:numFmt w:val="decimal"/>
+      <w:lvlText w:val="%2."/>
+      <w:lvlJc w:val="left"/>
+      <w:pPr>
+        <w:tabs>
+          <w:tab w:val="num" w:pos="1440"/>
+        </w:tabs>
+        <w:ind w:left="1440" w:hanging="360"/>
+      </w:pPr>
+    </w:lvl>
+    <w:lvl w:ilvl="2" w:tentative="1">
+      <w:start w:val="1"/>
+      <w:numFmt w:val="decimal"/>
+      <w:lvlText w:val="%3."/>
+      <w:lvlJc w:val="left"/>
+      <w:pPr>
+        <w:tabs>
+          <w:tab w:val="num" w:pos="2160"/>
+        </w:tabs>
+        <w:ind w:left="2160" w:hanging="360"/>
+      </w:pPr>
+    </w:lvl>
+    <w:lvl w:ilvl="3" w:tentative="1">
+      <w:start w:val="1"/>
+      <w:numFmt w:val="decimal"/>
+      <w:lvlText w:val="%4."/>
+      <w:lvlJc w:val="left"/>
+      <w:pPr>
+        <w:tabs>
+          <w:tab w:val="num" w:pos="2880"/>
+        </w:tabs>
+        <w:ind w:left="2880" w:hanging="360"/>
+      </w:pPr>
+    </w:lvl>
+    <w:lvl w:ilvl="4" w:tentative="1">
+      <w:start w:val="1"/>
+      <w:numFmt w:val="decimal"/>
+      <w:lvlText w:val="%5."/>
+      <w:lvlJc w:val="left"/>
+      <w:pPr>
+        <w:tabs>
+          <w:tab w:val="num" w:pos="3600"/>
+        </w:tabs>
+        <w:ind w:left="3600" w:hanging="360"/>
+      </w:pPr>
+    </w:lvl>
+    <w:lvl w:ilvl="5" w:tentative="1">
+      <w:start w:val="1"/>
+      <w:numFmt w:val="decimal"/>
+      <w:lvlText w:val="%6."/>
+      <w:lvlJc w:val="left"/>
+      <w:pPr>
+        <w:tabs>
+          <w:tab w:val="num" w:pos="4320"/>
+        </w:tabs>
+        <w:ind w:left="4320" w:hanging="360"/>
+      </w:pPr>
+    </w:lvl>
+    <w:lvl w:ilvl="6" w:tentative="1">
+      <w:start w:val="1"/>
+      <w:numFmt w:val="decimal"/>
+      <w:lvlText w:val="%7."/>
+      <w:lvlJc w:val="left"/>
+      <w:pPr>
+        <w:tabs>
+          <w:tab w:val="num" w:pos="5040"/>
+        </w:tabs>
+        <w:ind w:left="5040" w:hanging="360"/>
+      </w:pPr>
+    </w:lvl>
+    <w:lvl w:ilvl="7" w:tentative="1">
+      <w:start w:val="1"/>
+      <w:numFmt w:val="decimal"/>
+      <w:lvlText w:val="%8."/>
+      <w:lvlJc w:val="left"/>
+      <w:pPr>
+        <w:tabs>
+          <w:tab w:val="num" w:pos="5760"/>
+        </w:tabs>
+        <w:ind w:left="5760" w:hanging="360"/>
+      </w:pPr>
+    </w:lvl>
+    <w:lvl w:ilvl="8" w:tentative="1">
+      <w:start w:val="1"/>
+      <w:numFmt w:val="decimal"/>
+      <w:lvlText w:val="%9."/>
+      <w:lvlJc w:val="left"/>
+      <w:pPr>
+        <w:tabs>
+          <w:tab w:val="num" w:pos="6480"/>
+        </w:tabs>
+        <w:ind w:left="6480" w:hanging="360"/>
+      </w:pPr>
+    </w:lvl>
+  </w:abstractNum>
+  <w:abstractNum w:abstractNumId="118" w15:restartNumberingAfterBreak="0">
     <w:nsid w:val="3CA24641"/>
     <w:multiLevelType w:val="multilevel"/>
     <w:tmpl w:val="E9E44CF2"/>
@@ -15028,7 +17602,156 @@
       </w:rPr>
     </w:lvl>
   </w:abstractNum>
-  <w:abstractNum w:abstractNumId="101" w15:restartNumberingAfterBreak="0">
+  <w:abstractNum w:abstractNumId="119" w15:restartNumberingAfterBreak="0">
+    <w:nsid w:val="3CAB1EF8"/>
+    <w:multiLevelType w:val="multilevel"/>
+    <w:tmpl w:val="7ACEAC34"/>
+    <w:lvl w:ilvl="0">
+      <w:start w:val="1"/>
+      <w:numFmt w:val="bullet"/>
+      <w:lvlText w:val=""/>
+      <w:lvlJc w:val="left"/>
+      <w:pPr>
+        <w:tabs>
+          <w:tab w:val="num" w:pos="720"/>
+        </w:tabs>
+        <w:ind w:left="720" w:hanging="360"/>
+      </w:pPr>
+      <w:rPr>
+        <w:rFonts w:ascii="Symbol" w:hAnsi="Symbol" w:hint="default"/>
+        <w:sz w:val="20"/>
+      </w:rPr>
+    </w:lvl>
+    <w:lvl w:ilvl="1" w:tentative="1">
+      <w:start w:val="1"/>
+      <w:numFmt w:val="bullet"/>
+      <w:lvlText w:val="o"/>
+      <w:lvlJc w:val="left"/>
+      <w:pPr>
+        <w:tabs>
+          <w:tab w:val="num" w:pos="1440"/>
+        </w:tabs>
+        <w:ind w:left="1440" w:hanging="360"/>
+      </w:pPr>
+      <w:rPr>
+        <w:rFonts w:ascii="Courier New" w:hAnsi="Courier New" w:hint="default"/>
+        <w:sz w:val="20"/>
+      </w:rPr>
+    </w:lvl>
+    <w:lvl w:ilvl="2" w:tentative="1">
+      <w:start w:val="1"/>
+      <w:numFmt w:val="bullet"/>
+      <w:lvlText w:val=""/>
+      <w:lvlJc w:val="left"/>
+      <w:pPr>
+        <w:tabs>
+          <w:tab w:val="num" w:pos="2160"/>
+        </w:tabs>
+        <w:ind w:left="2160" w:hanging="360"/>
+      </w:pPr>
+      <w:rPr>
+        <w:rFonts w:ascii="Wingdings" w:hAnsi="Wingdings" w:hint="default"/>
+        <w:sz w:val="20"/>
+      </w:rPr>
+    </w:lvl>
+    <w:lvl w:ilvl="3" w:tentative="1">
+      <w:start w:val="1"/>
+      <w:numFmt w:val="bullet"/>
+      <w:lvlText w:val=""/>
+      <w:lvlJc w:val="left"/>
+      <w:pPr>
+        <w:tabs>
+          <w:tab w:val="num" w:pos="2880"/>
+        </w:tabs>
+        <w:ind w:left="2880" w:hanging="360"/>
+      </w:pPr>
+      <w:rPr>
+        <w:rFonts w:ascii="Wingdings" w:hAnsi="Wingdings" w:hint="default"/>
+        <w:sz w:val="20"/>
+      </w:rPr>
+    </w:lvl>
+    <w:lvl w:ilvl="4" w:tentative="1">
+      <w:start w:val="1"/>
+      <w:numFmt w:val="bullet"/>
+      <w:lvlText w:val=""/>
+      <w:lvlJc w:val="left"/>
+      <w:pPr>
+        <w:tabs>
+          <w:tab w:val="num" w:pos="3600"/>
+        </w:tabs>
+        <w:ind w:left="3600" w:hanging="360"/>
+      </w:pPr>
+      <w:rPr>
+        <w:rFonts w:ascii="Wingdings" w:hAnsi="Wingdings" w:hint="default"/>
+        <w:sz w:val="20"/>
+      </w:rPr>
+    </w:lvl>
+    <w:lvl w:ilvl="5" w:tentative="1">
+      <w:start w:val="1"/>
+      <w:numFmt w:val="bullet"/>
+      <w:lvlText w:val=""/>
+      <w:lvlJc w:val="left"/>
+      <w:pPr>
+        <w:tabs>
+          <w:tab w:val="num" w:pos="4320"/>
+        </w:tabs>
+        <w:ind w:left="4320" w:hanging="360"/>
+      </w:pPr>
+      <w:rPr>
+        <w:rFonts w:ascii="Wingdings" w:hAnsi="Wingdings" w:hint="default"/>
+        <w:sz w:val="20"/>
+      </w:rPr>
+    </w:lvl>
+    <w:lvl w:ilvl="6" w:tentative="1">
+      <w:start w:val="1"/>
+      <w:numFmt w:val="bullet"/>
+      <w:lvlText w:val=""/>
+      <w:lvlJc w:val="left"/>
+      <w:pPr>
+        <w:tabs>
+          <w:tab w:val="num" w:pos="5040"/>
+        </w:tabs>
+        <w:ind w:left="5040" w:hanging="360"/>
+      </w:pPr>
+      <w:rPr>
+        <w:rFonts w:ascii="Wingdings" w:hAnsi="Wingdings" w:hint="default"/>
+        <w:sz w:val="20"/>
+      </w:rPr>
+    </w:lvl>
+    <w:lvl w:ilvl="7" w:tentative="1">
+      <w:start w:val="1"/>
+      <w:numFmt w:val="bullet"/>
+      <w:lvlText w:val=""/>
+      <w:lvlJc w:val="left"/>
+      <w:pPr>
+        <w:tabs>
+          <w:tab w:val="num" w:pos="5760"/>
+        </w:tabs>
+        <w:ind w:left="5760" w:hanging="360"/>
+      </w:pPr>
+      <w:rPr>
+        <w:rFonts w:ascii="Wingdings" w:hAnsi="Wingdings" w:hint="default"/>
+        <w:sz w:val="20"/>
+      </w:rPr>
+    </w:lvl>
+    <w:lvl w:ilvl="8" w:tentative="1">
+      <w:start w:val="1"/>
+      <w:numFmt w:val="bullet"/>
+      <w:lvlText w:val=""/>
+      <w:lvlJc w:val="left"/>
+      <w:pPr>
+        <w:tabs>
+          <w:tab w:val="num" w:pos="6480"/>
+        </w:tabs>
+        <w:ind w:left="6480" w:hanging="360"/>
+      </w:pPr>
+      <w:rPr>
+        <w:rFonts w:ascii="Wingdings" w:hAnsi="Wingdings" w:hint="default"/>
+        <w:sz w:val="20"/>
+      </w:rPr>
+    </w:lvl>
+  </w:abstractNum>
+  <w:abstractNum w:abstractNumId="120" w15:restartNumberingAfterBreak="0">
     <w:nsid w:val="3CFF4288"/>
     <w:multiLevelType w:val="multilevel"/>
     <w:tmpl w:val="55285CFA"/>
@@ -15177,7 +17900,7 @@
       </w:rPr>
     </w:lvl>
   </w:abstractNum>
-  <w:abstractNum w:abstractNumId="102" w15:restartNumberingAfterBreak="0">
+  <w:abstractNum w:abstractNumId="121" w15:restartNumberingAfterBreak="0">
     <w:nsid w:val="3D2C70C3"/>
     <w:multiLevelType w:val="multilevel"/>
     <w:tmpl w:val="94DA0012"/>
@@ -15326,7 +18049,7 @@
       </w:rPr>
     </w:lvl>
   </w:abstractNum>
-  <w:abstractNum w:abstractNumId="103" w15:restartNumberingAfterBreak="0">
+  <w:abstractNum w:abstractNumId="122" w15:restartNumberingAfterBreak="0">
     <w:nsid w:val="3D772D94"/>
     <w:multiLevelType w:val="multilevel"/>
     <w:tmpl w:val="9252D276"/>
@@ -15475,7 +18198,7 @@
       </w:rPr>
     </w:lvl>
   </w:abstractNum>
-  <w:abstractNum w:abstractNumId="104" w15:restartNumberingAfterBreak="0">
+  <w:abstractNum w:abstractNumId="123" w15:restartNumberingAfterBreak="0">
     <w:nsid w:val="3DAB034F"/>
     <w:multiLevelType w:val="multilevel"/>
     <w:tmpl w:val="31FA94A8"/>
@@ -15624,7 +18347,7 @@
       </w:rPr>
     </w:lvl>
   </w:abstractNum>
-  <w:abstractNum w:abstractNumId="105" w15:restartNumberingAfterBreak="0">
+  <w:abstractNum w:abstractNumId="124" w15:restartNumberingAfterBreak="0">
     <w:nsid w:val="3DE7052E"/>
     <w:multiLevelType w:val="multilevel"/>
     <w:tmpl w:val="C436F1C6"/>
@@ -15773,7 +18496,156 @@
       </w:rPr>
     </w:lvl>
   </w:abstractNum>
-  <w:abstractNum w:abstractNumId="106" w15:restartNumberingAfterBreak="0">
+  <w:abstractNum w:abstractNumId="125" w15:restartNumberingAfterBreak="0">
+    <w:nsid w:val="3EA0479F"/>
+    <w:multiLevelType w:val="multilevel"/>
+    <w:tmpl w:val="DCC86748"/>
+    <w:lvl w:ilvl="0">
+      <w:start w:val="1"/>
+      <w:numFmt w:val="bullet"/>
+      <w:lvlText w:val=""/>
+      <w:lvlJc w:val="left"/>
+      <w:pPr>
+        <w:tabs>
+          <w:tab w:val="num" w:pos="720"/>
+        </w:tabs>
+        <w:ind w:left="720" w:hanging="360"/>
+      </w:pPr>
+      <w:rPr>
+        <w:rFonts w:ascii="Symbol" w:hAnsi="Symbol" w:hint="default"/>
+        <w:sz w:val="20"/>
+      </w:rPr>
+    </w:lvl>
+    <w:lvl w:ilvl="1" w:tentative="1">
+      <w:start w:val="1"/>
+      <w:numFmt w:val="bullet"/>
+      <w:lvlText w:val="o"/>
+      <w:lvlJc w:val="left"/>
+      <w:pPr>
+        <w:tabs>
+          <w:tab w:val="num" w:pos="1440"/>
+        </w:tabs>
+        <w:ind w:left="1440" w:hanging="360"/>
+      </w:pPr>
+      <w:rPr>
+        <w:rFonts w:ascii="Courier New" w:hAnsi="Courier New" w:hint="default"/>
+        <w:sz w:val="20"/>
+      </w:rPr>
+    </w:lvl>
+    <w:lvl w:ilvl="2" w:tentative="1">
+      <w:start w:val="1"/>
+      <w:numFmt w:val="bullet"/>
+      <w:lvlText w:val=""/>
+      <w:lvlJc w:val="left"/>
+      <w:pPr>
+        <w:tabs>
+          <w:tab w:val="num" w:pos="2160"/>
+        </w:tabs>
+        <w:ind w:left="2160" w:hanging="360"/>
+      </w:pPr>
+      <w:rPr>
+        <w:rFonts w:ascii="Wingdings" w:hAnsi="Wingdings" w:hint="default"/>
+        <w:sz w:val="20"/>
+      </w:rPr>
+    </w:lvl>
+    <w:lvl w:ilvl="3" w:tentative="1">
+      <w:start w:val="1"/>
+      <w:numFmt w:val="bullet"/>
+      <w:lvlText w:val=""/>
+      <w:lvlJc w:val="left"/>
+      <w:pPr>
+        <w:tabs>
+          <w:tab w:val="num" w:pos="2880"/>
+        </w:tabs>
+        <w:ind w:left="2880" w:hanging="360"/>
+      </w:pPr>
+      <w:rPr>
+        <w:rFonts w:ascii="Wingdings" w:hAnsi="Wingdings" w:hint="default"/>
+        <w:sz w:val="20"/>
+      </w:rPr>
+    </w:lvl>
+    <w:lvl w:ilvl="4" w:tentative="1">
+      <w:start w:val="1"/>
+      <w:numFmt w:val="bullet"/>
+      <w:lvlText w:val=""/>
+      <w:lvlJc w:val="left"/>
+      <w:pPr>
+        <w:tabs>
+          <w:tab w:val="num" w:pos="3600"/>
+        </w:tabs>
+        <w:ind w:left="3600" w:hanging="360"/>
+      </w:pPr>
+      <w:rPr>
+        <w:rFonts w:ascii="Wingdings" w:hAnsi="Wingdings" w:hint="default"/>
+        <w:sz w:val="20"/>
+      </w:rPr>
+    </w:lvl>
+    <w:lvl w:ilvl="5" w:tentative="1">
+      <w:start w:val="1"/>
+      <w:numFmt w:val="bullet"/>
+      <w:lvlText w:val=""/>
+      <w:lvlJc w:val="left"/>
+      <w:pPr>
+        <w:tabs>
+          <w:tab w:val="num" w:pos="4320"/>
+        </w:tabs>
+        <w:ind w:left="4320" w:hanging="360"/>
+      </w:pPr>
+      <w:rPr>
+        <w:rFonts w:ascii="Wingdings" w:hAnsi="Wingdings" w:hint="default"/>
+        <w:sz w:val="20"/>
+      </w:rPr>
+    </w:lvl>
+    <w:lvl w:ilvl="6" w:tentative="1">
+      <w:start w:val="1"/>
+      <w:numFmt w:val="bullet"/>
+      <w:lvlText w:val=""/>
+      <w:lvlJc w:val="left"/>
+      <w:pPr>
+        <w:tabs>
+          <w:tab w:val="num" w:pos="5040"/>
+        </w:tabs>
+        <w:ind w:left="5040" w:hanging="360"/>
+      </w:pPr>
+      <w:rPr>
+        <w:rFonts w:ascii="Wingdings" w:hAnsi="Wingdings" w:hint="default"/>
+        <w:sz w:val="20"/>
+      </w:rPr>
+    </w:lvl>
+    <w:lvl w:ilvl="7" w:tentative="1">
+      <w:start w:val="1"/>
+      <w:numFmt w:val="bullet"/>
+      <w:lvlText w:val=""/>
+      <w:lvlJc w:val="left"/>
+      <w:pPr>
+        <w:tabs>
+          <w:tab w:val="num" w:pos="5760"/>
+        </w:tabs>
+        <w:ind w:left="5760" w:hanging="360"/>
+      </w:pPr>
+      <w:rPr>
+        <w:rFonts w:ascii="Wingdings" w:hAnsi="Wingdings" w:hint="default"/>
+        <w:sz w:val="20"/>
+      </w:rPr>
+    </w:lvl>
+    <w:lvl w:ilvl="8" w:tentative="1">
+      <w:start w:val="1"/>
+      <w:numFmt w:val="bullet"/>
+      <w:lvlText w:val=""/>
+      <w:lvlJc w:val="left"/>
+      <w:pPr>
+        <w:tabs>
+          <w:tab w:val="num" w:pos="6480"/>
+        </w:tabs>
+        <w:ind w:left="6480" w:hanging="360"/>
+      </w:pPr>
+      <w:rPr>
+        <w:rFonts w:ascii="Wingdings" w:hAnsi="Wingdings" w:hint="default"/>
+        <w:sz w:val="20"/>
+      </w:rPr>
+    </w:lvl>
+  </w:abstractNum>
+  <w:abstractNum w:abstractNumId="126" w15:restartNumberingAfterBreak="0">
     <w:nsid w:val="3F17042A"/>
     <w:multiLevelType w:val="multilevel"/>
     <w:tmpl w:val="ED940C7C"/>
@@ -15922,7 +18794,156 @@
       </w:rPr>
     </w:lvl>
   </w:abstractNum>
-  <w:abstractNum w:abstractNumId="107" w15:restartNumberingAfterBreak="0">
+  <w:abstractNum w:abstractNumId="127" w15:restartNumberingAfterBreak="0">
+    <w:nsid w:val="41453CF8"/>
+    <w:multiLevelType w:val="multilevel"/>
+    <w:tmpl w:val="8886FC0A"/>
+    <w:lvl w:ilvl="0">
+      <w:start w:val="1"/>
+      <w:numFmt w:val="bullet"/>
+      <w:lvlText w:val=""/>
+      <w:lvlJc w:val="left"/>
+      <w:pPr>
+        <w:tabs>
+          <w:tab w:val="num" w:pos="720"/>
+        </w:tabs>
+        <w:ind w:left="720" w:hanging="360"/>
+      </w:pPr>
+      <w:rPr>
+        <w:rFonts w:ascii="Symbol" w:hAnsi="Symbol" w:hint="default"/>
+        <w:sz w:val="20"/>
+      </w:rPr>
+    </w:lvl>
+    <w:lvl w:ilvl="1" w:tentative="1">
+      <w:start w:val="1"/>
+      <w:numFmt w:val="bullet"/>
+      <w:lvlText w:val="o"/>
+      <w:lvlJc w:val="left"/>
+      <w:pPr>
+        <w:tabs>
+          <w:tab w:val="num" w:pos="1440"/>
+        </w:tabs>
+        <w:ind w:left="1440" w:hanging="360"/>
+      </w:pPr>
+      <w:rPr>
+        <w:rFonts w:ascii="Courier New" w:hAnsi="Courier New" w:hint="default"/>
+        <w:sz w:val="20"/>
+      </w:rPr>
+    </w:lvl>
+    <w:lvl w:ilvl="2" w:tentative="1">
+      <w:start w:val="1"/>
+      <w:numFmt w:val="bullet"/>
+      <w:lvlText w:val=""/>
+      <w:lvlJc w:val="left"/>
+      <w:pPr>
+        <w:tabs>
+          <w:tab w:val="num" w:pos="2160"/>
+        </w:tabs>
+        <w:ind w:left="2160" w:hanging="360"/>
+      </w:pPr>
+      <w:rPr>
+        <w:rFonts w:ascii="Wingdings" w:hAnsi="Wingdings" w:hint="default"/>
+        <w:sz w:val="20"/>
+      </w:rPr>
+    </w:lvl>
+    <w:lvl w:ilvl="3" w:tentative="1">
+      <w:start w:val="1"/>
+      <w:numFmt w:val="bullet"/>
+      <w:lvlText w:val=""/>
+      <w:lvlJc w:val="left"/>
+      <w:pPr>
+        <w:tabs>
+          <w:tab w:val="num" w:pos="2880"/>
+        </w:tabs>
+        <w:ind w:left="2880" w:hanging="360"/>
+      </w:pPr>
+      <w:rPr>
+        <w:rFonts w:ascii="Wingdings" w:hAnsi="Wingdings" w:hint="default"/>
+        <w:sz w:val="20"/>
+      </w:rPr>
+    </w:lvl>
+    <w:lvl w:ilvl="4" w:tentative="1">
+      <w:start w:val="1"/>
+      <w:numFmt w:val="bullet"/>
+      <w:lvlText w:val=""/>
+      <w:lvlJc w:val="left"/>
+      <w:pPr>
+        <w:tabs>
+          <w:tab w:val="num" w:pos="3600"/>
+        </w:tabs>
+        <w:ind w:left="3600" w:hanging="360"/>
+      </w:pPr>
+      <w:rPr>
+        <w:rFonts w:ascii="Wingdings" w:hAnsi="Wingdings" w:hint="default"/>
+        <w:sz w:val="20"/>
+      </w:rPr>
+    </w:lvl>
+    <w:lvl w:ilvl="5" w:tentative="1">
+      <w:start w:val="1"/>
+      <w:numFmt w:val="bullet"/>
+      <w:lvlText w:val=""/>
+      <w:lvlJc w:val="left"/>
+      <w:pPr>
+        <w:tabs>
+          <w:tab w:val="num" w:pos="4320"/>
+        </w:tabs>
+        <w:ind w:left="4320" w:hanging="360"/>
+      </w:pPr>
+      <w:rPr>
+        <w:rFonts w:ascii="Wingdings" w:hAnsi="Wingdings" w:hint="default"/>
+        <w:sz w:val="20"/>
+      </w:rPr>
+    </w:lvl>
+    <w:lvl w:ilvl="6" w:tentative="1">
+      <w:start w:val="1"/>
+      <w:numFmt w:val="bullet"/>
+      <w:lvlText w:val=""/>
+      <w:lvlJc w:val="left"/>
+      <w:pPr>
+        <w:tabs>
+          <w:tab w:val="num" w:pos="5040"/>
+        </w:tabs>
+        <w:ind w:left="5040" w:hanging="360"/>
+      </w:pPr>
+      <w:rPr>
+        <w:rFonts w:ascii="Wingdings" w:hAnsi="Wingdings" w:hint="default"/>
+        <w:sz w:val="20"/>
+      </w:rPr>
+    </w:lvl>
+    <w:lvl w:ilvl="7" w:tentative="1">
+      <w:start w:val="1"/>
+      <w:numFmt w:val="bullet"/>
+      <w:lvlText w:val=""/>
+      <w:lvlJc w:val="left"/>
+      <w:pPr>
+        <w:tabs>
+          <w:tab w:val="num" w:pos="5760"/>
+        </w:tabs>
+        <w:ind w:left="5760" w:hanging="360"/>
+      </w:pPr>
+      <w:rPr>
+        <w:rFonts w:ascii="Wingdings" w:hAnsi="Wingdings" w:hint="default"/>
+        <w:sz w:val="20"/>
+      </w:rPr>
+    </w:lvl>
+    <w:lvl w:ilvl="8" w:tentative="1">
+      <w:start w:val="1"/>
+      <w:numFmt w:val="bullet"/>
+      <w:lvlText w:val=""/>
+      <w:lvlJc w:val="left"/>
+      <w:pPr>
+        <w:tabs>
+          <w:tab w:val="num" w:pos="6480"/>
+        </w:tabs>
+        <w:ind w:left="6480" w:hanging="360"/>
+      </w:pPr>
+      <w:rPr>
+        <w:rFonts w:ascii="Wingdings" w:hAnsi="Wingdings" w:hint="default"/>
+        <w:sz w:val="20"/>
+      </w:rPr>
+    </w:lvl>
+  </w:abstractNum>
+  <w:abstractNum w:abstractNumId="128" w15:restartNumberingAfterBreak="0">
     <w:nsid w:val="415C1E65"/>
     <w:multiLevelType w:val="multilevel"/>
     <w:tmpl w:val="803E3F46"/>
@@ -16071,7 +19092,7 @@
       </w:rPr>
     </w:lvl>
   </w:abstractNum>
-  <w:abstractNum w:abstractNumId="108" w15:restartNumberingAfterBreak="0">
+  <w:abstractNum w:abstractNumId="129" w15:restartNumberingAfterBreak="0">
     <w:nsid w:val="419C3C8C"/>
     <w:multiLevelType w:val="multilevel"/>
     <w:tmpl w:val="E84686BE"/>
@@ -16220,7 +19241,7 @@
       </w:rPr>
     </w:lvl>
   </w:abstractNum>
-  <w:abstractNum w:abstractNumId="109" w15:restartNumberingAfterBreak="0">
+  <w:abstractNum w:abstractNumId="130" w15:restartNumberingAfterBreak="0">
     <w:nsid w:val="42074EAD"/>
     <w:multiLevelType w:val="multilevel"/>
     <w:tmpl w:val="EF5EAE60"/>
@@ -16369,7 +19390,7 @@
       </w:rPr>
     </w:lvl>
   </w:abstractNum>
-  <w:abstractNum w:abstractNumId="110" w15:restartNumberingAfterBreak="0">
+  <w:abstractNum w:abstractNumId="131" w15:restartNumberingAfterBreak="0">
     <w:nsid w:val="42075914"/>
     <w:multiLevelType w:val="multilevel"/>
     <w:tmpl w:val="3654AC06"/>
@@ -16518,7 +19539,7 @@
       </w:rPr>
     </w:lvl>
   </w:abstractNum>
-  <w:abstractNum w:abstractNumId="111" w15:restartNumberingAfterBreak="0">
+  <w:abstractNum w:abstractNumId="132" w15:restartNumberingAfterBreak="0">
     <w:nsid w:val="42A15FD7"/>
     <w:multiLevelType w:val="multilevel"/>
     <w:tmpl w:val="0204B06A"/>
@@ -16667,7 +19688,7 @@
       </w:rPr>
     </w:lvl>
   </w:abstractNum>
-  <w:abstractNum w:abstractNumId="112" w15:restartNumberingAfterBreak="0">
+  <w:abstractNum w:abstractNumId="133" w15:restartNumberingAfterBreak="0">
     <w:nsid w:val="43A71279"/>
     <w:multiLevelType w:val="multilevel"/>
     <w:tmpl w:val="C81EA564"/>
@@ -16816,7 +19837,7 @@
       </w:rPr>
     </w:lvl>
   </w:abstractNum>
-  <w:abstractNum w:abstractNumId="113" w15:restartNumberingAfterBreak="0">
+  <w:abstractNum w:abstractNumId="134" w15:restartNumberingAfterBreak="0">
     <w:nsid w:val="43F41B84"/>
     <w:multiLevelType w:val="multilevel"/>
     <w:tmpl w:val="A766A878"/>
@@ -16965,7 +19986,7 @@
       </w:rPr>
     </w:lvl>
   </w:abstractNum>
-  <w:abstractNum w:abstractNumId="114" w15:restartNumberingAfterBreak="0">
+  <w:abstractNum w:abstractNumId="135" w15:restartNumberingAfterBreak="0">
     <w:nsid w:val="445E0CC7"/>
     <w:multiLevelType w:val="multilevel"/>
     <w:tmpl w:val="9F587920"/>
@@ -17114,7 +20135,7 @@
       </w:rPr>
     </w:lvl>
   </w:abstractNum>
-  <w:abstractNum w:abstractNumId="115" w15:restartNumberingAfterBreak="0">
+  <w:abstractNum w:abstractNumId="136" w15:restartNumberingAfterBreak="0">
     <w:nsid w:val="44E07EB6"/>
     <w:multiLevelType w:val="multilevel"/>
     <w:tmpl w:val="B3462038"/>
@@ -17263,7 +20284,7 @@
       </w:rPr>
     </w:lvl>
   </w:abstractNum>
-  <w:abstractNum w:abstractNumId="116" w15:restartNumberingAfterBreak="0">
+  <w:abstractNum w:abstractNumId="137" w15:restartNumberingAfterBreak="0">
     <w:nsid w:val="450B74E1"/>
     <w:multiLevelType w:val="multilevel"/>
     <w:tmpl w:val="560C9B8E"/>
@@ -17412,7 +20433,7 @@
       </w:rPr>
     </w:lvl>
   </w:abstractNum>
-  <w:abstractNum w:abstractNumId="117" w15:restartNumberingAfterBreak="0">
+  <w:abstractNum w:abstractNumId="138" w15:restartNumberingAfterBreak="0">
     <w:nsid w:val="45174D6A"/>
     <w:multiLevelType w:val="multilevel"/>
     <w:tmpl w:val="339079BA"/>
@@ -17561,7 +20582,7 @@
       </w:rPr>
     </w:lvl>
   </w:abstractNum>
-  <w:abstractNum w:abstractNumId="118" w15:restartNumberingAfterBreak="0">
+  <w:abstractNum w:abstractNumId="139" w15:restartNumberingAfterBreak="0">
     <w:nsid w:val="45370063"/>
     <w:multiLevelType w:val="multilevel"/>
     <w:tmpl w:val="E466B7E8"/>
@@ -17710,7 +20731,7 @@
       </w:rPr>
     </w:lvl>
   </w:abstractNum>
-  <w:abstractNum w:abstractNumId="119" w15:restartNumberingAfterBreak="0">
+  <w:abstractNum w:abstractNumId="140" w15:restartNumberingAfterBreak="0">
     <w:nsid w:val="47375F90"/>
     <w:multiLevelType w:val="multilevel"/>
     <w:tmpl w:val="B3149704"/>
@@ -17859,7 +20880,7 @@
       </w:rPr>
     </w:lvl>
   </w:abstractNum>
-  <w:abstractNum w:abstractNumId="120" w15:restartNumberingAfterBreak="0">
+  <w:abstractNum w:abstractNumId="141" w15:restartNumberingAfterBreak="0">
     <w:nsid w:val="479A209C"/>
     <w:multiLevelType w:val="multilevel"/>
     <w:tmpl w:val="676AAF56"/>
@@ -18008,7 +21029,7 @@
       </w:rPr>
     </w:lvl>
   </w:abstractNum>
-  <w:abstractNum w:abstractNumId="121" w15:restartNumberingAfterBreak="0">
+  <w:abstractNum w:abstractNumId="142" w15:restartNumberingAfterBreak="0">
     <w:nsid w:val="480F265D"/>
     <w:multiLevelType w:val="multilevel"/>
     <w:tmpl w:val="CDB637E4"/>
@@ -18157,7 +21178,7 @@
       </w:rPr>
     </w:lvl>
   </w:abstractNum>
-  <w:abstractNum w:abstractNumId="122" w15:restartNumberingAfterBreak="0">
+  <w:abstractNum w:abstractNumId="143" w15:restartNumberingAfterBreak="0">
     <w:nsid w:val="48B75E37"/>
     <w:multiLevelType w:val="multilevel"/>
     <w:tmpl w:val="3F68D6FE"/>
@@ -18306,7 +21327,156 @@
       </w:rPr>
     </w:lvl>
   </w:abstractNum>
-  <w:abstractNum w:abstractNumId="123" w15:restartNumberingAfterBreak="0">
+  <w:abstractNum w:abstractNumId="144" w15:restartNumberingAfterBreak="0">
+    <w:nsid w:val="48C90A4E"/>
+    <w:multiLevelType w:val="multilevel"/>
+    <w:tmpl w:val="128E2C9C"/>
+    <w:lvl w:ilvl="0">
+      <w:start w:val="1"/>
+      <w:numFmt w:val="bullet"/>
+      <w:lvlText w:val=""/>
+      <w:lvlJc w:val="left"/>
+      <w:pPr>
+        <w:tabs>
+          <w:tab w:val="num" w:pos="720"/>
+        </w:tabs>
+        <w:ind w:left="720" w:hanging="360"/>
+      </w:pPr>
+      <w:rPr>
+        <w:rFonts w:ascii="Symbol" w:hAnsi="Symbol" w:hint="default"/>
+        <w:sz w:val="20"/>
+      </w:rPr>
+    </w:lvl>
+    <w:lvl w:ilvl="1" w:tentative="1">
+      <w:start w:val="1"/>
+      <w:numFmt w:val="bullet"/>
+      <w:lvlText w:val="o"/>
+      <w:lvlJc w:val="left"/>
+      <w:pPr>
+        <w:tabs>
+          <w:tab w:val="num" w:pos="1440"/>
+        </w:tabs>
+        <w:ind w:left="1440" w:hanging="360"/>
+      </w:pPr>
+      <w:rPr>
+        <w:rFonts w:ascii="Courier New" w:hAnsi="Courier New" w:hint="default"/>
+        <w:sz w:val="20"/>
+      </w:rPr>
+    </w:lvl>
+    <w:lvl w:ilvl="2" w:tentative="1">
+      <w:start w:val="1"/>
+      <w:numFmt w:val="bullet"/>
+      <w:lvlText w:val=""/>
+      <w:lvlJc w:val="left"/>
+      <w:pPr>
+        <w:tabs>
+          <w:tab w:val="num" w:pos="2160"/>
+        </w:tabs>
+        <w:ind w:left="2160" w:hanging="360"/>
+      </w:pPr>
+      <w:rPr>
+        <w:rFonts w:ascii="Wingdings" w:hAnsi="Wingdings" w:hint="default"/>
+        <w:sz w:val="20"/>
+      </w:rPr>
+    </w:lvl>
+    <w:lvl w:ilvl="3" w:tentative="1">
+      <w:start w:val="1"/>
+      <w:numFmt w:val="bullet"/>
+      <w:lvlText w:val=""/>
+      <w:lvlJc w:val="left"/>
+      <w:pPr>
+        <w:tabs>
+          <w:tab w:val="num" w:pos="2880"/>
+        </w:tabs>
+        <w:ind w:left="2880" w:hanging="360"/>
+      </w:pPr>
+      <w:rPr>
+        <w:rFonts w:ascii="Wingdings" w:hAnsi="Wingdings" w:hint="default"/>
+        <w:sz w:val="20"/>
+      </w:rPr>
+    </w:lvl>
+    <w:lvl w:ilvl="4" w:tentative="1">
+      <w:start w:val="1"/>
+      <w:numFmt w:val="bullet"/>
+      <w:lvlText w:val=""/>
+      <w:lvlJc w:val="left"/>
+      <w:pPr>
+        <w:tabs>
+          <w:tab w:val="num" w:pos="3600"/>
+        </w:tabs>
+        <w:ind w:left="3600" w:hanging="360"/>
+      </w:pPr>
+      <w:rPr>
+        <w:rFonts w:ascii="Wingdings" w:hAnsi="Wingdings" w:hint="default"/>
+        <w:sz w:val="20"/>
+      </w:rPr>
+    </w:lvl>
+    <w:lvl w:ilvl="5" w:tentative="1">
+      <w:start w:val="1"/>
+      <w:numFmt w:val="bullet"/>
+      <w:lvlText w:val=""/>
+      <w:lvlJc w:val="left"/>
+      <w:pPr>
+        <w:tabs>
+          <w:tab w:val="num" w:pos="4320"/>
+        </w:tabs>
+        <w:ind w:left="4320" w:hanging="360"/>
+      </w:pPr>
+      <w:rPr>
+        <w:rFonts w:ascii="Wingdings" w:hAnsi="Wingdings" w:hint="default"/>
+        <w:sz w:val="20"/>
+      </w:rPr>
+    </w:lvl>
+    <w:lvl w:ilvl="6" w:tentative="1">
+      <w:start w:val="1"/>
+      <w:numFmt w:val="bullet"/>
+      <w:lvlText w:val=""/>
+      <w:lvlJc w:val="left"/>
+      <w:pPr>
+        <w:tabs>
+          <w:tab w:val="num" w:pos="5040"/>
+        </w:tabs>
+        <w:ind w:left="5040" w:hanging="360"/>
+      </w:pPr>
+      <w:rPr>
+        <w:rFonts w:ascii="Wingdings" w:hAnsi="Wingdings" w:hint="default"/>
+        <w:sz w:val="20"/>
+      </w:rPr>
+    </w:lvl>
+    <w:lvl w:ilvl="7" w:tentative="1">
+      <w:start w:val="1"/>
+      <w:numFmt w:val="bullet"/>
+      <w:lvlText w:val=""/>
+      <w:lvlJc w:val="left"/>
+      <w:pPr>
+        <w:tabs>
+          <w:tab w:val="num" w:pos="5760"/>
+        </w:tabs>
+        <w:ind w:left="5760" w:hanging="360"/>
+      </w:pPr>
+      <w:rPr>
+        <w:rFonts w:ascii="Wingdings" w:hAnsi="Wingdings" w:hint="default"/>
+        <w:sz w:val="20"/>
+      </w:rPr>
+    </w:lvl>
+    <w:lvl w:ilvl="8" w:tentative="1">
+      <w:start w:val="1"/>
+      <w:numFmt w:val="bullet"/>
+      <w:lvlText w:val=""/>
+      <w:lvlJc w:val="left"/>
+      <w:pPr>
+        <w:tabs>
+          <w:tab w:val="num" w:pos="6480"/>
+        </w:tabs>
+        <w:ind w:left="6480" w:hanging="360"/>
+      </w:pPr>
+      <w:rPr>
+        <w:rFonts w:ascii="Wingdings" w:hAnsi="Wingdings" w:hint="default"/>
+        <w:sz w:val="20"/>
+      </w:rPr>
+    </w:lvl>
+  </w:abstractNum>
+  <w:abstractNum w:abstractNumId="145" w15:restartNumberingAfterBreak="0">
     <w:nsid w:val="48FA6CB4"/>
     <w:multiLevelType w:val="multilevel"/>
     <w:tmpl w:val="E954C676"/>
@@ -18455,7 +21625,7 @@
       </w:rPr>
     </w:lvl>
   </w:abstractNum>
-  <w:abstractNum w:abstractNumId="124" w15:restartNumberingAfterBreak="0">
+  <w:abstractNum w:abstractNumId="146" w15:restartNumberingAfterBreak="0">
     <w:nsid w:val="492D7C27"/>
     <w:multiLevelType w:val="multilevel"/>
     <w:tmpl w:val="59103E38"/>
@@ -18604,7 +21774,7 @@
       </w:rPr>
     </w:lvl>
   </w:abstractNum>
-  <w:abstractNum w:abstractNumId="125" w15:restartNumberingAfterBreak="0">
+  <w:abstractNum w:abstractNumId="147" w15:restartNumberingAfterBreak="0">
     <w:nsid w:val="4944675C"/>
     <w:multiLevelType w:val="multilevel"/>
     <w:tmpl w:val="F300F118"/>
@@ -18753,7 +21923,7 @@
       </w:rPr>
     </w:lvl>
   </w:abstractNum>
-  <w:abstractNum w:abstractNumId="126" w15:restartNumberingAfterBreak="0">
+  <w:abstractNum w:abstractNumId="148" w15:restartNumberingAfterBreak="0">
     <w:nsid w:val="49725174"/>
     <w:multiLevelType w:val="multilevel"/>
     <w:tmpl w:val="43406682"/>
@@ -18902,7 +22072,7 @@
       </w:rPr>
     </w:lvl>
   </w:abstractNum>
-  <w:abstractNum w:abstractNumId="127" w15:restartNumberingAfterBreak="0">
+  <w:abstractNum w:abstractNumId="149" w15:restartNumberingAfterBreak="0">
     <w:nsid w:val="49E93EDF"/>
     <w:multiLevelType w:val="multilevel"/>
     <w:tmpl w:val="53C2C7F0"/>
@@ -19051,7 +22221,7 @@
       </w:rPr>
     </w:lvl>
   </w:abstractNum>
-  <w:abstractNum w:abstractNumId="128" w15:restartNumberingAfterBreak="0">
+  <w:abstractNum w:abstractNumId="150" w15:restartNumberingAfterBreak="0">
     <w:nsid w:val="4B64043D"/>
     <w:multiLevelType w:val="multilevel"/>
     <w:tmpl w:val="B518DF10"/>
@@ -19200,7 +22370,156 @@
       </w:rPr>
     </w:lvl>
   </w:abstractNum>
-  <w:abstractNum w:abstractNumId="129" w15:restartNumberingAfterBreak="0">
+  <w:abstractNum w:abstractNumId="151" w15:restartNumberingAfterBreak="0">
+    <w:nsid w:val="4BBD5602"/>
+    <w:multiLevelType w:val="multilevel"/>
+    <w:tmpl w:val="BD8E82CE"/>
+    <w:lvl w:ilvl="0">
+      <w:start w:val="1"/>
+      <w:numFmt w:val="bullet"/>
+      <w:lvlText w:val=""/>
+      <w:lvlJc w:val="left"/>
+      <w:pPr>
+        <w:tabs>
+          <w:tab w:val="num" w:pos="720"/>
+        </w:tabs>
+        <w:ind w:left="720" w:hanging="360"/>
+      </w:pPr>
+      <w:rPr>
+        <w:rFonts w:ascii="Symbol" w:hAnsi="Symbol" w:hint="default"/>
+        <w:sz w:val="20"/>
+      </w:rPr>
+    </w:lvl>
+    <w:lvl w:ilvl="1" w:tentative="1">
+      <w:start w:val="1"/>
+      <w:numFmt w:val="bullet"/>
+      <w:lvlText w:val="o"/>
+      <w:lvlJc w:val="left"/>
+      <w:pPr>
+        <w:tabs>
+          <w:tab w:val="num" w:pos="1440"/>
+        </w:tabs>
+        <w:ind w:left="1440" w:hanging="360"/>
+      </w:pPr>
+      <w:rPr>
+        <w:rFonts w:ascii="Courier New" w:hAnsi="Courier New" w:hint="default"/>
+        <w:sz w:val="20"/>
+      </w:rPr>
+    </w:lvl>
+    <w:lvl w:ilvl="2" w:tentative="1">
+      <w:start w:val="1"/>
+      <w:numFmt w:val="bullet"/>
+      <w:lvlText w:val=""/>
+      <w:lvlJc w:val="left"/>
+      <w:pPr>
+        <w:tabs>
+          <w:tab w:val="num" w:pos="2160"/>
+        </w:tabs>
+        <w:ind w:left="2160" w:hanging="360"/>
+      </w:pPr>
+      <w:rPr>
+        <w:rFonts w:ascii="Wingdings" w:hAnsi="Wingdings" w:hint="default"/>
+        <w:sz w:val="20"/>
+      </w:rPr>
+    </w:lvl>
+    <w:lvl w:ilvl="3" w:tentative="1">
+      <w:start w:val="1"/>
+      <w:numFmt w:val="bullet"/>
+      <w:lvlText w:val=""/>
+      <w:lvlJc w:val="left"/>
+      <w:pPr>
+        <w:tabs>
+          <w:tab w:val="num" w:pos="2880"/>
+        </w:tabs>
+        <w:ind w:left="2880" w:hanging="360"/>
+      </w:pPr>
+      <w:rPr>
+        <w:rFonts w:ascii="Wingdings" w:hAnsi="Wingdings" w:hint="default"/>
+        <w:sz w:val="20"/>
+      </w:rPr>
+    </w:lvl>
+    <w:lvl w:ilvl="4" w:tentative="1">
+      <w:start w:val="1"/>
+      <w:numFmt w:val="bullet"/>
+      <w:lvlText w:val=""/>
+      <w:lvlJc w:val="left"/>
+      <w:pPr>
+        <w:tabs>
+          <w:tab w:val="num" w:pos="3600"/>
+        </w:tabs>
+        <w:ind w:left="3600" w:hanging="360"/>
+      </w:pPr>
+      <w:rPr>
+        <w:rFonts w:ascii="Wingdings" w:hAnsi="Wingdings" w:hint="default"/>
+        <w:sz w:val="20"/>
+      </w:rPr>
+    </w:lvl>
+    <w:lvl w:ilvl="5" w:tentative="1">
+      <w:start w:val="1"/>
+      <w:numFmt w:val="bullet"/>
+      <w:lvlText w:val=""/>
+      <w:lvlJc w:val="left"/>
+      <w:pPr>
+        <w:tabs>
+          <w:tab w:val="num" w:pos="4320"/>
+        </w:tabs>
+        <w:ind w:left="4320" w:hanging="360"/>
+      </w:pPr>
+      <w:rPr>
+        <w:rFonts w:ascii="Wingdings" w:hAnsi="Wingdings" w:hint="default"/>
+        <w:sz w:val="20"/>
+      </w:rPr>
+    </w:lvl>
+    <w:lvl w:ilvl="6" w:tentative="1">
+      <w:start w:val="1"/>
+      <w:numFmt w:val="bullet"/>
+      <w:lvlText w:val=""/>
+      <w:lvlJc w:val="left"/>
+      <w:pPr>
+        <w:tabs>
+          <w:tab w:val="num" w:pos="5040"/>
+        </w:tabs>
+        <w:ind w:left="5040" w:hanging="360"/>
+      </w:pPr>
+      <w:rPr>
+        <w:rFonts w:ascii="Wingdings" w:hAnsi="Wingdings" w:hint="default"/>
+        <w:sz w:val="20"/>
+      </w:rPr>
+    </w:lvl>
+    <w:lvl w:ilvl="7" w:tentative="1">
+      <w:start w:val="1"/>
+      <w:numFmt w:val="bullet"/>
+      <w:lvlText w:val=""/>
+      <w:lvlJc w:val="left"/>
+      <w:pPr>
+        <w:tabs>
+          <w:tab w:val="num" w:pos="5760"/>
+        </w:tabs>
+        <w:ind w:left="5760" w:hanging="360"/>
+      </w:pPr>
+      <w:rPr>
+        <w:rFonts w:ascii="Wingdings" w:hAnsi="Wingdings" w:hint="default"/>
+        <w:sz w:val="20"/>
+      </w:rPr>
+    </w:lvl>
+    <w:lvl w:ilvl="8" w:tentative="1">
+      <w:start w:val="1"/>
+      <w:numFmt w:val="bullet"/>
+      <w:lvlText w:val=""/>
+      <w:lvlJc w:val="left"/>
+      <w:pPr>
+        <w:tabs>
+          <w:tab w:val="num" w:pos="6480"/>
+        </w:tabs>
+        <w:ind w:left="6480" w:hanging="360"/>
+      </w:pPr>
+      <w:rPr>
+        <w:rFonts w:ascii="Wingdings" w:hAnsi="Wingdings" w:hint="default"/>
+        <w:sz w:val="20"/>
+      </w:rPr>
+    </w:lvl>
+  </w:abstractNum>
+  <w:abstractNum w:abstractNumId="152" w15:restartNumberingAfterBreak="0">
     <w:nsid w:val="4BCB6322"/>
     <w:multiLevelType w:val="multilevel"/>
     <w:tmpl w:val="928ED450"/>
@@ -19349,7 +22668,7 @@
       </w:rPr>
     </w:lvl>
   </w:abstractNum>
-  <w:abstractNum w:abstractNumId="130" w15:restartNumberingAfterBreak="0">
+  <w:abstractNum w:abstractNumId="153" w15:restartNumberingAfterBreak="0">
     <w:nsid w:val="4C162462"/>
     <w:multiLevelType w:val="multilevel"/>
     <w:tmpl w:val="15A487E0"/>
@@ -19498,7 +22817,156 @@
       </w:rPr>
     </w:lvl>
   </w:abstractNum>
-  <w:abstractNum w:abstractNumId="131" w15:restartNumberingAfterBreak="0">
+  <w:abstractNum w:abstractNumId="154" w15:restartNumberingAfterBreak="0">
+    <w:nsid w:val="4D476707"/>
+    <w:multiLevelType w:val="multilevel"/>
+    <w:tmpl w:val="830E1298"/>
+    <w:lvl w:ilvl="0">
+      <w:start w:val="1"/>
+      <w:numFmt w:val="bullet"/>
+      <w:lvlText w:val=""/>
+      <w:lvlJc w:val="left"/>
+      <w:pPr>
+        <w:tabs>
+          <w:tab w:val="num" w:pos="720"/>
+        </w:tabs>
+        <w:ind w:left="720" w:hanging="360"/>
+      </w:pPr>
+      <w:rPr>
+        <w:rFonts w:ascii="Symbol" w:hAnsi="Symbol" w:hint="default"/>
+        <w:sz w:val="20"/>
+      </w:rPr>
+    </w:lvl>
+    <w:lvl w:ilvl="1" w:tentative="1">
+      <w:start w:val="1"/>
+      <w:numFmt w:val="bullet"/>
+      <w:lvlText w:val="o"/>
+      <w:lvlJc w:val="left"/>
+      <w:pPr>
+        <w:tabs>
+          <w:tab w:val="num" w:pos="1440"/>
+        </w:tabs>
+        <w:ind w:left="1440" w:hanging="360"/>
+      </w:pPr>
+      <w:rPr>
+        <w:rFonts w:ascii="Courier New" w:hAnsi="Courier New" w:hint="default"/>
+        <w:sz w:val="20"/>
+      </w:rPr>
+    </w:lvl>
+    <w:lvl w:ilvl="2" w:tentative="1">
+      <w:start w:val="1"/>
+      <w:numFmt w:val="bullet"/>
+      <w:lvlText w:val=""/>
+      <w:lvlJc w:val="left"/>
+      <w:pPr>
+        <w:tabs>
+          <w:tab w:val="num" w:pos="2160"/>
+        </w:tabs>
+        <w:ind w:left="2160" w:hanging="360"/>
+      </w:pPr>
+      <w:rPr>
+        <w:rFonts w:ascii="Wingdings" w:hAnsi="Wingdings" w:hint="default"/>
+        <w:sz w:val="20"/>
+      </w:rPr>
+    </w:lvl>
+    <w:lvl w:ilvl="3" w:tentative="1">
+      <w:start w:val="1"/>
+      <w:numFmt w:val="bullet"/>
+      <w:lvlText w:val=""/>
+      <w:lvlJc w:val="left"/>
+      <w:pPr>
+        <w:tabs>
+          <w:tab w:val="num" w:pos="2880"/>
+        </w:tabs>
+        <w:ind w:left="2880" w:hanging="360"/>
+      </w:pPr>
+      <w:rPr>
+        <w:rFonts w:ascii="Wingdings" w:hAnsi="Wingdings" w:hint="default"/>
+        <w:sz w:val="20"/>
+      </w:rPr>
+    </w:lvl>
+    <w:lvl w:ilvl="4" w:tentative="1">
+      <w:start w:val="1"/>
+      <w:numFmt w:val="bullet"/>
+      <w:lvlText w:val=""/>
+      <w:lvlJc w:val="left"/>
+      <w:pPr>
+        <w:tabs>
+          <w:tab w:val="num" w:pos="3600"/>
+        </w:tabs>
+        <w:ind w:left="3600" w:hanging="360"/>
+      </w:pPr>
+      <w:rPr>
+        <w:rFonts w:ascii="Wingdings" w:hAnsi="Wingdings" w:hint="default"/>
+        <w:sz w:val="20"/>
+      </w:rPr>
+    </w:lvl>
+    <w:lvl w:ilvl="5" w:tentative="1">
+      <w:start w:val="1"/>
+      <w:numFmt w:val="bullet"/>
+      <w:lvlText w:val=""/>
+      <w:lvlJc w:val="left"/>
+      <w:pPr>
+        <w:tabs>
+          <w:tab w:val="num" w:pos="4320"/>
+        </w:tabs>
+        <w:ind w:left="4320" w:hanging="360"/>
+      </w:pPr>
+      <w:rPr>
+        <w:rFonts w:ascii="Wingdings" w:hAnsi="Wingdings" w:hint="default"/>
+        <w:sz w:val="20"/>
+      </w:rPr>
+    </w:lvl>
+    <w:lvl w:ilvl="6" w:tentative="1">
+      <w:start w:val="1"/>
+      <w:numFmt w:val="bullet"/>
+      <w:lvlText w:val=""/>
+      <w:lvlJc w:val="left"/>
+      <w:pPr>
+        <w:tabs>
+          <w:tab w:val="num" w:pos="5040"/>
+        </w:tabs>
+        <w:ind w:left="5040" w:hanging="360"/>
+      </w:pPr>
+      <w:rPr>
+        <w:rFonts w:ascii="Wingdings" w:hAnsi="Wingdings" w:hint="default"/>
+        <w:sz w:val="20"/>
+      </w:rPr>
+    </w:lvl>
+    <w:lvl w:ilvl="7" w:tentative="1">
+      <w:start w:val="1"/>
+      <w:numFmt w:val="bullet"/>
+      <w:lvlText w:val=""/>
+      <w:lvlJc w:val="left"/>
+      <w:pPr>
+        <w:tabs>
+          <w:tab w:val="num" w:pos="5760"/>
+        </w:tabs>
+        <w:ind w:left="5760" w:hanging="360"/>
+      </w:pPr>
+      <w:rPr>
+        <w:rFonts w:ascii="Wingdings" w:hAnsi="Wingdings" w:hint="default"/>
+        <w:sz w:val="20"/>
+      </w:rPr>
+    </w:lvl>
+    <w:lvl w:ilvl="8" w:tentative="1">
+      <w:start w:val="1"/>
+      <w:numFmt w:val="bullet"/>
+      <w:lvlText w:val=""/>
+      <w:lvlJc w:val="left"/>
+      <w:pPr>
+        <w:tabs>
+          <w:tab w:val="num" w:pos="6480"/>
+        </w:tabs>
+        <w:ind w:left="6480" w:hanging="360"/>
+      </w:pPr>
+      <w:rPr>
+        <w:rFonts w:ascii="Wingdings" w:hAnsi="Wingdings" w:hint="default"/>
+        <w:sz w:val="20"/>
+      </w:rPr>
+    </w:lvl>
+  </w:abstractNum>
+  <w:abstractNum w:abstractNumId="155" w15:restartNumberingAfterBreak="0">
     <w:nsid w:val="4D5C0773"/>
     <w:multiLevelType w:val="multilevel"/>
     <w:tmpl w:val="FA787D38"/>
@@ -19647,7 +23115,7 @@
       </w:rPr>
     </w:lvl>
   </w:abstractNum>
-  <w:abstractNum w:abstractNumId="132" w15:restartNumberingAfterBreak="0">
+  <w:abstractNum w:abstractNumId="156" w15:restartNumberingAfterBreak="0">
     <w:nsid w:val="4DD64FB5"/>
     <w:multiLevelType w:val="multilevel"/>
     <w:tmpl w:val="3072ED58"/>
@@ -19796,7 +23264,7 @@
       </w:rPr>
     </w:lvl>
   </w:abstractNum>
-  <w:abstractNum w:abstractNumId="133" w15:restartNumberingAfterBreak="0">
+  <w:abstractNum w:abstractNumId="157" w15:restartNumberingAfterBreak="0">
     <w:nsid w:val="4EA01B70"/>
     <w:multiLevelType w:val="multilevel"/>
     <w:tmpl w:val="8B0CD580"/>
@@ -19945,7 +23413,7 @@
       </w:rPr>
     </w:lvl>
   </w:abstractNum>
-  <w:abstractNum w:abstractNumId="134" w15:restartNumberingAfterBreak="0">
+  <w:abstractNum w:abstractNumId="158" w15:restartNumberingAfterBreak="0">
     <w:nsid w:val="4EE44FFD"/>
     <w:multiLevelType w:val="multilevel"/>
     <w:tmpl w:val="AEB4BF7A"/>
@@ -20094,7 +23562,156 @@
       </w:rPr>
     </w:lvl>
   </w:abstractNum>
-  <w:abstractNum w:abstractNumId="135" w15:restartNumberingAfterBreak="0">
+  <w:abstractNum w:abstractNumId="159" w15:restartNumberingAfterBreak="0">
+    <w:nsid w:val="4EF54718"/>
+    <w:multiLevelType w:val="multilevel"/>
+    <w:tmpl w:val="6590A2D8"/>
+    <w:lvl w:ilvl="0">
+      <w:start w:val="1"/>
+      <w:numFmt w:val="bullet"/>
+      <w:lvlText w:val=""/>
+      <w:lvlJc w:val="left"/>
+      <w:pPr>
+        <w:tabs>
+          <w:tab w:val="num" w:pos="720"/>
+        </w:tabs>
+        <w:ind w:left="720" w:hanging="360"/>
+      </w:pPr>
+      <w:rPr>
+        <w:rFonts w:ascii="Symbol" w:hAnsi="Symbol" w:hint="default"/>
+        <w:sz w:val="20"/>
+      </w:rPr>
+    </w:lvl>
+    <w:lvl w:ilvl="1" w:tentative="1">
+      <w:start w:val="1"/>
+      <w:numFmt w:val="bullet"/>
+      <w:lvlText w:val="o"/>
+      <w:lvlJc w:val="left"/>
+      <w:pPr>
+        <w:tabs>
+          <w:tab w:val="num" w:pos="1440"/>
+        </w:tabs>
+        <w:ind w:left="1440" w:hanging="360"/>
+      </w:pPr>
+      <w:rPr>
+        <w:rFonts w:ascii="Courier New" w:hAnsi="Courier New" w:hint="default"/>
+        <w:sz w:val="20"/>
+      </w:rPr>
+    </w:lvl>
+    <w:lvl w:ilvl="2" w:tentative="1">
+      <w:start w:val="1"/>
+      <w:numFmt w:val="bullet"/>
+      <w:lvlText w:val=""/>
+      <w:lvlJc w:val="left"/>
+      <w:pPr>
+        <w:tabs>
+          <w:tab w:val="num" w:pos="2160"/>
+        </w:tabs>
+        <w:ind w:left="2160" w:hanging="360"/>
+      </w:pPr>
+      <w:rPr>
+        <w:rFonts w:ascii="Wingdings" w:hAnsi="Wingdings" w:hint="default"/>
+        <w:sz w:val="20"/>
+      </w:rPr>
+    </w:lvl>
+    <w:lvl w:ilvl="3" w:tentative="1">
+      <w:start w:val="1"/>
+      <w:numFmt w:val="bullet"/>
+      <w:lvlText w:val=""/>
+      <w:lvlJc w:val="left"/>
+      <w:pPr>
+        <w:tabs>
+          <w:tab w:val="num" w:pos="2880"/>
+        </w:tabs>
+        <w:ind w:left="2880" w:hanging="360"/>
+      </w:pPr>
+      <w:rPr>
+        <w:rFonts w:ascii="Wingdings" w:hAnsi="Wingdings" w:hint="default"/>
+        <w:sz w:val="20"/>
+      </w:rPr>
+    </w:lvl>
+    <w:lvl w:ilvl="4" w:tentative="1">
+      <w:start w:val="1"/>
+      <w:numFmt w:val="bullet"/>
+      <w:lvlText w:val=""/>
+      <w:lvlJc w:val="left"/>
+      <w:pPr>
+        <w:tabs>
+          <w:tab w:val="num" w:pos="3600"/>
+        </w:tabs>
+        <w:ind w:left="3600" w:hanging="360"/>
+      </w:pPr>
+      <w:rPr>
+        <w:rFonts w:ascii="Wingdings" w:hAnsi="Wingdings" w:hint="default"/>
+        <w:sz w:val="20"/>
+      </w:rPr>
+    </w:lvl>
+    <w:lvl w:ilvl="5" w:tentative="1">
+      <w:start w:val="1"/>
+      <w:numFmt w:val="bullet"/>
+      <w:lvlText w:val=""/>
+      <w:lvlJc w:val="left"/>
+      <w:pPr>
+        <w:tabs>
+          <w:tab w:val="num" w:pos="4320"/>
+        </w:tabs>
+        <w:ind w:left="4320" w:hanging="360"/>
+      </w:pPr>
+      <w:rPr>
+        <w:rFonts w:ascii="Wingdings" w:hAnsi="Wingdings" w:hint="default"/>
+        <w:sz w:val="20"/>
+      </w:rPr>
+    </w:lvl>
+    <w:lvl w:ilvl="6" w:tentative="1">
+      <w:start w:val="1"/>
+      <w:numFmt w:val="bullet"/>
+      <w:lvlText w:val=""/>
+      <w:lvlJc w:val="left"/>
+      <w:pPr>
+        <w:tabs>
+          <w:tab w:val="num" w:pos="5040"/>
+        </w:tabs>
+        <w:ind w:left="5040" w:hanging="360"/>
+      </w:pPr>
+      <w:rPr>
+        <w:rFonts w:ascii="Wingdings" w:hAnsi="Wingdings" w:hint="default"/>
+        <w:sz w:val="20"/>
+      </w:rPr>
+    </w:lvl>
+    <w:lvl w:ilvl="7" w:tentative="1">
+      <w:start w:val="1"/>
+      <w:numFmt w:val="bullet"/>
+      <w:lvlText w:val=""/>
+      <w:lvlJc w:val="left"/>
+      <w:pPr>
+        <w:tabs>
+          <w:tab w:val="num" w:pos="5760"/>
+        </w:tabs>
+        <w:ind w:left="5760" w:hanging="360"/>
+      </w:pPr>
+      <w:rPr>
+        <w:rFonts w:ascii="Wingdings" w:hAnsi="Wingdings" w:hint="default"/>
+        <w:sz w:val="20"/>
+      </w:rPr>
+    </w:lvl>
+    <w:lvl w:ilvl="8" w:tentative="1">
+      <w:start w:val="1"/>
+      <w:numFmt w:val="bullet"/>
+      <w:lvlText w:val=""/>
+      <w:lvlJc w:val="left"/>
+      <w:pPr>
+        <w:tabs>
+          <w:tab w:val="num" w:pos="6480"/>
+        </w:tabs>
+        <w:ind w:left="6480" w:hanging="360"/>
+      </w:pPr>
+      <w:rPr>
+        <w:rFonts w:ascii="Wingdings" w:hAnsi="Wingdings" w:hint="default"/>
+        <w:sz w:val="20"/>
+      </w:rPr>
+    </w:lvl>
+  </w:abstractNum>
+  <w:abstractNum w:abstractNumId="160" w15:restartNumberingAfterBreak="0">
     <w:nsid w:val="504A7F8C"/>
     <w:multiLevelType w:val="multilevel"/>
     <w:tmpl w:val="BF3ABD0A"/>
@@ -20243,7 +23860,7 @@
       </w:rPr>
     </w:lvl>
   </w:abstractNum>
-  <w:abstractNum w:abstractNumId="136" w15:restartNumberingAfterBreak="0">
+  <w:abstractNum w:abstractNumId="161" w15:restartNumberingAfterBreak="0">
     <w:nsid w:val="50674D6E"/>
     <w:multiLevelType w:val="multilevel"/>
     <w:tmpl w:val="5D4A6E2E"/>
@@ -20392,7 +24009,7 @@
       </w:rPr>
     </w:lvl>
   </w:abstractNum>
-  <w:abstractNum w:abstractNumId="137" w15:restartNumberingAfterBreak="0">
+  <w:abstractNum w:abstractNumId="162" w15:restartNumberingAfterBreak="0">
     <w:nsid w:val="514103E7"/>
     <w:multiLevelType w:val="multilevel"/>
     <w:tmpl w:val="C2A823FA"/>
@@ -20541,7 +24158,7 @@
       </w:rPr>
     </w:lvl>
   </w:abstractNum>
-  <w:abstractNum w:abstractNumId="138" w15:restartNumberingAfterBreak="0">
+  <w:abstractNum w:abstractNumId="163" w15:restartNumberingAfterBreak="0">
     <w:nsid w:val="51D92EF6"/>
     <w:multiLevelType w:val="multilevel"/>
     <w:tmpl w:val="B1D0E7AA"/>
@@ -20690,7 +24307,7 @@
       </w:rPr>
     </w:lvl>
   </w:abstractNum>
-  <w:abstractNum w:abstractNumId="139" w15:restartNumberingAfterBreak="0">
+  <w:abstractNum w:abstractNumId="164" w15:restartNumberingAfterBreak="0">
     <w:nsid w:val="51F73145"/>
     <w:multiLevelType w:val="multilevel"/>
     <w:tmpl w:val="A314D84C"/>
@@ -20839,7 +24456,7 @@
       </w:rPr>
     </w:lvl>
   </w:abstractNum>
-  <w:abstractNum w:abstractNumId="140" w15:restartNumberingAfterBreak="0">
+  <w:abstractNum w:abstractNumId="165" w15:restartNumberingAfterBreak="0">
     <w:nsid w:val="51FE49E8"/>
     <w:multiLevelType w:val="multilevel"/>
     <w:tmpl w:val="0E8212C0"/>
@@ -20952,7 +24569,7 @@
       </w:pPr>
     </w:lvl>
   </w:abstractNum>
-  <w:abstractNum w:abstractNumId="141" w15:restartNumberingAfterBreak="0">
+  <w:abstractNum w:abstractNumId="166" w15:restartNumberingAfterBreak="0">
     <w:nsid w:val="53227902"/>
     <w:multiLevelType w:val="multilevel"/>
     <w:tmpl w:val="122A372E"/>
@@ -21101,7 +24718,7 @@
       </w:rPr>
     </w:lvl>
   </w:abstractNum>
-  <w:abstractNum w:abstractNumId="142" w15:restartNumberingAfterBreak="0">
+  <w:abstractNum w:abstractNumId="167" w15:restartNumberingAfterBreak="0">
     <w:nsid w:val="539F3822"/>
     <w:multiLevelType w:val="multilevel"/>
     <w:tmpl w:val="714628B2"/>
@@ -21214,7 +24831,7 @@
       </w:pPr>
     </w:lvl>
   </w:abstractNum>
-  <w:abstractNum w:abstractNumId="143" w15:restartNumberingAfterBreak="0">
+  <w:abstractNum w:abstractNumId="168" w15:restartNumberingAfterBreak="0">
     <w:nsid w:val="53F8172D"/>
     <w:multiLevelType w:val="multilevel"/>
     <w:tmpl w:val="B622DA6E"/>
@@ -21363,7 +24980,7 @@
       </w:rPr>
     </w:lvl>
   </w:abstractNum>
-  <w:abstractNum w:abstractNumId="144" w15:restartNumberingAfterBreak="0">
+  <w:abstractNum w:abstractNumId="169" w15:restartNumberingAfterBreak="0">
     <w:nsid w:val="542902F0"/>
     <w:multiLevelType w:val="multilevel"/>
     <w:tmpl w:val="B5562BE6"/>
@@ -21512,7 +25129,7 @@
       </w:rPr>
     </w:lvl>
   </w:abstractNum>
-  <w:abstractNum w:abstractNumId="145" w15:restartNumberingAfterBreak="0">
+  <w:abstractNum w:abstractNumId="170" w15:restartNumberingAfterBreak="0">
     <w:nsid w:val="542F4412"/>
     <w:multiLevelType w:val="multilevel"/>
     <w:tmpl w:val="3C7CEE6E"/>
@@ -21661,7 +25278,7 @@
       </w:rPr>
     </w:lvl>
   </w:abstractNum>
-  <w:abstractNum w:abstractNumId="146" w15:restartNumberingAfterBreak="0">
+  <w:abstractNum w:abstractNumId="171" w15:restartNumberingAfterBreak="0">
     <w:nsid w:val="54CD0514"/>
     <w:multiLevelType w:val="multilevel"/>
     <w:tmpl w:val="E76247E4"/>
@@ -21810,7 +25427,7 @@
       </w:rPr>
     </w:lvl>
   </w:abstractNum>
-  <w:abstractNum w:abstractNumId="147" w15:restartNumberingAfterBreak="0">
+  <w:abstractNum w:abstractNumId="172" w15:restartNumberingAfterBreak="0">
     <w:nsid w:val="55334344"/>
     <w:multiLevelType w:val="multilevel"/>
     <w:tmpl w:val="A790AAA0"/>
@@ -21959,7 +25576,269 @@
       </w:rPr>
     </w:lvl>
   </w:abstractNum>
-  <w:abstractNum w:abstractNumId="148" w15:restartNumberingAfterBreak="0">
+  <w:abstractNum w:abstractNumId="173" w15:restartNumberingAfterBreak="0">
+    <w:nsid w:val="55C81124"/>
+    <w:multiLevelType w:val="multilevel"/>
+    <w:tmpl w:val="905ED5D6"/>
+    <w:lvl w:ilvl="0">
+      <w:start w:val="3"/>
+      <w:numFmt w:val="decimal"/>
+      <w:lvlText w:val="%1."/>
+      <w:lvlJc w:val="left"/>
+      <w:pPr>
+        <w:tabs>
+          <w:tab w:val="num" w:pos="720"/>
+        </w:tabs>
+        <w:ind w:left="720" w:hanging="360"/>
+      </w:pPr>
+    </w:lvl>
+    <w:lvl w:ilvl="1" w:tentative="1">
+      <w:start w:val="1"/>
+      <w:numFmt w:val="decimal"/>
+      <w:lvlText w:val="%2."/>
+      <w:lvlJc w:val="left"/>
+      <w:pPr>
+        <w:tabs>
+          <w:tab w:val="num" w:pos="1440"/>
+        </w:tabs>
+        <w:ind w:left="1440" w:hanging="360"/>
+      </w:pPr>
+    </w:lvl>
+    <w:lvl w:ilvl="2" w:tentative="1">
+      <w:start w:val="1"/>
+      <w:numFmt w:val="decimal"/>
+      <w:lvlText w:val="%3."/>
+      <w:lvlJc w:val="left"/>
+      <w:pPr>
+        <w:tabs>
+          <w:tab w:val="num" w:pos="2160"/>
+        </w:tabs>
+        <w:ind w:left="2160" w:hanging="360"/>
+      </w:pPr>
+    </w:lvl>
+    <w:lvl w:ilvl="3" w:tentative="1">
+      <w:start w:val="1"/>
+      <w:numFmt w:val="decimal"/>
+      <w:lvlText w:val="%4."/>
+      <w:lvlJc w:val="left"/>
+      <w:pPr>
+        <w:tabs>
+          <w:tab w:val="num" w:pos="2880"/>
+        </w:tabs>
+        <w:ind w:left="2880" w:hanging="360"/>
+      </w:pPr>
+    </w:lvl>
+    <w:lvl w:ilvl="4" w:tentative="1">
+      <w:start w:val="1"/>
+      <w:numFmt w:val="decimal"/>
+      <w:lvlText w:val="%5."/>
+      <w:lvlJc w:val="left"/>
+      <w:pPr>
+        <w:tabs>
+          <w:tab w:val="num" w:pos="3600"/>
+        </w:tabs>
+        <w:ind w:left="3600" w:hanging="360"/>
+      </w:pPr>
+    </w:lvl>
+    <w:lvl w:ilvl="5" w:tentative="1">
+      <w:start w:val="1"/>
+      <w:numFmt w:val="decimal"/>
+      <w:lvlText w:val="%6."/>
+      <w:lvlJc w:val="left"/>
+      <w:pPr>
+        <w:tabs>
+          <w:tab w:val="num" w:pos="4320"/>
+        </w:tabs>
+        <w:ind w:left="4320" w:hanging="360"/>
+      </w:pPr>
+    </w:lvl>
+    <w:lvl w:ilvl="6" w:tentative="1">
+      <w:start w:val="1"/>
+      <w:numFmt w:val="decimal"/>
+      <w:lvlText w:val="%7."/>
+      <w:lvlJc w:val="left"/>
+      <w:pPr>
+        <w:tabs>
+          <w:tab w:val="num" w:pos="5040"/>
+        </w:tabs>
+        <w:ind w:left="5040" w:hanging="360"/>
+      </w:pPr>
+    </w:lvl>
+    <w:lvl w:ilvl="7" w:tentative="1">
+      <w:start w:val="1"/>
+      <w:numFmt w:val="decimal"/>
+      <w:lvlText w:val="%8."/>
+      <w:lvlJc w:val="left"/>
+      <w:pPr>
+        <w:tabs>
+          <w:tab w:val="num" w:pos="5760"/>
+        </w:tabs>
+        <w:ind w:left="5760" w:hanging="360"/>
+      </w:pPr>
+    </w:lvl>
+    <w:lvl w:ilvl="8" w:tentative="1">
+      <w:start w:val="1"/>
+      <w:numFmt w:val="decimal"/>
+      <w:lvlText w:val="%9."/>
+      <w:lvlJc w:val="left"/>
+      <w:pPr>
+        <w:tabs>
+          <w:tab w:val="num" w:pos="6480"/>
+        </w:tabs>
+        <w:ind w:left="6480" w:hanging="360"/>
+      </w:pPr>
+    </w:lvl>
+  </w:abstractNum>
+  <w:abstractNum w:abstractNumId="174" w15:restartNumberingAfterBreak="0">
+    <w:nsid w:val="562042A0"/>
+    <w:multiLevelType w:val="multilevel"/>
+    <w:tmpl w:val="4F46ADF6"/>
+    <w:lvl w:ilvl="0">
+      <w:start w:val="1"/>
+      <w:numFmt w:val="bullet"/>
+      <w:lvlText w:val=""/>
+      <w:lvlJc w:val="left"/>
+      <w:pPr>
+        <w:tabs>
+          <w:tab w:val="num" w:pos="720"/>
+        </w:tabs>
+        <w:ind w:left="720" w:hanging="360"/>
+      </w:pPr>
+      <w:rPr>
+        <w:rFonts w:ascii="Symbol" w:hAnsi="Symbol" w:hint="default"/>
+        <w:sz w:val="20"/>
+      </w:rPr>
+    </w:lvl>
+    <w:lvl w:ilvl="1" w:tentative="1">
+      <w:start w:val="1"/>
+      <w:numFmt w:val="bullet"/>
+      <w:lvlText w:val="o"/>
+      <w:lvlJc w:val="left"/>
+      <w:pPr>
+        <w:tabs>
+          <w:tab w:val="num" w:pos="1440"/>
+        </w:tabs>
+        <w:ind w:left="1440" w:hanging="360"/>
+      </w:pPr>
+      <w:rPr>
+        <w:rFonts w:ascii="Courier New" w:hAnsi="Courier New" w:hint="default"/>
+        <w:sz w:val="20"/>
+      </w:rPr>
+    </w:lvl>
+    <w:lvl w:ilvl="2" w:tentative="1">
+      <w:start w:val="1"/>
+      <w:numFmt w:val="bullet"/>
+      <w:lvlText w:val=""/>
+      <w:lvlJc w:val="left"/>
+      <w:pPr>
+        <w:tabs>
+          <w:tab w:val="num" w:pos="2160"/>
+        </w:tabs>
+        <w:ind w:left="2160" w:hanging="360"/>
+      </w:pPr>
+      <w:rPr>
+        <w:rFonts w:ascii="Wingdings" w:hAnsi="Wingdings" w:hint="default"/>
+        <w:sz w:val="20"/>
+      </w:rPr>
+    </w:lvl>
+    <w:lvl w:ilvl="3" w:tentative="1">
+      <w:start w:val="1"/>
+      <w:numFmt w:val="bullet"/>
+      <w:lvlText w:val=""/>
+      <w:lvlJc w:val="left"/>
+      <w:pPr>
+        <w:tabs>
+          <w:tab w:val="num" w:pos="2880"/>
+        </w:tabs>
+        <w:ind w:left="2880" w:hanging="360"/>
+      </w:pPr>
+      <w:rPr>
+        <w:rFonts w:ascii="Wingdings" w:hAnsi="Wingdings" w:hint="default"/>
+        <w:sz w:val="20"/>
+      </w:rPr>
+    </w:lvl>
+    <w:lvl w:ilvl="4" w:tentative="1">
+      <w:start w:val="1"/>
+      <w:numFmt w:val="bullet"/>
+      <w:lvlText w:val=""/>
+      <w:lvlJc w:val="left"/>
+      <w:pPr>
+        <w:tabs>
+          <w:tab w:val="num" w:pos="3600"/>
+        </w:tabs>
+        <w:ind w:left="3600" w:hanging="360"/>
+      </w:pPr>
+      <w:rPr>
+        <w:rFonts w:ascii="Wingdings" w:hAnsi="Wingdings" w:hint="default"/>
+        <w:sz w:val="20"/>
+      </w:rPr>
+    </w:lvl>
+    <w:lvl w:ilvl="5" w:tentative="1">
+      <w:start w:val="1"/>
+      <w:numFmt w:val="bullet"/>
+      <w:lvlText w:val=""/>
+      <w:lvlJc w:val="left"/>
+      <w:pPr>
+        <w:tabs>
+          <w:tab w:val="num" w:pos="4320"/>
+        </w:tabs>
+        <w:ind w:left="4320" w:hanging="360"/>
+      </w:pPr>
+      <w:rPr>
+        <w:rFonts w:ascii="Wingdings" w:hAnsi="Wingdings" w:hint="default"/>
+        <w:sz w:val="20"/>
+      </w:rPr>
+    </w:lvl>
+    <w:lvl w:ilvl="6" w:tentative="1">
+      <w:start w:val="1"/>
+      <w:numFmt w:val="bullet"/>
+      <w:lvlText w:val=""/>
+      <w:lvlJc w:val="left"/>
+      <w:pPr>
+        <w:tabs>
+          <w:tab w:val="num" w:pos="5040"/>
+        </w:tabs>
+        <w:ind w:left="5040" w:hanging="360"/>
+      </w:pPr>
+      <w:rPr>
+        <w:rFonts w:ascii="Wingdings" w:hAnsi="Wingdings" w:hint="default"/>
+        <w:sz w:val="20"/>
+      </w:rPr>
+    </w:lvl>
+    <w:lvl w:ilvl="7" w:tentative="1">
+      <w:start w:val="1"/>
+      <w:numFmt w:val="bullet"/>
+      <w:lvlText w:val=""/>
+      <w:lvlJc w:val="left"/>
+      <w:pPr>
+        <w:tabs>
+          <w:tab w:val="num" w:pos="5760"/>
+        </w:tabs>
+        <w:ind w:left="5760" w:hanging="360"/>
+      </w:pPr>
+      <w:rPr>
+        <w:rFonts w:ascii="Wingdings" w:hAnsi="Wingdings" w:hint="default"/>
+        <w:sz w:val="20"/>
+      </w:rPr>
+    </w:lvl>
+    <w:lvl w:ilvl="8" w:tentative="1">
+      <w:start w:val="1"/>
+      <w:numFmt w:val="bullet"/>
+      <w:lvlText w:val=""/>
+      <w:lvlJc w:val="left"/>
+      <w:pPr>
+        <w:tabs>
+          <w:tab w:val="num" w:pos="6480"/>
+        </w:tabs>
+        <w:ind w:left="6480" w:hanging="360"/>
+      </w:pPr>
+      <w:rPr>
+        <w:rFonts w:ascii="Wingdings" w:hAnsi="Wingdings" w:hint="default"/>
+        <w:sz w:val="20"/>
+      </w:rPr>
+    </w:lvl>
+  </w:abstractNum>
+  <w:abstractNum w:abstractNumId="175" w15:restartNumberingAfterBreak="0">
     <w:nsid w:val="56524CD9"/>
     <w:multiLevelType w:val="multilevel"/>
     <w:tmpl w:val="A6CC4C00"/>
@@ -22108,7 +25987,7 @@
       </w:rPr>
     </w:lvl>
   </w:abstractNum>
-  <w:abstractNum w:abstractNumId="149" w15:restartNumberingAfterBreak="0">
+  <w:abstractNum w:abstractNumId="176" w15:restartNumberingAfterBreak="0">
     <w:nsid w:val="56A54EEE"/>
     <w:multiLevelType w:val="multilevel"/>
     <w:tmpl w:val="A1C6B858"/>
@@ -22257,7 +26136,7 @@
       </w:rPr>
     </w:lvl>
   </w:abstractNum>
-  <w:abstractNum w:abstractNumId="150" w15:restartNumberingAfterBreak="0">
+  <w:abstractNum w:abstractNumId="177" w15:restartNumberingAfterBreak="0">
     <w:nsid w:val="56A71709"/>
     <w:multiLevelType w:val="multilevel"/>
     <w:tmpl w:val="EDC075C8"/>
@@ -22406,7 +26285,156 @@
       </w:rPr>
     </w:lvl>
   </w:abstractNum>
-  <w:abstractNum w:abstractNumId="151" w15:restartNumberingAfterBreak="0">
+  <w:abstractNum w:abstractNumId="178" w15:restartNumberingAfterBreak="0">
+    <w:nsid w:val="570B0C0D"/>
+    <w:multiLevelType w:val="multilevel"/>
+    <w:tmpl w:val="27429954"/>
+    <w:lvl w:ilvl="0">
+      <w:start w:val="1"/>
+      <w:numFmt w:val="bullet"/>
+      <w:lvlText w:val=""/>
+      <w:lvlJc w:val="left"/>
+      <w:pPr>
+        <w:tabs>
+          <w:tab w:val="num" w:pos="720"/>
+        </w:tabs>
+        <w:ind w:left="720" w:hanging="360"/>
+      </w:pPr>
+      <w:rPr>
+        <w:rFonts w:ascii="Symbol" w:hAnsi="Symbol" w:hint="default"/>
+        <w:sz w:val="20"/>
+      </w:rPr>
+    </w:lvl>
+    <w:lvl w:ilvl="1" w:tentative="1">
+      <w:start w:val="1"/>
+      <w:numFmt w:val="bullet"/>
+      <w:lvlText w:val="o"/>
+      <w:lvlJc w:val="left"/>
+      <w:pPr>
+        <w:tabs>
+          <w:tab w:val="num" w:pos="1440"/>
+        </w:tabs>
+        <w:ind w:left="1440" w:hanging="360"/>
+      </w:pPr>
+      <w:rPr>
+        <w:rFonts w:ascii="Courier New" w:hAnsi="Courier New" w:hint="default"/>
+        <w:sz w:val="20"/>
+      </w:rPr>
+    </w:lvl>
+    <w:lvl w:ilvl="2" w:tentative="1">
+      <w:start w:val="1"/>
+      <w:numFmt w:val="bullet"/>
+      <w:lvlText w:val=""/>
+      <w:lvlJc w:val="left"/>
+      <w:pPr>
+        <w:tabs>
+          <w:tab w:val="num" w:pos="2160"/>
+        </w:tabs>
+        <w:ind w:left="2160" w:hanging="360"/>
+      </w:pPr>
+      <w:rPr>
+        <w:rFonts w:ascii="Wingdings" w:hAnsi="Wingdings" w:hint="default"/>
+        <w:sz w:val="20"/>
+      </w:rPr>
+    </w:lvl>
+    <w:lvl w:ilvl="3" w:tentative="1">
+      <w:start w:val="1"/>
+      <w:numFmt w:val="bullet"/>
+      <w:lvlText w:val=""/>
+      <w:lvlJc w:val="left"/>
+      <w:pPr>
+        <w:tabs>
+          <w:tab w:val="num" w:pos="2880"/>
+        </w:tabs>
+        <w:ind w:left="2880" w:hanging="360"/>
+      </w:pPr>
+      <w:rPr>
+        <w:rFonts w:ascii="Wingdings" w:hAnsi="Wingdings" w:hint="default"/>
+        <w:sz w:val="20"/>
+      </w:rPr>
+    </w:lvl>
+    <w:lvl w:ilvl="4" w:tentative="1">
+      <w:start w:val="1"/>
+      <w:numFmt w:val="bullet"/>
+      <w:lvlText w:val=""/>
+      <w:lvlJc w:val="left"/>
+      <w:pPr>
+        <w:tabs>
+          <w:tab w:val="num" w:pos="3600"/>
+        </w:tabs>
+        <w:ind w:left="3600" w:hanging="360"/>
+      </w:pPr>
+      <w:rPr>
+        <w:rFonts w:ascii="Wingdings" w:hAnsi="Wingdings" w:hint="default"/>
+        <w:sz w:val="20"/>
+      </w:rPr>
+    </w:lvl>
+    <w:lvl w:ilvl="5" w:tentative="1">
+      <w:start w:val="1"/>
+      <w:numFmt w:val="bullet"/>
+      <w:lvlText w:val=""/>
+      <w:lvlJc w:val="left"/>
+      <w:pPr>
+        <w:tabs>
+          <w:tab w:val="num" w:pos="4320"/>
+        </w:tabs>
+        <w:ind w:left="4320" w:hanging="360"/>
+      </w:pPr>
+      <w:rPr>
+        <w:rFonts w:ascii="Wingdings" w:hAnsi="Wingdings" w:hint="default"/>
+        <w:sz w:val="20"/>
+      </w:rPr>
+    </w:lvl>
+    <w:lvl w:ilvl="6" w:tentative="1">
+      <w:start w:val="1"/>
+      <w:numFmt w:val="bullet"/>
+      <w:lvlText w:val=""/>
+      <w:lvlJc w:val="left"/>
+      <w:pPr>
+        <w:tabs>
+          <w:tab w:val="num" w:pos="5040"/>
+        </w:tabs>
+        <w:ind w:left="5040" w:hanging="360"/>
+      </w:pPr>
+      <w:rPr>
+        <w:rFonts w:ascii="Wingdings" w:hAnsi="Wingdings" w:hint="default"/>
+        <w:sz w:val="20"/>
+      </w:rPr>
+    </w:lvl>
+    <w:lvl w:ilvl="7" w:tentative="1">
+      <w:start w:val="1"/>
+      <w:numFmt w:val="bullet"/>
+      <w:lvlText w:val=""/>
+      <w:lvlJc w:val="left"/>
+      <w:pPr>
+        <w:tabs>
+          <w:tab w:val="num" w:pos="5760"/>
+        </w:tabs>
+        <w:ind w:left="5760" w:hanging="360"/>
+      </w:pPr>
+      <w:rPr>
+        <w:rFonts w:ascii="Wingdings" w:hAnsi="Wingdings" w:hint="default"/>
+        <w:sz w:val="20"/>
+      </w:rPr>
+    </w:lvl>
+    <w:lvl w:ilvl="8" w:tentative="1">
+      <w:start w:val="1"/>
+      <w:numFmt w:val="bullet"/>
+      <w:lvlText w:val=""/>
+      <w:lvlJc w:val="left"/>
+      <w:pPr>
+        <w:tabs>
+          <w:tab w:val="num" w:pos="6480"/>
+        </w:tabs>
+        <w:ind w:left="6480" w:hanging="360"/>
+      </w:pPr>
+      <w:rPr>
+        <w:rFonts w:ascii="Wingdings" w:hAnsi="Wingdings" w:hint="default"/>
+        <w:sz w:val="20"/>
+      </w:rPr>
+    </w:lvl>
+  </w:abstractNum>
+  <w:abstractNum w:abstractNumId="179" w15:restartNumberingAfterBreak="0">
     <w:nsid w:val="57CF6978"/>
     <w:multiLevelType w:val="multilevel"/>
     <w:tmpl w:val="F6D2710C"/>
@@ -22555,7 +26583,7 @@
       </w:rPr>
     </w:lvl>
   </w:abstractNum>
-  <w:abstractNum w:abstractNumId="152" w15:restartNumberingAfterBreak="0">
+  <w:abstractNum w:abstractNumId="180" w15:restartNumberingAfterBreak="0">
     <w:nsid w:val="580D2E0D"/>
     <w:multiLevelType w:val="multilevel"/>
     <w:tmpl w:val="D39455D8"/>
@@ -22668,7 +26696,7 @@
       </w:pPr>
     </w:lvl>
   </w:abstractNum>
-  <w:abstractNum w:abstractNumId="153" w15:restartNumberingAfterBreak="0">
+  <w:abstractNum w:abstractNumId="181" w15:restartNumberingAfterBreak="0">
     <w:nsid w:val="586D21E2"/>
     <w:multiLevelType w:val="multilevel"/>
     <w:tmpl w:val="211689FE"/>
@@ -22817,7 +26845,454 @@
       </w:rPr>
     </w:lvl>
   </w:abstractNum>
-  <w:abstractNum w:abstractNumId="154" w15:restartNumberingAfterBreak="0">
+  <w:abstractNum w:abstractNumId="182" w15:restartNumberingAfterBreak="0">
+    <w:nsid w:val="589C131F"/>
+    <w:multiLevelType w:val="multilevel"/>
+    <w:tmpl w:val="838C3136"/>
+    <w:lvl w:ilvl="0">
+      <w:start w:val="1"/>
+      <w:numFmt w:val="bullet"/>
+      <w:lvlText w:val=""/>
+      <w:lvlJc w:val="left"/>
+      <w:pPr>
+        <w:tabs>
+          <w:tab w:val="num" w:pos="720"/>
+        </w:tabs>
+        <w:ind w:left="720" w:hanging="360"/>
+      </w:pPr>
+      <w:rPr>
+        <w:rFonts w:ascii="Symbol" w:hAnsi="Symbol" w:hint="default"/>
+        <w:sz w:val="20"/>
+      </w:rPr>
+    </w:lvl>
+    <w:lvl w:ilvl="1" w:tentative="1">
+      <w:start w:val="1"/>
+      <w:numFmt w:val="bullet"/>
+      <w:lvlText w:val="o"/>
+      <w:lvlJc w:val="left"/>
+      <w:pPr>
+        <w:tabs>
+          <w:tab w:val="num" w:pos="1440"/>
+        </w:tabs>
+        <w:ind w:left="1440" w:hanging="360"/>
+      </w:pPr>
+      <w:rPr>
+        <w:rFonts w:ascii="Courier New" w:hAnsi="Courier New" w:hint="default"/>
+        <w:sz w:val="20"/>
+      </w:rPr>
+    </w:lvl>
+    <w:lvl w:ilvl="2" w:tentative="1">
+      <w:start w:val="1"/>
+      <w:numFmt w:val="bullet"/>
+      <w:lvlText w:val=""/>
+      <w:lvlJc w:val="left"/>
+      <w:pPr>
+        <w:tabs>
+          <w:tab w:val="num" w:pos="2160"/>
+        </w:tabs>
+        <w:ind w:left="2160" w:hanging="360"/>
+      </w:pPr>
+      <w:rPr>
+        <w:rFonts w:ascii="Wingdings" w:hAnsi="Wingdings" w:hint="default"/>
+        <w:sz w:val="20"/>
+      </w:rPr>
+    </w:lvl>
+    <w:lvl w:ilvl="3" w:tentative="1">
+      <w:start w:val="1"/>
+      <w:numFmt w:val="bullet"/>
+      <w:lvlText w:val=""/>
+      <w:lvlJc w:val="left"/>
+      <w:pPr>
+        <w:tabs>
+          <w:tab w:val="num" w:pos="2880"/>
+        </w:tabs>
+        <w:ind w:left="2880" w:hanging="360"/>
+      </w:pPr>
+      <w:rPr>
+        <w:rFonts w:ascii="Wingdings" w:hAnsi="Wingdings" w:hint="default"/>
+        <w:sz w:val="20"/>
+      </w:rPr>
+    </w:lvl>
+    <w:lvl w:ilvl="4" w:tentative="1">
+      <w:start w:val="1"/>
+      <w:numFmt w:val="bullet"/>
+      <w:lvlText w:val=""/>
+      <w:lvlJc w:val="left"/>
+      <w:pPr>
+        <w:tabs>
+          <w:tab w:val="num" w:pos="3600"/>
+        </w:tabs>
+        <w:ind w:left="3600" w:hanging="360"/>
+      </w:pPr>
+      <w:rPr>
+        <w:rFonts w:ascii="Wingdings" w:hAnsi="Wingdings" w:hint="default"/>
+        <w:sz w:val="20"/>
+      </w:rPr>
+    </w:lvl>
+    <w:lvl w:ilvl="5" w:tentative="1">
+      <w:start w:val="1"/>
+      <w:numFmt w:val="bullet"/>
+      <w:lvlText w:val=""/>
+      <w:lvlJc w:val="left"/>
+      <w:pPr>
+        <w:tabs>
+          <w:tab w:val="num" w:pos="4320"/>
+        </w:tabs>
+        <w:ind w:left="4320" w:hanging="360"/>
+      </w:pPr>
+      <w:rPr>
+        <w:rFonts w:ascii="Wingdings" w:hAnsi="Wingdings" w:hint="default"/>
+        <w:sz w:val="20"/>
+      </w:rPr>
+    </w:lvl>
+    <w:lvl w:ilvl="6" w:tentative="1">
+      <w:start w:val="1"/>
+      <w:numFmt w:val="bullet"/>
+      <w:lvlText w:val=""/>
+      <w:lvlJc w:val="left"/>
+      <w:pPr>
+        <w:tabs>
+          <w:tab w:val="num" w:pos="5040"/>
+        </w:tabs>
+        <w:ind w:left="5040" w:hanging="360"/>
+      </w:pPr>
+      <w:rPr>
+        <w:rFonts w:ascii="Wingdings" w:hAnsi="Wingdings" w:hint="default"/>
+        <w:sz w:val="20"/>
+      </w:rPr>
+    </w:lvl>
+    <w:lvl w:ilvl="7" w:tentative="1">
+      <w:start w:val="1"/>
+      <w:numFmt w:val="bullet"/>
+      <w:lvlText w:val=""/>
+      <w:lvlJc w:val="left"/>
+      <w:pPr>
+        <w:tabs>
+          <w:tab w:val="num" w:pos="5760"/>
+        </w:tabs>
+        <w:ind w:left="5760" w:hanging="360"/>
+      </w:pPr>
+      <w:rPr>
+        <w:rFonts w:ascii="Wingdings" w:hAnsi="Wingdings" w:hint="default"/>
+        <w:sz w:val="20"/>
+      </w:rPr>
+    </w:lvl>
+    <w:lvl w:ilvl="8" w:tentative="1">
+      <w:start w:val="1"/>
+      <w:numFmt w:val="bullet"/>
+      <w:lvlText w:val=""/>
+      <w:lvlJc w:val="left"/>
+      <w:pPr>
+        <w:tabs>
+          <w:tab w:val="num" w:pos="6480"/>
+        </w:tabs>
+        <w:ind w:left="6480" w:hanging="360"/>
+      </w:pPr>
+      <w:rPr>
+        <w:rFonts w:ascii="Wingdings" w:hAnsi="Wingdings" w:hint="default"/>
+        <w:sz w:val="20"/>
+      </w:rPr>
+    </w:lvl>
+  </w:abstractNum>
+  <w:abstractNum w:abstractNumId="183" w15:restartNumberingAfterBreak="0">
+    <w:nsid w:val="58C4311C"/>
+    <w:multiLevelType w:val="multilevel"/>
+    <w:tmpl w:val="6B4A7024"/>
+    <w:lvl w:ilvl="0">
+      <w:start w:val="1"/>
+      <w:numFmt w:val="bullet"/>
+      <w:lvlText w:val=""/>
+      <w:lvlJc w:val="left"/>
+      <w:pPr>
+        <w:tabs>
+          <w:tab w:val="num" w:pos="720"/>
+        </w:tabs>
+        <w:ind w:left="720" w:hanging="360"/>
+      </w:pPr>
+      <w:rPr>
+        <w:rFonts w:ascii="Symbol" w:hAnsi="Symbol" w:hint="default"/>
+        <w:sz w:val="20"/>
+      </w:rPr>
+    </w:lvl>
+    <w:lvl w:ilvl="1" w:tentative="1">
+      <w:start w:val="1"/>
+      <w:numFmt w:val="bullet"/>
+      <w:lvlText w:val="o"/>
+      <w:lvlJc w:val="left"/>
+      <w:pPr>
+        <w:tabs>
+          <w:tab w:val="num" w:pos="1440"/>
+        </w:tabs>
+        <w:ind w:left="1440" w:hanging="360"/>
+      </w:pPr>
+      <w:rPr>
+        <w:rFonts w:ascii="Courier New" w:hAnsi="Courier New" w:hint="default"/>
+        <w:sz w:val="20"/>
+      </w:rPr>
+    </w:lvl>
+    <w:lvl w:ilvl="2" w:tentative="1">
+      <w:start w:val="1"/>
+      <w:numFmt w:val="bullet"/>
+      <w:lvlText w:val=""/>
+      <w:lvlJc w:val="left"/>
+      <w:pPr>
+        <w:tabs>
+          <w:tab w:val="num" w:pos="2160"/>
+        </w:tabs>
+        <w:ind w:left="2160" w:hanging="360"/>
+      </w:pPr>
+      <w:rPr>
+        <w:rFonts w:ascii="Wingdings" w:hAnsi="Wingdings" w:hint="default"/>
+        <w:sz w:val="20"/>
+      </w:rPr>
+    </w:lvl>
+    <w:lvl w:ilvl="3" w:tentative="1">
+      <w:start w:val="1"/>
+      <w:numFmt w:val="bullet"/>
+      <w:lvlText w:val=""/>
+      <w:lvlJc w:val="left"/>
+      <w:pPr>
+        <w:tabs>
+          <w:tab w:val="num" w:pos="2880"/>
+        </w:tabs>
+        <w:ind w:left="2880" w:hanging="360"/>
+      </w:pPr>
+      <w:rPr>
+        <w:rFonts w:ascii="Wingdings" w:hAnsi="Wingdings" w:hint="default"/>
+        <w:sz w:val="20"/>
+      </w:rPr>
+    </w:lvl>
+    <w:lvl w:ilvl="4" w:tentative="1">
+      <w:start w:val="1"/>
+      <w:numFmt w:val="bullet"/>
+      <w:lvlText w:val=""/>
+      <w:lvlJc w:val="left"/>
+      <w:pPr>
+        <w:tabs>
+          <w:tab w:val="num" w:pos="3600"/>
+        </w:tabs>
+        <w:ind w:left="3600" w:hanging="360"/>
+      </w:pPr>
+      <w:rPr>
+        <w:rFonts w:ascii="Wingdings" w:hAnsi="Wingdings" w:hint="default"/>
+        <w:sz w:val="20"/>
+      </w:rPr>
+    </w:lvl>
+    <w:lvl w:ilvl="5" w:tentative="1">
+      <w:start w:val="1"/>
+      <w:numFmt w:val="bullet"/>
+      <w:lvlText w:val=""/>
+      <w:lvlJc w:val="left"/>
+      <w:pPr>
+        <w:tabs>
+          <w:tab w:val="num" w:pos="4320"/>
+        </w:tabs>
+        <w:ind w:left="4320" w:hanging="360"/>
+      </w:pPr>
+      <w:rPr>
+        <w:rFonts w:ascii="Wingdings" w:hAnsi="Wingdings" w:hint="default"/>
+        <w:sz w:val="20"/>
+      </w:rPr>
+    </w:lvl>
+    <w:lvl w:ilvl="6" w:tentative="1">
+      <w:start w:val="1"/>
+      <w:numFmt w:val="bullet"/>
+      <w:lvlText w:val=""/>
+      <w:lvlJc w:val="left"/>
+      <w:pPr>
+        <w:tabs>
+          <w:tab w:val="num" w:pos="5040"/>
+        </w:tabs>
+        <w:ind w:left="5040" w:hanging="360"/>
+      </w:pPr>
+      <w:rPr>
+        <w:rFonts w:ascii="Wingdings" w:hAnsi="Wingdings" w:hint="default"/>
+        <w:sz w:val="20"/>
+      </w:rPr>
+    </w:lvl>
+    <w:lvl w:ilvl="7" w:tentative="1">
+      <w:start w:val="1"/>
+      <w:numFmt w:val="bullet"/>
+      <w:lvlText w:val=""/>
+      <w:lvlJc w:val="left"/>
+      <w:pPr>
+        <w:tabs>
+          <w:tab w:val="num" w:pos="5760"/>
+        </w:tabs>
+        <w:ind w:left="5760" w:hanging="360"/>
+      </w:pPr>
+      <w:rPr>
+        <w:rFonts w:ascii="Wingdings" w:hAnsi="Wingdings" w:hint="default"/>
+        <w:sz w:val="20"/>
+      </w:rPr>
+    </w:lvl>
+    <w:lvl w:ilvl="8" w:tentative="1">
+      <w:start w:val="1"/>
+      <w:numFmt w:val="bullet"/>
+      <w:lvlText w:val=""/>
+      <w:lvlJc w:val="left"/>
+      <w:pPr>
+        <w:tabs>
+          <w:tab w:val="num" w:pos="6480"/>
+        </w:tabs>
+        <w:ind w:left="6480" w:hanging="360"/>
+      </w:pPr>
+      <w:rPr>
+        <w:rFonts w:ascii="Wingdings" w:hAnsi="Wingdings" w:hint="default"/>
+        <w:sz w:val="20"/>
+      </w:rPr>
+    </w:lvl>
+  </w:abstractNum>
+  <w:abstractNum w:abstractNumId="184" w15:restartNumberingAfterBreak="0">
+    <w:nsid w:val="59752E43"/>
+    <w:multiLevelType w:val="multilevel"/>
+    <w:tmpl w:val="07745062"/>
+    <w:lvl w:ilvl="0">
+      <w:start w:val="1"/>
+      <w:numFmt w:val="bullet"/>
+      <w:lvlText w:val=""/>
+      <w:lvlJc w:val="left"/>
+      <w:pPr>
+        <w:tabs>
+          <w:tab w:val="num" w:pos="720"/>
+        </w:tabs>
+        <w:ind w:left="720" w:hanging="360"/>
+      </w:pPr>
+      <w:rPr>
+        <w:rFonts w:ascii="Symbol" w:hAnsi="Symbol" w:hint="default"/>
+        <w:sz w:val="20"/>
+      </w:rPr>
+    </w:lvl>
+    <w:lvl w:ilvl="1" w:tentative="1">
+      <w:start w:val="1"/>
+      <w:numFmt w:val="bullet"/>
+      <w:lvlText w:val="o"/>
+      <w:lvlJc w:val="left"/>
+      <w:pPr>
+        <w:tabs>
+          <w:tab w:val="num" w:pos="1440"/>
+        </w:tabs>
+        <w:ind w:left="1440" w:hanging="360"/>
+      </w:pPr>
+      <w:rPr>
+        <w:rFonts w:ascii="Courier New" w:hAnsi="Courier New" w:hint="default"/>
+        <w:sz w:val="20"/>
+      </w:rPr>
+    </w:lvl>
+    <w:lvl w:ilvl="2" w:tentative="1">
+      <w:start w:val="1"/>
+      <w:numFmt w:val="bullet"/>
+      <w:lvlText w:val=""/>
+      <w:lvlJc w:val="left"/>
+      <w:pPr>
+        <w:tabs>
+          <w:tab w:val="num" w:pos="2160"/>
+        </w:tabs>
+        <w:ind w:left="2160" w:hanging="360"/>
+      </w:pPr>
+      <w:rPr>
+        <w:rFonts w:ascii="Wingdings" w:hAnsi="Wingdings" w:hint="default"/>
+        <w:sz w:val="20"/>
+      </w:rPr>
+    </w:lvl>
+    <w:lvl w:ilvl="3" w:tentative="1">
+      <w:start w:val="1"/>
+      <w:numFmt w:val="bullet"/>
+      <w:lvlText w:val=""/>
+      <w:lvlJc w:val="left"/>
+      <w:pPr>
+        <w:tabs>
+          <w:tab w:val="num" w:pos="2880"/>
+        </w:tabs>
+        <w:ind w:left="2880" w:hanging="360"/>
+      </w:pPr>
+      <w:rPr>
+        <w:rFonts w:ascii="Wingdings" w:hAnsi="Wingdings" w:hint="default"/>
+        <w:sz w:val="20"/>
+      </w:rPr>
+    </w:lvl>
+    <w:lvl w:ilvl="4" w:tentative="1">
+      <w:start w:val="1"/>
+      <w:numFmt w:val="bullet"/>
+      <w:lvlText w:val=""/>
+      <w:lvlJc w:val="left"/>
+      <w:pPr>
+        <w:tabs>
+          <w:tab w:val="num" w:pos="3600"/>
+        </w:tabs>
+        <w:ind w:left="3600" w:hanging="360"/>
+      </w:pPr>
+      <w:rPr>
+        <w:rFonts w:ascii="Wingdings" w:hAnsi="Wingdings" w:hint="default"/>
+        <w:sz w:val="20"/>
+      </w:rPr>
+    </w:lvl>
+    <w:lvl w:ilvl="5" w:tentative="1">
+      <w:start w:val="1"/>
+      <w:numFmt w:val="bullet"/>
+      <w:lvlText w:val=""/>
+      <w:lvlJc w:val="left"/>
+      <w:pPr>
+        <w:tabs>
+          <w:tab w:val="num" w:pos="4320"/>
+        </w:tabs>
+        <w:ind w:left="4320" w:hanging="360"/>
+      </w:pPr>
+      <w:rPr>
+        <w:rFonts w:ascii="Wingdings" w:hAnsi="Wingdings" w:hint="default"/>
+        <w:sz w:val="20"/>
+      </w:rPr>
+    </w:lvl>
+    <w:lvl w:ilvl="6" w:tentative="1">
+      <w:start w:val="1"/>
+      <w:numFmt w:val="bullet"/>
+      <w:lvlText w:val=""/>
+      <w:lvlJc w:val="left"/>
+      <w:pPr>
+        <w:tabs>
+          <w:tab w:val="num" w:pos="5040"/>
+        </w:tabs>
+        <w:ind w:left="5040" w:hanging="360"/>
+      </w:pPr>
+      <w:rPr>
+        <w:rFonts w:ascii="Wingdings" w:hAnsi="Wingdings" w:hint="default"/>
+        <w:sz w:val="20"/>
+      </w:rPr>
+    </w:lvl>
+    <w:lvl w:ilvl="7" w:tentative="1">
+      <w:start w:val="1"/>
+      <w:numFmt w:val="bullet"/>
+      <w:lvlText w:val=""/>
+      <w:lvlJc w:val="left"/>
+      <w:pPr>
+        <w:tabs>
+          <w:tab w:val="num" w:pos="5760"/>
+        </w:tabs>
+        <w:ind w:left="5760" w:hanging="360"/>
+      </w:pPr>
+      <w:rPr>
+        <w:rFonts w:ascii="Wingdings" w:hAnsi="Wingdings" w:hint="default"/>
+        <w:sz w:val="20"/>
+      </w:rPr>
+    </w:lvl>
+    <w:lvl w:ilvl="8" w:tentative="1">
+      <w:start w:val="1"/>
+      <w:numFmt w:val="bullet"/>
+      <w:lvlText w:val=""/>
+      <w:lvlJc w:val="left"/>
+      <w:pPr>
+        <w:tabs>
+          <w:tab w:val="num" w:pos="6480"/>
+        </w:tabs>
+        <w:ind w:left="6480" w:hanging="360"/>
+      </w:pPr>
+      <w:rPr>
+        <w:rFonts w:ascii="Wingdings" w:hAnsi="Wingdings" w:hint="default"/>
+        <w:sz w:val="20"/>
+      </w:rPr>
+    </w:lvl>
+  </w:abstractNum>
+  <w:abstractNum w:abstractNumId="185" w15:restartNumberingAfterBreak="0">
     <w:nsid w:val="59EF5DCE"/>
     <w:multiLevelType w:val="multilevel"/>
     <w:tmpl w:val="ED9E4D78"/>
@@ -22966,7 +27441,7 @@
       </w:rPr>
     </w:lvl>
   </w:abstractNum>
-  <w:abstractNum w:abstractNumId="155" w15:restartNumberingAfterBreak="0">
+  <w:abstractNum w:abstractNumId="186" w15:restartNumberingAfterBreak="0">
     <w:nsid w:val="5AB5234F"/>
     <w:multiLevelType w:val="multilevel"/>
     <w:tmpl w:val="7E46B65C"/>
@@ -23115,7 +27590,7 @@
       </w:rPr>
     </w:lvl>
   </w:abstractNum>
-  <w:abstractNum w:abstractNumId="156" w15:restartNumberingAfterBreak="0">
+  <w:abstractNum w:abstractNumId="187" w15:restartNumberingAfterBreak="0">
     <w:nsid w:val="5AD73477"/>
     <w:multiLevelType w:val="multilevel"/>
     <w:tmpl w:val="E2BCE7CA"/>
@@ -23264,7 +27739,7 @@
       </w:rPr>
     </w:lvl>
   </w:abstractNum>
-  <w:abstractNum w:abstractNumId="157" w15:restartNumberingAfterBreak="0">
+  <w:abstractNum w:abstractNumId="188" w15:restartNumberingAfterBreak="0">
     <w:nsid w:val="5B0C2B4D"/>
     <w:multiLevelType w:val="multilevel"/>
     <w:tmpl w:val="D2246916"/>
@@ -23413,7 +27888,7 @@
       </w:rPr>
     </w:lvl>
   </w:abstractNum>
-  <w:abstractNum w:abstractNumId="158" w15:restartNumberingAfterBreak="0">
+  <w:abstractNum w:abstractNumId="189" w15:restartNumberingAfterBreak="0">
     <w:nsid w:val="5C43432B"/>
     <w:multiLevelType w:val="multilevel"/>
     <w:tmpl w:val="1CFA0EDE"/>
@@ -23562,7 +28037,7 @@
       </w:rPr>
     </w:lvl>
   </w:abstractNum>
-  <w:abstractNum w:abstractNumId="159" w15:restartNumberingAfterBreak="0">
+  <w:abstractNum w:abstractNumId="190" w15:restartNumberingAfterBreak="0">
     <w:nsid w:val="5C8D4B31"/>
     <w:multiLevelType w:val="multilevel"/>
     <w:tmpl w:val="DBE80506"/>
@@ -23711,7 +28186,7 @@
       </w:rPr>
     </w:lvl>
   </w:abstractNum>
-  <w:abstractNum w:abstractNumId="160" w15:restartNumberingAfterBreak="0">
+  <w:abstractNum w:abstractNumId="191" w15:restartNumberingAfterBreak="0">
     <w:nsid w:val="5CF726F2"/>
     <w:multiLevelType w:val="multilevel"/>
     <w:tmpl w:val="783E65B2"/>
@@ -23860,7 +28335,156 @@
       </w:rPr>
     </w:lvl>
   </w:abstractNum>
-  <w:abstractNum w:abstractNumId="161" w15:restartNumberingAfterBreak="0">
+  <w:abstractNum w:abstractNumId="192" w15:restartNumberingAfterBreak="0">
+    <w:nsid w:val="5D205E34"/>
+    <w:multiLevelType w:val="multilevel"/>
+    <w:tmpl w:val="5F9A1392"/>
+    <w:lvl w:ilvl="0">
+      <w:start w:val="1"/>
+      <w:numFmt w:val="bullet"/>
+      <w:lvlText w:val=""/>
+      <w:lvlJc w:val="left"/>
+      <w:pPr>
+        <w:tabs>
+          <w:tab w:val="num" w:pos="720"/>
+        </w:tabs>
+        <w:ind w:left="720" w:hanging="360"/>
+      </w:pPr>
+      <w:rPr>
+        <w:rFonts w:ascii="Symbol" w:hAnsi="Symbol" w:hint="default"/>
+        <w:sz w:val="20"/>
+      </w:rPr>
+    </w:lvl>
+    <w:lvl w:ilvl="1" w:tentative="1">
+      <w:start w:val="1"/>
+      <w:numFmt w:val="bullet"/>
+      <w:lvlText w:val="o"/>
+      <w:lvlJc w:val="left"/>
+      <w:pPr>
+        <w:tabs>
+          <w:tab w:val="num" w:pos="1440"/>
+        </w:tabs>
+        <w:ind w:left="1440" w:hanging="360"/>
+      </w:pPr>
+      <w:rPr>
+        <w:rFonts w:ascii="Courier New" w:hAnsi="Courier New" w:hint="default"/>
+        <w:sz w:val="20"/>
+      </w:rPr>
+    </w:lvl>
+    <w:lvl w:ilvl="2" w:tentative="1">
+      <w:start w:val="1"/>
+      <w:numFmt w:val="bullet"/>
+      <w:lvlText w:val=""/>
+      <w:lvlJc w:val="left"/>
+      <w:pPr>
+        <w:tabs>
+          <w:tab w:val="num" w:pos="2160"/>
+        </w:tabs>
+        <w:ind w:left="2160" w:hanging="360"/>
+      </w:pPr>
+      <w:rPr>
+        <w:rFonts w:ascii="Wingdings" w:hAnsi="Wingdings" w:hint="default"/>
+        <w:sz w:val="20"/>
+      </w:rPr>
+    </w:lvl>
+    <w:lvl w:ilvl="3" w:tentative="1">
+      <w:start w:val="1"/>
+      <w:numFmt w:val="bullet"/>
+      <w:lvlText w:val=""/>
+      <w:lvlJc w:val="left"/>
+      <w:pPr>
+        <w:tabs>
+          <w:tab w:val="num" w:pos="2880"/>
+        </w:tabs>
+        <w:ind w:left="2880" w:hanging="360"/>
+      </w:pPr>
+      <w:rPr>
+        <w:rFonts w:ascii="Wingdings" w:hAnsi="Wingdings" w:hint="default"/>
+        <w:sz w:val="20"/>
+      </w:rPr>
+    </w:lvl>
+    <w:lvl w:ilvl="4" w:tentative="1">
+      <w:start w:val="1"/>
+      <w:numFmt w:val="bullet"/>
+      <w:lvlText w:val=""/>
+      <w:lvlJc w:val="left"/>
+      <w:pPr>
+        <w:tabs>
+          <w:tab w:val="num" w:pos="3600"/>
+        </w:tabs>
+        <w:ind w:left="3600" w:hanging="360"/>
+      </w:pPr>
+      <w:rPr>
+        <w:rFonts w:ascii="Wingdings" w:hAnsi="Wingdings" w:hint="default"/>
+        <w:sz w:val="20"/>
+      </w:rPr>
+    </w:lvl>
+    <w:lvl w:ilvl="5" w:tentative="1">
+      <w:start w:val="1"/>
+      <w:numFmt w:val="bullet"/>
+      <w:lvlText w:val=""/>
+      <w:lvlJc w:val="left"/>
+      <w:pPr>
+        <w:tabs>
+          <w:tab w:val="num" w:pos="4320"/>
+        </w:tabs>
+        <w:ind w:left="4320" w:hanging="360"/>
+      </w:pPr>
+      <w:rPr>
+        <w:rFonts w:ascii="Wingdings" w:hAnsi="Wingdings" w:hint="default"/>
+        <w:sz w:val="20"/>
+      </w:rPr>
+    </w:lvl>
+    <w:lvl w:ilvl="6" w:tentative="1">
+      <w:start w:val="1"/>
+      <w:numFmt w:val="bullet"/>
+      <w:lvlText w:val=""/>
+      <w:lvlJc w:val="left"/>
+      <w:pPr>
+        <w:tabs>
+          <w:tab w:val="num" w:pos="5040"/>
+        </w:tabs>
+        <w:ind w:left="5040" w:hanging="360"/>
+      </w:pPr>
+      <w:rPr>
+        <w:rFonts w:ascii="Wingdings" w:hAnsi="Wingdings" w:hint="default"/>
+        <w:sz w:val="20"/>
+      </w:rPr>
+    </w:lvl>
+    <w:lvl w:ilvl="7" w:tentative="1">
+      <w:start w:val="1"/>
+      <w:numFmt w:val="bullet"/>
+      <w:lvlText w:val=""/>
+      <w:lvlJc w:val="left"/>
+      <w:pPr>
+        <w:tabs>
+          <w:tab w:val="num" w:pos="5760"/>
+        </w:tabs>
+        <w:ind w:left="5760" w:hanging="360"/>
+      </w:pPr>
+      <w:rPr>
+        <w:rFonts w:ascii="Wingdings" w:hAnsi="Wingdings" w:hint="default"/>
+        <w:sz w:val="20"/>
+      </w:rPr>
+    </w:lvl>
+    <w:lvl w:ilvl="8" w:tentative="1">
+      <w:start w:val="1"/>
+      <w:numFmt w:val="bullet"/>
+      <w:lvlText w:val=""/>
+      <w:lvlJc w:val="left"/>
+      <w:pPr>
+        <w:tabs>
+          <w:tab w:val="num" w:pos="6480"/>
+        </w:tabs>
+        <w:ind w:left="6480" w:hanging="360"/>
+      </w:pPr>
+      <w:rPr>
+        <w:rFonts w:ascii="Wingdings" w:hAnsi="Wingdings" w:hint="default"/>
+        <w:sz w:val="20"/>
+      </w:rPr>
+    </w:lvl>
+  </w:abstractNum>
+  <w:abstractNum w:abstractNumId="193" w15:restartNumberingAfterBreak="0">
     <w:nsid w:val="5DAD10FE"/>
     <w:multiLevelType w:val="multilevel"/>
     <w:tmpl w:val="045EFD78"/>
@@ -24009,7 +28633,7 @@
       </w:rPr>
     </w:lvl>
   </w:abstractNum>
-  <w:abstractNum w:abstractNumId="162" w15:restartNumberingAfterBreak="0">
+  <w:abstractNum w:abstractNumId="194" w15:restartNumberingAfterBreak="0">
     <w:nsid w:val="5DD61AE4"/>
     <w:multiLevelType w:val="multilevel"/>
     <w:tmpl w:val="ACA832C8"/>
@@ -24158,7 +28782,7 @@
       </w:rPr>
     </w:lvl>
   </w:abstractNum>
-  <w:abstractNum w:abstractNumId="163" w15:restartNumberingAfterBreak="0">
+  <w:abstractNum w:abstractNumId="195" w15:restartNumberingAfterBreak="0">
     <w:nsid w:val="5EAD4F17"/>
     <w:multiLevelType w:val="multilevel"/>
     <w:tmpl w:val="C9AA19E0"/>
@@ -24307,7 +28931,7 @@
       </w:rPr>
     </w:lvl>
   </w:abstractNum>
-  <w:abstractNum w:abstractNumId="164" w15:restartNumberingAfterBreak="0">
+  <w:abstractNum w:abstractNumId="196" w15:restartNumberingAfterBreak="0">
     <w:nsid w:val="5ED9742B"/>
     <w:multiLevelType w:val="multilevel"/>
     <w:tmpl w:val="CE6A2F1A"/>
@@ -24456,7 +29080,7 @@
       </w:rPr>
     </w:lvl>
   </w:abstractNum>
-  <w:abstractNum w:abstractNumId="165" w15:restartNumberingAfterBreak="0">
+  <w:abstractNum w:abstractNumId="197" w15:restartNumberingAfterBreak="0">
     <w:nsid w:val="5F4B79CD"/>
     <w:multiLevelType w:val="multilevel"/>
     <w:tmpl w:val="EF368624"/>
@@ -24605,7 +29229,7 @@
       </w:rPr>
     </w:lvl>
   </w:abstractNum>
-  <w:abstractNum w:abstractNumId="166" w15:restartNumberingAfterBreak="0">
+  <w:abstractNum w:abstractNumId="198" w15:restartNumberingAfterBreak="0">
     <w:nsid w:val="613C06A4"/>
     <w:multiLevelType w:val="multilevel"/>
     <w:tmpl w:val="C65656D4"/>
@@ -24754,7 +29378,7 @@
       </w:rPr>
     </w:lvl>
   </w:abstractNum>
-  <w:abstractNum w:abstractNumId="167" w15:restartNumberingAfterBreak="0">
+  <w:abstractNum w:abstractNumId="199" w15:restartNumberingAfterBreak="0">
     <w:nsid w:val="62F768A4"/>
     <w:multiLevelType w:val="multilevel"/>
     <w:tmpl w:val="74F690E0"/>
@@ -24903,7 +29527,7 @@
       </w:rPr>
     </w:lvl>
   </w:abstractNum>
-  <w:abstractNum w:abstractNumId="168" w15:restartNumberingAfterBreak="0">
+  <w:abstractNum w:abstractNumId="200" w15:restartNumberingAfterBreak="0">
     <w:nsid w:val="631D211B"/>
     <w:multiLevelType w:val="multilevel"/>
     <w:tmpl w:val="7C1E0B38"/>
@@ -25052,7 +29676,7 @@
       </w:rPr>
     </w:lvl>
   </w:abstractNum>
-  <w:abstractNum w:abstractNumId="169" w15:restartNumberingAfterBreak="0">
+  <w:abstractNum w:abstractNumId="201" w15:restartNumberingAfterBreak="0">
     <w:nsid w:val="641B360F"/>
     <w:multiLevelType w:val="multilevel"/>
     <w:tmpl w:val="1FDA3F22"/>
@@ -25201,7 +29825,7 @@
       </w:rPr>
     </w:lvl>
   </w:abstractNum>
-  <w:abstractNum w:abstractNumId="170" w15:restartNumberingAfterBreak="0">
+  <w:abstractNum w:abstractNumId="202" w15:restartNumberingAfterBreak="0">
     <w:nsid w:val="64C36035"/>
     <w:multiLevelType w:val="multilevel"/>
     <w:tmpl w:val="44F84DCA"/>
@@ -25350,7 +29974,7 @@
       </w:rPr>
     </w:lvl>
   </w:abstractNum>
-  <w:abstractNum w:abstractNumId="171" w15:restartNumberingAfterBreak="0">
+  <w:abstractNum w:abstractNumId="203" w15:restartNumberingAfterBreak="0">
     <w:nsid w:val="64D47529"/>
     <w:multiLevelType w:val="multilevel"/>
     <w:tmpl w:val="F2C888F0"/>
@@ -25499,7 +30123,156 @@
       </w:rPr>
     </w:lvl>
   </w:abstractNum>
-  <w:abstractNum w:abstractNumId="172" w15:restartNumberingAfterBreak="0">
+  <w:abstractNum w:abstractNumId="204" w15:restartNumberingAfterBreak="0">
+    <w:nsid w:val="64DD3168"/>
+    <w:multiLevelType w:val="multilevel"/>
+    <w:tmpl w:val="4FE67D96"/>
+    <w:lvl w:ilvl="0">
+      <w:start w:val="1"/>
+      <w:numFmt w:val="bullet"/>
+      <w:lvlText w:val=""/>
+      <w:lvlJc w:val="left"/>
+      <w:pPr>
+        <w:tabs>
+          <w:tab w:val="num" w:pos="720"/>
+        </w:tabs>
+        <w:ind w:left="720" w:hanging="360"/>
+      </w:pPr>
+      <w:rPr>
+        <w:rFonts w:ascii="Symbol" w:hAnsi="Symbol" w:hint="default"/>
+        <w:sz w:val="20"/>
+      </w:rPr>
+    </w:lvl>
+    <w:lvl w:ilvl="1" w:tentative="1">
+      <w:start w:val="1"/>
+      <w:numFmt w:val="bullet"/>
+      <w:lvlText w:val="o"/>
+      <w:lvlJc w:val="left"/>
+      <w:pPr>
+        <w:tabs>
+          <w:tab w:val="num" w:pos="1440"/>
+        </w:tabs>
+        <w:ind w:left="1440" w:hanging="360"/>
+      </w:pPr>
+      <w:rPr>
+        <w:rFonts w:ascii="Courier New" w:hAnsi="Courier New" w:hint="default"/>
+        <w:sz w:val="20"/>
+      </w:rPr>
+    </w:lvl>
+    <w:lvl w:ilvl="2" w:tentative="1">
+      <w:start w:val="1"/>
+      <w:numFmt w:val="bullet"/>
+      <w:lvlText w:val=""/>
+      <w:lvlJc w:val="left"/>
+      <w:pPr>
+        <w:tabs>
+          <w:tab w:val="num" w:pos="2160"/>
+        </w:tabs>
+        <w:ind w:left="2160" w:hanging="360"/>
+      </w:pPr>
+      <w:rPr>
+        <w:rFonts w:ascii="Wingdings" w:hAnsi="Wingdings" w:hint="default"/>
+        <w:sz w:val="20"/>
+      </w:rPr>
+    </w:lvl>
+    <w:lvl w:ilvl="3" w:tentative="1">
+      <w:start w:val="1"/>
+      <w:numFmt w:val="bullet"/>
+      <w:lvlText w:val=""/>
+      <w:lvlJc w:val="left"/>
+      <w:pPr>
+        <w:tabs>
+          <w:tab w:val="num" w:pos="2880"/>
+        </w:tabs>
+        <w:ind w:left="2880" w:hanging="360"/>
+      </w:pPr>
+      <w:rPr>
+        <w:rFonts w:ascii="Wingdings" w:hAnsi="Wingdings" w:hint="default"/>
+        <w:sz w:val="20"/>
+      </w:rPr>
+    </w:lvl>
+    <w:lvl w:ilvl="4" w:tentative="1">
+      <w:start w:val="1"/>
+      <w:numFmt w:val="bullet"/>
+      <w:lvlText w:val=""/>
+      <w:lvlJc w:val="left"/>
+      <w:pPr>
+        <w:tabs>
+          <w:tab w:val="num" w:pos="3600"/>
+        </w:tabs>
+        <w:ind w:left="3600" w:hanging="360"/>
+      </w:pPr>
+      <w:rPr>
+        <w:rFonts w:ascii="Wingdings" w:hAnsi="Wingdings" w:hint="default"/>
+        <w:sz w:val="20"/>
+      </w:rPr>
+    </w:lvl>
+    <w:lvl w:ilvl="5" w:tentative="1">
+      <w:start w:val="1"/>
+      <w:numFmt w:val="bullet"/>
+      <w:lvlText w:val=""/>
+      <w:lvlJc w:val="left"/>
+      <w:pPr>
+        <w:tabs>
+          <w:tab w:val="num" w:pos="4320"/>
+        </w:tabs>
+        <w:ind w:left="4320" w:hanging="360"/>
+      </w:pPr>
+      <w:rPr>
+        <w:rFonts w:ascii="Wingdings" w:hAnsi="Wingdings" w:hint="default"/>
+        <w:sz w:val="20"/>
+      </w:rPr>
+    </w:lvl>
+    <w:lvl w:ilvl="6" w:tentative="1">
+      <w:start w:val="1"/>
+      <w:numFmt w:val="bullet"/>
+      <w:lvlText w:val=""/>
+      <w:lvlJc w:val="left"/>
+      <w:pPr>
+        <w:tabs>
+          <w:tab w:val="num" w:pos="5040"/>
+        </w:tabs>
+        <w:ind w:left="5040" w:hanging="360"/>
+      </w:pPr>
+      <w:rPr>
+        <w:rFonts w:ascii="Wingdings" w:hAnsi="Wingdings" w:hint="default"/>
+        <w:sz w:val="20"/>
+      </w:rPr>
+    </w:lvl>
+    <w:lvl w:ilvl="7" w:tentative="1">
+      <w:start w:val="1"/>
+      <w:numFmt w:val="bullet"/>
+      <w:lvlText w:val=""/>
+      <w:lvlJc w:val="left"/>
+      <w:pPr>
+        <w:tabs>
+          <w:tab w:val="num" w:pos="5760"/>
+        </w:tabs>
+        <w:ind w:left="5760" w:hanging="360"/>
+      </w:pPr>
+      <w:rPr>
+        <w:rFonts w:ascii="Wingdings" w:hAnsi="Wingdings" w:hint="default"/>
+        <w:sz w:val="20"/>
+      </w:rPr>
+    </w:lvl>
+    <w:lvl w:ilvl="8" w:tentative="1">
+      <w:start w:val="1"/>
+      <w:numFmt w:val="bullet"/>
+      <w:lvlText w:val=""/>
+      <w:lvlJc w:val="left"/>
+      <w:pPr>
+        <w:tabs>
+          <w:tab w:val="num" w:pos="6480"/>
+        </w:tabs>
+        <w:ind w:left="6480" w:hanging="360"/>
+      </w:pPr>
+      <w:rPr>
+        <w:rFonts w:ascii="Wingdings" w:hAnsi="Wingdings" w:hint="default"/>
+        <w:sz w:val="20"/>
+      </w:rPr>
+    </w:lvl>
+  </w:abstractNum>
+  <w:abstractNum w:abstractNumId="205" w15:restartNumberingAfterBreak="0">
     <w:nsid w:val="657326DB"/>
     <w:multiLevelType w:val="multilevel"/>
     <w:tmpl w:val="D2A22186"/>
@@ -25648,7 +30421,7 @@
       </w:rPr>
     </w:lvl>
   </w:abstractNum>
-  <w:abstractNum w:abstractNumId="173" w15:restartNumberingAfterBreak="0">
+  <w:abstractNum w:abstractNumId="206" w15:restartNumberingAfterBreak="0">
     <w:nsid w:val="65D311D6"/>
     <w:multiLevelType w:val="multilevel"/>
     <w:tmpl w:val="C502963A"/>
@@ -25797,7 +30570,7 @@
       </w:rPr>
     </w:lvl>
   </w:abstractNum>
-  <w:abstractNum w:abstractNumId="174" w15:restartNumberingAfterBreak="0">
+  <w:abstractNum w:abstractNumId="207" w15:restartNumberingAfterBreak="0">
     <w:nsid w:val="67520657"/>
     <w:multiLevelType w:val="multilevel"/>
     <w:tmpl w:val="DBFA9F60"/>
@@ -25946,7 +30719,7 @@
       </w:rPr>
     </w:lvl>
   </w:abstractNum>
-  <w:abstractNum w:abstractNumId="175" w15:restartNumberingAfterBreak="0">
+  <w:abstractNum w:abstractNumId="208" w15:restartNumberingAfterBreak="0">
     <w:nsid w:val="67FD144E"/>
     <w:multiLevelType w:val="multilevel"/>
     <w:tmpl w:val="4E8E2098"/>
@@ -26095,7 +30868,7 @@
       </w:rPr>
     </w:lvl>
   </w:abstractNum>
-  <w:abstractNum w:abstractNumId="176" w15:restartNumberingAfterBreak="0">
+  <w:abstractNum w:abstractNumId="209" w15:restartNumberingAfterBreak="0">
     <w:nsid w:val="68530BEF"/>
     <w:multiLevelType w:val="multilevel"/>
     <w:tmpl w:val="204C7788"/>
@@ -26244,7 +31017,7 @@
       </w:rPr>
     </w:lvl>
   </w:abstractNum>
-  <w:abstractNum w:abstractNumId="177" w15:restartNumberingAfterBreak="0">
+  <w:abstractNum w:abstractNumId="210" w15:restartNumberingAfterBreak="0">
     <w:nsid w:val="6867008E"/>
     <w:multiLevelType w:val="multilevel"/>
     <w:tmpl w:val="CA8E6232"/>
@@ -26393,7 +31166,7 @@
       </w:rPr>
     </w:lvl>
   </w:abstractNum>
-  <w:abstractNum w:abstractNumId="178" w15:restartNumberingAfterBreak="0">
+  <w:abstractNum w:abstractNumId="211" w15:restartNumberingAfterBreak="0">
     <w:nsid w:val="68FF58CF"/>
     <w:multiLevelType w:val="multilevel"/>
     <w:tmpl w:val="663A28A4"/>
@@ -26542,7 +31315,7 @@
       </w:rPr>
     </w:lvl>
   </w:abstractNum>
-  <w:abstractNum w:abstractNumId="179" w15:restartNumberingAfterBreak="0">
+  <w:abstractNum w:abstractNumId="212" w15:restartNumberingAfterBreak="0">
     <w:nsid w:val="69FA5CC6"/>
     <w:multiLevelType w:val="multilevel"/>
     <w:tmpl w:val="C568AA38"/>
@@ -26691,7 +31464,7 @@
       </w:rPr>
     </w:lvl>
   </w:abstractNum>
-  <w:abstractNum w:abstractNumId="180" w15:restartNumberingAfterBreak="0">
+  <w:abstractNum w:abstractNumId="213" w15:restartNumberingAfterBreak="0">
     <w:nsid w:val="6A4C4281"/>
     <w:multiLevelType w:val="multilevel"/>
     <w:tmpl w:val="04163B26"/>
@@ -26840,7 +31613,7 @@
       </w:rPr>
     </w:lvl>
   </w:abstractNum>
-  <w:abstractNum w:abstractNumId="181" w15:restartNumberingAfterBreak="0">
+  <w:abstractNum w:abstractNumId="214" w15:restartNumberingAfterBreak="0">
     <w:nsid w:val="6A5332D7"/>
     <w:multiLevelType w:val="multilevel"/>
     <w:tmpl w:val="2CAAD362"/>
@@ -26989,7 +31762,7 @@
       </w:rPr>
     </w:lvl>
   </w:abstractNum>
-  <w:abstractNum w:abstractNumId="182" w15:restartNumberingAfterBreak="0">
+  <w:abstractNum w:abstractNumId="215" w15:restartNumberingAfterBreak="0">
     <w:nsid w:val="6A755AB1"/>
     <w:multiLevelType w:val="multilevel"/>
     <w:tmpl w:val="023C2E4C"/>
@@ -27138,7 +31911,7 @@
       </w:rPr>
     </w:lvl>
   </w:abstractNum>
-  <w:abstractNum w:abstractNumId="183" w15:restartNumberingAfterBreak="0">
+  <w:abstractNum w:abstractNumId="216" w15:restartNumberingAfterBreak="0">
     <w:nsid w:val="6B5145DA"/>
     <w:multiLevelType w:val="multilevel"/>
     <w:tmpl w:val="E5F6AC38"/>
@@ -27287,7 +32060,156 @@
       </w:rPr>
     </w:lvl>
   </w:abstractNum>
-  <w:abstractNum w:abstractNumId="184" w15:restartNumberingAfterBreak="0">
+  <w:abstractNum w:abstractNumId="217" w15:restartNumberingAfterBreak="0">
+    <w:nsid w:val="6D3F472B"/>
+    <w:multiLevelType w:val="multilevel"/>
+    <w:tmpl w:val="08168E22"/>
+    <w:lvl w:ilvl="0">
+      <w:start w:val="1"/>
+      <w:numFmt w:val="bullet"/>
+      <w:lvlText w:val=""/>
+      <w:lvlJc w:val="left"/>
+      <w:pPr>
+        <w:tabs>
+          <w:tab w:val="num" w:pos="720"/>
+        </w:tabs>
+        <w:ind w:left="720" w:hanging="360"/>
+      </w:pPr>
+      <w:rPr>
+        <w:rFonts w:ascii="Symbol" w:hAnsi="Symbol" w:hint="default"/>
+        <w:sz w:val="20"/>
+      </w:rPr>
+    </w:lvl>
+    <w:lvl w:ilvl="1" w:tentative="1">
+      <w:start w:val="1"/>
+      <w:numFmt w:val="bullet"/>
+      <w:lvlText w:val="o"/>
+      <w:lvlJc w:val="left"/>
+      <w:pPr>
+        <w:tabs>
+          <w:tab w:val="num" w:pos="1440"/>
+        </w:tabs>
+        <w:ind w:left="1440" w:hanging="360"/>
+      </w:pPr>
+      <w:rPr>
+        <w:rFonts w:ascii="Courier New" w:hAnsi="Courier New" w:hint="default"/>
+        <w:sz w:val="20"/>
+      </w:rPr>
+    </w:lvl>
+    <w:lvl w:ilvl="2" w:tentative="1">
+      <w:start w:val="1"/>
+      <w:numFmt w:val="bullet"/>
+      <w:lvlText w:val=""/>
+      <w:lvlJc w:val="left"/>
+      <w:pPr>
+        <w:tabs>
+          <w:tab w:val="num" w:pos="2160"/>
+        </w:tabs>
+        <w:ind w:left="2160" w:hanging="360"/>
+      </w:pPr>
+      <w:rPr>
+        <w:rFonts w:ascii="Wingdings" w:hAnsi="Wingdings" w:hint="default"/>
+        <w:sz w:val="20"/>
+      </w:rPr>
+    </w:lvl>
+    <w:lvl w:ilvl="3" w:tentative="1">
+      <w:start w:val="1"/>
+      <w:numFmt w:val="bullet"/>
+      <w:lvlText w:val=""/>
+      <w:lvlJc w:val="left"/>
+      <w:pPr>
+        <w:tabs>
+          <w:tab w:val="num" w:pos="2880"/>
+        </w:tabs>
+        <w:ind w:left="2880" w:hanging="360"/>
+      </w:pPr>
+      <w:rPr>
+        <w:rFonts w:ascii="Wingdings" w:hAnsi="Wingdings" w:hint="default"/>
+        <w:sz w:val="20"/>
+      </w:rPr>
+    </w:lvl>
+    <w:lvl w:ilvl="4" w:tentative="1">
+      <w:start w:val="1"/>
+      <w:numFmt w:val="bullet"/>
+      <w:lvlText w:val=""/>
+      <w:lvlJc w:val="left"/>
+      <w:pPr>
+        <w:tabs>
+          <w:tab w:val="num" w:pos="3600"/>
+        </w:tabs>
+        <w:ind w:left="3600" w:hanging="360"/>
+      </w:pPr>
+      <w:rPr>
+        <w:rFonts w:ascii="Wingdings" w:hAnsi="Wingdings" w:hint="default"/>
+        <w:sz w:val="20"/>
+      </w:rPr>
+    </w:lvl>
+    <w:lvl w:ilvl="5" w:tentative="1">
+      <w:start w:val="1"/>
+      <w:numFmt w:val="bullet"/>
+      <w:lvlText w:val=""/>
+      <w:lvlJc w:val="left"/>
+      <w:pPr>
+        <w:tabs>
+          <w:tab w:val="num" w:pos="4320"/>
+        </w:tabs>
+        <w:ind w:left="4320" w:hanging="360"/>
+      </w:pPr>
+      <w:rPr>
+        <w:rFonts w:ascii="Wingdings" w:hAnsi="Wingdings" w:hint="default"/>
+        <w:sz w:val="20"/>
+      </w:rPr>
+    </w:lvl>
+    <w:lvl w:ilvl="6" w:tentative="1">
+      <w:start w:val="1"/>
+      <w:numFmt w:val="bullet"/>
+      <w:lvlText w:val=""/>
+      <w:lvlJc w:val="left"/>
+      <w:pPr>
+        <w:tabs>
+          <w:tab w:val="num" w:pos="5040"/>
+        </w:tabs>
+        <w:ind w:left="5040" w:hanging="360"/>
+      </w:pPr>
+      <w:rPr>
+        <w:rFonts w:ascii="Wingdings" w:hAnsi="Wingdings" w:hint="default"/>
+        <w:sz w:val="20"/>
+      </w:rPr>
+    </w:lvl>
+    <w:lvl w:ilvl="7" w:tentative="1">
+      <w:start w:val="1"/>
+      <w:numFmt w:val="bullet"/>
+      <w:lvlText w:val=""/>
+      <w:lvlJc w:val="left"/>
+      <w:pPr>
+        <w:tabs>
+          <w:tab w:val="num" w:pos="5760"/>
+        </w:tabs>
+        <w:ind w:left="5760" w:hanging="360"/>
+      </w:pPr>
+      <w:rPr>
+        <w:rFonts w:ascii="Wingdings" w:hAnsi="Wingdings" w:hint="default"/>
+        <w:sz w:val="20"/>
+      </w:rPr>
+    </w:lvl>
+    <w:lvl w:ilvl="8" w:tentative="1">
+      <w:start w:val="1"/>
+      <w:numFmt w:val="bullet"/>
+      <w:lvlText w:val=""/>
+      <w:lvlJc w:val="left"/>
+      <w:pPr>
+        <w:tabs>
+          <w:tab w:val="num" w:pos="6480"/>
+        </w:tabs>
+        <w:ind w:left="6480" w:hanging="360"/>
+      </w:pPr>
+      <w:rPr>
+        <w:rFonts w:ascii="Wingdings" w:hAnsi="Wingdings" w:hint="default"/>
+        <w:sz w:val="20"/>
+      </w:rPr>
+    </w:lvl>
+  </w:abstractNum>
+  <w:abstractNum w:abstractNumId="218" w15:restartNumberingAfterBreak="0">
     <w:nsid w:val="6DFE6C5A"/>
     <w:multiLevelType w:val="multilevel"/>
     <w:tmpl w:val="2E562056"/>
@@ -27436,7 +32358,7 @@
       </w:rPr>
     </w:lvl>
   </w:abstractNum>
-  <w:abstractNum w:abstractNumId="185" w15:restartNumberingAfterBreak="0">
+  <w:abstractNum w:abstractNumId="219" w15:restartNumberingAfterBreak="0">
     <w:nsid w:val="6EC0112A"/>
     <w:multiLevelType w:val="multilevel"/>
     <w:tmpl w:val="5F7ED376"/>
@@ -27549,7 +32471,7 @@
       </w:pPr>
     </w:lvl>
   </w:abstractNum>
-  <w:abstractNum w:abstractNumId="186" w15:restartNumberingAfterBreak="0">
+  <w:abstractNum w:abstractNumId="220" w15:restartNumberingAfterBreak="0">
     <w:nsid w:val="6F057072"/>
     <w:multiLevelType w:val="multilevel"/>
     <w:tmpl w:val="29BEA884"/>
@@ -27698,7 +32620,7 @@
       </w:rPr>
     </w:lvl>
   </w:abstractNum>
-  <w:abstractNum w:abstractNumId="187" w15:restartNumberingAfterBreak="0">
+  <w:abstractNum w:abstractNumId="221" w15:restartNumberingAfterBreak="0">
     <w:nsid w:val="6F282028"/>
     <w:multiLevelType w:val="multilevel"/>
     <w:tmpl w:val="B03EDDC8"/>
@@ -27847,7 +32769,156 @@
       </w:rPr>
     </w:lvl>
   </w:abstractNum>
-  <w:abstractNum w:abstractNumId="188" w15:restartNumberingAfterBreak="0">
+  <w:abstractNum w:abstractNumId="222" w15:restartNumberingAfterBreak="0">
+    <w:nsid w:val="6F70753C"/>
+    <w:multiLevelType w:val="multilevel"/>
+    <w:tmpl w:val="A624598E"/>
+    <w:lvl w:ilvl="0">
+      <w:start w:val="1"/>
+      <w:numFmt w:val="bullet"/>
+      <w:lvlText w:val=""/>
+      <w:lvlJc w:val="left"/>
+      <w:pPr>
+        <w:tabs>
+          <w:tab w:val="num" w:pos="720"/>
+        </w:tabs>
+        <w:ind w:left="720" w:hanging="360"/>
+      </w:pPr>
+      <w:rPr>
+        <w:rFonts w:ascii="Symbol" w:hAnsi="Symbol" w:hint="default"/>
+        <w:sz w:val="20"/>
+      </w:rPr>
+    </w:lvl>
+    <w:lvl w:ilvl="1" w:tentative="1">
+      <w:start w:val="1"/>
+      <w:numFmt w:val="bullet"/>
+      <w:lvlText w:val="o"/>
+      <w:lvlJc w:val="left"/>
+      <w:pPr>
+        <w:tabs>
+          <w:tab w:val="num" w:pos="1440"/>
+        </w:tabs>
+        <w:ind w:left="1440" w:hanging="360"/>
+      </w:pPr>
+      <w:rPr>
+        <w:rFonts w:ascii="Courier New" w:hAnsi="Courier New" w:hint="default"/>
+        <w:sz w:val="20"/>
+      </w:rPr>
+    </w:lvl>
+    <w:lvl w:ilvl="2" w:tentative="1">
+      <w:start w:val="1"/>
+      <w:numFmt w:val="bullet"/>
+      <w:lvlText w:val=""/>
+      <w:lvlJc w:val="left"/>
+      <w:pPr>
+        <w:tabs>
+          <w:tab w:val="num" w:pos="2160"/>
+        </w:tabs>
+        <w:ind w:left="2160" w:hanging="360"/>
+      </w:pPr>
+      <w:rPr>
+        <w:rFonts w:ascii="Wingdings" w:hAnsi="Wingdings" w:hint="default"/>
+        <w:sz w:val="20"/>
+      </w:rPr>
+    </w:lvl>
+    <w:lvl w:ilvl="3" w:tentative="1">
+      <w:start w:val="1"/>
+      <w:numFmt w:val="bullet"/>
+      <w:lvlText w:val=""/>
+      <w:lvlJc w:val="left"/>
+      <w:pPr>
+        <w:tabs>
+          <w:tab w:val="num" w:pos="2880"/>
+        </w:tabs>
+        <w:ind w:left="2880" w:hanging="360"/>
+      </w:pPr>
+      <w:rPr>
+        <w:rFonts w:ascii="Wingdings" w:hAnsi="Wingdings" w:hint="default"/>
+        <w:sz w:val="20"/>
+      </w:rPr>
+    </w:lvl>
+    <w:lvl w:ilvl="4" w:tentative="1">
+      <w:start w:val="1"/>
+      <w:numFmt w:val="bullet"/>
+      <w:lvlText w:val=""/>
+      <w:lvlJc w:val="left"/>
+      <w:pPr>
+        <w:tabs>
+          <w:tab w:val="num" w:pos="3600"/>
+        </w:tabs>
+        <w:ind w:left="3600" w:hanging="360"/>
+      </w:pPr>
+      <w:rPr>
+        <w:rFonts w:ascii="Wingdings" w:hAnsi="Wingdings" w:hint="default"/>
+        <w:sz w:val="20"/>
+      </w:rPr>
+    </w:lvl>
+    <w:lvl w:ilvl="5" w:tentative="1">
+      <w:start w:val="1"/>
+      <w:numFmt w:val="bullet"/>
+      <w:lvlText w:val=""/>
+      <w:lvlJc w:val="left"/>
+      <w:pPr>
+        <w:tabs>
+          <w:tab w:val="num" w:pos="4320"/>
+        </w:tabs>
+        <w:ind w:left="4320" w:hanging="360"/>
+      </w:pPr>
+      <w:rPr>
+        <w:rFonts w:ascii="Wingdings" w:hAnsi="Wingdings" w:hint="default"/>
+        <w:sz w:val="20"/>
+      </w:rPr>
+    </w:lvl>
+    <w:lvl w:ilvl="6" w:tentative="1">
+      <w:start w:val="1"/>
+      <w:numFmt w:val="bullet"/>
+      <w:lvlText w:val=""/>
+      <w:lvlJc w:val="left"/>
+      <w:pPr>
+        <w:tabs>
+          <w:tab w:val="num" w:pos="5040"/>
+        </w:tabs>
+        <w:ind w:left="5040" w:hanging="360"/>
+      </w:pPr>
+      <w:rPr>
+        <w:rFonts w:ascii="Wingdings" w:hAnsi="Wingdings" w:hint="default"/>
+        <w:sz w:val="20"/>
+      </w:rPr>
+    </w:lvl>
+    <w:lvl w:ilvl="7" w:tentative="1">
+      <w:start w:val="1"/>
+      <w:numFmt w:val="bullet"/>
+      <w:lvlText w:val=""/>
+      <w:lvlJc w:val="left"/>
+      <w:pPr>
+        <w:tabs>
+          <w:tab w:val="num" w:pos="5760"/>
+        </w:tabs>
+        <w:ind w:left="5760" w:hanging="360"/>
+      </w:pPr>
+      <w:rPr>
+        <w:rFonts w:ascii="Wingdings" w:hAnsi="Wingdings" w:hint="default"/>
+        <w:sz w:val="20"/>
+      </w:rPr>
+    </w:lvl>
+    <w:lvl w:ilvl="8" w:tentative="1">
+      <w:start w:val="1"/>
+      <w:numFmt w:val="bullet"/>
+      <w:lvlText w:val=""/>
+      <w:lvlJc w:val="left"/>
+      <w:pPr>
+        <w:tabs>
+          <w:tab w:val="num" w:pos="6480"/>
+        </w:tabs>
+        <w:ind w:left="6480" w:hanging="360"/>
+      </w:pPr>
+      <w:rPr>
+        <w:rFonts w:ascii="Wingdings" w:hAnsi="Wingdings" w:hint="default"/>
+        <w:sz w:val="20"/>
+      </w:rPr>
+    </w:lvl>
+  </w:abstractNum>
+  <w:abstractNum w:abstractNumId="223" w15:restartNumberingAfterBreak="0">
     <w:nsid w:val="6FA86253"/>
     <w:multiLevelType w:val="multilevel"/>
     <w:tmpl w:val="8D2C7324"/>
@@ -27960,7 +33031,7 @@
       </w:pPr>
     </w:lvl>
   </w:abstractNum>
-  <w:abstractNum w:abstractNumId="189" w15:restartNumberingAfterBreak="0">
+  <w:abstractNum w:abstractNumId="224" w15:restartNumberingAfterBreak="0">
     <w:nsid w:val="70274532"/>
     <w:multiLevelType w:val="multilevel"/>
     <w:tmpl w:val="C1A0A93C"/>
@@ -28109,7 +33180,156 @@
       </w:rPr>
     </w:lvl>
   </w:abstractNum>
-  <w:abstractNum w:abstractNumId="190" w15:restartNumberingAfterBreak="0">
+  <w:abstractNum w:abstractNumId="225" w15:restartNumberingAfterBreak="0">
+    <w:nsid w:val="70B6521B"/>
+    <w:multiLevelType w:val="multilevel"/>
+    <w:tmpl w:val="519432C0"/>
+    <w:lvl w:ilvl="0">
+      <w:start w:val="1"/>
+      <w:numFmt w:val="bullet"/>
+      <w:lvlText w:val=""/>
+      <w:lvlJc w:val="left"/>
+      <w:pPr>
+        <w:tabs>
+          <w:tab w:val="num" w:pos="720"/>
+        </w:tabs>
+        <w:ind w:left="720" w:hanging="360"/>
+      </w:pPr>
+      <w:rPr>
+        <w:rFonts w:ascii="Symbol" w:hAnsi="Symbol" w:hint="default"/>
+        <w:sz w:val="20"/>
+      </w:rPr>
+    </w:lvl>
+    <w:lvl w:ilvl="1" w:tentative="1">
+      <w:start w:val="1"/>
+      <w:numFmt w:val="bullet"/>
+      <w:lvlText w:val="o"/>
+      <w:lvlJc w:val="left"/>
+      <w:pPr>
+        <w:tabs>
+          <w:tab w:val="num" w:pos="1440"/>
+        </w:tabs>
+        <w:ind w:left="1440" w:hanging="360"/>
+      </w:pPr>
+      <w:rPr>
+        <w:rFonts w:ascii="Courier New" w:hAnsi="Courier New" w:hint="default"/>
+        <w:sz w:val="20"/>
+      </w:rPr>
+    </w:lvl>
+    <w:lvl w:ilvl="2" w:tentative="1">
+      <w:start w:val="1"/>
+      <w:numFmt w:val="bullet"/>
+      <w:lvlText w:val=""/>
+      <w:lvlJc w:val="left"/>
+      <w:pPr>
+        <w:tabs>
+          <w:tab w:val="num" w:pos="2160"/>
+        </w:tabs>
+        <w:ind w:left="2160" w:hanging="360"/>
+      </w:pPr>
+      <w:rPr>
+        <w:rFonts w:ascii="Wingdings" w:hAnsi="Wingdings" w:hint="default"/>
+        <w:sz w:val="20"/>
+      </w:rPr>
+    </w:lvl>
+    <w:lvl w:ilvl="3" w:tentative="1">
+      <w:start w:val="1"/>
+      <w:numFmt w:val="bullet"/>
+      <w:lvlText w:val=""/>
+      <w:lvlJc w:val="left"/>
+      <w:pPr>
+        <w:tabs>
+          <w:tab w:val="num" w:pos="2880"/>
+        </w:tabs>
+        <w:ind w:left="2880" w:hanging="360"/>
+      </w:pPr>
+      <w:rPr>
+        <w:rFonts w:ascii="Wingdings" w:hAnsi="Wingdings" w:hint="default"/>
+        <w:sz w:val="20"/>
+      </w:rPr>
+    </w:lvl>
+    <w:lvl w:ilvl="4" w:tentative="1">
+      <w:start w:val="1"/>
+      <w:numFmt w:val="bullet"/>
+      <w:lvlText w:val=""/>
+      <w:lvlJc w:val="left"/>
+      <w:pPr>
+        <w:tabs>
+          <w:tab w:val="num" w:pos="3600"/>
+        </w:tabs>
+        <w:ind w:left="3600" w:hanging="360"/>
+      </w:pPr>
+      <w:rPr>
+        <w:rFonts w:ascii="Wingdings" w:hAnsi="Wingdings" w:hint="default"/>
+        <w:sz w:val="20"/>
+      </w:rPr>
+    </w:lvl>
+    <w:lvl w:ilvl="5" w:tentative="1">
+      <w:start w:val="1"/>
+      <w:numFmt w:val="bullet"/>
+      <w:lvlText w:val=""/>
+      <w:lvlJc w:val="left"/>
+      <w:pPr>
+        <w:tabs>
+          <w:tab w:val="num" w:pos="4320"/>
+        </w:tabs>
+        <w:ind w:left="4320" w:hanging="360"/>
+      </w:pPr>
+      <w:rPr>
+        <w:rFonts w:ascii="Wingdings" w:hAnsi="Wingdings" w:hint="default"/>
+        <w:sz w:val="20"/>
+      </w:rPr>
+    </w:lvl>
+    <w:lvl w:ilvl="6" w:tentative="1">
+      <w:start w:val="1"/>
+      <w:numFmt w:val="bullet"/>
+      <w:lvlText w:val=""/>
+      <w:lvlJc w:val="left"/>
+      <w:pPr>
+        <w:tabs>
+          <w:tab w:val="num" w:pos="5040"/>
+        </w:tabs>
+        <w:ind w:left="5040" w:hanging="360"/>
+      </w:pPr>
+      <w:rPr>
+        <w:rFonts w:ascii="Wingdings" w:hAnsi="Wingdings" w:hint="default"/>
+        <w:sz w:val="20"/>
+      </w:rPr>
+    </w:lvl>
+    <w:lvl w:ilvl="7" w:tentative="1">
+      <w:start w:val="1"/>
+      <w:numFmt w:val="bullet"/>
+      <w:lvlText w:val=""/>
+      <w:lvlJc w:val="left"/>
+      <w:pPr>
+        <w:tabs>
+          <w:tab w:val="num" w:pos="5760"/>
+        </w:tabs>
+        <w:ind w:left="5760" w:hanging="360"/>
+      </w:pPr>
+      <w:rPr>
+        <w:rFonts w:ascii="Wingdings" w:hAnsi="Wingdings" w:hint="default"/>
+        <w:sz w:val="20"/>
+      </w:rPr>
+    </w:lvl>
+    <w:lvl w:ilvl="8" w:tentative="1">
+      <w:start w:val="1"/>
+      <w:numFmt w:val="bullet"/>
+      <w:lvlText w:val=""/>
+      <w:lvlJc w:val="left"/>
+      <w:pPr>
+        <w:tabs>
+          <w:tab w:val="num" w:pos="6480"/>
+        </w:tabs>
+        <w:ind w:left="6480" w:hanging="360"/>
+      </w:pPr>
+      <w:rPr>
+        <w:rFonts w:ascii="Wingdings" w:hAnsi="Wingdings" w:hint="default"/>
+        <w:sz w:val="20"/>
+      </w:rPr>
+    </w:lvl>
+  </w:abstractNum>
+  <w:abstractNum w:abstractNumId="226" w15:restartNumberingAfterBreak="0">
     <w:nsid w:val="71A75582"/>
     <w:multiLevelType w:val="multilevel"/>
     <w:tmpl w:val="4DF4E2F0"/>
@@ -28258,7 +33478,7 @@
       </w:rPr>
     </w:lvl>
   </w:abstractNum>
-  <w:abstractNum w:abstractNumId="191" w15:restartNumberingAfterBreak="0">
+  <w:abstractNum w:abstractNumId="227" w15:restartNumberingAfterBreak="0">
     <w:nsid w:val="72085B2C"/>
     <w:multiLevelType w:val="multilevel"/>
     <w:tmpl w:val="C75A7102"/>
@@ -28407,7 +33627,7 @@
       </w:rPr>
     </w:lvl>
   </w:abstractNum>
-  <w:abstractNum w:abstractNumId="192" w15:restartNumberingAfterBreak="0">
+  <w:abstractNum w:abstractNumId="228" w15:restartNumberingAfterBreak="0">
     <w:nsid w:val="7222497B"/>
     <w:multiLevelType w:val="multilevel"/>
     <w:tmpl w:val="519E7B5E"/>
@@ -28556,7 +33776,7 @@
       </w:rPr>
     </w:lvl>
   </w:abstractNum>
-  <w:abstractNum w:abstractNumId="193" w15:restartNumberingAfterBreak="0">
+  <w:abstractNum w:abstractNumId="229" w15:restartNumberingAfterBreak="0">
     <w:nsid w:val="725B69BC"/>
     <w:multiLevelType w:val="multilevel"/>
     <w:tmpl w:val="35186162"/>
@@ -28705,7 +33925,7 @@
       </w:rPr>
     </w:lvl>
   </w:abstractNum>
-  <w:abstractNum w:abstractNumId="194" w15:restartNumberingAfterBreak="0">
+  <w:abstractNum w:abstractNumId="230" w15:restartNumberingAfterBreak="0">
     <w:nsid w:val="72C40755"/>
     <w:multiLevelType w:val="multilevel"/>
     <w:tmpl w:val="E8DE538E"/>
@@ -28854,7 +34074,7 @@
       </w:rPr>
     </w:lvl>
   </w:abstractNum>
-  <w:abstractNum w:abstractNumId="195" w15:restartNumberingAfterBreak="0">
+  <w:abstractNum w:abstractNumId="231" w15:restartNumberingAfterBreak="0">
     <w:nsid w:val="73031D86"/>
     <w:multiLevelType w:val="multilevel"/>
     <w:tmpl w:val="C97298AC"/>
@@ -29003,7 +34223,7 @@
       </w:rPr>
     </w:lvl>
   </w:abstractNum>
-  <w:abstractNum w:abstractNumId="196" w15:restartNumberingAfterBreak="0">
+  <w:abstractNum w:abstractNumId="232" w15:restartNumberingAfterBreak="0">
     <w:nsid w:val="73416659"/>
     <w:multiLevelType w:val="multilevel"/>
     <w:tmpl w:val="57224894"/>
@@ -29116,7 +34336,7 @@
       </w:pPr>
     </w:lvl>
   </w:abstractNum>
-  <w:abstractNum w:abstractNumId="197" w15:restartNumberingAfterBreak="0">
+  <w:abstractNum w:abstractNumId="233" w15:restartNumberingAfterBreak="0">
     <w:nsid w:val="73C52DEB"/>
     <w:multiLevelType w:val="multilevel"/>
     <w:tmpl w:val="72C8BEE0"/>
@@ -29265,7 +34485,7 @@
       </w:rPr>
     </w:lvl>
   </w:abstractNum>
-  <w:abstractNum w:abstractNumId="198" w15:restartNumberingAfterBreak="0">
+  <w:abstractNum w:abstractNumId="234" w15:restartNumberingAfterBreak="0">
     <w:nsid w:val="743739B1"/>
     <w:multiLevelType w:val="multilevel"/>
     <w:tmpl w:val="160AF7D2"/>
@@ -29414,7 +34634,7 @@
       </w:rPr>
     </w:lvl>
   </w:abstractNum>
-  <w:abstractNum w:abstractNumId="199" w15:restartNumberingAfterBreak="0">
+  <w:abstractNum w:abstractNumId="235" w15:restartNumberingAfterBreak="0">
     <w:nsid w:val="74D57058"/>
     <w:multiLevelType w:val="multilevel"/>
     <w:tmpl w:val="5F084A1C"/>
@@ -29563,7 +34783,156 @@
       </w:rPr>
     </w:lvl>
   </w:abstractNum>
-  <w:abstractNum w:abstractNumId="200" w15:restartNumberingAfterBreak="0">
+  <w:abstractNum w:abstractNumId="236" w15:restartNumberingAfterBreak="0">
+    <w:nsid w:val="75283EF2"/>
+    <w:multiLevelType w:val="multilevel"/>
+    <w:tmpl w:val="1DD86EE8"/>
+    <w:lvl w:ilvl="0">
+      <w:start w:val="1"/>
+      <w:numFmt w:val="bullet"/>
+      <w:lvlText w:val=""/>
+      <w:lvlJc w:val="left"/>
+      <w:pPr>
+        <w:tabs>
+          <w:tab w:val="num" w:pos="720"/>
+        </w:tabs>
+        <w:ind w:left="720" w:hanging="360"/>
+      </w:pPr>
+      <w:rPr>
+        <w:rFonts w:ascii="Symbol" w:hAnsi="Symbol" w:hint="default"/>
+        <w:sz w:val="20"/>
+      </w:rPr>
+    </w:lvl>
+    <w:lvl w:ilvl="1" w:tentative="1">
+      <w:start w:val="1"/>
+      <w:numFmt w:val="bullet"/>
+      <w:lvlText w:val="o"/>
+      <w:lvlJc w:val="left"/>
+      <w:pPr>
+        <w:tabs>
+          <w:tab w:val="num" w:pos="1440"/>
+        </w:tabs>
+        <w:ind w:left="1440" w:hanging="360"/>
+      </w:pPr>
+      <w:rPr>
+        <w:rFonts w:ascii="Courier New" w:hAnsi="Courier New" w:hint="default"/>
+        <w:sz w:val="20"/>
+      </w:rPr>
+    </w:lvl>
+    <w:lvl w:ilvl="2" w:tentative="1">
+      <w:start w:val="1"/>
+      <w:numFmt w:val="bullet"/>
+      <w:lvlText w:val=""/>
+      <w:lvlJc w:val="left"/>
+      <w:pPr>
+        <w:tabs>
+          <w:tab w:val="num" w:pos="2160"/>
+        </w:tabs>
+        <w:ind w:left="2160" w:hanging="360"/>
+      </w:pPr>
+      <w:rPr>
+        <w:rFonts w:ascii="Wingdings" w:hAnsi="Wingdings" w:hint="default"/>
+        <w:sz w:val="20"/>
+      </w:rPr>
+    </w:lvl>
+    <w:lvl w:ilvl="3" w:tentative="1">
+      <w:start w:val="1"/>
+      <w:numFmt w:val="bullet"/>
+      <w:lvlText w:val=""/>
+      <w:lvlJc w:val="left"/>
+      <w:pPr>
+        <w:tabs>
+          <w:tab w:val="num" w:pos="2880"/>
+        </w:tabs>
+        <w:ind w:left="2880" w:hanging="360"/>
+      </w:pPr>
+      <w:rPr>
+        <w:rFonts w:ascii="Wingdings" w:hAnsi="Wingdings" w:hint="default"/>
+        <w:sz w:val="20"/>
+      </w:rPr>
+    </w:lvl>
+    <w:lvl w:ilvl="4" w:tentative="1">
+      <w:start w:val="1"/>
+      <w:numFmt w:val="bullet"/>
+      <w:lvlText w:val=""/>
+      <w:lvlJc w:val="left"/>
+      <w:pPr>
+        <w:tabs>
+          <w:tab w:val="num" w:pos="3600"/>
+        </w:tabs>
+        <w:ind w:left="3600" w:hanging="360"/>
+      </w:pPr>
+      <w:rPr>
+        <w:rFonts w:ascii="Wingdings" w:hAnsi="Wingdings" w:hint="default"/>
+        <w:sz w:val="20"/>
+      </w:rPr>
+    </w:lvl>
+    <w:lvl w:ilvl="5" w:tentative="1">
+      <w:start w:val="1"/>
+      <w:numFmt w:val="bullet"/>
+      <w:lvlText w:val=""/>
+      <w:lvlJc w:val="left"/>
+      <w:pPr>
+        <w:tabs>
+          <w:tab w:val="num" w:pos="4320"/>
+        </w:tabs>
+        <w:ind w:left="4320" w:hanging="360"/>
+      </w:pPr>
+      <w:rPr>
+        <w:rFonts w:ascii="Wingdings" w:hAnsi="Wingdings" w:hint="default"/>
+        <w:sz w:val="20"/>
+      </w:rPr>
+    </w:lvl>
+    <w:lvl w:ilvl="6" w:tentative="1">
+      <w:start w:val="1"/>
+      <w:numFmt w:val="bullet"/>
+      <w:lvlText w:val=""/>
+      <w:lvlJc w:val="left"/>
+      <w:pPr>
+        <w:tabs>
+          <w:tab w:val="num" w:pos="5040"/>
+        </w:tabs>
+        <w:ind w:left="5040" w:hanging="360"/>
+      </w:pPr>
+      <w:rPr>
+        <w:rFonts w:ascii="Wingdings" w:hAnsi="Wingdings" w:hint="default"/>
+        <w:sz w:val="20"/>
+      </w:rPr>
+    </w:lvl>
+    <w:lvl w:ilvl="7" w:tentative="1">
+      <w:start w:val="1"/>
+      <w:numFmt w:val="bullet"/>
+      <w:lvlText w:val=""/>
+      <w:lvlJc w:val="left"/>
+      <w:pPr>
+        <w:tabs>
+          <w:tab w:val="num" w:pos="5760"/>
+        </w:tabs>
+        <w:ind w:left="5760" w:hanging="360"/>
+      </w:pPr>
+      <w:rPr>
+        <w:rFonts w:ascii="Wingdings" w:hAnsi="Wingdings" w:hint="default"/>
+        <w:sz w:val="20"/>
+      </w:rPr>
+    </w:lvl>
+    <w:lvl w:ilvl="8" w:tentative="1">
+      <w:start w:val="1"/>
+      <w:numFmt w:val="bullet"/>
+      <w:lvlText w:val=""/>
+      <w:lvlJc w:val="left"/>
+      <w:pPr>
+        <w:tabs>
+          <w:tab w:val="num" w:pos="6480"/>
+        </w:tabs>
+        <w:ind w:left="6480" w:hanging="360"/>
+      </w:pPr>
+      <w:rPr>
+        <w:rFonts w:ascii="Wingdings" w:hAnsi="Wingdings" w:hint="default"/>
+        <w:sz w:val="20"/>
+      </w:rPr>
+    </w:lvl>
+  </w:abstractNum>
+  <w:abstractNum w:abstractNumId="237" w15:restartNumberingAfterBreak="0">
     <w:nsid w:val="75F632B3"/>
     <w:multiLevelType w:val="multilevel"/>
     <w:tmpl w:val="5ED20996"/>
@@ -29712,7 +35081,7 @@
       </w:rPr>
     </w:lvl>
   </w:abstractNum>
-  <w:abstractNum w:abstractNumId="201" w15:restartNumberingAfterBreak="0">
+  <w:abstractNum w:abstractNumId="238" w15:restartNumberingAfterBreak="0">
     <w:nsid w:val="76DE04AC"/>
     <w:multiLevelType w:val="multilevel"/>
     <w:tmpl w:val="E34A3FD2"/>
@@ -29861,7 +35230,7 @@
       </w:rPr>
     </w:lvl>
   </w:abstractNum>
-  <w:abstractNum w:abstractNumId="202" w15:restartNumberingAfterBreak="0">
+  <w:abstractNum w:abstractNumId="239" w15:restartNumberingAfterBreak="0">
     <w:nsid w:val="77152635"/>
     <w:multiLevelType w:val="multilevel"/>
     <w:tmpl w:val="15F268B0"/>
@@ -30010,7 +35379,7 @@
       </w:rPr>
     </w:lvl>
   </w:abstractNum>
-  <w:abstractNum w:abstractNumId="203" w15:restartNumberingAfterBreak="0">
+  <w:abstractNum w:abstractNumId="240" w15:restartNumberingAfterBreak="0">
     <w:nsid w:val="77303831"/>
     <w:multiLevelType w:val="multilevel"/>
     <w:tmpl w:val="C0260D6E"/>
@@ -30159,7 +35528,7 @@
       </w:rPr>
     </w:lvl>
   </w:abstractNum>
-  <w:abstractNum w:abstractNumId="204" w15:restartNumberingAfterBreak="0">
+  <w:abstractNum w:abstractNumId="241" w15:restartNumberingAfterBreak="0">
     <w:nsid w:val="77960789"/>
     <w:multiLevelType w:val="multilevel"/>
     <w:tmpl w:val="6670379C"/>
@@ -30308,7 +35677,7 @@
       </w:rPr>
     </w:lvl>
   </w:abstractNum>
-  <w:abstractNum w:abstractNumId="205" w15:restartNumberingAfterBreak="0">
+  <w:abstractNum w:abstractNumId="242" w15:restartNumberingAfterBreak="0">
     <w:nsid w:val="77F375D2"/>
     <w:multiLevelType w:val="multilevel"/>
     <w:tmpl w:val="B338FEC8"/>
@@ -30457,7 +35826,7 @@
       </w:rPr>
     </w:lvl>
   </w:abstractNum>
-  <w:abstractNum w:abstractNumId="206" w15:restartNumberingAfterBreak="0">
+  <w:abstractNum w:abstractNumId="243" w15:restartNumberingAfterBreak="0">
     <w:nsid w:val="77F4107C"/>
     <w:multiLevelType w:val="multilevel"/>
     <w:tmpl w:val="3CA86520"/>
@@ -30570,7 +35939,7 @@
       </w:pPr>
     </w:lvl>
   </w:abstractNum>
-  <w:abstractNum w:abstractNumId="207" w15:restartNumberingAfterBreak="0">
+  <w:abstractNum w:abstractNumId="244" w15:restartNumberingAfterBreak="0">
     <w:nsid w:val="77FE0CEB"/>
     <w:multiLevelType w:val="multilevel"/>
     <w:tmpl w:val="A15CB524"/>
@@ -30719,7 +36088,7 @@
       </w:rPr>
     </w:lvl>
   </w:abstractNum>
-  <w:abstractNum w:abstractNumId="208" w15:restartNumberingAfterBreak="0">
+  <w:abstractNum w:abstractNumId="245" w15:restartNumberingAfterBreak="0">
     <w:nsid w:val="780E7C55"/>
     <w:multiLevelType w:val="multilevel"/>
     <w:tmpl w:val="2036345A"/>
@@ -30868,7 +36237,7 @@
       </w:rPr>
     </w:lvl>
   </w:abstractNum>
-  <w:abstractNum w:abstractNumId="209" w15:restartNumberingAfterBreak="0">
+  <w:abstractNum w:abstractNumId="246" w15:restartNumberingAfterBreak="0">
     <w:nsid w:val="78FA53D1"/>
     <w:multiLevelType w:val="multilevel"/>
     <w:tmpl w:val="781EB26A"/>
@@ -31017,7 +36386,7 @@
       </w:rPr>
     </w:lvl>
   </w:abstractNum>
-  <w:abstractNum w:abstractNumId="210" w15:restartNumberingAfterBreak="0">
+  <w:abstractNum w:abstractNumId="247" w15:restartNumberingAfterBreak="0">
     <w:nsid w:val="793829AD"/>
     <w:multiLevelType w:val="multilevel"/>
     <w:tmpl w:val="F358F6E2"/>
@@ -31166,7 +36535,7 @@
       </w:rPr>
     </w:lvl>
   </w:abstractNum>
-  <w:abstractNum w:abstractNumId="211" w15:restartNumberingAfterBreak="0">
+  <w:abstractNum w:abstractNumId="248" w15:restartNumberingAfterBreak="0">
     <w:nsid w:val="7A281F96"/>
     <w:multiLevelType w:val="multilevel"/>
     <w:tmpl w:val="ED2C73EA"/>
@@ -31315,7 +36684,7 @@
       </w:rPr>
     </w:lvl>
   </w:abstractNum>
-  <w:abstractNum w:abstractNumId="212" w15:restartNumberingAfterBreak="0">
+  <w:abstractNum w:abstractNumId="249" w15:restartNumberingAfterBreak="0">
     <w:nsid w:val="7A2D6E96"/>
     <w:multiLevelType w:val="multilevel"/>
     <w:tmpl w:val="65C26114"/>
@@ -31464,7 +36833,7 @@
       </w:rPr>
     </w:lvl>
   </w:abstractNum>
-  <w:abstractNum w:abstractNumId="213" w15:restartNumberingAfterBreak="0">
+  <w:abstractNum w:abstractNumId="250" w15:restartNumberingAfterBreak="0">
     <w:nsid w:val="7A5F64FF"/>
     <w:multiLevelType w:val="multilevel"/>
     <w:tmpl w:val="8FAE7F16"/>
@@ -31613,7 +36982,7 @@
       </w:rPr>
     </w:lvl>
   </w:abstractNum>
-  <w:abstractNum w:abstractNumId="214" w15:restartNumberingAfterBreak="0">
+  <w:abstractNum w:abstractNumId="251" w15:restartNumberingAfterBreak="0">
     <w:nsid w:val="7ABC581D"/>
     <w:multiLevelType w:val="multilevel"/>
     <w:tmpl w:val="1BE46B58"/>
@@ -31762,7 +37131,7 @@
       </w:rPr>
     </w:lvl>
   </w:abstractNum>
-  <w:abstractNum w:abstractNumId="215" w15:restartNumberingAfterBreak="0">
+  <w:abstractNum w:abstractNumId="252" w15:restartNumberingAfterBreak="0">
     <w:nsid w:val="7ABD7D7D"/>
     <w:multiLevelType w:val="multilevel"/>
     <w:tmpl w:val="E29ACDEA"/>
@@ -31911,7 +37280,156 @@
       </w:rPr>
     </w:lvl>
   </w:abstractNum>
-  <w:abstractNum w:abstractNumId="216" w15:restartNumberingAfterBreak="0">
+  <w:abstractNum w:abstractNumId="253" w15:restartNumberingAfterBreak="0">
+    <w:nsid w:val="7BD72F8C"/>
+    <w:multiLevelType w:val="multilevel"/>
+    <w:tmpl w:val="7674CA7C"/>
+    <w:lvl w:ilvl="0">
+      <w:start w:val="1"/>
+      <w:numFmt w:val="bullet"/>
+      <w:lvlText w:val=""/>
+      <w:lvlJc w:val="left"/>
+      <w:pPr>
+        <w:tabs>
+          <w:tab w:val="num" w:pos="720"/>
+        </w:tabs>
+        <w:ind w:left="720" w:hanging="360"/>
+      </w:pPr>
+      <w:rPr>
+        <w:rFonts w:ascii="Symbol" w:hAnsi="Symbol" w:hint="default"/>
+        <w:sz w:val="20"/>
+      </w:rPr>
+    </w:lvl>
+    <w:lvl w:ilvl="1" w:tentative="1">
+      <w:start w:val="1"/>
+      <w:numFmt w:val="bullet"/>
+      <w:lvlText w:val="o"/>
+      <w:lvlJc w:val="left"/>
+      <w:pPr>
+        <w:tabs>
+          <w:tab w:val="num" w:pos="1440"/>
+        </w:tabs>
+        <w:ind w:left="1440" w:hanging="360"/>
+      </w:pPr>
+      <w:rPr>
+        <w:rFonts w:ascii="Courier New" w:hAnsi="Courier New" w:hint="default"/>
+        <w:sz w:val="20"/>
+      </w:rPr>
+    </w:lvl>
+    <w:lvl w:ilvl="2" w:tentative="1">
+      <w:start w:val="1"/>
+      <w:numFmt w:val="bullet"/>
+      <w:lvlText w:val=""/>
+      <w:lvlJc w:val="left"/>
+      <w:pPr>
+        <w:tabs>
+          <w:tab w:val="num" w:pos="2160"/>
+        </w:tabs>
+        <w:ind w:left="2160" w:hanging="360"/>
+      </w:pPr>
+      <w:rPr>
+        <w:rFonts w:ascii="Wingdings" w:hAnsi="Wingdings" w:hint="default"/>
+        <w:sz w:val="20"/>
+      </w:rPr>
+    </w:lvl>
+    <w:lvl w:ilvl="3" w:tentative="1">
+      <w:start w:val="1"/>
+      <w:numFmt w:val="bullet"/>
+      <w:lvlText w:val=""/>
+      <w:lvlJc w:val="left"/>
+      <w:pPr>
+        <w:tabs>
+          <w:tab w:val="num" w:pos="2880"/>
+        </w:tabs>
+        <w:ind w:left="2880" w:hanging="360"/>
+      </w:pPr>
+      <w:rPr>
+        <w:rFonts w:ascii="Wingdings" w:hAnsi="Wingdings" w:hint="default"/>
+        <w:sz w:val="20"/>
+      </w:rPr>
+    </w:lvl>
+    <w:lvl w:ilvl="4" w:tentative="1">
+      <w:start w:val="1"/>
+      <w:numFmt w:val="bullet"/>
+      <w:lvlText w:val=""/>
+      <w:lvlJc w:val="left"/>
+      <w:pPr>
+        <w:tabs>
+          <w:tab w:val="num" w:pos="3600"/>
+        </w:tabs>
+        <w:ind w:left="3600" w:hanging="360"/>
+      </w:pPr>
+      <w:rPr>
+        <w:rFonts w:ascii="Wingdings" w:hAnsi="Wingdings" w:hint="default"/>
+        <w:sz w:val="20"/>
+      </w:rPr>
+    </w:lvl>
+    <w:lvl w:ilvl="5" w:tentative="1">
+      <w:start w:val="1"/>
+      <w:numFmt w:val="bullet"/>
+      <w:lvlText w:val=""/>
+      <w:lvlJc w:val="left"/>
+      <w:pPr>
+        <w:tabs>
+          <w:tab w:val="num" w:pos="4320"/>
+        </w:tabs>
+        <w:ind w:left="4320" w:hanging="360"/>
+      </w:pPr>
+      <w:rPr>
+        <w:rFonts w:ascii="Wingdings" w:hAnsi="Wingdings" w:hint="default"/>
+        <w:sz w:val="20"/>
+      </w:rPr>
+    </w:lvl>
+    <w:lvl w:ilvl="6" w:tentative="1">
+      <w:start w:val="1"/>
+      <w:numFmt w:val="bullet"/>
+      <w:lvlText w:val=""/>
+      <w:lvlJc w:val="left"/>
+      <w:pPr>
+        <w:tabs>
+          <w:tab w:val="num" w:pos="5040"/>
+        </w:tabs>
+        <w:ind w:left="5040" w:hanging="360"/>
+      </w:pPr>
+      <w:rPr>
+        <w:rFonts w:ascii="Wingdings" w:hAnsi="Wingdings" w:hint="default"/>
+        <w:sz w:val="20"/>
+      </w:rPr>
+    </w:lvl>
+    <w:lvl w:ilvl="7" w:tentative="1">
+      <w:start w:val="1"/>
+      <w:numFmt w:val="bullet"/>
+      <w:lvlText w:val=""/>
+      <w:lvlJc w:val="left"/>
+      <w:pPr>
+        <w:tabs>
+          <w:tab w:val="num" w:pos="5760"/>
+        </w:tabs>
+        <w:ind w:left="5760" w:hanging="360"/>
+      </w:pPr>
+      <w:rPr>
+        <w:rFonts w:ascii="Wingdings" w:hAnsi="Wingdings" w:hint="default"/>
+        <w:sz w:val="20"/>
+      </w:rPr>
+    </w:lvl>
+    <w:lvl w:ilvl="8" w:tentative="1">
+      <w:start w:val="1"/>
+      <w:numFmt w:val="bullet"/>
+      <w:lvlText w:val=""/>
+      <w:lvlJc w:val="left"/>
+      <w:pPr>
+        <w:tabs>
+          <w:tab w:val="num" w:pos="6480"/>
+        </w:tabs>
+        <w:ind w:left="6480" w:hanging="360"/>
+      </w:pPr>
+      <w:rPr>
+        <w:rFonts w:ascii="Wingdings" w:hAnsi="Wingdings" w:hint="default"/>
+        <w:sz w:val="20"/>
+      </w:rPr>
+    </w:lvl>
+  </w:abstractNum>
+  <w:abstractNum w:abstractNumId="254" w15:restartNumberingAfterBreak="0">
     <w:nsid w:val="7C192B2B"/>
     <w:multiLevelType w:val="multilevel"/>
     <w:tmpl w:val="8D1265DC"/>
@@ -32060,7 +37578,7 @@
       </w:rPr>
     </w:lvl>
   </w:abstractNum>
-  <w:abstractNum w:abstractNumId="217" w15:restartNumberingAfterBreak="0">
+  <w:abstractNum w:abstractNumId="255" w15:restartNumberingAfterBreak="0">
     <w:nsid w:val="7C75741C"/>
     <w:multiLevelType w:val="multilevel"/>
     <w:tmpl w:val="713C754E"/>
@@ -32209,7 +37727,7 @@
       </w:rPr>
     </w:lvl>
   </w:abstractNum>
-  <w:abstractNum w:abstractNumId="218" w15:restartNumberingAfterBreak="0">
+  <w:abstractNum w:abstractNumId="256" w15:restartNumberingAfterBreak="0">
     <w:nsid w:val="7CCF5EE9"/>
     <w:multiLevelType w:val="multilevel"/>
     <w:tmpl w:val="9482A978"/>
@@ -32358,7 +37876,7 @@
       </w:rPr>
     </w:lvl>
   </w:abstractNum>
-  <w:abstractNum w:abstractNumId="219" w15:restartNumberingAfterBreak="0">
+  <w:abstractNum w:abstractNumId="257" w15:restartNumberingAfterBreak="0">
     <w:nsid w:val="7CD4173E"/>
     <w:multiLevelType w:val="multilevel"/>
     <w:tmpl w:val="AF5CCDCA"/>
@@ -32507,7 +38025,7 @@
       </w:rPr>
     </w:lvl>
   </w:abstractNum>
-  <w:abstractNum w:abstractNumId="220" w15:restartNumberingAfterBreak="0">
+  <w:abstractNum w:abstractNumId="258" w15:restartNumberingAfterBreak="0">
     <w:nsid w:val="7DA90892"/>
     <w:multiLevelType w:val="multilevel"/>
     <w:tmpl w:val="06AA1E54"/>
@@ -32656,7 +38174,7 @@
       </w:rPr>
     </w:lvl>
   </w:abstractNum>
-  <w:abstractNum w:abstractNumId="221" w15:restartNumberingAfterBreak="0">
+  <w:abstractNum w:abstractNumId="259" w15:restartNumberingAfterBreak="0">
     <w:nsid w:val="7DC24E04"/>
     <w:multiLevelType w:val="multilevel"/>
     <w:tmpl w:val="7270B556"/>
@@ -32769,7 +38287,7 @@
       </w:pPr>
     </w:lvl>
   </w:abstractNum>
-  <w:abstractNum w:abstractNumId="222" w15:restartNumberingAfterBreak="0">
+  <w:abstractNum w:abstractNumId="260" w15:restartNumberingAfterBreak="0">
     <w:nsid w:val="7E5B46EA"/>
     <w:multiLevelType w:val="multilevel"/>
     <w:tmpl w:val="955696B8"/>
@@ -32918,7 +38436,7 @@
       </w:rPr>
     </w:lvl>
   </w:abstractNum>
-  <w:abstractNum w:abstractNumId="223" w15:restartNumberingAfterBreak="0">
+  <w:abstractNum w:abstractNumId="261" w15:restartNumberingAfterBreak="0">
     <w:nsid w:val="7E6E1B76"/>
     <w:multiLevelType w:val="multilevel"/>
     <w:tmpl w:val="5CB2A7E4"/>
@@ -33067,7 +38585,7 @@
       </w:rPr>
     </w:lvl>
   </w:abstractNum>
-  <w:abstractNum w:abstractNumId="224" w15:restartNumberingAfterBreak="0">
+  <w:abstractNum w:abstractNumId="262" w15:restartNumberingAfterBreak="0">
     <w:nsid w:val="7E77622E"/>
     <w:multiLevelType w:val="multilevel"/>
     <w:tmpl w:val="A43AC568"/>
@@ -33216,7 +38734,7 @@
       </w:rPr>
     </w:lvl>
   </w:abstractNum>
-  <w:abstractNum w:abstractNumId="225" w15:restartNumberingAfterBreak="0">
+  <w:abstractNum w:abstractNumId="263" w15:restartNumberingAfterBreak="0">
     <w:nsid w:val="7EBC3B1D"/>
     <w:multiLevelType w:val="multilevel"/>
     <w:tmpl w:val="15744FF4"/>
@@ -33366,682 +38884,796 @@
     </w:lvl>
   </w:abstractNum>
   <w:num w:numId="1" w16cid:durableId="1798835083">
-    <w:abstractNumId w:val="52"/>
+    <w:abstractNumId w:val="61"/>
   </w:num>
   <w:num w:numId="2" w16cid:durableId="162749267">
     <w:abstractNumId w:val="11"/>
   </w:num>
   <w:num w:numId="3" w16cid:durableId="106849234">
-    <w:abstractNumId w:val="42"/>
+    <w:abstractNumId w:val="51"/>
   </w:num>
   <w:num w:numId="4" w16cid:durableId="921716634">
-    <w:abstractNumId w:val="111"/>
+    <w:abstractNumId w:val="132"/>
   </w:num>
   <w:num w:numId="5" w16cid:durableId="643118380">
-    <w:abstractNumId w:val="43"/>
+    <w:abstractNumId w:val="52"/>
   </w:num>
   <w:num w:numId="6" w16cid:durableId="802386548">
-    <w:abstractNumId w:val="139"/>
+    <w:abstractNumId w:val="164"/>
   </w:num>
   <w:num w:numId="7" w16cid:durableId="1385981368">
-    <w:abstractNumId w:val="173"/>
+    <w:abstractNumId w:val="206"/>
   </w:num>
   <w:num w:numId="8" w16cid:durableId="1277368665">
-    <w:abstractNumId w:val="46"/>
+    <w:abstractNumId w:val="55"/>
   </w:num>
   <w:num w:numId="9" w16cid:durableId="805313709">
-    <w:abstractNumId w:val="124"/>
+    <w:abstractNumId w:val="146"/>
   </w:num>
   <w:num w:numId="10" w16cid:durableId="1988514896">
-    <w:abstractNumId w:val="14"/>
+    <w:abstractNumId w:val="16"/>
   </w:num>
   <w:num w:numId="11" w16cid:durableId="805858528">
-    <w:abstractNumId w:val="101"/>
+    <w:abstractNumId w:val="120"/>
   </w:num>
   <w:num w:numId="12" w16cid:durableId="809329421">
-    <w:abstractNumId w:val="67"/>
+    <w:abstractNumId w:val="76"/>
   </w:num>
   <w:num w:numId="13" w16cid:durableId="437798236">
-    <w:abstractNumId w:val="80"/>
+    <w:abstractNumId w:val="90"/>
   </w:num>
   <w:num w:numId="14" w16cid:durableId="504251153">
-    <w:abstractNumId w:val="130"/>
+    <w:abstractNumId w:val="153"/>
   </w:num>
   <w:num w:numId="15" w16cid:durableId="511771826">
-    <w:abstractNumId w:val="117"/>
+    <w:abstractNumId w:val="138"/>
   </w:num>
   <w:num w:numId="16" w16cid:durableId="936057981">
-    <w:abstractNumId w:val="20"/>
+    <w:abstractNumId w:val="22"/>
   </w:num>
   <w:num w:numId="17" w16cid:durableId="1592201596">
-    <w:abstractNumId w:val="204"/>
+    <w:abstractNumId w:val="241"/>
   </w:num>
   <w:num w:numId="18" w16cid:durableId="1718818382">
-    <w:abstractNumId w:val="84"/>
+    <w:abstractNumId w:val="97"/>
   </w:num>
   <w:num w:numId="19" w16cid:durableId="2134597170">
-    <w:abstractNumId w:val="194"/>
+    <w:abstractNumId w:val="230"/>
   </w:num>
   <w:num w:numId="20" w16cid:durableId="2109306182">
-    <w:abstractNumId w:val="30"/>
+    <w:abstractNumId w:val="34"/>
   </w:num>
   <w:num w:numId="21" w16cid:durableId="847251948">
-    <w:abstractNumId w:val="153"/>
+    <w:abstractNumId w:val="181"/>
   </w:num>
   <w:num w:numId="22" w16cid:durableId="2098213051">
-    <w:abstractNumId w:val="159"/>
+    <w:abstractNumId w:val="190"/>
   </w:num>
   <w:num w:numId="23" w16cid:durableId="1540239505">
-    <w:abstractNumId w:val="78"/>
+    <w:abstractNumId w:val="88"/>
   </w:num>
   <w:num w:numId="24" w16cid:durableId="1358435097">
-    <w:abstractNumId w:val="225"/>
+    <w:abstractNumId w:val="263"/>
   </w:num>
   <w:num w:numId="25" w16cid:durableId="1851792364">
-    <w:abstractNumId w:val="40"/>
+    <w:abstractNumId w:val="47"/>
   </w:num>
   <w:num w:numId="26" w16cid:durableId="848062712">
-    <w:abstractNumId w:val="192"/>
+    <w:abstractNumId w:val="228"/>
   </w:num>
   <w:num w:numId="27" w16cid:durableId="352801060">
-    <w:abstractNumId w:val="50"/>
+    <w:abstractNumId w:val="59"/>
   </w:num>
   <w:num w:numId="28" w16cid:durableId="417944735">
-    <w:abstractNumId w:val="91"/>
+    <w:abstractNumId w:val="106"/>
   </w:num>
   <w:num w:numId="29" w16cid:durableId="700319978">
-    <w:abstractNumId w:val="123"/>
+    <w:abstractNumId w:val="145"/>
   </w:num>
   <w:num w:numId="30" w16cid:durableId="2123374843">
-    <w:abstractNumId w:val="32"/>
+    <w:abstractNumId w:val="37"/>
   </w:num>
   <w:num w:numId="31" w16cid:durableId="646591884">
-    <w:abstractNumId w:val="183"/>
+    <w:abstractNumId w:val="216"/>
   </w:num>
   <w:num w:numId="32" w16cid:durableId="2091612383">
-    <w:abstractNumId w:val="206"/>
+    <w:abstractNumId w:val="243"/>
   </w:num>
   <w:num w:numId="33" w16cid:durableId="1013648160">
-    <w:abstractNumId w:val="155"/>
+    <w:abstractNumId w:val="186"/>
   </w:num>
   <w:num w:numId="34" w16cid:durableId="1051416210">
-    <w:abstractNumId w:val="193"/>
+    <w:abstractNumId w:val="229"/>
   </w:num>
   <w:num w:numId="35" w16cid:durableId="1379621320">
-    <w:abstractNumId w:val="38"/>
+    <w:abstractNumId w:val="44"/>
   </w:num>
   <w:num w:numId="36" w16cid:durableId="2089812624">
-    <w:abstractNumId w:val="200"/>
+    <w:abstractNumId w:val="237"/>
   </w:num>
   <w:num w:numId="37" w16cid:durableId="146554751">
     <w:abstractNumId w:val="5"/>
   </w:num>
   <w:num w:numId="38" w16cid:durableId="625476288">
-    <w:abstractNumId w:val="221"/>
+    <w:abstractNumId w:val="259"/>
   </w:num>
   <w:num w:numId="39" w16cid:durableId="187835121">
-    <w:abstractNumId w:val="128"/>
+    <w:abstractNumId w:val="150"/>
   </w:num>
   <w:num w:numId="40" w16cid:durableId="964313490">
-    <w:abstractNumId w:val="137"/>
+    <w:abstractNumId w:val="162"/>
   </w:num>
   <w:num w:numId="41" w16cid:durableId="465390967">
     <w:abstractNumId w:val="12"/>
   </w:num>
   <w:num w:numId="42" w16cid:durableId="62413350">
-    <w:abstractNumId w:val="22"/>
+    <w:abstractNumId w:val="25"/>
   </w:num>
   <w:num w:numId="43" w16cid:durableId="1686983120">
-    <w:abstractNumId w:val="190"/>
+    <w:abstractNumId w:val="226"/>
   </w:num>
   <w:num w:numId="44" w16cid:durableId="1649435073">
-    <w:abstractNumId w:val="196"/>
+    <w:abstractNumId w:val="232"/>
   </w:num>
   <w:num w:numId="45" w16cid:durableId="1022634328">
-    <w:abstractNumId w:val="121"/>
+    <w:abstractNumId w:val="142"/>
   </w:num>
   <w:num w:numId="46" w16cid:durableId="2058627270">
-    <w:abstractNumId w:val="44"/>
+    <w:abstractNumId w:val="53"/>
   </w:num>
   <w:num w:numId="47" w16cid:durableId="1965185811">
-    <w:abstractNumId w:val="98"/>
+    <w:abstractNumId w:val="114"/>
   </w:num>
   <w:num w:numId="48" w16cid:durableId="907761303">
-    <w:abstractNumId w:val="106"/>
+    <w:abstractNumId w:val="126"/>
   </w:num>
   <w:num w:numId="49" w16cid:durableId="1799836983">
-    <w:abstractNumId w:val="82"/>
+    <w:abstractNumId w:val="95"/>
   </w:num>
   <w:num w:numId="50" w16cid:durableId="1347637296">
-    <w:abstractNumId w:val="180"/>
+    <w:abstractNumId w:val="213"/>
   </w:num>
   <w:num w:numId="51" w16cid:durableId="1610620115">
-    <w:abstractNumId w:val="212"/>
+    <w:abstractNumId w:val="249"/>
   </w:num>
   <w:num w:numId="52" w16cid:durableId="468137445">
-    <w:abstractNumId w:val="21"/>
+    <w:abstractNumId w:val="24"/>
   </w:num>
   <w:num w:numId="53" w16cid:durableId="1172375643">
-    <w:abstractNumId w:val="214"/>
+    <w:abstractNumId w:val="251"/>
   </w:num>
   <w:num w:numId="54" w16cid:durableId="803620490">
-    <w:abstractNumId w:val="211"/>
+    <w:abstractNumId w:val="248"/>
   </w:num>
   <w:num w:numId="55" w16cid:durableId="1652447022">
-    <w:abstractNumId w:val="168"/>
+    <w:abstractNumId w:val="200"/>
   </w:num>
   <w:num w:numId="56" w16cid:durableId="730008728">
-    <w:abstractNumId w:val="25"/>
+    <w:abstractNumId w:val="28"/>
   </w:num>
   <w:num w:numId="57" w16cid:durableId="1893806844">
-    <w:abstractNumId w:val="218"/>
+    <w:abstractNumId w:val="256"/>
   </w:num>
   <w:num w:numId="58" w16cid:durableId="792214458">
-    <w:abstractNumId w:val="56"/>
+    <w:abstractNumId w:val="65"/>
   </w:num>
   <w:num w:numId="59" w16cid:durableId="1875800360">
-    <w:abstractNumId w:val="119"/>
+    <w:abstractNumId w:val="140"/>
   </w:num>
   <w:num w:numId="60" w16cid:durableId="1622806707">
-    <w:abstractNumId w:val="156"/>
+    <w:abstractNumId w:val="187"/>
   </w:num>
   <w:num w:numId="61" w16cid:durableId="1019817817">
+    <w:abstractNumId w:val="118"/>
+  </w:num>
+  <w:num w:numId="62" w16cid:durableId="1992446500">
+    <w:abstractNumId w:val="66"/>
+  </w:num>
+  <w:num w:numId="63" w16cid:durableId="395974815">
     <w:abstractNumId w:val="100"/>
   </w:num>
-  <w:num w:numId="62" w16cid:durableId="1992446500">
-    <w:abstractNumId w:val="57"/>
+  <w:num w:numId="64" w16cid:durableId="1898662636">
+    <w:abstractNumId w:val="29"/>
   </w:num>
-  <w:num w:numId="63" w16cid:durableId="395974815">
-    <w:abstractNumId w:val="87"/>
-  </w:num>
-  <w:num w:numId="64" w16cid:durableId="1898662636">
+  <w:num w:numId="65" w16cid:durableId="1474450074">
     <w:abstractNumId w:val="26"/>
   </w:num>
-  <w:num w:numId="65" w16cid:durableId="1474450074">
-    <w:abstractNumId w:val="23"/>
-  </w:num>
   <w:num w:numId="66" w16cid:durableId="33774365">
-    <w:abstractNumId w:val="120"/>
+    <w:abstractNumId w:val="141"/>
   </w:num>
   <w:num w:numId="67" w16cid:durableId="1426808814">
-    <w:abstractNumId w:val="79"/>
+    <w:abstractNumId w:val="89"/>
   </w:num>
   <w:num w:numId="68" w16cid:durableId="281890386">
     <w:abstractNumId w:val="3"/>
   </w:num>
   <w:num w:numId="69" w16cid:durableId="1742824763">
-    <w:abstractNumId w:val="75"/>
+    <w:abstractNumId w:val="85"/>
   </w:num>
   <w:num w:numId="70" w16cid:durableId="273679594">
+    <w:abstractNumId w:val="87"/>
+  </w:num>
+  <w:num w:numId="71" w16cid:durableId="456264648">
+    <w:abstractNumId w:val="130"/>
+  </w:num>
+  <w:num w:numId="72" w16cid:durableId="146824635">
+    <w:abstractNumId w:val="156"/>
+  </w:num>
+  <w:num w:numId="73" w16cid:durableId="1218466820">
+    <w:abstractNumId w:val="115"/>
+  </w:num>
+  <w:num w:numId="74" w16cid:durableId="593830139">
+    <w:abstractNumId w:val="166"/>
+  </w:num>
+  <w:num w:numId="75" w16cid:durableId="899051016">
+    <w:abstractNumId w:val="168"/>
+  </w:num>
+  <w:num w:numId="76" w16cid:durableId="1868328182">
+    <w:abstractNumId w:val="203"/>
+  </w:num>
+  <w:num w:numId="77" w16cid:durableId="197473060">
+    <w:abstractNumId w:val="209"/>
+  </w:num>
+  <w:num w:numId="78" w16cid:durableId="774524171">
+    <w:abstractNumId w:val="27"/>
+  </w:num>
+  <w:num w:numId="79" w16cid:durableId="1553997399">
+    <w:abstractNumId w:val="96"/>
+  </w:num>
+  <w:num w:numId="80" w16cid:durableId="488979080">
+    <w:abstractNumId w:val="45"/>
+  </w:num>
+  <w:num w:numId="81" w16cid:durableId="1854418702">
+    <w:abstractNumId w:val="102"/>
+  </w:num>
+  <w:num w:numId="82" w16cid:durableId="1583029788">
+    <w:abstractNumId w:val="238"/>
+  </w:num>
+  <w:num w:numId="83" w16cid:durableId="1284458127">
+    <w:abstractNumId w:val="170"/>
+  </w:num>
+  <w:num w:numId="84" w16cid:durableId="69275459">
+    <w:abstractNumId w:val="57"/>
+  </w:num>
+  <w:num w:numId="85" w16cid:durableId="1551771069">
+    <w:abstractNumId w:val="69"/>
+  </w:num>
+  <w:num w:numId="86" w16cid:durableId="1878152963">
+    <w:abstractNumId w:val="219"/>
+  </w:num>
+  <w:num w:numId="87" w16cid:durableId="945382234">
+    <w:abstractNumId w:val="133"/>
+  </w:num>
+  <w:num w:numId="88" w16cid:durableId="1096750448">
     <w:abstractNumId w:val="77"/>
   </w:num>
-  <w:num w:numId="71" w16cid:durableId="456264648">
-    <w:abstractNumId w:val="109"/>
+  <w:num w:numId="89" w16cid:durableId="834496056">
+    <w:abstractNumId w:val="19"/>
   </w:num>
-  <w:num w:numId="72" w16cid:durableId="146824635">
-    <w:abstractNumId w:val="132"/>
-  </w:num>
-  <w:num w:numId="73" w16cid:durableId="1218466820">
-    <w:abstractNumId w:val="99"/>
-  </w:num>
-  <w:num w:numId="74" w16cid:durableId="593830139">
-    <w:abstractNumId w:val="141"/>
-  </w:num>
-  <w:num w:numId="75" w16cid:durableId="899051016">
-    <w:abstractNumId w:val="143"/>
-  </w:num>
-  <w:num w:numId="76" w16cid:durableId="1868328182">
-    <w:abstractNumId w:val="171"/>
-  </w:num>
-  <w:num w:numId="77" w16cid:durableId="197473060">
-    <w:abstractNumId w:val="176"/>
-  </w:num>
-  <w:num w:numId="78" w16cid:durableId="774524171">
-    <w:abstractNumId w:val="24"/>
-  </w:num>
-  <w:num w:numId="79" w16cid:durableId="1553997399">
-    <w:abstractNumId w:val="83"/>
-  </w:num>
-  <w:num w:numId="80" w16cid:durableId="488979080">
-    <w:abstractNumId w:val="39"/>
-  </w:num>
-  <w:num w:numId="81" w16cid:durableId="1854418702">
-    <w:abstractNumId w:val="89"/>
-  </w:num>
-  <w:num w:numId="82" w16cid:durableId="1583029788">
-    <w:abstractNumId w:val="201"/>
-  </w:num>
-  <w:num w:numId="83" w16cid:durableId="1284458127">
-    <w:abstractNumId w:val="145"/>
-  </w:num>
-  <w:num w:numId="84" w16cid:durableId="69275459">
-    <w:abstractNumId w:val="48"/>
-  </w:num>
-  <w:num w:numId="85" w16cid:durableId="1551771069">
-    <w:abstractNumId w:val="60"/>
-  </w:num>
-  <w:num w:numId="86" w16cid:durableId="1878152963">
-    <w:abstractNumId w:val="185"/>
-  </w:num>
-  <w:num w:numId="87" w16cid:durableId="945382234">
-    <w:abstractNumId w:val="112"/>
-  </w:num>
-  <w:num w:numId="88" w16cid:durableId="1096750448">
-    <w:abstractNumId w:val="68"/>
-  </w:num>
-  <w:num w:numId="89" w16cid:durableId="834496056">
+  <w:num w:numId="90" w16cid:durableId="1403328400">
     <w:abstractNumId w:val="17"/>
   </w:num>
-  <w:num w:numId="90" w16cid:durableId="1403328400">
-    <w:abstractNumId w:val="15"/>
-  </w:num>
   <w:num w:numId="91" w16cid:durableId="466581927">
-    <w:abstractNumId w:val="36"/>
+    <w:abstractNumId w:val="41"/>
   </w:num>
   <w:num w:numId="92" w16cid:durableId="877936852">
     <w:abstractNumId w:val="2"/>
   </w:num>
   <w:num w:numId="93" w16cid:durableId="1264416038">
-    <w:abstractNumId w:val="88"/>
+    <w:abstractNumId w:val="101"/>
   </w:num>
   <w:num w:numId="94" w16cid:durableId="829447964">
-    <w:abstractNumId w:val="90"/>
+    <w:abstractNumId w:val="104"/>
   </w:num>
   <w:num w:numId="95" w16cid:durableId="136804396">
-    <w:abstractNumId w:val="189"/>
+    <w:abstractNumId w:val="224"/>
   </w:num>
   <w:num w:numId="96" w16cid:durableId="542642592">
-    <w:abstractNumId w:val="209"/>
+    <w:abstractNumId w:val="246"/>
   </w:num>
   <w:num w:numId="97" w16cid:durableId="1325008515">
-    <w:abstractNumId w:val="104"/>
+    <w:abstractNumId w:val="123"/>
   </w:num>
   <w:num w:numId="98" w16cid:durableId="1839881496">
-    <w:abstractNumId w:val="157"/>
+    <w:abstractNumId w:val="188"/>
   </w:num>
   <w:num w:numId="99" w16cid:durableId="1958635518">
     <w:abstractNumId w:val="1"/>
   </w:num>
   <w:num w:numId="100" w16cid:durableId="1217618019">
-    <w:abstractNumId w:val="203"/>
+    <w:abstractNumId w:val="240"/>
   </w:num>
   <w:num w:numId="101" w16cid:durableId="968245891">
-    <w:abstractNumId w:val="162"/>
+    <w:abstractNumId w:val="194"/>
   </w:num>
   <w:num w:numId="102" w16cid:durableId="1263143204">
-    <w:abstractNumId w:val="113"/>
+    <w:abstractNumId w:val="134"/>
   </w:num>
   <w:num w:numId="103" w16cid:durableId="1236282246">
-    <w:abstractNumId w:val="54"/>
+    <w:abstractNumId w:val="63"/>
   </w:num>
   <w:num w:numId="104" w16cid:durableId="629363071">
-    <w:abstractNumId w:val="115"/>
+    <w:abstractNumId w:val="136"/>
   </w:num>
   <w:num w:numId="105" w16cid:durableId="1006788">
-    <w:abstractNumId w:val="86"/>
+    <w:abstractNumId w:val="99"/>
   </w:num>
   <w:num w:numId="106" w16cid:durableId="244147820">
     <w:abstractNumId w:val="7"/>
   </w:num>
   <w:num w:numId="107" w16cid:durableId="251402796">
-    <w:abstractNumId w:val="16"/>
+    <w:abstractNumId w:val="18"/>
   </w:num>
   <w:num w:numId="108" w16cid:durableId="1960144471">
-    <w:abstractNumId w:val="71"/>
+    <w:abstractNumId w:val="81"/>
   </w:num>
   <w:num w:numId="109" w16cid:durableId="1559851927">
-    <w:abstractNumId w:val="222"/>
+    <w:abstractNumId w:val="260"/>
   </w:num>
   <w:num w:numId="110" w16cid:durableId="1554536127">
-    <w:abstractNumId w:val="31"/>
+    <w:abstractNumId w:val="35"/>
   </w:num>
   <w:num w:numId="111" w16cid:durableId="156195581">
-    <w:abstractNumId w:val="29"/>
+    <w:abstractNumId w:val="32"/>
   </w:num>
   <w:num w:numId="112" w16cid:durableId="2039817305">
-    <w:abstractNumId w:val="150"/>
+    <w:abstractNumId w:val="177"/>
   </w:num>
   <w:num w:numId="113" w16cid:durableId="1928073017">
-    <w:abstractNumId w:val="175"/>
+    <w:abstractNumId w:val="208"/>
   </w:num>
   <w:num w:numId="114" w16cid:durableId="790127560">
-    <w:abstractNumId w:val="33"/>
+    <w:abstractNumId w:val="38"/>
   </w:num>
   <w:num w:numId="115" w16cid:durableId="31346920">
-    <w:abstractNumId w:val="213"/>
+    <w:abstractNumId w:val="250"/>
   </w:num>
   <w:num w:numId="116" w16cid:durableId="11343034">
     <w:abstractNumId w:val="8"/>
   </w:num>
   <w:num w:numId="117" w16cid:durableId="1735809624">
-    <w:abstractNumId w:val="152"/>
+    <w:abstractNumId w:val="180"/>
   </w:num>
   <w:num w:numId="118" w16cid:durableId="1324970676">
-    <w:abstractNumId w:val="66"/>
+    <w:abstractNumId w:val="75"/>
   </w:num>
   <w:num w:numId="119" w16cid:durableId="452797359">
-    <w:abstractNumId w:val="114"/>
+    <w:abstractNumId w:val="135"/>
   </w:num>
   <w:num w:numId="120" w16cid:durableId="522475483">
-    <w:abstractNumId w:val="72"/>
+    <w:abstractNumId w:val="82"/>
   </w:num>
   <w:num w:numId="121" w16cid:durableId="1142113167">
-    <w:abstractNumId w:val="74"/>
+    <w:abstractNumId w:val="84"/>
   </w:num>
   <w:num w:numId="122" w16cid:durableId="924653674">
     <w:abstractNumId w:val="9"/>
   </w:num>
   <w:num w:numId="123" w16cid:durableId="1214853953">
-    <w:abstractNumId w:val="140"/>
+    <w:abstractNumId w:val="165"/>
   </w:num>
   <w:num w:numId="124" w16cid:durableId="1668899478">
+    <w:abstractNumId w:val="212"/>
+  </w:num>
+  <w:num w:numId="125" w16cid:durableId="1419517687">
+    <w:abstractNumId w:val="54"/>
+  </w:num>
+  <w:num w:numId="126" w16cid:durableId="861889">
+    <w:abstractNumId w:val="60"/>
+  </w:num>
+  <w:num w:numId="127" w16cid:durableId="961418348">
+    <w:abstractNumId w:val="199"/>
+  </w:num>
+  <w:num w:numId="128" w16cid:durableId="1577276532">
+    <w:abstractNumId w:val="129"/>
+  </w:num>
+  <w:num w:numId="129" w16cid:durableId="594942111">
+    <w:abstractNumId w:val="252"/>
+  </w:num>
+  <w:num w:numId="130" w16cid:durableId="967319473">
+    <w:abstractNumId w:val="198"/>
+  </w:num>
+  <w:num w:numId="131" w16cid:durableId="766968019">
+    <w:abstractNumId w:val="20"/>
+  </w:num>
+  <w:num w:numId="132" w16cid:durableId="902594334">
     <w:abstractNumId w:val="179"/>
   </w:num>
-  <w:num w:numId="125" w16cid:durableId="1419517687">
-    <w:abstractNumId w:val="45"/>
-  </w:num>
-  <w:num w:numId="126" w16cid:durableId="861889">
-    <w:abstractNumId w:val="51"/>
-  </w:num>
-  <w:num w:numId="127" w16cid:durableId="961418348">
-    <w:abstractNumId w:val="167"/>
-  </w:num>
-  <w:num w:numId="128" w16cid:durableId="1577276532">
-    <w:abstractNumId w:val="108"/>
-  </w:num>
-  <w:num w:numId="129" w16cid:durableId="594942111">
-    <w:abstractNumId w:val="215"/>
-  </w:num>
-  <w:num w:numId="130" w16cid:durableId="967319473">
-    <w:abstractNumId w:val="166"/>
-  </w:num>
-  <w:num w:numId="131" w16cid:durableId="766968019">
-    <w:abstractNumId w:val="18"/>
-  </w:num>
-  <w:num w:numId="132" w16cid:durableId="902594334">
-    <w:abstractNumId w:val="151"/>
-  </w:num>
   <w:num w:numId="133" w16cid:durableId="2078815584">
-    <w:abstractNumId w:val="220"/>
+    <w:abstractNumId w:val="258"/>
   </w:num>
   <w:num w:numId="134" w16cid:durableId="680812002">
     <w:abstractNumId w:val="6"/>
   </w:num>
   <w:num w:numId="135" w16cid:durableId="307979773">
-    <w:abstractNumId w:val="216"/>
+    <w:abstractNumId w:val="254"/>
   </w:num>
   <w:num w:numId="136" w16cid:durableId="1116409218">
-    <w:abstractNumId w:val="169"/>
+    <w:abstractNumId w:val="201"/>
   </w:num>
   <w:num w:numId="137" w16cid:durableId="956182137">
-    <w:abstractNumId w:val="161"/>
+    <w:abstractNumId w:val="193"/>
   </w:num>
   <w:num w:numId="138" w16cid:durableId="1780030706">
-    <w:abstractNumId w:val="217"/>
+    <w:abstractNumId w:val="255"/>
   </w:num>
   <w:num w:numId="139" w16cid:durableId="1303080418">
-    <w:abstractNumId w:val="55"/>
+    <w:abstractNumId w:val="64"/>
   </w:num>
   <w:num w:numId="140" w16cid:durableId="649796519">
-    <w:abstractNumId w:val="49"/>
+    <w:abstractNumId w:val="58"/>
   </w:num>
   <w:num w:numId="141" w16cid:durableId="1648590043">
+    <w:abstractNumId w:val="244"/>
+  </w:num>
+  <w:num w:numId="142" w16cid:durableId="2049448807">
+    <w:abstractNumId w:val="128"/>
+  </w:num>
+  <w:num w:numId="143" w16cid:durableId="1551070899">
     <w:abstractNumId w:val="207"/>
   </w:num>
-  <w:num w:numId="142" w16cid:durableId="2049448807">
-    <w:abstractNumId w:val="107"/>
-  </w:num>
-  <w:num w:numId="143" w16cid:durableId="1551070899">
-    <w:abstractNumId w:val="174"/>
-  </w:num>
   <w:num w:numId="144" w16cid:durableId="1174958702">
-    <w:abstractNumId w:val="53"/>
+    <w:abstractNumId w:val="62"/>
   </w:num>
   <w:num w:numId="145" w16cid:durableId="1068305762">
-    <w:abstractNumId w:val="172"/>
+    <w:abstractNumId w:val="205"/>
   </w:num>
   <w:num w:numId="146" w16cid:durableId="2057120666">
-    <w:abstractNumId w:val="35"/>
+    <w:abstractNumId w:val="40"/>
   </w:num>
   <w:num w:numId="147" w16cid:durableId="794521826">
     <w:abstractNumId w:val="0"/>
   </w:num>
   <w:num w:numId="148" w16cid:durableId="442457608">
-    <w:abstractNumId w:val="197"/>
+    <w:abstractNumId w:val="233"/>
   </w:num>
   <w:num w:numId="149" w16cid:durableId="1730610585">
-    <w:abstractNumId w:val="63"/>
+    <w:abstractNumId w:val="72"/>
   </w:num>
   <w:num w:numId="150" w16cid:durableId="913583879">
-    <w:abstractNumId w:val="59"/>
+    <w:abstractNumId w:val="68"/>
   </w:num>
   <w:num w:numId="151" w16cid:durableId="1605726650">
-    <w:abstractNumId w:val="105"/>
+    <w:abstractNumId w:val="124"/>
   </w:num>
   <w:num w:numId="152" w16cid:durableId="1297222125">
-    <w:abstractNumId w:val="195"/>
+    <w:abstractNumId w:val="231"/>
   </w:num>
   <w:num w:numId="153" w16cid:durableId="1540512536">
     <w:abstractNumId w:val="4"/>
   </w:num>
   <w:num w:numId="154" w16cid:durableId="1676955912">
-    <w:abstractNumId w:val="188"/>
+    <w:abstractNumId w:val="223"/>
   </w:num>
   <w:num w:numId="155" w16cid:durableId="1421414561">
-    <w:abstractNumId w:val="208"/>
+    <w:abstractNumId w:val="245"/>
   </w:num>
   <w:num w:numId="156" w16cid:durableId="576331122">
-    <w:abstractNumId w:val="69"/>
+    <w:abstractNumId w:val="78"/>
   </w:num>
   <w:num w:numId="157" w16cid:durableId="590621449">
+    <w:abstractNumId w:val="143"/>
+  </w:num>
+  <w:num w:numId="158" w16cid:durableId="1172986573">
+    <w:abstractNumId w:val="108"/>
+  </w:num>
+  <w:num w:numId="159" w16cid:durableId="718672507">
+    <w:abstractNumId w:val="73"/>
+  </w:num>
+  <w:num w:numId="160" w16cid:durableId="1374303784">
+    <w:abstractNumId w:val="167"/>
+  </w:num>
+  <w:num w:numId="161" w16cid:durableId="1166941070">
+    <w:abstractNumId w:val="235"/>
+  </w:num>
+  <w:num w:numId="162" w16cid:durableId="823819064">
+    <w:abstractNumId w:val="220"/>
+  </w:num>
+  <w:num w:numId="163" w16cid:durableId="1330212085">
+    <w:abstractNumId w:val="215"/>
+  </w:num>
+  <w:num w:numId="164" w16cid:durableId="1787697208">
+    <w:abstractNumId w:val="218"/>
+  </w:num>
+  <w:num w:numId="165" w16cid:durableId="1681202902">
+    <w:abstractNumId w:val="79"/>
+  </w:num>
+  <w:num w:numId="166" w16cid:durableId="748846984">
+    <w:abstractNumId w:val="111"/>
+  </w:num>
+  <w:num w:numId="167" w16cid:durableId="314381326">
+    <w:abstractNumId w:val="14"/>
+  </w:num>
+  <w:num w:numId="168" w16cid:durableId="1857843422">
+    <w:abstractNumId w:val="221"/>
+  </w:num>
+  <w:num w:numId="169" w16cid:durableId="1740131395">
+    <w:abstractNumId w:val="131"/>
+  </w:num>
+  <w:num w:numId="170" w16cid:durableId="1232813269">
+    <w:abstractNumId w:val="239"/>
+  </w:num>
+  <w:num w:numId="171" w16cid:durableId="580455484">
+    <w:abstractNumId w:val="98"/>
+  </w:num>
+  <w:num w:numId="172" w16cid:durableId="300308181">
+    <w:abstractNumId w:val="158"/>
+  </w:num>
+  <w:num w:numId="173" w16cid:durableId="1518808559">
+    <w:abstractNumId w:val="234"/>
+  </w:num>
+  <w:num w:numId="174" w16cid:durableId="1705254891">
+    <w:abstractNumId w:val="139"/>
+  </w:num>
+  <w:num w:numId="175" w16cid:durableId="1201936472">
     <w:abstractNumId w:val="122"/>
   </w:num>
-  <w:num w:numId="158" w16cid:durableId="1172986573">
+  <w:num w:numId="176" w16cid:durableId="2023311226">
+    <w:abstractNumId w:val="148"/>
+  </w:num>
+  <w:num w:numId="177" w16cid:durableId="1265335244">
+    <w:abstractNumId w:val="152"/>
+  </w:num>
+  <w:num w:numId="178" w16cid:durableId="989405257">
+    <w:abstractNumId w:val="30"/>
+  </w:num>
+  <w:num w:numId="179" w16cid:durableId="1527938579">
+    <w:abstractNumId w:val="227"/>
+  </w:num>
+  <w:num w:numId="180" w16cid:durableId="1360357078">
+    <w:abstractNumId w:val="197"/>
+  </w:num>
+  <w:num w:numId="181" w16cid:durableId="1029572736">
+    <w:abstractNumId w:val="211"/>
+  </w:num>
+  <w:num w:numId="182" w16cid:durableId="1318805578">
+    <w:abstractNumId w:val="210"/>
+  </w:num>
+  <w:num w:numId="183" w16cid:durableId="410277166">
     <w:abstractNumId w:val="93"/>
   </w:num>
-  <w:num w:numId="159" w16cid:durableId="718672507">
-    <w:abstractNumId w:val="64"/>
+  <w:num w:numId="184" w16cid:durableId="944533861">
+    <w:abstractNumId w:val="161"/>
   </w:num>
-  <w:num w:numId="160" w16cid:durableId="1374303784">
-    <w:abstractNumId w:val="142"/>
+  <w:num w:numId="185" w16cid:durableId="968126139">
+    <w:abstractNumId w:val="83"/>
   </w:num>
-  <w:num w:numId="161" w16cid:durableId="1166941070">
-    <w:abstractNumId w:val="199"/>
+  <w:num w:numId="186" w16cid:durableId="176703101">
+    <w:abstractNumId w:val="157"/>
   </w:num>
-  <w:num w:numId="162" w16cid:durableId="823819064">
-    <w:abstractNumId w:val="186"/>
+  <w:num w:numId="187" w16cid:durableId="1241141061">
+    <w:abstractNumId w:val="67"/>
   </w:num>
-  <w:num w:numId="163" w16cid:durableId="1330212085">
-    <w:abstractNumId w:val="182"/>
-  </w:num>
-  <w:num w:numId="164" w16cid:durableId="1787697208">
-    <w:abstractNumId w:val="184"/>
-  </w:num>
-  <w:num w:numId="165" w16cid:durableId="1681202902">
-    <w:abstractNumId w:val="70"/>
-  </w:num>
-  <w:num w:numId="166" w16cid:durableId="748846984">
-    <w:abstractNumId w:val="96"/>
-  </w:num>
-  <w:num w:numId="167" w16cid:durableId="314381326">
-    <w:abstractNumId w:val="13"/>
-  </w:num>
-  <w:num w:numId="168" w16cid:durableId="1857843422">
-    <w:abstractNumId w:val="187"/>
-  </w:num>
-  <w:num w:numId="169" w16cid:durableId="1740131395">
-    <w:abstractNumId w:val="110"/>
-  </w:num>
-  <w:num w:numId="170" w16cid:durableId="1232813269">
+  <w:num w:numId="188" w16cid:durableId="1387147487">
     <w:abstractNumId w:val="202"/>
   </w:num>
-  <w:num w:numId="171" w16cid:durableId="580455484">
-    <w:abstractNumId w:val="85"/>
+  <w:num w:numId="189" w16cid:durableId="1141460728">
+    <w:abstractNumId w:val="196"/>
   </w:num>
-  <w:num w:numId="172" w16cid:durableId="300308181">
-    <w:abstractNumId w:val="134"/>
+  <w:num w:numId="190" w16cid:durableId="63918357">
+    <w:abstractNumId w:val="247"/>
   </w:num>
-  <w:num w:numId="173" w16cid:durableId="1518808559">
-    <w:abstractNumId w:val="198"/>
+  <w:num w:numId="191" w16cid:durableId="1905138764">
+    <w:abstractNumId w:val="242"/>
   </w:num>
-  <w:num w:numId="174" w16cid:durableId="1705254891">
-    <w:abstractNumId w:val="118"/>
-  </w:num>
-  <w:num w:numId="175" w16cid:durableId="1201936472">
-    <w:abstractNumId w:val="103"/>
-  </w:num>
-  <w:num w:numId="176" w16cid:durableId="2023311226">
-    <w:abstractNumId w:val="126"/>
-  </w:num>
-  <w:num w:numId="177" w16cid:durableId="1265335244">
-    <w:abstractNumId w:val="129"/>
-  </w:num>
-  <w:num w:numId="178" w16cid:durableId="989405257">
-    <w:abstractNumId w:val="27"/>
-  </w:num>
-  <w:num w:numId="179" w16cid:durableId="1527938579">
+  <w:num w:numId="192" w16cid:durableId="1974627602">
     <w:abstractNumId w:val="191"/>
   </w:num>
-  <w:num w:numId="180" w16cid:durableId="1360357078">
-    <w:abstractNumId w:val="165"/>
+  <w:num w:numId="193" w16cid:durableId="1889367866">
+    <w:abstractNumId w:val="112"/>
   </w:num>
-  <w:num w:numId="181" w16cid:durableId="1029572736">
-    <w:abstractNumId w:val="178"/>
+  <w:num w:numId="194" w16cid:durableId="1489516542">
+    <w:abstractNumId w:val="71"/>
   </w:num>
-  <w:num w:numId="182" w16cid:durableId="1318805578">
-    <w:abstractNumId w:val="177"/>
+  <w:num w:numId="195" w16cid:durableId="1996254472">
+    <w:abstractNumId w:val="43"/>
   </w:num>
-  <w:num w:numId="183" w16cid:durableId="410277166">
-    <w:abstractNumId w:val="81"/>
-  </w:num>
-  <w:num w:numId="184" w16cid:durableId="944533861">
-    <w:abstractNumId w:val="136"/>
-  </w:num>
-  <w:num w:numId="185" w16cid:durableId="968126139">
-    <w:abstractNumId w:val="73"/>
-  </w:num>
-  <w:num w:numId="186" w16cid:durableId="176703101">
-    <w:abstractNumId w:val="133"/>
-  </w:num>
-  <w:num w:numId="187" w16cid:durableId="1241141061">
-    <w:abstractNumId w:val="58"/>
-  </w:num>
-  <w:num w:numId="188" w16cid:durableId="1387147487">
-    <w:abstractNumId w:val="170"/>
-  </w:num>
-  <w:num w:numId="189" w16cid:durableId="1141460728">
-    <w:abstractNumId w:val="164"/>
-  </w:num>
-  <w:num w:numId="190" w16cid:durableId="63918357">
-    <w:abstractNumId w:val="210"/>
-  </w:num>
-  <w:num w:numId="191" w16cid:durableId="1905138764">
-    <w:abstractNumId w:val="205"/>
-  </w:num>
-  <w:num w:numId="192" w16cid:durableId="1974627602">
+  <w:num w:numId="196" w16cid:durableId="1594052817">
     <w:abstractNumId w:val="160"/>
   </w:num>
-  <w:num w:numId="193" w16cid:durableId="1889367866">
-    <w:abstractNumId w:val="97"/>
-  </w:num>
-  <w:num w:numId="194" w16cid:durableId="1489516542">
-    <w:abstractNumId w:val="62"/>
-  </w:num>
-  <w:num w:numId="195" w16cid:durableId="1996254472">
-    <w:abstractNumId w:val="37"/>
-  </w:num>
-  <w:num w:numId="196" w16cid:durableId="1594052817">
-    <w:abstractNumId w:val="135"/>
-  </w:num>
   <w:num w:numId="197" w16cid:durableId="2028872942">
-    <w:abstractNumId w:val="28"/>
+    <w:abstractNumId w:val="31"/>
   </w:num>
   <w:num w:numId="198" w16cid:durableId="1544830629">
-    <w:abstractNumId w:val="76"/>
+    <w:abstractNumId w:val="86"/>
   </w:num>
   <w:num w:numId="199" w16cid:durableId="281691991">
-    <w:abstractNumId w:val="148"/>
+    <w:abstractNumId w:val="175"/>
   </w:num>
   <w:num w:numId="200" w16cid:durableId="1530677795">
-    <w:abstractNumId w:val="34"/>
+    <w:abstractNumId w:val="39"/>
   </w:num>
   <w:num w:numId="201" w16cid:durableId="2022583363">
-    <w:abstractNumId w:val="181"/>
+    <w:abstractNumId w:val="214"/>
   </w:num>
   <w:num w:numId="202" w16cid:durableId="71512747">
-    <w:abstractNumId w:val="138"/>
+    <w:abstractNumId w:val="163"/>
   </w:num>
   <w:num w:numId="203" w16cid:durableId="1335767628">
-    <w:abstractNumId w:val="144"/>
+    <w:abstractNumId w:val="169"/>
   </w:num>
   <w:num w:numId="204" w16cid:durableId="935097830">
-    <w:abstractNumId w:val="223"/>
+    <w:abstractNumId w:val="261"/>
   </w:num>
   <w:num w:numId="205" w16cid:durableId="1462191660">
-    <w:abstractNumId w:val="65"/>
+    <w:abstractNumId w:val="74"/>
   </w:num>
   <w:num w:numId="206" w16cid:durableId="1391805753">
-    <w:abstractNumId w:val="149"/>
+    <w:abstractNumId w:val="176"/>
   </w:num>
   <w:num w:numId="207" w16cid:durableId="2127652064">
-    <w:abstractNumId w:val="102"/>
+    <w:abstractNumId w:val="121"/>
   </w:num>
   <w:num w:numId="208" w16cid:durableId="1880390045">
     <w:abstractNumId w:val="10"/>
   </w:num>
   <w:num w:numId="209" w16cid:durableId="993068570">
+    <w:abstractNumId w:val="185"/>
+  </w:num>
+  <w:num w:numId="210" w16cid:durableId="188220809">
+    <w:abstractNumId w:val="110"/>
+  </w:num>
+  <w:num w:numId="211" w16cid:durableId="1587422678">
+    <w:abstractNumId w:val="147"/>
+  </w:num>
+  <w:num w:numId="212" w16cid:durableId="1252396149">
+    <w:abstractNumId w:val="56"/>
+  </w:num>
+  <w:num w:numId="213" w16cid:durableId="879823277">
+    <w:abstractNumId w:val="257"/>
+  </w:num>
+  <w:num w:numId="214" w16cid:durableId="334037236">
+    <w:abstractNumId w:val="172"/>
+  </w:num>
+  <w:num w:numId="215" w16cid:durableId="142309615">
+    <w:abstractNumId w:val="195"/>
+  </w:num>
+  <w:num w:numId="216" w16cid:durableId="789472813">
+    <w:abstractNumId w:val="70"/>
+  </w:num>
+  <w:num w:numId="217" w16cid:durableId="2120949409">
+    <w:abstractNumId w:val="149"/>
+  </w:num>
+  <w:num w:numId="218" w16cid:durableId="869340484">
+    <w:abstractNumId w:val="107"/>
+  </w:num>
+  <w:num w:numId="219" w16cid:durableId="1384524535">
+    <w:abstractNumId w:val="189"/>
+  </w:num>
+  <w:num w:numId="220" w16cid:durableId="460659885">
+    <w:abstractNumId w:val="155"/>
+  </w:num>
+  <w:num w:numId="221" w16cid:durableId="1573541751">
+    <w:abstractNumId w:val="262"/>
+  </w:num>
+  <w:num w:numId="222" w16cid:durableId="292370041">
+    <w:abstractNumId w:val="21"/>
+  </w:num>
+  <w:num w:numId="223" w16cid:durableId="409081361">
+    <w:abstractNumId w:val="137"/>
+  </w:num>
+  <w:num w:numId="224" w16cid:durableId="691566024">
+    <w:abstractNumId w:val="109"/>
+  </w:num>
+  <w:num w:numId="225" w16cid:durableId="624430550">
+    <w:abstractNumId w:val="171"/>
+  </w:num>
+  <w:num w:numId="226" w16cid:durableId="386876016">
+    <w:abstractNumId w:val="48"/>
+  </w:num>
+  <w:num w:numId="227" w16cid:durableId="893080282">
+    <w:abstractNumId w:val="50"/>
+  </w:num>
+  <w:num w:numId="228" w16cid:durableId="1700545568">
+    <w:abstractNumId w:val="125"/>
+  </w:num>
+  <w:num w:numId="229" w16cid:durableId="1079908654">
+    <w:abstractNumId w:val="91"/>
+  </w:num>
+  <w:num w:numId="230" w16cid:durableId="657684668">
+    <w:abstractNumId w:val="116"/>
+  </w:num>
+  <w:num w:numId="231" w16cid:durableId="1038815465">
+    <w:abstractNumId w:val="253"/>
+  </w:num>
+  <w:num w:numId="232" w16cid:durableId="2076119658">
+    <w:abstractNumId w:val="222"/>
+  </w:num>
+  <w:num w:numId="233" w16cid:durableId="99422347">
+    <w:abstractNumId w:val="33"/>
+  </w:num>
+  <w:num w:numId="234" w16cid:durableId="1415929506">
+    <w:abstractNumId w:val="178"/>
+  </w:num>
+  <w:num w:numId="235" w16cid:durableId="1252933180">
+    <w:abstractNumId w:val="127"/>
+  </w:num>
+  <w:num w:numId="236" w16cid:durableId="552079243">
+    <w:abstractNumId w:val="80"/>
+  </w:num>
+  <w:num w:numId="237" w16cid:durableId="715740213">
+    <w:abstractNumId w:val="217"/>
+  </w:num>
+  <w:num w:numId="238" w16cid:durableId="1509637466">
+    <w:abstractNumId w:val="151"/>
+  </w:num>
+  <w:num w:numId="239" w16cid:durableId="1351570981">
+    <w:abstractNumId w:val="49"/>
+  </w:num>
+  <w:num w:numId="240" w16cid:durableId="748966541">
+    <w:abstractNumId w:val="236"/>
+  </w:num>
+  <w:num w:numId="241" w16cid:durableId="684668340">
+    <w:abstractNumId w:val="92"/>
+  </w:num>
+  <w:num w:numId="242" w16cid:durableId="990135103">
+    <w:abstractNumId w:val="15"/>
+  </w:num>
+  <w:num w:numId="243" w16cid:durableId="1890998178">
+    <w:abstractNumId w:val="94"/>
+  </w:num>
+  <w:num w:numId="244" w16cid:durableId="218126714">
+    <w:abstractNumId w:val="103"/>
+  </w:num>
+  <w:num w:numId="245" w16cid:durableId="1392922424">
+    <w:abstractNumId w:val="159"/>
+  </w:num>
+  <w:num w:numId="246" w16cid:durableId="1344280694">
+    <w:abstractNumId w:val="144"/>
+  </w:num>
+  <w:num w:numId="247" w16cid:durableId="198980002">
+    <w:abstractNumId w:val="117"/>
+  </w:num>
+  <w:num w:numId="248" w16cid:durableId="2107379172">
+    <w:abstractNumId w:val="173"/>
+  </w:num>
+  <w:num w:numId="249" w16cid:durableId="1666200335">
+    <w:abstractNumId w:val="46"/>
+  </w:num>
+  <w:num w:numId="250" w16cid:durableId="1532765180">
+    <w:abstractNumId w:val="119"/>
+  </w:num>
+  <w:num w:numId="251" w16cid:durableId="1119182362">
+    <w:abstractNumId w:val="204"/>
+  </w:num>
+  <w:num w:numId="252" w16cid:durableId="154537616">
+    <w:abstractNumId w:val="192"/>
+  </w:num>
+  <w:num w:numId="253" w16cid:durableId="618075172">
+    <w:abstractNumId w:val="184"/>
+  </w:num>
+  <w:num w:numId="254" w16cid:durableId="1315447185">
     <w:abstractNumId w:val="154"/>
   </w:num>
-  <w:num w:numId="210" w16cid:durableId="188220809">
-    <w:abstractNumId w:val="95"/>
+  <w:num w:numId="255" w16cid:durableId="1263688463">
+    <w:abstractNumId w:val="105"/>
   </w:num>
-  <w:num w:numId="211" w16cid:durableId="1587422678">
-    <w:abstractNumId w:val="125"/>
+  <w:num w:numId="256" w16cid:durableId="710038651">
+    <w:abstractNumId w:val="225"/>
   </w:num>
-  <w:num w:numId="212" w16cid:durableId="1252396149">
-    <w:abstractNumId w:val="47"/>
+  <w:num w:numId="257" w16cid:durableId="1432119761">
+    <w:abstractNumId w:val="23"/>
   </w:num>
-  <w:num w:numId="213" w16cid:durableId="879823277">
-    <w:abstractNumId w:val="219"/>
+  <w:num w:numId="258" w16cid:durableId="1092358700">
+    <w:abstractNumId w:val="183"/>
   </w:num>
-  <w:num w:numId="214" w16cid:durableId="334037236">
-    <w:abstractNumId w:val="147"/>
+  <w:num w:numId="259" w16cid:durableId="848636996">
+    <w:abstractNumId w:val="174"/>
   </w:num>
-  <w:num w:numId="215" w16cid:durableId="142309615">
-    <w:abstractNumId w:val="163"/>
+  <w:num w:numId="260" w16cid:durableId="17853532">
+    <w:abstractNumId w:val="13"/>
   </w:num>
-  <w:num w:numId="216" w16cid:durableId="789472813">
-    <w:abstractNumId w:val="61"/>
+  <w:num w:numId="261" w16cid:durableId="1265963443">
+    <w:abstractNumId w:val="42"/>
   </w:num>
-  <w:num w:numId="217" w16cid:durableId="2120949409">
-    <w:abstractNumId w:val="127"/>
+  <w:num w:numId="262" w16cid:durableId="286662787">
+    <w:abstractNumId w:val="36"/>
   </w:num>
-  <w:num w:numId="218" w16cid:durableId="869340484">
-    <w:abstractNumId w:val="92"/>
+  <w:num w:numId="263" w16cid:durableId="688603188">
+    <w:abstractNumId w:val="113"/>
   </w:num>
-  <w:num w:numId="219" w16cid:durableId="1384524535">
-    <w:abstractNumId w:val="158"/>
-  </w:num>
-  <w:num w:numId="220" w16cid:durableId="460659885">
-    <w:abstractNumId w:val="131"/>
-  </w:num>
-  <w:num w:numId="221" w16cid:durableId="1573541751">
-    <w:abstractNumId w:val="224"/>
-  </w:num>
-  <w:num w:numId="222" w16cid:durableId="292370041">
-    <w:abstractNumId w:val="19"/>
-  </w:num>
-  <w:num w:numId="223" w16cid:durableId="409081361">
-    <w:abstractNumId w:val="116"/>
-  </w:num>
-  <w:num w:numId="224" w16cid:durableId="691566024">
-    <w:abstractNumId w:val="94"/>
-  </w:num>
-  <w:num w:numId="225" w16cid:durableId="624430550">
-    <w:abstractNumId w:val="146"/>
-  </w:num>
-  <w:num w:numId="226" w16cid:durableId="386876016">
-    <w:abstractNumId w:val="41"/>
+  <w:num w:numId="264" w16cid:durableId="531723471">
+    <w:abstractNumId w:val="182"/>
   </w:num>
 </w:numbering>
 </file>
@@ -34648,7 +40280,6 @@
   <w:style w:type="character" w:default="1" w:styleId="DefaultParagraphFont">
     <w:name w:val="Default Paragraph Font"/>
     <w:uiPriority w:val="1"/>
-    <w:semiHidden/>
     <w:unhideWhenUsed/>
   </w:style>
   <w:style w:type="table" w:default="1" w:styleId="TableNormal">

--- a/main.docx
+++ b/main.docx
@@ -1208,6 +1208,155 @@
     </w:lvl>
   </w:abstractNum>
   <w:abstractNum w:abstractNumId="8" w15:restartNumberingAfterBreak="0">
+    <w:nsid w:val="067F5955"/>
+    <w:multiLevelType w:val="multilevel"/>
+    <w:tmpl w:val="B45A63A8"/>
+    <w:lvl w:ilvl="0">
+      <w:start w:val="1"/>
+      <w:numFmt w:val="bullet"/>
+      <w:lvlText w:val=""/>
+      <w:lvlJc w:val="left"/>
+      <w:pPr>
+        <w:tabs>
+          <w:tab w:val="num" w:pos="720"/>
+        </w:tabs>
+        <w:ind w:left="720" w:hanging="360"/>
+      </w:pPr>
+      <w:rPr>
+        <w:rFonts w:ascii="Symbol" w:hAnsi="Symbol" w:hint="default"/>
+        <w:sz w:val="20"/>
+      </w:rPr>
+    </w:lvl>
+    <w:lvl w:ilvl="1" w:tentative="1">
+      <w:start w:val="1"/>
+      <w:numFmt w:val="bullet"/>
+      <w:lvlText w:val="o"/>
+      <w:lvlJc w:val="left"/>
+      <w:pPr>
+        <w:tabs>
+          <w:tab w:val="num" w:pos="1440"/>
+        </w:tabs>
+        <w:ind w:left="1440" w:hanging="360"/>
+      </w:pPr>
+      <w:rPr>
+        <w:rFonts w:ascii="Courier New" w:hAnsi="Courier New" w:hint="default"/>
+        <w:sz w:val="20"/>
+      </w:rPr>
+    </w:lvl>
+    <w:lvl w:ilvl="2" w:tentative="1">
+      <w:start w:val="1"/>
+      <w:numFmt w:val="bullet"/>
+      <w:lvlText w:val=""/>
+      <w:lvlJc w:val="left"/>
+      <w:pPr>
+        <w:tabs>
+          <w:tab w:val="num" w:pos="2160"/>
+        </w:tabs>
+        <w:ind w:left="2160" w:hanging="360"/>
+      </w:pPr>
+      <w:rPr>
+        <w:rFonts w:ascii="Wingdings" w:hAnsi="Wingdings" w:hint="default"/>
+        <w:sz w:val="20"/>
+      </w:rPr>
+    </w:lvl>
+    <w:lvl w:ilvl="3" w:tentative="1">
+      <w:start w:val="1"/>
+      <w:numFmt w:val="bullet"/>
+      <w:lvlText w:val=""/>
+      <w:lvlJc w:val="left"/>
+      <w:pPr>
+        <w:tabs>
+          <w:tab w:val="num" w:pos="2880"/>
+        </w:tabs>
+        <w:ind w:left="2880" w:hanging="360"/>
+      </w:pPr>
+      <w:rPr>
+        <w:rFonts w:ascii="Wingdings" w:hAnsi="Wingdings" w:hint="default"/>
+        <w:sz w:val="20"/>
+      </w:rPr>
+    </w:lvl>
+    <w:lvl w:ilvl="4" w:tentative="1">
+      <w:start w:val="1"/>
+      <w:numFmt w:val="bullet"/>
+      <w:lvlText w:val=""/>
+      <w:lvlJc w:val="left"/>
+      <w:pPr>
+        <w:tabs>
+          <w:tab w:val="num" w:pos="3600"/>
+        </w:tabs>
+        <w:ind w:left="3600" w:hanging="360"/>
+      </w:pPr>
+      <w:rPr>
+        <w:rFonts w:ascii="Wingdings" w:hAnsi="Wingdings" w:hint="default"/>
+        <w:sz w:val="20"/>
+      </w:rPr>
+    </w:lvl>
+    <w:lvl w:ilvl="5" w:tentative="1">
+      <w:start w:val="1"/>
+      <w:numFmt w:val="bullet"/>
+      <w:lvlText w:val=""/>
+      <w:lvlJc w:val="left"/>
+      <w:pPr>
+        <w:tabs>
+          <w:tab w:val="num" w:pos="4320"/>
+        </w:tabs>
+        <w:ind w:left="4320" w:hanging="360"/>
+      </w:pPr>
+      <w:rPr>
+        <w:rFonts w:ascii="Wingdings" w:hAnsi="Wingdings" w:hint="default"/>
+        <w:sz w:val="20"/>
+      </w:rPr>
+    </w:lvl>
+    <w:lvl w:ilvl="6" w:tentative="1">
+      <w:start w:val="1"/>
+      <w:numFmt w:val="bullet"/>
+      <w:lvlText w:val=""/>
+      <w:lvlJc w:val="left"/>
+      <w:pPr>
+        <w:tabs>
+          <w:tab w:val="num" w:pos="5040"/>
+        </w:tabs>
+        <w:ind w:left="5040" w:hanging="360"/>
+      </w:pPr>
+      <w:rPr>
+        <w:rFonts w:ascii="Wingdings" w:hAnsi="Wingdings" w:hint="default"/>
+        <w:sz w:val="20"/>
+      </w:rPr>
+    </w:lvl>
+    <w:lvl w:ilvl="7" w:tentative="1">
+      <w:start w:val="1"/>
+      <w:numFmt w:val="bullet"/>
+      <w:lvlText w:val=""/>
+      <w:lvlJc w:val="left"/>
+      <w:pPr>
+        <w:tabs>
+          <w:tab w:val="num" w:pos="5760"/>
+        </w:tabs>
+        <w:ind w:left="5760" w:hanging="360"/>
+      </w:pPr>
+      <w:rPr>
+        <w:rFonts w:ascii="Wingdings" w:hAnsi="Wingdings" w:hint="default"/>
+        <w:sz w:val="20"/>
+      </w:rPr>
+    </w:lvl>
+    <w:lvl w:ilvl="8" w:tentative="1">
+      <w:start w:val="1"/>
+      <w:numFmt w:val="bullet"/>
+      <w:lvlText w:val=""/>
+      <w:lvlJc w:val="left"/>
+      <w:pPr>
+        <w:tabs>
+          <w:tab w:val="num" w:pos="6480"/>
+        </w:tabs>
+        <w:ind w:left="6480" w:hanging="360"/>
+      </w:pPr>
+      <w:rPr>
+        <w:rFonts w:ascii="Wingdings" w:hAnsi="Wingdings" w:hint="default"/>
+        <w:sz w:val="20"/>
+      </w:rPr>
+    </w:lvl>
+  </w:abstractNum>
+  <w:abstractNum w:abstractNumId="9" w15:restartNumberingAfterBreak="0">
     <w:nsid w:val="07131372"/>
     <w:multiLevelType w:val="multilevel"/>
     <w:tmpl w:val="3D2AFE72"/>
@@ -1356,7 +1505,7 @@
       </w:rPr>
     </w:lvl>
   </w:abstractNum>
-  <w:abstractNum w:abstractNumId="9" w15:restartNumberingAfterBreak="0">
+  <w:abstractNum w:abstractNumId="10" w15:restartNumberingAfterBreak="0">
     <w:nsid w:val="078066D6"/>
     <w:multiLevelType w:val="multilevel"/>
     <w:tmpl w:val="E1041790"/>
@@ -1505,7 +1654,7 @@
       </w:rPr>
     </w:lvl>
   </w:abstractNum>
-  <w:abstractNum w:abstractNumId="10" w15:restartNumberingAfterBreak="0">
+  <w:abstractNum w:abstractNumId="11" w15:restartNumberingAfterBreak="0">
     <w:nsid w:val="078B19F4"/>
     <w:multiLevelType w:val="multilevel"/>
     <w:tmpl w:val="BA5277E4"/>
@@ -1654,7 +1803,7 @@
       </w:rPr>
     </w:lvl>
   </w:abstractNum>
-  <w:abstractNum w:abstractNumId="11" w15:restartNumberingAfterBreak="0">
+  <w:abstractNum w:abstractNumId="12" w15:restartNumberingAfterBreak="0">
     <w:nsid w:val="079177AC"/>
     <w:multiLevelType w:val="multilevel"/>
     <w:tmpl w:val="9AD8E014"/>
@@ -1803,7 +1952,7 @@
       </w:rPr>
     </w:lvl>
   </w:abstractNum>
-  <w:abstractNum w:abstractNumId="12" w15:restartNumberingAfterBreak="0">
+  <w:abstractNum w:abstractNumId="13" w15:restartNumberingAfterBreak="0">
     <w:nsid w:val="079E5916"/>
     <w:multiLevelType w:val="multilevel"/>
     <w:tmpl w:val="C248E07A"/>
@@ -1952,7 +2101,7 @@
       </w:rPr>
     </w:lvl>
   </w:abstractNum>
-  <w:abstractNum w:abstractNumId="13" w15:restartNumberingAfterBreak="0">
+  <w:abstractNum w:abstractNumId="14" w15:restartNumberingAfterBreak="0">
     <w:nsid w:val="08B959DA"/>
     <w:multiLevelType w:val="multilevel"/>
     <w:tmpl w:val="80A0F78A"/>
@@ -2101,7 +2250,156 @@
       </w:rPr>
     </w:lvl>
   </w:abstractNum>
-  <w:abstractNum w:abstractNumId="14" w15:restartNumberingAfterBreak="0">
+  <w:abstractNum w:abstractNumId="15" w15:restartNumberingAfterBreak="0">
+    <w:nsid w:val="08FE3794"/>
+    <w:multiLevelType w:val="multilevel"/>
+    <w:tmpl w:val="CAF8194E"/>
+    <w:lvl w:ilvl="0">
+      <w:start w:val="1"/>
+      <w:numFmt w:val="bullet"/>
+      <w:lvlText w:val=""/>
+      <w:lvlJc w:val="left"/>
+      <w:pPr>
+        <w:tabs>
+          <w:tab w:val="num" w:pos="720"/>
+        </w:tabs>
+        <w:ind w:left="720" w:hanging="360"/>
+      </w:pPr>
+      <w:rPr>
+        <w:rFonts w:ascii="Symbol" w:hAnsi="Symbol" w:hint="default"/>
+        <w:sz w:val="20"/>
+      </w:rPr>
+    </w:lvl>
+    <w:lvl w:ilvl="1" w:tentative="1">
+      <w:start w:val="1"/>
+      <w:numFmt w:val="bullet"/>
+      <w:lvlText w:val="o"/>
+      <w:lvlJc w:val="left"/>
+      <w:pPr>
+        <w:tabs>
+          <w:tab w:val="num" w:pos="1440"/>
+        </w:tabs>
+        <w:ind w:left="1440" w:hanging="360"/>
+      </w:pPr>
+      <w:rPr>
+        <w:rFonts w:ascii="Courier New" w:hAnsi="Courier New" w:hint="default"/>
+        <w:sz w:val="20"/>
+      </w:rPr>
+    </w:lvl>
+    <w:lvl w:ilvl="2" w:tentative="1">
+      <w:start w:val="1"/>
+      <w:numFmt w:val="bullet"/>
+      <w:lvlText w:val=""/>
+      <w:lvlJc w:val="left"/>
+      <w:pPr>
+        <w:tabs>
+          <w:tab w:val="num" w:pos="2160"/>
+        </w:tabs>
+        <w:ind w:left="2160" w:hanging="360"/>
+      </w:pPr>
+      <w:rPr>
+        <w:rFonts w:ascii="Wingdings" w:hAnsi="Wingdings" w:hint="default"/>
+        <w:sz w:val="20"/>
+      </w:rPr>
+    </w:lvl>
+    <w:lvl w:ilvl="3" w:tentative="1">
+      <w:start w:val="1"/>
+      <w:numFmt w:val="bullet"/>
+      <w:lvlText w:val=""/>
+      <w:lvlJc w:val="left"/>
+      <w:pPr>
+        <w:tabs>
+          <w:tab w:val="num" w:pos="2880"/>
+        </w:tabs>
+        <w:ind w:left="2880" w:hanging="360"/>
+      </w:pPr>
+      <w:rPr>
+        <w:rFonts w:ascii="Wingdings" w:hAnsi="Wingdings" w:hint="default"/>
+        <w:sz w:val="20"/>
+      </w:rPr>
+    </w:lvl>
+    <w:lvl w:ilvl="4" w:tentative="1">
+      <w:start w:val="1"/>
+      <w:numFmt w:val="bullet"/>
+      <w:lvlText w:val=""/>
+      <w:lvlJc w:val="left"/>
+      <w:pPr>
+        <w:tabs>
+          <w:tab w:val="num" w:pos="3600"/>
+        </w:tabs>
+        <w:ind w:left="3600" w:hanging="360"/>
+      </w:pPr>
+      <w:rPr>
+        <w:rFonts w:ascii="Wingdings" w:hAnsi="Wingdings" w:hint="default"/>
+        <w:sz w:val="20"/>
+      </w:rPr>
+    </w:lvl>
+    <w:lvl w:ilvl="5" w:tentative="1">
+      <w:start w:val="1"/>
+      <w:numFmt w:val="bullet"/>
+      <w:lvlText w:val=""/>
+      <w:lvlJc w:val="left"/>
+      <w:pPr>
+        <w:tabs>
+          <w:tab w:val="num" w:pos="4320"/>
+        </w:tabs>
+        <w:ind w:left="4320" w:hanging="360"/>
+      </w:pPr>
+      <w:rPr>
+        <w:rFonts w:ascii="Wingdings" w:hAnsi="Wingdings" w:hint="default"/>
+        <w:sz w:val="20"/>
+      </w:rPr>
+    </w:lvl>
+    <w:lvl w:ilvl="6" w:tentative="1">
+      <w:start w:val="1"/>
+      <w:numFmt w:val="bullet"/>
+      <w:lvlText w:val=""/>
+      <w:lvlJc w:val="left"/>
+      <w:pPr>
+        <w:tabs>
+          <w:tab w:val="num" w:pos="5040"/>
+        </w:tabs>
+        <w:ind w:left="5040" w:hanging="360"/>
+      </w:pPr>
+      <w:rPr>
+        <w:rFonts w:ascii="Wingdings" w:hAnsi="Wingdings" w:hint="default"/>
+        <w:sz w:val="20"/>
+      </w:rPr>
+    </w:lvl>
+    <w:lvl w:ilvl="7" w:tentative="1">
+      <w:start w:val="1"/>
+      <w:numFmt w:val="bullet"/>
+      <w:lvlText w:val=""/>
+      <w:lvlJc w:val="left"/>
+      <w:pPr>
+        <w:tabs>
+          <w:tab w:val="num" w:pos="5760"/>
+        </w:tabs>
+        <w:ind w:left="5760" w:hanging="360"/>
+      </w:pPr>
+      <w:rPr>
+        <w:rFonts w:ascii="Wingdings" w:hAnsi="Wingdings" w:hint="default"/>
+        <w:sz w:val="20"/>
+      </w:rPr>
+    </w:lvl>
+    <w:lvl w:ilvl="8" w:tentative="1">
+      <w:start w:val="1"/>
+      <w:numFmt w:val="bullet"/>
+      <w:lvlText w:val=""/>
+      <w:lvlJc w:val="left"/>
+      <w:pPr>
+        <w:tabs>
+          <w:tab w:val="num" w:pos="6480"/>
+        </w:tabs>
+        <w:ind w:left="6480" w:hanging="360"/>
+      </w:pPr>
+      <w:rPr>
+        <w:rFonts w:ascii="Wingdings" w:hAnsi="Wingdings" w:hint="default"/>
+        <w:sz w:val="20"/>
+      </w:rPr>
+    </w:lvl>
+  </w:abstractNum>
+  <w:abstractNum w:abstractNumId="16" w15:restartNumberingAfterBreak="0">
     <w:nsid w:val="09105CC5"/>
     <w:multiLevelType w:val="multilevel"/>
     <w:tmpl w:val="6CDCC988"/>
@@ -2250,7 +2548,7 @@
       </w:rPr>
     </w:lvl>
   </w:abstractNum>
-  <w:abstractNum w:abstractNumId="15" w15:restartNumberingAfterBreak="0">
+  <w:abstractNum w:abstractNumId="17" w15:restartNumberingAfterBreak="0">
     <w:nsid w:val="09EC4B2A"/>
     <w:multiLevelType w:val="multilevel"/>
     <w:tmpl w:val="989C3DF6"/>
@@ -2399,7 +2697,7 @@
       </w:rPr>
     </w:lvl>
   </w:abstractNum>
-  <w:abstractNum w:abstractNumId="16" w15:restartNumberingAfterBreak="0">
+  <w:abstractNum w:abstractNumId="18" w15:restartNumberingAfterBreak="0">
     <w:nsid w:val="09F0778D"/>
     <w:multiLevelType w:val="multilevel"/>
     <w:tmpl w:val="5F5A96FC"/>
@@ -2548,7 +2846,7 @@
       </w:rPr>
     </w:lvl>
   </w:abstractNum>
-  <w:abstractNum w:abstractNumId="17" w15:restartNumberingAfterBreak="0">
+  <w:abstractNum w:abstractNumId="19" w15:restartNumberingAfterBreak="0">
     <w:nsid w:val="0A3532D8"/>
     <w:multiLevelType w:val="multilevel"/>
     <w:tmpl w:val="AA9A89FA"/>
@@ -2697,7 +2995,7 @@
       </w:rPr>
     </w:lvl>
   </w:abstractNum>
-  <w:abstractNum w:abstractNumId="18" w15:restartNumberingAfterBreak="0">
+  <w:abstractNum w:abstractNumId="20" w15:restartNumberingAfterBreak="0">
     <w:nsid w:val="0B347B88"/>
     <w:multiLevelType w:val="multilevel"/>
     <w:tmpl w:val="EA5A271E"/>
@@ -2846,7 +3144,7 @@
       </w:rPr>
     </w:lvl>
   </w:abstractNum>
-  <w:abstractNum w:abstractNumId="19" w15:restartNumberingAfterBreak="0">
+  <w:abstractNum w:abstractNumId="21" w15:restartNumberingAfterBreak="0">
     <w:nsid w:val="0B6E2C75"/>
     <w:multiLevelType w:val="multilevel"/>
     <w:tmpl w:val="802A2DE0"/>
@@ -2995,7 +3293,7 @@
       </w:rPr>
     </w:lvl>
   </w:abstractNum>
-  <w:abstractNum w:abstractNumId="20" w15:restartNumberingAfterBreak="0">
+  <w:abstractNum w:abstractNumId="22" w15:restartNumberingAfterBreak="0">
     <w:nsid w:val="0BF91358"/>
     <w:multiLevelType w:val="multilevel"/>
     <w:tmpl w:val="AE54802A"/>
@@ -3144,7 +3442,7 @@
       </w:rPr>
     </w:lvl>
   </w:abstractNum>
-  <w:abstractNum w:abstractNumId="21" w15:restartNumberingAfterBreak="0">
+  <w:abstractNum w:abstractNumId="23" w15:restartNumberingAfterBreak="0">
     <w:nsid w:val="0C001F8E"/>
     <w:multiLevelType w:val="multilevel"/>
     <w:tmpl w:val="79A2B31E"/>
@@ -3293,7 +3591,7 @@
       </w:rPr>
     </w:lvl>
   </w:abstractNum>
-  <w:abstractNum w:abstractNumId="22" w15:restartNumberingAfterBreak="0">
+  <w:abstractNum w:abstractNumId="24" w15:restartNumberingAfterBreak="0">
     <w:nsid w:val="0C152756"/>
     <w:multiLevelType w:val="multilevel"/>
     <w:tmpl w:val="792E5AF2"/>
@@ -3442,7 +3740,7 @@
       </w:rPr>
     </w:lvl>
   </w:abstractNum>
-  <w:abstractNum w:abstractNumId="23" w15:restartNumberingAfterBreak="0">
+  <w:abstractNum w:abstractNumId="25" w15:restartNumberingAfterBreak="0">
     <w:nsid w:val="0C1F4467"/>
     <w:multiLevelType w:val="multilevel"/>
     <w:tmpl w:val="E6808062"/>
@@ -3555,7 +3853,7 @@
       </w:pPr>
     </w:lvl>
   </w:abstractNum>
-  <w:abstractNum w:abstractNumId="24" w15:restartNumberingAfterBreak="0">
+  <w:abstractNum w:abstractNumId="26" w15:restartNumberingAfterBreak="0">
     <w:nsid w:val="0C5F45E7"/>
     <w:multiLevelType w:val="multilevel"/>
     <w:tmpl w:val="F774DF54"/>
@@ -3704,7 +4002,7 @@
       </w:rPr>
     </w:lvl>
   </w:abstractNum>
-  <w:abstractNum w:abstractNumId="25" w15:restartNumberingAfterBreak="0">
+  <w:abstractNum w:abstractNumId="27" w15:restartNumberingAfterBreak="0">
     <w:nsid w:val="0C665FDF"/>
     <w:multiLevelType w:val="multilevel"/>
     <w:tmpl w:val="66E27B5C"/>
@@ -3853,7 +4151,7 @@
       </w:rPr>
     </w:lvl>
   </w:abstractNum>
-  <w:abstractNum w:abstractNumId="26" w15:restartNumberingAfterBreak="0">
+  <w:abstractNum w:abstractNumId="28" w15:restartNumberingAfterBreak="0">
     <w:nsid w:val="0C827CD6"/>
     <w:multiLevelType w:val="multilevel"/>
     <w:tmpl w:val="C8B660A2"/>
@@ -4002,7 +4300,7 @@
       </w:rPr>
     </w:lvl>
   </w:abstractNum>
-  <w:abstractNum w:abstractNumId="27" w15:restartNumberingAfterBreak="0">
+  <w:abstractNum w:abstractNumId="29" w15:restartNumberingAfterBreak="0">
     <w:nsid w:val="0C8E49DB"/>
     <w:multiLevelType w:val="multilevel"/>
     <w:tmpl w:val="583AFF8C"/>
@@ -4151,7 +4449,7 @@
       </w:rPr>
     </w:lvl>
   </w:abstractNum>
-  <w:abstractNum w:abstractNumId="28" w15:restartNumberingAfterBreak="0">
+  <w:abstractNum w:abstractNumId="30" w15:restartNumberingAfterBreak="0">
     <w:nsid w:val="0D1805E2"/>
     <w:multiLevelType w:val="multilevel"/>
     <w:tmpl w:val="B67AEC9A"/>
@@ -4300,7 +4598,7 @@
       </w:rPr>
     </w:lvl>
   </w:abstractNum>
-  <w:abstractNum w:abstractNumId="29" w15:restartNumberingAfterBreak="0">
+  <w:abstractNum w:abstractNumId="31" w15:restartNumberingAfterBreak="0">
     <w:nsid w:val="0D8C6824"/>
     <w:multiLevelType w:val="multilevel"/>
     <w:tmpl w:val="ED382222"/>
@@ -4449,7 +4747,7 @@
       </w:rPr>
     </w:lvl>
   </w:abstractNum>
-  <w:abstractNum w:abstractNumId="30" w15:restartNumberingAfterBreak="0">
+  <w:abstractNum w:abstractNumId="32" w15:restartNumberingAfterBreak="0">
     <w:nsid w:val="0F2D6675"/>
     <w:multiLevelType w:val="multilevel"/>
     <w:tmpl w:val="B4F84348"/>
@@ -4598,7 +4896,7 @@
       </w:rPr>
     </w:lvl>
   </w:abstractNum>
-  <w:abstractNum w:abstractNumId="31" w15:restartNumberingAfterBreak="0">
+  <w:abstractNum w:abstractNumId="33" w15:restartNumberingAfterBreak="0">
     <w:nsid w:val="0F3356DE"/>
     <w:multiLevelType w:val="multilevel"/>
     <w:tmpl w:val="74CC5B74"/>
@@ -4747,7 +5045,156 @@
       </w:rPr>
     </w:lvl>
   </w:abstractNum>
-  <w:abstractNum w:abstractNumId="32" w15:restartNumberingAfterBreak="0">
+  <w:abstractNum w:abstractNumId="34" w15:restartNumberingAfterBreak="0">
+    <w:nsid w:val="0FED2266"/>
+    <w:multiLevelType w:val="multilevel"/>
+    <w:tmpl w:val="9CB4278C"/>
+    <w:lvl w:ilvl="0">
+      <w:start w:val="1"/>
+      <w:numFmt w:val="bullet"/>
+      <w:lvlText w:val=""/>
+      <w:lvlJc w:val="left"/>
+      <w:pPr>
+        <w:tabs>
+          <w:tab w:val="num" w:pos="720"/>
+        </w:tabs>
+        <w:ind w:left="720" w:hanging="360"/>
+      </w:pPr>
+      <w:rPr>
+        <w:rFonts w:ascii="Symbol" w:hAnsi="Symbol" w:hint="default"/>
+        <w:sz w:val="20"/>
+      </w:rPr>
+    </w:lvl>
+    <w:lvl w:ilvl="1" w:tentative="1">
+      <w:start w:val="1"/>
+      <w:numFmt w:val="bullet"/>
+      <w:lvlText w:val="o"/>
+      <w:lvlJc w:val="left"/>
+      <w:pPr>
+        <w:tabs>
+          <w:tab w:val="num" w:pos="1440"/>
+        </w:tabs>
+        <w:ind w:left="1440" w:hanging="360"/>
+      </w:pPr>
+      <w:rPr>
+        <w:rFonts w:ascii="Courier New" w:hAnsi="Courier New" w:hint="default"/>
+        <w:sz w:val="20"/>
+      </w:rPr>
+    </w:lvl>
+    <w:lvl w:ilvl="2" w:tentative="1">
+      <w:start w:val="1"/>
+      <w:numFmt w:val="bullet"/>
+      <w:lvlText w:val=""/>
+      <w:lvlJc w:val="left"/>
+      <w:pPr>
+        <w:tabs>
+          <w:tab w:val="num" w:pos="2160"/>
+        </w:tabs>
+        <w:ind w:left="2160" w:hanging="360"/>
+      </w:pPr>
+      <w:rPr>
+        <w:rFonts w:ascii="Wingdings" w:hAnsi="Wingdings" w:hint="default"/>
+        <w:sz w:val="20"/>
+      </w:rPr>
+    </w:lvl>
+    <w:lvl w:ilvl="3" w:tentative="1">
+      <w:start w:val="1"/>
+      <w:numFmt w:val="bullet"/>
+      <w:lvlText w:val=""/>
+      <w:lvlJc w:val="left"/>
+      <w:pPr>
+        <w:tabs>
+          <w:tab w:val="num" w:pos="2880"/>
+        </w:tabs>
+        <w:ind w:left="2880" w:hanging="360"/>
+      </w:pPr>
+      <w:rPr>
+        <w:rFonts w:ascii="Wingdings" w:hAnsi="Wingdings" w:hint="default"/>
+        <w:sz w:val="20"/>
+      </w:rPr>
+    </w:lvl>
+    <w:lvl w:ilvl="4" w:tentative="1">
+      <w:start w:val="1"/>
+      <w:numFmt w:val="bullet"/>
+      <w:lvlText w:val=""/>
+      <w:lvlJc w:val="left"/>
+      <w:pPr>
+        <w:tabs>
+          <w:tab w:val="num" w:pos="3600"/>
+        </w:tabs>
+        <w:ind w:left="3600" w:hanging="360"/>
+      </w:pPr>
+      <w:rPr>
+        <w:rFonts w:ascii="Wingdings" w:hAnsi="Wingdings" w:hint="default"/>
+        <w:sz w:val="20"/>
+      </w:rPr>
+    </w:lvl>
+    <w:lvl w:ilvl="5" w:tentative="1">
+      <w:start w:val="1"/>
+      <w:numFmt w:val="bullet"/>
+      <w:lvlText w:val=""/>
+      <w:lvlJc w:val="left"/>
+      <w:pPr>
+        <w:tabs>
+          <w:tab w:val="num" w:pos="4320"/>
+        </w:tabs>
+        <w:ind w:left="4320" w:hanging="360"/>
+      </w:pPr>
+      <w:rPr>
+        <w:rFonts w:ascii="Wingdings" w:hAnsi="Wingdings" w:hint="default"/>
+        <w:sz w:val="20"/>
+      </w:rPr>
+    </w:lvl>
+    <w:lvl w:ilvl="6" w:tentative="1">
+      <w:start w:val="1"/>
+      <w:numFmt w:val="bullet"/>
+      <w:lvlText w:val=""/>
+      <w:lvlJc w:val="left"/>
+      <w:pPr>
+        <w:tabs>
+          <w:tab w:val="num" w:pos="5040"/>
+        </w:tabs>
+        <w:ind w:left="5040" w:hanging="360"/>
+      </w:pPr>
+      <w:rPr>
+        <w:rFonts w:ascii="Wingdings" w:hAnsi="Wingdings" w:hint="default"/>
+        <w:sz w:val="20"/>
+      </w:rPr>
+    </w:lvl>
+    <w:lvl w:ilvl="7" w:tentative="1">
+      <w:start w:val="1"/>
+      <w:numFmt w:val="bullet"/>
+      <w:lvlText w:val=""/>
+      <w:lvlJc w:val="left"/>
+      <w:pPr>
+        <w:tabs>
+          <w:tab w:val="num" w:pos="5760"/>
+        </w:tabs>
+        <w:ind w:left="5760" w:hanging="360"/>
+      </w:pPr>
+      <w:rPr>
+        <w:rFonts w:ascii="Wingdings" w:hAnsi="Wingdings" w:hint="default"/>
+        <w:sz w:val="20"/>
+      </w:rPr>
+    </w:lvl>
+    <w:lvl w:ilvl="8" w:tentative="1">
+      <w:start w:val="1"/>
+      <w:numFmt w:val="bullet"/>
+      <w:lvlText w:val=""/>
+      <w:lvlJc w:val="left"/>
+      <w:pPr>
+        <w:tabs>
+          <w:tab w:val="num" w:pos="6480"/>
+        </w:tabs>
+        <w:ind w:left="6480" w:hanging="360"/>
+      </w:pPr>
+      <w:rPr>
+        <w:rFonts w:ascii="Wingdings" w:hAnsi="Wingdings" w:hint="default"/>
+        <w:sz w:val="20"/>
+      </w:rPr>
+    </w:lvl>
+  </w:abstractNum>
+  <w:abstractNum w:abstractNumId="35" w15:restartNumberingAfterBreak="0">
     <w:nsid w:val="101648F7"/>
     <w:multiLevelType w:val="multilevel"/>
     <w:tmpl w:val="045CB2BA"/>
@@ -4896,7 +5343,7 @@
       </w:rPr>
     </w:lvl>
   </w:abstractNum>
-  <w:abstractNum w:abstractNumId="33" w15:restartNumberingAfterBreak="0">
+  <w:abstractNum w:abstractNumId="36" w15:restartNumberingAfterBreak="0">
     <w:nsid w:val="10651847"/>
     <w:multiLevelType w:val="multilevel"/>
     <w:tmpl w:val="48C877B0"/>
@@ -5045,7 +5492,7 @@
       </w:rPr>
     </w:lvl>
   </w:abstractNum>
-  <w:abstractNum w:abstractNumId="34" w15:restartNumberingAfterBreak="0">
+  <w:abstractNum w:abstractNumId="37" w15:restartNumberingAfterBreak="0">
     <w:nsid w:val="107469F5"/>
     <w:multiLevelType w:val="multilevel"/>
     <w:tmpl w:val="321E2A10"/>
@@ -5194,7 +5641,7 @@
       </w:rPr>
     </w:lvl>
   </w:abstractNum>
-  <w:abstractNum w:abstractNumId="35" w15:restartNumberingAfterBreak="0">
+  <w:abstractNum w:abstractNumId="38" w15:restartNumberingAfterBreak="0">
     <w:nsid w:val="110D42AD"/>
     <w:multiLevelType w:val="multilevel"/>
     <w:tmpl w:val="625CE040"/>
@@ -5343,7 +5790,7 @@
       </w:rPr>
     </w:lvl>
   </w:abstractNum>
-  <w:abstractNum w:abstractNumId="36" w15:restartNumberingAfterBreak="0">
+  <w:abstractNum w:abstractNumId="39" w15:restartNumberingAfterBreak="0">
     <w:nsid w:val="117E3FAC"/>
     <w:multiLevelType w:val="multilevel"/>
     <w:tmpl w:val="BB6246F2"/>
@@ -5492,7 +5939,156 @@
       </w:rPr>
     </w:lvl>
   </w:abstractNum>
-  <w:abstractNum w:abstractNumId="37" w15:restartNumberingAfterBreak="0">
+  <w:abstractNum w:abstractNumId="40" w15:restartNumberingAfterBreak="0">
+    <w:nsid w:val="11A22E7C"/>
+    <w:multiLevelType w:val="multilevel"/>
+    <w:tmpl w:val="0A98DBB0"/>
+    <w:lvl w:ilvl="0">
+      <w:start w:val="1"/>
+      <w:numFmt w:val="bullet"/>
+      <w:lvlText w:val=""/>
+      <w:lvlJc w:val="left"/>
+      <w:pPr>
+        <w:tabs>
+          <w:tab w:val="num" w:pos="720"/>
+        </w:tabs>
+        <w:ind w:left="720" w:hanging="360"/>
+      </w:pPr>
+      <w:rPr>
+        <w:rFonts w:ascii="Symbol" w:hAnsi="Symbol" w:hint="default"/>
+        <w:sz w:val="20"/>
+      </w:rPr>
+    </w:lvl>
+    <w:lvl w:ilvl="1" w:tentative="1">
+      <w:start w:val="1"/>
+      <w:numFmt w:val="bullet"/>
+      <w:lvlText w:val="o"/>
+      <w:lvlJc w:val="left"/>
+      <w:pPr>
+        <w:tabs>
+          <w:tab w:val="num" w:pos="1440"/>
+        </w:tabs>
+        <w:ind w:left="1440" w:hanging="360"/>
+      </w:pPr>
+      <w:rPr>
+        <w:rFonts w:ascii="Courier New" w:hAnsi="Courier New" w:hint="default"/>
+        <w:sz w:val="20"/>
+      </w:rPr>
+    </w:lvl>
+    <w:lvl w:ilvl="2" w:tentative="1">
+      <w:start w:val="1"/>
+      <w:numFmt w:val="bullet"/>
+      <w:lvlText w:val=""/>
+      <w:lvlJc w:val="left"/>
+      <w:pPr>
+        <w:tabs>
+          <w:tab w:val="num" w:pos="2160"/>
+        </w:tabs>
+        <w:ind w:left="2160" w:hanging="360"/>
+      </w:pPr>
+      <w:rPr>
+        <w:rFonts w:ascii="Wingdings" w:hAnsi="Wingdings" w:hint="default"/>
+        <w:sz w:val="20"/>
+      </w:rPr>
+    </w:lvl>
+    <w:lvl w:ilvl="3" w:tentative="1">
+      <w:start w:val="1"/>
+      <w:numFmt w:val="bullet"/>
+      <w:lvlText w:val=""/>
+      <w:lvlJc w:val="left"/>
+      <w:pPr>
+        <w:tabs>
+          <w:tab w:val="num" w:pos="2880"/>
+        </w:tabs>
+        <w:ind w:left="2880" w:hanging="360"/>
+      </w:pPr>
+      <w:rPr>
+        <w:rFonts w:ascii="Wingdings" w:hAnsi="Wingdings" w:hint="default"/>
+        <w:sz w:val="20"/>
+      </w:rPr>
+    </w:lvl>
+    <w:lvl w:ilvl="4" w:tentative="1">
+      <w:start w:val="1"/>
+      <w:numFmt w:val="bullet"/>
+      <w:lvlText w:val=""/>
+      <w:lvlJc w:val="left"/>
+      <w:pPr>
+        <w:tabs>
+          <w:tab w:val="num" w:pos="3600"/>
+        </w:tabs>
+        <w:ind w:left="3600" w:hanging="360"/>
+      </w:pPr>
+      <w:rPr>
+        <w:rFonts w:ascii="Wingdings" w:hAnsi="Wingdings" w:hint="default"/>
+        <w:sz w:val="20"/>
+      </w:rPr>
+    </w:lvl>
+    <w:lvl w:ilvl="5" w:tentative="1">
+      <w:start w:val="1"/>
+      <w:numFmt w:val="bullet"/>
+      <w:lvlText w:val=""/>
+      <w:lvlJc w:val="left"/>
+      <w:pPr>
+        <w:tabs>
+          <w:tab w:val="num" w:pos="4320"/>
+        </w:tabs>
+        <w:ind w:left="4320" w:hanging="360"/>
+      </w:pPr>
+      <w:rPr>
+        <w:rFonts w:ascii="Wingdings" w:hAnsi="Wingdings" w:hint="default"/>
+        <w:sz w:val="20"/>
+      </w:rPr>
+    </w:lvl>
+    <w:lvl w:ilvl="6" w:tentative="1">
+      <w:start w:val="1"/>
+      <w:numFmt w:val="bullet"/>
+      <w:lvlText w:val=""/>
+      <w:lvlJc w:val="left"/>
+      <w:pPr>
+        <w:tabs>
+          <w:tab w:val="num" w:pos="5040"/>
+        </w:tabs>
+        <w:ind w:left="5040" w:hanging="360"/>
+      </w:pPr>
+      <w:rPr>
+        <w:rFonts w:ascii="Wingdings" w:hAnsi="Wingdings" w:hint="default"/>
+        <w:sz w:val="20"/>
+      </w:rPr>
+    </w:lvl>
+    <w:lvl w:ilvl="7" w:tentative="1">
+      <w:start w:val="1"/>
+      <w:numFmt w:val="bullet"/>
+      <w:lvlText w:val=""/>
+      <w:lvlJc w:val="left"/>
+      <w:pPr>
+        <w:tabs>
+          <w:tab w:val="num" w:pos="5760"/>
+        </w:tabs>
+        <w:ind w:left="5760" w:hanging="360"/>
+      </w:pPr>
+      <w:rPr>
+        <w:rFonts w:ascii="Wingdings" w:hAnsi="Wingdings" w:hint="default"/>
+        <w:sz w:val="20"/>
+      </w:rPr>
+    </w:lvl>
+    <w:lvl w:ilvl="8" w:tentative="1">
+      <w:start w:val="1"/>
+      <w:numFmt w:val="bullet"/>
+      <w:lvlText w:val=""/>
+      <w:lvlJc w:val="left"/>
+      <w:pPr>
+        <w:tabs>
+          <w:tab w:val="num" w:pos="6480"/>
+        </w:tabs>
+        <w:ind w:left="6480" w:hanging="360"/>
+      </w:pPr>
+      <w:rPr>
+        <w:rFonts w:ascii="Wingdings" w:hAnsi="Wingdings" w:hint="default"/>
+        <w:sz w:val="20"/>
+      </w:rPr>
+    </w:lvl>
+  </w:abstractNum>
+  <w:abstractNum w:abstractNumId="41" w15:restartNumberingAfterBreak="0">
     <w:nsid w:val="11D601B6"/>
     <w:multiLevelType w:val="multilevel"/>
     <w:tmpl w:val="A3D82D9A"/>
@@ -5641,7 +6237,7 @@
       </w:rPr>
     </w:lvl>
   </w:abstractNum>
-  <w:abstractNum w:abstractNumId="38" w15:restartNumberingAfterBreak="0">
+  <w:abstractNum w:abstractNumId="42" w15:restartNumberingAfterBreak="0">
     <w:nsid w:val="12080207"/>
     <w:multiLevelType w:val="multilevel"/>
     <w:tmpl w:val="F65A9674"/>
@@ -5790,7 +6386,7 @@
       </w:rPr>
     </w:lvl>
   </w:abstractNum>
-  <w:abstractNum w:abstractNumId="39" w15:restartNumberingAfterBreak="0">
+  <w:abstractNum w:abstractNumId="43" w15:restartNumberingAfterBreak="0">
     <w:nsid w:val="12713338"/>
     <w:multiLevelType w:val="multilevel"/>
     <w:tmpl w:val="4DF63BE2"/>
@@ -5939,7 +6535,7 @@
       </w:rPr>
     </w:lvl>
   </w:abstractNum>
-  <w:abstractNum w:abstractNumId="40" w15:restartNumberingAfterBreak="0">
+  <w:abstractNum w:abstractNumId="44" w15:restartNumberingAfterBreak="0">
     <w:nsid w:val="127E25F6"/>
     <w:multiLevelType w:val="multilevel"/>
     <w:tmpl w:val="0A049510"/>
@@ -6088,7 +6684,156 @@
       </w:rPr>
     </w:lvl>
   </w:abstractNum>
-  <w:abstractNum w:abstractNumId="41" w15:restartNumberingAfterBreak="0">
+  <w:abstractNum w:abstractNumId="45" w15:restartNumberingAfterBreak="0">
+    <w:nsid w:val="12EF0ABB"/>
+    <w:multiLevelType w:val="multilevel"/>
+    <w:tmpl w:val="CBF28B74"/>
+    <w:lvl w:ilvl="0">
+      <w:start w:val="1"/>
+      <w:numFmt w:val="bullet"/>
+      <w:lvlText w:val=""/>
+      <w:lvlJc w:val="left"/>
+      <w:pPr>
+        <w:tabs>
+          <w:tab w:val="num" w:pos="720"/>
+        </w:tabs>
+        <w:ind w:left="720" w:hanging="360"/>
+      </w:pPr>
+      <w:rPr>
+        <w:rFonts w:ascii="Symbol" w:hAnsi="Symbol" w:hint="default"/>
+        <w:sz w:val="20"/>
+      </w:rPr>
+    </w:lvl>
+    <w:lvl w:ilvl="1" w:tentative="1">
+      <w:start w:val="1"/>
+      <w:numFmt w:val="bullet"/>
+      <w:lvlText w:val="o"/>
+      <w:lvlJc w:val="left"/>
+      <w:pPr>
+        <w:tabs>
+          <w:tab w:val="num" w:pos="1440"/>
+        </w:tabs>
+        <w:ind w:left="1440" w:hanging="360"/>
+      </w:pPr>
+      <w:rPr>
+        <w:rFonts w:ascii="Courier New" w:hAnsi="Courier New" w:hint="default"/>
+        <w:sz w:val="20"/>
+      </w:rPr>
+    </w:lvl>
+    <w:lvl w:ilvl="2" w:tentative="1">
+      <w:start w:val="1"/>
+      <w:numFmt w:val="bullet"/>
+      <w:lvlText w:val=""/>
+      <w:lvlJc w:val="left"/>
+      <w:pPr>
+        <w:tabs>
+          <w:tab w:val="num" w:pos="2160"/>
+        </w:tabs>
+        <w:ind w:left="2160" w:hanging="360"/>
+      </w:pPr>
+      <w:rPr>
+        <w:rFonts w:ascii="Wingdings" w:hAnsi="Wingdings" w:hint="default"/>
+        <w:sz w:val="20"/>
+      </w:rPr>
+    </w:lvl>
+    <w:lvl w:ilvl="3" w:tentative="1">
+      <w:start w:val="1"/>
+      <w:numFmt w:val="bullet"/>
+      <w:lvlText w:val=""/>
+      <w:lvlJc w:val="left"/>
+      <w:pPr>
+        <w:tabs>
+          <w:tab w:val="num" w:pos="2880"/>
+        </w:tabs>
+        <w:ind w:left="2880" w:hanging="360"/>
+      </w:pPr>
+      <w:rPr>
+        <w:rFonts w:ascii="Wingdings" w:hAnsi="Wingdings" w:hint="default"/>
+        <w:sz w:val="20"/>
+      </w:rPr>
+    </w:lvl>
+    <w:lvl w:ilvl="4" w:tentative="1">
+      <w:start w:val="1"/>
+      <w:numFmt w:val="bullet"/>
+      <w:lvlText w:val=""/>
+      <w:lvlJc w:val="left"/>
+      <w:pPr>
+        <w:tabs>
+          <w:tab w:val="num" w:pos="3600"/>
+        </w:tabs>
+        <w:ind w:left="3600" w:hanging="360"/>
+      </w:pPr>
+      <w:rPr>
+        <w:rFonts w:ascii="Wingdings" w:hAnsi="Wingdings" w:hint="default"/>
+        <w:sz w:val="20"/>
+      </w:rPr>
+    </w:lvl>
+    <w:lvl w:ilvl="5" w:tentative="1">
+      <w:start w:val="1"/>
+      <w:numFmt w:val="bullet"/>
+      <w:lvlText w:val=""/>
+      <w:lvlJc w:val="left"/>
+      <w:pPr>
+        <w:tabs>
+          <w:tab w:val="num" w:pos="4320"/>
+        </w:tabs>
+        <w:ind w:left="4320" w:hanging="360"/>
+      </w:pPr>
+      <w:rPr>
+        <w:rFonts w:ascii="Wingdings" w:hAnsi="Wingdings" w:hint="default"/>
+        <w:sz w:val="20"/>
+      </w:rPr>
+    </w:lvl>
+    <w:lvl w:ilvl="6" w:tentative="1">
+      <w:start w:val="1"/>
+      <w:numFmt w:val="bullet"/>
+      <w:lvlText w:val=""/>
+      <w:lvlJc w:val="left"/>
+      <w:pPr>
+        <w:tabs>
+          <w:tab w:val="num" w:pos="5040"/>
+        </w:tabs>
+        <w:ind w:left="5040" w:hanging="360"/>
+      </w:pPr>
+      <w:rPr>
+        <w:rFonts w:ascii="Wingdings" w:hAnsi="Wingdings" w:hint="default"/>
+        <w:sz w:val="20"/>
+      </w:rPr>
+    </w:lvl>
+    <w:lvl w:ilvl="7" w:tentative="1">
+      <w:start w:val="1"/>
+      <w:numFmt w:val="bullet"/>
+      <w:lvlText w:val=""/>
+      <w:lvlJc w:val="left"/>
+      <w:pPr>
+        <w:tabs>
+          <w:tab w:val="num" w:pos="5760"/>
+        </w:tabs>
+        <w:ind w:left="5760" w:hanging="360"/>
+      </w:pPr>
+      <w:rPr>
+        <w:rFonts w:ascii="Wingdings" w:hAnsi="Wingdings" w:hint="default"/>
+        <w:sz w:val="20"/>
+      </w:rPr>
+    </w:lvl>
+    <w:lvl w:ilvl="8" w:tentative="1">
+      <w:start w:val="1"/>
+      <w:numFmt w:val="bullet"/>
+      <w:lvlText w:val=""/>
+      <w:lvlJc w:val="left"/>
+      <w:pPr>
+        <w:tabs>
+          <w:tab w:val="num" w:pos="6480"/>
+        </w:tabs>
+        <w:ind w:left="6480" w:hanging="360"/>
+      </w:pPr>
+      <w:rPr>
+        <w:rFonts w:ascii="Wingdings" w:hAnsi="Wingdings" w:hint="default"/>
+        <w:sz w:val="20"/>
+      </w:rPr>
+    </w:lvl>
+  </w:abstractNum>
+  <w:abstractNum w:abstractNumId="46" w15:restartNumberingAfterBreak="0">
     <w:nsid w:val="136125C1"/>
     <w:multiLevelType w:val="multilevel"/>
     <w:tmpl w:val="092C17BE"/>
@@ -6237,7 +6982,7 @@
       </w:rPr>
     </w:lvl>
   </w:abstractNum>
-  <w:abstractNum w:abstractNumId="42" w15:restartNumberingAfterBreak="0">
+  <w:abstractNum w:abstractNumId="47" w15:restartNumberingAfterBreak="0">
     <w:nsid w:val="14250E6A"/>
     <w:multiLevelType w:val="multilevel"/>
     <w:tmpl w:val="69381596"/>
@@ -6386,7 +7131,7 @@
       </w:rPr>
     </w:lvl>
   </w:abstractNum>
-  <w:abstractNum w:abstractNumId="43" w15:restartNumberingAfterBreak="0">
+  <w:abstractNum w:abstractNumId="48" w15:restartNumberingAfterBreak="0">
     <w:nsid w:val="145D6559"/>
     <w:multiLevelType w:val="multilevel"/>
     <w:tmpl w:val="C0448A6C"/>
@@ -6535,7 +7280,7 @@
       </w:rPr>
     </w:lvl>
   </w:abstractNum>
-  <w:abstractNum w:abstractNumId="44" w15:restartNumberingAfterBreak="0">
+  <w:abstractNum w:abstractNumId="49" w15:restartNumberingAfterBreak="0">
     <w:nsid w:val="15A04051"/>
     <w:multiLevelType w:val="multilevel"/>
     <w:tmpl w:val="32880C34"/>
@@ -6684,7 +7429,7 @@
       </w:rPr>
     </w:lvl>
   </w:abstractNum>
-  <w:abstractNum w:abstractNumId="45" w15:restartNumberingAfterBreak="0">
+  <w:abstractNum w:abstractNumId="50" w15:restartNumberingAfterBreak="0">
     <w:nsid w:val="15DB1565"/>
     <w:multiLevelType w:val="multilevel"/>
     <w:tmpl w:val="D71A96A8"/>
@@ -6797,7 +7542,7 @@
       </w:pPr>
     </w:lvl>
   </w:abstractNum>
-  <w:abstractNum w:abstractNumId="46" w15:restartNumberingAfterBreak="0">
+  <w:abstractNum w:abstractNumId="51" w15:restartNumberingAfterBreak="0">
     <w:nsid w:val="1608635F"/>
     <w:multiLevelType w:val="multilevel"/>
     <w:tmpl w:val="E3469760"/>
@@ -6910,7 +7655,7 @@
       </w:pPr>
     </w:lvl>
   </w:abstractNum>
-  <w:abstractNum w:abstractNumId="47" w15:restartNumberingAfterBreak="0">
+  <w:abstractNum w:abstractNumId="52" w15:restartNumberingAfterBreak="0">
     <w:nsid w:val="161271CF"/>
     <w:multiLevelType w:val="multilevel"/>
     <w:tmpl w:val="B148C20C"/>
@@ -7059,7 +7804,7 @@
       </w:rPr>
     </w:lvl>
   </w:abstractNum>
-  <w:abstractNum w:abstractNumId="48" w15:restartNumberingAfterBreak="0">
+  <w:abstractNum w:abstractNumId="53" w15:restartNumberingAfterBreak="0">
     <w:nsid w:val="163C332A"/>
     <w:multiLevelType w:val="multilevel"/>
     <w:tmpl w:val="1F36D05E"/>
@@ -7208,7 +7953,7 @@
       </w:rPr>
     </w:lvl>
   </w:abstractNum>
-  <w:abstractNum w:abstractNumId="49" w15:restartNumberingAfterBreak="0">
+  <w:abstractNum w:abstractNumId="54" w15:restartNumberingAfterBreak="0">
     <w:nsid w:val="168E6DC5"/>
     <w:multiLevelType w:val="multilevel"/>
     <w:tmpl w:val="FF5C2234"/>
@@ -7357,7 +8102,7 @@
       </w:rPr>
     </w:lvl>
   </w:abstractNum>
-  <w:abstractNum w:abstractNumId="50" w15:restartNumberingAfterBreak="0">
+  <w:abstractNum w:abstractNumId="55" w15:restartNumberingAfterBreak="0">
     <w:nsid w:val="169A4D02"/>
     <w:multiLevelType w:val="multilevel"/>
     <w:tmpl w:val="11C4CDF2"/>
@@ -7506,7 +8251,7 @@
       </w:rPr>
     </w:lvl>
   </w:abstractNum>
-  <w:abstractNum w:abstractNumId="51" w15:restartNumberingAfterBreak="0">
+  <w:abstractNum w:abstractNumId="56" w15:restartNumberingAfterBreak="0">
     <w:nsid w:val="16A736FD"/>
     <w:multiLevelType w:val="multilevel"/>
     <w:tmpl w:val="76C4CA5E"/>
@@ -7655,7 +8400,7 @@
       </w:rPr>
     </w:lvl>
   </w:abstractNum>
-  <w:abstractNum w:abstractNumId="52" w15:restartNumberingAfterBreak="0">
+  <w:abstractNum w:abstractNumId="57" w15:restartNumberingAfterBreak="0">
     <w:nsid w:val="16F621D3"/>
     <w:multiLevelType w:val="multilevel"/>
     <w:tmpl w:val="BC64E426"/>
@@ -7804,7 +8549,7 @@
       </w:rPr>
     </w:lvl>
   </w:abstractNum>
-  <w:abstractNum w:abstractNumId="53" w15:restartNumberingAfterBreak="0">
+  <w:abstractNum w:abstractNumId="58" w15:restartNumberingAfterBreak="0">
     <w:nsid w:val="171C3F90"/>
     <w:multiLevelType w:val="multilevel"/>
     <w:tmpl w:val="79AAF1F6"/>
@@ -7953,7 +8698,7 @@
       </w:rPr>
     </w:lvl>
   </w:abstractNum>
-  <w:abstractNum w:abstractNumId="54" w15:restartNumberingAfterBreak="0">
+  <w:abstractNum w:abstractNumId="59" w15:restartNumberingAfterBreak="0">
     <w:nsid w:val="18B22597"/>
     <w:multiLevelType w:val="multilevel"/>
     <w:tmpl w:val="98D0E228"/>
@@ -8102,7 +8847,156 @@
       </w:rPr>
     </w:lvl>
   </w:abstractNum>
-  <w:abstractNum w:abstractNumId="55" w15:restartNumberingAfterBreak="0">
+  <w:abstractNum w:abstractNumId="60" w15:restartNumberingAfterBreak="0">
+    <w:nsid w:val="1A586801"/>
+    <w:multiLevelType w:val="multilevel"/>
+    <w:tmpl w:val="55B0A778"/>
+    <w:lvl w:ilvl="0">
+      <w:start w:val="1"/>
+      <w:numFmt w:val="bullet"/>
+      <w:lvlText w:val=""/>
+      <w:lvlJc w:val="left"/>
+      <w:pPr>
+        <w:tabs>
+          <w:tab w:val="num" w:pos="720"/>
+        </w:tabs>
+        <w:ind w:left="720" w:hanging="360"/>
+      </w:pPr>
+      <w:rPr>
+        <w:rFonts w:ascii="Symbol" w:hAnsi="Symbol" w:hint="default"/>
+        <w:sz w:val="20"/>
+      </w:rPr>
+    </w:lvl>
+    <w:lvl w:ilvl="1">
+      <w:start w:val="1"/>
+      <w:numFmt w:val="bullet"/>
+      <w:lvlText w:val="o"/>
+      <w:lvlJc w:val="left"/>
+      <w:pPr>
+        <w:tabs>
+          <w:tab w:val="num" w:pos="1440"/>
+        </w:tabs>
+        <w:ind w:left="1440" w:hanging="360"/>
+      </w:pPr>
+      <w:rPr>
+        <w:rFonts w:ascii="Courier New" w:hAnsi="Courier New" w:hint="default"/>
+        <w:sz w:val="20"/>
+      </w:rPr>
+    </w:lvl>
+    <w:lvl w:ilvl="2" w:tentative="1">
+      <w:start w:val="1"/>
+      <w:numFmt w:val="bullet"/>
+      <w:lvlText w:val=""/>
+      <w:lvlJc w:val="left"/>
+      <w:pPr>
+        <w:tabs>
+          <w:tab w:val="num" w:pos="2160"/>
+        </w:tabs>
+        <w:ind w:left="2160" w:hanging="360"/>
+      </w:pPr>
+      <w:rPr>
+        <w:rFonts w:ascii="Wingdings" w:hAnsi="Wingdings" w:hint="default"/>
+        <w:sz w:val="20"/>
+      </w:rPr>
+    </w:lvl>
+    <w:lvl w:ilvl="3" w:tentative="1">
+      <w:start w:val="1"/>
+      <w:numFmt w:val="bullet"/>
+      <w:lvlText w:val=""/>
+      <w:lvlJc w:val="left"/>
+      <w:pPr>
+        <w:tabs>
+          <w:tab w:val="num" w:pos="2880"/>
+        </w:tabs>
+        <w:ind w:left="2880" w:hanging="360"/>
+      </w:pPr>
+      <w:rPr>
+        <w:rFonts w:ascii="Wingdings" w:hAnsi="Wingdings" w:hint="default"/>
+        <w:sz w:val="20"/>
+      </w:rPr>
+    </w:lvl>
+    <w:lvl w:ilvl="4" w:tentative="1">
+      <w:start w:val="1"/>
+      <w:numFmt w:val="bullet"/>
+      <w:lvlText w:val=""/>
+      <w:lvlJc w:val="left"/>
+      <w:pPr>
+        <w:tabs>
+          <w:tab w:val="num" w:pos="3600"/>
+        </w:tabs>
+        <w:ind w:left="3600" w:hanging="360"/>
+      </w:pPr>
+      <w:rPr>
+        <w:rFonts w:ascii="Wingdings" w:hAnsi="Wingdings" w:hint="default"/>
+        <w:sz w:val="20"/>
+      </w:rPr>
+    </w:lvl>
+    <w:lvl w:ilvl="5" w:tentative="1">
+      <w:start w:val="1"/>
+      <w:numFmt w:val="bullet"/>
+      <w:lvlText w:val=""/>
+      <w:lvlJc w:val="left"/>
+      <w:pPr>
+        <w:tabs>
+          <w:tab w:val="num" w:pos="4320"/>
+        </w:tabs>
+        <w:ind w:left="4320" w:hanging="360"/>
+      </w:pPr>
+      <w:rPr>
+        <w:rFonts w:ascii="Wingdings" w:hAnsi="Wingdings" w:hint="default"/>
+        <w:sz w:val="20"/>
+      </w:rPr>
+    </w:lvl>
+    <w:lvl w:ilvl="6" w:tentative="1">
+      <w:start w:val="1"/>
+      <w:numFmt w:val="bullet"/>
+      <w:lvlText w:val=""/>
+      <w:lvlJc w:val="left"/>
+      <w:pPr>
+        <w:tabs>
+          <w:tab w:val="num" w:pos="5040"/>
+        </w:tabs>
+        <w:ind w:left="5040" w:hanging="360"/>
+      </w:pPr>
+      <w:rPr>
+        <w:rFonts w:ascii="Wingdings" w:hAnsi="Wingdings" w:hint="default"/>
+        <w:sz w:val="20"/>
+      </w:rPr>
+    </w:lvl>
+    <w:lvl w:ilvl="7" w:tentative="1">
+      <w:start w:val="1"/>
+      <w:numFmt w:val="bullet"/>
+      <w:lvlText w:val=""/>
+      <w:lvlJc w:val="left"/>
+      <w:pPr>
+        <w:tabs>
+          <w:tab w:val="num" w:pos="5760"/>
+        </w:tabs>
+        <w:ind w:left="5760" w:hanging="360"/>
+      </w:pPr>
+      <w:rPr>
+        <w:rFonts w:ascii="Wingdings" w:hAnsi="Wingdings" w:hint="default"/>
+        <w:sz w:val="20"/>
+      </w:rPr>
+    </w:lvl>
+    <w:lvl w:ilvl="8" w:tentative="1">
+      <w:start w:val="1"/>
+      <w:numFmt w:val="bullet"/>
+      <w:lvlText w:val=""/>
+      <w:lvlJc w:val="left"/>
+      <w:pPr>
+        <w:tabs>
+          <w:tab w:val="num" w:pos="6480"/>
+        </w:tabs>
+        <w:ind w:left="6480" w:hanging="360"/>
+      </w:pPr>
+      <w:rPr>
+        <w:rFonts w:ascii="Wingdings" w:hAnsi="Wingdings" w:hint="default"/>
+        <w:sz w:val="20"/>
+      </w:rPr>
+    </w:lvl>
+  </w:abstractNum>
+  <w:abstractNum w:abstractNumId="61" w15:restartNumberingAfterBreak="0">
     <w:nsid w:val="1AEB61D7"/>
     <w:multiLevelType w:val="multilevel"/>
     <w:tmpl w:val="89EEE5BA"/>
@@ -8251,7 +9145,7 @@
       </w:rPr>
     </w:lvl>
   </w:abstractNum>
-  <w:abstractNum w:abstractNumId="56" w15:restartNumberingAfterBreak="0">
+  <w:abstractNum w:abstractNumId="62" w15:restartNumberingAfterBreak="0">
     <w:nsid w:val="1C4E2435"/>
     <w:multiLevelType w:val="multilevel"/>
     <w:tmpl w:val="8E666524"/>
@@ -8400,7 +9294,7 @@
       </w:rPr>
     </w:lvl>
   </w:abstractNum>
-  <w:abstractNum w:abstractNumId="57" w15:restartNumberingAfterBreak="0">
+  <w:abstractNum w:abstractNumId="63" w15:restartNumberingAfterBreak="0">
     <w:nsid w:val="1C663C63"/>
     <w:multiLevelType w:val="multilevel"/>
     <w:tmpl w:val="B8A8A07A"/>
@@ -8549,7 +9443,7 @@
       </w:rPr>
     </w:lvl>
   </w:abstractNum>
-  <w:abstractNum w:abstractNumId="58" w15:restartNumberingAfterBreak="0">
+  <w:abstractNum w:abstractNumId="64" w15:restartNumberingAfterBreak="0">
     <w:nsid w:val="1D323FB6"/>
     <w:multiLevelType w:val="multilevel"/>
     <w:tmpl w:val="E0B4F9AE"/>
@@ -8698,7 +9592,7 @@
       </w:rPr>
     </w:lvl>
   </w:abstractNum>
-  <w:abstractNum w:abstractNumId="59" w15:restartNumberingAfterBreak="0">
+  <w:abstractNum w:abstractNumId="65" w15:restartNumberingAfterBreak="0">
     <w:nsid w:val="1E27059A"/>
     <w:multiLevelType w:val="multilevel"/>
     <w:tmpl w:val="1AF80B84"/>
@@ -8847,7 +9741,7 @@
       </w:rPr>
     </w:lvl>
   </w:abstractNum>
-  <w:abstractNum w:abstractNumId="60" w15:restartNumberingAfterBreak="0">
+  <w:abstractNum w:abstractNumId="66" w15:restartNumberingAfterBreak="0">
     <w:nsid w:val="1E5968B8"/>
     <w:multiLevelType w:val="multilevel"/>
     <w:tmpl w:val="50F06CDE"/>
@@ -8996,7 +9890,156 @@
       </w:rPr>
     </w:lvl>
   </w:abstractNum>
-  <w:abstractNum w:abstractNumId="61" w15:restartNumberingAfterBreak="0">
+  <w:abstractNum w:abstractNumId="67" w15:restartNumberingAfterBreak="0">
+    <w:nsid w:val="1E5D181B"/>
+    <w:multiLevelType w:val="multilevel"/>
+    <w:tmpl w:val="147AD414"/>
+    <w:lvl w:ilvl="0">
+      <w:start w:val="1"/>
+      <w:numFmt w:val="bullet"/>
+      <w:lvlText w:val=""/>
+      <w:lvlJc w:val="left"/>
+      <w:pPr>
+        <w:tabs>
+          <w:tab w:val="num" w:pos="720"/>
+        </w:tabs>
+        <w:ind w:left="720" w:hanging="360"/>
+      </w:pPr>
+      <w:rPr>
+        <w:rFonts w:ascii="Symbol" w:hAnsi="Symbol" w:hint="default"/>
+        <w:sz w:val="20"/>
+      </w:rPr>
+    </w:lvl>
+    <w:lvl w:ilvl="1" w:tentative="1">
+      <w:start w:val="1"/>
+      <w:numFmt w:val="bullet"/>
+      <w:lvlText w:val="o"/>
+      <w:lvlJc w:val="left"/>
+      <w:pPr>
+        <w:tabs>
+          <w:tab w:val="num" w:pos="1440"/>
+        </w:tabs>
+        <w:ind w:left="1440" w:hanging="360"/>
+      </w:pPr>
+      <w:rPr>
+        <w:rFonts w:ascii="Courier New" w:hAnsi="Courier New" w:hint="default"/>
+        <w:sz w:val="20"/>
+      </w:rPr>
+    </w:lvl>
+    <w:lvl w:ilvl="2" w:tentative="1">
+      <w:start w:val="1"/>
+      <w:numFmt w:val="bullet"/>
+      <w:lvlText w:val=""/>
+      <w:lvlJc w:val="left"/>
+      <w:pPr>
+        <w:tabs>
+          <w:tab w:val="num" w:pos="2160"/>
+        </w:tabs>
+        <w:ind w:left="2160" w:hanging="360"/>
+      </w:pPr>
+      <w:rPr>
+        <w:rFonts w:ascii="Wingdings" w:hAnsi="Wingdings" w:hint="default"/>
+        <w:sz w:val="20"/>
+      </w:rPr>
+    </w:lvl>
+    <w:lvl w:ilvl="3" w:tentative="1">
+      <w:start w:val="1"/>
+      <w:numFmt w:val="bullet"/>
+      <w:lvlText w:val=""/>
+      <w:lvlJc w:val="left"/>
+      <w:pPr>
+        <w:tabs>
+          <w:tab w:val="num" w:pos="2880"/>
+        </w:tabs>
+        <w:ind w:left="2880" w:hanging="360"/>
+      </w:pPr>
+      <w:rPr>
+        <w:rFonts w:ascii="Wingdings" w:hAnsi="Wingdings" w:hint="default"/>
+        <w:sz w:val="20"/>
+      </w:rPr>
+    </w:lvl>
+    <w:lvl w:ilvl="4" w:tentative="1">
+      <w:start w:val="1"/>
+      <w:numFmt w:val="bullet"/>
+      <w:lvlText w:val=""/>
+      <w:lvlJc w:val="left"/>
+      <w:pPr>
+        <w:tabs>
+          <w:tab w:val="num" w:pos="3600"/>
+        </w:tabs>
+        <w:ind w:left="3600" w:hanging="360"/>
+      </w:pPr>
+      <w:rPr>
+        <w:rFonts w:ascii="Wingdings" w:hAnsi="Wingdings" w:hint="default"/>
+        <w:sz w:val="20"/>
+      </w:rPr>
+    </w:lvl>
+    <w:lvl w:ilvl="5" w:tentative="1">
+      <w:start w:val="1"/>
+      <w:numFmt w:val="bullet"/>
+      <w:lvlText w:val=""/>
+      <w:lvlJc w:val="left"/>
+      <w:pPr>
+        <w:tabs>
+          <w:tab w:val="num" w:pos="4320"/>
+        </w:tabs>
+        <w:ind w:left="4320" w:hanging="360"/>
+      </w:pPr>
+      <w:rPr>
+        <w:rFonts w:ascii="Wingdings" w:hAnsi="Wingdings" w:hint="default"/>
+        <w:sz w:val="20"/>
+      </w:rPr>
+    </w:lvl>
+    <w:lvl w:ilvl="6" w:tentative="1">
+      <w:start w:val="1"/>
+      <w:numFmt w:val="bullet"/>
+      <w:lvlText w:val=""/>
+      <w:lvlJc w:val="left"/>
+      <w:pPr>
+        <w:tabs>
+          <w:tab w:val="num" w:pos="5040"/>
+        </w:tabs>
+        <w:ind w:left="5040" w:hanging="360"/>
+      </w:pPr>
+      <w:rPr>
+        <w:rFonts w:ascii="Wingdings" w:hAnsi="Wingdings" w:hint="default"/>
+        <w:sz w:val="20"/>
+      </w:rPr>
+    </w:lvl>
+    <w:lvl w:ilvl="7" w:tentative="1">
+      <w:start w:val="1"/>
+      <w:numFmt w:val="bullet"/>
+      <w:lvlText w:val=""/>
+      <w:lvlJc w:val="left"/>
+      <w:pPr>
+        <w:tabs>
+          <w:tab w:val="num" w:pos="5760"/>
+        </w:tabs>
+        <w:ind w:left="5760" w:hanging="360"/>
+      </w:pPr>
+      <w:rPr>
+        <w:rFonts w:ascii="Wingdings" w:hAnsi="Wingdings" w:hint="default"/>
+        <w:sz w:val="20"/>
+      </w:rPr>
+    </w:lvl>
+    <w:lvl w:ilvl="8" w:tentative="1">
+      <w:start w:val="1"/>
+      <w:numFmt w:val="bullet"/>
+      <w:lvlText w:val=""/>
+      <w:lvlJc w:val="left"/>
+      <w:pPr>
+        <w:tabs>
+          <w:tab w:val="num" w:pos="6480"/>
+        </w:tabs>
+        <w:ind w:left="6480" w:hanging="360"/>
+      </w:pPr>
+      <w:rPr>
+        <w:rFonts w:ascii="Wingdings" w:hAnsi="Wingdings" w:hint="default"/>
+        <w:sz w:val="20"/>
+      </w:rPr>
+    </w:lvl>
+  </w:abstractNum>
+  <w:abstractNum w:abstractNumId="68" w15:restartNumberingAfterBreak="0">
     <w:nsid w:val="1E8D38D4"/>
     <w:multiLevelType w:val="multilevel"/>
     <w:tmpl w:val="A00EB34A"/>
@@ -9145,7 +10188,7 @@
       </w:rPr>
     </w:lvl>
   </w:abstractNum>
-  <w:abstractNum w:abstractNumId="62" w15:restartNumberingAfterBreak="0">
+  <w:abstractNum w:abstractNumId="69" w15:restartNumberingAfterBreak="0">
     <w:nsid w:val="1F8317A4"/>
     <w:multiLevelType w:val="multilevel"/>
     <w:tmpl w:val="695A30DA"/>
@@ -9294,7 +10337,7 @@
       </w:rPr>
     </w:lvl>
   </w:abstractNum>
-  <w:abstractNum w:abstractNumId="63" w15:restartNumberingAfterBreak="0">
+  <w:abstractNum w:abstractNumId="70" w15:restartNumberingAfterBreak="0">
     <w:nsid w:val="1F8C65EC"/>
     <w:multiLevelType w:val="multilevel"/>
     <w:tmpl w:val="B16E5260"/>
@@ -9443,7 +10486,156 @@
       </w:rPr>
     </w:lvl>
   </w:abstractNum>
-  <w:abstractNum w:abstractNumId="64" w15:restartNumberingAfterBreak="0">
+  <w:abstractNum w:abstractNumId="71" w15:restartNumberingAfterBreak="0">
+    <w:nsid w:val="1F9B3FB3"/>
+    <w:multiLevelType w:val="multilevel"/>
+    <w:tmpl w:val="D40AFC3A"/>
+    <w:lvl w:ilvl="0">
+      <w:start w:val="1"/>
+      <w:numFmt w:val="bullet"/>
+      <w:lvlText w:val=""/>
+      <w:lvlJc w:val="left"/>
+      <w:pPr>
+        <w:tabs>
+          <w:tab w:val="num" w:pos="720"/>
+        </w:tabs>
+        <w:ind w:left="720" w:hanging="360"/>
+      </w:pPr>
+      <w:rPr>
+        <w:rFonts w:ascii="Symbol" w:hAnsi="Symbol" w:hint="default"/>
+        <w:sz w:val="20"/>
+      </w:rPr>
+    </w:lvl>
+    <w:lvl w:ilvl="1" w:tentative="1">
+      <w:start w:val="1"/>
+      <w:numFmt w:val="bullet"/>
+      <w:lvlText w:val="o"/>
+      <w:lvlJc w:val="left"/>
+      <w:pPr>
+        <w:tabs>
+          <w:tab w:val="num" w:pos="1440"/>
+        </w:tabs>
+        <w:ind w:left="1440" w:hanging="360"/>
+      </w:pPr>
+      <w:rPr>
+        <w:rFonts w:ascii="Courier New" w:hAnsi="Courier New" w:hint="default"/>
+        <w:sz w:val="20"/>
+      </w:rPr>
+    </w:lvl>
+    <w:lvl w:ilvl="2" w:tentative="1">
+      <w:start w:val="1"/>
+      <w:numFmt w:val="bullet"/>
+      <w:lvlText w:val=""/>
+      <w:lvlJc w:val="left"/>
+      <w:pPr>
+        <w:tabs>
+          <w:tab w:val="num" w:pos="2160"/>
+        </w:tabs>
+        <w:ind w:left="2160" w:hanging="360"/>
+      </w:pPr>
+      <w:rPr>
+        <w:rFonts w:ascii="Wingdings" w:hAnsi="Wingdings" w:hint="default"/>
+        <w:sz w:val="20"/>
+      </w:rPr>
+    </w:lvl>
+    <w:lvl w:ilvl="3" w:tentative="1">
+      <w:start w:val="1"/>
+      <w:numFmt w:val="bullet"/>
+      <w:lvlText w:val=""/>
+      <w:lvlJc w:val="left"/>
+      <w:pPr>
+        <w:tabs>
+          <w:tab w:val="num" w:pos="2880"/>
+        </w:tabs>
+        <w:ind w:left="2880" w:hanging="360"/>
+      </w:pPr>
+      <w:rPr>
+        <w:rFonts w:ascii="Wingdings" w:hAnsi="Wingdings" w:hint="default"/>
+        <w:sz w:val="20"/>
+      </w:rPr>
+    </w:lvl>
+    <w:lvl w:ilvl="4" w:tentative="1">
+      <w:start w:val="1"/>
+      <w:numFmt w:val="bullet"/>
+      <w:lvlText w:val=""/>
+      <w:lvlJc w:val="left"/>
+      <w:pPr>
+        <w:tabs>
+          <w:tab w:val="num" w:pos="3600"/>
+        </w:tabs>
+        <w:ind w:left="3600" w:hanging="360"/>
+      </w:pPr>
+      <w:rPr>
+        <w:rFonts w:ascii="Wingdings" w:hAnsi="Wingdings" w:hint="default"/>
+        <w:sz w:val="20"/>
+      </w:rPr>
+    </w:lvl>
+    <w:lvl w:ilvl="5" w:tentative="1">
+      <w:start w:val="1"/>
+      <w:numFmt w:val="bullet"/>
+      <w:lvlText w:val=""/>
+      <w:lvlJc w:val="left"/>
+      <w:pPr>
+        <w:tabs>
+          <w:tab w:val="num" w:pos="4320"/>
+        </w:tabs>
+        <w:ind w:left="4320" w:hanging="360"/>
+      </w:pPr>
+      <w:rPr>
+        <w:rFonts w:ascii="Wingdings" w:hAnsi="Wingdings" w:hint="default"/>
+        <w:sz w:val="20"/>
+      </w:rPr>
+    </w:lvl>
+    <w:lvl w:ilvl="6" w:tentative="1">
+      <w:start w:val="1"/>
+      <w:numFmt w:val="bullet"/>
+      <w:lvlText w:val=""/>
+      <w:lvlJc w:val="left"/>
+      <w:pPr>
+        <w:tabs>
+          <w:tab w:val="num" w:pos="5040"/>
+        </w:tabs>
+        <w:ind w:left="5040" w:hanging="360"/>
+      </w:pPr>
+      <w:rPr>
+        <w:rFonts w:ascii="Wingdings" w:hAnsi="Wingdings" w:hint="default"/>
+        <w:sz w:val="20"/>
+      </w:rPr>
+    </w:lvl>
+    <w:lvl w:ilvl="7" w:tentative="1">
+      <w:start w:val="1"/>
+      <w:numFmt w:val="bullet"/>
+      <w:lvlText w:val=""/>
+      <w:lvlJc w:val="left"/>
+      <w:pPr>
+        <w:tabs>
+          <w:tab w:val="num" w:pos="5760"/>
+        </w:tabs>
+        <w:ind w:left="5760" w:hanging="360"/>
+      </w:pPr>
+      <w:rPr>
+        <w:rFonts w:ascii="Wingdings" w:hAnsi="Wingdings" w:hint="default"/>
+        <w:sz w:val="20"/>
+      </w:rPr>
+    </w:lvl>
+    <w:lvl w:ilvl="8" w:tentative="1">
+      <w:start w:val="1"/>
+      <w:numFmt w:val="bullet"/>
+      <w:lvlText w:val=""/>
+      <w:lvlJc w:val="left"/>
+      <w:pPr>
+        <w:tabs>
+          <w:tab w:val="num" w:pos="6480"/>
+        </w:tabs>
+        <w:ind w:left="6480" w:hanging="360"/>
+      </w:pPr>
+      <w:rPr>
+        <w:rFonts w:ascii="Wingdings" w:hAnsi="Wingdings" w:hint="default"/>
+        <w:sz w:val="20"/>
+      </w:rPr>
+    </w:lvl>
+  </w:abstractNum>
+  <w:abstractNum w:abstractNumId="72" w15:restartNumberingAfterBreak="0">
     <w:nsid w:val="204B118B"/>
     <w:multiLevelType w:val="multilevel"/>
     <w:tmpl w:val="81644940"/>
@@ -9592,7 +10784,7 @@
       </w:rPr>
     </w:lvl>
   </w:abstractNum>
-  <w:abstractNum w:abstractNumId="65" w15:restartNumberingAfterBreak="0">
+  <w:abstractNum w:abstractNumId="73" w15:restartNumberingAfterBreak="0">
     <w:nsid w:val="20701050"/>
     <w:multiLevelType w:val="multilevel"/>
     <w:tmpl w:val="1B74AF7A"/>
@@ -9741,7 +10933,7 @@
       </w:rPr>
     </w:lvl>
   </w:abstractNum>
-  <w:abstractNum w:abstractNumId="66" w15:restartNumberingAfterBreak="0">
+  <w:abstractNum w:abstractNumId="74" w15:restartNumberingAfterBreak="0">
     <w:nsid w:val="21A27776"/>
     <w:multiLevelType w:val="multilevel"/>
     <w:tmpl w:val="6018E5A8"/>
@@ -9890,7 +11082,7 @@
       </w:rPr>
     </w:lvl>
   </w:abstractNum>
-  <w:abstractNum w:abstractNumId="67" w15:restartNumberingAfterBreak="0">
+  <w:abstractNum w:abstractNumId="75" w15:restartNumberingAfterBreak="0">
     <w:nsid w:val="229619AD"/>
     <w:multiLevelType w:val="multilevel"/>
     <w:tmpl w:val="77C2B42C"/>
@@ -10039,7 +11231,7 @@
       </w:rPr>
     </w:lvl>
   </w:abstractNum>
-  <w:abstractNum w:abstractNumId="68" w15:restartNumberingAfterBreak="0">
+  <w:abstractNum w:abstractNumId="76" w15:restartNumberingAfterBreak="0">
     <w:nsid w:val="23082F3D"/>
     <w:multiLevelType w:val="multilevel"/>
     <w:tmpl w:val="F14A66C8"/>
@@ -10188,7 +11380,7 @@
       </w:rPr>
     </w:lvl>
   </w:abstractNum>
-  <w:abstractNum w:abstractNumId="69" w15:restartNumberingAfterBreak="0">
+  <w:abstractNum w:abstractNumId="77" w15:restartNumberingAfterBreak="0">
     <w:nsid w:val="237D3DF7"/>
     <w:multiLevelType w:val="multilevel"/>
     <w:tmpl w:val="DC7E72FC"/>
@@ -10337,7 +11529,7 @@
       </w:rPr>
     </w:lvl>
   </w:abstractNum>
-  <w:abstractNum w:abstractNumId="70" w15:restartNumberingAfterBreak="0">
+  <w:abstractNum w:abstractNumId="78" w15:restartNumberingAfterBreak="0">
     <w:nsid w:val="2453417C"/>
     <w:multiLevelType w:val="multilevel"/>
     <w:tmpl w:val="ED36B626"/>
@@ -10486,7 +11678,7 @@
       </w:rPr>
     </w:lvl>
   </w:abstractNum>
-  <w:abstractNum w:abstractNumId="71" w15:restartNumberingAfterBreak="0">
+  <w:abstractNum w:abstractNumId="79" w15:restartNumberingAfterBreak="0">
     <w:nsid w:val="24F75AF9"/>
     <w:multiLevelType w:val="multilevel"/>
     <w:tmpl w:val="9216F698"/>
@@ -10635,7 +11827,156 @@
       </w:rPr>
     </w:lvl>
   </w:abstractNum>
-  <w:abstractNum w:abstractNumId="72" w15:restartNumberingAfterBreak="0">
+  <w:abstractNum w:abstractNumId="80" w15:restartNumberingAfterBreak="0">
+    <w:nsid w:val="25DB7A26"/>
+    <w:multiLevelType w:val="multilevel"/>
+    <w:tmpl w:val="A726F258"/>
+    <w:lvl w:ilvl="0">
+      <w:start w:val="1"/>
+      <w:numFmt w:val="bullet"/>
+      <w:lvlText w:val=""/>
+      <w:lvlJc w:val="left"/>
+      <w:pPr>
+        <w:tabs>
+          <w:tab w:val="num" w:pos="720"/>
+        </w:tabs>
+        <w:ind w:left="720" w:hanging="360"/>
+      </w:pPr>
+      <w:rPr>
+        <w:rFonts w:ascii="Symbol" w:hAnsi="Symbol" w:hint="default"/>
+        <w:sz w:val="20"/>
+      </w:rPr>
+    </w:lvl>
+    <w:lvl w:ilvl="1" w:tentative="1">
+      <w:start w:val="1"/>
+      <w:numFmt w:val="bullet"/>
+      <w:lvlText w:val="o"/>
+      <w:lvlJc w:val="left"/>
+      <w:pPr>
+        <w:tabs>
+          <w:tab w:val="num" w:pos="1440"/>
+        </w:tabs>
+        <w:ind w:left="1440" w:hanging="360"/>
+      </w:pPr>
+      <w:rPr>
+        <w:rFonts w:ascii="Courier New" w:hAnsi="Courier New" w:hint="default"/>
+        <w:sz w:val="20"/>
+      </w:rPr>
+    </w:lvl>
+    <w:lvl w:ilvl="2" w:tentative="1">
+      <w:start w:val="1"/>
+      <w:numFmt w:val="bullet"/>
+      <w:lvlText w:val=""/>
+      <w:lvlJc w:val="left"/>
+      <w:pPr>
+        <w:tabs>
+          <w:tab w:val="num" w:pos="2160"/>
+        </w:tabs>
+        <w:ind w:left="2160" w:hanging="360"/>
+      </w:pPr>
+      <w:rPr>
+        <w:rFonts w:ascii="Wingdings" w:hAnsi="Wingdings" w:hint="default"/>
+        <w:sz w:val="20"/>
+      </w:rPr>
+    </w:lvl>
+    <w:lvl w:ilvl="3" w:tentative="1">
+      <w:start w:val="1"/>
+      <w:numFmt w:val="bullet"/>
+      <w:lvlText w:val=""/>
+      <w:lvlJc w:val="left"/>
+      <w:pPr>
+        <w:tabs>
+          <w:tab w:val="num" w:pos="2880"/>
+        </w:tabs>
+        <w:ind w:left="2880" w:hanging="360"/>
+      </w:pPr>
+      <w:rPr>
+        <w:rFonts w:ascii="Wingdings" w:hAnsi="Wingdings" w:hint="default"/>
+        <w:sz w:val="20"/>
+      </w:rPr>
+    </w:lvl>
+    <w:lvl w:ilvl="4" w:tentative="1">
+      <w:start w:val="1"/>
+      <w:numFmt w:val="bullet"/>
+      <w:lvlText w:val=""/>
+      <w:lvlJc w:val="left"/>
+      <w:pPr>
+        <w:tabs>
+          <w:tab w:val="num" w:pos="3600"/>
+        </w:tabs>
+        <w:ind w:left="3600" w:hanging="360"/>
+      </w:pPr>
+      <w:rPr>
+        <w:rFonts w:ascii="Wingdings" w:hAnsi="Wingdings" w:hint="default"/>
+        <w:sz w:val="20"/>
+      </w:rPr>
+    </w:lvl>
+    <w:lvl w:ilvl="5" w:tentative="1">
+      <w:start w:val="1"/>
+      <w:numFmt w:val="bullet"/>
+      <w:lvlText w:val=""/>
+      <w:lvlJc w:val="left"/>
+      <w:pPr>
+        <w:tabs>
+          <w:tab w:val="num" w:pos="4320"/>
+        </w:tabs>
+        <w:ind w:left="4320" w:hanging="360"/>
+      </w:pPr>
+      <w:rPr>
+        <w:rFonts w:ascii="Wingdings" w:hAnsi="Wingdings" w:hint="default"/>
+        <w:sz w:val="20"/>
+      </w:rPr>
+    </w:lvl>
+    <w:lvl w:ilvl="6" w:tentative="1">
+      <w:start w:val="1"/>
+      <w:numFmt w:val="bullet"/>
+      <w:lvlText w:val=""/>
+      <w:lvlJc w:val="left"/>
+      <w:pPr>
+        <w:tabs>
+          <w:tab w:val="num" w:pos="5040"/>
+        </w:tabs>
+        <w:ind w:left="5040" w:hanging="360"/>
+      </w:pPr>
+      <w:rPr>
+        <w:rFonts w:ascii="Wingdings" w:hAnsi="Wingdings" w:hint="default"/>
+        <w:sz w:val="20"/>
+      </w:rPr>
+    </w:lvl>
+    <w:lvl w:ilvl="7" w:tentative="1">
+      <w:start w:val="1"/>
+      <w:numFmt w:val="bullet"/>
+      <w:lvlText w:val=""/>
+      <w:lvlJc w:val="left"/>
+      <w:pPr>
+        <w:tabs>
+          <w:tab w:val="num" w:pos="5760"/>
+        </w:tabs>
+        <w:ind w:left="5760" w:hanging="360"/>
+      </w:pPr>
+      <w:rPr>
+        <w:rFonts w:ascii="Wingdings" w:hAnsi="Wingdings" w:hint="default"/>
+        <w:sz w:val="20"/>
+      </w:rPr>
+    </w:lvl>
+    <w:lvl w:ilvl="8" w:tentative="1">
+      <w:start w:val="1"/>
+      <w:numFmt w:val="bullet"/>
+      <w:lvlText w:val=""/>
+      <w:lvlJc w:val="left"/>
+      <w:pPr>
+        <w:tabs>
+          <w:tab w:val="num" w:pos="6480"/>
+        </w:tabs>
+        <w:ind w:left="6480" w:hanging="360"/>
+      </w:pPr>
+      <w:rPr>
+        <w:rFonts w:ascii="Wingdings" w:hAnsi="Wingdings" w:hint="default"/>
+        <w:sz w:val="20"/>
+      </w:rPr>
+    </w:lvl>
+  </w:abstractNum>
+  <w:abstractNum w:abstractNumId="81" w15:restartNumberingAfterBreak="0">
     <w:nsid w:val="26930FE0"/>
     <w:multiLevelType w:val="multilevel"/>
     <w:tmpl w:val="66F67BEE"/>
@@ -10784,7 +12125,156 @@
       </w:rPr>
     </w:lvl>
   </w:abstractNum>
-  <w:abstractNum w:abstractNumId="73" w15:restartNumberingAfterBreak="0">
+  <w:abstractNum w:abstractNumId="82" w15:restartNumberingAfterBreak="0">
+    <w:nsid w:val="26D02B56"/>
+    <w:multiLevelType w:val="multilevel"/>
+    <w:tmpl w:val="89C6DE02"/>
+    <w:lvl w:ilvl="0">
+      <w:start w:val="1"/>
+      <w:numFmt w:val="bullet"/>
+      <w:lvlText w:val=""/>
+      <w:lvlJc w:val="left"/>
+      <w:pPr>
+        <w:tabs>
+          <w:tab w:val="num" w:pos="720"/>
+        </w:tabs>
+        <w:ind w:left="720" w:hanging="360"/>
+      </w:pPr>
+      <w:rPr>
+        <w:rFonts w:ascii="Symbol" w:hAnsi="Symbol" w:hint="default"/>
+        <w:sz w:val="20"/>
+      </w:rPr>
+    </w:lvl>
+    <w:lvl w:ilvl="1" w:tentative="1">
+      <w:start w:val="1"/>
+      <w:numFmt w:val="bullet"/>
+      <w:lvlText w:val="o"/>
+      <w:lvlJc w:val="left"/>
+      <w:pPr>
+        <w:tabs>
+          <w:tab w:val="num" w:pos="1440"/>
+        </w:tabs>
+        <w:ind w:left="1440" w:hanging="360"/>
+      </w:pPr>
+      <w:rPr>
+        <w:rFonts w:ascii="Courier New" w:hAnsi="Courier New" w:hint="default"/>
+        <w:sz w:val="20"/>
+      </w:rPr>
+    </w:lvl>
+    <w:lvl w:ilvl="2" w:tentative="1">
+      <w:start w:val="1"/>
+      <w:numFmt w:val="bullet"/>
+      <w:lvlText w:val=""/>
+      <w:lvlJc w:val="left"/>
+      <w:pPr>
+        <w:tabs>
+          <w:tab w:val="num" w:pos="2160"/>
+        </w:tabs>
+        <w:ind w:left="2160" w:hanging="360"/>
+      </w:pPr>
+      <w:rPr>
+        <w:rFonts w:ascii="Wingdings" w:hAnsi="Wingdings" w:hint="default"/>
+        <w:sz w:val="20"/>
+      </w:rPr>
+    </w:lvl>
+    <w:lvl w:ilvl="3" w:tentative="1">
+      <w:start w:val="1"/>
+      <w:numFmt w:val="bullet"/>
+      <w:lvlText w:val=""/>
+      <w:lvlJc w:val="left"/>
+      <w:pPr>
+        <w:tabs>
+          <w:tab w:val="num" w:pos="2880"/>
+        </w:tabs>
+        <w:ind w:left="2880" w:hanging="360"/>
+      </w:pPr>
+      <w:rPr>
+        <w:rFonts w:ascii="Wingdings" w:hAnsi="Wingdings" w:hint="default"/>
+        <w:sz w:val="20"/>
+      </w:rPr>
+    </w:lvl>
+    <w:lvl w:ilvl="4" w:tentative="1">
+      <w:start w:val="1"/>
+      <w:numFmt w:val="bullet"/>
+      <w:lvlText w:val=""/>
+      <w:lvlJc w:val="left"/>
+      <w:pPr>
+        <w:tabs>
+          <w:tab w:val="num" w:pos="3600"/>
+        </w:tabs>
+        <w:ind w:left="3600" w:hanging="360"/>
+      </w:pPr>
+      <w:rPr>
+        <w:rFonts w:ascii="Wingdings" w:hAnsi="Wingdings" w:hint="default"/>
+        <w:sz w:val="20"/>
+      </w:rPr>
+    </w:lvl>
+    <w:lvl w:ilvl="5" w:tentative="1">
+      <w:start w:val="1"/>
+      <w:numFmt w:val="bullet"/>
+      <w:lvlText w:val=""/>
+      <w:lvlJc w:val="left"/>
+      <w:pPr>
+        <w:tabs>
+          <w:tab w:val="num" w:pos="4320"/>
+        </w:tabs>
+        <w:ind w:left="4320" w:hanging="360"/>
+      </w:pPr>
+      <w:rPr>
+        <w:rFonts w:ascii="Wingdings" w:hAnsi="Wingdings" w:hint="default"/>
+        <w:sz w:val="20"/>
+      </w:rPr>
+    </w:lvl>
+    <w:lvl w:ilvl="6" w:tentative="1">
+      <w:start w:val="1"/>
+      <w:numFmt w:val="bullet"/>
+      <w:lvlText w:val=""/>
+      <w:lvlJc w:val="left"/>
+      <w:pPr>
+        <w:tabs>
+          <w:tab w:val="num" w:pos="5040"/>
+        </w:tabs>
+        <w:ind w:left="5040" w:hanging="360"/>
+      </w:pPr>
+      <w:rPr>
+        <w:rFonts w:ascii="Wingdings" w:hAnsi="Wingdings" w:hint="default"/>
+        <w:sz w:val="20"/>
+      </w:rPr>
+    </w:lvl>
+    <w:lvl w:ilvl="7" w:tentative="1">
+      <w:start w:val="1"/>
+      <w:numFmt w:val="bullet"/>
+      <w:lvlText w:val=""/>
+      <w:lvlJc w:val="left"/>
+      <w:pPr>
+        <w:tabs>
+          <w:tab w:val="num" w:pos="5760"/>
+        </w:tabs>
+        <w:ind w:left="5760" w:hanging="360"/>
+      </w:pPr>
+      <w:rPr>
+        <w:rFonts w:ascii="Wingdings" w:hAnsi="Wingdings" w:hint="default"/>
+        <w:sz w:val="20"/>
+      </w:rPr>
+    </w:lvl>
+    <w:lvl w:ilvl="8" w:tentative="1">
+      <w:start w:val="1"/>
+      <w:numFmt w:val="bullet"/>
+      <w:lvlText w:val=""/>
+      <w:lvlJc w:val="left"/>
+      <w:pPr>
+        <w:tabs>
+          <w:tab w:val="num" w:pos="6480"/>
+        </w:tabs>
+        <w:ind w:left="6480" w:hanging="360"/>
+      </w:pPr>
+      <w:rPr>
+        <w:rFonts w:ascii="Wingdings" w:hAnsi="Wingdings" w:hint="default"/>
+        <w:sz w:val="20"/>
+      </w:rPr>
+    </w:lvl>
+  </w:abstractNum>
+  <w:abstractNum w:abstractNumId="83" w15:restartNumberingAfterBreak="0">
     <w:nsid w:val="27005E26"/>
     <w:multiLevelType w:val="multilevel"/>
     <w:tmpl w:val="6246A56A"/>
@@ -10933,7 +12423,7 @@
       </w:rPr>
     </w:lvl>
   </w:abstractNum>
-  <w:abstractNum w:abstractNumId="74" w15:restartNumberingAfterBreak="0">
+  <w:abstractNum w:abstractNumId="84" w15:restartNumberingAfterBreak="0">
     <w:nsid w:val="27093147"/>
     <w:multiLevelType w:val="multilevel"/>
     <w:tmpl w:val="64E89932"/>
@@ -11082,7 +12572,7 @@
       </w:rPr>
     </w:lvl>
   </w:abstractNum>
-  <w:abstractNum w:abstractNumId="75" w15:restartNumberingAfterBreak="0">
+  <w:abstractNum w:abstractNumId="85" w15:restartNumberingAfterBreak="0">
     <w:nsid w:val="270B7DBA"/>
     <w:multiLevelType w:val="multilevel"/>
     <w:tmpl w:val="487C4796"/>
@@ -11231,7 +12721,7 @@
       </w:rPr>
     </w:lvl>
   </w:abstractNum>
-  <w:abstractNum w:abstractNumId="76" w15:restartNumberingAfterBreak="0">
+  <w:abstractNum w:abstractNumId="86" w15:restartNumberingAfterBreak="0">
     <w:nsid w:val="27DF5D6C"/>
     <w:multiLevelType w:val="multilevel"/>
     <w:tmpl w:val="6BCC12D2"/>
@@ -11380,7 +12870,7 @@
       </w:rPr>
     </w:lvl>
   </w:abstractNum>
-  <w:abstractNum w:abstractNumId="77" w15:restartNumberingAfterBreak="0">
+  <w:abstractNum w:abstractNumId="87" w15:restartNumberingAfterBreak="0">
     <w:nsid w:val="282C57AD"/>
     <w:multiLevelType w:val="multilevel"/>
     <w:tmpl w:val="8B62A20E"/>
@@ -11529,7 +13019,7 @@
       </w:rPr>
     </w:lvl>
   </w:abstractNum>
-  <w:abstractNum w:abstractNumId="78" w15:restartNumberingAfterBreak="0">
+  <w:abstractNum w:abstractNumId="88" w15:restartNumberingAfterBreak="0">
     <w:nsid w:val="2856356D"/>
     <w:multiLevelType w:val="multilevel"/>
     <w:tmpl w:val="A2F4DFC0"/>
@@ -11678,7 +13168,7 @@
       </w:rPr>
     </w:lvl>
   </w:abstractNum>
-  <w:abstractNum w:abstractNumId="79" w15:restartNumberingAfterBreak="0">
+  <w:abstractNum w:abstractNumId="89" w15:restartNumberingAfterBreak="0">
     <w:nsid w:val="285E4DD7"/>
     <w:multiLevelType w:val="multilevel"/>
     <w:tmpl w:val="DC66EB6A"/>
@@ -11827,7 +13317,7 @@
       </w:rPr>
     </w:lvl>
   </w:abstractNum>
-  <w:abstractNum w:abstractNumId="80" w15:restartNumberingAfterBreak="0">
+  <w:abstractNum w:abstractNumId="90" w15:restartNumberingAfterBreak="0">
     <w:nsid w:val="29B65650"/>
     <w:multiLevelType w:val="multilevel"/>
     <w:tmpl w:val="F58C9F42"/>
@@ -11976,7 +13466,7 @@
       </w:rPr>
     </w:lvl>
   </w:abstractNum>
-  <w:abstractNum w:abstractNumId="81" w15:restartNumberingAfterBreak="0">
+  <w:abstractNum w:abstractNumId="91" w15:restartNumberingAfterBreak="0">
     <w:nsid w:val="2A1B758C"/>
     <w:multiLevelType w:val="multilevel"/>
     <w:tmpl w:val="89C4BB16"/>
@@ -12125,7 +13615,7 @@
       </w:rPr>
     </w:lvl>
   </w:abstractNum>
-  <w:abstractNum w:abstractNumId="82" w15:restartNumberingAfterBreak="0">
+  <w:abstractNum w:abstractNumId="92" w15:restartNumberingAfterBreak="0">
     <w:nsid w:val="2AFC51C1"/>
     <w:multiLevelType w:val="multilevel"/>
     <w:tmpl w:val="20C8DBA0"/>
@@ -12274,7 +13764,7 @@
       </w:rPr>
     </w:lvl>
   </w:abstractNum>
-  <w:abstractNum w:abstractNumId="83" w15:restartNumberingAfterBreak="0">
+  <w:abstractNum w:abstractNumId="93" w15:restartNumberingAfterBreak="0">
     <w:nsid w:val="2B51090F"/>
     <w:multiLevelType w:val="multilevel"/>
     <w:tmpl w:val="44F00B72"/>
@@ -12423,7 +13913,7 @@
       </w:rPr>
     </w:lvl>
   </w:abstractNum>
-  <w:abstractNum w:abstractNumId="84" w15:restartNumberingAfterBreak="0">
+  <w:abstractNum w:abstractNumId="94" w15:restartNumberingAfterBreak="0">
     <w:nsid w:val="2BD2530A"/>
     <w:multiLevelType w:val="multilevel"/>
     <w:tmpl w:val="BFF8450E"/>
@@ -12572,7 +14062,7 @@
       </w:rPr>
     </w:lvl>
   </w:abstractNum>
-  <w:abstractNum w:abstractNumId="85" w15:restartNumberingAfterBreak="0">
+  <w:abstractNum w:abstractNumId="95" w15:restartNumberingAfterBreak="0">
     <w:nsid w:val="2C5C776C"/>
     <w:multiLevelType w:val="multilevel"/>
     <w:tmpl w:val="89588DEA"/>
@@ -12721,7 +14211,7 @@
       </w:rPr>
     </w:lvl>
   </w:abstractNum>
-  <w:abstractNum w:abstractNumId="86" w15:restartNumberingAfterBreak="0">
+  <w:abstractNum w:abstractNumId="96" w15:restartNumberingAfterBreak="0">
     <w:nsid w:val="2CC37B23"/>
     <w:multiLevelType w:val="multilevel"/>
     <w:tmpl w:val="7A00C310"/>
@@ -12870,7 +14360,7 @@
       </w:rPr>
     </w:lvl>
   </w:abstractNum>
-  <w:abstractNum w:abstractNumId="87" w15:restartNumberingAfterBreak="0">
+  <w:abstractNum w:abstractNumId="97" w15:restartNumberingAfterBreak="0">
     <w:nsid w:val="2DD63684"/>
     <w:multiLevelType w:val="multilevel"/>
     <w:tmpl w:val="596ABEB0"/>
@@ -13019,7 +14509,7 @@
       </w:rPr>
     </w:lvl>
   </w:abstractNum>
-  <w:abstractNum w:abstractNumId="88" w15:restartNumberingAfterBreak="0">
+  <w:abstractNum w:abstractNumId="98" w15:restartNumberingAfterBreak="0">
     <w:nsid w:val="2DDC10D8"/>
     <w:multiLevelType w:val="multilevel"/>
     <w:tmpl w:val="D090ABA8"/>
@@ -13168,7 +14658,7 @@
       </w:rPr>
     </w:lvl>
   </w:abstractNum>
-  <w:abstractNum w:abstractNumId="89" w15:restartNumberingAfterBreak="0">
+  <w:abstractNum w:abstractNumId="99" w15:restartNumberingAfterBreak="0">
     <w:nsid w:val="2E3139EE"/>
     <w:multiLevelType w:val="multilevel"/>
     <w:tmpl w:val="26EA5D24"/>
@@ -13317,7 +14807,156 @@
       </w:rPr>
     </w:lvl>
   </w:abstractNum>
-  <w:abstractNum w:abstractNumId="90" w15:restartNumberingAfterBreak="0">
+  <w:abstractNum w:abstractNumId="100" w15:restartNumberingAfterBreak="0">
+    <w:nsid w:val="2E42646D"/>
+    <w:multiLevelType w:val="multilevel"/>
+    <w:tmpl w:val="C7ACB950"/>
+    <w:lvl w:ilvl="0">
+      <w:start w:val="1"/>
+      <w:numFmt w:val="bullet"/>
+      <w:lvlText w:val=""/>
+      <w:lvlJc w:val="left"/>
+      <w:pPr>
+        <w:tabs>
+          <w:tab w:val="num" w:pos="720"/>
+        </w:tabs>
+        <w:ind w:left="720" w:hanging="360"/>
+      </w:pPr>
+      <w:rPr>
+        <w:rFonts w:ascii="Symbol" w:hAnsi="Symbol" w:hint="default"/>
+        <w:sz w:val="20"/>
+      </w:rPr>
+    </w:lvl>
+    <w:lvl w:ilvl="1" w:tentative="1">
+      <w:start w:val="1"/>
+      <w:numFmt w:val="bullet"/>
+      <w:lvlText w:val="o"/>
+      <w:lvlJc w:val="left"/>
+      <w:pPr>
+        <w:tabs>
+          <w:tab w:val="num" w:pos="1440"/>
+        </w:tabs>
+        <w:ind w:left="1440" w:hanging="360"/>
+      </w:pPr>
+      <w:rPr>
+        <w:rFonts w:ascii="Courier New" w:hAnsi="Courier New" w:hint="default"/>
+        <w:sz w:val="20"/>
+      </w:rPr>
+    </w:lvl>
+    <w:lvl w:ilvl="2" w:tentative="1">
+      <w:start w:val="1"/>
+      <w:numFmt w:val="bullet"/>
+      <w:lvlText w:val=""/>
+      <w:lvlJc w:val="left"/>
+      <w:pPr>
+        <w:tabs>
+          <w:tab w:val="num" w:pos="2160"/>
+        </w:tabs>
+        <w:ind w:left="2160" w:hanging="360"/>
+      </w:pPr>
+      <w:rPr>
+        <w:rFonts w:ascii="Wingdings" w:hAnsi="Wingdings" w:hint="default"/>
+        <w:sz w:val="20"/>
+      </w:rPr>
+    </w:lvl>
+    <w:lvl w:ilvl="3" w:tentative="1">
+      <w:start w:val="1"/>
+      <w:numFmt w:val="bullet"/>
+      <w:lvlText w:val=""/>
+      <w:lvlJc w:val="left"/>
+      <w:pPr>
+        <w:tabs>
+          <w:tab w:val="num" w:pos="2880"/>
+        </w:tabs>
+        <w:ind w:left="2880" w:hanging="360"/>
+      </w:pPr>
+      <w:rPr>
+        <w:rFonts w:ascii="Wingdings" w:hAnsi="Wingdings" w:hint="default"/>
+        <w:sz w:val="20"/>
+      </w:rPr>
+    </w:lvl>
+    <w:lvl w:ilvl="4" w:tentative="1">
+      <w:start w:val="1"/>
+      <w:numFmt w:val="bullet"/>
+      <w:lvlText w:val=""/>
+      <w:lvlJc w:val="left"/>
+      <w:pPr>
+        <w:tabs>
+          <w:tab w:val="num" w:pos="3600"/>
+        </w:tabs>
+        <w:ind w:left="3600" w:hanging="360"/>
+      </w:pPr>
+      <w:rPr>
+        <w:rFonts w:ascii="Wingdings" w:hAnsi="Wingdings" w:hint="default"/>
+        <w:sz w:val="20"/>
+      </w:rPr>
+    </w:lvl>
+    <w:lvl w:ilvl="5" w:tentative="1">
+      <w:start w:val="1"/>
+      <w:numFmt w:val="bullet"/>
+      <w:lvlText w:val=""/>
+      <w:lvlJc w:val="left"/>
+      <w:pPr>
+        <w:tabs>
+          <w:tab w:val="num" w:pos="4320"/>
+        </w:tabs>
+        <w:ind w:left="4320" w:hanging="360"/>
+      </w:pPr>
+      <w:rPr>
+        <w:rFonts w:ascii="Wingdings" w:hAnsi="Wingdings" w:hint="default"/>
+        <w:sz w:val="20"/>
+      </w:rPr>
+    </w:lvl>
+    <w:lvl w:ilvl="6" w:tentative="1">
+      <w:start w:val="1"/>
+      <w:numFmt w:val="bullet"/>
+      <w:lvlText w:val=""/>
+      <w:lvlJc w:val="left"/>
+      <w:pPr>
+        <w:tabs>
+          <w:tab w:val="num" w:pos="5040"/>
+        </w:tabs>
+        <w:ind w:left="5040" w:hanging="360"/>
+      </w:pPr>
+      <w:rPr>
+        <w:rFonts w:ascii="Wingdings" w:hAnsi="Wingdings" w:hint="default"/>
+        <w:sz w:val="20"/>
+      </w:rPr>
+    </w:lvl>
+    <w:lvl w:ilvl="7" w:tentative="1">
+      <w:start w:val="1"/>
+      <w:numFmt w:val="bullet"/>
+      <w:lvlText w:val=""/>
+      <w:lvlJc w:val="left"/>
+      <w:pPr>
+        <w:tabs>
+          <w:tab w:val="num" w:pos="5760"/>
+        </w:tabs>
+        <w:ind w:left="5760" w:hanging="360"/>
+      </w:pPr>
+      <w:rPr>
+        <w:rFonts w:ascii="Wingdings" w:hAnsi="Wingdings" w:hint="default"/>
+        <w:sz w:val="20"/>
+      </w:rPr>
+    </w:lvl>
+    <w:lvl w:ilvl="8" w:tentative="1">
+      <w:start w:val="1"/>
+      <w:numFmt w:val="bullet"/>
+      <w:lvlText w:val=""/>
+      <w:lvlJc w:val="left"/>
+      <w:pPr>
+        <w:tabs>
+          <w:tab w:val="num" w:pos="6480"/>
+        </w:tabs>
+        <w:ind w:left="6480" w:hanging="360"/>
+      </w:pPr>
+      <w:rPr>
+        <w:rFonts w:ascii="Wingdings" w:hAnsi="Wingdings" w:hint="default"/>
+        <w:sz w:val="20"/>
+      </w:rPr>
+    </w:lvl>
+  </w:abstractNum>
+  <w:abstractNum w:abstractNumId="101" w15:restartNumberingAfterBreak="0">
     <w:nsid w:val="2FD2568C"/>
     <w:multiLevelType w:val="multilevel"/>
     <w:tmpl w:val="E04206DA"/>
@@ -13466,7 +15105,7 @@
       </w:rPr>
     </w:lvl>
   </w:abstractNum>
-  <w:abstractNum w:abstractNumId="91" w15:restartNumberingAfterBreak="0">
+  <w:abstractNum w:abstractNumId="102" w15:restartNumberingAfterBreak="0">
     <w:nsid w:val="30D050B0"/>
     <w:multiLevelType w:val="multilevel"/>
     <w:tmpl w:val="60B6BF04"/>
@@ -13615,7 +15254,7 @@
       </w:rPr>
     </w:lvl>
   </w:abstractNum>
-  <w:abstractNum w:abstractNumId="92" w15:restartNumberingAfterBreak="0">
+  <w:abstractNum w:abstractNumId="103" w15:restartNumberingAfterBreak="0">
     <w:nsid w:val="31861E18"/>
     <w:multiLevelType w:val="multilevel"/>
     <w:tmpl w:val="77F0B2F0"/>
@@ -13764,7 +15403,156 @@
       </w:rPr>
     </w:lvl>
   </w:abstractNum>
-  <w:abstractNum w:abstractNumId="93" w15:restartNumberingAfterBreak="0">
+  <w:abstractNum w:abstractNumId="104" w15:restartNumberingAfterBreak="0">
+    <w:nsid w:val="31EB5461"/>
+    <w:multiLevelType w:val="multilevel"/>
+    <w:tmpl w:val="953CC7F4"/>
+    <w:lvl w:ilvl="0">
+      <w:start w:val="1"/>
+      <w:numFmt w:val="bullet"/>
+      <w:lvlText w:val=""/>
+      <w:lvlJc w:val="left"/>
+      <w:pPr>
+        <w:tabs>
+          <w:tab w:val="num" w:pos="720"/>
+        </w:tabs>
+        <w:ind w:left="720" w:hanging="360"/>
+      </w:pPr>
+      <w:rPr>
+        <w:rFonts w:ascii="Symbol" w:hAnsi="Symbol" w:hint="default"/>
+        <w:sz w:val="20"/>
+      </w:rPr>
+    </w:lvl>
+    <w:lvl w:ilvl="1" w:tentative="1">
+      <w:start w:val="1"/>
+      <w:numFmt w:val="bullet"/>
+      <w:lvlText w:val="o"/>
+      <w:lvlJc w:val="left"/>
+      <w:pPr>
+        <w:tabs>
+          <w:tab w:val="num" w:pos="1440"/>
+        </w:tabs>
+        <w:ind w:left="1440" w:hanging="360"/>
+      </w:pPr>
+      <w:rPr>
+        <w:rFonts w:ascii="Courier New" w:hAnsi="Courier New" w:hint="default"/>
+        <w:sz w:val="20"/>
+      </w:rPr>
+    </w:lvl>
+    <w:lvl w:ilvl="2" w:tentative="1">
+      <w:start w:val="1"/>
+      <w:numFmt w:val="bullet"/>
+      <w:lvlText w:val=""/>
+      <w:lvlJc w:val="left"/>
+      <w:pPr>
+        <w:tabs>
+          <w:tab w:val="num" w:pos="2160"/>
+        </w:tabs>
+        <w:ind w:left="2160" w:hanging="360"/>
+      </w:pPr>
+      <w:rPr>
+        <w:rFonts w:ascii="Wingdings" w:hAnsi="Wingdings" w:hint="default"/>
+        <w:sz w:val="20"/>
+      </w:rPr>
+    </w:lvl>
+    <w:lvl w:ilvl="3" w:tentative="1">
+      <w:start w:val="1"/>
+      <w:numFmt w:val="bullet"/>
+      <w:lvlText w:val=""/>
+      <w:lvlJc w:val="left"/>
+      <w:pPr>
+        <w:tabs>
+          <w:tab w:val="num" w:pos="2880"/>
+        </w:tabs>
+        <w:ind w:left="2880" w:hanging="360"/>
+      </w:pPr>
+      <w:rPr>
+        <w:rFonts w:ascii="Wingdings" w:hAnsi="Wingdings" w:hint="default"/>
+        <w:sz w:val="20"/>
+      </w:rPr>
+    </w:lvl>
+    <w:lvl w:ilvl="4" w:tentative="1">
+      <w:start w:val="1"/>
+      <w:numFmt w:val="bullet"/>
+      <w:lvlText w:val=""/>
+      <w:lvlJc w:val="left"/>
+      <w:pPr>
+        <w:tabs>
+          <w:tab w:val="num" w:pos="3600"/>
+        </w:tabs>
+        <w:ind w:left="3600" w:hanging="360"/>
+      </w:pPr>
+      <w:rPr>
+        <w:rFonts w:ascii="Wingdings" w:hAnsi="Wingdings" w:hint="default"/>
+        <w:sz w:val="20"/>
+      </w:rPr>
+    </w:lvl>
+    <w:lvl w:ilvl="5" w:tentative="1">
+      <w:start w:val="1"/>
+      <w:numFmt w:val="bullet"/>
+      <w:lvlText w:val=""/>
+      <w:lvlJc w:val="left"/>
+      <w:pPr>
+        <w:tabs>
+          <w:tab w:val="num" w:pos="4320"/>
+        </w:tabs>
+        <w:ind w:left="4320" w:hanging="360"/>
+      </w:pPr>
+      <w:rPr>
+        <w:rFonts w:ascii="Wingdings" w:hAnsi="Wingdings" w:hint="default"/>
+        <w:sz w:val="20"/>
+      </w:rPr>
+    </w:lvl>
+    <w:lvl w:ilvl="6" w:tentative="1">
+      <w:start w:val="1"/>
+      <w:numFmt w:val="bullet"/>
+      <w:lvlText w:val=""/>
+      <w:lvlJc w:val="left"/>
+      <w:pPr>
+        <w:tabs>
+          <w:tab w:val="num" w:pos="5040"/>
+        </w:tabs>
+        <w:ind w:left="5040" w:hanging="360"/>
+      </w:pPr>
+      <w:rPr>
+        <w:rFonts w:ascii="Wingdings" w:hAnsi="Wingdings" w:hint="default"/>
+        <w:sz w:val="20"/>
+      </w:rPr>
+    </w:lvl>
+    <w:lvl w:ilvl="7" w:tentative="1">
+      <w:start w:val="1"/>
+      <w:numFmt w:val="bullet"/>
+      <w:lvlText w:val=""/>
+      <w:lvlJc w:val="left"/>
+      <w:pPr>
+        <w:tabs>
+          <w:tab w:val="num" w:pos="5760"/>
+        </w:tabs>
+        <w:ind w:left="5760" w:hanging="360"/>
+      </w:pPr>
+      <w:rPr>
+        <w:rFonts w:ascii="Wingdings" w:hAnsi="Wingdings" w:hint="default"/>
+        <w:sz w:val="20"/>
+      </w:rPr>
+    </w:lvl>
+    <w:lvl w:ilvl="8" w:tentative="1">
+      <w:start w:val="1"/>
+      <w:numFmt w:val="bullet"/>
+      <w:lvlText w:val=""/>
+      <w:lvlJc w:val="left"/>
+      <w:pPr>
+        <w:tabs>
+          <w:tab w:val="num" w:pos="6480"/>
+        </w:tabs>
+        <w:ind w:left="6480" w:hanging="360"/>
+      </w:pPr>
+      <w:rPr>
+        <w:rFonts w:ascii="Wingdings" w:hAnsi="Wingdings" w:hint="default"/>
+        <w:sz w:val="20"/>
+      </w:rPr>
+    </w:lvl>
+  </w:abstractNum>
+  <w:abstractNum w:abstractNumId="105" w15:restartNumberingAfterBreak="0">
     <w:nsid w:val="32342E50"/>
     <w:multiLevelType w:val="multilevel"/>
     <w:tmpl w:val="E2B6DC4E"/>
@@ -13913,7 +15701,7 @@
       </w:rPr>
     </w:lvl>
   </w:abstractNum>
-  <w:abstractNum w:abstractNumId="94" w15:restartNumberingAfterBreak="0">
+  <w:abstractNum w:abstractNumId="106" w15:restartNumberingAfterBreak="0">
     <w:nsid w:val="32425B16"/>
     <w:multiLevelType w:val="multilevel"/>
     <w:tmpl w:val="2446F516"/>
@@ -14062,7 +15850,7 @@
       </w:rPr>
     </w:lvl>
   </w:abstractNum>
-  <w:abstractNum w:abstractNumId="95" w15:restartNumberingAfterBreak="0">
+  <w:abstractNum w:abstractNumId="107" w15:restartNumberingAfterBreak="0">
     <w:nsid w:val="32471789"/>
     <w:multiLevelType w:val="multilevel"/>
     <w:tmpl w:val="3E14F872"/>
@@ -14211,7 +15999,7 @@
       </w:rPr>
     </w:lvl>
   </w:abstractNum>
-  <w:abstractNum w:abstractNumId="96" w15:restartNumberingAfterBreak="0">
+  <w:abstractNum w:abstractNumId="108" w15:restartNumberingAfterBreak="0">
     <w:nsid w:val="335E6249"/>
     <w:multiLevelType w:val="multilevel"/>
     <w:tmpl w:val="B23E8DF6"/>
@@ -14360,7 +16148,7 @@
       </w:rPr>
     </w:lvl>
   </w:abstractNum>
-  <w:abstractNum w:abstractNumId="97" w15:restartNumberingAfterBreak="0">
+  <w:abstractNum w:abstractNumId="109" w15:restartNumberingAfterBreak="0">
     <w:nsid w:val="343E5984"/>
     <w:multiLevelType w:val="multilevel"/>
     <w:tmpl w:val="E8165052"/>
@@ -14509,7 +16297,7 @@
       </w:rPr>
     </w:lvl>
   </w:abstractNum>
-  <w:abstractNum w:abstractNumId="98" w15:restartNumberingAfterBreak="0">
+  <w:abstractNum w:abstractNumId="110" w15:restartNumberingAfterBreak="0">
     <w:nsid w:val="34805B81"/>
     <w:multiLevelType w:val="multilevel"/>
     <w:tmpl w:val="7688BB98"/>
@@ -14658,7 +16446,7 @@
       </w:rPr>
     </w:lvl>
   </w:abstractNum>
-  <w:abstractNum w:abstractNumId="99" w15:restartNumberingAfterBreak="0">
+  <w:abstractNum w:abstractNumId="111" w15:restartNumberingAfterBreak="0">
     <w:nsid w:val="34957492"/>
     <w:multiLevelType w:val="multilevel"/>
     <w:tmpl w:val="B31A89B2"/>
@@ -14807,7 +16595,7 @@
       </w:rPr>
     </w:lvl>
   </w:abstractNum>
-  <w:abstractNum w:abstractNumId="100" w15:restartNumberingAfterBreak="0">
+  <w:abstractNum w:abstractNumId="112" w15:restartNumberingAfterBreak="0">
     <w:nsid w:val="352164D7"/>
     <w:multiLevelType w:val="multilevel"/>
     <w:tmpl w:val="8F08D0C8"/>
@@ -14956,7 +16744,7 @@
       </w:rPr>
     </w:lvl>
   </w:abstractNum>
-  <w:abstractNum w:abstractNumId="101" w15:restartNumberingAfterBreak="0">
+  <w:abstractNum w:abstractNumId="113" w15:restartNumberingAfterBreak="0">
     <w:nsid w:val="361F12D4"/>
     <w:multiLevelType w:val="multilevel"/>
     <w:tmpl w:val="E9060CFC"/>
@@ -15105,7 +16893,7 @@
       </w:rPr>
     </w:lvl>
   </w:abstractNum>
-  <w:abstractNum w:abstractNumId="102" w15:restartNumberingAfterBreak="0">
+  <w:abstractNum w:abstractNumId="114" w15:restartNumberingAfterBreak="0">
     <w:nsid w:val="370618FF"/>
     <w:multiLevelType w:val="multilevel"/>
     <w:tmpl w:val="41F6E6F4"/>
@@ -15254,7 +17042,7 @@
       </w:rPr>
     </w:lvl>
   </w:abstractNum>
-  <w:abstractNum w:abstractNumId="103" w15:restartNumberingAfterBreak="0">
+  <w:abstractNum w:abstractNumId="115" w15:restartNumberingAfterBreak="0">
     <w:nsid w:val="374E731E"/>
     <w:multiLevelType w:val="multilevel"/>
     <w:tmpl w:val="505C5EFA"/>
@@ -15403,7 +17191,7 @@
       </w:rPr>
     </w:lvl>
   </w:abstractNum>
-  <w:abstractNum w:abstractNumId="104" w15:restartNumberingAfterBreak="0">
+  <w:abstractNum w:abstractNumId="116" w15:restartNumberingAfterBreak="0">
     <w:nsid w:val="37FF61DA"/>
     <w:multiLevelType w:val="multilevel"/>
     <w:tmpl w:val="6228FD48"/>
@@ -15552,7 +17340,7 @@
       </w:rPr>
     </w:lvl>
   </w:abstractNum>
-  <w:abstractNum w:abstractNumId="105" w15:restartNumberingAfterBreak="0">
+  <w:abstractNum w:abstractNumId="117" w15:restartNumberingAfterBreak="0">
     <w:nsid w:val="38363465"/>
     <w:multiLevelType w:val="multilevel"/>
     <w:tmpl w:val="95DED952"/>
@@ -15701,7 +17489,7 @@
       </w:rPr>
     </w:lvl>
   </w:abstractNum>
-  <w:abstractNum w:abstractNumId="106" w15:restartNumberingAfterBreak="0">
+  <w:abstractNum w:abstractNumId="118" w15:restartNumberingAfterBreak="0">
     <w:nsid w:val="38816699"/>
     <w:multiLevelType w:val="multilevel"/>
     <w:tmpl w:val="861EBCD0"/>
@@ -15850,7 +17638,7 @@
       </w:rPr>
     </w:lvl>
   </w:abstractNum>
-  <w:abstractNum w:abstractNumId="107" w15:restartNumberingAfterBreak="0">
+  <w:abstractNum w:abstractNumId="119" w15:restartNumberingAfterBreak="0">
     <w:nsid w:val="38A01A2E"/>
     <w:multiLevelType w:val="multilevel"/>
     <w:tmpl w:val="1AACB5F0"/>
@@ -15999,7 +17787,7 @@
       </w:rPr>
     </w:lvl>
   </w:abstractNum>
-  <w:abstractNum w:abstractNumId="108" w15:restartNumberingAfterBreak="0">
+  <w:abstractNum w:abstractNumId="120" w15:restartNumberingAfterBreak="0">
     <w:nsid w:val="395E79C2"/>
     <w:multiLevelType w:val="multilevel"/>
     <w:tmpl w:val="9E4EAFE6"/>
@@ -16148,7 +17936,7 @@
       </w:rPr>
     </w:lvl>
   </w:abstractNum>
-  <w:abstractNum w:abstractNumId="109" w15:restartNumberingAfterBreak="0">
+  <w:abstractNum w:abstractNumId="121" w15:restartNumberingAfterBreak="0">
     <w:nsid w:val="39C44292"/>
     <w:multiLevelType w:val="multilevel"/>
     <w:tmpl w:val="27E86FFA"/>
@@ -16297,7 +18085,152 @@
       </w:rPr>
     </w:lvl>
   </w:abstractNum>
-  <w:abstractNum w:abstractNumId="110" w15:restartNumberingAfterBreak="0">
+  <w:abstractNum w:abstractNumId="122" w15:restartNumberingAfterBreak="0">
+    <w:nsid w:val="39DA29D0"/>
+    <w:multiLevelType w:val="multilevel"/>
+    <w:tmpl w:val="B01A5A0E"/>
+    <w:lvl w:ilvl="0">
+      <w:start w:val="1"/>
+      <w:numFmt w:val="bullet"/>
+      <w:lvlText w:val=""/>
+      <w:lvlJc w:val="left"/>
+      <w:pPr>
+        <w:tabs>
+          <w:tab w:val="num" w:pos="720"/>
+        </w:tabs>
+        <w:ind w:left="720" w:hanging="360"/>
+      </w:pPr>
+      <w:rPr>
+        <w:rFonts w:ascii="Symbol" w:hAnsi="Symbol" w:hint="default"/>
+        <w:sz w:val="20"/>
+      </w:rPr>
+    </w:lvl>
+    <w:lvl w:ilvl="1">
+      <w:start w:val="1"/>
+      <w:numFmt w:val="decimal"/>
+      <w:lvlText w:val="%2."/>
+      <w:lvlJc w:val="left"/>
+      <w:pPr>
+        <w:tabs>
+          <w:tab w:val="num" w:pos="1440"/>
+        </w:tabs>
+        <w:ind w:left="1440" w:hanging="360"/>
+      </w:pPr>
+    </w:lvl>
+    <w:lvl w:ilvl="2" w:tentative="1">
+      <w:start w:val="1"/>
+      <w:numFmt w:val="bullet"/>
+      <w:lvlText w:val=""/>
+      <w:lvlJc w:val="left"/>
+      <w:pPr>
+        <w:tabs>
+          <w:tab w:val="num" w:pos="2160"/>
+        </w:tabs>
+        <w:ind w:left="2160" w:hanging="360"/>
+      </w:pPr>
+      <w:rPr>
+        <w:rFonts w:ascii="Wingdings" w:hAnsi="Wingdings" w:hint="default"/>
+        <w:sz w:val="20"/>
+      </w:rPr>
+    </w:lvl>
+    <w:lvl w:ilvl="3" w:tentative="1">
+      <w:start w:val="1"/>
+      <w:numFmt w:val="bullet"/>
+      <w:lvlText w:val=""/>
+      <w:lvlJc w:val="left"/>
+      <w:pPr>
+        <w:tabs>
+          <w:tab w:val="num" w:pos="2880"/>
+        </w:tabs>
+        <w:ind w:left="2880" w:hanging="360"/>
+      </w:pPr>
+      <w:rPr>
+        <w:rFonts w:ascii="Wingdings" w:hAnsi="Wingdings" w:hint="default"/>
+        <w:sz w:val="20"/>
+      </w:rPr>
+    </w:lvl>
+    <w:lvl w:ilvl="4" w:tentative="1">
+      <w:start w:val="1"/>
+      <w:numFmt w:val="bullet"/>
+      <w:lvlText w:val=""/>
+      <w:lvlJc w:val="left"/>
+      <w:pPr>
+        <w:tabs>
+          <w:tab w:val="num" w:pos="3600"/>
+        </w:tabs>
+        <w:ind w:left="3600" w:hanging="360"/>
+      </w:pPr>
+      <w:rPr>
+        <w:rFonts w:ascii="Wingdings" w:hAnsi="Wingdings" w:hint="default"/>
+        <w:sz w:val="20"/>
+      </w:rPr>
+    </w:lvl>
+    <w:lvl w:ilvl="5" w:tentative="1">
+      <w:start w:val="1"/>
+      <w:numFmt w:val="bullet"/>
+      <w:lvlText w:val=""/>
+      <w:lvlJc w:val="left"/>
+      <w:pPr>
+        <w:tabs>
+          <w:tab w:val="num" w:pos="4320"/>
+        </w:tabs>
+        <w:ind w:left="4320" w:hanging="360"/>
+      </w:pPr>
+      <w:rPr>
+        <w:rFonts w:ascii="Wingdings" w:hAnsi="Wingdings" w:hint="default"/>
+        <w:sz w:val="20"/>
+      </w:rPr>
+    </w:lvl>
+    <w:lvl w:ilvl="6" w:tentative="1">
+      <w:start w:val="1"/>
+      <w:numFmt w:val="bullet"/>
+      <w:lvlText w:val=""/>
+      <w:lvlJc w:val="left"/>
+      <w:pPr>
+        <w:tabs>
+          <w:tab w:val="num" w:pos="5040"/>
+        </w:tabs>
+        <w:ind w:left="5040" w:hanging="360"/>
+      </w:pPr>
+      <w:rPr>
+        <w:rFonts w:ascii="Wingdings" w:hAnsi="Wingdings" w:hint="default"/>
+        <w:sz w:val="20"/>
+      </w:rPr>
+    </w:lvl>
+    <w:lvl w:ilvl="7" w:tentative="1">
+      <w:start w:val="1"/>
+      <w:numFmt w:val="bullet"/>
+      <w:lvlText w:val=""/>
+      <w:lvlJc w:val="left"/>
+      <w:pPr>
+        <w:tabs>
+          <w:tab w:val="num" w:pos="5760"/>
+        </w:tabs>
+        <w:ind w:left="5760" w:hanging="360"/>
+      </w:pPr>
+      <w:rPr>
+        <w:rFonts w:ascii="Wingdings" w:hAnsi="Wingdings" w:hint="default"/>
+        <w:sz w:val="20"/>
+      </w:rPr>
+    </w:lvl>
+    <w:lvl w:ilvl="8" w:tentative="1">
+      <w:start w:val="1"/>
+      <w:numFmt w:val="bullet"/>
+      <w:lvlText w:val=""/>
+      <w:lvlJc w:val="left"/>
+      <w:pPr>
+        <w:tabs>
+          <w:tab w:val="num" w:pos="6480"/>
+        </w:tabs>
+        <w:ind w:left="6480" w:hanging="360"/>
+      </w:pPr>
+      <w:rPr>
+        <w:rFonts w:ascii="Wingdings" w:hAnsi="Wingdings" w:hint="default"/>
+        <w:sz w:val="20"/>
+      </w:rPr>
+    </w:lvl>
+  </w:abstractNum>
+  <w:abstractNum w:abstractNumId="123" w15:restartNumberingAfterBreak="0">
     <w:nsid w:val="3A773478"/>
     <w:multiLevelType w:val="multilevel"/>
     <w:tmpl w:val="15FE072A"/>
@@ -16446,7 +18379,7 @@
       </w:rPr>
     </w:lvl>
   </w:abstractNum>
-  <w:abstractNum w:abstractNumId="111" w15:restartNumberingAfterBreak="0">
+  <w:abstractNum w:abstractNumId="124" w15:restartNumberingAfterBreak="0">
     <w:nsid w:val="3B0E5147"/>
     <w:multiLevelType w:val="multilevel"/>
     <w:tmpl w:val="C4A0C0B4"/>
@@ -16595,7 +18528,7 @@
       </w:rPr>
     </w:lvl>
   </w:abstractNum>
-  <w:abstractNum w:abstractNumId="112" w15:restartNumberingAfterBreak="0">
+  <w:abstractNum w:abstractNumId="125" w15:restartNumberingAfterBreak="0">
     <w:nsid w:val="3B3D4309"/>
     <w:multiLevelType w:val="multilevel"/>
     <w:tmpl w:val="F43C4928"/>
@@ -16744,7 +18677,7 @@
       </w:rPr>
     </w:lvl>
   </w:abstractNum>
-  <w:abstractNum w:abstractNumId="113" w15:restartNumberingAfterBreak="0">
+  <w:abstractNum w:abstractNumId="126" w15:restartNumberingAfterBreak="0">
     <w:nsid w:val="3B7A7961"/>
     <w:multiLevelType w:val="multilevel"/>
     <w:tmpl w:val="BE787EC8"/>
@@ -16893,7 +18826,7 @@
       </w:rPr>
     </w:lvl>
   </w:abstractNum>
-  <w:abstractNum w:abstractNumId="114" w15:restartNumberingAfterBreak="0">
+  <w:abstractNum w:abstractNumId="127" w15:restartNumberingAfterBreak="0">
     <w:nsid w:val="3BDF293D"/>
     <w:multiLevelType w:val="multilevel"/>
     <w:tmpl w:val="A4364F4E"/>
@@ -17042,7 +18975,7 @@
       </w:rPr>
     </w:lvl>
   </w:abstractNum>
-  <w:abstractNum w:abstractNumId="115" w15:restartNumberingAfterBreak="0">
+  <w:abstractNum w:abstractNumId="128" w15:restartNumberingAfterBreak="0">
     <w:nsid w:val="3BFA13EC"/>
     <w:multiLevelType w:val="multilevel"/>
     <w:tmpl w:val="0E0092A0"/>
@@ -17191,7 +19124,7 @@
       </w:rPr>
     </w:lvl>
   </w:abstractNum>
-  <w:abstractNum w:abstractNumId="116" w15:restartNumberingAfterBreak="0">
+  <w:abstractNum w:abstractNumId="129" w15:restartNumberingAfterBreak="0">
     <w:nsid w:val="3C3A443D"/>
     <w:multiLevelType w:val="multilevel"/>
     <w:tmpl w:val="2B42CFF4"/>
@@ -17340,7 +19273,7 @@
       </w:rPr>
     </w:lvl>
   </w:abstractNum>
-  <w:abstractNum w:abstractNumId="117" w15:restartNumberingAfterBreak="0">
+  <w:abstractNum w:abstractNumId="130" w15:restartNumberingAfterBreak="0">
     <w:nsid w:val="3C7A5730"/>
     <w:multiLevelType w:val="multilevel"/>
     <w:tmpl w:val="2A3E04F2"/>
@@ -17453,7 +19386,7 @@
       </w:pPr>
     </w:lvl>
   </w:abstractNum>
-  <w:abstractNum w:abstractNumId="118" w15:restartNumberingAfterBreak="0">
+  <w:abstractNum w:abstractNumId="131" w15:restartNumberingAfterBreak="0">
     <w:nsid w:val="3CA24641"/>
     <w:multiLevelType w:val="multilevel"/>
     <w:tmpl w:val="E9E44CF2"/>
@@ -17602,7 +19535,7 @@
       </w:rPr>
     </w:lvl>
   </w:abstractNum>
-  <w:abstractNum w:abstractNumId="119" w15:restartNumberingAfterBreak="0">
+  <w:abstractNum w:abstractNumId="132" w15:restartNumberingAfterBreak="0">
     <w:nsid w:val="3CAB1EF8"/>
     <w:multiLevelType w:val="multilevel"/>
     <w:tmpl w:val="7ACEAC34"/>
@@ -17751,7 +19684,7 @@
       </w:rPr>
     </w:lvl>
   </w:abstractNum>
-  <w:abstractNum w:abstractNumId="120" w15:restartNumberingAfterBreak="0">
+  <w:abstractNum w:abstractNumId="133" w15:restartNumberingAfterBreak="0">
     <w:nsid w:val="3CFF4288"/>
     <w:multiLevelType w:val="multilevel"/>
     <w:tmpl w:val="55285CFA"/>
@@ -17900,7 +19833,7 @@
       </w:rPr>
     </w:lvl>
   </w:abstractNum>
-  <w:abstractNum w:abstractNumId="121" w15:restartNumberingAfterBreak="0">
+  <w:abstractNum w:abstractNumId="134" w15:restartNumberingAfterBreak="0">
     <w:nsid w:val="3D2C70C3"/>
     <w:multiLevelType w:val="multilevel"/>
     <w:tmpl w:val="94DA0012"/>
@@ -18049,7 +19982,7 @@
       </w:rPr>
     </w:lvl>
   </w:abstractNum>
-  <w:abstractNum w:abstractNumId="122" w15:restartNumberingAfterBreak="0">
+  <w:abstractNum w:abstractNumId="135" w15:restartNumberingAfterBreak="0">
     <w:nsid w:val="3D772D94"/>
     <w:multiLevelType w:val="multilevel"/>
     <w:tmpl w:val="9252D276"/>
@@ -18198,7 +20131,7 @@
       </w:rPr>
     </w:lvl>
   </w:abstractNum>
-  <w:abstractNum w:abstractNumId="123" w15:restartNumberingAfterBreak="0">
+  <w:abstractNum w:abstractNumId="136" w15:restartNumberingAfterBreak="0">
     <w:nsid w:val="3DAB034F"/>
     <w:multiLevelType w:val="multilevel"/>
     <w:tmpl w:val="31FA94A8"/>
@@ -18347,7 +20280,156 @@
       </w:rPr>
     </w:lvl>
   </w:abstractNum>
-  <w:abstractNum w:abstractNumId="124" w15:restartNumberingAfterBreak="0">
+  <w:abstractNum w:abstractNumId="137" w15:restartNumberingAfterBreak="0">
+    <w:nsid w:val="3DC20CB7"/>
+    <w:multiLevelType w:val="multilevel"/>
+    <w:tmpl w:val="F6501AB4"/>
+    <w:lvl w:ilvl="0">
+      <w:start w:val="1"/>
+      <w:numFmt w:val="bullet"/>
+      <w:lvlText w:val=""/>
+      <w:lvlJc w:val="left"/>
+      <w:pPr>
+        <w:tabs>
+          <w:tab w:val="num" w:pos="720"/>
+        </w:tabs>
+        <w:ind w:left="720" w:hanging="360"/>
+      </w:pPr>
+      <w:rPr>
+        <w:rFonts w:ascii="Symbol" w:hAnsi="Symbol" w:hint="default"/>
+        <w:sz w:val="20"/>
+      </w:rPr>
+    </w:lvl>
+    <w:lvl w:ilvl="1" w:tentative="1">
+      <w:start w:val="1"/>
+      <w:numFmt w:val="bullet"/>
+      <w:lvlText w:val="o"/>
+      <w:lvlJc w:val="left"/>
+      <w:pPr>
+        <w:tabs>
+          <w:tab w:val="num" w:pos="1440"/>
+        </w:tabs>
+        <w:ind w:left="1440" w:hanging="360"/>
+      </w:pPr>
+      <w:rPr>
+        <w:rFonts w:ascii="Courier New" w:hAnsi="Courier New" w:hint="default"/>
+        <w:sz w:val="20"/>
+      </w:rPr>
+    </w:lvl>
+    <w:lvl w:ilvl="2" w:tentative="1">
+      <w:start w:val="1"/>
+      <w:numFmt w:val="bullet"/>
+      <w:lvlText w:val=""/>
+      <w:lvlJc w:val="left"/>
+      <w:pPr>
+        <w:tabs>
+          <w:tab w:val="num" w:pos="2160"/>
+        </w:tabs>
+        <w:ind w:left="2160" w:hanging="360"/>
+      </w:pPr>
+      <w:rPr>
+        <w:rFonts w:ascii="Wingdings" w:hAnsi="Wingdings" w:hint="default"/>
+        <w:sz w:val="20"/>
+      </w:rPr>
+    </w:lvl>
+    <w:lvl w:ilvl="3" w:tentative="1">
+      <w:start w:val="1"/>
+      <w:numFmt w:val="bullet"/>
+      <w:lvlText w:val=""/>
+      <w:lvlJc w:val="left"/>
+      <w:pPr>
+        <w:tabs>
+          <w:tab w:val="num" w:pos="2880"/>
+        </w:tabs>
+        <w:ind w:left="2880" w:hanging="360"/>
+      </w:pPr>
+      <w:rPr>
+        <w:rFonts w:ascii="Wingdings" w:hAnsi="Wingdings" w:hint="default"/>
+        <w:sz w:val="20"/>
+      </w:rPr>
+    </w:lvl>
+    <w:lvl w:ilvl="4" w:tentative="1">
+      <w:start w:val="1"/>
+      <w:numFmt w:val="bullet"/>
+      <w:lvlText w:val=""/>
+      <w:lvlJc w:val="left"/>
+      <w:pPr>
+        <w:tabs>
+          <w:tab w:val="num" w:pos="3600"/>
+        </w:tabs>
+        <w:ind w:left="3600" w:hanging="360"/>
+      </w:pPr>
+      <w:rPr>
+        <w:rFonts w:ascii="Wingdings" w:hAnsi="Wingdings" w:hint="default"/>
+        <w:sz w:val="20"/>
+      </w:rPr>
+    </w:lvl>
+    <w:lvl w:ilvl="5" w:tentative="1">
+      <w:start w:val="1"/>
+      <w:numFmt w:val="bullet"/>
+      <w:lvlText w:val=""/>
+      <w:lvlJc w:val="left"/>
+      <w:pPr>
+        <w:tabs>
+          <w:tab w:val="num" w:pos="4320"/>
+        </w:tabs>
+        <w:ind w:left="4320" w:hanging="360"/>
+      </w:pPr>
+      <w:rPr>
+        <w:rFonts w:ascii="Wingdings" w:hAnsi="Wingdings" w:hint="default"/>
+        <w:sz w:val="20"/>
+      </w:rPr>
+    </w:lvl>
+    <w:lvl w:ilvl="6" w:tentative="1">
+      <w:start w:val="1"/>
+      <w:numFmt w:val="bullet"/>
+      <w:lvlText w:val=""/>
+      <w:lvlJc w:val="left"/>
+      <w:pPr>
+        <w:tabs>
+          <w:tab w:val="num" w:pos="5040"/>
+        </w:tabs>
+        <w:ind w:left="5040" w:hanging="360"/>
+      </w:pPr>
+      <w:rPr>
+        <w:rFonts w:ascii="Wingdings" w:hAnsi="Wingdings" w:hint="default"/>
+        <w:sz w:val="20"/>
+      </w:rPr>
+    </w:lvl>
+    <w:lvl w:ilvl="7" w:tentative="1">
+      <w:start w:val="1"/>
+      <w:numFmt w:val="bullet"/>
+      <w:lvlText w:val=""/>
+      <w:lvlJc w:val="left"/>
+      <w:pPr>
+        <w:tabs>
+          <w:tab w:val="num" w:pos="5760"/>
+        </w:tabs>
+        <w:ind w:left="5760" w:hanging="360"/>
+      </w:pPr>
+      <w:rPr>
+        <w:rFonts w:ascii="Wingdings" w:hAnsi="Wingdings" w:hint="default"/>
+        <w:sz w:val="20"/>
+      </w:rPr>
+    </w:lvl>
+    <w:lvl w:ilvl="8" w:tentative="1">
+      <w:start w:val="1"/>
+      <w:numFmt w:val="bullet"/>
+      <w:lvlText w:val=""/>
+      <w:lvlJc w:val="left"/>
+      <w:pPr>
+        <w:tabs>
+          <w:tab w:val="num" w:pos="6480"/>
+        </w:tabs>
+        <w:ind w:left="6480" w:hanging="360"/>
+      </w:pPr>
+      <w:rPr>
+        <w:rFonts w:ascii="Wingdings" w:hAnsi="Wingdings" w:hint="default"/>
+        <w:sz w:val="20"/>
+      </w:rPr>
+    </w:lvl>
+  </w:abstractNum>
+  <w:abstractNum w:abstractNumId="138" w15:restartNumberingAfterBreak="0">
     <w:nsid w:val="3DE7052E"/>
     <w:multiLevelType w:val="multilevel"/>
     <w:tmpl w:val="C436F1C6"/>
@@ -18496,7 +20578,156 @@
       </w:rPr>
     </w:lvl>
   </w:abstractNum>
-  <w:abstractNum w:abstractNumId="125" w15:restartNumberingAfterBreak="0">
+  <w:abstractNum w:abstractNumId="139" w15:restartNumberingAfterBreak="0">
+    <w:nsid w:val="3E9E796E"/>
+    <w:multiLevelType w:val="multilevel"/>
+    <w:tmpl w:val="9F1ECA42"/>
+    <w:lvl w:ilvl="0">
+      <w:start w:val="1"/>
+      <w:numFmt w:val="bullet"/>
+      <w:lvlText w:val=""/>
+      <w:lvlJc w:val="left"/>
+      <w:pPr>
+        <w:tabs>
+          <w:tab w:val="num" w:pos="720"/>
+        </w:tabs>
+        <w:ind w:left="720" w:hanging="360"/>
+      </w:pPr>
+      <w:rPr>
+        <w:rFonts w:ascii="Symbol" w:hAnsi="Symbol" w:hint="default"/>
+        <w:sz w:val="20"/>
+      </w:rPr>
+    </w:lvl>
+    <w:lvl w:ilvl="1" w:tentative="1">
+      <w:start w:val="1"/>
+      <w:numFmt w:val="bullet"/>
+      <w:lvlText w:val="o"/>
+      <w:lvlJc w:val="left"/>
+      <w:pPr>
+        <w:tabs>
+          <w:tab w:val="num" w:pos="1440"/>
+        </w:tabs>
+        <w:ind w:left="1440" w:hanging="360"/>
+      </w:pPr>
+      <w:rPr>
+        <w:rFonts w:ascii="Courier New" w:hAnsi="Courier New" w:hint="default"/>
+        <w:sz w:val="20"/>
+      </w:rPr>
+    </w:lvl>
+    <w:lvl w:ilvl="2" w:tentative="1">
+      <w:start w:val="1"/>
+      <w:numFmt w:val="bullet"/>
+      <w:lvlText w:val=""/>
+      <w:lvlJc w:val="left"/>
+      <w:pPr>
+        <w:tabs>
+          <w:tab w:val="num" w:pos="2160"/>
+        </w:tabs>
+        <w:ind w:left="2160" w:hanging="360"/>
+      </w:pPr>
+      <w:rPr>
+        <w:rFonts w:ascii="Wingdings" w:hAnsi="Wingdings" w:hint="default"/>
+        <w:sz w:val="20"/>
+      </w:rPr>
+    </w:lvl>
+    <w:lvl w:ilvl="3" w:tentative="1">
+      <w:start w:val="1"/>
+      <w:numFmt w:val="bullet"/>
+      <w:lvlText w:val=""/>
+      <w:lvlJc w:val="left"/>
+      <w:pPr>
+        <w:tabs>
+          <w:tab w:val="num" w:pos="2880"/>
+        </w:tabs>
+        <w:ind w:left="2880" w:hanging="360"/>
+      </w:pPr>
+      <w:rPr>
+        <w:rFonts w:ascii="Wingdings" w:hAnsi="Wingdings" w:hint="default"/>
+        <w:sz w:val="20"/>
+      </w:rPr>
+    </w:lvl>
+    <w:lvl w:ilvl="4" w:tentative="1">
+      <w:start w:val="1"/>
+      <w:numFmt w:val="bullet"/>
+      <w:lvlText w:val=""/>
+      <w:lvlJc w:val="left"/>
+      <w:pPr>
+        <w:tabs>
+          <w:tab w:val="num" w:pos="3600"/>
+        </w:tabs>
+        <w:ind w:left="3600" w:hanging="360"/>
+      </w:pPr>
+      <w:rPr>
+        <w:rFonts w:ascii="Wingdings" w:hAnsi="Wingdings" w:hint="default"/>
+        <w:sz w:val="20"/>
+      </w:rPr>
+    </w:lvl>
+    <w:lvl w:ilvl="5" w:tentative="1">
+      <w:start w:val="1"/>
+      <w:numFmt w:val="bullet"/>
+      <w:lvlText w:val=""/>
+      <w:lvlJc w:val="left"/>
+      <w:pPr>
+        <w:tabs>
+          <w:tab w:val="num" w:pos="4320"/>
+        </w:tabs>
+        <w:ind w:left="4320" w:hanging="360"/>
+      </w:pPr>
+      <w:rPr>
+        <w:rFonts w:ascii="Wingdings" w:hAnsi="Wingdings" w:hint="default"/>
+        <w:sz w:val="20"/>
+      </w:rPr>
+    </w:lvl>
+    <w:lvl w:ilvl="6" w:tentative="1">
+      <w:start w:val="1"/>
+      <w:numFmt w:val="bullet"/>
+      <w:lvlText w:val=""/>
+      <w:lvlJc w:val="left"/>
+      <w:pPr>
+        <w:tabs>
+          <w:tab w:val="num" w:pos="5040"/>
+        </w:tabs>
+        <w:ind w:left="5040" w:hanging="360"/>
+      </w:pPr>
+      <w:rPr>
+        <w:rFonts w:ascii="Wingdings" w:hAnsi="Wingdings" w:hint="default"/>
+        <w:sz w:val="20"/>
+      </w:rPr>
+    </w:lvl>
+    <w:lvl w:ilvl="7" w:tentative="1">
+      <w:start w:val="1"/>
+      <w:numFmt w:val="bullet"/>
+      <w:lvlText w:val=""/>
+      <w:lvlJc w:val="left"/>
+      <w:pPr>
+        <w:tabs>
+          <w:tab w:val="num" w:pos="5760"/>
+        </w:tabs>
+        <w:ind w:left="5760" w:hanging="360"/>
+      </w:pPr>
+      <w:rPr>
+        <w:rFonts w:ascii="Wingdings" w:hAnsi="Wingdings" w:hint="default"/>
+        <w:sz w:val="20"/>
+      </w:rPr>
+    </w:lvl>
+    <w:lvl w:ilvl="8" w:tentative="1">
+      <w:start w:val="1"/>
+      <w:numFmt w:val="bullet"/>
+      <w:lvlText w:val=""/>
+      <w:lvlJc w:val="left"/>
+      <w:pPr>
+        <w:tabs>
+          <w:tab w:val="num" w:pos="6480"/>
+        </w:tabs>
+        <w:ind w:left="6480" w:hanging="360"/>
+      </w:pPr>
+      <w:rPr>
+        <w:rFonts w:ascii="Wingdings" w:hAnsi="Wingdings" w:hint="default"/>
+        <w:sz w:val="20"/>
+      </w:rPr>
+    </w:lvl>
+  </w:abstractNum>
+  <w:abstractNum w:abstractNumId="140" w15:restartNumberingAfterBreak="0">
     <w:nsid w:val="3EA0479F"/>
     <w:multiLevelType w:val="multilevel"/>
     <w:tmpl w:val="DCC86748"/>
@@ -18645,7 +20876,7 @@
       </w:rPr>
     </w:lvl>
   </w:abstractNum>
-  <w:abstractNum w:abstractNumId="126" w15:restartNumberingAfterBreak="0">
+  <w:abstractNum w:abstractNumId="141" w15:restartNumberingAfterBreak="0">
     <w:nsid w:val="3F17042A"/>
     <w:multiLevelType w:val="multilevel"/>
     <w:tmpl w:val="ED940C7C"/>
@@ -18794,7 +21025,156 @@
       </w:rPr>
     </w:lvl>
   </w:abstractNum>
-  <w:abstractNum w:abstractNumId="127" w15:restartNumberingAfterBreak="0">
+  <w:abstractNum w:abstractNumId="142" w15:restartNumberingAfterBreak="0">
+    <w:nsid w:val="3F80459B"/>
+    <w:multiLevelType w:val="multilevel"/>
+    <w:tmpl w:val="F68CEFD6"/>
+    <w:lvl w:ilvl="0">
+      <w:start w:val="1"/>
+      <w:numFmt w:val="bullet"/>
+      <w:lvlText w:val=""/>
+      <w:lvlJc w:val="left"/>
+      <w:pPr>
+        <w:tabs>
+          <w:tab w:val="num" w:pos="720"/>
+        </w:tabs>
+        <w:ind w:left="720" w:hanging="360"/>
+      </w:pPr>
+      <w:rPr>
+        <w:rFonts w:ascii="Symbol" w:hAnsi="Symbol" w:hint="default"/>
+        <w:sz w:val="20"/>
+      </w:rPr>
+    </w:lvl>
+    <w:lvl w:ilvl="1" w:tentative="1">
+      <w:start w:val="1"/>
+      <w:numFmt w:val="bullet"/>
+      <w:lvlText w:val="o"/>
+      <w:lvlJc w:val="left"/>
+      <w:pPr>
+        <w:tabs>
+          <w:tab w:val="num" w:pos="1440"/>
+        </w:tabs>
+        <w:ind w:left="1440" w:hanging="360"/>
+      </w:pPr>
+      <w:rPr>
+        <w:rFonts w:ascii="Courier New" w:hAnsi="Courier New" w:hint="default"/>
+        <w:sz w:val="20"/>
+      </w:rPr>
+    </w:lvl>
+    <w:lvl w:ilvl="2" w:tentative="1">
+      <w:start w:val="1"/>
+      <w:numFmt w:val="bullet"/>
+      <w:lvlText w:val=""/>
+      <w:lvlJc w:val="left"/>
+      <w:pPr>
+        <w:tabs>
+          <w:tab w:val="num" w:pos="2160"/>
+        </w:tabs>
+        <w:ind w:left="2160" w:hanging="360"/>
+      </w:pPr>
+      <w:rPr>
+        <w:rFonts w:ascii="Wingdings" w:hAnsi="Wingdings" w:hint="default"/>
+        <w:sz w:val="20"/>
+      </w:rPr>
+    </w:lvl>
+    <w:lvl w:ilvl="3" w:tentative="1">
+      <w:start w:val="1"/>
+      <w:numFmt w:val="bullet"/>
+      <w:lvlText w:val=""/>
+      <w:lvlJc w:val="left"/>
+      <w:pPr>
+        <w:tabs>
+          <w:tab w:val="num" w:pos="2880"/>
+        </w:tabs>
+        <w:ind w:left="2880" w:hanging="360"/>
+      </w:pPr>
+      <w:rPr>
+        <w:rFonts w:ascii="Wingdings" w:hAnsi="Wingdings" w:hint="default"/>
+        <w:sz w:val="20"/>
+      </w:rPr>
+    </w:lvl>
+    <w:lvl w:ilvl="4" w:tentative="1">
+      <w:start w:val="1"/>
+      <w:numFmt w:val="bullet"/>
+      <w:lvlText w:val=""/>
+      <w:lvlJc w:val="left"/>
+      <w:pPr>
+        <w:tabs>
+          <w:tab w:val="num" w:pos="3600"/>
+        </w:tabs>
+        <w:ind w:left="3600" w:hanging="360"/>
+      </w:pPr>
+      <w:rPr>
+        <w:rFonts w:ascii="Wingdings" w:hAnsi="Wingdings" w:hint="default"/>
+        <w:sz w:val="20"/>
+      </w:rPr>
+    </w:lvl>
+    <w:lvl w:ilvl="5" w:tentative="1">
+      <w:start w:val="1"/>
+      <w:numFmt w:val="bullet"/>
+      <w:lvlText w:val=""/>
+      <w:lvlJc w:val="left"/>
+      <w:pPr>
+        <w:tabs>
+          <w:tab w:val="num" w:pos="4320"/>
+        </w:tabs>
+        <w:ind w:left="4320" w:hanging="360"/>
+      </w:pPr>
+      <w:rPr>
+        <w:rFonts w:ascii="Wingdings" w:hAnsi="Wingdings" w:hint="default"/>
+        <w:sz w:val="20"/>
+      </w:rPr>
+    </w:lvl>
+    <w:lvl w:ilvl="6" w:tentative="1">
+      <w:start w:val="1"/>
+      <w:numFmt w:val="bullet"/>
+      <w:lvlText w:val=""/>
+      <w:lvlJc w:val="left"/>
+      <w:pPr>
+        <w:tabs>
+          <w:tab w:val="num" w:pos="5040"/>
+        </w:tabs>
+        <w:ind w:left="5040" w:hanging="360"/>
+      </w:pPr>
+      <w:rPr>
+        <w:rFonts w:ascii="Wingdings" w:hAnsi="Wingdings" w:hint="default"/>
+        <w:sz w:val="20"/>
+      </w:rPr>
+    </w:lvl>
+    <w:lvl w:ilvl="7" w:tentative="1">
+      <w:start w:val="1"/>
+      <w:numFmt w:val="bullet"/>
+      <w:lvlText w:val=""/>
+      <w:lvlJc w:val="left"/>
+      <w:pPr>
+        <w:tabs>
+          <w:tab w:val="num" w:pos="5760"/>
+        </w:tabs>
+        <w:ind w:left="5760" w:hanging="360"/>
+      </w:pPr>
+      <w:rPr>
+        <w:rFonts w:ascii="Wingdings" w:hAnsi="Wingdings" w:hint="default"/>
+        <w:sz w:val="20"/>
+      </w:rPr>
+    </w:lvl>
+    <w:lvl w:ilvl="8" w:tentative="1">
+      <w:start w:val="1"/>
+      <w:numFmt w:val="bullet"/>
+      <w:lvlText w:val=""/>
+      <w:lvlJc w:val="left"/>
+      <w:pPr>
+        <w:tabs>
+          <w:tab w:val="num" w:pos="6480"/>
+        </w:tabs>
+        <w:ind w:left="6480" w:hanging="360"/>
+      </w:pPr>
+      <w:rPr>
+        <w:rFonts w:ascii="Wingdings" w:hAnsi="Wingdings" w:hint="default"/>
+        <w:sz w:val="20"/>
+      </w:rPr>
+    </w:lvl>
+  </w:abstractNum>
+  <w:abstractNum w:abstractNumId="143" w15:restartNumberingAfterBreak="0">
     <w:nsid w:val="41453CF8"/>
     <w:multiLevelType w:val="multilevel"/>
     <w:tmpl w:val="8886FC0A"/>
@@ -18943,7 +21323,7 @@
       </w:rPr>
     </w:lvl>
   </w:abstractNum>
-  <w:abstractNum w:abstractNumId="128" w15:restartNumberingAfterBreak="0">
+  <w:abstractNum w:abstractNumId="144" w15:restartNumberingAfterBreak="0">
     <w:nsid w:val="415C1E65"/>
     <w:multiLevelType w:val="multilevel"/>
     <w:tmpl w:val="803E3F46"/>
@@ -19092,7 +21472,7 @@
       </w:rPr>
     </w:lvl>
   </w:abstractNum>
-  <w:abstractNum w:abstractNumId="129" w15:restartNumberingAfterBreak="0">
+  <w:abstractNum w:abstractNumId="145" w15:restartNumberingAfterBreak="0">
     <w:nsid w:val="419C3C8C"/>
     <w:multiLevelType w:val="multilevel"/>
     <w:tmpl w:val="E84686BE"/>
@@ -19241,7 +21621,7 @@
       </w:rPr>
     </w:lvl>
   </w:abstractNum>
-  <w:abstractNum w:abstractNumId="130" w15:restartNumberingAfterBreak="0">
+  <w:abstractNum w:abstractNumId="146" w15:restartNumberingAfterBreak="0">
     <w:nsid w:val="42074EAD"/>
     <w:multiLevelType w:val="multilevel"/>
     <w:tmpl w:val="EF5EAE60"/>
@@ -19390,7 +21770,7 @@
       </w:rPr>
     </w:lvl>
   </w:abstractNum>
-  <w:abstractNum w:abstractNumId="131" w15:restartNumberingAfterBreak="0">
+  <w:abstractNum w:abstractNumId="147" w15:restartNumberingAfterBreak="0">
     <w:nsid w:val="42075914"/>
     <w:multiLevelType w:val="multilevel"/>
     <w:tmpl w:val="3654AC06"/>
@@ -19539,7 +21919,7 @@
       </w:rPr>
     </w:lvl>
   </w:abstractNum>
-  <w:abstractNum w:abstractNumId="132" w15:restartNumberingAfterBreak="0">
+  <w:abstractNum w:abstractNumId="148" w15:restartNumberingAfterBreak="0">
     <w:nsid w:val="42A15FD7"/>
     <w:multiLevelType w:val="multilevel"/>
     <w:tmpl w:val="0204B06A"/>
@@ -19688,7 +22068,7 @@
       </w:rPr>
     </w:lvl>
   </w:abstractNum>
-  <w:abstractNum w:abstractNumId="133" w15:restartNumberingAfterBreak="0">
+  <w:abstractNum w:abstractNumId="149" w15:restartNumberingAfterBreak="0">
     <w:nsid w:val="43A71279"/>
     <w:multiLevelType w:val="multilevel"/>
     <w:tmpl w:val="C81EA564"/>
@@ -19837,7 +22217,7 @@
       </w:rPr>
     </w:lvl>
   </w:abstractNum>
-  <w:abstractNum w:abstractNumId="134" w15:restartNumberingAfterBreak="0">
+  <w:abstractNum w:abstractNumId="150" w15:restartNumberingAfterBreak="0">
     <w:nsid w:val="43F41B84"/>
     <w:multiLevelType w:val="multilevel"/>
     <w:tmpl w:val="A766A878"/>
@@ -19986,7 +22366,7 @@
       </w:rPr>
     </w:lvl>
   </w:abstractNum>
-  <w:abstractNum w:abstractNumId="135" w15:restartNumberingAfterBreak="0">
+  <w:abstractNum w:abstractNumId="151" w15:restartNumberingAfterBreak="0">
     <w:nsid w:val="445E0CC7"/>
     <w:multiLevelType w:val="multilevel"/>
     <w:tmpl w:val="9F587920"/>
@@ -20135,7 +22515,7 @@
       </w:rPr>
     </w:lvl>
   </w:abstractNum>
-  <w:abstractNum w:abstractNumId="136" w15:restartNumberingAfterBreak="0">
+  <w:abstractNum w:abstractNumId="152" w15:restartNumberingAfterBreak="0">
     <w:nsid w:val="44E07EB6"/>
     <w:multiLevelType w:val="multilevel"/>
     <w:tmpl w:val="B3462038"/>
@@ -20284,7 +22664,7 @@
       </w:rPr>
     </w:lvl>
   </w:abstractNum>
-  <w:abstractNum w:abstractNumId="137" w15:restartNumberingAfterBreak="0">
+  <w:abstractNum w:abstractNumId="153" w15:restartNumberingAfterBreak="0">
     <w:nsid w:val="450B74E1"/>
     <w:multiLevelType w:val="multilevel"/>
     <w:tmpl w:val="560C9B8E"/>
@@ -20433,7 +22813,7 @@
       </w:rPr>
     </w:lvl>
   </w:abstractNum>
-  <w:abstractNum w:abstractNumId="138" w15:restartNumberingAfterBreak="0">
+  <w:abstractNum w:abstractNumId="154" w15:restartNumberingAfterBreak="0">
     <w:nsid w:val="45174D6A"/>
     <w:multiLevelType w:val="multilevel"/>
     <w:tmpl w:val="339079BA"/>
@@ -20582,7 +22962,7 @@
       </w:rPr>
     </w:lvl>
   </w:abstractNum>
-  <w:abstractNum w:abstractNumId="139" w15:restartNumberingAfterBreak="0">
+  <w:abstractNum w:abstractNumId="155" w15:restartNumberingAfterBreak="0">
     <w:nsid w:val="45370063"/>
     <w:multiLevelType w:val="multilevel"/>
     <w:tmpl w:val="E466B7E8"/>
@@ -20731,7 +23111,7 @@
       </w:rPr>
     </w:lvl>
   </w:abstractNum>
-  <w:abstractNum w:abstractNumId="140" w15:restartNumberingAfterBreak="0">
+  <w:abstractNum w:abstractNumId="156" w15:restartNumberingAfterBreak="0">
     <w:nsid w:val="47375F90"/>
     <w:multiLevelType w:val="multilevel"/>
     <w:tmpl w:val="B3149704"/>
@@ -20880,7 +23260,7 @@
       </w:rPr>
     </w:lvl>
   </w:abstractNum>
-  <w:abstractNum w:abstractNumId="141" w15:restartNumberingAfterBreak="0">
+  <w:abstractNum w:abstractNumId="157" w15:restartNumberingAfterBreak="0">
     <w:nsid w:val="479A209C"/>
     <w:multiLevelType w:val="multilevel"/>
     <w:tmpl w:val="676AAF56"/>
@@ -21029,7 +23409,7 @@
       </w:rPr>
     </w:lvl>
   </w:abstractNum>
-  <w:abstractNum w:abstractNumId="142" w15:restartNumberingAfterBreak="0">
+  <w:abstractNum w:abstractNumId="158" w15:restartNumberingAfterBreak="0">
     <w:nsid w:val="480F265D"/>
     <w:multiLevelType w:val="multilevel"/>
     <w:tmpl w:val="CDB637E4"/>
@@ -21178,7 +23558,7 @@
       </w:rPr>
     </w:lvl>
   </w:abstractNum>
-  <w:abstractNum w:abstractNumId="143" w15:restartNumberingAfterBreak="0">
+  <w:abstractNum w:abstractNumId="159" w15:restartNumberingAfterBreak="0">
     <w:nsid w:val="48B75E37"/>
     <w:multiLevelType w:val="multilevel"/>
     <w:tmpl w:val="3F68D6FE"/>
@@ -21327,7 +23707,7 @@
       </w:rPr>
     </w:lvl>
   </w:abstractNum>
-  <w:abstractNum w:abstractNumId="144" w15:restartNumberingAfterBreak="0">
+  <w:abstractNum w:abstractNumId="160" w15:restartNumberingAfterBreak="0">
     <w:nsid w:val="48C90A4E"/>
     <w:multiLevelType w:val="multilevel"/>
     <w:tmpl w:val="128E2C9C"/>
@@ -21476,7 +23856,7 @@
       </w:rPr>
     </w:lvl>
   </w:abstractNum>
-  <w:abstractNum w:abstractNumId="145" w15:restartNumberingAfterBreak="0">
+  <w:abstractNum w:abstractNumId="161" w15:restartNumberingAfterBreak="0">
     <w:nsid w:val="48FA6CB4"/>
     <w:multiLevelType w:val="multilevel"/>
     <w:tmpl w:val="E954C676"/>
@@ -21625,7 +24005,7 @@
       </w:rPr>
     </w:lvl>
   </w:abstractNum>
-  <w:abstractNum w:abstractNumId="146" w15:restartNumberingAfterBreak="0">
+  <w:abstractNum w:abstractNumId="162" w15:restartNumberingAfterBreak="0">
     <w:nsid w:val="492D7C27"/>
     <w:multiLevelType w:val="multilevel"/>
     <w:tmpl w:val="59103E38"/>
@@ -21774,7 +24154,7 @@
       </w:rPr>
     </w:lvl>
   </w:abstractNum>
-  <w:abstractNum w:abstractNumId="147" w15:restartNumberingAfterBreak="0">
+  <w:abstractNum w:abstractNumId="163" w15:restartNumberingAfterBreak="0">
     <w:nsid w:val="4944675C"/>
     <w:multiLevelType w:val="multilevel"/>
     <w:tmpl w:val="F300F118"/>
@@ -21923,7 +24303,7 @@
       </w:rPr>
     </w:lvl>
   </w:abstractNum>
-  <w:abstractNum w:abstractNumId="148" w15:restartNumberingAfterBreak="0">
+  <w:abstractNum w:abstractNumId="164" w15:restartNumberingAfterBreak="0">
     <w:nsid w:val="49725174"/>
     <w:multiLevelType w:val="multilevel"/>
     <w:tmpl w:val="43406682"/>
@@ -22072,7 +24452,7 @@
       </w:rPr>
     </w:lvl>
   </w:abstractNum>
-  <w:abstractNum w:abstractNumId="149" w15:restartNumberingAfterBreak="0">
+  <w:abstractNum w:abstractNumId="165" w15:restartNumberingAfterBreak="0">
     <w:nsid w:val="49E93EDF"/>
     <w:multiLevelType w:val="multilevel"/>
     <w:tmpl w:val="53C2C7F0"/>
@@ -22221,7 +24601,7 @@
       </w:rPr>
     </w:lvl>
   </w:abstractNum>
-  <w:abstractNum w:abstractNumId="150" w15:restartNumberingAfterBreak="0">
+  <w:abstractNum w:abstractNumId="166" w15:restartNumberingAfterBreak="0">
     <w:nsid w:val="4B64043D"/>
     <w:multiLevelType w:val="multilevel"/>
     <w:tmpl w:val="B518DF10"/>
@@ -22370,7 +24750,7 @@
       </w:rPr>
     </w:lvl>
   </w:abstractNum>
-  <w:abstractNum w:abstractNumId="151" w15:restartNumberingAfterBreak="0">
+  <w:abstractNum w:abstractNumId="167" w15:restartNumberingAfterBreak="0">
     <w:nsid w:val="4BBD5602"/>
     <w:multiLevelType w:val="multilevel"/>
     <w:tmpl w:val="BD8E82CE"/>
@@ -22519,7 +24899,7 @@
       </w:rPr>
     </w:lvl>
   </w:abstractNum>
-  <w:abstractNum w:abstractNumId="152" w15:restartNumberingAfterBreak="0">
+  <w:abstractNum w:abstractNumId="168" w15:restartNumberingAfterBreak="0">
     <w:nsid w:val="4BCB6322"/>
     <w:multiLevelType w:val="multilevel"/>
     <w:tmpl w:val="928ED450"/>
@@ -22668,7 +25048,7 @@
       </w:rPr>
     </w:lvl>
   </w:abstractNum>
-  <w:abstractNum w:abstractNumId="153" w15:restartNumberingAfterBreak="0">
+  <w:abstractNum w:abstractNumId="169" w15:restartNumberingAfterBreak="0">
     <w:nsid w:val="4C162462"/>
     <w:multiLevelType w:val="multilevel"/>
     <w:tmpl w:val="15A487E0"/>
@@ -22817,7 +25197,7 @@
       </w:rPr>
     </w:lvl>
   </w:abstractNum>
-  <w:abstractNum w:abstractNumId="154" w15:restartNumberingAfterBreak="0">
+  <w:abstractNum w:abstractNumId="170" w15:restartNumberingAfterBreak="0">
     <w:nsid w:val="4D476707"/>
     <w:multiLevelType w:val="multilevel"/>
     <w:tmpl w:val="830E1298"/>
@@ -22966,7 +25346,7 @@
       </w:rPr>
     </w:lvl>
   </w:abstractNum>
-  <w:abstractNum w:abstractNumId="155" w15:restartNumberingAfterBreak="0">
+  <w:abstractNum w:abstractNumId="171" w15:restartNumberingAfterBreak="0">
     <w:nsid w:val="4D5C0773"/>
     <w:multiLevelType w:val="multilevel"/>
     <w:tmpl w:val="FA787D38"/>
@@ -23115,7 +25495,7 @@
       </w:rPr>
     </w:lvl>
   </w:abstractNum>
-  <w:abstractNum w:abstractNumId="156" w15:restartNumberingAfterBreak="0">
+  <w:abstractNum w:abstractNumId="172" w15:restartNumberingAfterBreak="0">
     <w:nsid w:val="4DD64FB5"/>
     <w:multiLevelType w:val="multilevel"/>
     <w:tmpl w:val="3072ED58"/>
@@ -23264,7 +25644,7 @@
       </w:rPr>
     </w:lvl>
   </w:abstractNum>
-  <w:abstractNum w:abstractNumId="157" w15:restartNumberingAfterBreak="0">
+  <w:abstractNum w:abstractNumId="173" w15:restartNumberingAfterBreak="0">
     <w:nsid w:val="4EA01B70"/>
     <w:multiLevelType w:val="multilevel"/>
     <w:tmpl w:val="8B0CD580"/>
@@ -23413,7 +25793,7 @@
       </w:rPr>
     </w:lvl>
   </w:abstractNum>
-  <w:abstractNum w:abstractNumId="158" w15:restartNumberingAfterBreak="0">
+  <w:abstractNum w:abstractNumId="174" w15:restartNumberingAfterBreak="0">
     <w:nsid w:val="4EE44FFD"/>
     <w:multiLevelType w:val="multilevel"/>
     <w:tmpl w:val="AEB4BF7A"/>
@@ -23562,7 +25942,7 @@
       </w:rPr>
     </w:lvl>
   </w:abstractNum>
-  <w:abstractNum w:abstractNumId="159" w15:restartNumberingAfterBreak="0">
+  <w:abstractNum w:abstractNumId="175" w15:restartNumberingAfterBreak="0">
     <w:nsid w:val="4EF54718"/>
     <w:multiLevelType w:val="multilevel"/>
     <w:tmpl w:val="6590A2D8"/>
@@ -23711,7 +26091,7 @@
       </w:rPr>
     </w:lvl>
   </w:abstractNum>
-  <w:abstractNum w:abstractNumId="160" w15:restartNumberingAfterBreak="0">
+  <w:abstractNum w:abstractNumId="176" w15:restartNumberingAfterBreak="0">
     <w:nsid w:val="504A7F8C"/>
     <w:multiLevelType w:val="multilevel"/>
     <w:tmpl w:val="BF3ABD0A"/>
@@ -23860,7 +26240,7 @@
       </w:rPr>
     </w:lvl>
   </w:abstractNum>
-  <w:abstractNum w:abstractNumId="161" w15:restartNumberingAfterBreak="0">
+  <w:abstractNum w:abstractNumId="177" w15:restartNumberingAfterBreak="0">
     <w:nsid w:val="50674D6E"/>
     <w:multiLevelType w:val="multilevel"/>
     <w:tmpl w:val="5D4A6E2E"/>
@@ -24009,7 +26389,7 @@
       </w:rPr>
     </w:lvl>
   </w:abstractNum>
-  <w:abstractNum w:abstractNumId="162" w15:restartNumberingAfterBreak="0">
+  <w:abstractNum w:abstractNumId="178" w15:restartNumberingAfterBreak="0">
     <w:nsid w:val="514103E7"/>
     <w:multiLevelType w:val="multilevel"/>
     <w:tmpl w:val="C2A823FA"/>
@@ -24158,7 +26538,7 @@
       </w:rPr>
     </w:lvl>
   </w:abstractNum>
-  <w:abstractNum w:abstractNumId="163" w15:restartNumberingAfterBreak="0">
+  <w:abstractNum w:abstractNumId="179" w15:restartNumberingAfterBreak="0">
     <w:nsid w:val="51D92EF6"/>
     <w:multiLevelType w:val="multilevel"/>
     <w:tmpl w:val="B1D0E7AA"/>
@@ -24307,7 +26687,7 @@
       </w:rPr>
     </w:lvl>
   </w:abstractNum>
-  <w:abstractNum w:abstractNumId="164" w15:restartNumberingAfterBreak="0">
+  <w:abstractNum w:abstractNumId="180" w15:restartNumberingAfterBreak="0">
     <w:nsid w:val="51F73145"/>
     <w:multiLevelType w:val="multilevel"/>
     <w:tmpl w:val="A314D84C"/>
@@ -24456,7 +26836,7 @@
       </w:rPr>
     </w:lvl>
   </w:abstractNum>
-  <w:abstractNum w:abstractNumId="165" w15:restartNumberingAfterBreak="0">
+  <w:abstractNum w:abstractNumId="181" w15:restartNumberingAfterBreak="0">
     <w:nsid w:val="51FE49E8"/>
     <w:multiLevelType w:val="multilevel"/>
     <w:tmpl w:val="0E8212C0"/>
@@ -24569,7 +26949,7 @@
       </w:pPr>
     </w:lvl>
   </w:abstractNum>
-  <w:abstractNum w:abstractNumId="166" w15:restartNumberingAfterBreak="0">
+  <w:abstractNum w:abstractNumId="182" w15:restartNumberingAfterBreak="0">
     <w:nsid w:val="53227902"/>
     <w:multiLevelType w:val="multilevel"/>
     <w:tmpl w:val="122A372E"/>
@@ -24718,7 +27098,7 @@
       </w:rPr>
     </w:lvl>
   </w:abstractNum>
-  <w:abstractNum w:abstractNumId="167" w15:restartNumberingAfterBreak="0">
+  <w:abstractNum w:abstractNumId="183" w15:restartNumberingAfterBreak="0">
     <w:nsid w:val="539F3822"/>
     <w:multiLevelType w:val="multilevel"/>
     <w:tmpl w:val="714628B2"/>
@@ -24831,7 +27211,7 @@
       </w:pPr>
     </w:lvl>
   </w:abstractNum>
-  <w:abstractNum w:abstractNumId="168" w15:restartNumberingAfterBreak="0">
+  <w:abstractNum w:abstractNumId="184" w15:restartNumberingAfterBreak="0">
     <w:nsid w:val="53F8172D"/>
     <w:multiLevelType w:val="multilevel"/>
     <w:tmpl w:val="B622DA6E"/>
@@ -24980,7 +27360,7 @@
       </w:rPr>
     </w:lvl>
   </w:abstractNum>
-  <w:abstractNum w:abstractNumId="169" w15:restartNumberingAfterBreak="0">
+  <w:abstractNum w:abstractNumId="185" w15:restartNumberingAfterBreak="0">
     <w:nsid w:val="542902F0"/>
     <w:multiLevelType w:val="multilevel"/>
     <w:tmpl w:val="B5562BE6"/>
@@ -25129,7 +27509,7 @@
       </w:rPr>
     </w:lvl>
   </w:abstractNum>
-  <w:abstractNum w:abstractNumId="170" w15:restartNumberingAfterBreak="0">
+  <w:abstractNum w:abstractNumId="186" w15:restartNumberingAfterBreak="0">
     <w:nsid w:val="542F4412"/>
     <w:multiLevelType w:val="multilevel"/>
     <w:tmpl w:val="3C7CEE6E"/>
@@ -25278,7 +27658,7 @@
       </w:rPr>
     </w:lvl>
   </w:abstractNum>
-  <w:abstractNum w:abstractNumId="171" w15:restartNumberingAfterBreak="0">
+  <w:abstractNum w:abstractNumId="187" w15:restartNumberingAfterBreak="0">
     <w:nsid w:val="54CD0514"/>
     <w:multiLevelType w:val="multilevel"/>
     <w:tmpl w:val="E76247E4"/>
@@ -25427,7 +27807,7 @@
       </w:rPr>
     </w:lvl>
   </w:abstractNum>
-  <w:abstractNum w:abstractNumId="172" w15:restartNumberingAfterBreak="0">
+  <w:abstractNum w:abstractNumId="188" w15:restartNumberingAfterBreak="0">
     <w:nsid w:val="55334344"/>
     <w:multiLevelType w:val="multilevel"/>
     <w:tmpl w:val="A790AAA0"/>
@@ -25576,7 +27956,7 @@
       </w:rPr>
     </w:lvl>
   </w:abstractNum>
-  <w:abstractNum w:abstractNumId="173" w15:restartNumberingAfterBreak="0">
+  <w:abstractNum w:abstractNumId="189" w15:restartNumberingAfterBreak="0">
     <w:nsid w:val="55C81124"/>
     <w:multiLevelType w:val="multilevel"/>
     <w:tmpl w:val="905ED5D6"/>
@@ -25689,7 +28069,7 @@
       </w:pPr>
     </w:lvl>
   </w:abstractNum>
-  <w:abstractNum w:abstractNumId="174" w15:restartNumberingAfterBreak="0">
+  <w:abstractNum w:abstractNumId="190" w15:restartNumberingAfterBreak="0">
     <w:nsid w:val="562042A0"/>
     <w:multiLevelType w:val="multilevel"/>
     <w:tmpl w:val="4F46ADF6"/>
@@ -25838,7 +28218,7 @@
       </w:rPr>
     </w:lvl>
   </w:abstractNum>
-  <w:abstractNum w:abstractNumId="175" w15:restartNumberingAfterBreak="0">
+  <w:abstractNum w:abstractNumId="191" w15:restartNumberingAfterBreak="0">
     <w:nsid w:val="56524CD9"/>
     <w:multiLevelType w:val="multilevel"/>
     <w:tmpl w:val="A6CC4C00"/>
@@ -25987,7 +28367,7 @@
       </w:rPr>
     </w:lvl>
   </w:abstractNum>
-  <w:abstractNum w:abstractNumId="176" w15:restartNumberingAfterBreak="0">
+  <w:abstractNum w:abstractNumId="192" w15:restartNumberingAfterBreak="0">
     <w:nsid w:val="56A54EEE"/>
     <w:multiLevelType w:val="multilevel"/>
     <w:tmpl w:val="A1C6B858"/>
@@ -26136,7 +28516,7 @@
       </w:rPr>
     </w:lvl>
   </w:abstractNum>
-  <w:abstractNum w:abstractNumId="177" w15:restartNumberingAfterBreak="0">
+  <w:abstractNum w:abstractNumId="193" w15:restartNumberingAfterBreak="0">
     <w:nsid w:val="56A71709"/>
     <w:multiLevelType w:val="multilevel"/>
     <w:tmpl w:val="EDC075C8"/>
@@ -26285,7 +28665,7 @@
       </w:rPr>
     </w:lvl>
   </w:abstractNum>
-  <w:abstractNum w:abstractNumId="178" w15:restartNumberingAfterBreak="0">
+  <w:abstractNum w:abstractNumId="194" w15:restartNumberingAfterBreak="0">
     <w:nsid w:val="570B0C0D"/>
     <w:multiLevelType w:val="multilevel"/>
     <w:tmpl w:val="27429954"/>
@@ -26434,7 +28814,156 @@
       </w:rPr>
     </w:lvl>
   </w:abstractNum>
-  <w:abstractNum w:abstractNumId="179" w15:restartNumberingAfterBreak="0">
+  <w:abstractNum w:abstractNumId="195" w15:restartNumberingAfterBreak="0">
+    <w:nsid w:val="57871986"/>
+    <w:multiLevelType w:val="multilevel"/>
+    <w:tmpl w:val="B9F0BFF0"/>
+    <w:lvl w:ilvl="0">
+      <w:start w:val="1"/>
+      <w:numFmt w:val="bullet"/>
+      <w:lvlText w:val=""/>
+      <w:lvlJc w:val="left"/>
+      <w:pPr>
+        <w:tabs>
+          <w:tab w:val="num" w:pos="720"/>
+        </w:tabs>
+        <w:ind w:left="720" w:hanging="360"/>
+      </w:pPr>
+      <w:rPr>
+        <w:rFonts w:ascii="Symbol" w:hAnsi="Symbol" w:hint="default"/>
+        <w:sz w:val="20"/>
+      </w:rPr>
+    </w:lvl>
+    <w:lvl w:ilvl="1">
+      <w:start w:val="1"/>
+      <w:numFmt w:val="bullet"/>
+      <w:lvlText w:val="o"/>
+      <w:lvlJc w:val="left"/>
+      <w:pPr>
+        <w:tabs>
+          <w:tab w:val="num" w:pos="1440"/>
+        </w:tabs>
+        <w:ind w:left="1440" w:hanging="360"/>
+      </w:pPr>
+      <w:rPr>
+        <w:rFonts w:ascii="Courier New" w:hAnsi="Courier New" w:hint="default"/>
+        <w:sz w:val="20"/>
+      </w:rPr>
+    </w:lvl>
+    <w:lvl w:ilvl="2" w:tentative="1">
+      <w:start w:val="1"/>
+      <w:numFmt w:val="bullet"/>
+      <w:lvlText w:val=""/>
+      <w:lvlJc w:val="left"/>
+      <w:pPr>
+        <w:tabs>
+          <w:tab w:val="num" w:pos="2160"/>
+        </w:tabs>
+        <w:ind w:left="2160" w:hanging="360"/>
+      </w:pPr>
+      <w:rPr>
+        <w:rFonts w:ascii="Wingdings" w:hAnsi="Wingdings" w:hint="default"/>
+        <w:sz w:val="20"/>
+      </w:rPr>
+    </w:lvl>
+    <w:lvl w:ilvl="3" w:tentative="1">
+      <w:start w:val="1"/>
+      <w:numFmt w:val="bullet"/>
+      <w:lvlText w:val=""/>
+      <w:lvlJc w:val="left"/>
+      <w:pPr>
+        <w:tabs>
+          <w:tab w:val="num" w:pos="2880"/>
+        </w:tabs>
+        <w:ind w:left="2880" w:hanging="360"/>
+      </w:pPr>
+      <w:rPr>
+        <w:rFonts w:ascii="Wingdings" w:hAnsi="Wingdings" w:hint="default"/>
+        <w:sz w:val="20"/>
+      </w:rPr>
+    </w:lvl>
+    <w:lvl w:ilvl="4" w:tentative="1">
+      <w:start w:val="1"/>
+      <w:numFmt w:val="bullet"/>
+      <w:lvlText w:val=""/>
+      <w:lvlJc w:val="left"/>
+      <w:pPr>
+        <w:tabs>
+          <w:tab w:val="num" w:pos="3600"/>
+        </w:tabs>
+        <w:ind w:left="3600" w:hanging="360"/>
+      </w:pPr>
+      <w:rPr>
+        <w:rFonts w:ascii="Wingdings" w:hAnsi="Wingdings" w:hint="default"/>
+        <w:sz w:val="20"/>
+      </w:rPr>
+    </w:lvl>
+    <w:lvl w:ilvl="5" w:tentative="1">
+      <w:start w:val="1"/>
+      <w:numFmt w:val="bullet"/>
+      <w:lvlText w:val=""/>
+      <w:lvlJc w:val="left"/>
+      <w:pPr>
+        <w:tabs>
+          <w:tab w:val="num" w:pos="4320"/>
+        </w:tabs>
+        <w:ind w:left="4320" w:hanging="360"/>
+      </w:pPr>
+      <w:rPr>
+        <w:rFonts w:ascii="Wingdings" w:hAnsi="Wingdings" w:hint="default"/>
+        <w:sz w:val="20"/>
+      </w:rPr>
+    </w:lvl>
+    <w:lvl w:ilvl="6" w:tentative="1">
+      <w:start w:val="1"/>
+      <w:numFmt w:val="bullet"/>
+      <w:lvlText w:val=""/>
+      <w:lvlJc w:val="left"/>
+      <w:pPr>
+        <w:tabs>
+          <w:tab w:val="num" w:pos="5040"/>
+        </w:tabs>
+        <w:ind w:left="5040" w:hanging="360"/>
+      </w:pPr>
+      <w:rPr>
+        <w:rFonts w:ascii="Wingdings" w:hAnsi="Wingdings" w:hint="default"/>
+        <w:sz w:val="20"/>
+      </w:rPr>
+    </w:lvl>
+    <w:lvl w:ilvl="7" w:tentative="1">
+      <w:start w:val="1"/>
+      <w:numFmt w:val="bullet"/>
+      <w:lvlText w:val=""/>
+      <w:lvlJc w:val="left"/>
+      <w:pPr>
+        <w:tabs>
+          <w:tab w:val="num" w:pos="5760"/>
+        </w:tabs>
+        <w:ind w:left="5760" w:hanging="360"/>
+      </w:pPr>
+      <w:rPr>
+        <w:rFonts w:ascii="Wingdings" w:hAnsi="Wingdings" w:hint="default"/>
+        <w:sz w:val="20"/>
+      </w:rPr>
+    </w:lvl>
+    <w:lvl w:ilvl="8" w:tentative="1">
+      <w:start w:val="1"/>
+      <w:numFmt w:val="bullet"/>
+      <w:lvlText w:val=""/>
+      <w:lvlJc w:val="left"/>
+      <w:pPr>
+        <w:tabs>
+          <w:tab w:val="num" w:pos="6480"/>
+        </w:tabs>
+        <w:ind w:left="6480" w:hanging="360"/>
+      </w:pPr>
+      <w:rPr>
+        <w:rFonts w:ascii="Wingdings" w:hAnsi="Wingdings" w:hint="default"/>
+        <w:sz w:val="20"/>
+      </w:rPr>
+    </w:lvl>
+  </w:abstractNum>
+  <w:abstractNum w:abstractNumId="196" w15:restartNumberingAfterBreak="0">
     <w:nsid w:val="57CF6978"/>
     <w:multiLevelType w:val="multilevel"/>
     <w:tmpl w:val="F6D2710C"/>
@@ -26583,7 +29112,7 @@
       </w:rPr>
     </w:lvl>
   </w:abstractNum>
-  <w:abstractNum w:abstractNumId="180" w15:restartNumberingAfterBreak="0">
+  <w:abstractNum w:abstractNumId="197" w15:restartNumberingAfterBreak="0">
     <w:nsid w:val="580D2E0D"/>
     <w:multiLevelType w:val="multilevel"/>
     <w:tmpl w:val="D39455D8"/>
@@ -26696,7 +29225,7 @@
       </w:pPr>
     </w:lvl>
   </w:abstractNum>
-  <w:abstractNum w:abstractNumId="181" w15:restartNumberingAfterBreak="0">
+  <w:abstractNum w:abstractNumId="198" w15:restartNumberingAfterBreak="0">
     <w:nsid w:val="586D21E2"/>
     <w:multiLevelType w:val="multilevel"/>
     <w:tmpl w:val="211689FE"/>
@@ -26845,7 +29374,7 @@
       </w:rPr>
     </w:lvl>
   </w:abstractNum>
-  <w:abstractNum w:abstractNumId="182" w15:restartNumberingAfterBreak="0">
+  <w:abstractNum w:abstractNumId="199" w15:restartNumberingAfterBreak="0">
     <w:nsid w:val="589C131F"/>
     <w:multiLevelType w:val="multilevel"/>
     <w:tmpl w:val="838C3136"/>
@@ -26994,7 +29523,7 @@
       </w:rPr>
     </w:lvl>
   </w:abstractNum>
-  <w:abstractNum w:abstractNumId="183" w15:restartNumberingAfterBreak="0">
+  <w:abstractNum w:abstractNumId="200" w15:restartNumberingAfterBreak="0">
     <w:nsid w:val="58C4311C"/>
     <w:multiLevelType w:val="multilevel"/>
     <w:tmpl w:val="6B4A7024"/>
@@ -27143,7 +29672,7 @@
       </w:rPr>
     </w:lvl>
   </w:abstractNum>
-  <w:abstractNum w:abstractNumId="184" w15:restartNumberingAfterBreak="0">
+  <w:abstractNum w:abstractNumId="201" w15:restartNumberingAfterBreak="0">
     <w:nsid w:val="59752E43"/>
     <w:multiLevelType w:val="multilevel"/>
     <w:tmpl w:val="07745062"/>
@@ -27292,7 +29821,7 @@
       </w:rPr>
     </w:lvl>
   </w:abstractNum>
-  <w:abstractNum w:abstractNumId="185" w15:restartNumberingAfterBreak="0">
+  <w:abstractNum w:abstractNumId="202" w15:restartNumberingAfterBreak="0">
     <w:nsid w:val="59EF5DCE"/>
     <w:multiLevelType w:val="multilevel"/>
     <w:tmpl w:val="ED9E4D78"/>
@@ -27441,7 +29970,7 @@
       </w:rPr>
     </w:lvl>
   </w:abstractNum>
-  <w:abstractNum w:abstractNumId="186" w15:restartNumberingAfterBreak="0">
+  <w:abstractNum w:abstractNumId="203" w15:restartNumberingAfterBreak="0">
     <w:nsid w:val="5AB5234F"/>
     <w:multiLevelType w:val="multilevel"/>
     <w:tmpl w:val="7E46B65C"/>
@@ -27590,7 +30119,7 @@
       </w:rPr>
     </w:lvl>
   </w:abstractNum>
-  <w:abstractNum w:abstractNumId="187" w15:restartNumberingAfterBreak="0">
+  <w:abstractNum w:abstractNumId="204" w15:restartNumberingAfterBreak="0">
     <w:nsid w:val="5AD73477"/>
     <w:multiLevelType w:val="multilevel"/>
     <w:tmpl w:val="E2BCE7CA"/>
@@ -27739,7 +30268,7 @@
       </w:rPr>
     </w:lvl>
   </w:abstractNum>
-  <w:abstractNum w:abstractNumId="188" w15:restartNumberingAfterBreak="0">
+  <w:abstractNum w:abstractNumId="205" w15:restartNumberingAfterBreak="0">
     <w:nsid w:val="5B0C2B4D"/>
     <w:multiLevelType w:val="multilevel"/>
     <w:tmpl w:val="D2246916"/>
@@ -27888,7 +30417,7 @@
       </w:rPr>
     </w:lvl>
   </w:abstractNum>
-  <w:abstractNum w:abstractNumId="189" w15:restartNumberingAfterBreak="0">
+  <w:abstractNum w:abstractNumId="206" w15:restartNumberingAfterBreak="0">
     <w:nsid w:val="5C43432B"/>
     <w:multiLevelType w:val="multilevel"/>
     <w:tmpl w:val="1CFA0EDE"/>
@@ -28037,7 +30566,7 @@
       </w:rPr>
     </w:lvl>
   </w:abstractNum>
-  <w:abstractNum w:abstractNumId="190" w15:restartNumberingAfterBreak="0">
+  <w:abstractNum w:abstractNumId="207" w15:restartNumberingAfterBreak="0">
     <w:nsid w:val="5C8D4B31"/>
     <w:multiLevelType w:val="multilevel"/>
     <w:tmpl w:val="DBE80506"/>
@@ -28186,7 +30715,7 @@
       </w:rPr>
     </w:lvl>
   </w:abstractNum>
-  <w:abstractNum w:abstractNumId="191" w15:restartNumberingAfterBreak="0">
+  <w:abstractNum w:abstractNumId="208" w15:restartNumberingAfterBreak="0">
     <w:nsid w:val="5CF726F2"/>
     <w:multiLevelType w:val="multilevel"/>
     <w:tmpl w:val="783E65B2"/>
@@ -28335,7 +30864,7 @@
       </w:rPr>
     </w:lvl>
   </w:abstractNum>
-  <w:abstractNum w:abstractNumId="192" w15:restartNumberingAfterBreak="0">
+  <w:abstractNum w:abstractNumId="209" w15:restartNumberingAfterBreak="0">
     <w:nsid w:val="5D205E34"/>
     <w:multiLevelType w:val="multilevel"/>
     <w:tmpl w:val="5F9A1392"/>
@@ -28484,7 +31013,7 @@
       </w:rPr>
     </w:lvl>
   </w:abstractNum>
-  <w:abstractNum w:abstractNumId="193" w15:restartNumberingAfterBreak="0">
+  <w:abstractNum w:abstractNumId="210" w15:restartNumberingAfterBreak="0">
     <w:nsid w:val="5DAD10FE"/>
     <w:multiLevelType w:val="multilevel"/>
     <w:tmpl w:val="045EFD78"/>
@@ -28633,7 +31162,7 @@
       </w:rPr>
     </w:lvl>
   </w:abstractNum>
-  <w:abstractNum w:abstractNumId="194" w15:restartNumberingAfterBreak="0">
+  <w:abstractNum w:abstractNumId="211" w15:restartNumberingAfterBreak="0">
     <w:nsid w:val="5DD61AE4"/>
     <w:multiLevelType w:val="multilevel"/>
     <w:tmpl w:val="ACA832C8"/>
@@ -28782,7 +31311,7 @@
       </w:rPr>
     </w:lvl>
   </w:abstractNum>
-  <w:abstractNum w:abstractNumId="195" w15:restartNumberingAfterBreak="0">
+  <w:abstractNum w:abstractNumId="212" w15:restartNumberingAfterBreak="0">
     <w:nsid w:val="5EAD4F17"/>
     <w:multiLevelType w:val="multilevel"/>
     <w:tmpl w:val="C9AA19E0"/>
@@ -28931,7 +31460,7 @@
       </w:rPr>
     </w:lvl>
   </w:abstractNum>
-  <w:abstractNum w:abstractNumId="196" w15:restartNumberingAfterBreak="0">
+  <w:abstractNum w:abstractNumId="213" w15:restartNumberingAfterBreak="0">
     <w:nsid w:val="5ED9742B"/>
     <w:multiLevelType w:val="multilevel"/>
     <w:tmpl w:val="CE6A2F1A"/>
@@ -29080,7 +31609,7 @@
       </w:rPr>
     </w:lvl>
   </w:abstractNum>
-  <w:abstractNum w:abstractNumId="197" w15:restartNumberingAfterBreak="0">
+  <w:abstractNum w:abstractNumId="214" w15:restartNumberingAfterBreak="0">
     <w:nsid w:val="5F4B79CD"/>
     <w:multiLevelType w:val="multilevel"/>
     <w:tmpl w:val="EF368624"/>
@@ -29229,7 +31758,7 @@
       </w:rPr>
     </w:lvl>
   </w:abstractNum>
-  <w:abstractNum w:abstractNumId="198" w15:restartNumberingAfterBreak="0">
+  <w:abstractNum w:abstractNumId="215" w15:restartNumberingAfterBreak="0">
     <w:nsid w:val="613C06A4"/>
     <w:multiLevelType w:val="multilevel"/>
     <w:tmpl w:val="C65656D4"/>
@@ -29378,7 +31907,7 @@
       </w:rPr>
     </w:lvl>
   </w:abstractNum>
-  <w:abstractNum w:abstractNumId="199" w15:restartNumberingAfterBreak="0">
+  <w:abstractNum w:abstractNumId="216" w15:restartNumberingAfterBreak="0">
     <w:nsid w:val="62F768A4"/>
     <w:multiLevelType w:val="multilevel"/>
     <w:tmpl w:val="74F690E0"/>
@@ -29527,7 +32056,7 @@
       </w:rPr>
     </w:lvl>
   </w:abstractNum>
-  <w:abstractNum w:abstractNumId="200" w15:restartNumberingAfterBreak="0">
+  <w:abstractNum w:abstractNumId="217" w15:restartNumberingAfterBreak="0">
     <w:nsid w:val="631D211B"/>
     <w:multiLevelType w:val="multilevel"/>
     <w:tmpl w:val="7C1E0B38"/>
@@ -29676,7 +32205,7 @@
       </w:rPr>
     </w:lvl>
   </w:abstractNum>
-  <w:abstractNum w:abstractNumId="201" w15:restartNumberingAfterBreak="0">
+  <w:abstractNum w:abstractNumId="218" w15:restartNumberingAfterBreak="0">
     <w:nsid w:val="641B360F"/>
     <w:multiLevelType w:val="multilevel"/>
     <w:tmpl w:val="1FDA3F22"/>
@@ -29825,7 +32354,7 @@
       </w:rPr>
     </w:lvl>
   </w:abstractNum>
-  <w:abstractNum w:abstractNumId="202" w15:restartNumberingAfterBreak="0">
+  <w:abstractNum w:abstractNumId="219" w15:restartNumberingAfterBreak="0">
     <w:nsid w:val="64C36035"/>
     <w:multiLevelType w:val="multilevel"/>
     <w:tmpl w:val="44F84DCA"/>
@@ -29974,7 +32503,7 @@
       </w:rPr>
     </w:lvl>
   </w:abstractNum>
-  <w:abstractNum w:abstractNumId="203" w15:restartNumberingAfterBreak="0">
+  <w:abstractNum w:abstractNumId="220" w15:restartNumberingAfterBreak="0">
     <w:nsid w:val="64D47529"/>
     <w:multiLevelType w:val="multilevel"/>
     <w:tmpl w:val="F2C888F0"/>
@@ -30123,7 +32652,7 @@
       </w:rPr>
     </w:lvl>
   </w:abstractNum>
-  <w:abstractNum w:abstractNumId="204" w15:restartNumberingAfterBreak="0">
+  <w:abstractNum w:abstractNumId="221" w15:restartNumberingAfterBreak="0">
     <w:nsid w:val="64DD3168"/>
     <w:multiLevelType w:val="multilevel"/>
     <w:tmpl w:val="4FE67D96"/>
@@ -30272,7 +32801,7 @@
       </w:rPr>
     </w:lvl>
   </w:abstractNum>
-  <w:abstractNum w:abstractNumId="205" w15:restartNumberingAfterBreak="0">
+  <w:abstractNum w:abstractNumId="222" w15:restartNumberingAfterBreak="0">
     <w:nsid w:val="657326DB"/>
     <w:multiLevelType w:val="multilevel"/>
     <w:tmpl w:val="D2A22186"/>
@@ -30421,7 +32950,7 @@
       </w:rPr>
     </w:lvl>
   </w:abstractNum>
-  <w:abstractNum w:abstractNumId="206" w15:restartNumberingAfterBreak="0">
+  <w:abstractNum w:abstractNumId="223" w15:restartNumberingAfterBreak="0">
     <w:nsid w:val="65D311D6"/>
     <w:multiLevelType w:val="multilevel"/>
     <w:tmpl w:val="C502963A"/>
@@ -30570,7 +33099,7 @@
       </w:rPr>
     </w:lvl>
   </w:abstractNum>
-  <w:abstractNum w:abstractNumId="207" w15:restartNumberingAfterBreak="0">
+  <w:abstractNum w:abstractNumId="224" w15:restartNumberingAfterBreak="0">
     <w:nsid w:val="67520657"/>
     <w:multiLevelType w:val="multilevel"/>
     <w:tmpl w:val="DBFA9F60"/>
@@ -30719,7 +33248,7 @@
       </w:rPr>
     </w:lvl>
   </w:abstractNum>
-  <w:abstractNum w:abstractNumId="208" w15:restartNumberingAfterBreak="0">
+  <w:abstractNum w:abstractNumId="225" w15:restartNumberingAfterBreak="0">
     <w:nsid w:val="67FD144E"/>
     <w:multiLevelType w:val="multilevel"/>
     <w:tmpl w:val="4E8E2098"/>
@@ -30868,7 +33397,7 @@
       </w:rPr>
     </w:lvl>
   </w:abstractNum>
-  <w:abstractNum w:abstractNumId="209" w15:restartNumberingAfterBreak="0">
+  <w:abstractNum w:abstractNumId="226" w15:restartNumberingAfterBreak="0">
     <w:nsid w:val="68530BEF"/>
     <w:multiLevelType w:val="multilevel"/>
     <w:tmpl w:val="204C7788"/>
@@ -31017,7 +33546,7 @@
       </w:rPr>
     </w:lvl>
   </w:abstractNum>
-  <w:abstractNum w:abstractNumId="210" w15:restartNumberingAfterBreak="0">
+  <w:abstractNum w:abstractNumId="227" w15:restartNumberingAfterBreak="0">
     <w:nsid w:val="6867008E"/>
     <w:multiLevelType w:val="multilevel"/>
     <w:tmpl w:val="CA8E6232"/>
@@ -31166,7 +33695,7 @@
       </w:rPr>
     </w:lvl>
   </w:abstractNum>
-  <w:abstractNum w:abstractNumId="211" w15:restartNumberingAfterBreak="0">
+  <w:abstractNum w:abstractNumId="228" w15:restartNumberingAfterBreak="0">
     <w:nsid w:val="68FF58CF"/>
     <w:multiLevelType w:val="multilevel"/>
     <w:tmpl w:val="663A28A4"/>
@@ -31315,7 +33844,7 @@
       </w:rPr>
     </w:lvl>
   </w:abstractNum>
-  <w:abstractNum w:abstractNumId="212" w15:restartNumberingAfterBreak="0">
+  <w:abstractNum w:abstractNumId="229" w15:restartNumberingAfterBreak="0">
     <w:nsid w:val="69FA5CC6"/>
     <w:multiLevelType w:val="multilevel"/>
     <w:tmpl w:val="C568AA38"/>
@@ -31464,7 +33993,7 @@
       </w:rPr>
     </w:lvl>
   </w:abstractNum>
-  <w:abstractNum w:abstractNumId="213" w15:restartNumberingAfterBreak="0">
+  <w:abstractNum w:abstractNumId="230" w15:restartNumberingAfterBreak="0">
     <w:nsid w:val="6A4C4281"/>
     <w:multiLevelType w:val="multilevel"/>
     <w:tmpl w:val="04163B26"/>
@@ -31613,7 +34142,7 @@
       </w:rPr>
     </w:lvl>
   </w:abstractNum>
-  <w:abstractNum w:abstractNumId="214" w15:restartNumberingAfterBreak="0">
+  <w:abstractNum w:abstractNumId="231" w15:restartNumberingAfterBreak="0">
     <w:nsid w:val="6A5332D7"/>
     <w:multiLevelType w:val="multilevel"/>
     <w:tmpl w:val="2CAAD362"/>
@@ -31762,7 +34291,7 @@
       </w:rPr>
     </w:lvl>
   </w:abstractNum>
-  <w:abstractNum w:abstractNumId="215" w15:restartNumberingAfterBreak="0">
+  <w:abstractNum w:abstractNumId="232" w15:restartNumberingAfterBreak="0">
     <w:nsid w:val="6A755AB1"/>
     <w:multiLevelType w:val="multilevel"/>
     <w:tmpl w:val="023C2E4C"/>
@@ -31911,7 +34440,7 @@
       </w:rPr>
     </w:lvl>
   </w:abstractNum>
-  <w:abstractNum w:abstractNumId="216" w15:restartNumberingAfterBreak="0">
+  <w:abstractNum w:abstractNumId="233" w15:restartNumberingAfterBreak="0">
     <w:nsid w:val="6B5145DA"/>
     <w:multiLevelType w:val="multilevel"/>
     <w:tmpl w:val="E5F6AC38"/>
@@ -32060,7 +34589,7 @@
       </w:rPr>
     </w:lvl>
   </w:abstractNum>
-  <w:abstractNum w:abstractNumId="217" w15:restartNumberingAfterBreak="0">
+  <w:abstractNum w:abstractNumId="234" w15:restartNumberingAfterBreak="0">
     <w:nsid w:val="6D3F472B"/>
     <w:multiLevelType w:val="multilevel"/>
     <w:tmpl w:val="08168E22"/>
@@ -32209,7 +34738,7 @@
       </w:rPr>
     </w:lvl>
   </w:abstractNum>
-  <w:abstractNum w:abstractNumId="218" w15:restartNumberingAfterBreak="0">
+  <w:abstractNum w:abstractNumId="235" w15:restartNumberingAfterBreak="0">
     <w:nsid w:val="6DFE6C5A"/>
     <w:multiLevelType w:val="multilevel"/>
     <w:tmpl w:val="2E562056"/>
@@ -32358,7 +34887,7 @@
       </w:rPr>
     </w:lvl>
   </w:abstractNum>
-  <w:abstractNum w:abstractNumId="219" w15:restartNumberingAfterBreak="0">
+  <w:abstractNum w:abstractNumId="236" w15:restartNumberingAfterBreak="0">
     <w:nsid w:val="6EC0112A"/>
     <w:multiLevelType w:val="multilevel"/>
     <w:tmpl w:val="5F7ED376"/>
@@ -32471,7 +35000,7 @@
       </w:pPr>
     </w:lvl>
   </w:abstractNum>
-  <w:abstractNum w:abstractNumId="220" w15:restartNumberingAfterBreak="0">
+  <w:abstractNum w:abstractNumId="237" w15:restartNumberingAfterBreak="0">
     <w:nsid w:val="6F057072"/>
     <w:multiLevelType w:val="multilevel"/>
     <w:tmpl w:val="29BEA884"/>
@@ -32620,7 +35149,7 @@
       </w:rPr>
     </w:lvl>
   </w:abstractNum>
-  <w:abstractNum w:abstractNumId="221" w15:restartNumberingAfterBreak="0">
+  <w:abstractNum w:abstractNumId="238" w15:restartNumberingAfterBreak="0">
     <w:nsid w:val="6F282028"/>
     <w:multiLevelType w:val="multilevel"/>
     <w:tmpl w:val="B03EDDC8"/>
@@ -32769,7 +35298,7 @@
       </w:rPr>
     </w:lvl>
   </w:abstractNum>
-  <w:abstractNum w:abstractNumId="222" w15:restartNumberingAfterBreak="0">
+  <w:abstractNum w:abstractNumId="239" w15:restartNumberingAfterBreak="0">
     <w:nsid w:val="6F70753C"/>
     <w:multiLevelType w:val="multilevel"/>
     <w:tmpl w:val="A624598E"/>
@@ -32918,7 +35447,7 @@
       </w:rPr>
     </w:lvl>
   </w:abstractNum>
-  <w:abstractNum w:abstractNumId="223" w15:restartNumberingAfterBreak="0">
+  <w:abstractNum w:abstractNumId="240" w15:restartNumberingAfterBreak="0">
     <w:nsid w:val="6FA86253"/>
     <w:multiLevelType w:val="multilevel"/>
     <w:tmpl w:val="8D2C7324"/>
@@ -33031,7 +35560,7 @@
       </w:pPr>
     </w:lvl>
   </w:abstractNum>
-  <w:abstractNum w:abstractNumId="224" w15:restartNumberingAfterBreak="0">
+  <w:abstractNum w:abstractNumId="241" w15:restartNumberingAfterBreak="0">
     <w:nsid w:val="70274532"/>
     <w:multiLevelType w:val="multilevel"/>
     <w:tmpl w:val="C1A0A93C"/>
@@ -33180,7 +35709,7 @@
       </w:rPr>
     </w:lvl>
   </w:abstractNum>
-  <w:abstractNum w:abstractNumId="225" w15:restartNumberingAfterBreak="0">
+  <w:abstractNum w:abstractNumId="242" w15:restartNumberingAfterBreak="0">
     <w:nsid w:val="70B6521B"/>
     <w:multiLevelType w:val="multilevel"/>
     <w:tmpl w:val="519432C0"/>
@@ -33329,7 +35858,7 @@
       </w:rPr>
     </w:lvl>
   </w:abstractNum>
-  <w:abstractNum w:abstractNumId="226" w15:restartNumberingAfterBreak="0">
+  <w:abstractNum w:abstractNumId="243" w15:restartNumberingAfterBreak="0">
     <w:nsid w:val="71A75582"/>
     <w:multiLevelType w:val="multilevel"/>
     <w:tmpl w:val="4DF4E2F0"/>
@@ -33478,7 +36007,7 @@
       </w:rPr>
     </w:lvl>
   </w:abstractNum>
-  <w:abstractNum w:abstractNumId="227" w15:restartNumberingAfterBreak="0">
+  <w:abstractNum w:abstractNumId="244" w15:restartNumberingAfterBreak="0">
     <w:nsid w:val="72085B2C"/>
     <w:multiLevelType w:val="multilevel"/>
     <w:tmpl w:val="C75A7102"/>
@@ -33627,7 +36156,7 @@
       </w:rPr>
     </w:lvl>
   </w:abstractNum>
-  <w:abstractNum w:abstractNumId="228" w15:restartNumberingAfterBreak="0">
+  <w:abstractNum w:abstractNumId="245" w15:restartNumberingAfterBreak="0">
     <w:nsid w:val="7222497B"/>
     <w:multiLevelType w:val="multilevel"/>
     <w:tmpl w:val="519E7B5E"/>
@@ -33776,7 +36305,7 @@
       </w:rPr>
     </w:lvl>
   </w:abstractNum>
-  <w:abstractNum w:abstractNumId="229" w15:restartNumberingAfterBreak="0">
+  <w:abstractNum w:abstractNumId="246" w15:restartNumberingAfterBreak="0">
     <w:nsid w:val="725B69BC"/>
     <w:multiLevelType w:val="multilevel"/>
     <w:tmpl w:val="35186162"/>
@@ -33925,7 +36454,7 @@
       </w:rPr>
     </w:lvl>
   </w:abstractNum>
-  <w:abstractNum w:abstractNumId="230" w15:restartNumberingAfterBreak="0">
+  <w:abstractNum w:abstractNumId="247" w15:restartNumberingAfterBreak="0">
     <w:nsid w:val="72C40755"/>
     <w:multiLevelType w:val="multilevel"/>
     <w:tmpl w:val="E8DE538E"/>
@@ -34074,7 +36603,7 @@
       </w:rPr>
     </w:lvl>
   </w:abstractNum>
-  <w:abstractNum w:abstractNumId="231" w15:restartNumberingAfterBreak="0">
+  <w:abstractNum w:abstractNumId="248" w15:restartNumberingAfterBreak="0">
     <w:nsid w:val="73031D86"/>
     <w:multiLevelType w:val="multilevel"/>
     <w:tmpl w:val="C97298AC"/>
@@ -34223,7 +36752,7 @@
       </w:rPr>
     </w:lvl>
   </w:abstractNum>
-  <w:abstractNum w:abstractNumId="232" w15:restartNumberingAfterBreak="0">
+  <w:abstractNum w:abstractNumId="249" w15:restartNumberingAfterBreak="0">
     <w:nsid w:val="73416659"/>
     <w:multiLevelType w:val="multilevel"/>
     <w:tmpl w:val="57224894"/>
@@ -34336,7 +36865,7 @@
       </w:pPr>
     </w:lvl>
   </w:abstractNum>
-  <w:abstractNum w:abstractNumId="233" w15:restartNumberingAfterBreak="0">
+  <w:abstractNum w:abstractNumId="250" w15:restartNumberingAfterBreak="0">
     <w:nsid w:val="73C52DEB"/>
     <w:multiLevelType w:val="multilevel"/>
     <w:tmpl w:val="72C8BEE0"/>
@@ -34485,7 +37014,7 @@
       </w:rPr>
     </w:lvl>
   </w:abstractNum>
-  <w:abstractNum w:abstractNumId="234" w15:restartNumberingAfterBreak="0">
+  <w:abstractNum w:abstractNumId="251" w15:restartNumberingAfterBreak="0">
     <w:nsid w:val="743739B1"/>
     <w:multiLevelType w:val="multilevel"/>
     <w:tmpl w:val="160AF7D2"/>
@@ -34634,7 +37163,7 @@
       </w:rPr>
     </w:lvl>
   </w:abstractNum>
-  <w:abstractNum w:abstractNumId="235" w15:restartNumberingAfterBreak="0">
+  <w:abstractNum w:abstractNumId="252" w15:restartNumberingAfterBreak="0">
     <w:nsid w:val="74D57058"/>
     <w:multiLevelType w:val="multilevel"/>
     <w:tmpl w:val="5F084A1C"/>
@@ -34783,7 +37312,7 @@
       </w:rPr>
     </w:lvl>
   </w:abstractNum>
-  <w:abstractNum w:abstractNumId="236" w15:restartNumberingAfterBreak="0">
+  <w:abstractNum w:abstractNumId="253" w15:restartNumberingAfterBreak="0">
     <w:nsid w:val="75283EF2"/>
     <w:multiLevelType w:val="multilevel"/>
     <w:tmpl w:val="1DD86EE8"/>
@@ -34932,7 +37461,156 @@
       </w:rPr>
     </w:lvl>
   </w:abstractNum>
-  <w:abstractNum w:abstractNumId="237" w15:restartNumberingAfterBreak="0">
+  <w:abstractNum w:abstractNumId="254" w15:restartNumberingAfterBreak="0">
+    <w:nsid w:val="75E52B91"/>
+    <w:multiLevelType w:val="multilevel"/>
+    <w:tmpl w:val="0EE85E46"/>
+    <w:lvl w:ilvl="0">
+      <w:start w:val="1"/>
+      <w:numFmt w:val="bullet"/>
+      <w:lvlText w:val=""/>
+      <w:lvlJc w:val="left"/>
+      <w:pPr>
+        <w:tabs>
+          <w:tab w:val="num" w:pos="720"/>
+        </w:tabs>
+        <w:ind w:left="720" w:hanging="360"/>
+      </w:pPr>
+      <w:rPr>
+        <w:rFonts w:ascii="Symbol" w:hAnsi="Symbol" w:hint="default"/>
+        <w:sz w:val="20"/>
+      </w:rPr>
+    </w:lvl>
+    <w:lvl w:ilvl="1" w:tentative="1">
+      <w:start w:val="1"/>
+      <w:numFmt w:val="bullet"/>
+      <w:lvlText w:val="o"/>
+      <w:lvlJc w:val="left"/>
+      <w:pPr>
+        <w:tabs>
+          <w:tab w:val="num" w:pos="1440"/>
+        </w:tabs>
+        <w:ind w:left="1440" w:hanging="360"/>
+      </w:pPr>
+      <w:rPr>
+        <w:rFonts w:ascii="Courier New" w:hAnsi="Courier New" w:hint="default"/>
+        <w:sz w:val="20"/>
+      </w:rPr>
+    </w:lvl>
+    <w:lvl w:ilvl="2" w:tentative="1">
+      <w:start w:val="1"/>
+      <w:numFmt w:val="bullet"/>
+      <w:lvlText w:val=""/>
+      <w:lvlJc w:val="left"/>
+      <w:pPr>
+        <w:tabs>
+          <w:tab w:val="num" w:pos="2160"/>
+        </w:tabs>
+        <w:ind w:left="2160" w:hanging="360"/>
+      </w:pPr>
+      <w:rPr>
+        <w:rFonts w:ascii="Wingdings" w:hAnsi="Wingdings" w:hint="default"/>
+        <w:sz w:val="20"/>
+      </w:rPr>
+    </w:lvl>
+    <w:lvl w:ilvl="3" w:tentative="1">
+      <w:start w:val="1"/>
+      <w:numFmt w:val="bullet"/>
+      <w:lvlText w:val=""/>
+      <w:lvlJc w:val="left"/>
+      <w:pPr>
+        <w:tabs>
+          <w:tab w:val="num" w:pos="2880"/>
+        </w:tabs>
+        <w:ind w:left="2880" w:hanging="360"/>
+      </w:pPr>
+      <w:rPr>
+        <w:rFonts w:ascii="Wingdings" w:hAnsi="Wingdings" w:hint="default"/>
+        <w:sz w:val="20"/>
+      </w:rPr>
+    </w:lvl>
+    <w:lvl w:ilvl="4" w:tentative="1">
+      <w:start w:val="1"/>
+      <w:numFmt w:val="bullet"/>
+      <w:lvlText w:val=""/>
+      <w:lvlJc w:val="left"/>
+      <w:pPr>
+        <w:tabs>
+          <w:tab w:val="num" w:pos="3600"/>
+        </w:tabs>
+        <w:ind w:left="3600" w:hanging="360"/>
+      </w:pPr>
+      <w:rPr>
+        <w:rFonts w:ascii="Wingdings" w:hAnsi="Wingdings" w:hint="default"/>
+        <w:sz w:val="20"/>
+      </w:rPr>
+    </w:lvl>
+    <w:lvl w:ilvl="5" w:tentative="1">
+      <w:start w:val="1"/>
+      <w:numFmt w:val="bullet"/>
+      <w:lvlText w:val=""/>
+      <w:lvlJc w:val="left"/>
+      <w:pPr>
+        <w:tabs>
+          <w:tab w:val="num" w:pos="4320"/>
+        </w:tabs>
+        <w:ind w:left="4320" w:hanging="360"/>
+      </w:pPr>
+      <w:rPr>
+        <w:rFonts w:ascii="Wingdings" w:hAnsi="Wingdings" w:hint="default"/>
+        <w:sz w:val="20"/>
+      </w:rPr>
+    </w:lvl>
+    <w:lvl w:ilvl="6" w:tentative="1">
+      <w:start w:val="1"/>
+      <w:numFmt w:val="bullet"/>
+      <w:lvlText w:val=""/>
+      <w:lvlJc w:val="left"/>
+      <w:pPr>
+        <w:tabs>
+          <w:tab w:val="num" w:pos="5040"/>
+        </w:tabs>
+        <w:ind w:left="5040" w:hanging="360"/>
+      </w:pPr>
+      <w:rPr>
+        <w:rFonts w:ascii="Wingdings" w:hAnsi="Wingdings" w:hint="default"/>
+        <w:sz w:val="20"/>
+      </w:rPr>
+    </w:lvl>
+    <w:lvl w:ilvl="7" w:tentative="1">
+      <w:start w:val="1"/>
+      <w:numFmt w:val="bullet"/>
+      <w:lvlText w:val=""/>
+      <w:lvlJc w:val="left"/>
+      <w:pPr>
+        <w:tabs>
+          <w:tab w:val="num" w:pos="5760"/>
+        </w:tabs>
+        <w:ind w:left="5760" w:hanging="360"/>
+      </w:pPr>
+      <w:rPr>
+        <w:rFonts w:ascii="Wingdings" w:hAnsi="Wingdings" w:hint="default"/>
+        <w:sz w:val="20"/>
+      </w:rPr>
+    </w:lvl>
+    <w:lvl w:ilvl="8" w:tentative="1">
+      <w:start w:val="1"/>
+      <w:numFmt w:val="bullet"/>
+      <w:lvlText w:val=""/>
+      <w:lvlJc w:val="left"/>
+      <w:pPr>
+        <w:tabs>
+          <w:tab w:val="num" w:pos="6480"/>
+        </w:tabs>
+        <w:ind w:left="6480" w:hanging="360"/>
+      </w:pPr>
+      <w:rPr>
+        <w:rFonts w:ascii="Wingdings" w:hAnsi="Wingdings" w:hint="default"/>
+        <w:sz w:val="20"/>
+      </w:rPr>
+    </w:lvl>
+  </w:abstractNum>
+  <w:abstractNum w:abstractNumId="255" w15:restartNumberingAfterBreak="0">
     <w:nsid w:val="75F632B3"/>
     <w:multiLevelType w:val="multilevel"/>
     <w:tmpl w:val="5ED20996"/>
@@ -35081,7 +37759,7 @@
       </w:rPr>
     </w:lvl>
   </w:abstractNum>
-  <w:abstractNum w:abstractNumId="238" w15:restartNumberingAfterBreak="0">
+  <w:abstractNum w:abstractNumId="256" w15:restartNumberingAfterBreak="0">
     <w:nsid w:val="76DE04AC"/>
     <w:multiLevelType w:val="multilevel"/>
     <w:tmpl w:val="E34A3FD2"/>
@@ -35230,7 +37908,7 @@
       </w:rPr>
     </w:lvl>
   </w:abstractNum>
-  <w:abstractNum w:abstractNumId="239" w15:restartNumberingAfterBreak="0">
+  <w:abstractNum w:abstractNumId="257" w15:restartNumberingAfterBreak="0">
     <w:nsid w:val="77152635"/>
     <w:multiLevelType w:val="multilevel"/>
     <w:tmpl w:val="15F268B0"/>
@@ -35379,7 +38057,7 @@
       </w:rPr>
     </w:lvl>
   </w:abstractNum>
-  <w:abstractNum w:abstractNumId="240" w15:restartNumberingAfterBreak="0">
+  <w:abstractNum w:abstractNumId="258" w15:restartNumberingAfterBreak="0">
     <w:nsid w:val="77303831"/>
     <w:multiLevelType w:val="multilevel"/>
     <w:tmpl w:val="C0260D6E"/>
@@ -35528,7 +38206,7 @@
       </w:rPr>
     </w:lvl>
   </w:abstractNum>
-  <w:abstractNum w:abstractNumId="241" w15:restartNumberingAfterBreak="0">
+  <w:abstractNum w:abstractNumId="259" w15:restartNumberingAfterBreak="0">
     <w:nsid w:val="77960789"/>
     <w:multiLevelType w:val="multilevel"/>
     <w:tmpl w:val="6670379C"/>
@@ -35677,7 +38355,7 @@
       </w:rPr>
     </w:lvl>
   </w:abstractNum>
-  <w:abstractNum w:abstractNumId="242" w15:restartNumberingAfterBreak="0">
+  <w:abstractNum w:abstractNumId="260" w15:restartNumberingAfterBreak="0">
     <w:nsid w:val="77F375D2"/>
     <w:multiLevelType w:val="multilevel"/>
     <w:tmpl w:val="B338FEC8"/>
@@ -35826,7 +38504,7 @@
       </w:rPr>
     </w:lvl>
   </w:abstractNum>
-  <w:abstractNum w:abstractNumId="243" w15:restartNumberingAfterBreak="0">
+  <w:abstractNum w:abstractNumId="261" w15:restartNumberingAfterBreak="0">
     <w:nsid w:val="77F4107C"/>
     <w:multiLevelType w:val="multilevel"/>
     <w:tmpl w:val="3CA86520"/>
@@ -35939,7 +38617,7 @@
       </w:pPr>
     </w:lvl>
   </w:abstractNum>
-  <w:abstractNum w:abstractNumId="244" w15:restartNumberingAfterBreak="0">
+  <w:abstractNum w:abstractNumId="262" w15:restartNumberingAfterBreak="0">
     <w:nsid w:val="77FE0CEB"/>
     <w:multiLevelType w:val="multilevel"/>
     <w:tmpl w:val="A15CB524"/>
@@ -36088,7 +38766,7 @@
       </w:rPr>
     </w:lvl>
   </w:abstractNum>
-  <w:abstractNum w:abstractNumId="245" w15:restartNumberingAfterBreak="0">
+  <w:abstractNum w:abstractNumId="263" w15:restartNumberingAfterBreak="0">
     <w:nsid w:val="780E7C55"/>
     <w:multiLevelType w:val="multilevel"/>
     <w:tmpl w:val="2036345A"/>
@@ -36237,7 +38915,7 @@
       </w:rPr>
     </w:lvl>
   </w:abstractNum>
-  <w:abstractNum w:abstractNumId="246" w15:restartNumberingAfterBreak="0">
+  <w:abstractNum w:abstractNumId="264" w15:restartNumberingAfterBreak="0">
     <w:nsid w:val="78FA53D1"/>
     <w:multiLevelType w:val="multilevel"/>
     <w:tmpl w:val="781EB26A"/>
@@ -36386,7 +39064,7 @@
       </w:rPr>
     </w:lvl>
   </w:abstractNum>
-  <w:abstractNum w:abstractNumId="247" w15:restartNumberingAfterBreak="0">
+  <w:abstractNum w:abstractNumId="265" w15:restartNumberingAfterBreak="0">
     <w:nsid w:val="793829AD"/>
     <w:multiLevelType w:val="multilevel"/>
     <w:tmpl w:val="F358F6E2"/>
@@ -36535,7 +39213,7 @@
       </w:rPr>
     </w:lvl>
   </w:abstractNum>
-  <w:abstractNum w:abstractNumId="248" w15:restartNumberingAfterBreak="0">
+  <w:abstractNum w:abstractNumId="266" w15:restartNumberingAfterBreak="0">
     <w:nsid w:val="7A281F96"/>
     <w:multiLevelType w:val="multilevel"/>
     <w:tmpl w:val="ED2C73EA"/>
@@ -36684,7 +39362,7 @@
       </w:rPr>
     </w:lvl>
   </w:abstractNum>
-  <w:abstractNum w:abstractNumId="249" w15:restartNumberingAfterBreak="0">
+  <w:abstractNum w:abstractNumId="267" w15:restartNumberingAfterBreak="0">
     <w:nsid w:val="7A2D6E96"/>
     <w:multiLevelType w:val="multilevel"/>
     <w:tmpl w:val="65C26114"/>
@@ -36833,7 +39511,7 @@
       </w:rPr>
     </w:lvl>
   </w:abstractNum>
-  <w:abstractNum w:abstractNumId="250" w15:restartNumberingAfterBreak="0">
+  <w:abstractNum w:abstractNumId="268" w15:restartNumberingAfterBreak="0">
     <w:nsid w:val="7A5F64FF"/>
     <w:multiLevelType w:val="multilevel"/>
     <w:tmpl w:val="8FAE7F16"/>
@@ -36982,7 +39660,7 @@
       </w:rPr>
     </w:lvl>
   </w:abstractNum>
-  <w:abstractNum w:abstractNumId="251" w15:restartNumberingAfterBreak="0">
+  <w:abstractNum w:abstractNumId="269" w15:restartNumberingAfterBreak="0">
     <w:nsid w:val="7ABC581D"/>
     <w:multiLevelType w:val="multilevel"/>
     <w:tmpl w:val="1BE46B58"/>
@@ -37131,7 +39809,7 @@
       </w:rPr>
     </w:lvl>
   </w:abstractNum>
-  <w:abstractNum w:abstractNumId="252" w15:restartNumberingAfterBreak="0">
+  <w:abstractNum w:abstractNumId="270" w15:restartNumberingAfterBreak="0">
     <w:nsid w:val="7ABD7D7D"/>
     <w:multiLevelType w:val="multilevel"/>
     <w:tmpl w:val="E29ACDEA"/>
@@ -37280,7 +39958,7 @@
       </w:rPr>
     </w:lvl>
   </w:abstractNum>
-  <w:abstractNum w:abstractNumId="253" w15:restartNumberingAfterBreak="0">
+  <w:abstractNum w:abstractNumId="271" w15:restartNumberingAfterBreak="0">
     <w:nsid w:val="7BD72F8C"/>
     <w:multiLevelType w:val="multilevel"/>
     <w:tmpl w:val="7674CA7C"/>
@@ -37429,7 +40107,7 @@
       </w:rPr>
     </w:lvl>
   </w:abstractNum>
-  <w:abstractNum w:abstractNumId="254" w15:restartNumberingAfterBreak="0">
+  <w:abstractNum w:abstractNumId="272" w15:restartNumberingAfterBreak="0">
     <w:nsid w:val="7C192B2B"/>
     <w:multiLevelType w:val="multilevel"/>
     <w:tmpl w:val="8D1265DC"/>
@@ -37578,7 +40256,7 @@
       </w:rPr>
     </w:lvl>
   </w:abstractNum>
-  <w:abstractNum w:abstractNumId="255" w15:restartNumberingAfterBreak="0">
+  <w:abstractNum w:abstractNumId="273" w15:restartNumberingAfterBreak="0">
     <w:nsid w:val="7C75741C"/>
     <w:multiLevelType w:val="multilevel"/>
     <w:tmpl w:val="713C754E"/>
@@ -37727,7 +40405,156 @@
       </w:rPr>
     </w:lvl>
   </w:abstractNum>
-  <w:abstractNum w:abstractNumId="256" w15:restartNumberingAfterBreak="0">
+  <w:abstractNum w:abstractNumId="274" w15:restartNumberingAfterBreak="0">
+    <w:nsid w:val="7CCB5A63"/>
+    <w:multiLevelType w:val="multilevel"/>
+    <w:tmpl w:val="C45EDCAE"/>
+    <w:lvl w:ilvl="0">
+      <w:start w:val="1"/>
+      <w:numFmt w:val="bullet"/>
+      <w:lvlText w:val=""/>
+      <w:lvlJc w:val="left"/>
+      <w:pPr>
+        <w:tabs>
+          <w:tab w:val="num" w:pos="720"/>
+        </w:tabs>
+        <w:ind w:left="720" w:hanging="360"/>
+      </w:pPr>
+      <w:rPr>
+        <w:rFonts w:ascii="Symbol" w:hAnsi="Symbol" w:hint="default"/>
+        <w:sz w:val="20"/>
+      </w:rPr>
+    </w:lvl>
+    <w:lvl w:ilvl="1" w:tentative="1">
+      <w:start w:val="1"/>
+      <w:numFmt w:val="bullet"/>
+      <w:lvlText w:val="o"/>
+      <w:lvlJc w:val="left"/>
+      <w:pPr>
+        <w:tabs>
+          <w:tab w:val="num" w:pos="1440"/>
+        </w:tabs>
+        <w:ind w:left="1440" w:hanging="360"/>
+      </w:pPr>
+      <w:rPr>
+        <w:rFonts w:ascii="Courier New" w:hAnsi="Courier New" w:hint="default"/>
+        <w:sz w:val="20"/>
+      </w:rPr>
+    </w:lvl>
+    <w:lvl w:ilvl="2" w:tentative="1">
+      <w:start w:val="1"/>
+      <w:numFmt w:val="bullet"/>
+      <w:lvlText w:val=""/>
+      <w:lvlJc w:val="left"/>
+      <w:pPr>
+        <w:tabs>
+          <w:tab w:val="num" w:pos="2160"/>
+        </w:tabs>
+        <w:ind w:left="2160" w:hanging="360"/>
+      </w:pPr>
+      <w:rPr>
+        <w:rFonts w:ascii="Wingdings" w:hAnsi="Wingdings" w:hint="default"/>
+        <w:sz w:val="20"/>
+      </w:rPr>
+    </w:lvl>
+    <w:lvl w:ilvl="3" w:tentative="1">
+      <w:start w:val="1"/>
+      <w:numFmt w:val="bullet"/>
+      <w:lvlText w:val=""/>
+      <w:lvlJc w:val="left"/>
+      <w:pPr>
+        <w:tabs>
+          <w:tab w:val="num" w:pos="2880"/>
+        </w:tabs>
+        <w:ind w:left="2880" w:hanging="360"/>
+      </w:pPr>
+      <w:rPr>
+        <w:rFonts w:ascii="Wingdings" w:hAnsi="Wingdings" w:hint="default"/>
+        <w:sz w:val="20"/>
+      </w:rPr>
+    </w:lvl>
+    <w:lvl w:ilvl="4" w:tentative="1">
+      <w:start w:val="1"/>
+      <w:numFmt w:val="bullet"/>
+      <w:lvlText w:val=""/>
+      <w:lvlJc w:val="left"/>
+      <w:pPr>
+        <w:tabs>
+          <w:tab w:val="num" w:pos="3600"/>
+        </w:tabs>
+        <w:ind w:left="3600" w:hanging="360"/>
+      </w:pPr>
+      <w:rPr>
+        <w:rFonts w:ascii="Wingdings" w:hAnsi="Wingdings" w:hint="default"/>
+        <w:sz w:val="20"/>
+      </w:rPr>
+    </w:lvl>
+    <w:lvl w:ilvl="5" w:tentative="1">
+      <w:start w:val="1"/>
+      <w:numFmt w:val="bullet"/>
+      <w:lvlText w:val=""/>
+      <w:lvlJc w:val="left"/>
+      <w:pPr>
+        <w:tabs>
+          <w:tab w:val="num" w:pos="4320"/>
+        </w:tabs>
+        <w:ind w:left="4320" w:hanging="360"/>
+      </w:pPr>
+      <w:rPr>
+        <w:rFonts w:ascii="Wingdings" w:hAnsi="Wingdings" w:hint="default"/>
+        <w:sz w:val="20"/>
+      </w:rPr>
+    </w:lvl>
+    <w:lvl w:ilvl="6" w:tentative="1">
+      <w:start w:val="1"/>
+      <w:numFmt w:val="bullet"/>
+      <w:lvlText w:val=""/>
+      <w:lvlJc w:val="left"/>
+      <w:pPr>
+        <w:tabs>
+          <w:tab w:val="num" w:pos="5040"/>
+        </w:tabs>
+        <w:ind w:left="5040" w:hanging="360"/>
+      </w:pPr>
+      <w:rPr>
+        <w:rFonts w:ascii="Wingdings" w:hAnsi="Wingdings" w:hint="default"/>
+        <w:sz w:val="20"/>
+      </w:rPr>
+    </w:lvl>
+    <w:lvl w:ilvl="7" w:tentative="1">
+      <w:start w:val="1"/>
+      <w:numFmt w:val="bullet"/>
+      <w:lvlText w:val=""/>
+      <w:lvlJc w:val="left"/>
+      <w:pPr>
+        <w:tabs>
+          <w:tab w:val="num" w:pos="5760"/>
+        </w:tabs>
+        <w:ind w:left="5760" w:hanging="360"/>
+      </w:pPr>
+      <w:rPr>
+        <w:rFonts w:ascii="Wingdings" w:hAnsi="Wingdings" w:hint="default"/>
+        <w:sz w:val="20"/>
+      </w:rPr>
+    </w:lvl>
+    <w:lvl w:ilvl="8" w:tentative="1">
+      <w:start w:val="1"/>
+      <w:numFmt w:val="bullet"/>
+      <w:lvlText w:val=""/>
+      <w:lvlJc w:val="left"/>
+      <w:pPr>
+        <w:tabs>
+          <w:tab w:val="num" w:pos="6480"/>
+        </w:tabs>
+        <w:ind w:left="6480" w:hanging="360"/>
+      </w:pPr>
+      <w:rPr>
+        <w:rFonts w:ascii="Wingdings" w:hAnsi="Wingdings" w:hint="default"/>
+        <w:sz w:val="20"/>
+      </w:rPr>
+    </w:lvl>
+  </w:abstractNum>
+  <w:abstractNum w:abstractNumId="275" w15:restartNumberingAfterBreak="0">
     <w:nsid w:val="7CCF5EE9"/>
     <w:multiLevelType w:val="multilevel"/>
     <w:tmpl w:val="9482A978"/>
@@ -37876,7 +40703,7 @@
       </w:rPr>
     </w:lvl>
   </w:abstractNum>
-  <w:abstractNum w:abstractNumId="257" w15:restartNumberingAfterBreak="0">
+  <w:abstractNum w:abstractNumId="276" w15:restartNumberingAfterBreak="0">
     <w:nsid w:val="7CD4173E"/>
     <w:multiLevelType w:val="multilevel"/>
     <w:tmpl w:val="AF5CCDCA"/>
@@ -38025,7 +40852,156 @@
       </w:rPr>
     </w:lvl>
   </w:abstractNum>
-  <w:abstractNum w:abstractNumId="258" w15:restartNumberingAfterBreak="0">
+  <w:abstractNum w:abstractNumId="277" w15:restartNumberingAfterBreak="0">
+    <w:nsid w:val="7D7E1766"/>
+    <w:multiLevelType w:val="multilevel"/>
+    <w:tmpl w:val="90A21720"/>
+    <w:lvl w:ilvl="0">
+      <w:start w:val="1"/>
+      <w:numFmt w:val="bullet"/>
+      <w:lvlText w:val=""/>
+      <w:lvlJc w:val="left"/>
+      <w:pPr>
+        <w:tabs>
+          <w:tab w:val="num" w:pos="720"/>
+        </w:tabs>
+        <w:ind w:left="720" w:hanging="360"/>
+      </w:pPr>
+      <w:rPr>
+        <w:rFonts w:ascii="Symbol" w:hAnsi="Symbol" w:hint="default"/>
+        <w:sz w:val="20"/>
+      </w:rPr>
+    </w:lvl>
+    <w:lvl w:ilvl="1" w:tentative="1">
+      <w:start w:val="1"/>
+      <w:numFmt w:val="bullet"/>
+      <w:lvlText w:val="o"/>
+      <w:lvlJc w:val="left"/>
+      <w:pPr>
+        <w:tabs>
+          <w:tab w:val="num" w:pos="1440"/>
+        </w:tabs>
+        <w:ind w:left="1440" w:hanging="360"/>
+      </w:pPr>
+      <w:rPr>
+        <w:rFonts w:ascii="Courier New" w:hAnsi="Courier New" w:hint="default"/>
+        <w:sz w:val="20"/>
+      </w:rPr>
+    </w:lvl>
+    <w:lvl w:ilvl="2" w:tentative="1">
+      <w:start w:val="1"/>
+      <w:numFmt w:val="bullet"/>
+      <w:lvlText w:val=""/>
+      <w:lvlJc w:val="left"/>
+      <w:pPr>
+        <w:tabs>
+          <w:tab w:val="num" w:pos="2160"/>
+        </w:tabs>
+        <w:ind w:left="2160" w:hanging="360"/>
+      </w:pPr>
+      <w:rPr>
+        <w:rFonts w:ascii="Wingdings" w:hAnsi="Wingdings" w:hint="default"/>
+        <w:sz w:val="20"/>
+      </w:rPr>
+    </w:lvl>
+    <w:lvl w:ilvl="3" w:tentative="1">
+      <w:start w:val="1"/>
+      <w:numFmt w:val="bullet"/>
+      <w:lvlText w:val=""/>
+      <w:lvlJc w:val="left"/>
+      <w:pPr>
+        <w:tabs>
+          <w:tab w:val="num" w:pos="2880"/>
+        </w:tabs>
+        <w:ind w:left="2880" w:hanging="360"/>
+      </w:pPr>
+      <w:rPr>
+        <w:rFonts w:ascii="Wingdings" w:hAnsi="Wingdings" w:hint="default"/>
+        <w:sz w:val="20"/>
+      </w:rPr>
+    </w:lvl>
+    <w:lvl w:ilvl="4" w:tentative="1">
+      <w:start w:val="1"/>
+      <w:numFmt w:val="bullet"/>
+      <w:lvlText w:val=""/>
+      <w:lvlJc w:val="left"/>
+      <w:pPr>
+        <w:tabs>
+          <w:tab w:val="num" w:pos="3600"/>
+        </w:tabs>
+        <w:ind w:left="3600" w:hanging="360"/>
+      </w:pPr>
+      <w:rPr>
+        <w:rFonts w:ascii="Wingdings" w:hAnsi="Wingdings" w:hint="default"/>
+        <w:sz w:val="20"/>
+      </w:rPr>
+    </w:lvl>
+    <w:lvl w:ilvl="5" w:tentative="1">
+      <w:start w:val="1"/>
+      <w:numFmt w:val="bullet"/>
+      <w:lvlText w:val=""/>
+      <w:lvlJc w:val="left"/>
+      <w:pPr>
+        <w:tabs>
+          <w:tab w:val="num" w:pos="4320"/>
+        </w:tabs>
+        <w:ind w:left="4320" w:hanging="360"/>
+      </w:pPr>
+      <w:rPr>
+        <w:rFonts w:ascii="Wingdings" w:hAnsi="Wingdings" w:hint="default"/>
+        <w:sz w:val="20"/>
+      </w:rPr>
+    </w:lvl>
+    <w:lvl w:ilvl="6" w:tentative="1">
+      <w:start w:val="1"/>
+      <w:numFmt w:val="bullet"/>
+      <w:lvlText w:val=""/>
+      <w:lvlJc w:val="left"/>
+      <w:pPr>
+        <w:tabs>
+          <w:tab w:val="num" w:pos="5040"/>
+        </w:tabs>
+        <w:ind w:left="5040" w:hanging="360"/>
+      </w:pPr>
+      <w:rPr>
+        <w:rFonts w:ascii="Wingdings" w:hAnsi="Wingdings" w:hint="default"/>
+        <w:sz w:val="20"/>
+      </w:rPr>
+    </w:lvl>
+    <w:lvl w:ilvl="7" w:tentative="1">
+      <w:start w:val="1"/>
+      <w:numFmt w:val="bullet"/>
+      <w:lvlText w:val=""/>
+      <w:lvlJc w:val="left"/>
+      <w:pPr>
+        <w:tabs>
+          <w:tab w:val="num" w:pos="5760"/>
+        </w:tabs>
+        <w:ind w:left="5760" w:hanging="360"/>
+      </w:pPr>
+      <w:rPr>
+        <w:rFonts w:ascii="Wingdings" w:hAnsi="Wingdings" w:hint="default"/>
+        <w:sz w:val="20"/>
+      </w:rPr>
+    </w:lvl>
+    <w:lvl w:ilvl="8" w:tentative="1">
+      <w:start w:val="1"/>
+      <w:numFmt w:val="bullet"/>
+      <w:lvlText w:val=""/>
+      <w:lvlJc w:val="left"/>
+      <w:pPr>
+        <w:tabs>
+          <w:tab w:val="num" w:pos="6480"/>
+        </w:tabs>
+        <w:ind w:left="6480" w:hanging="360"/>
+      </w:pPr>
+      <w:rPr>
+        <w:rFonts w:ascii="Wingdings" w:hAnsi="Wingdings" w:hint="default"/>
+        <w:sz w:val="20"/>
+      </w:rPr>
+    </w:lvl>
+  </w:abstractNum>
+  <w:abstractNum w:abstractNumId="278" w15:restartNumberingAfterBreak="0">
     <w:nsid w:val="7DA90892"/>
     <w:multiLevelType w:val="multilevel"/>
     <w:tmpl w:val="06AA1E54"/>
@@ -38174,7 +41150,7 @@
       </w:rPr>
     </w:lvl>
   </w:abstractNum>
-  <w:abstractNum w:abstractNumId="259" w15:restartNumberingAfterBreak="0">
+  <w:abstractNum w:abstractNumId="279" w15:restartNumberingAfterBreak="0">
     <w:nsid w:val="7DC24E04"/>
     <w:multiLevelType w:val="multilevel"/>
     <w:tmpl w:val="7270B556"/>
@@ -38287,7 +41263,7 @@
       </w:pPr>
     </w:lvl>
   </w:abstractNum>
-  <w:abstractNum w:abstractNumId="260" w15:restartNumberingAfterBreak="0">
+  <w:abstractNum w:abstractNumId="280" w15:restartNumberingAfterBreak="0">
     <w:nsid w:val="7E5B46EA"/>
     <w:multiLevelType w:val="multilevel"/>
     <w:tmpl w:val="955696B8"/>
@@ -38436,7 +41412,7 @@
       </w:rPr>
     </w:lvl>
   </w:abstractNum>
-  <w:abstractNum w:abstractNumId="261" w15:restartNumberingAfterBreak="0">
+  <w:abstractNum w:abstractNumId="281" w15:restartNumberingAfterBreak="0">
     <w:nsid w:val="7E6E1B76"/>
     <w:multiLevelType w:val="multilevel"/>
     <w:tmpl w:val="5CB2A7E4"/>
@@ -38585,7 +41561,7 @@
       </w:rPr>
     </w:lvl>
   </w:abstractNum>
-  <w:abstractNum w:abstractNumId="262" w15:restartNumberingAfterBreak="0">
+  <w:abstractNum w:abstractNumId="282" w15:restartNumberingAfterBreak="0">
     <w:nsid w:val="7E77622E"/>
     <w:multiLevelType w:val="multilevel"/>
     <w:tmpl w:val="A43AC568"/>
@@ -38734,7 +41710,7 @@
       </w:rPr>
     </w:lvl>
   </w:abstractNum>
-  <w:abstractNum w:abstractNumId="263" w15:restartNumberingAfterBreak="0">
+  <w:abstractNum w:abstractNumId="283" w15:restartNumberingAfterBreak="0">
     <w:nsid w:val="7EBC3B1D"/>
     <w:multiLevelType w:val="multilevel"/>
     <w:tmpl w:val="15744FF4"/>
@@ -38883,797 +41859,1009 @@
       </w:rPr>
     </w:lvl>
   </w:abstractNum>
+  <w:abstractNum w:abstractNumId="284" w15:restartNumberingAfterBreak="0">
+    <w:nsid w:val="7FF82CF6"/>
+    <w:multiLevelType w:val="multilevel"/>
+    <w:tmpl w:val="2E0E1444"/>
+    <w:lvl w:ilvl="0">
+      <w:start w:val="1"/>
+      <w:numFmt w:val="bullet"/>
+      <w:lvlText w:val=""/>
+      <w:lvlJc w:val="left"/>
+      <w:pPr>
+        <w:tabs>
+          <w:tab w:val="num" w:pos="720"/>
+        </w:tabs>
+        <w:ind w:left="720" w:hanging="360"/>
+      </w:pPr>
+      <w:rPr>
+        <w:rFonts w:ascii="Symbol" w:hAnsi="Symbol" w:hint="default"/>
+        <w:sz w:val="20"/>
+      </w:rPr>
+    </w:lvl>
+    <w:lvl w:ilvl="1" w:tentative="1">
+      <w:start w:val="1"/>
+      <w:numFmt w:val="bullet"/>
+      <w:lvlText w:val="o"/>
+      <w:lvlJc w:val="left"/>
+      <w:pPr>
+        <w:tabs>
+          <w:tab w:val="num" w:pos="1440"/>
+        </w:tabs>
+        <w:ind w:left="1440" w:hanging="360"/>
+      </w:pPr>
+      <w:rPr>
+        <w:rFonts w:ascii="Courier New" w:hAnsi="Courier New" w:hint="default"/>
+        <w:sz w:val="20"/>
+      </w:rPr>
+    </w:lvl>
+    <w:lvl w:ilvl="2" w:tentative="1">
+      <w:start w:val="1"/>
+      <w:numFmt w:val="bullet"/>
+      <w:lvlText w:val=""/>
+      <w:lvlJc w:val="left"/>
+      <w:pPr>
+        <w:tabs>
+          <w:tab w:val="num" w:pos="2160"/>
+        </w:tabs>
+        <w:ind w:left="2160" w:hanging="360"/>
+      </w:pPr>
+      <w:rPr>
+        <w:rFonts w:ascii="Wingdings" w:hAnsi="Wingdings" w:hint="default"/>
+        <w:sz w:val="20"/>
+      </w:rPr>
+    </w:lvl>
+    <w:lvl w:ilvl="3" w:tentative="1">
+      <w:start w:val="1"/>
+      <w:numFmt w:val="bullet"/>
+      <w:lvlText w:val=""/>
+      <w:lvlJc w:val="left"/>
+      <w:pPr>
+        <w:tabs>
+          <w:tab w:val="num" w:pos="2880"/>
+        </w:tabs>
+        <w:ind w:left="2880" w:hanging="360"/>
+      </w:pPr>
+      <w:rPr>
+        <w:rFonts w:ascii="Wingdings" w:hAnsi="Wingdings" w:hint="default"/>
+        <w:sz w:val="20"/>
+      </w:rPr>
+    </w:lvl>
+    <w:lvl w:ilvl="4" w:tentative="1">
+      <w:start w:val="1"/>
+      <w:numFmt w:val="bullet"/>
+      <w:lvlText w:val=""/>
+      <w:lvlJc w:val="left"/>
+      <w:pPr>
+        <w:tabs>
+          <w:tab w:val="num" w:pos="3600"/>
+        </w:tabs>
+        <w:ind w:left="3600" w:hanging="360"/>
+      </w:pPr>
+      <w:rPr>
+        <w:rFonts w:ascii="Wingdings" w:hAnsi="Wingdings" w:hint="default"/>
+        <w:sz w:val="20"/>
+      </w:rPr>
+    </w:lvl>
+    <w:lvl w:ilvl="5" w:tentative="1">
+      <w:start w:val="1"/>
+      <w:numFmt w:val="bullet"/>
+      <w:lvlText w:val=""/>
+      <w:lvlJc w:val="left"/>
+      <w:pPr>
+        <w:tabs>
+          <w:tab w:val="num" w:pos="4320"/>
+        </w:tabs>
+        <w:ind w:left="4320" w:hanging="360"/>
+      </w:pPr>
+      <w:rPr>
+        <w:rFonts w:ascii="Wingdings" w:hAnsi="Wingdings" w:hint="default"/>
+        <w:sz w:val="20"/>
+      </w:rPr>
+    </w:lvl>
+    <w:lvl w:ilvl="6" w:tentative="1">
+      <w:start w:val="1"/>
+      <w:numFmt w:val="bullet"/>
+      <w:lvlText w:val=""/>
+      <w:lvlJc w:val="left"/>
+      <w:pPr>
+        <w:tabs>
+          <w:tab w:val="num" w:pos="5040"/>
+        </w:tabs>
+        <w:ind w:left="5040" w:hanging="360"/>
+      </w:pPr>
+      <w:rPr>
+        <w:rFonts w:ascii="Wingdings" w:hAnsi="Wingdings" w:hint="default"/>
+        <w:sz w:val="20"/>
+      </w:rPr>
+    </w:lvl>
+    <w:lvl w:ilvl="7" w:tentative="1">
+      <w:start w:val="1"/>
+      <w:numFmt w:val="bullet"/>
+      <w:lvlText w:val=""/>
+      <w:lvlJc w:val="left"/>
+      <w:pPr>
+        <w:tabs>
+          <w:tab w:val="num" w:pos="5760"/>
+        </w:tabs>
+        <w:ind w:left="5760" w:hanging="360"/>
+      </w:pPr>
+      <w:rPr>
+        <w:rFonts w:ascii="Wingdings" w:hAnsi="Wingdings" w:hint="default"/>
+        <w:sz w:val="20"/>
+      </w:rPr>
+    </w:lvl>
+    <w:lvl w:ilvl="8" w:tentative="1">
+      <w:start w:val="1"/>
+      <w:numFmt w:val="bullet"/>
+      <w:lvlText w:val=""/>
+      <w:lvlJc w:val="left"/>
+      <w:pPr>
+        <w:tabs>
+          <w:tab w:val="num" w:pos="6480"/>
+        </w:tabs>
+        <w:ind w:left="6480" w:hanging="360"/>
+      </w:pPr>
+      <w:rPr>
+        <w:rFonts w:ascii="Wingdings" w:hAnsi="Wingdings" w:hint="default"/>
+        <w:sz w:val="20"/>
+      </w:rPr>
+    </w:lvl>
+  </w:abstractNum>
   <w:num w:numId="1" w16cid:durableId="1798835083">
+    <w:abstractNumId w:val="68"/>
+  </w:num>
+  <w:num w:numId="2" w16cid:durableId="162749267">
+    <w:abstractNumId w:val="12"/>
+  </w:num>
+  <w:num w:numId="3" w16cid:durableId="106849234">
+    <w:abstractNumId w:val="56"/>
+  </w:num>
+  <w:num w:numId="4" w16cid:durableId="921716634">
+    <w:abstractNumId w:val="148"/>
+  </w:num>
+  <w:num w:numId="5" w16cid:durableId="643118380">
+    <w:abstractNumId w:val="57"/>
+  </w:num>
+  <w:num w:numId="6" w16cid:durableId="802386548">
+    <w:abstractNumId w:val="180"/>
+  </w:num>
+  <w:num w:numId="7" w16cid:durableId="1385981368">
+    <w:abstractNumId w:val="223"/>
+  </w:num>
+  <w:num w:numId="8" w16cid:durableId="1277368665">
     <w:abstractNumId w:val="61"/>
   </w:num>
-  <w:num w:numId="2" w16cid:durableId="162749267">
-    <w:abstractNumId w:val="11"/>
+  <w:num w:numId="9" w16cid:durableId="805313709">
+    <w:abstractNumId w:val="162"/>
   </w:num>
-  <w:num w:numId="3" w16cid:durableId="106849234">
-    <w:abstractNumId w:val="51"/>
+  <w:num w:numId="10" w16cid:durableId="1988514896">
+    <w:abstractNumId w:val="18"/>
   </w:num>
-  <w:num w:numId="4" w16cid:durableId="921716634">
-    <w:abstractNumId w:val="132"/>
+  <w:num w:numId="11" w16cid:durableId="805858528">
+    <w:abstractNumId w:val="133"/>
   </w:num>
-  <w:num w:numId="5" w16cid:durableId="643118380">
+  <w:num w:numId="12" w16cid:durableId="809329421">
+    <w:abstractNumId w:val="86"/>
+  </w:num>
+  <w:num w:numId="13" w16cid:durableId="437798236">
+    <w:abstractNumId w:val="101"/>
+  </w:num>
+  <w:num w:numId="14" w16cid:durableId="504251153">
+    <w:abstractNumId w:val="169"/>
+  </w:num>
+  <w:num w:numId="15" w16cid:durableId="511771826">
+    <w:abstractNumId w:val="154"/>
+  </w:num>
+  <w:num w:numId="16" w16cid:durableId="936057981">
+    <w:abstractNumId w:val="24"/>
+  </w:num>
+  <w:num w:numId="17" w16cid:durableId="1592201596">
+    <w:abstractNumId w:val="259"/>
+  </w:num>
+  <w:num w:numId="18" w16cid:durableId="1718818382">
+    <w:abstractNumId w:val="109"/>
+  </w:num>
+  <w:num w:numId="19" w16cid:durableId="2134597170">
+    <w:abstractNumId w:val="247"/>
+  </w:num>
+  <w:num w:numId="20" w16cid:durableId="2109306182">
+    <w:abstractNumId w:val="37"/>
+  </w:num>
+  <w:num w:numId="21" w16cid:durableId="847251948">
+    <w:abstractNumId w:val="198"/>
+  </w:num>
+  <w:num w:numId="22" w16cid:durableId="2098213051">
+    <w:abstractNumId w:val="207"/>
+  </w:num>
+  <w:num w:numId="23" w16cid:durableId="1540239505">
+    <w:abstractNumId w:val="98"/>
+  </w:num>
+  <w:num w:numId="24" w16cid:durableId="1358435097">
+    <w:abstractNumId w:val="283"/>
+  </w:num>
+  <w:num w:numId="25" w16cid:durableId="1851792364">
     <w:abstractNumId w:val="52"/>
   </w:num>
-  <w:num w:numId="6" w16cid:durableId="802386548">
-    <w:abstractNumId w:val="164"/>
-  </w:num>
-  <w:num w:numId="7" w16cid:durableId="1385981368">
-    <w:abstractNumId w:val="206"/>
-  </w:num>
-  <w:num w:numId="8" w16cid:durableId="1277368665">
-    <w:abstractNumId w:val="55"/>
-  </w:num>
-  <w:num w:numId="9" w16cid:durableId="805313709">
-    <w:abstractNumId w:val="146"/>
-  </w:num>
-  <w:num w:numId="10" w16cid:durableId="1988514896">
-    <w:abstractNumId w:val="16"/>
-  </w:num>
-  <w:num w:numId="11" w16cid:durableId="805858528">
-    <w:abstractNumId w:val="120"/>
-  </w:num>
-  <w:num w:numId="12" w16cid:durableId="809329421">
-    <w:abstractNumId w:val="76"/>
-  </w:num>
-  <w:num w:numId="13" w16cid:durableId="437798236">
-    <w:abstractNumId w:val="90"/>
-  </w:num>
-  <w:num w:numId="14" w16cid:durableId="504251153">
-    <w:abstractNumId w:val="153"/>
-  </w:num>
-  <w:num w:numId="15" w16cid:durableId="511771826">
-    <w:abstractNumId w:val="138"/>
-  </w:num>
-  <w:num w:numId="16" w16cid:durableId="936057981">
-    <w:abstractNumId w:val="22"/>
-  </w:num>
-  <w:num w:numId="17" w16cid:durableId="1592201596">
-    <w:abstractNumId w:val="241"/>
-  </w:num>
-  <w:num w:numId="18" w16cid:durableId="1718818382">
-    <w:abstractNumId w:val="97"/>
-  </w:num>
-  <w:num w:numId="19" w16cid:durableId="2134597170">
-    <w:abstractNumId w:val="230"/>
-  </w:num>
-  <w:num w:numId="20" w16cid:durableId="2109306182">
-    <w:abstractNumId w:val="34"/>
-  </w:num>
-  <w:num w:numId="21" w16cid:durableId="847251948">
-    <w:abstractNumId w:val="181"/>
-  </w:num>
-  <w:num w:numId="22" w16cid:durableId="2098213051">
-    <w:abstractNumId w:val="190"/>
-  </w:num>
-  <w:num w:numId="23" w16cid:durableId="1540239505">
-    <w:abstractNumId w:val="88"/>
-  </w:num>
-  <w:num w:numId="24" w16cid:durableId="1358435097">
-    <w:abstractNumId w:val="263"/>
-  </w:num>
-  <w:num w:numId="25" w16cid:durableId="1851792364">
-    <w:abstractNumId w:val="47"/>
-  </w:num>
   <w:num w:numId="26" w16cid:durableId="848062712">
-    <w:abstractNumId w:val="228"/>
+    <w:abstractNumId w:val="245"/>
   </w:num>
   <w:num w:numId="27" w16cid:durableId="352801060">
-    <w:abstractNumId w:val="59"/>
+    <w:abstractNumId w:val="65"/>
   </w:num>
   <w:num w:numId="28" w16cid:durableId="417944735">
-    <w:abstractNumId w:val="106"/>
+    <w:abstractNumId w:val="118"/>
   </w:num>
   <w:num w:numId="29" w16cid:durableId="700319978">
-    <w:abstractNumId w:val="145"/>
+    <w:abstractNumId w:val="161"/>
   </w:num>
   <w:num w:numId="30" w16cid:durableId="2123374843">
-    <w:abstractNumId w:val="37"/>
+    <w:abstractNumId w:val="41"/>
   </w:num>
   <w:num w:numId="31" w16cid:durableId="646591884">
-    <w:abstractNumId w:val="216"/>
+    <w:abstractNumId w:val="233"/>
   </w:num>
   <w:num w:numId="32" w16cid:durableId="2091612383">
-    <w:abstractNumId w:val="243"/>
+    <w:abstractNumId w:val="261"/>
   </w:num>
   <w:num w:numId="33" w16cid:durableId="1013648160">
-    <w:abstractNumId w:val="186"/>
+    <w:abstractNumId w:val="203"/>
   </w:num>
   <w:num w:numId="34" w16cid:durableId="1051416210">
-    <w:abstractNumId w:val="229"/>
+    <w:abstractNumId w:val="246"/>
   </w:num>
   <w:num w:numId="35" w16cid:durableId="1379621320">
-    <w:abstractNumId w:val="44"/>
+    <w:abstractNumId w:val="49"/>
   </w:num>
   <w:num w:numId="36" w16cid:durableId="2089812624">
-    <w:abstractNumId w:val="237"/>
+    <w:abstractNumId w:val="255"/>
   </w:num>
   <w:num w:numId="37" w16cid:durableId="146554751">
     <w:abstractNumId w:val="5"/>
   </w:num>
   <w:num w:numId="38" w16cid:durableId="625476288">
-    <w:abstractNumId w:val="259"/>
+    <w:abstractNumId w:val="279"/>
   </w:num>
   <w:num w:numId="39" w16cid:durableId="187835121">
-    <w:abstractNumId w:val="150"/>
+    <w:abstractNumId w:val="166"/>
   </w:num>
   <w:num w:numId="40" w16cid:durableId="964313490">
-    <w:abstractNumId w:val="162"/>
+    <w:abstractNumId w:val="178"/>
   </w:num>
   <w:num w:numId="41" w16cid:durableId="465390967">
-    <w:abstractNumId w:val="12"/>
+    <w:abstractNumId w:val="13"/>
   </w:num>
   <w:num w:numId="42" w16cid:durableId="62413350">
-    <w:abstractNumId w:val="25"/>
+    <w:abstractNumId w:val="27"/>
   </w:num>
   <w:num w:numId="43" w16cid:durableId="1686983120">
-    <w:abstractNumId w:val="226"/>
+    <w:abstractNumId w:val="243"/>
   </w:num>
   <w:num w:numId="44" w16cid:durableId="1649435073">
-    <w:abstractNumId w:val="232"/>
+    <w:abstractNumId w:val="249"/>
   </w:num>
   <w:num w:numId="45" w16cid:durableId="1022634328">
-    <w:abstractNumId w:val="142"/>
+    <w:abstractNumId w:val="158"/>
   </w:num>
   <w:num w:numId="46" w16cid:durableId="2058627270">
-    <w:abstractNumId w:val="53"/>
+    <w:abstractNumId w:val="58"/>
   </w:num>
   <w:num w:numId="47" w16cid:durableId="1965185811">
-    <w:abstractNumId w:val="114"/>
+    <w:abstractNumId w:val="127"/>
   </w:num>
   <w:num w:numId="48" w16cid:durableId="907761303">
-    <w:abstractNumId w:val="126"/>
+    <w:abstractNumId w:val="141"/>
   </w:num>
   <w:num w:numId="49" w16cid:durableId="1799836983">
-    <w:abstractNumId w:val="95"/>
+    <w:abstractNumId w:val="107"/>
   </w:num>
   <w:num w:numId="50" w16cid:durableId="1347637296">
-    <w:abstractNumId w:val="213"/>
+    <w:abstractNumId w:val="230"/>
   </w:num>
   <w:num w:numId="51" w16cid:durableId="1610620115">
-    <w:abstractNumId w:val="249"/>
+    <w:abstractNumId w:val="267"/>
   </w:num>
   <w:num w:numId="52" w16cid:durableId="468137445">
-    <w:abstractNumId w:val="24"/>
+    <w:abstractNumId w:val="26"/>
   </w:num>
   <w:num w:numId="53" w16cid:durableId="1172375643">
-    <w:abstractNumId w:val="251"/>
+    <w:abstractNumId w:val="269"/>
   </w:num>
   <w:num w:numId="54" w16cid:durableId="803620490">
-    <w:abstractNumId w:val="248"/>
+    <w:abstractNumId w:val="266"/>
   </w:num>
   <w:num w:numId="55" w16cid:durableId="1652447022">
-    <w:abstractNumId w:val="200"/>
+    <w:abstractNumId w:val="217"/>
   </w:num>
   <w:num w:numId="56" w16cid:durableId="730008728">
+    <w:abstractNumId w:val="30"/>
+  </w:num>
+  <w:num w:numId="57" w16cid:durableId="1893806844">
+    <w:abstractNumId w:val="275"/>
+  </w:num>
+  <w:num w:numId="58" w16cid:durableId="792214458">
+    <w:abstractNumId w:val="73"/>
+  </w:num>
+  <w:num w:numId="59" w16cid:durableId="1875800360">
+    <w:abstractNumId w:val="156"/>
+  </w:num>
+  <w:num w:numId="60" w16cid:durableId="1622806707">
+    <w:abstractNumId w:val="204"/>
+  </w:num>
+  <w:num w:numId="61" w16cid:durableId="1019817817">
+    <w:abstractNumId w:val="131"/>
+  </w:num>
+  <w:num w:numId="62" w16cid:durableId="1992446500">
+    <w:abstractNumId w:val="74"/>
+  </w:num>
+  <w:num w:numId="63" w16cid:durableId="395974815">
+    <w:abstractNumId w:val="112"/>
+  </w:num>
+  <w:num w:numId="64" w16cid:durableId="1898662636">
+    <w:abstractNumId w:val="31"/>
+  </w:num>
+  <w:num w:numId="65" w16cid:durableId="1474450074">
     <w:abstractNumId w:val="28"/>
   </w:num>
-  <w:num w:numId="57" w16cid:durableId="1893806844">
-    <w:abstractNumId w:val="256"/>
-  </w:num>
-  <w:num w:numId="58" w16cid:durableId="792214458">
-    <w:abstractNumId w:val="65"/>
-  </w:num>
-  <w:num w:numId="59" w16cid:durableId="1875800360">
-    <w:abstractNumId w:val="140"/>
-  </w:num>
-  <w:num w:numId="60" w16cid:durableId="1622806707">
-    <w:abstractNumId w:val="187"/>
-  </w:num>
-  <w:num w:numId="61" w16cid:durableId="1019817817">
-    <w:abstractNumId w:val="118"/>
-  </w:num>
-  <w:num w:numId="62" w16cid:durableId="1992446500">
-    <w:abstractNumId w:val="66"/>
-  </w:num>
-  <w:num w:numId="63" w16cid:durableId="395974815">
-    <w:abstractNumId w:val="100"/>
-  </w:num>
-  <w:num w:numId="64" w16cid:durableId="1898662636">
-    <w:abstractNumId w:val="29"/>
-  </w:num>
-  <w:num w:numId="65" w16cid:durableId="1474450074">
-    <w:abstractNumId w:val="26"/>
-  </w:num>
   <w:num w:numId="66" w16cid:durableId="33774365">
-    <w:abstractNumId w:val="141"/>
+    <w:abstractNumId w:val="157"/>
   </w:num>
   <w:num w:numId="67" w16cid:durableId="1426808814">
-    <w:abstractNumId w:val="89"/>
+    <w:abstractNumId w:val="99"/>
   </w:num>
   <w:num w:numId="68" w16cid:durableId="281890386">
     <w:abstractNumId w:val="3"/>
   </w:num>
   <w:num w:numId="69" w16cid:durableId="1742824763">
-    <w:abstractNumId w:val="85"/>
+    <w:abstractNumId w:val="95"/>
   </w:num>
   <w:num w:numId="70" w16cid:durableId="273679594">
+    <w:abstractNumId w:val="97"/>
+  </w:num>
+  <w:num w:numId="71" w16cid:durableId="456264648">
+    <w:abstractNumId w:val="146"/>
+  </w:num>
+  <w:num w:numId="72" w16cid:durableId="146824635">
+    <w:abstractNumId w:val="172"/>
+  </w:num>
+  <w:num w:numId="73" w16cid:durableId="1218466820">
+    <w:abstractNumId w:val="128"/>
+  </w:num>
+  <w:num w:numId="74" w16cid:durableId="593830139">
+    <w:abstractNumId w:val="182"/>
+  </w:num>
+  <w:num w:numId="75" w16cid:durableId="899051016">
+    <w:abstractNumId w:val="184"/>
+  </w:num>
+  <w:num w:numId="76" w16cid:durableId="1868328182">
+    <w:abstractNumId w:val="220"/>
+  </w:num>
+  <w:num w:numId="77" w16cid:durableId="197473060">
+    <w:abstractNumId w:val="226"/>
+  </w:num>
+  <w:num w:numId="78" w16cid:durableId="774524171">
+    <w:abstractNumId w:val="29"/>
+  </w:num>
+  <w:num w:numId="79" w16cid:durableId="1553997399">
+    <w:abstractNumId w:val="108"/>
+  </w:num>
+  <w:num w:numId="80" w16cid:durableId="488979080">
+    <w:abstractNumId w:val="50"/>
+  </w:num>
+  <w:num w:numId="81" w16cid:durableId="1854418702">
+    <w:abstractNumId w:val="114"/>
+  </w:num>
+  <w:num w:numId="82" w16cid:durableId="1583029788">
+    <w:abstractNumId w:val="256"/>
+  </w:num>
+  <w:num w:numId="83" w16cid:durableId="1284458127">
+    <w:abstractNumId w:val="186"/>
+  </w:num>
+  <w:num w:numId="84" w16cid:durableId="69275459">
+    <w:abstractNumId w:val="63"/>
+  </w:num>
+  <w:num w:numId="85" w16cid:durableId="1551771069">
+    <w:abstractNumId w:val="77"/>
+  </w:num>
+  <w:num w:numId="86" w16cid:durableId="1878152963">
+    <w:abstractNumId w:val="236"/>
+  </w:num>
+  <w:num w:numId="87" w16cid:durableId="945382234">
+    <w:abstractNumId w:val="149"/>
+  </w:num>
+  <w:num w:numId="88" w16cid:durableId="1096750448">
     <w:abstractNumId w:val="87"/>
   </w:num>
-  <w:num w:numId="71" w16cid:durableId="456264648">
-    <w:abstractNumId w:val="130"/>
+  <w:num w:numId="89" w16cid:durableId="834496056">
+    <w:abstractNumId w:val="21"/>
   </w:num>
-  <w:num w:numId="72" w16cid:durableId="146824635">
-    <w:abstractNumId w:val="156"/>
-  </w:num>
-  <w:num w:numId="73" w16cid:durableId="1218466820">
-    <w:abstractNumId w:val="115"/>
-  </w:num>
-  <w:num w:numId="74" w16cid:durableId="593830139">
-    <w:abstractNumId w:val="166"/>
-  </w:num>
-  <w:num w:numId="75" w16cid:durableId="899051016">
-    <w:abstractNumId w:val="168"/>
-  </w:num>
-  <w:num w:numId="76" w16cid:durableId="1868328182">
-    <w:abstractNumId w:val="203"/>
-  </w:num>
-  <w:num w:numId="77" w16cid:durableId="197473060">
-    <w:abstractNumId w:val="209"/>
-  </w:num>
-  <w:num w:numId="78" w16cid:durableId="774524171">
-    <w:abstractNumId w:val="27"/>
-  </w:num>
-  <w:num w:numId="79" w16cid:durableId="1553997399">
-    <w:abstractNumId w:val="96"/>
-  </w:num>
-  <w:num w:numId="80" w16cid:durableId="488979080">
-    <w:abstractNumId w:val="45"/>
-  </w:num>
-  <w:num w:numId="81" w16cid:durableId="1854418702">
-    <w:abstractNumId w:val="102"/>
-  </w:num>
-  <w:num w:numId="82" w16cid:durableId="1583029788">
-    <w:abstractNumId w:val="238"/>
-  </w:num>
-  <w:num w:numId="83" w16cid:durableId="1284458127">
-    <w:abstractNumId w:val="170"/>
-  </w:num>
-  <w:num w:numId="84" w16cid:durableId="69275459">
-    <w:abstractNumId w:val="57"/>
-  </w:num>
-  <w:num w:numId="85" w16cid:durableId="1551771069">
-    <w:abstractNumId w:val="69"/>
-  </w:num>
-  <w:num w:numId="86" w16cid:durableId="1878152963">
-    <w:abstractNumId w:val="219"/>
-  </w:num>
-  <w:num w:numId="87" w16cid:durableId="945382234">
-    <w:abstractNumId w:val="133"/>
-  </w:num>
-  <w:num w:numId="88" w16cid:durableId="1096750448">
-    <w:abstractNumId w:val="77"/>
-  </w:num>
-  <w:num w:numId="89" w16cid:durableId="834496056">
+  <w:num w:numId="90" w16cid:durableId="1403328400">
     <w:abstractNumId w:val="19"/>
   </w:num>
-  <w:num w:numId="90" w16cid:durableId="1403328400">
-    <w:abstractNumId w:val="17"/>
-  </w:num>
   <w:num w:numId="91" w16cid:durableId="466581927">
-    <w:abstractNumId w:val="41"/>
+    <w:abstractNumId w:val="46"/>
   </w:num>
   <w:num w:numId="92" w16cid:durableId="877936852">
     <w:abstractNumId w:val="2"/>
   </w:num>
   <w:num w:numId="93" w16cid:durableId="1264416038">
-    <w:abstractNumId w:val="101"/>
+    <w:abstractNumId w:val="113"/>
   </w:num>
   <w:num w:numId="94" w16cid:durableId="829447964">
-    <w:abstractNumId w:val="104"/>
+    <w:abstractNumId w:val="116"/>
   </w:num>
   <w:num w:numId="95" w16cid:durableId="136804396">
-    <w:abstractNumId w:val="224"/>
+    <w:abstractNumId w:val="241"/>
   </w:num>
   <w:num w:numId="96" w16cid:durableId="542642592">
-    <w:abstractNumId w:val="246"/>
+    <w:abstractNumId w:val="264"/>
   </w:num>
   <w:num w:numId="97" w16cid:durableId="1325008515">
-    <w:abstractNumId w:val="123"/>
+    <w:abstractNumId w:val="136"/>
   </w:num>
   <w:num w:numId="98" w16cid:durableId="1839881496">
-    <w:abstractNumId w:val="188"/>
+    <w:abstractNumId w:val="205"/>
   </w:num>
   <w:num w:numId="99" w16cid:durableId="1958635518">
     <w:abstractNumId w:val="1"/>
   </w:num>
   <w:num w:numId="100" w16cid:durableId="1217618019">
-    <w:abstractNumId w:val="240"/>
+    <w:abstractNumId w:val="258"/>
   </w:num>
   <w:num w:numId="101" w16cid:durableId="968245891">
-    <w:abstractNumId w:val="194"/>
+    <w:abstractNumId w:val="211"/>
   </w:num>
   <w:num w:numId="102" w16cid:durableId="1263143204">
-    <w:abstractNumId w:val="134"/>
+    <w:abstractNumId w:val="150"/>
   </w:num>
   <w:num w:numId="103" w16cid:durableId="1236282246">
-    <w:abstractNumId w:val="63"/>
+    <w:abstractNumId w:val="70"/>
   </w:num>
   <w:num w:numId="104" w16cid:durableId="629363071">
-    <w:abstractNumId w:val="136"/>
+    <w:abstractNumId w:val="152"/>
   </w:num>
   <w:num w:numId="105" w16cid:durableId="1006788">
-    <w:abstractNumId w:val="99"/>
+    <w:abstractNumId w:val="111"/>
   </w:num>
   <w:num w:numId="106" w16cid:durableId="244147820">
     <w:abstractNumId w:val="7"/>
   </w:num>
   <w:num w:numId="107" w16cid:durableId="251402796">
-    <w:abstractNumId w:val="18"/>
+    <w:abstractNumId w:val="20"/>
   </w:num>
   <w:num w:numId="108" w16cid:durableId="1960144471">
-    <w:abstractNumId w:val="81"/>
+    <w:abstractNumId w:val="91"/>
   </w:num>
   <w:num w:numId="109" w16cid:durableId="1559851927">
-    <w:abstractNumId w:val="260"/>
+    <w:abstractNumId w:val="280"/>
   </w:num>
   <w:num w:numId="110" w16cid:durableId="1554536127">
+    <w:abstractNumId w:val="38"/>
+  </w:num>
+  <w:num w:numId="111" w16cid:durableId="156195581">
     <w:abstractNumId w:val="35"/>
   </w:num>
-  <w:num w:numId="111" w16cid:durableId="156195581">
-    <w:abstractNumId w:val="32"/>
-  </w:num>
   <w:num w:numId="112" w16cid:durableId="2039817305">
-    <w:abstractNumId w:val="177"/>
+    <w:abstractNumId w:val="193"/>
   </w:num>
   <w:num w:numId="113" w16cid:durableId="1928073017">
-    <w:abstractNumId w:val="208"/>
+    <w:abstractNumId w:val="225"/>
   </w:num>
   <w:num w:numId="114" w16cid:durableId="790127560">
-    <w:abstractNumId w:val="38"/>
+    <w:abstractNumId w:val="42"/>
   </w:num>
   <w:num w:numId="115" w16cid:durableId="31346920">
-    <w:abstractNumId w:val="250"/>
+    <w:abstractNumId w:val="268"/>
   </w:num>
   <w:num w:numId="116" w16cid:durableId="11343034">
-    <w:abstractNumId w:val="8"/>
+    <w:abstractNumId w:val="9"/>
   </w:num>
   <w:num w:numId="117" w16cid:durableId="1735809624">
-    <w:abstractNumId w:val="180"/>
+    <w:abstractNumId w:val="197"/>
   </w:num>
   <w:num w:numId="118" w16cid:durableId="1324970676">
-    <w:abstractNumId w:val="75"/>
+    <w:abstractNumId w:val="85"/>
   </w:num>
   <w:num w:numId="119" w16cid:durableId="452797359">
-    <w:abstractNumId w:val="135"/>
+    <w:abstractNumId w:val="151"/>
   </w:num>
   <w:num w:numId="120" w16cid:durableId="522475483">
-    <w:abstractNumId w:val="82"/>
+    <w:abstractNumId w:val="92"/>
   </w:num>
   <w:num w:numId="121" w16cid:durableId="1142113167">
-    <w:abstractNumId w:val="84"/>
+    <w:abstractNumId w:val="94"/>
   </w:num>
   <w:num w:numId="122" w16cid:durableId="924653674">
-    <w:abstractNumId w:val="9"/>
+    <w:abstractNumId w:val="10"/>
   </w:num>
   <w:num w:numId="123" w16cid:durableId="1214853953">
-    <w:abstractNumId w:val="165"/>
+    <w:abstractNumId w:val="181"/>
   </w:num>
   <w:num w:numId="124" w16cid:durableId="1668899478">
-    <w:abstractNumId w:val="212"/>
+    <w:abstractNumId w:val="229"/>
   </w:num>
   <w:num w:numId="125" w16cid:durableId="1419517687">
-    <w:abstractNumId w:val="54"/>
+    <w:abstractNumId w:val="59"/>
   </w:num>
   <w:num w:numId="126" w16cid:durableId="861889">
-    <w:abstractNumId w:val="60"/>
+    <w:abstractNumId w:val="66"/>
   </w:num>
   <w:num w:numId="127" w16cid:durableId="961418348">
-    <w:abstractNumId w:val="199"/>
+    <w:abstractNumId w:val="216"/>
   </w:num>
   <w:num w:numId="128" w16cid:durableId="1577276532">
-    <w:abstractNumId w:val="129"/>
+    <w:abstractNumId w:val="145"/>
   </w:num>
   <w:num w:numId="129" w16cid:durableId="594942111">
-    <w:abstractNumId w:val="252"/>
+    <w:abstractNumId w:val="270"/>
   </w:num>
   <w:num w:numId="130" w16cid:durableId="967319473">
-    <w:abstractNumId w:val="198"/>
+    <w:abstractNumId w:val="215"/>
   </w:num>
   <w:num w:numId="131" w16cid:durableId="766968019">
-    <w:abstractNumId w:val="20"/>
+    <w:abstractNumId w:val="22"/>
   </w:num>
   <w:num w:numId="132" w16cid:durableId="902594334">
-    <w:abstractNumId w:val="179"/>
+    <w:abstractNumId w:val="196"/>
   </w:num>
   <w:num w:numId="133" w16cid:durableId="2078815584">
-    <w:abstractNumId w:val="258"/>
+    <w:abstractNumId w:val="278"/>
   </w:num>
   <w:num w:numId="134" w16cid:durableId="680812002">
     <w:abstractNumId w:val="6"/>
   </w:num>
   <w:num w:numId="135" w16cid:durableId="307979773">
-    <w:abstractNumId w:val="254"/>
+    <w:abstractNumId w:val="272"/>
   </w:num>
   <w:num w:numId="136" w16cid:durableId="1116409218">
-    <w:abstractNumId w:val="201"/>
+    <w:abstractNumId w:val="218"/>
   </w:num>
   <w:num w:numId="137" w16cid:durableId="956182137">
-    <w:abstractNumId w:val="193"/>
+    <w:abstractNumId w:val="210"/>
   </w:num>
   <w:num w:numId="138" w16cid:durableId="1780030706">
-    <w:abstractNumId w:val="255"/>
+    <w:abstractNumId w:val="273"/>
   </w:num>
   <w:num w:numId="139" w16cid:durableId="1303080418">
+    <w:abstractNumId w:val="72"/>
+  </w:num>
+  <w:num w:numId="140" w16cid:durableId="649796519">
     <w:abstractNumId w:val="64"/>
   </w:num>
-  <w:num w:numId="140" w16cid:durableId="649796519">
-    <w:abstractNumId w:val="58"/>
-  </w:num>
   <w:num w:numId="141" w16cid:durableId="1648590043">
-    <w:abstractNumId w:val="244"/>
+    <w:abstractNumId w:val="262"/>
   </w:num>
   <w:num w:numId="142" w16cid:durableId="2049448807">
-    <w:abstractNumId w:val="128"/>
+    <w:abstractNumId w:val="144"/>
   </w:num>
   <w:num w:numId="143" w16cid:durableId="1551070899">
-    <w:abstractNumId w:val="207"/>
+    <w:abstractNumId w:val="224"/>
   </w:num>
   <w:num w:numId="144" w16cid:durableId="1174958702">
-    <w:abstractNumId w:val="62"/>
+    <w:abstractNumId w:val="69"/>
   </w:num>
   <w:num w:numId="145" w16cid:durableId="1068305762">
-    <w:abstractNumId w:val="205"/>
+    <w:abstractNumId w:val="222"/>
   </w:num>
   <w:num w:numId="146" w16cid:durableId="2057120666">
-    <w:abstractNumId w:val="40"/>
+    <w:abstractNumId w:val="44"/>
   </w:num>
   <w:num w:numId="147" w16cid:durableId="794521826">
     <w:abstractNumId w:val="0"/>
   </w:num>
   <w:num w:numId="148" w16cid:durableId="442457608">
-    <w:abstractNumId w:val="233"/>
+    <w:abstractNumId w:val="250"/>
   </w:num>
   <w:num w:numId="149" w16cid:durableId="1730610585">
-    <w:abstractNumId w:val="72"/>
+    <w:abstractNumId w:val="81"/>
   </w:num>
   <w:num w:numId="150" w16cid:durableId="913583879">
-    <w:abstractNumId w:val="68"/>
+    <w:abstractNumId w:val="76"/>
   </w:num>
   <w:num w:numId="151" w16cid:durableId="1605726650">
-    <w:abstractNumId w:val="124"/>
+    <w:abstractNumId w:val="138"/>
   </w:num>
   <w:num w:numId="152" w16cid:durableId="1297222125">
-    <w:abstractNumId w:val="231"/>
+    <w:abstractNumId w:val="248"/>
   </w:num>
   <w:num w:numId="153" w16cid:durableId="1540512536">
     <w:abstractNumId w:val="4"/>
   </w:num>
   <w:num w:numId="154" w16cid:durableId="1676955912">
-    <w:abstractNumId w:val="223"/>
+    <w:abstractNumId w:val="240"/>
   </w:num>
   <w:num w:numId="155" w16cid:durableId="1421414561">
-    <w:abstractNumId w:val="245"/>
+    <w:abstractNumId w:val="263"/>
   </w:num>
   <w:num w:numId="156" w16cid:durableId="576331122">
+    <w:abstractNumId w:val="88"/>
+  </w:num>
+  <w:num w:numId="157" w16cid:durableId="590621449">
+    <w:abstractNumId w:val="159"/>
+  </w:num>
+  <w:num w:numId="158" w16cid:durableId="1172986573">
+    <w:abstractNumId w:val="120"/>
+  </w:num>
+  <w:num w:numId="159" w16cid:durableId="718672507">
+    <w:abstractNumId w:val="83"/>
+  </w:num>
+  <w:num w:numId="160" w16cid:durableId="1374303784">
+    <w:abstractNumId w:val="183"/>
+  </w:num>
+  <w:num w:numId="161" w16cid:durableId="1166941070">
+    <w:abstractNumId w:val="252"/>
+  </w:num>
+  <w:num w:numId="162" w16cid:durableId="823819064">
+    <w:abstractNumId w:val="237"/>
+  </w:num>
+  <w:num w:numId="163" w16cid:durableId="1330212085">
+    <w:abstractNumId w:val="232"/>
+  </w:num>
+  <w:num w:numId="164" w16cid:durableId="1787697208">
+    <w:abstractNumId w:val="235"/>
+  </w:num>
+  <w:num w:numId="165" w16cid:durableId="1681202902">
+    <w:abstractNumId w:val="89"/>
+  </w:num>
+  <w:num w:numId="166" w16cid:durableId="748846984">
+    <w:abstractNumId w:val="124"/>
+  </w:num>
+  <w:num w:numId="167" w16cid:durableId="314381326">
+    <w:abstractNumId w:val="16"/>
+  </w:num>
+  <w:num w:numId="168" w16cid:durableId="1857843422">
+    <w:abstractNumId w:val="238"/>
+  </w:num>
+  <w:num w:numId="169" w16cid:durableId="1740131395">
+    <w:abstractNumId w:val="147"/>
+  </w:num>
+  <w:num w:numId="170" w16cid:durableId="1232813269">
+    <w:abstractNumId w:val="257"/>
+  </w:num>
+  <w:num w:numId="171" w16cid:durableId="580455484">
+    <w:abstractNumId w:val="110"/>
+  </w:num>
+  <w:num w:numId="172" w16cid:durableId="300308181">
+    <w:abstractNumId w:val="174"/>
+  </w:num>
+  <w:num w:numId="173" w16cid:durableId="1518808559">
+    <w:abstractNumId w:val="251"/>
+  </w:num>
+  <w:num w:numId="174" w16cid:durableId="1705254891">
+    <w:abstractNumId w:val="155"/>
+  </w:num>
+  <w:num w:numId="175" w16cid:durableId="1201936472">
+    <w:abstractNumId w:val="135"/>
+  </w:num>
+  <w:num w:numId="176" w16cid:durableId="2023311226">
+    <w:abstractNumId w:val="164"/>
+  </w:num>
+  <w:num w:numId="177" w16cid:durableId="1265335244">
+    <w:abstractNumId w:val="168"/>
+  </w:num>
+  <w:num w:numId="178" w16cid:durableId="989405257">
+    <w:abstractNumId w:val="32"/>
+  </w:num>
+  <w:num w:numId="179" w16cid:durableId="1527938579">
+    <w:abstractNumId w:val="244"/>
+  </w:num>
+  <w:num w:numId="180" w16cid:durableId="1360357078">
+    <w:abstractNumId w:val="214"/>
+  </w:num>
+  <w:num w:numId="181" w16cid:durableId="1029572736">
+    <w:abstractNumId w:val="228"/>
+  </w:num>
+  <w:num w:numId="182" w16cid:durableId="1318805578">
+    <w:abstractNumId w:val="227"/>
+  </w:num>
+  <w:num w:numId="183" w16cid:durableId="410277166">
+    <w:abstractNumId w:val="105"/>
+  </w:num>
+  <w:num w:numId="184" w16cid:durableId="944533861">
+    <w:abstractNumId w:val="177"/>
+  </w:num>
+  <w:num w:numId="185" w16cid:durableId="968126139">
+    <w:abstractNumId w:val="93"/>
+  </w:num>
+  <w:num w:numId="186" w16cid:durableId="176703101">
+    <w:abstractNumId w:val="173"/>
+  </w:num>
+  <w:num w:numId="187" w16cid:durableId="1241141061">
+    <w:abstractNumId w:val="75"/>
+  </w:num>
+  <w:num w:numId="188" w16cid:durableId="1387147487">
+    <w:abstractNumId w:val="219"/>
+  </w:num>
+  <w:num w:numId="189" w16cid:durableId="1141460728">
+    <w:abstractNumId w:val="213"/>
+  </w:num>
+  <w:num w:numId="190" w16cid:durableId="63918357">
+    <w:abstractNumId w:val="265"/>
+  </w:num>
+  <w:num w:numId="191" w16cid:durableId="1905138764">
+    <w:abstractNumId w:val="260"/>
+  </w:num>
+  <w:num w:numId="192" w16cid:durableId="1974627602">
+    <w:abstractNumId w:val="208"/>
+  </w:num>
+  <w:num w:numId="193" w16cid:durableId="1889367866">
+    <w:abstractNumId w:val="125"/>
+  </w:num>
+  <w:num w:numId="194" w16cid:durableId="1489516542">
+    <w:abstractNumId w:val="79"/>
+  </w:num>
+  <w:num w:numId="195" w16cid:durableId="1996254472">
+    <w:abstractNumId w:val="48"/>
+  </w:num>
+  <w:num w:numId="196" w16cid:durableId="1594052817">
+    <w:abstractNumId w:val="176"/>
+  </w:num>
+  <w:num w:numId="197" w16cid:durableId="2028872942">
+    <w:abstractNumId w:val="33"/>
+  </w:num>
+  <w:num w:numId="198" w16cid:durableId="1544830629">
+    <w:abstractNumId w:val="96"/>
+  </w:num>
+  <w:num w:numId="199" w16cid:durableId="281691991">
+    <w:abstractNumId w:val="191"/>
+  </w:num>
+  <w:num w:numId="200" w16cid:durableId="1530677795">
+    <w:abstractNumId w:val="43"/>
+  </w:num>
+  <w:num w:numId="201" w16cid:durableId="2022583363">
+    <w:abstractNumId w:val="231"/>
+  </w:num>
+  <w:num w:numId="202" w16cid:durableId="71512747">
+    <w:abstractNumId w:val="179"/>
+  </w:num>
+  <w:num w:numId="203" w16cid:durableId="1335767628">
+    <w:abstractNumId w:val="185"/>
+  </w:num>
+  <w:num w:numId="204" w16cid:durableId="935097830">
+    <w:abstractNumId w:val="281"/>
+  </w:num>
+  <w:num w:numId="205" w16cid:durableId="1462191660">
+    <w:abstractNumId w:val="84"/>
+  </w:num>
+  <w:num w:numId="206" w16cid:durableId="1391805753">
+    <w:abstractNumId w:val="192"/>
+  </w:num>
+  <w:num w:numId="207" w16cid:durableId="2127652064">
+    <w:abstractNumId w:val="134"/>
+  </w:num>
+  <w:num w:numId="208" w16cid:durableId="1880390045">
+    <w:abstractNumId w:val="11"/>
+  </w:num>
+  <w:num w:numId="209" w16cid:durableId="993068570">
+    <w:abstractNumId w:val="202"/>
+  </w:num>
+  <w:num w:numId="210" w16cid:durableId="188220809">
+    <w:abstractNumId w:val="123"/>
+  </w:num>
+  <w:num w:numId="211" w16cid:durableId="1587422678">
+    <w:abstractNumId w:val="163"/>
+  </w:num>
+  <w:num w:numId="212" w16cid:durableId="1252396149">
+    <w:abstractNumId w:val="62"/>
+  </w:num>
+  <w:num w:numId="213" w16cid:durableId="879823277">
+    <w:abstractNumId w:val="276"/>
+  </w:num>
+  <w:num w:numId="214" w16cid:durableId="334037236">
+    <w:abstractNumId w:val="188"/>
+  </w:num>
+  <w:num w:numId="215" w16cid:durableId="142309615">
+    <w:abstractNumId w:val="212"/>
+  </w:num>
+  <w:num w:numId="216" w16cid:durableId="789472813">
     <w:abstractNumId w:val="78"/>
   </w:num>
-  <w:num w:numId="157" w16cid:durableId="590621449">
+  <w:num w:numId="217" w16cid:durableId="2120949409">
+    <w:abstractNumId w:val="165"/>
+  </w:num>
+  <w:num w:numId="218" w16cid:durableId="869340484">
+    <w:abstractNumId w:val="119"/>
+  </w:num>
+  <w:num w:numId="219" w16cid:durableId="1384524535">
+    <w:abstractNumId w:val="206"/>
+  </w:num>
+  <w:num w:numId="220" w16cid:durableId="460659885">
+    <w:abstractNumId w:val="171"/>
+  </w:num>
+  <w:num w:numId="221" w16cid:durableId="1573541751">
+    <w:abstractNumId w:val="282"/>
+  </w:num>
+  <w:num w:numId="222" w16cid:durableId="292370041">
+    <w:abstractNumId w:val="23"/>
+  </w:num>
+  <w:num w:numId="223" w16cid:durableId="409081361">
+    <w:abstractNumId w:val="153"/>
+  </w:num>
+  <w:num w:numId="224" w16cid:durableId="691566024">
+    <w:abstractNumId w:val="121"/>
+  </w:num>
+  <w:num w:numId="225" w16cid:durableId="624430550">
+    <w:abstractNumId w:val="187"/>
+  </w:num>
+  <w:num w:numId="226" w16cid:durableId="386876016">
+    <w:abstractNumId w:val="53"/>
+  </w:num>
+  <w:num w:numId="227" w16cid:durableId="893080282">
+    <w:abstractNumId w:val="55"/>
+  </w:num>
+  <w:num w:numId="228" w16cid:durableId="1700545568">
+    <w:abstractNumId w:val="140"/>
+  </w:num>
+  <w:num w:numId="229" w16cid:durableId="1079908654">
+    <w:abstractNumId w:val="102"/>
+  </w:num>
+  <w:num w:numId="230" w16cid:durableId="657684668">
+    <w:abstractNumId w:val="129"/>
+  </w:num>
+  <w:num w:numId="231" w16cid:durableId="1038815465">
+    <w:abstractNumId w:val="271"/>
+  </w:num>
+  <w:num w:numId="232" w16cid:durableId="2076119658">
+    <w:abstractNumId w:val="239"/>
+  </w:num>
+  <w:num w:numId="233" w16cid:durableId="99422347">
+    <w:abstractNumId w:val="36"/>
+  </w:num>
+  <w:num w:numId="234" w16cid:durableId="1415929506">
+    <w:abstractNumId w:val="194"/>
+  </w:num>
+  <w:num w:numId="235" w16cid:durableId="1252933180">
     <w:abstractNumId w:val="143"/>
   </w:num>
-  <w:num w:numId="158" w16cid:durableId="1172986573">
-    <w:abstractNumId w:val="108"/>
+  <w:num w:numId="236" w16cid:durableId="552079243">
+    <w:abstractNumId w:val="90"/>
   </w:num>
-  <w:num w:numId="159" w16cid:durableId="718672507">
-    <w:abstractNumId w:val="73"/>
+  <w:num w:numId="237" w16cid:durableId="715740213">
+    <w:abstractNumId w:val="234"/>
   </w:num>
-  <w:num w:numId="160" w16cid:durableId="1374303784">
+  <w:num w:numId="238" w16cid:durableId="1509637466">
     <w:abstractNumId w:val="167"/>
   </w:num>
-  <w:num w:numId="161" w16cid:durableId="1166941070">
-    <w:abstractNumId w:val="235"/>
+  <w:num w:numId="239" w16cid:durableId="1351570981">
+    <w:abstractNumId w:val="54"/>
   </w:num>
-  <w:num w:numId="162" w16cid:durableId="823819064">
-    <w:abstractNumId w:val="220"/>
+  <w:num w:numId="240" w16cid:durableId="748966541">
+    <w:abstractNumId w:val="253"/>
   </w:num>
-  <w:num w:numId="163" w16cid:durableId="1330212085">
-    <w:abstractNumId w:val="215"/>
+  <w:num w:numId="241" w16cid:durableId="684668340">
+    <w:abstractNumId w:val="103"/>
   </w:num>
-  <w:num w:numId="164" w16cid:durableId="1787697208">
-    <w:abstractNumId w:val="218"/>
+  <w:num w:numId="242" w16cid:durableId="990135103">
+    <w:abstractNumId w:val="17"/>
   </w:num>
-  <w:num w:numId="165" w16cid:durableId="1681202902">
-    <w:abstractNumId w:val="79"/>
+  <w:num w:numId="243" w16cid:durableId="1890998178">
+    <w:abstractNumId w:val="106"/>
   </w:num>
-  <w:num w:numId="166" w16cid:durableId="748846984">
-    <w:abstractNumId w:val="111"/>
+  <w:num w:numId="244" w16cid:durableId="218126714">
+    <w:abstractNumId w:val="115"/>
   </w:num>
-  <w:num w:numId="167" w16cid:durableId="314381326">
+  <w:num w:numId="245" w16cid:durableId="1392922424">
+    <w:abstractNumId w:val="175"/>
+  </w:num>
+  <w:num w:numId="246" w16cid:durableId="1344280694">
+    <w:abstractNumId w:val="160"/>
+  </w:num>
+  <w:num w:numId="247" w16cid:durableId="198980002">
+    <w:abstractNumId w:val="130"/>
+  </w:num>
+  <w:num w:numId="248" w16cid:durableId="2107379172">
+    <w:abstractNumId w:val="189"/>
+  </w:num>
+  <w:num w:numId="249" w16cid:durableId="1666200335">
+    <w:abstractNumId w:val="51"/>
+  </w:num>
+  <w:num w:numId="250" w16cid:durableId="1532765180">
+    <w:abstractNumId w:val="132"/>
+  </w:num>
+  <w:num w:numId="251" w16cid:durableId="1119182362">
+    <w:abstractNumId w:val="221"/>
+  </w:num>
+  <w:num w:numId="252" w16cid:durableId="154537616">
+    <w:abstractNumId w:val="209"/>
+  </w:num>
+  <w:num w:numId="253" w16cid:durableId="618075172">
+    <w:abstractNumId w:val="201"/>
+  </w:num>
+  <w:num w:numId="254" w16cid:durableId="1315447185">
+    <w:abstractNumId w:val="170"/>
+  </w:num>
+  <w:num w:numId="255" w16cid:durableId="1263688463">
+    <w:abstractNumId w:val="117"/>
+  </w:num>
+  <w:num w:numId="256" w16cid:durableId="710038651">
+    <w:abstractNumId w:val="242"/>
+  </w:num>
+  <w:num w:numId="257" w16cid:durableId="1432119761">
+    <w:abstractNumId w:val="25"/>
+  </w:num>
+  <w:num w:numId="258" w16cid:durableId="1092358700">
+    <w:abstractNumId w:val="200"/>
+  </w:num>
+  <w:num w:numId="259" w16cid:durableId="848636996">
+    <w:abstractNumId w:val="190"/>
+  </w:num>
+  <w:num w:numId="260" w16cid:durableId="17853532">
     <w:abstractNumId w:val="14"/>
   </w:num>
-  <w:num w:numId="168" w16cid:durableId="1857843422">
-    <w:abstractNumId w:val="221"/>
+  <w:num w:numId="261" w16cid:durableId="1265963443">
+    <w:abstractNumId w:val="47"/>
   </w:num>
-  <w:num w:numId="169" w16cid:durableId="1740131395">
-    <w:abstractNumId w:val="131"/>
+  <w:num w:numId="262" w16cid:durableId="286662787">
+    <w:abstractNumId w:val="39"/>
   </w:num>
-  <w:num w:numId="170" w16cid:durableId="1232813269">
-    <w:abstractNumId w:val="239"/>
+  <w:num w:numId="263" w16cid:durableId="688603188">
+    <w:abstractNumId w:val="126"/>
   </w:num>
-  <w:num w:numId="171" w16cid:durableId="580455484">
-    <w:abstractNumId w:val="98"/>
+  <w:num w:numId="264" w16cid:durableId="531723471">
+    <w:abstractNumId w:val="199"/>
   </w:num>
-  <w:num w:numId="172" w16cid:durableId="300308181">
-    <w:abstractNumId w:val="158"/>
+  <w:num w:numId="265" w16cid:durableId="556746340">
+    <w:abstractNumId w:val="15"/>
   </w:num>
-  <w:num w:numId="173" w16cid:durableId="1518808559">
-    <w:abstractNumId w:val="234"/>
+  <w:num w:numId="266" w16cid:durableId="2019502036">
+    <w:abstractNumId w:val="71"/>
   </w:num>
-  <w:num w:numId="174" w16cid:durableId="1705254891">
+  <w:num w:numId="267" w16cid:durableId="1905488462">
+    <w:abstractNumId w:val="195"/>
+  </w:num>
+  <w:num w:numId="268" w16cid:durableId="363291851">
+    <w:abstractNumId w:val="122"/>
+  </w:num>
+  <w:num w:numId="269" w16cid:durableId="1019355552">
+    <w:abstractNumId w:val="104"/>
+  </w:num>
+  <w:num w:numId="270" w16cid:durableId="1187138609">
+    <w:abstractNumId w:val="82"/>
+  </w:num>
+  <w:num w:numId="271" w16cid:durableId="318731363">
+    <w:abstractNumId w:val="60"/>
+  </w:num>
+  <w:num w:numId="272" w16cid:durableId="1011176703">
+    <w:abstractNumId w:val="45"/>
+  </w:num>
+  <w:num w:numId="273" w16cid:durableId="1130054374">
+    <w:abstractNumId w:val="277"/>
+  </w:num>
+  <w:num w:numId="274" w16cid:durableId="2071533050">
     <w:abstractNumId w:val="139"/>
   </w:num>
-  <w:num w:numId="175" w16cid:durableId="1201936472">
-    <w:abstractNumId w:val="122"/>
+  <w:num w:numId="275" w16cid:durableId="1343702710">
+    <w:abstractNumId w:val="40"/>
   </w:num>
-  <w:num w:numId="176" w16cid:durableId="2023311226">
-    <w:abstractNumId w:val="148"/>
+  <w:num w:numId="276" w16cid:durableId="1724137683">
+    <w:abstractNumId w:val="137"/>
   </w:num>
-  <w:num w:numId="177" w16cid:durableId="1265335244">
-    <w:abstractNumId w:val="152"/>
+  <w:num w:numId="277" w16cid:durableId="1354578129">
+    <w:abstractNumId w:val="8"/>
   </w:num>
-  <w:num w:numId="178" w16cid:durableId="989405257">
-    <w:abstractNumId w:val="30"/>
+  <w:num w:numId="278" w16cid:durableId="1549759663">
+    <w:abstractNumId w:val="274"/>
   </w:num>
-  <w:num w:numId="179" w16cid:durableId="1527938579">
-    <w:abstractNumId w:val="227"/>
-  </w:num>
-  <w:num w:numId="180" w16cid:durableId="1360357078">
-    <w:abstractNumId w:val="197"/>
-  </w:num>
-  <w:num w:numId="181" w16cid:durableId="1029572736">
-    <w:abstractNumId w:val="211"/>
-  </w:num>
-  <w:num w:numId="182" w16cid:durableId="1318805578">
-    <w:abstractNumId w:val="210"/>
-  </w:num>
-  <w:num w:numId="183" w16cid:durableId="410277166">
-    <w:abstractNumId w:val="93"/>
-  </w:num>
-  <w:num w:numId="184" w16cid:durableId="944533861">
-    <w:abstractNumId w:val="161"/>
-  </w:num>
-  <w:num w:numId="185" w16cid:durableId="968126139">
-    <w:abstractNumId w:val="83"/>
-  </w:num>
-  <w:num w:numId="186" w16cid:durableId="176703101">
-    <w:abstractNumId w:val="157"/>
-  </w:num>
-  <w:num w:numId="187" w16cid:durableId="1241141061">
+  <w:num w:numId="279" w16cid:durableId="1551182873">
     <w:abstractNumId w:val="67"/>
   </w:num>
-  <w:num w:numId="188" w16cid:durableId="1387147487">
-    <w:abstractNumId w:val="202"/>
+  <w:num w:numId="280" w16cid:durableId="2107338876">
+    <w:abstractNumId w:val="254"/>
   </w:num>
-  <w:num w:numId="189" w16cid:durableId="1141460728">
-    <w:abstractNumId w:val="196"/>
+  <w:num w:numId="281" w16cid:durableId="1004632159">
+    <w:abstractNumId w:val="34"/>
   </w:num>
-  <w:num w:numId="190" w16cid:durableId="63918357">
-    <w:abstractNumId w:val="247"/>
+  <w:num w:numId="282" w16cid:durableId="1409766972">
+    <w:abstractNumId w:val="100"/>
   </w:num>
-  <w:num w:numId="191" w16cid:durableId="1905138764">
-    <w:abstractNumId w:val="242"/>
-  </w:num>
-  <w:num w:numId="192" w16cid:durableId="1974627602">
-    <w:abstractNumId w:val="191"/>
-  </w:num>
-  <w:num w:numId="193" w16cid:durableId="1889367866">
-    <w:abstractNumId w:val="112"/>
-  </w:num>
-  <w:num w:numId="194" w16cid:durableId="1489516542">
-    <w:abstractNumId w:val="71"/>
-  </w:num>
-  <w:num w:numId="195" w16cid:durableId="1996254472">
-    <w:abstractNumId w:val="43"/>
-  </w:num>
-  <w:num w:numId="196" w16cid:durableId="1594052817">
-    <w:abstractNumId w:val="160"/>
-  </w:num>
-  <w:num w:numId="197" w16cid:durableId="2028872942">
-    <w:abstractNumId w:val="31"/>
-  </w:num>
-  <w:num w:numId="198" w16cid:durableId="1544830629">
-    <w:abstractNumId w:val="86"/>
-  </w:num>
-  <w:num w:numId="199" w16cid:durableId="281691991">
-    <w:abstractNumId w:val="175"/>
-  </w:num>
-  <w:num w:numId="200" w16cid:durableId="1530677795">
-    <w:abstractNumId w:val="39"/>
-  </w:num>
-  <w:num w:numId="201" w16cid:durableId="2022583363">
-    <w:abstractNumId w:val="214"/>
-  </w:num>
-  <w:num w:numId="202" w16cid:durableId="71512747">
-    <w:abstractNumId w:val="163"/>
-  </w:num>
-  <w:num w:numId="203" w16cid:durableId="1335767628">
-    <w:abstractNumId w:val="169"/>
-  </w:num>
-  <w:num w:numId="204" w16cid:durableId="935097830">
-    <w:abstractNumId w:val="261"/>
-  </w:num>
-  <w:num w:numId="205" w16cid:durableId="1462191660">
-    <w:abstractNumId w:val="74"/>
-  </w:num>
-  <w:num w:numId="206" w16cid:durableId="1391805753">
-    <w:abstractNumId w:val="176"/>
-  </w:num>
-  <w:num w:numId="207" w16cid:durableId="2127652064">
-    <w:abstractNumId w:val="121"/>
-  </w:num>
-  <w:num w:numId="208" w16cid:durableId="1880390045">
-    <w:abstractNumId w:val="10"/>
-  </w:num>
-  <w:num w:numId="209" w16cid:durableId="993068570">
-    <w:abstractNumId w:val="185"/>
-  </w:num>
-  <w:num w:numId="210" w16cid:durableId="188220809">
-    <w:abstractNumId w:val="110"/>
-  </w:num>
-  <w:num w:numId="211" w16cid:durableId="1587422678">
-    <w:abstractNumId w:val="147"/>
-  </w:num>
-  <w:num w:numId="212" w16cid:durableId="1252396149">
-    <w:abstractNumId w:val="56"/>
-  </w:num>
-  <w:num w:numId="213" w16cid:durableId="879823277">
-    <w:abstractNumId w:val="257"/>
-  </w:num>
-  <w:num w:numId="214" w16cid:durableId="334037236">
-    <w:abstractNumId w:val="172"/>
-  </w:num>
-  <w:num w:numId="215" w16cid:durableId="142309615">
-    <w:abstractNumId w:val="195"/>
-  </w:num>
-  <w:num w:numId="216" w16cid:durableId="789472813">
-    <w:abstractNumId w:val="70"/>
-  </w:num>
-  <w:num w:numId="217" w16cid:durableId="2120949409">
-    <w:abstractNumId w:val="149"/>
-  </w:num>
-  <w:num w:numId="218" w16cid:durableId="869340484">
-    <w:abstractNumId w:val="107"/>
-  </w:num>
-  <w:num w:numId="219" w16cid:durableId="1384524535">
-    <w:abstractNumId w:val="189"/>
-  </w:num>
-  <w:num w:numId="220" w16cid:durableId="460659885">
-    <w:abstractNumId w:val="155"/>
-  </w:num>
-  <w:num w:numId="221" w16cid:durableId="1573541751">
-    <w:abstractNumId w:val="262"/>
-  </w:num>
-  <w:num w:numId="222" w16cid:durableId="292370041">
-    <w:abstractNumId w:val="21"/>
-  </w:num>
-  <w:num w:numId="223" w16cid:durableId="409081361">
-    <w:abstractNumId w:val="137"/>
-  </w:num>
-  <w:num w:numId="224" w16cid:durableId="691566024">
-    <w:abstractNumId w:val="109"/>
-  </w:num>
-  <w:num w:numId="225" w16cid:durableId="624430550">
-    <w:abstractNumId w:val="171"/>
-  </w:num>
-  <w:num w:numId="226" w16cid:durableId="386876016">
-    <w:abstractNumId w:val="48"/>
-  </w:num>
-  <w:num w:numId="227" w16cid:durableId="893080282">
-    <w:abstractNumId w:val="50"/>
-  </w:num>
-  <w:num w:numId="228" w16cid:durableId="1700545568">
-    <w:abstractNumId w:val="125"/>
-  </w:num>
-  <w:num w:numId="229" w16cid:durableId="1079908654">
-    <w:abstractNumId w:val="91"/>
-  </w:num>
-  <w:num w:numId="230" w16cid:durableId="657684668">
-    <w:abstractNumId w:val="116"/>
-  </w:num>
-  <w:num w:numId="231" w16cid:durableId="1038815465">
-    <w:abstractNumId w:val="253"/>
-  </w:num>
-  <w:num w:numId="232" w16cid:durableId="2076119658">
-    <w:abstractNumId w:val="222"/>
-  </w:num>
-  <w:num w:numId="233" w16cid:durableId="99422347">
-    <w:abstractNumId w:val="33"/>
-  </w:num>
-  <w:num w:numId="234" w16cid:durableId="1415929506">
-    <w:abstractNumId w:val="178"/>
-  </w:num>
-  <w:num w:numId="235" w16cid:durableId="1252933180">
-    <w:abstractNumId w:val="127"/>
-  </w:num>
-  <w:num w:numId="236" w16cid:durableId="552079243">
+  <w:num w:numId="283" w16cid:durableId="1754937387">
     <w:abstractNumId w:val="80"/>
   </w:num>
-  <w:num w:numId="237" w16cid:durableId="715740213">
-    <w:abstractNumId w:val="217"/>
+  <w:num w:numId="284" w16cid:durableId="1322155539">
+    <w:abstractNumId w:val="142"/>
   </w:num>
-  <w:num w:numId="238" w16cid:durableId="1509637466">
-    <w:abstractNumId w:val="151"/>
-  </w:num>
-  <w:num w:numId="239" w16cid:durableId="1351570981">
-    <w:abstractNumId w:val="49"/>
-  </w:num>
-  <w:num w:numId="240" w16cid:durableId="748966541">
-    <w:abstractNumId w:val="236"/>
-  </w:num>
-  <w:num w:numId="241" w16cid:durableId="684668340">
-    <w:abstractNumId w:val="92"/>
-  </w:num>
-  <w:num w:numId="242" w16cid:durableId="990135103">
-    <w:abstractNumId w:val="15"/>
-  </w:num>
-  <w:num w:numId="243" w16cid:durableId="1890998178">
-    <w:abstractNumId w:val="94"/>
-  </w:num>
-  <w:num w:numId="244" w16cid:durableId="218126714">
-    <w:abstractNumId w:val="103"/>
-  </w:num>
-  <w:num w:numId="245" w16cid:durableId="1392922424">
-    <w:abstractNumId w:val="159"/>
-  </w:num>
-  <w:num w:numId="246" w16cid:durableId="1344280694">
-    <w:abstractNumId w:val="144"/>
-  </w:num>
-  <w:num w:numId="247" w16cid:durableId="198980002">
-    <w:abstractNumId w:val="117"/>
-  </w:num>
-  <w:num w:numId="248" w16cid:durableId="2107379172">
-    <w:abstractNumId w:val="173"/>
-  </w:num>
-  <w:num w:numId="249" w16cid:durableId="1666200335">
-    <w:abstractNumId w:val="46"/>
-  </w:num>
-  <w:num w:numId="250" w16cid:durableId="1532765180">
-    <w:abstractNumId w:val="119"/>
-  </w:num>
-  <w:num w:numId="251" w16cid:durableId="1119182362">
-    <w:abstractNumId w:val="204"/>
-  </w:num>
-  <w:num w:numId="252" w16cid:durableId="154537616">
-    <w:abstractNumId w:val="192"/>
-  </w:num>
-  <w:num w:numId="253" w16cid:durableId="618075172">
-    <w:abstractNumId w:val="184"/>
-  </w:num>
-  <w:num w:numId="254" w16cid:durableId="1315447185">
-    <w:abstractNumId w:val="154"/>
-  </w:num>
-  <w:num w:numId="255" w16cid:durableId="1263688463">
-    <w:abstractNumId w:val="105"/>
-  </w:num>
-  <w:num w:numId="256" w16cid:durableId="710038651">
-    <w:abstractNumId w:val="225"/>
-  </w:num>
-  <w:num w:numId="257" w16cid:durableId="1432119761">
-    <w:abstractNumId w:val="23"/>
-  </w:num>
-  <w:num w:numId="258" w16cid:durableId="1092358700">
-    <w:abstractNumId w:val="183"/>
-  </w:num>
-  <w:num w:numId="259" w16cid:durableId="848636996">
-    <w:abstractNumId w:val="174"/>
-  </w:num>
-  <w:num w:numId="260" w16cid:durableId="17853532">
-    <w:abstractNumId w:val="13"/>
-  </w:num>
-  <w:num w:numId="261" w16cid:durableId="1265963443">
-    <w:abstractNumId w:val="42"/>
-  </w:num>
-  <w:num w:numId="262" w16cid:durableId="286662787">
-    <w:abstractNumId w:val="36"/>
-  </w:num>
-  <w:num w:numId="263" w16cid:durableId="688603188">
-    <w:abstractNumId w:val="113"/>
-  </w:num>
-  <w:num w:numId="264" w16cid:durableId="531723471">
-    <w:abstractNumId w:val="182"/>
+  <w:num w:numId="285" w16cid:durableId="1725644530">
+    <w:abstractNumId w:val="284"/>
   </w:num>
 </w:numbering>
 </file>
@@ -40280,6 +43468,7 @@
   <w:style w:type="character" w:default="1" w:styleId="DefaultParagraphFont">
     <w:name w:val="Default Paragraph Font"/>
     <w:uiPriority w:val="1"/>
+    <w:semiHidden/>
     <w:unhideWhenUsed/>
   </w:style>
   <w:style w:type="table" w:default="1" w:styleId="TableNormal">
